--- a/Beckhoff PLC Commissioning document.docx
+++ b/Beckhoff PLC Commissioning document.docx
@@ -46,8 +46,16 @@
         <w:rPr>
           <w:b/>
         </w:rPr>
-        <w:t>Google search site:infosys.beckhoff.com</w:t>
-      </w:r>
+        <w:t xml:space="preserve">Google search </w:t>
+      </w:r>
+      <w:proofErr w:type="gramStart"/>
+      <w:r>
+        <w:rPr>
+          <w:b/>
+        </w:rPr>
+        <w:t>site:infosys.beckhoff.com</w:t>
+      </w:r>
+      <w:proofErr w:type="gramEnd"/>
     </w:p>
     <w:p>
       <w:pPr>
@@ -78,77 +86,76 @@
         <w:widowControl w:val="0"/>
         <w:spacing w:line="240" w:lineRule="auto"/>
       </w:pPr>
-      <w:r>
-        <w:t>CoE CANOpen over Ethernet</w:t>
-      </w:r>
-    </w:p>
-    <w:p>
-      <w:pPr>
-        <w:keepNext/>
-        <w:keepLines/>
-        <w:widowControl w:val="0"/>
-        <w:spacing w:line="240" w:lineRule="auto"/>
-      </w:pPr>
-    </w:p>
-    <w:p>
-      <w:pPr>
-        <w:keepNext/>
-        <w:keepLines/>
-        <w:widowControl w:val="0"/>
-        <w:spacing w:line="240" w:lineRule="auto"/>
-      </w:pPr>
-      <w:r>
-        <w:t>TwinCat 3 version used: 4026.18</w:t>
-      </w:r>
-    </w:p>
-    <w:p>
-      <w:pPr>
-        <w:keepNext/>
-        <w:keepLines/>
-        <w:widowControl w:val="0"/>
-        <w:spacing w:line="240" w:lineRule="auto"/>
-        <w:rPr>
-          <w:b/>
-        </w:rPr>
-      </w:pPr>
-      <w:r>
-        <w:rPr>
-          <w:b/>
-        </w:rPr>
-        <w:t>Relevant TwinCat packages:</w:t>
-      </w:r>
-    </w:p>
-    <w:p>
-      <w:pPr>
-        <w:keepNext/>
-        <w:keepLines/>
-        <w:widowControl w:val="0"/>
-        <w:spacing w:line="240" w:lineRule="auto"/>
-      </w:pPr>
+      <w:proofErr w:type="spellStart"/>
+      <w:r>
+        <w:t>CoE</w:t>
+      </w:r>
+      <w:proofErr w:type="spellEnd"/>
       <w:r>
         <w:t xml:space="preserve"> </w:t>
       </w:r>
-    </w:p>
-    <w:p>
-      <w:pPr>
-        <w:keepNext/>
-        <w:keepLines/>
-        <w:widowControl w:val="0"/>
-        <w:spacing w:line="240" w:lineRule="auto"/>
-      </w:pPr>
-      <w:r>
-        <w:t>TC1000 adc communication spec</w:t>
-      </w:r>
-    </w:p>
-    <w:p>
-      <w:pPr>
-        <w:keepNext/>
-        <w:keepLines/>
-        <w:widowControl w:val="0"/>
-        <w:spacing w:line="240" w:lineRule="auto"/>
-      </w:pPr>
-      <w:r>
-        <w:t>TE5950 drive manager</w:t>
+      <w:proofErr w:type="spellStart"/>
+      <w:r>
+        <w:t>CANOpen</w:t>
+      </w:r>
+      <w:proofErr w:type="spellEnd"/>
+      <w:r>
+        <w:t xml:space="preserve"> over Ethernet</w:t>
+      </w:r>
+    </w:p>
+    <w:p>
+      <w:pPr>
+        <w:keepNext/>
+        <w:keepLines/>
+        <w:widowControl w:val="0"/>
+        <w:spacing w:line="240" w:lineRule="auto"/>
+      </w:pPr>
+    </w:p>
+    <w:p>
+      <w:pPr>
+        <w:keepNext/>
+        <w:keepLines/>
+        <w:widowControl w:val="0"/>
+        <w:spacing w:line="240" w:lineRule="auto"/>
+      </w:pPr>
+      <w:proofErr w:type="spellStart"/>
+      <w:r>
+        <w:t>TwinCat</w:t>
+      </w:r>
+      <w:proofErr w:type="spellEnd"/>
+      <w:r>
+        <w:t xml:space="preserve"> 3 version used: 4026.18</w:t>
+      </w:r>
+    </w:p>
+    <w:p>
+      <w:pPr>
+        <w:keepNext/>
+        <w:keepLines/>
+        <w:widowControl w:val="0"/>
+        <w:spacing w:line="240" w:lineRule="auto"/>
+        <w:rPr>
+          <w:b/>
+        </w:rPr>
+      </w:pPr>
+      <w:r>
+        <w:rPr>
+          <w:b/>
+        </w:rPr>
+        <w:t xml:space="preserve">Relevant </w:t>
+      </w:r>
+      <w:proofErr w:type="spellStart"/>
+      <w:r>
+        <w:rPr>
+          <w:b/>
+        </w:rPr>
+        <w:t>TwinCat</w:t>
+      </w:r>
+      <w:proofErr w:type="spellEnd"/>
+      <w:r>
+        <w:rPr>
+          <w:b/>
+        </w:rPr>
+        <w:t xml:space="preserve"> packages:</w:t>
       </w:r>
     </w:p>
     <w:p>
@@ -170,6 +177,52 @@
         <w:spacing w:line="240" w:lineRule="auto"/>
       </w:pPr>
       <w:r>
+        <w:t xml:space="preserve">TC1000 </w:t>
+      </w:r>
+      <w:proofErr w:type="spellStart"/>
+      <w:r>
+        <w:t>adc</w:t>
+      </w:r>
+      <w:proofErr w:type="spellEnd"/>
+      <w:r>
+        <w:t xml:space="preserve"> communication spec</w:t>
+      </w:r>
+    </w:p>
+    <w:p>
+      <w:pPr>
+        <w:keepNext/>
+        <w:keepLines/>
+        <w:widowControl w:val="0"/>
+        <w:spacing w:line="240" w:lineRule="auto"/>
+      </w:pPr>
+      <w:r>
+        <w:t xml:space="preserve">TE5950 </w:t>
+      </w:r>
+      <w:proofErr w:type="gramStart"/>
+      <w:r>
+        <w:t>drive manager</w:t>
+      </w:r>
+      <w:proofErr w:type="gramEnd"/>
+    </w:p>
+    <w:p>
+      <w:pPr>
+        <w:keepNext/>
+        <w:keepLines/>
+        <w:widowControl w:val="0"/>
+        <w:spacing w:line="240" w:lineRule="auto"/>
+      </w:pPr>
+      <w:r>
+        <w:t xml:space="preserve"> </w:t>
+      </w:r>
+    </w:p>
+    <w:p>
+      <w:pPr>
+        <w:keepNext/>
+        <w:keepLines/>
+        <w:widowControl w:val="0"/>
+        <w:spacing w:line="240" w:lineRule="auto"/>
+      </w:pPr>
+      <w:r>
         <w:t>TF1800 HMI client for integrated VISU/ test controls</w:t>
       </w:r>
     </w:p>
@@ -250,7 +303,15 @@
         <w:spacing w:line="240" w:lineRule="auto"/>
       </w:pPr>
       <w:r>
-        <w:t>EL30xx -&gt; analog input 12 bit resolution</w:t>
+        <w:t xml:space="preserve">EL30xx -&gt; analog input </w:t>
+      </w:r>
+      <w:proofErr w:type="gramStart"/>
+      <w:r>
+        <w:t>12 bit</w:t>
+      </w:r>
+      <w:proofErr w:type="gramEnd"/>
+      <w:r>
+        <w:t xml:space="preserve"> resolution</w:t>
       </w:r>
     </w:p>
     <w:p>
@@ -267,7 +328,15 @@
         <w:t>74-0090</w:t>
       </w:r>
       <w:r>
-        <w:t xml:space="preserve"> -&gt; analog input 16 bit resolution</w:t>
+        <w:t xml:space="preserve"> -&gt; analog input </w:t>
+      </w:r>
+      <w:proofErr w:type="gramStart"/>
+      <w:r>
+        <w:t>16 bit</w:t>
+      </w:r>
+      <w:proofErr w:type="gramEnd"/>
+      <w:r>
+        <w:t xml:space="preserve"> resolution</w:t>
       </w:r>
       <w:r>
         <w:t xml:space="preserve"> v/I -&gt; minimum cycle time 500us</w:t>
@@ -281,7 +350,15 @@
         <w:spacing w:line="240" w:lineRule="auto"/>
       </w:pPr>
       <w:r>
-        <w:t>EL36xx -&gt; analog input 24 bit resolution</w:t>
+        <w:t xml:space="preserve">EL36xx -&gt; analog input </w:t>
+      </w:r>
+      <w:proofErr w:type="gramStart"/>
+      <w:r>
+        <w:t>24 bit</w:t>
+      </w:r>
+      <w:proofErr w:type="gramEnd"/>
+      <w:r>
+        <w:t xml:space="preserve"> resolution</w:t>
       </w:r>
     </w:p>
     <w:p>
@@ -325,7 +402,15 @@
         <w:spacing w:line="240" w:lineRule="auto"/>
       </w:pPr>
       <w:r>
-        <w:t>Must be in config mode to scan hardware in i/o manager</w:t>
+        <w:t xml:space="preserve">Must be in config mode to scan hardware in </w:t>
+      </w:r>
+      <w:proofErr w:type="spellStart"/>
+      <w:r>
+        <w:t>i</w:t>
+      </w:r>
+      <w:proofErr w:type="spellEnd"/>
+      <w:r>
+        <w:t>/o manager</w:t>
       </w:r>
     </w:p>
     <w:p>
@@ -446,7 +531,15 @@
         <w:spacing w:line="240" w:lineRule="auto"/>
       </w:pPr>
       <w:r>
-        <w:t>8 pin m12 cable – pin 1/ red (tensility cable) must be wired to 0v, el7062 input 9</w:t>
+        <w:t>8 pin m12 cable – pin 1/ red (</w:t>
+      </w:r>
+      <w:proofErr w:type="spellStart"/>
+      <w:r>
+        <w:t>tensility</w:t>
+      </w:r>
+      <w:proofErr w:type="spellEnd"/>
+      <w:r>
+        <w:t xml:space="preserve"> cable) must be wired to 0v, el7062 input 9</w:t>
       </w:r>
     </w:p>
     <w:p>
@@ -508,8 +601,31 @@
         <w:widowControl w:val="0"/>
         <w:spacing w:line="240" w:lineRule="auto"/>
       </w:pPr>
-      <w:r>
-        <w:t>Cant have 2 of same mc function block (eg mc_moveabsolute) in same program</w:t>
+      <w:proofErr w:type="spellStart"/>
+      <w:proofErr w:type="gramStart"/>
+      <w:r>
+        <w:t>Cant</w:t>
+      </w:r>
+      <w:proofErr w:type="spellEnd"/>
+      <w:proofErr w:type="gramEnd"/>
+      <w:r>
+        <w:t xml:space="preserve"> have 2 of same mc function block (</w:t>
+      </w:r>
+      <w:proofErr w:type="spellStart"/>
+      <w:r>
+        <w:t>eg</w:t>
+      </w:r>
+      <w:proofErr w:type="spellEnd"/>
+      <w:r>
+        <w:t xml:space="preserve"> </w:t>
+      </w:r>
+      <w:proofErr w:type="spellStart"/>
+      <w:r>
+        <w:t>mc_moveabsolute</w:t>
+      </w:r>
+      <w:proofErr w:type="spellEnd"/>
+      <w:r>
+        <w:t>) in same program</w:t>
       </w:r>
     </w:p>
     <w:p>
@@ -590,8 +706,13 @@
         <w:widowControl w:val="0"/>
         <w:spacing w:line="240" w:lineRule="auto"/>
       </w:pPr>
-      <w:r>
-        <w:t>Program(PRG): Called directly. Can assign task. Only one instance</w:t>
+      <w:proofErr w:type="gramStart"/>
+      <w:r>
+        <w:t>Program(</w:t>
+      </w:r>
+      <w:proofErr w:type="gramEnd"/>
+      <w:r>
+        <w:t>PRG): Called directly. Can assign task. Only one instance</w:t>
       </w:r>
     </w:p>
     <w:p>
@@ -765,18 +886,32 @@
         <w:rPr>
           <w:lang w:val="en-US"/>
         </w:rPr>
-        <w:t xml:space="preserve">Axis -&gt; </w:t>
-      </w:r>
+        <w:t>Axis -</w:t>
+      </w:r>
+      <w:proofErr w:type="gramStart"/>
       <w:r>
         <w:rPr>
           <w:lang w:val="en-US"/>
         </w:rPr>
-        <w:t xml:space="preserve"> Enc -&gt; Encoder Ev</w:t>
+        <w:t xml:space="preserve">&gt; </w:t>
       </w:r>
       <w:r>
         <w:rPr>
           <w:lang w:val="en-US"/>
         </w:rPr>
+        <w:t xml:space="preserve"> Enc</w:t>
+      </w:r>
+      <w:proofErr w:type="gramEnd"/>
+      <w:r>
+        <w:rPr>
+          <w:lang w:val="en-US"/>
+        </w:rPr>
+        <w:t xml:space="preserve"> -&gt; Encoder Ev</w:t>
+      </w:r>
+      <w:r>
+        <w:rPr>
+          <w:lang w:val="en-US"/>
+        </w:rPr>
         <w:t>aluation -&gt; Invert Encoder Counting ‘true’</w:t>
       </w:r>
     </w:p>
@@ -844,7 +979,15 @@
         <w:spacing w:line="240" w:lineRule="auto"/>
       </w:pPr>
       <w:r>
-        <w:t>Terminal el7062-&gt;coe online tab-&gt;8010:39 ‘select info data 1’ data type digital inputs</w:t>
+        <w:t>Terminal el7062-&gt;</w:t>
+      </w:r>
+      <w:proofErr w:type="spellStart"/>
+      <w:r>
+        <w:t>coe</w:t>
+      </w:r>
+      <w:proofErr w:type="spellEnd"/>
+      <w:r>
+        <w:t xml:space="preserve"> online tab-&gt;8010:39 ‘select info data 1’ data type digital inputs</w:t>
       </w:r>
     </w:p>
     <w:p>
@@ -866,7 +1009,39 @@
         <w:spacing w:line="240" w:lineRule="auto"/>
       </w:pPr>
       <w:r>
-        <w:t xml:space="preserve">Under i/o manager, el7062 terminal dropdown menu, drv infodata 1 channel 1, info data 1, link to.. -&gt; plc variable in this format </w:t>
+        <w:t xml:space="preserve">Under </w:t>
+      </w:r>
+      <w:proofErr w:type="spellStart"/>
+      <w:r>
+        <w:t>i</w:t>
+      </w:r>
+      <w:proofErr w:type="spellEnd"/>
+      <w:r>
+        <w:t xml:space="preserve">/o manager, el7062 terminal dropdown menu, </w:t>
+      </w:r>
+      <w:proofErr w:type="spellStart"/>
+      <w:r>
+        <w:t>drv</w:t>
+      </w:r>
+      <w:proofErr w:type="spellEnd"/>
+      <w:r>
+        <w:t xml:space="preserve"> </w:t>
+      </w:r>
+      <w:proofErr w:type="spellStart"/>
+      <w:r>
+        <w:t>infodata</w:t>
+      </w:r>
+      <w:proofErr w:type="spellEnd"/>
+      <w:r>
+        <w:t xml:space="preserve"> 1 channel 1, info data 1, link </w:t>
+      </w:r>
+      <w:proofErr w:type="gramStart"/>
+      <w:r>
+        <w:t>to..</w:t>
+      </w:r>
+      <w:proofErr w:type="gramEnd"/>
+      <w:r>
+        <w:t xml:space="preserve"> -&gt; plc variable in this format </w:t>
       </w:r>
       <w:r>
         <w:tab/>
@@ -878,50 +1053,111 @@
       <w:r>
         <w:tab/>
       </w:r>
+      <w:proofErr w:type="gramStart"/>
       <w:r>
         <w:tab/>
-        <w:t>:UINT;’</w:t>
-      </w:r>
-    </w:p>
-    <w:p>
-      <w:pPr>
-        <w:keepNext/>
-        <w:keepLines/>
-        <w:widowControl w:val="0"/>
-        <w:spacing w:line="240" w:lineRule="auto"/>
-      </w:pPr>
-      <w:r>
-        <w:t>Then do the same with drv infodata 1 channel 2</w:t>
-      </w:r>
-    </w:p>
-    <w:p>
-      <w:pPr>
-        <w:keepNext/>
-        <w:keepLines/>
-        <w:widowControl w:val="0"/>
-        <w:spacing w:line="240" w:lineRule="auto"/>
-      </w:pPr>
-      <w:r>
-        <w:t>The bits of these uint variables can be read as BOOL e.g. ‘xLimPos := InfoData1Ch1.0;’ (xLimPos is a BOOL type variable)</w:t>
-      </w:r>
-    </w:p>
-    <w:p>
-      <w:pPr>
-        <w:keepNext/>
-        <w:keepLines/>
-        <w:widowControl w:val="0"/>
-        <w:spacing w:line="240" w:lineRule="auto"/>
-      </w:pPr>
-    </w:p>
-    <w:p>
-      <w:pPr>
-        <w:keepNext/>
-        <w:keepLines/>
-        <w:widowControl w:val="0"/>
-        <w:spacing w:line="240" w:lineRule="auto"/>
-      </w:pPr>
-      <w:r>
-        <w:t>Terminal el7062-&gt;coe online tab-&gt;8001:0 ‘FB Touch Probe Settings Ch.1’</w:t>
+        <w:t>:UINT</w:t>
+      </w:r>
+      <w:proofErr w:type="gramEnd"/>
+      <w:r>
+        <w:t>;’</w:t>
+      </w:r>
+    </w:p>
+    <w:p>
+      <w:pPr>
+        <w:keepNext/>
+        <w:keepLines/>
+        <w:widowControl w:val="0"/>
+        <w:spacing w:line="240" w:lineRule="auto"/>
+      </w:pPr>
+      <w:r>
+        <w:t xml:space="preserve">Then do the same with </w:t>
+      </w:r>
+      <w:proofErr w:type="spellStart"/>
+      <w:r>
+        <w:t>drv</w:t>
+      </w:r>
+      <w:proofErr w:type="spellEnd"/>
+      <w:r>
+        <w:t xml:space="preserve"> </w:t>
+      </w:r>
+      <w:proofErr w:type="spellStart"/>
+      <w:r>
+        <w:t>infodata</w:t>
+      </w:r>
+      <w:proofErr w:type="spellEnd"/>
+      <w:r>
+        <w:t xml:space="preserve"> 1 channel 2</w:t>
+      </w:r>
+    </w:p>
+    <w:p>
+      <w:pPr>
+        <w:keepNext/>
+        <w:keepLines/>
+        <w:widowControl w:val="0"/>
+        <w:spacing w:line="240" w:lineRule="auto"/>
+      </w:pPr>
+      <w:r>
+        <w:t xml:space="preserve">The bits of these </w:t>
+      </w:r>
+      <w:proofErr w:type="spellStart"/>
+      <w:r>
+        <w:t>uint</w:t>
+      </w:r>
+      <w:proofErr w:type="spellEnd"/>
+      <w:r>
+        <w:t xml:space="preserve"> variables can be read as BOOL e.</w:t>
+      </w:r>
+      <w:proofErr w:type="gramStart"/>
+      <w:r>
+        <w:t>g. ‘</w:t>
+      </w:r>
+      <w:proofErr w:type="spellStart"/>
+      <w:r>
+        <w:t>xLimPos</w:t>
+      </w:r>
+      <w:proofErr w:type="spellEnd"/>
+      <w:r>
+        <w:t xml:space="preserve"> :</w:t>
+      </w:r>
+      <w:proofErr w:type="gramEnd"/>
+      <w:r>
+        <w:t>= InfoData1Ch1.0;’ (</w:t>
+      </w:r>
+      <w:proofErr w:type="spellStart"/>
+      <w:r>
+        <w:t>xLimPos</w:t>
+      </w:r>
+      <w:proofErr w:type="spellEnd"/>
+      <w:r>
+        <w:t xml:space="preserve"> is a BOOL type variable)</w:t>
+      </w:r>
+    </w:p>
+    <w:p>
+      <w:pPr>
+        <w:keepNext/>
+        <w:keepLines/>
+        <w:widowControl w:val="0"/>
+        <w:spacing w:line="240" w:lineRule="auto"/>
+      </w:pPr>
+    </w:p>
+    <w:p>
+      <w:pPr>
+        <w:keepNext/>
+        <w:keepLines/>
+        <w:widowControl w:val="0"/>
+        <w:spacing w:line="240" w:lineRule="auto"/>
+      </w:pPr>
+      <w:r>
+        <w:t>Terminal el7062-&gt;</w:t>
+      </w:r>
+      <w:proofErr w:type="spellStart"/>
+      <w:r>
+        <w:t>coe</w:t>
+      </w:r>
+      <w:proofErr w:type="spellEnd"/>
+      <w:r>
+        <w:t xml:space="preserve"> online tab-&gt;8001:0 ‘FB Touch Probe Settings Ch.1’</w:t>
       </w:r>
     </w:p>
     <w:p>
@@ -1165,7 +1401,15 @@
         <w:spacing w:line="240" w:lineRule="auto"/>
       </w:pPr>
       <w:r>
-        <w:t xml:space="preserve">These settings give the touch probe the zero sync pulse from the encoders for both channels. Need to reset linked axes in drive manager 2 as well as plc variable links for </w:t>
+        <w:t xml:space="preserve">These settings give the touch probe the </w:t>
+      </w:r>
+      <w:proofErr w:type="gramStart"/>
+      <w:r>
+        <w:t>zero sync</w:t>
+      </w:r>
+      <w:proofErr w:type="gramEnd"/>
+      <w:r>
+        <w:t xml:space="preserve"> pulse from the encoders for both channels. Need to reset linked axes in drive manager 2 as well as plc variable links for </w:t>
       </w:r>
     </w:p>
     <w:p>
@@ -1278,18 +1522,50 @@
         <w:spacing w:line="240" w:lineRule="auto"/>
       </w:pPr>
       <w:r>
-        <w:t>Taken from infosys-&gt;fieldbus components-&gt;ethercat plug-in modules-&gt;ej7411</w:t>
-      </w:r>
-    </w:p>
-    <w:p>
-      <w:pPr>
-        <w:keepNext/>
-        <w:keepLines/>
-        <w:widowControl w:val="0"/>
-        <w:spacing w:line="240" w:lineRule="auto"/>
-      </w:pPr>
-      <w:r>
-        <w:t>-&gt;ej7411 – commissioning-&gt;commissioning with the twincat nc-&gt;homing</w:t>
+        <w:t xml:space="preserve">Taken from </w:t>
+      </w:r>
+      <w:proofErr w:type="spellStart"/>
+      <w:r>
+        <w:t>infosys</w:t>
+      </w:r>
+      <w:proofErr w:type="spellEnd"/>
+      <w:r>
+        <w:t>-&gt;fieldbus components-&gt;</w:t>
+      </w:r>
+      <w:proofErr w:type="spellStart"/>
+      <w:r>
+        <w:t>ethercat</w:t>
+      </w:r>
+      <w:proofErr w:type="spellEnd"/>
+      <w:r>
+        <w:t xml:space="preserve"> plug-in modules-&gt;ej7411</w:t>
+      </w:r>
+    </w:p>
+    <w:p>
+      <w:pPr>
+        <w:keepNext/>
+        <w:keepLines/>
+        <w:widowControl w:val="0"/>
+        <w:spacing w:line="240" w:lineRule="auto"/>
+      </w:pPr>
+      <w:r>
+        <w:t xml:space="preserve">-&gt;ej7411 – commissioning-&gt;commissioning with the </w:t>
+      </w:r>
+      <w:proofErr w:type="spellStart"/>
+      <w:r>
+        <w:t>twincat</w:t>
+      </w:r>
+      <w:proofErr w:type="spellEnd"/>
+      <w:r>
+        <w:t xml:space="preserve"> </w:t>
+      </w:r>
+      <w:proofErr w:type="spellStart"/>
+      <w:r>
+        <w:t>nc</w:t>
+      </w:r>
+      <w:proofErr w:type="spellEnd"/>
+      <w:r>
+        <w:t>-&gt;homing</w:t>
       </w:r>
     </w:p>
     <w:p>
@@ -1394,10 +1670,26 @@
         <w:spacing w:line="240" w:lineRule="auto"/>
       </w:pPr>
       <w:r>
-        <w:t>Carriage offsets to massa head</w:t>
-      </w:r>
-      <w:r>
-        <w:t xml:space="preserve"> and keyence head</w:t>
+        <w:t xml:space="preserve">Carriage offsets to </w:t>
+      </w:r>
+      <w:proofErr w:type="spellStart"/>
+      <w:r>
+        <w:t>massa</w:t>
+      </w:r>
+      <w:proofErr w:type="spellEnd"/>
+      <w:r>
+        <w:t xml:space="preserve"> head</w:t>
+      </w:r>
+      <w:r>
+        <w:t xml:space="preserve"> and </w:t>
+      </w:r>
+      <w:proofErr w:type="spellStart"/>
+      <w:r>
+        <w:t>keyence</w:t>
+      </w:r>
+      <w:proofErr w:type="spellEnd"/>
+      <w:r>
+        <w:t xml:space="preserve"> head</w:t>
       </w:r>
     </w:p>
     <w:p>
@@ -1421,22 +1713,48 @@
       <w:r>
         <w:t xml:space="preserve">Test </w:t>
       </w:r>
+      <w:proofErr w:type="spellStart"/>
       <w:r>
         <w:t>keyence</w:t>
       </w:r>
-      <w:r>
-        <w:t xml:space="preserve"> and axis daq accuracy </w:t>
-      </w:r>
-    </w:p>
-    <w:p>
-      <w:pPr>
-        <w:keepNext/>
-        <w:keepLines/>
-        <w:widowControl w:val="0"/>
-        <w:spacing w:line="240" w:lineRule="auto"/>
-      </w:pPr>
-      <w:r>
-        <w:t>Test mqtt control for daq with both int and bool ctr signals</w:t>
+      <w:proofErr w:type="spellEnd"/>
+      <w:r>
+        <w:t xml:space="preserve"> and axis </w:t>
+      </w:r>
+      <w:proofErr w:type="spellStart"/>
+      <w:r>
+        <w:t>daq</w:t>
+      </w:r>
+      <w:proofErr w:type="spellEnd"/>
+      <w:r>
+        <w:t xml:space="preserve"> accuracy </w:t>
+      </w:r>
+    </w:p>
+    <w:p>
+      <w:pPr>
+        <w:keepNext/>
+        <w:keepLines/>
+        <w:widowControl w:val="0"/>
+        <w:spacing w:line="240" w:lineRule="auto"/>
+      </w:pPr>
+      <w:r>
+        <w:t xml:space="preserve">Test </w:t>
+      </w:r>
+      <w:proofErr w:type="spellStart"/>
+      <w:r>
+        <w:t>mqtt</w:t>
+      </w:r>
+      <w:proofErr w:type="spellEnd"/>
+      <w:r>
+        <w:t xml:space="preserve"> control for </w:t>
+      </w:r>
+      <w:proofErr w:type="spellStart"/>
+      <w:r>
+        <w:t>daq</w:t>
+      </w:r>
+      <w:proofErr w:type="spellEnd"/>
+      <w:r>
+        <w:t xml:space="preserve"> with both int and bool ctr signals</w:t>
       </w:r>
     </w:p>
     <w:p>
@@ -1469,7 +1787,23 @@
         <w:spacing w:line="240" w:lineRule="auto"/>
       </w:pPr>
       <w:r>
-        <w:t>For each sensor – attached to x or xy or xyz or none</w:t>
+        <w:t xml:space="preserve">For each sensor – attached to x or </w:t>
+      </w:r>
+      <w:proofErr w:type="spellStart"/>
+      <w:r>
+        <w:t>xy</w:t>
+      </w:r>
+      <w:proofErr w:type="spellEnd"/>
+      <w:r>
+        <w:t xml:space="preserve"> or </w:t>
+      </w:r>
+      <w:proofErr w:type="spellStart"/>
+      <w:r>
+        <w:t>xyz</w:t>
+      </w:r>
+      <w:proofErr w:type="spellEnd"/>
+      <w:r>
+        <w:t xml:space="preserve"> or none</w:t>
       </w:r>
     </w:p>
     <w:p>
@@ -1728,9 +2062,11 @@
       <w:r>
         <w:t xml:space="preserve"> - </w:t>
       </w:r>
+      <w:proofErr w:type="spellStart"/>
       <w:r>
         <w:t>MC_ExtSetPointGenEnable</w:t>
       </w:r>
+      <w:proofErr w:type="spellEnd"/>
     </w:p>
     <w:p>
       <w:pPr>
@@ -1759,18 +2095,34 @@
         <w:spacing w:line="240" w:lineRule="auto"/>
       </w:pPr>
       <w:r>
-        <w:t xml:space="preserve">    nVarPers1 : DINT; (* 1. Persistent variable *)</w:t>
-      </w:r>
-    </w:p>
-    <w:p>
-      <w:pPr>
-        <w:keepNext/>
-        <w:keepLines/>
-        <w:widowControl w:val="0"/>
-        <w:spacing w:line="240" w:lineRule="auto"/>
-      </w:pPr>
-      <w:r>
-        <w:t xml:space="preserve">    bVarPers2 : BOOL; (* 2. Persistent variable *)</w:t>
+        <w:t xml:space="preserve">    nVarPers</w:t>
+      </w:r>
+      <w:proofErr w:type="gramStart"/>
+      <w:r>
+        <w:t>1 :</w:t>
+      </w:r>
+      <w:proofErr w:type="gramEnd"/>
+      <w:r>
+        <w:t xml:space="preserve"> DINT; (* 1. Persistent variable *)</w:t>
+      </w:r>
+    </w:p>
+    <w:p>
+      <w:pPr>
+        <w:keepNext/>
+        <w:keepLines/>
+        <w:widowControl w:val="0"/>
+        <w:spacing w:line="240" w:lineRule="auto"/>
+      </w:pPr>
+      <w:r>
+        <w:t xml:space="preserve">    bVarPers</w:t>
+      </w:r>
+      <w:proofErr w:type="gramStart"/>
+      <w:r>
+        <w:t>2 :</w:t>
+      </w:r>
+      <w:proofErr w:type="gramEnd"/>
+      <w:r>
+        <w:t xml:space="preserve"> BOOL; (* 2. Persistent variable *)</w:t>
       </w:r>
     </w:p>
     <w:p>
@@ -1805,9 +2157,11 @@
       <w:r>
         <w:t xml:space="preserve"> - </w:t>
       </w:r>
+      <w:proofErr w:type="spellStart"/>
       <w:r>
         <w:t>FB_WritePersistentData</w:t>
       </w:r>
+      <w:proofErr w:type="spellEnd"/>
     </w:p>
     <w:p>
       <w:pPr>
@@ -1983,7 +2337,23 @@
         <w:spacing w:line="240" w:lineRule="auto"/>
       </w:pPr>
       <w:r>
-        <w:t>1.Mc_home has no bcalibrationcam input - must be set at CoE object</w:t>
+        <w:t xml:space="preserve">1.Mc_home has no </w:t>
+      </w:r>
+      <w:proofErr w:type="spellStart"/>
+      <w:r>
+        <w:t>bcalibrationcam</w:t>
+      </w:r>
+      <w:proofErr w:type="spellEnd"/>
+      <w:r>
+        <w:t xml:space="preserve"> input - must be set at </w:t>
+      </w:r>
+      <w:proofErr w:type="spellStart"/>
+      <w:r>
+        <w:t>CoE</w:t>
+      </w:r>
+      <w:proofErr w:type="spellEnd"/>
+      <w:r>
+        <w:t xml:space="preserve"> object</w:t>
       </w:r>
     </w:p>
     <w:p>
@@ -2005,7 +2375,15 @@
         <w:spacing w:line="240" w:lineRule="auto"/>
       </w:pPr>
       <w:r>
-        <w:t>2. Motion fbs need acceleration inputs, not default</w:t>
+        <w:t xml:space="preserve">2. Motion </w:t>
+      </w:r>
+      <w:proofErr w:type="spellStart"/>
+      <w:r>
+        <w:t>fbs</w:t>
+      </w:r>
+      <w:proofErr w:type="spellEnd"/>
+      <w:r>
+        <w:t xml:space="preserve"> need acceleration inputs, not default</w:t>
       </w:r>
     </w:p>
     <w:p>
@@ -2057,7 +2435,15 @@
         <w:spacing w:line="240" w:lineRule="auto"/>
       </w:pPr>
       <w:r>
-        <w:t>Program can only have once instance</w:t>
+        <w:t xml:space="preserve">Program can only have </w:t>
+      </w:r>
+      <w:proofErr w:type="gramStart"/>
+      <w:r>
+        <w:t>once</w:t>
+      </w:r>
+      <w:proofErr w:type="gramEnd"/>
+      <w:r>
+        <w:t xml:space="preserve"> instance</w:t>
       </w:r>
     </w:p>
     <w:p>
@@ -2112,7 +2498,15 @@
         <w:spacing w:line="240" w:lineRule="auto"/>
       </w:pPr>
       <w:r>
-        <w:t>Safe z is the lower limit for z-&gt; can only go below while there is no xy motion</w:t>
+        <w:t xml:space="preserve">Safe z is the lower limit for z-&gt; can only go below while there is no </w:t>
+      </w:r>
+      <w:proofErr w:type="spellStart"/>
+      <w:r>
+        <w:t>xy</w:t>
+      </w:r>
+      <w:proofErr w:type="spellEnd"/>
+      <w:r>
+        <w:t xml:space="preserve"> motion</w:t>
       </w:r>
     </w:p>
     <w:p>
@@ -2134,19 +2528,37 @@
         <w:spacing w:line="240" w:lineRule="auto"/>
       </w:pPr>
       <w:r>
-        <w:t>Skim water surface -&gt; feedback from massa, sonar for daq</w:t>
-      </w:r>
-    </w:p>
-    <w:p>
-      <w:pPr>
-        <w:keepNext/>
-        <w:keepLines/>
-        <w:widowControl w:val="0"/>
-        <w:spacing w:line="240" w:lineRule="auto"/>
-      </w:pPr>
-      <w:r>
-        <w:t>Follow sediment -&gt; feedback from sonar, sonar for daq</w:t>
-      </w:r>
+        <w:t xml:space="preserve">Skim water surface -&gt; feedback from </w:t>
+      </w:r>
+      <w:proofErr w:type="spellStart"/>
+      <w:r>
+        <w:t>massa</w:t>
+      </w:r>
+      <w:proofErr w:type="spellEnd"/>
+      <w:r>
+        <w:t xml:space="preserve">, sonar for </w:t>
+      </w:r>
+      <w:proofErr w:type="spellStart"/>
+      <w:r>
+        <w:t>daq</w:t>
+      </w:r>
+      <w:proofErr w:type="spellEnd"/>
+    </w:p>
+    <w:p>
+      <w:pPr>
+        <w:keepNext/>
+        <w:keepLines/>
+        <w:widowControl w:val="0"/>
+        <w:spacing w:line="240" w:lineRule="auto"/>
+      </w:pPr>
+      <w:r>
+        <w:t xml:space="preserve">Follow sediment -&gt; feedback from sonar, sonar for </w:t>
+      </w:r>
+      <w:proofErr w:type="spellStart"/>
+      <w:r>
+        <w:t>daq</w:t>
+      </w:r>
+      <w:proofErr w:type="spellEnd"/>
     </w:p>
     <w:p>
       <w:pPr>
@@ -2236,7 +2648,23 @@
         <w:spacing w:line="240" w:lineRule="auto"/>
       </w:pPr>
       <w:r>
-        <w:t>Reset drive manager hw and reestablish variable link for latch encoder inputs</w:t>
+        <w:t xml:space="preserve">Reset drive manager </w:t>
+      </w:r>
+      <w:proofErr w:type="spellStart"/>
+      <w:r>
+        <w:t>hw</w:t>
+      </w:r>
+      <w:proofErr w:type="spellEnd"/>
+      <w:r>
+        <w:t xml:space="preserve"> and </w:t>
+      </w:r>
+      <w:proofErr w:type="gramStart"/>
+      <w:r>
+        <w:t>reestablish</w:t>
+      </w:r>
+      <w:proofErr w:type="gramEnd"/>
+      <w:r>
+        <w:t xml:space="preserve"> variable link for latch encoder inputs</w:t>
       </w:r>
     </w:p>
     <w:p>
@@ -2273,8 +2701,21 @@
         <w:widowControl w:val="0"/>
         <w:spacing w:line="240" w:lineRule="auto"/>
       </w:pPr>
-      <w:r>
-        <w:t>Mqtt is in‘TC3_IotBase’</w:t>
+      <w:proofErr w:type="spellStart"/>
+      <w:r>
+        <w:t>Mqtt</w:t>
+      </w:r>
+      <w:proofErr w:type="spellEnd"/>
+      <w:r>
+        <w:t xml:space="preserve"> is </w:t>
+      </w:r>
+      <w:proofErr w:type="gramStart"/>
+      <w:r>
+        <w:t>in‘</w:t>
+      </w:r>
+      <w:proofErr w:type="gramEnd"/>
+      <w:r>
+        <w:t>TC3_IotBase’</w:t>
       </w:r>
     </w:p>
     <w:p>
@@ -2321,11 +2762,96 @@
           <w:bCs/>
         </w:rPr>
       </w:pPr>
-      <w:r>
-        <w:rPr>
-          <w:b/>
-          <w:bCs/>
-        </w:rPr>
+    </w:p>
+    <w:p>
+      <w:pPr>
+        <w:keepNext/>
+        <w:keepLines/>
+        <w:widowControl w:val="0"/>
+        <w:spacing w:line="240" w:lineRule="auto"/>
+        <w:rPr>
+          <w:b/>
+          <w:bCs/>
+        </w:rPr>
+      </w:pPr>
+    </w:p>
+    <w:p>
+      <w:pPr>
+        <w:keepNext/>
+        <w:keepLines/>
+        <w:widowControl w:val="0"/>
+        <w:spacing w:line="240" w:lineRule="auto"/>
+        <w:rPr>
+          <w:b/>
+          <w:bCs/>
+        </w:rPr>
+      </w:pPr>
+    </w:p>
+    <w:p>
+      <w:pPr>
+        <w:keepNext/>
+        <w:keepLines/>
+        <w:widowControl w:val="0"/>
+        <w:spacing w:line="240" w:lineRule="auto"/>
+        <w:rPr>
+          <w:b/>
+          <w:bCs/>
+        </w:rPr>
+      </w:pPr>
+    </w:p>
+    <w:p>
+      <w:pPr>
+        <w:keepNext/>
+        <w:keepLines/>
+        <w:widowControl w:val="0"/>
+        <w:spacing w:line="240" w:lineRule="auto"/>
+        <w:rPr>
+          <w:b/>
+          <w:bCs/>
+        </w:rPr>
+      </w:pPr>
+    </w:p>
+    <w:p>
+      <w:pPr>
+        <w:keepNext/>
+        <w:keepLines/>
+        <w:widowControl w:val="0"/>
+        <w:spacing w:line="240" w:lineRule="auto"/>
+        <w:rPr>
+          <w:b/>
+          <w:bCs/>
+        </w:rPr>
+      </w:pPr>
+    </w:p>
+    <w:p>
+      <w:pPr>
+        <w:keepNext/>
+        <w:keepLines/>
+        <w:widowControl w:val="0"/>
+        <w:spacing w:line="240" w:lineRule="auto"/>
+        <w:rPr>
+          <w:b/>
+          <w:bCs/>
+        </w:rPr>
+      </w:pPr>
+    </w:p>
+    <w:p>
+      <w:pPr>
+        <w:keepNext/>
+        <w:keepLines/>
+        <w:widowControl w:val="0"/>
+        <w:spacing w:line="240" w:lineRule="auto"/>
+        <w:rPr>
+          <w:b/>
+          <w:bCs/>
+        </w:rPr>
+      </w:pPr>
+      <w:r>
+        <w:rPr>
+          <w:b/>
+          <w:bCs/>
+        </w:rPr>
+        <w:lastRenderedPageBreak/>
         <w:t>Measure Timing Function:</w:t>
       </w:r>
     </w:p>
@@ -2343,7 +2869,6 @@
         <w:rPr>
           <w:lang w:val="en-US"/>
         </w:rPr>
-        <w:lastRenderedPageBreak/>
         <w:t>VAR</w:t>
       </w:r>
       <w:r>
@@ -2351,14 +2876,70 @@
           <w:lang w:val="en-US"/>
         </w:rPr>
         <w:br/>
-        <w:t>    MeasureStart    : T_DCTIME64;</w:t>
-      </w:r>
+        <w:t>    </w:t>
+      </w:r>
+      <w:proofErr w:type="spellStart"/>
       <w:r>
         <w:rPr>
           <w:lang w:val="en-US"/>
         </w:rPr>
+        <w:t>MeasureStart</w:t>
+      </w:r>
+      <w:proofErr w:type="spellEnd"/>
+      <w:r>
+        <w:rPr>
+          <w:lang w:val="en-US"/>
+        </w:rPr>
+        <w:t>  </w:t>
+      </w:r>
+      <w:proofErr w:type="gramStart"/>
+      <w:r>
+        <w:rPr>
+          <w:lang w:val="en-US"/>
+        </w:rPr>
+        <w:t>  :</w:t>
+      </w:r>
+      <w:proofErr w:type="gramEnd"/>
+      <w:r>
+        <w:rPr>
+          <w:lang w:val="en-US"/>
+        </w:rPr>
+        <w:t xml:space="preserve"> T_DCTIME64;</w:t>
+      </w:r>
+      <w:r>
+        <w:rPr>
+          <w:lang w:val="en-US"/>
+        </w:rPr>
         <w:br/>
-        <w:t>    MeasureResult   : T_DCTIME64;</w:t>
+        <w:t>    </w:t>
+      </w:r>
+      <w:proofErr w:type="spellStart"/>
+      <w:r>
+        <w:rPr>
+          <w:lang w:val="en-US"/>
+        </w:rPr>
+        <w:t>MeasureResult</w:t>
+      </w:r>
+      <w:proofErr w:type="spellEnd"/>
+      <w:r>
+        <w:rPr>
+          <w:lang w:val="en-US"/>
+        </w:rPr>
+        <w:t> </w:t>
+      </w:r>
+      <w:proofErr w:type="gramStart"/>
+      <w:r>
+        <w:rPr>
+          <w:lang w:val="en-US"/>
+        </w:rPr>
+        <w:t>  :</w:t>
+      </w:r>
+      <w:proofErr w:type="gramEnd"/>
+      <w:r>
+        <w:rPr>
+          <w:lang w:val="en-US"/>
+        </w:rPr>
+        <w:t xml:space="preserve"> T_DCTIME64;</w:t>
       </w:r>
       <w:r>
         <w:rPr>
@@ -2385,23 +2966,58 @@
           <w:lang w:val="en-US"/>
         </w:rPr>
         <w:br/>
-        <w:t xml:space="preserve">MeasureStart:=F_GetActualDcTime64(); </w:t>
-      </w:r>
-    </w:p>
-    <w:p>
-      <w:pPr>
-        <w:keepNext/>
-        <w:keepLines/>
-        <w:widowControl w:val="0"/>
-        <w:spacing w:line="240" w:lineRule="auto"/>
+      </w:r>
+      <w:proofErr w:type="spellStart"/>
+      <w:proofErr w:type="gramStart"/>
+      <w:r>
         <w:rPr>
           <w:lang w:val="en-US"/>
         </w:rPr>
-      </w:pPr>
+        <w:t>MeasureStart</w:t>
+      </w:r>
+      <w:proofErr w:type="spellEnd"/>
       <w:r>
         <w:rPr>
           <w:lang w:val="en-US"/>
         </w:rPr>
+        <w:t>:=</w:t>
+      </w:r>
+      <w:proofErr w:type="gramEnd"/>
+      <w:r>
+        <w:rPr>
+          <w:lang w:val="en-US"/>
+        </w:rPr>
+        <w:t>F_GetActualDcTime64(</w:t>
+      </w:r>
+      <w:proofErr w:type="gramStart"/>
+      <w:r>
+        <w:rPr>
+          <w:lang w:val="en-US"/>
+        </w:rPr>
+        <w:t>);</w:t>
+      </w:r>
+      <w:proofErr w:type="gramEnd"/>
+      <w:r>
+        <w:rPr>
+          <w:lang w:val="en-US"/>
+        </w:rPr>
+        <w:t xml:space="preserve"> </w:t>
+      </w:r>
+    </w:p>
+    <w:p>
+      <w:pPr>
+        <w:keepNext/>
+        <w:keepLines/>
+        <w:widowControl w:val="0"/>
+        <w:spacing w:line="240" w:lineRule="auto"/>
+        <w:rPr>
+          <w:lang w:val="en-US"/>
+        </w:rPr>
+      </w:pPr>
+      <w:r>
+        <w:rPr>
+          <w:lang w:val="en-US"/>
+        </w:rPr>
         <w:t>(*Insert your program code to measure the processing time*)</w:t>
       </w:r>
       <w:r>
@@ -2409,8 +3025,45 @@
           <w:lang w:val="en-US"/>
         </w:rPr>
         <w:br/>
-        <w:t>MeasureResult:=F_GetActualDcTime64()-MeasureStart;</w:t>
-      </w:r>
+      </w:r>
+      <w:proofErr w:type="spellStart"/>
+      <w:proofErr w:type="gramStart"/>
+      <w:r>
+        <w:rPr>
+          <w:lang w:val="en-US"/>
+        </w:rPr>
+        <w:t>MeasureResult</w:t>
+      </w:r>
+      <w:proofErr w:type="spellEnd"/>
+      <w:r>
+        <w:rPr>
+          <w:lang w:val="en-US"/>
+        </w:rPr>
+        <w:t>:=</w:t>
+      </w:r>
+      <w:proofErr w:type="gramEnd"/>
+      <w:r>
+        <w:rPr>
+          <w:lang w:val="en-US"/>
+        </w:rPr>
+        <w:t>F_GetActualDcTime64()-</w:t>
+      </w:r>
+      <w:proofErr w:type="spellStart"/>
+      <w:proofErr w:type="gramStart"/>
+      <w:r>
+        <w:rPr>
+          <w:lang w:val="en-US"/>
+        </w:rPr>
+        <w:t>MeasureStart</w:t>
+      </w:r>
+      <w:proofErr w:type="spellEnd"/>
+      <w:r>
+        <w:rPr>
+          <w:lang w:val="en-US"/>
+        </w:rPr>
+        <w:t>;</w:t>
+      </w:r>
+      <w:proofErr w:type="gramEnd"/>
     </w:p>
     <w:p>
       <w:pPr>

--- a/Beckhoff PLC Commissioning document.docx
+++ b/Beckhoff PLC Commissioning document.docx
@@ -46,16 +46,8 @@
         <w:rPr>
           <w:b/>
         </w:rPr>
-        <w:t xml:space="preserve">Google search </w:t>
-      </w:r>
-      <w:proofErr w:type="gramStart"/>
-      <w:r>
-        <w:rPr>
-          <w:b/>
-        </w:rPr>
-        <w:t>site:infosys.beckhoff.com</w:t>
-      </w:r>
-      <w:proofErr w:type="gramEnd"/>
+        <w:t>Google search site:infosys.beckhoff.com</w:t>
+      </w:r>
     </w:p>
     <w:p>
       <w:pPr>
@@ -86,76 +78,207 @@
         <w:widowControl w:val="0"/>
         <w:spacing w:line="240" w:lineRule="auto"/>
       </w:pPr>
-      <w:proofErr w:type="spellStart"/>
-      <w:r>
-        <w:t>CoE</w:t>
-      </w:r>
-      <w:proofErr w:type="spellEnd"/>
+      <w:r>
+        <w:t>CoE CANOpen over Ethernet</w:t>
+      </w:r>
+    </w:p>
+    <w:p>
+      <w:pPr>
+        <w:keepNext/>
+        <w:keepLines/>
+        <w:widowControl w:val="0"/>
+        <w:spacing w:line="240" w:lineRule="auto"/>
+      </w:pPr>
+    </w:p>
+    <w:p>
+      <w:pPr>
+        <w:keepNext/>
+        <w:keepLines/>
+        <w:widowControl w:val="0"/>
+        <w:spacing w:line="240" w:lineRule="auto"/>
+      </w:pPr>
+      <w:r>
+        <w:t>TwinCat 3 version used: 4026.18</w:t>
+      </w:r>
+    </w:p>
+    <w:p>
+      <w:pPr>
+        <w:keepNext/>
+        <w:keepLines/>
+        <w:widowControl w:val="0"/>
+        <w:spacing w:line="240" w:lineRule="auto"/>
+      </w:pPr>
+    </w:p>
+    <w:p>
+      <w:pPr>
+        <w:keepNext/>
+        <w:keepLines/>
+        <w:widowControl w:val="0"/>
+        <w:spacing w:line="240" w:lineRule="auto"/>
+        <w:rPr>
+          <w:b/>
+        </w:rPr>
+      </w:pPr>
+      <w:r>
+        <w:rPr>
+          <w:b/>
+        </w:rPr>
+        <w:t>Relevant TwinCat packages:</w:t>
+      </w:r>
+    </w:p>
+    <w:p>
+      <w:pPr>
+        <w:keepNext/>
+        <w:keepLines/>
+        <w:widowControl w:val="0"/>
+        <w:spacing w:line="240" w:lineRule="auto"/>
+      </w:pPr>
+      <w:r>
+        <w:t>TC1000 adc communication spec</w:t>
+      </w:r>
+    </w:p>
+    <w:p>
+      <w:pPr>
+        <w:keepNext/>
+        <w:keepLines/>
+        <w:widowControl w:val="0"/>
+        <w:spacing w:line="240" w:lineRule="auto"/>
+      </w:pPr>
+      <w:r>
+        <w:t>TE5950 drive manager</w:t>
+      </w:r>
+    </w:p>
+    <w:p>
+      <w:pPr>
+        <w:keepNext/>
+        <w:keepLines/>
+        <w:widowControl w:val="0"/>
+        <w:spacing w:line="240" w:lineRule="auto"/>
+      </w:pPr>
       <w:r>
         <w:t xml:space="preserve"> </w:t>
       </w:r>
-      <w:proofErr w:type="spellStart"/>
-      <w:r>
-        <w:t>CANOpen</w:t>
-      </w:r>
-      <w:proofErr w:type="spellEnd"/>
-      <w:r>
-        <w:t xml:space="preserve"> over Ethernet</w:t>
-      </w:r>
-    </w:p>
-    <w:p>
-      <w:pPr>
-        <w:keepNext/>
-        <w:keepLines/>
-        <w:widowControl w:val="0"/>
-        <w:spacing w:line="240" w:lineRule="auto"/>
-      </w:pPr>
-    </w:p>
-    <w:p>
-      <w:pPr>
-        <w:keepNext/>
-        <w:keepLines/>
-        <w:widowControl w:val="0"/>
-        <w:spacing w:line="240" w:lineRule="auto"/>
-      </w:pPr>
-      <w:proofErr w:type="spellStart"/>
-      <w:r>
-        <w:t>TwinCat</w:t>
-      </w:r>
-      <w:proofErr w:type="spellEnd"/>
-      <w:r>
-        <w:t xml:space="preserve"> 3 version used: 4026.18</w:t>
-      </w:r>
-    </w:p>
-    <w:p>
-      <w:pPr>
-        <w:keepNext/>
-        <w:keepLines/>
-        <w:widowControl w:val="0"/>
-        <w:spacing w:line="240" w:lineRule="auto"/>
-        <w:rPr>
-          <w:b/>
-        </w:rPr>
-      </w:pPr>
-      <w:r>
-        <w:rPr>
-          <w:b/>
-        </w:rPr>
-        <w:t xml:space="preserve">Relevant </w:t>
-      </w:r>
-      <w:proofErr w:type="spellStart"/>
-      <w:r>
-        <w:rPr>
-          <w:b/>
-        </w:rPr>
-        <w:t>TwinCat</w:t>
-      </w:r>
-      <w:proofErr w:type="spellEnd"/>
-      <w:r>
-        <w:rPr>
-          <w:b/>
-        </w:rPr>
-        <w:t xml:space="preserve"> packages:</w:t>
+    </w:p>
+    <w:p>
+      <w:pPr>
+        <w:keepNext/>
+        <w:keepLines/>
+        <w:widowControl w:val="0"/>
+        <w:spacing w:line="240" w:lineRule="auto"/>
+      </w:pPr>
+      <w:r>
+        <w:t>TF1800 HMI client for integrated VISU/ test controls</w:t>
+      </w:r>
+    </w:p>
+    <w:p>
+      <w:pPr>
+        <w:keepNext/>
+        <w:keepLines/>
+        <w:widowControl w:val="0"/>
+        <w:spacing w:line="240" w:lineRule="auto"/>
+      </w:pPr>
+      <w:r>
+        <w:t>TE2000 HMI design interface and client</w:t>
+      </w:r>
+    </w:p>
+    <w:p>
+      <w:pPr>
+        <w:keepNext/>
+        <w:keepLines/>
+        <w:widowControl w:val="0"/>
+        <w:spacing w:line="240" w:lineRule="auto"/>
+      </w:pPr>
+      <w:r>
+        <w:t>TF2000 HMI server</w:t>
+      </w:r>
+    </w:p>
+    <w:p>
+      <w:pPr>
+        <w:keepNext/>
+        <w:keepLines/>
+        <w:widowControl w:val="0"/>
+        <w:spacing w:line="240" w:lineRule="auto"/>
+      </w:pPr>
+    </w:p>
+    <w:p>
+      <w:pPr>
+        <w:keepNext/>
+        <w:keepLines/>
+        <w:widowControl w:val="0"/>
+        <w:spacing w:line="240" w:lineRule="auto"/>
+        <w:rPr>
+          <w:b/>
+        </w:rPr>
+      </w:pPr>
+      <w:r>
+        <w:rPr>
+          <w:b/>
+        </w:rPr>
+        <w:t>Hardware:</w:t>
+      </w:r>
+    </w:p>
+    <w:p>
+      <w:pPr>
+        <w:keepNext/>
+        <w:keepLines/>
+        <w:widowControl w:val="0"/>
+        <w:spacing w:line="240" w:lineRule="auto"/>
+      </w:pPr>
+      <w:r>
+        <w:t>CX5340-0195 PLC</w:t>
+      </w:r>
+    </w:p>
+    <w:p>
+      <w:pPr>
+        <w:keepNext/>
+        <w:keepLines/>
+        <w:widowControl w:val="0"/>
+        <w:spacing w:line="240" w:lineRule="auto"/>
+      </w:pPr>
+      <w:r>
+        <w:t>EL7062 stepper/servo motor terminals</w:t>
+      </w:r>
+    </w:p>
+    <w:p>
+      <w:pPr>
+        <w:keepNext/>
+        <w:keepLines/>
+        <w:widowControl w:val="0"/>
+        <w:spacing w:line="240" w:lineRule="auto"/>
+      </w:pPr>
+      <w:r>
+        <w:t>EL30xx -&gt; analog input 12 bit resolution</w:t>
+      </w:r>
+    </w:p>
+    <w:p>
+      <w:pPr>
+        <w:keepNext/>
+        <w:keepLines/>
+        <w:widowControl w:val="0"/>
+        <w:spacing w:line="240" w:lineRule="auto"/>
+      </w:pPr>
+      <w:r>
+        <w:t>EL31</w:t>
+      </w:r>
+      <w:r>
+        <w:t>74-0090</w:t>
+      </w:r>
+      <w:r>
+        <w:t xml:space="preserve"> -&gt; analog input 16 bit resolution</w:t>
+      </w:r>
+      <w:r>
+        <w:t xml:space="preserve"> v/I -&gt; minimum cycle time 500us</w:t>
+      </w:r>
+    </w:p>
+    <w:p>
+      <w:pPr>
+        <w:keepNext/>
+        <w:keepLines/>
+        <w:widowControl w:val="0"/>
+        <w:spacing w:line="240" w:lineRule="auto"/>
+      </w:pPr>
+      <w:r>
+        <w:t>EL36xx -&gt; analog input 24 bit resolution</w:t>
       </w:r>
     </w:p>
     <w:p>
@@ -177,32 +300,30 @@
         <w:spacing w:line="240" w:lineRule="auto"/>
       </w:pPr>
       <w:r>
-        <w:t xml:space="preserve">TC1000 </w:t>
-      </w:r>
-      <w:proofErr w:type="spellStart"/>
-      <w:r>
-        <w:t>adc</w:t>
-      </w:r>
-      <w:proofErr w:type="spellEnd"/>
-      <w:r>
-        <w:t xml:space="preserve"> communication spec</w:t>
-      </w:r>
-    </w:p>
-    <w:p>
-      <w:pPr>
-        <w:keepNext/>
-        <w:keepLines/>
-        <w:widowControl w:val="0"/>
-        <w:spacing w:line="240" w:lineRule="auto"/>
-      </w:pPr>
-      <w:r>
-        <w:t xml:space="preserve">TE5950 </w:t>
-      </w:r>
-      <w:proofErr w:type="gramStart"/>
-      <w:r>
-        <w:t>drive manager</w:t>
-      </w:r>
-      <w:proofErr w:type="gramEnd"/>
+        <w:t>PLC project properties visualization profile</w:t>
+      </w:r>
+    </w:p>
+    <w:p>
+      <w:pPr>
+        <w:keepNext/>
+        <w:keepLines/>
+        <w:widowControl w:val="0"/>
+        <w:spacing w:line="240" w:lineRule="auto"/>
+      </w:pPr>
+      <w:r>
+        <w:t>PDO process data object</w:t>
+      </w:r>
+    </w:p>
+    <w:p>
+      <w:pPr>
+        <w:keepNext/>
+        <w:keepLines/>
+        <w:widowControl w:val="0"/>
+        <w:spacing w:line="240" w:lineRule="auto"/>
+      </w:pPr>
+      <w:r>
+        <w:t>Must be in config mode to scan hardware in i/o manager</w:t>
+      </w:r>
     </w:p>
     <w:p>
       <w:pPr>
@@ -223,142 +344,40 @@
         <w:spacing w:line="240" w:lineRule="auto"/>
       </w:pPr>
       <w:r>
-        <w:t>TF1800 HMI client for integrated VISU/ test controls</w:t>
-      </w:r>
-    </w:p>
-    <w:p>
-      <w:pPr>
-        <w:keepNext/>
-        <w:keepLines/>
-        <w:widowControl w:val="0"/>
-        <w:spacing w:line="240" w:lineRule="auto"/>
-      </w:pPr>
-      <w:r>
-        <w:t>TE2000 HMI design interface and client</w:t>
-      </w:r>
-    </w:p>
-    <w:p>
-      <w:pPr>
-        <w:keepNext/>
-        <w:keepLines/>
-        <w:widowControl w:val="0"/>
-        <w:spacing w:line="240" w:lineRule="auto"/>
-      </w:pPr>
-      <w:r>
-        <w:t>TF2000 HMI server</w:t>
-      </w:r>
-    </w:p>
-    <w:p>
-      <w:pPr>
-        <w:keepNext/>
-        <w:keepLines/>
-        <w:widowControl w:val="0"/>
-        <w:spacing w:line="240" w:lineRule="auto"/>
-      </w:pPr>
-    </w:p>
-    <w:p>
-      <w:pPr>
-        <w:keepNext/>
-        <w:keepLines/>
-        <w:widowControl w:val="0"/>
-        <w:spacing w:line="240" w:lineRule="auto"/>
-        <w:rPr>
-          <w:b/>
-        </w:rPr>
-      </w:pPr>
-      <w:r>
-        <w:rPr>
-          <w:b/>
-        </w:rPr>
-        <w:t>Hardware:</w:t>
-      </w:r>
-    </w:p>
-    <w:p>
-      <w:pPr>
-        <w:keepNext/>
-        <w:keepLines/>
-        <w:widowControl w:val="0"/>
-        <w:spacing w:line="240" w:lineRule="auto"/>
-      </w:pPr>
-      <w:r>
-        <w:t>CX5340-0195 PLC</w:t>
-      </w:r>
-    </w:p>
-    <w:p>
-      <w:pPr>
-        <w:keepNext/>
-        <w:keepLines/>
-        <w:widowControl w:val="0"/>
-        <w:spacing w:line="240" w:lineRule="auto"/>
-      </w:pPr>
-      <w:r>
-        <w:t>EL7062 stepper/servo motor terminals</w:t>
-      </w:r>
-    </w:p>
-    <w:p>
-      <w:pPr>
-        <w:keepNext/>
-        <w:keepLines/>
-        <w:widowControl w:val="0"/>
-        <w:spacing w:line="240" w:lineRule="auto"/>
-      </w:pPr>
-      <w:r>
-        <w:t xml:space="preserve">EL30xx -&gt; analog input </w:t>
-      </w:r>
-      <w:proofErr w:type="gramStart"/>
-      <w:r>
-        <w:t>12 bit</w:t>
-      </w:r>
-      <w:proofErr w:type="gramEnd"/>
-      <w:r>
-        <w:t xml:space="preserve"> resolution</w:t>
-      </w:r>
-    </w:p>
-    <w:p>
-      <w:pPr>
-        <w:keepNext/>
-        <w:keepLines/>
-        <w:widowControl w:val="0"/>
-        <w:spacing w:line="240" w:lineRule="auto"/>
-      </w:pPr>
-      <w:r>
-        <w:t>EL31</w:t>
-      </w:r>
-      <w:r>
-        <w:t>74-0090</w:t>
-      </w:r>
-      <w:r>
-        <w:t xml:space="preserve"> -&gt; analog input </w:t>
-      </w:r>
-      <w:proofErr w:type="gramStart"/>
-      <w:r>
-        <w:t>16 bit</w:t>
-      </w:r>
-      <w:proofErr w:type="gramEnd"/>
-      <w:r>
-        <w:t xml:space="preserve"> resolution</w:t>
-      </w:r>
-      <w:r>
-        <w:t xml:space="preserve"> v/I -&gt; minimum cycle time 500us</w:t>
-      </w:r>
-    </w:p>
-    <w:p>
-      <w:pPr>
-        <w:keepNext/>
-        <w:keepLines/>
-        <w:widowControl w:val="0"/>
-        <w:spacing w:line="240" w:lineRule="auto"/>
-      </w:pPr>
-      <w:r>
-        <w:t xml:space="preserve">EL36xx -&gt; analog input </w:t>
-      </w:r>
-      <w:proofErr w:type="gramStart"/>
-      <w:r>
-        <w:t>24 bit</w:t>
-      </w:r>
-      <w:proofErr w:type="gramEnd"/>
-      <w:r>
-        <w:t xml:space="preserve"> resolution</w:t>
+        <w:t>As2021-0d20 commissioning:</w:t>
+      </w:r>
+    </w:p>
+    <w:p>
+      <w:pPr>
+        <w:keepNext/>
+        <w:keepLines/>
+        <w:widowControl w:val="0"/>
+        <w:spacing w:line="240" w:lineRule="auto"/>
+      </w:pPr>
+      <w:r>
+        <w:t>Field Oriented Control (FOC) wake and shake</w:t>
+      </w:r>
+    </w:p>
+    <w:p>
+      <w:pPr>
+        <w:keepNext/>
+        <w:keepLines/>
+        <w:widowControl w:val="0"/>
+        <w:spacing w:line="240" w:lineRule="auto"/>
+      </w:pPr>
+      <w:r>
+        <w:t>Log out save all</w:t>
+      </w:r>
+    </w:p>
+    <w:p>
+      <w:pPr>
+        <w:keepNext/>
+        <w:keepLines/>
+        <w:widowControl w:val="0"/>
+        <w:spacing w:line="240" w:lineRule="auto"/>
+      </w:pPr>
+      <w:r>
+        <w:t>Wire all drives, in config mode I/O, Devices, right click scan</w:t>
       </w:r>
     </w:p>
     <w:p>
@@ -380,37 +399,18 @@
         <w:spacing w:line="240" w:lineRule="auto"/>
       </w:pPr>
       <w:r>
-        <w:t>PLC project properties visualization profile</w:t>
-      </w:r>
-    </w:p>
-    <w:p>
-      <w:pPr>
-        <w:keepNext/>
-        <w:keepLines/>
-        <w:widowControl w:val="0"/>
-        <w:spacing w:line="240" w:lineRule="auto"/>
-      </w:pPr>
-      <w:r>
-        <w:t>PDO process data object</w:t>
-      </w:r>
-    </w:p>
-    <w:p>
-      <w:pPr>
-        <w:keepNext/>
-        <w:keepLines/>
-        <w:widowControl w:val="0"/>
-        <w:spacing w:line="240" w:lineRule="auto"/>
-      </w:pPr>
-      <w:r>
-        <w:t xml:space="preserve">Must be in config mode to scan hardware in </w:t>
-      </w:r>
-      <w:proofErr w:type="spellStart"/>
-      <w:r>
-        <w:t>i</w:t>
-      </w:r>
-      <w:proofErr w:type="spellEnd"/>
-      <w:r>
-        <w:t>/o manager</w:t>
+        <w:t>Encoder high signal any more than 0.5v any less than -0.5</w:t>
+      </w:r>
+    </w:p>
+    <w:p>
+      <w:pPr>
+        <w:keepNext/>
+        <w:keepLines/>
+        <w:widowControl w:val="0"/>
+        <w:spacing w:line="240" w:lineRule="auto"/>
+      </w:pPr>
+      <w:r>
+        <w:t>Stepper FOC mode 4096 increments less current legacy mode max current</w:t>
       </w:r>
     </w:p>
     <w:p>
@@ -432,40 +432,29 @@
         <w:spacing w:line="240" w:lineRule="auto"/>
       </w:pPr>
       <w:r>
-        <w:t>As2021-0d20 commissioning:</w:t>
-      </w:r>
-    </w:p>
-    <w:p>
-      <w:pPr>
-        <w:keepNext/>
-        <w:keepLines/>
-        <w:widowControl w:val="0"/>
-        <w:spacing w:line="240" w:lineRule="auto"/>
-      </w:pPr>
-      <w:r>
-        <w:t>Field Oriented Control (FOC) wake and shake</w:t>
-      </w:r>
-    </w:p>
-    <w:p>
-      <w:pPr>
-        <w:keepNext/>
-        <w:keepLines/>
-        <w:widowControl w:val="0"/>
-        <w:spacing w:line="240" w:lineRule="auto"/>
-      </w:pPr>
-      <w:r>
-        <w:t>Log out save all</w:t>
-      </w:r>
-    </w:p>
-    <w:p>
-      <w:pPr>
-        <w:keepNext/>
-        <w:keepLines/>
-        <w:widowControl w:val="0"/>
-        <w:spacing w:line="240" w:lineRule="auto"/>
-      </w:pPr>
-      <w:r>
-        <w:t>Wire all drives, in config mode I/O, Devices, right click scan</w:t>
+        <w:t>Encoder cable wiring note:</w:t>
+      </w:r>
+    </w:p>
+    <w:p>
+      <w:pPr>
+        <w:keepNext/>
+        <w:keepLines/>
+        <w:widowControl w:val="0"/>
+        <w:spacing w:line="240" w:lineRule="auto"/>
+      </w:pPr>
+      <w:r>
+        <w:t>8 pin m12 cable – pin 1/ red (tensility cable) must be wired to 0v, el7062 input 9</w:t>
+      </w:r>
+    </w:p>
+    <w:p>
+      <w:pPr>
+        <w:keepNext/>
+        <w:keepLines/>
+        <w:widowControl w:val="0"/>
+        <w:spacing w:line="240" w:lineRule="auto"/>
+      </w:pPr>
+      <w:r>
+        <w:t>Pin 2/yellow must be wired to 5v, el7062 input 1. This is the opposite of Beckhoff documentation for el7062 terminal</w:t>
       </w:r>
     </w:p>
     <w:p>
@@ -487,27 +476,169 @@
         <w:spacing w:line="240" w:lineRule="auto"/>
       </w:pPr>
       <w:r>
-        <w:t>Encoder high signal any more than 0.5v any less than -0.5</w:t>
-      </w:r>
-    </w:p>
-    <w:p>
-      <w:pPr>
-        <w:keepNext/>
-        <w:keepLines/>
-        <w:widowControl w:val="0"/>
-        <w:spacing w:line="240" w:lineRule="auto"/>
-      </w:pPr>
-      <w:r>
-        <w:t>Stepper FOC mode 4096 increments less current legacy mode max current</w:t>
-      </w:r>
-    </w:p>
-    <w:p>
-      <w:pPr>
-        <w:keepNext/>
-        <w:keepLines/>
-        <w:widowControl w:val="0"/>
-        <w:spacing w:line="240" w:lineRule="auto"/>
-      </w:pPr>
+        <w:t>Don’t touch current controller calc by drive manager 2</w:t>
+      </w:r>
+    </w:p>
+    <w:p>
+      <w:pPr>
+        <w:keepNext/>
+        <w:keepLines/>
+        <w:widowControl w:val="0"/>
+        <w:spacing w:line="240" w:lineRule="auto"/>
+      </w:pPr>
+      <w:r>
+        <w:t>Hook up to load, feed constant</w:t>
+      </w:r>
+    </w:p>
+    <w:p>
+      <w:pPr>
+        <w:keepNext/>
+        <w:keepLines/>
+        <w:widowControl w:val="0"/>
+        <w:spacing w:line="240" w:lineRule="auto"/>
+      </w:pPr>
+    </w:p>
+    <w:p>
+      <w:pPr>
+        <w:keepNext/>
+        <w:keepLines/>
+        <w:widowControl w:val="0"/>
+        <w:spacing w:line="240" w:lineRule="auto"/>
+      </w:pPr>
+      <w:r>
+        <w:t>Cant have 2 of same mc function block (eg mc_moveabsolute) in same program</w:t>
+      </w:r>
+    </w:p>
+    <w:p>
+      <w:pPr>
+        <w:keepNext/>
+        <w:keepLines/>
+        <w:widowControl w:val="0"/>
+        <w:spacing w:line="240" w:lineRule="auto"/>
+      </w:pPr>
+    </w:p>
+    <w:p>
+      <w:pPr>
+        <w:keepNext/>
+        <w:keepLines/>
+        <w:widowControl w:val="0"/>
+        <w:spacing w:line="240" w:lineRule="auto"/>
+        <w:rPr>
+          <w:b/>
+          <w:bCs/>
+        </w:rPr>
+      </w:pPr>
+      <w:r>
+        <w:rPr>
+          <w:b/>
+          <w:bCs/>
+        </w:rPr>
+        <w:t>Software:</w:t>
+      </w:r>
+    </w:p>
+    <w:p>
+      <w:pPr>
+        <w:keepNext/>
+        <w:keepLines/>
+        <w:widowControl w:val="0"/>
+        <w:spacing w:line="240" w:lineRule="auto"/>
+      </w:pPr>
+      <w:r>
+        <w:t>Function Block (FB): instantiated in program variables. Can instantiate multiple. Retains data</w:t>
+      </w:r>
+    </w:p>
+    <w:p>
+      <w:pPr>
+        <w:keepNext/>
+        <w:keepLines/>
+        <w:widowControl w:val="0"/>
+        <w:spacing w:line="240" w:lineRule="auto"/>
+      </w:pPr>
+      <w:r>
+        <w:t>Program(PRG): Called directly. Can assign task. Only one instance</w:t>
+      </w:r>
+    </w:p>
+    <w:p>
+      <w:pPr>
+        <w:keepNext/>
+        <w:keepLines/>
+        <w:widowControl w:val="0"/>
+        <w:spacing w:line="240" w:lineRule="auto"/>
+      </w:pPr>
+      <w:r>
+        <w:t>Function: does not retain data after call</w:t>
+      </w:r>
+    </w:p>
+    <w:p>
+      <w:pPr>
+        <w:keepNext/>
+        <w:keepLines/>
+        <w:widowControl w:val="0"/>
+        <w:spacing w:line="240" w:lineRule="auto"/>
+      </w:pPr>
+      <w:r>
+        <w:t>Method: subordinate to a FB or PRG, can access all data</w:t>
+      </w:r>
+    </w:p>
+    <w:p>
+      <w:pPr>
+        <w:keepNext/>
+        <w:keepLines/>
+        <w:widowControl w:val="0"/>
+        <w:spacing w:line="240" w:lineRule="auto"/>
+      </w:pPr>
+    </w:p>
+    <w:p>
+      <w:pPr>
+        <w:keepNext/>
+        <w:keepLines/>
+        <w:widowControl w:val="0"/>
+        <w:spacing w:line="240" w:lineRule="auto"/>
+      </w:pPr>
+      <w:r>
+        <w:t>Function Block Diagram (FBD): graphical arrangement of function blocks</w:t>
+      </w:r>
+    </w:p>
+    <w:p>
+      <w:pPr>
+        <w:keepNext/>
+        <w:keepLines/>
+        <w:widowControl w:val="0"/>
+        <w:spacing w:line="240" w:lineRule="auto"/>
+      </w:pPr>
+      <w:r>
+        <w:t>Other options – Ladder Diagram, Instruction List</w:t>
+      </w:r>
+    </w:p>
+    <w:p>
+      <w:pPr>
+        <w:keepNext/>
+        <w:keepLines/>
+        <w:widowControl w:val="0"/>
+        <w:spacing w:line="240" w:lineRule="auto"/>
+      </w:pPr>
+    </w:p>
+    <w:p>
+      <w:pPr>
+        <w:keepNext/>
+        <w:keepLines/>
+        <w:widowControl w:val="0"/>
+        <w:spacing w:line="240" w:lineRule="auto"/>
+      </w:pPr>
+    </w:p>
+    <w:p>
+      <w:pPr>
+        <w:keepNext/>
+        <w:keepLines/>
+        <w:widowControl w:val="0"/>
+        <w:spacing w:line="240" w:lineRule="auto"/>
+      </w:pPr>
+      <w:r>
+        <w:rPr>
+          <w:b/>
+        </w:rPr>
+        <w:t>Drive Manager 2 Settings:</w:t>
+      </w:r>
       <w:r>
         <w:t xml:space="preserve"> </w:t>
       </w:r>
@@ -520,37 +651,7 @@
         <w:spacing w:line="240" w:lineRule="auto"/>
       </w:pPr>
       <w:r>
-        <w:t>Encoder cable wiring note:</w:t>
-      </w:r>
-    </w:p>
-    <w:p>
-      <w:pPr>
-        <w:keepNext/>
-        <w:keepLines/>
-        <w:widowControl w:val="0"/>
-        <w:spacing w:line="240" w:lineRule="auto"/>
-      </w:pPr>
-      <w:r>
-        <w:t>8 pin m12 cable – pin 1/ red (</w:t>
-      </w:r>
-      <w:proofErr w:type="spellStart"/>
-      <w:r>
-        <w:t>tensility</w:t>
-      </w:r>
-      <w:proofErr w:type="spellEnd"/>
-      <w:r>
-        <w:t xml:space="preserve"> cable) must be wired to 0v, el7062 input 9</w:t>
-      </w:r>
-    </w:p>
-    <w:p>
-      <w:pPr>
-        <w:keepNext/>
-        <w:keepLines/>
-        <w:widowControl w:val="0"/>
-        <w:spacing w:line="240" w:lineRule="auto"/>
-      </w:pPr>
-      <w:r>
-        <w:t>Pin 2/yellow must be wired to 5v, el7062 input 1. This is the opposite of Beckhoff documentation for el7062 terminal</w:t>
+        <w:t>Scaling Nc parameters invert both for coupled axis</w:t>
       </w:r>
     </w:p>
     <w:p>
@@ -570,264 +671,6 @@
         <w:keepLines/>
         <w:widowControl w:val="0"/>
         <w:spacing w:line="240" w:lineRule="auto"/>
-      </w:pPr>
-      <w:r>
-        <w:t>Don’t touch current controller calc by drive manager 2</w:t>
-      </w:r>
-    </w:p>
-    <w:p>
-      <w:pPr>
-        <w:keepNext/>
-        <w:keepLines/>
-        <w:widowControl w:val="0"/>
-        <w:spacing w:line="240" w:lineRule="auto"/>
-      </w:pPr>
-      <w:r>
-        <w:t>Hook up to load, feed constant</w:t>
-      </w:r>
-    </w:p>
-    <w:p>
-      <w:pPr>
-        <w:keepNext/>
-        <w:keepLines/>
-        <w:widowControl w:val="0"/>
-        <w:spacing w:line="240" w:lineRule="auto"/>
-      </w:pPr>
-    </w:p>
-    <w:p>
-      <w:pPr>
-        <w:keepNext/>
-        <w:keepLines/>
-        <w:widowControl w:val="0"/>
-        <w:spacing w:line="240" w:lineRule="auto"/>
-      </w:pPr>
-      <w:proofErr w:type="spellStart"/>
-      <w:proofErr w:type="gramStart"/>
-      <w:r>
-        <w:t>Cant</w:t>
-      </w:r>
-      <w:proofErr w:type="spellEnd"/>
-      <w:proofErr w:type="gramEnd"/>
-      <w:r>
-        <w:t xml:space="preserve"> have 2 of same mc function block (</w:t>
-      </w:r>
-      <w:proofErr w:type="spellStart"/>
-      <w:r>
-        <w:t>eg</w:t>
-      </w:r>
-      <w:proofErr w:type="spellEnd"/>
-      <w:r>
-        <w:t xml:space="preserve"> </w:t>
-      </w:r>
-      <w:proofErr w:type="spellStart"/>
-      <w:r>
-        <w:t>mc_moveabsolute</w:t>
-      </w:r>
-      <w:proofErr w:type="spellEnd"/>
-      <w:r>
-        <w:t>) in same program</w:t>
-      </w:r>
-    </w:p>
-    <w:p>
-      <w:pPr>
-        <w:keepNext/>
-        <w:keepLines/>
-        <w:widowControl w:val="0"/>
-        <w:spacing w:line="240" w:lineRule="auto"/>
-      </w:pPr>
-    </w:p>
-    <w:p>
-      <w:pPr>
-        <w:keepNext/>
-        <w:keepLines/>
-        <w:widowControl w:val="0"/>
-        <w:spacing w:line="240" w:lineRule="auto"/>
-      </w:pPr>
-    </w:p>
-    <w:p>
-      <w:pPr>
-        <w:keepNext/>
-        <w:keepLines/>
-        <w:widowControl w:val="0"/>
-        <w:spacing w:line="240" w:lineRule="auto"/>
-      </w:pPr>
-    </w:p>
-    <w:p>
-      <w:pPr>
-        <w:keepNext/>
-        <w:keepLines/>
-        <w:widowControl w:val="0"/>
-        <w:spacing w:line="240" w:lineRule="auto"/>
-      </w:pPr>
-    </w:p>
-    <w:p>
-      <w:pPr>
-        <w:keepNext/>
-        <w:keepLines/>
-        <w:widowControl w:val="0"/>
-        <w:spacing w:line="240" w:lineRule="auto"/>
-      </w:pPr>
-    </w:p>
-    <w:p>
-      <w:pPr>
-        <w:keepNext/>
-        <w:keepLines/>
-        <w:widowControl w:val="0"/>
-        <w:spacing w:line="240" w:lineRule="auto"/>
-        <w:rPr>
-          <w:b/>
-          <w:bCs/>
-        </w:rPr>
-      </w:pPr>
-      <w:r>
-        <w:rPr>
-          <w:b/>
-          <w:bCs/>
-        </w:rPr>
-        <w:lastRenderedPageBreak/>
-        <w:t>Software:</w:t>
-      </w:r>
-    </w:p>
-    <w:p>
-      <w:pPr>
-        <w:keepNext/>
-        <w:keepLines/>
-        <w:widowControl w:val="0"/>
-        <w:spacing w:line="240" w:lineRule="auto"/>
-      </w:pPr>
-      <w:r>
-        <w:t>Function Block (FB): instantiated in program variables. Can instantiate multiple. Retains data</w:t>
-      </w:r>
-    </w:p>
-    <w:p>
-      <w:pPr>
-        <w:keepNext/>
-        <w:keepLines/>
-        <w:widowControl w:val="0"/>
-        <w:spacing w:line="240" w:lineRule="auto"/>
-      </w:pPr>
-      <w:proofErr w:type="gramStart"/>
-      <w:r>
-        <w:t>Program(</w:t>
-      </w:r>
-      <w:proofErr w:type="gramEnd"/>
-      <w:r>
-        <w:t>PRG): Called directly. Can assign task. Only one instance</w:t>
-      </w:r>
-    </w:p>
-    <w:p>
-      <w:pPr>
-        <w:keepNext/>
-        <w:keepLines/>
-        <w:widowControl w:val="0"/>
-        <w:spacing w:line="240" w:lineRule="auto"/>
-      </w:pPr>
-      <w:r>
-        <w:t>Function: does not retain data after call</w:t>
-      </w:r>
-    </w:p>
-    <w:p>
-      <w:pPr>
-        <w:keepNext/>
-        <w:keepLines/>
-        <w:widowControl w:val="0"/>
-        <w:spacing w:line="240" w:lineRule="auto"/>
-      </w:pPr>
-      <w:r>
-        <w:t>Method: subordinate to a FB or PRG, can access all data</w:t>
-      </w:r>
-    </w:p>
-    <w:p>
-      <w:pPr>
-        <w:keepNext/>
-        <w:keepLines/>
-        <w:widowControl w:val="0"/>
-        <w:spacing w:line="240" w:lineRule="auto"/>
-      </w:pPr>
-    </w:p>
-    <w:p>
-      <w:pPr>
-        <w:keepNext/>
-        <w:keepLines/>
-        <w:widowControl w:val="0"/>
-        <w:spacing w:line="240" w:lineRule="auto"/>
-      </w:pPr>
-      <w:r>
-        <w:t>Function Block Diagram (FBD): graphical arrangement of function blocks</w:t>
-      </w:r>
-    </w:p>
-    <w:p>
-      <w:pPr>
-        <w:keepNext/>
-        <w:keepLines/>
-        <w:widowControl w:val="0"/>
-        <w:spacing w:line="240" w:lineRule="auto"/>
-      </w:pPr>
-      <w:r>
-        <w:t>Other options – Ladder Diagram, Instruction List</w:t>
-      </w:r>
-    </w:p>
-    <w:p>
-      <w:pPr>
-        <w:keepNext/>
-        <w:keepLines/>
-        <w:widowControl w:val="0"/>
-        <w:spacing w:line="240" w:lineRule="auto"/>
-      </w:pPr>
-    </w:p>
-    <w:p>
-      <w:pPr>
-        <w:keepNext/>
-        <w:keepLines/>
-        <w:widowControl w:val="0"/>
-        <w:spacing w:line="240" w:lineRule="auto"/>
-      </w:pPr>
-    </w:p>
-    <w:p>
-      <w:pPr>
-        <w:keepNext/>
-        <w:keepLines/>
-        <w:widowControl w:val="0"/>
-        <w:spacing w:line="240" w:lineRule="auto"/>
-      </w:pPr>
-      <w:r>
-        <w:rPr>
-          <w:b/>
-        </w:rPr>
-        <w:t>Drive Manager 2 Settings:</w:t>
-      </w:r>
-      <w:r>
-        <w:t xml:space="preserve"> </w:t>
-      </w:r>
-    </w:p>
-    <w:p>
-      <w:pPr>
-        <w:keepNext/>
-        <w:keepLines/>
-        <w:widowControl w:val="0"/>
-        <w:spacing w:line="240" w:lineRule="auto"/>
-      </w:pPr>
-      <w:r>
-        <w:t>Scaling Nc parameters invert both for coupled axis</w:t>
-      </w:r>
-    </w:p>
-    <w:p>
-      <w:pPr>
-        <w:keepNext/>
-        <w:keepLines/>
-        <w:widowControl w:val="0"/>
-        <w:spacing w:line="240" w:lineRule="auto"/>
-      </w:pPr>
-      <w:r>
-        <w:t xml:space="preserve"> </w:t>
-      </w:r>
-    </w:p>
-    <w:p>
-      <w:pPr>
-        <w:keepNext/>
-        <w:keepLines/>
-        <w:widowControl w:val="0"/>
-        <w:spacing w:line="240" w:lineRule="auto"/>
         <w:rPr>
           <w:b/>
           <w:bCs/>
@@ -886,33 +729,36 @@
         <w:rPr>
           <w:lang w:val="en-US"/>
         </w:rPr>
-        <w:t>Axis -</w:t>
-      </w:r>
-      <w:proofErr w:type="gramStart"/>
+        <w:t xml:space="preserve">Axis -&gt; </w:t>
+      </w:r>
       <w:r>
         <w:rPr>
           <w:lang w:val="en-US"/>
         </w:rPr>
-        <w:t xml:space="preserve">&gt; </w:t>
+        <w:t xml:space="preserve"> Enc -&gt; Encoder Ev</w:t>
       </w:r>
       <w:r>
         <w:rPr>
           <w:lang w:val="en-US"/>
         </w:rPr>
-        <w:t xml:space="preserve"> Enc</w:t>
-      </w:r>
-      <w:proofErr w:type="gramEnd"/>
-      <w:r>
+        <w:t>aluation -&gt; Invert Encoder Counting ‘true’</w:t>
+      </w:r>
+    </w:p>
+    <w:p>
+      <w:pPr>
+        <w:keepNext/>
+        <w:keepLines/>
+        <w:widowControl w:val="0"/>
+        <w:spacing w:line="240" w:lineRule="auto"/>
         <w:rPr>
           <w:lang w:val="en-US"/>
         </w:rPr>
-        <w:t xml:space="preserve"> -&gt; Encoder Ev</w:t>
-      </w:r>
+      </w:pPr>
       <w:r>
         <w:rPr>
           <w:lang w:val="en-US"/>
         </w:rPr>
-        <w:t>aluation -&gt; Invert Encoder Counting ‘true’</w:t>
+        <w:t>MOTION -&gt; Axis -&gt; Drive -&gt; Output Settings -&gt; Invert Motor Polarity ‘true’</w:t>
       </w:r>
     </w:p>
     <w:p>
@@ -925,33 +771,16 @@
           <w:lang w:val="en-US"/>
         </w:rPr>
       </w:pPr>
-      <w:r>
+    </w:p>
+    <w:p>
+      <w:pPr>
+        <w:keepNext/>
+        <w:keepLines/>
+        <w:widowControl w:val="0"/>
+        <w:spacing w:line="240" w:lineRule="auto"/>
         <w:rPr>
           <w:lang w:val="en-US"/>
         </w:rPr>
-        <w:t>MOTION -&gt; Axis -&gt; Drive -&gt; Output Settings -&gt; Invert Motor Polarity ‘true’</w:t>
-      </w:r>
-    </w:p>
-    <w:p>
-      <w:pPr>
-        <w:keepNext/>
-        <w:keepLines/>
-        <w:widowControl w:val="0"/>
-        <w:spacing w:line="240" w:lineRule="auto"/>
-        <w:rPr>
-          <w:lang w:val="en-US"/>
-        </w:rPr>
-      </w:pPr>
-    </w:p>
-    <w:p>
-      <w:pPr>
-        <w:keepNext/>
-        <w:keepLines/>
-        <w:widowControl w:val="0"/>
-        <w:spacing w:line="240" w:lineRule="auto"/>
-        <w:rPr>
-          <w:lang w:val="en-US"/>
-        </w:rPr>
       </w:pPr>
     </w:p>
     <w:p>
@@ -979,15 +808,7 @@
         <w:spacing w:line="240" w:lineRule="auto"/>
       </w:pPr>
       <w:r>
-        <w:t>Terminal el7062-&gt;</w:t>
-      </w:r>
-      <w:proofErr w:type="spellStart"/>
-      <w:r>
-        <w:t>coe</w:t>
-      </w:r>
-      <w:proofErr w:type="spellEnd"/>
-      <w:r>
-        <w:t xml:space="preserve"> online tab-&gt;8010:39 ‘select info data 1’ data type digital inputs</w:t>
+        <w:t>Terminal el7062-&gt;coe online tab-&gt;8010:39 ‘select info data 1’ data type digital inputs</w:t>
       </w:r>
     </w:p>
     <w:p>
@@ -1009,39 +830,7 @@
         <w:spacing w:line="240" w:lineRule="auto"/>
       </w:pPr>
       <w:r>
-        <w:t xml:space="preserve">Under </w:t>
-      </w:r>
-      <w:proofErr w:type="spellStart"/>
-      <w:r>
-        <w:t>i</w:t>
-      </w:r>
-      <w:proofErr w:type="spellEnd"/>
-      <w:r>
-        <w:t xml:space="preserve">/o manager, el7062 terminal dropdown menu, </w:t>
-      </w:r>
-      <w:proofErr w:type="spellStart"/>
-      <w:r>
-        <w:t>drv</w:t>
-      </w:r>
-      <w:proofErr w:type="spellEnd"/>
-      <w:r>
-        <w:t xml:space="preserve"> </w:t>
-      </w:r>
-      <w:proofErr w:type="spellStart"/>
-      <w:r>
-        <w:t>infodata</w:t>
-      </w:r>
-      <w:proofErr w:type="spellEnd"/>
-      <w:r>
-        <w:t xml:space="preserve"> 1 channel 1, info data 1, link </w:t>
-      </w:r>
-      <w:proofErr w:type="gramStart"/>
-      <w:r>
-        <w:t>to..</w:t>
-      </w:r>
-      <w:proofErr w:type="gramEnd"/>
-      <w:r>
-        <w:t xml:space="preserve"> -&gt; plc variable in this format </w:t>
+        <w:t xml:space="preserve">Under i/o manager, el7062 terminal dropdown menu, drv infodata 1 channel 1, info data 1, link to.. -&gt; plc variable in this format </w:t>
       </w:r>
       <w:r>
         <w:tab/>
@@ -1053,111 +842,82 @@
       <w:r>
         <w:tab/>
       </w:r>
-      <w:proofErr w:type="gramStart"/>
       <w:r>
         <w:tab/>
-        <w:t>:UINT</w:t>
-      </w:r>
-      <w:proofErr w:type="gramEnd"/>
-      <w:r>
-        <w:t>;’</w:t>
-      </w:r>
-    </w:p>
-    <w:p>
-      <w:pPr>
-        <w:keepNext/>
-        <w:keepLines/>
-        <w:widowControl w:val="0"/>
-        <w:spacing w:line="240" w:lineRule="auto"/>
-      </w:pPr>
-      <w:r>
-        <w:t xml:space="preserve">Then do the same with </w:t>
-      </w:r>
-      <w:proofErr w:type="spellStart"/>
-      <w:r>
-        <w:t>drv</w:t>
-      </w:r>
-      <w:proofErr w:type="spellEnd"/>
+        <w:t>:UINT;’</w:t>
+      </w:r>
+    </w:p>
+    <w:p>
+      <w:pPr>
+        <w:keepNext/>
+        <w:keepLines/>
+        <w:widowControl w:val="0"/>
+        <w:spacing w:line="240" w:lineRule="auto"/>
+      </w:pPr>
+      <w:r>
+        <w:t>Then do the same with drv infodata 1 channel 2</w:t>
+      </w:r>
+    </w:p>
+    <w:p>
+      <w:pPr>
+        <w:keepNext/>
+        <w:keepLines/>
+        <w:widowControl w:val="0"/>
+        <w:spacing w:line="240" w:lineRule="auto"/>
+      </w:pPr>
+      <w:r>
+        <w:t>The bits of these uint variables can be read as BOOL e.g. ‘xLimPos := InfoData1Ch1.0;’ (xLimPos is a BOOL type variable)</w:t>
+      </w:r>
+    </w:p>
+    <w:p>
+      <w:pPr>
+        <w:keepNext/>
+        <w:keepLines/>
+        <w:widowControl w:val="0"/>
+        <w:spacing w:line="240" w:lineRule="auto"/>
+      </w:pPr>
+    </w:p>
+    <w:p>
+      <w:pPr>
+        <w:keepNext/>
+        <w:keepLines/>
+        <w:widowControl w:val="0"/>
+        <w:spacing w:line="240" w:lineRule="auto"/>
+      </w:pPr>
+      <w:r>
+        <w:t>Terminal el7062-&gt;coe online tab-&gt;8001:0 ‘FB Touch Probe Settings Ch.1’</w:t>
+      </w:r>
+    </w:p>
+    <w:p>
+      <w:pPr>
+        <w:keepNext/>
+        <w:keepLines/>
+        <w:widowControl w:val="0"/>
+        <w:spacing w:line="240" w:lineRule="auto"/>
+        <w:rPr>
+          <w:b/>
+          <w:bCs/>
+        </w:rPr>
+      </w:pPr>
+      <w:r>
+        <w:t>-&gt;</w:t>
+      </w:r>
+      <w:r>
+        <w:rPr>
+          <w:b/>
+          <w:bCs/>
+        </w:rPr>
+        <w:t>8001.11 ‘Touch Probe 1 Source’</w:t>
+      </w:r>
       <w:r>
         <w:t xml:space="preserve"> </w:t>
       </w:r>
-      <w:proofErr w:type="spellStart"/>
-      <w:r>
-        <w:t>infodata</w:t>
-      </w:r>
-      <w:proofErr w:type="spellEnd"/>
-      <w:r>
-        <w:t xml:space="preserve"> 1 channel 2</w:t>
-      </w:r>
-    </w:p>
-    <w:p>
-      <w:pPr>
-        <w:keepNext/>
-        <w:keepLines/>
-        <w:widowControl w:val="0"/>
-        <w:spacing w:line="240" w:lineRule="auto"/>
-      </w:pPr>
-      <w:r>
-        <w:t xml:space="preserve">The bits of these </w:t>
-      </w:r>
-      <w:proofErr w:type="spellStart"/>
-      <w:r>
-        <w:t>uint</w:t>
-      </w:r>
-      <w:proofErr w:type="spellEnd"/>
-      <w:r>
-        <w:t xml:space="preserve"> variables can be read as BOOL e.</w:t>
-      </w:r>
-      <w:proofErr w:type="gramStart"/>
-      <w:r>
-        <w:t>g. ‘</w:t>
-      </w:r>
-      <w:proofErr w:type="spellStart"/>
-      <w:r>
-        <w:t>xLimPos</w:t>
-      </w:r>
-      <w:proofErr w:type="spellEnd"/>
-      <w:r>
-        <w:t xml:space="preserve"> :</w:t>
-      </w:r>
-      <w:proofErr w:type="gramEnd"/>
-      <w:r>
-        <w:t>= InfoData1Ch1.0;’ (</w:t>
-      </w:r>
-      <w:proofErr w:type="spellStart"/>
-      <w:r>
-        <w:t>xLimPos</w:t>
-      </w:r>
-      <w:proofErr w:type="spellEnd"/>
-      <w:r>
-        <w:t xml:space="preserve"> is a BOOL type variable)</w:t>
-      </w:r>
-    </w:p>
-    <w:p>
-      <w:pPr>
-        <w:keepNext/>
-        <w:keepLines/>
-        <w:widowControl w:val="0"/>
-        <w:spacing w:line="240" w:lineRule="auto"/>
-      </w:pPr>
-    </w:p>
-    <w:p>
-      <w:pPr>
-        <w:keepNext/>
-        <w:keepLines/>
-        <w:widowControl w:val="0"/>
-        <w:spacing w:line="240" w:lineRule="auto"/>
-      </w:pPr>
-      <w:r>
-        <w:t>Terminal el7062-&gt;</w:t>
-      </w:r>
-      <w:proofErr w:type="spellStart"/>
-      <w:r>
-        <w:t>coe</w:t>
-      </w:r>
-      <w:proofErr w:type="spellEnd"/>
-      <w:r>
-        <w:t xml:space="preserve"> online tab-&gt;8001:0 ‘FB Touch Probe Settings Ch.1’</w:t>
+      <w:r>
+        <w:rPr>
+          <w:b/>
+          <w:bCs/>
+        </w:rPr>
+        <w:t>set to ‘Hardware Zero Impulse’</w:t>
       </w:r>
     </w:p>
     <w:p>
@@ -1179,643 +939,550 @@
           <w:b/>
           <w:bCs/>
         </w:rPr>
-        <w:t>8001.11 ‘Touch Probe 1 Source’</w:t>
+        <w:t>8101.11 ‘Touch Probe 2 Source’ set to ‘Hardware Zero Impulse’</w:t>
+      </w:r>
+    </w:p>
+    <w:p>
+      <w:pPr>
+        <w:keepNext/>
+        <w:keepLines/>
+        <w:widowControl w:val="0"/>
+        <w:spacing w:line="240" w:lineRule="auto"/>
+        <w:rPr>
+          <w:b/>
+          <w:bCs/>
+        </w:rPr>
+      </w:pPr>
+    </w:p>
+    <w:p>
+      <w:pPr>
+        <w:keepNext/>
+        <w:keepLines/>
+        <w:widowControl w:val="0"/>
+        <w:spacing w:line="240" w:lineRule="auto"/>
+      </w:pPr>
+      <w:r>
+        <w:t>Terminal el7062-&gt;process data tab-&gt;sync manager window ‘outputs’</w:t>
+      </w:r>
+    </w:p>
+    <w:p>
+      <w:pPr>
+        <w:keepNext/>
+        <w:keepLines/>
+        <w:widowControl w:val="0"/>
+        <w:spacing w:line="240" w:lineRule="auto"/>
+        <w:rPr>
+          <w:b/>
+          <w:bCs/>
+        </w:rPr>
+      </w:pPr>
+      <w:r>
+        <w:rPr>
+          <w:b/>
+          <w:bCs/>
+        </w:rPr>
+        <w:t>In the PDO assignment window set 0x1607 ‘FB Touch Probe Control Channel 1’</w:t>
+      </w:r>
+    </w:p>
+    <w:p>
+      <w:pPr>
+        <w:keepNext/>
+        <w:keepLines/>
+        <w:widowControl w:val="0"/>
+        <w:spacing w:line="240" w:lineRule="auto"/>
+        <w:rPr>
+          <w:b/>
+          <w:bCs/>
+        </w:rPr>
+      </w:pPr>
+      <w:r>
+        <w:rPr>
+          <w:b/>
+          <w:bCs/>
+        </w:rPr>
+        <w:t>And 0x1687 ‘FB Touch Probe Control Channel 2’</w:t>
+      </w:r>
+    </w:p>
+    <w:p>
+      <w:pPr>
+        <w:keepNext/>
+        <w:keepLines/>
+        <w:widowControl w:val="0"/>
+        <w:spacing w:line="240" w:lineRule="auto"/>
+      </w:pPr>
+      <w:r>
+        <w:t>Sync manager window ‘inputs’</w:t>
+      </w:r>
+    </w:p>
+    <w:p>
+      <w:pPr>
+        <w:keepNext/>
+        <w:keepLines/>
+        <w:widowControl w:val="0"/>
+        <w:spacing w:line="240" w:lineRule="auto"/>
+        <w:rPr>
+          <w:b/>
+          <w:bCs/>
+        </w:rPr>
+      </w:pPr>
+      <w:r>
+        <w:rPr>
+          <w:b/>
+          <w:bCs/>
+        </w:rPr>
+        <w:t xml:space="preserve">In the PDO assignment window set: </w:t>
+      </w:r>
+    </w:p>
+    <w:p>
+      <w:pPr>
+        <w:keepNext/>
+        <w:keepLines/>
+        <w:widowControl w:val="0"/>
+        <w:spacing w:line="240" w:lineRule="auto"/>
+        <w:rPr>
+          <w:b/>
+          <w:bCs/>
+        </w:rPr>
+      </w:pPr>
+      <w:r>
+        <w:rPr>
+          <w:b/>
+          <w:bCs/>
+        </w:rPr>
+        <w:t>0x1A07 ‘FB Touch Probe Status Channel 1’</w:t>
+      </w:r>
+    </w:p>
+    <w:p>
+      <w:pPr>
+        <w:keepNext/>
+        <w:keepLines/>
+        <w:widowControl w:val="0"/>
+        <w:spacing w:line="240" w:lineRule="auto"/>
+        <w:rPr>
+          <w:b/>
+          <w:bCs/>
+        </w:rPr>
+      </w:pPr>
+      <w:r>
+        <w:rPr>
+          <w:b/>
+          <w:bCs/>
+        </w:rPr>
+        <w:t>0x1A08 ‘FB Touch Probe 1 pos position Channel 1’</w:t>
+      </w:r>
+    </w:p>
+    <w:p>
+      <w:pPr>
+        <w:keepNext/>
+        <w:keepLines/>
+        <w:widowControl w:val="0"/>
+        <w:spacing w:line="240" w:lineRule="auto"/>
+        <w:rPr>
+          <w:b/>
+          <w:bCs/>
+        </w:rPr>
+      </w:pPr>
+      <w:r>
+        <w:rPr>
+          <w:b/>
+          <w:bCs/>
+        </w:rPr>
+        <w:t>0x1A87 ‘FB Touch Probe Status Channel 2’</w:t>
+      </w:r>
+    </w:p>
+    <w:p>
+      <w:pPr>
+        <w:keepNext/>
+        <w:keepLines/>
+        <w:widowControl w:val="0"/>
+        <w:spacing w:line="240" w:lineRule="auto"/>
+        <w:rPr>
+          <w:b/>
+          <w:bCs/>
+        </w:rPr>
+      </w:pPr>
+      <w:r>
+        <w:rPr>
+          <w:b/>
+          <w:bCs/>
+        </w:rPr>
+        <w:t>0x1A88 ‘FB Touch Probe 1 pos position Channel 2’</w:t>
+      </w:r>
+    </w:p>
+    <w:p>
+      <w:pPr>
+        <w:keepNext/>
+        <w:keepLines/>
+        <w:widowControl w:val="0"/>
+        <w:spacing w:line="240" w:lineRule="auto"/>
+        <w:rPr>
+          <w:b/>
+          <w:bCs/>
+        </w:rPr>
+      </w:pPr>
+    </w:p>
+    <w:p>
+      <w:pPr>
+        <w:keepNext/>
+        <w:keepLines/>
+        <w:widowControl w:val="0"/>
+        <w:spacing w:line="240" w:lineRule="auto"/>
+      </w:pPr>
+      <w:r>
+        <w:t xml:space="preserve">These settings give the touch probe the zero sync pulse from the encoders for both channels. Need to reset linked axes in drive manager 2 as well as plc variable links for </w:t>
+      </w:r>
+    </w:p>
+    <w:p>
+      <w:pPr>
+        <w:keepNext/>
+        <w:keepLines/>
+        <w:widowControl w:val="0"/>
+        <w:spacing w:line="240" w:lineRule="auto"/>
+      </w:pPr>
+      <w:r>
+        <w:rPr>
+          <w:b/>
+          <w:bCs/>
+        </w:rPr>
+        <w:t>drive info data 1 ch.1 and ch.2</w:t>
+      </w:r>
+    </w:p>
+    <w:p>
+      <w:pPr>
+        <w:keepNext/>
+        <w:keepLines/>
+        <w:widowControl w:val="0"/>
+        <w:spacing w:line="240" w:lineRule="auto"/>
+      </w:pPr>
+    </w:p>
+    <w:p>
+      <w:pPr>
+        <w:keepNext/>
+        <w:keepLines/>
+        <w:widowControl w:val="0"/>
+        <w:spacing w:line="240" w:lineRule="auto"/>
+      </w:pPr>
+      <w:r>
+        <w:t>for the relevant axes, solution explorer-&gt;motion-&gt;</w:t>
+      </w:r>
+      <w:r>
+        <w:t>axes-&gt;’axis’-&gt;enc-&gt;parameter-&gt;homing</w:t>
+      </w:r>
+    </w:p>
+    <w:p>
+      <w:pPr>
+        <w:keepNext/>
+        <w:keepLines/>
+        <w:widowControl w:val="0"/>
+        <w:spacing w:line="240" w:lineRule="auto"/>
+        <w:rPr>
+          <w:b/>
+          <w:bCs/>
+        </w:rPr>
+      </w:pPr>
+      <w:r>
+        <w:rPr>
+          <w:b/>
+          <w:bCs/>
+        </w:rPr>
+        <w:t>‘Invert Direction for Homing Sensor Search’ set to ‘TRUE’</w:t>
+      </w:r>
+    </w:p>
+    <w:p>
+      <w:pPr>
+        <w:keepNext/>
+        <w:keepLines/>
+        <w:widowControl w:val="0"/>
+        <w:spacing w:line="240" w:lineRule="auto"/>
+        <w:rPr>
+          <w:b/>
+          <w:bCs/>
+        </w:rPr>
+      </w:pPr>
+      <w:r>
+        <w:rPr>
+          <w:b/>
+          <w:bCs/>
+        </w:rPr>
+        <w:t>‘Invert Direction for Sync Impulse Search’ set to ‘FALSE’</w:t>
+      </w:r>
+    </w:p>
+    <w:p>
+      <w:pPr>
+        <w:keepNext/>
+        <w:keepLines/>
+        <w:widowControl w:val="0"/>
+        <w:spacing w:line="240" w:lineRule="auto"/>
+        <w:rPr>
+          <w:b/>
+          <w:bCs/>
+        </w:rPr>
+      </w:pPr>
+      <w:r>
+        <w:rPr>
+          <w:b/>
+          <w:bCs/>
+        </w:rPr>
+        <w:t>‘Reference Mode (Sync Condition)’ set to ‘Hardware Sync (feedback reference pulse)’</w:t>
+      </w:r>
+    </w:p>
+    <w:p>
+      <w:pPr>
+        <w:keepNext/>
+        <w:keepLines/>
+        <w:widowControl w:val="0"/>
+        <w:spacing w:line="240" w:lineRule="auto"/>
+      </w:pPr>
+    </w:p>
+    <w:p>
+      <w:pPr>
+        <w:keepNext/>
+        <w:keepLines/>
+        <w:widowControl w:val="0"/>
+        <w:spacing w:line="240" w:lineRule="auto"/>
+      </w:pPr>
+      <w:r>
+        <w:t>Taken from infosys-&gt;fieldbus components-&gt;ethercat plug-in modules-&gt;ej7411</w:t>
+      </w:r>
+    </w:p>
+    <w:p>
+      <w:pPr>
+        <w:keepNext/>
+        <w:keepLines/>
+        <w:widowControl w:val="0"/>
+        <w:spacing w:line="240" w:lineRule="auto"/>
+      </w:pPr>
+      <w:r>
+        <w:t>-&gt;ej7411 – commissioning-&gt;commissioning with the twincat nc-&gt;homing</w:t>
+      </w:r>
+    </w:p>
+    <w:p>
+      <w:pPr>
+        <w:keepNext/>
+        <w:keepLines/>
+        <w:widowControl w:val="0"/>
+        <w:spacing w:line="240" w:lineRule="auto"/>
+      </w:pPr>
+      <w:r>
+        <w:t>-&gt;switching signal from a digital input of the ej7411</w:t>
+      </w:r>
+    </w:p>
+    <w:p>
+      <w:pPr>
+        <w:keepNext/>
+        <w:keepLines/>
+        <w:widowControl w:val="0"/>
+        <w:spacing w:line="240" w:lineRule="auto"/>
+      </w:pPr>
+    </w:p>
+    <w:p>
+      <w:pPr>
+        <w:keepNext/>
+        <w:keepLines/>
+        <w:widowControl w:val="0"/>
+        <w:spacing w:line="240" w:lineRule="auto"/>
+        <w:rPr>
+          <w:b/>
+          <w:bCs/>
+        </w:rPr>
+      </w:pPr>
+      <w:r>
+        <w:rPr>
+          <w:b/>
+          <w:bCs/>
+        </w:rPr>
+        <w:t>Massa Settings:</w:t>
+      </w:r>
+    </w:p>
+    <w:p>
+      <w:pPr>
+        <w:keepNext/>
+        <w:keepLines/>
+        <w:widowControl w:val="0"/>
+        <w:spacing w:line="240" w:lineRule="auto"/>
+      </w:pPr>
+      <w:r>
+        <w:t>No echo set to 2mA output -&gt; 0 output from EL terminal</w:t>
+      </w:r>
+    </w:p>
+    <w:p>
+      <w:pPr>
+        <w:keepNext/>
+        <w:keepLines/>
+        <w:widowControl w:val="0"/>
+        <w:spacing w:line="240" w:lineRule="auto"/>
+      </w:pPr>
+    </w:p>
+    <w:p>
+      <w:pPr>
+        <w:keepNext/>
+        <w:keepLines/>
+        <w:widowControl w:val="0"/>
+        <w:spacing w:line="240" w:lineRule="auto"/>
+      </w:pPr>
+    </w:p>
+    <w:p>
+      <w:pPr>
+        <w:keepNext/>
+        <w:keepLines/>
+        <w:widowControl w:val="0"/>
+        <w:spacing w:line="240" w:lineRule="auto"/>
+      </w:pPr>
+      <w:r>
+        <w:rPr>
+          <w:b/>
+        </w:rPr>
+        <w:t>T</w:t>
+      </w:r>
+      <w:r>
+        <w:rPr>
+          <w:b/>
+        </w:rPr>
+        <w:t>ODO</w:t>
+      </w:r>
+      <w:r>
+        <w:rPr>
+          <w:b/>
+        </w:rPr>
+        <w:t>:</w:t>
       </w:r>
       <w:r>
         <w:t xml:space="preserve"> </w:t>
       </w:r>
-      <w:r>
-        <w:rPr>
-          <w:b/>
-          <w:bCs/>
-        </w:rPr>
-        <w:t>set to ‘Hardware Zero Impulse’</w:t>
-      </w:r>
-    </w:p>
-    <w:p>
-      <w:pPr>
-        <w:keepNext/>
-        <w:keepLines/>
-        <w:widowControl w:val="0"/>
-        <w:spacing w:line="240" w:lineRule="auto"/>
-        <w:rPr>
-          <w:b/>
-          <w:bCs/>
-        </w:rPr>
-      </w:pPr>
-      <w:r>
-        <w:t>-&gt;</w:t>
-      </w:r>
-      <w:r>
-        <w:rPr>
-          <w:b/>
-          <w:bCs/>
-        </w:rPr>
-        <w:t>8101.11 ‘Touch Probe 2 Source’ set to ‘Hardware Zero Impulse’</w:t>
-      </w:r>
-    </w:p>
-    <w:p>
-      <w:pPr>
-        <w:keepNext/>
-        <w:keepLines/>
-        <w:widowControl w:val="0"/>
-        <w:spacing w:line="240" w:lineRule="auto"/>
-        <w:rPr>
-          <w:b/>
-          <w:bCs/>
-        </w:rPr>
-      </w:pPr>
-    </w:p>
-    <w:p>
-      <w:pPr>
-        <w:keepNext/>
-        <w:keepLines/>
-        <w:widowControl w:val="0"/>
-        <w:spacing w:line="240" w:lineRule="auto"/>
-      </w:pPr>
-      <w:r>
-        <w:t>Terminal el7062-&gt;process data tab-&gt;sync manager window ‘outputs’</w:t>
-      </w:r>
-    </w:p>
-    <w:p>
-      <w:pPr>
-        <w:keepNext/>
-        <w:keepLines/>
-        <w:widowControl w:val="0"/>
-        <w:spacing w:line="240" w:lineRule="auto"/>
-        <w:rPr>
-          <w:b/>
-          <w:bCs/>
-        </w:rPr>
-      </w:pPr>
-      <w:r>
-        <w:rPr>
-          <w:b/>
-          <w:bCs/>
-        </w:rPr>
-        <w:t>In the PDO assignment window set 0x1607 ‘FB Touch Probe Control Channel 1’</w:t>
-      </w:r>
-    </w:p>
-    <w:p>
-      <w:pPr>
-        <w:keepNext/>
-        <w:keepLines/>
-        <w:widowControl w:val="0"/>
-        <w:spacing w:line="240" w:lineRule="auto"/>
-        <w:rPr>
-          <w:b/>
-          <w:bCs/>
-        </w:rPr>
-      </w:pPr>
-      <w:r>
-        <w:rPr>
-          <w:b/>
-          <w:bCs/>
-        </w:rPr>
-        <w:t>And 0x1687 ‘FB Touch Probe Control Channel 2’</w:t>
-      </w:r>
-    </w:p>
-    <w:p>
-      <w:pPr>
-        <w:keepNext/>
-        <w:keepLines/>
-        <w:widowControl w:val="0"/>
-        <w:spacing w:line="240" w:lineRule="auto"/>
-      </w:pPr>
-      <w:r>
-        <w:t>Sync manager window ‘inputs’</w:t>
-      </w:r>
-    </w:p>
-    <w:p>
-      <w:pPr>
-        <w:keepNext/>
-        <w:keepLines/>
-        <w:widowControl w:val="0"/>
-        <w:spacing w:line="240" w:lineRule="auto"/>
-        <w:rPr>
-          <w:b/>
-          <w:bCs/>
-        </w:rPr>
-      </w:pPr>
-      <w:r>
-        <w:rPr>
-          <w:b/>
-          <w:bCs/>
-        </w:rPr>
-        <w:t xml:space="preserve">In the PDO assignment window set: </w:t>
-      </w:r>
-    </w:p>
-    <w:p>
-      <w:pPr>
-        <w:keepNext/>
-        <w:keepLines/>
-        <w:widowControl w:val="0"/>
-        <w:spacing w:line="240" w:lineRule="auto"/>
-        <w:rPr>
-          <w:b/>
-          <w:bCs/>
-        </w:rPr>
-      </w:pPr>
-      <w:r>
-        <w:rPr>
-          <w:b/>
-          <w:bCs/>
-        </w:rPr>
-        <w:t>0x1A07 ‘FB Touch Probe Status Channel 1’</w:t>
-      </w:r>
-    </w:p>
-    <w:p>
-      <w:pPr>
-        <w:keepNext/>
-        <w:keepLines/>
-        <w:widowControl w:val="0"/>
-        <w:spacing w:line="240" w:lineRule="auto"/>
-        <w:rPr>
-          <w:b/>
-          <w:bCs/>
-        </w:rPr>
-      </w:pPr>
-      <w:r>
-        <w:rPr>
-          <w:b/>
-          <w:bCs/>
-        </w:rPr>
-        <w:t>0x1A08 ‘FB Touch Probe 1 pos position Channel 1’</w:t>
-      </w:r>
-    </w:p>
-    <w:p>
-      <w:pPr>
-        <w:keepNext/>
-        <w:keepLines/>
-        <w:widowControl w:val="0"/>
-        <w:spacing w:line="240" w:lineRule="auto"/>
-        <w:rPr>
-          <w:b/>
-          <w:bCs/>
-        </w:rPr>
-      </w:pPr>
-      <w:r>
-        <w:rPr>
-          <w:b/>
-          <w:bCs/>
-        </w:rPr>
-        <w:t>0x1A87 ‘FB Touch Probe Status Channel 2’</w:t>
-      </w:r>
-    </w:p>
-    <w:p>
-      <w:pPr>
-        <w:keepNext/>
-        <w:keepLines/>
-        <w:widowControl w:val="0"/>
-        <w:spacing w:line="240" w:lineRule="auto"/>
-        <w:rPr>
-          <w:b/>
-          <w:bCs/>
-        </w:rPr>
-      </w:pPr>
-      <w:r>
-        <w:rPr>
-          <w:b/>
-          <w:bCs/>
-        </w:rPr>
-        <w:t>0x1A88 ‘FB Touch Probe 1 pos position Channel 2’</w:t>
-      </w:r>
-    </w:p>
-    <w:p>
-      <w:pPr>
-        <w:keepNext/>
-        <w:keepLines/>
-        <w:widowControl w:val="0"/>
-        <w:spacing w:line="240" w:lineRule="auto"/>
-        <w:rPr>
-          <w:b/>
-          <w:bCs/>
-        </w:rPr>
-      </w:pPr>
-    </w:p>
-    <w:p>
-      <w:pPr>
-        <w:keepNext/>
-        <w:keepLines/>
-        <w:widowControl w:val="0"/>
-        <w:spacing w:line="240" w:lineRule="auto"/>
-      </w:pPr>
-      <w:r>
-        <w:t xml:space="preserve">These settings give the touch probe the </w:t>
-      </w:r>
-      <w:proofErr w:type="gramStart"/>
-      <w:r>
-        <w:t>zero sync</w:t>
-      </w:r>
-      <w:proofErr w:type="gramEnd"/>
-      <w:r>
-        <w:t xml:space="preserve"> pulse from the encoders for both channels. Need to reset linked axes in drive manager 2 as well as plc variable links for </w:t>
-      </w:r>
-    </w:p>
-    <w:p>
-      <w:pPr>
-        <w:keepNext/>
-        <w:keepLines/>
-        <w:widowControl w:val="0"/>
-        <w:spacing w:line="240" w:lineRule="auto"/>
-      </w:pPr>
-      <w:r>
-        <w:rPr>
-          <w:b/>
-          <w:bCs/>
-        </w:rPr>
-        <w:t>drive info data 1 ch.1 and ch.2</w:t>
-      </w:r>
-    </w:p>
-    <w:p>
-      <w:pPr>
-        <w:keepNext/>
-        <w:keepLines/>
-        <w:widowControl w:val="0"/>
-        <w:spacing w:line="240" w:lineRule="auto"/>
-      </w:pPr>
-    </w:p>
-    <w:p>
-      <w:pPr>
-        <w:keepNext/>
-        <w:keepLines/>
-        <w:widowControl w:val="0"/>
-        <w:spacing w:line="240" w:lineRule="auto"/>
-      </w:pPr>
-      <w:r>
-        <w:t>for the relevant axes, solution explorer-&gt;motion-&gt;</w:t>
-      </w:r>
-      <w:r>
-        <w:t>axes-&gt;’axis’-&gt;enc-&gt;parameter-&gt;homing</w:t>
-      </w:r>
-    </w:p>
-    <w:p>
-      <w:pPr>
-        <w:keepNext/>
-        <w:keepLines/>
-        <w:widowControl w:val="0"/>
-        <w:spacing w:line="240" w:lineRule="auto"/>
-        <w:rPr>
-          <w:b/>
-          <w:bCs/>
-        </w:rPr>
-      </w:pPr>
-      <w:r>
-        <w:rPr>
-          <w:b/>
-          <w:bCs/>
-        </w:rPr>
-        <w:t>‘Invert Direction for Homing Sensor Search’ set to ‘TRUE’</w:t>
-      </w:r>
-    </w:p>
-    <w:p>
-      <w:pPr>
-        <w:keepNext/>
-        <w:keepLines/>
-        <w:widowControl w:val="0"/>
-        <w:spacing w:line="240" w:lineRule="auto"/>
-        <w:rPr>
-          <w:b/>
-          <w:bCs/>
-        </w:rPr>
-      </w:pPr>
-      <w:r>
-        <w:rPr>
-          <w:b/>
-          <w:bCs/>
-        </w:rPr>
-        <w:t>‘Invert Direction for Sync Impulse Search’ set to ‘FALSE’</w:t>
-      </w:r>
-    </w:p>
-    <w:p>
-      <w:pPr>
-        <w:keepNext/>
-        <w:keepLines/>
-        <w:widowControl w:val="0"/>
-        <w:spacing w:line="240" w:lineRule="auto"/>
-        <w:rPr>
-          <w:b/>
-          <w:bCs/>
-        </w:rPr>
-      </w:pPr>
-      <w:r>
-        <w:rPr>
-          <w:b/>
-          <w:bCs/>
-        </w:rPr>
-        <w:t>‘Reference Mode (Sync Condition)’ set to ‘Hardware Sync (feedback reference pulse)’</w:t>
-      </w:r>
-    </w:p>
-    <w:p>
-      <w:pPr>
-        <w:keepNext/>
-        <w:keepLines/>
-        <w:widowControl w:val="0"/>
-        <w:spacing w:line="240" w:lineRule="auto"/>
-      </w:pPr>
-    </w:p>
-    <w:p>
-      <w:pPr>
-        <w:keepNext/>
-        <w:keepLines/>
-        <w:widowControl w:val="0"/>
-        <w:spacing w:line="240" w:lineRule="auto"/>
-      </w:pPr>
-      <w:r>
-        <w:t xml:space="preserve">Taken from </w:t>
-      </w:r>
-      <w:proofErr w:type="spellStart"/>
-      <w:r>
-        <w:t>infosys</w:t>
-      </w:r>
-      <w:proofErr w:type="spellEnd"/>
-      <w:r>
-        <w:t>-&gt;fieldbus components-&gt;</w:t>
-      </w:r>
-      <w:proofErr w:type="spellStart"/>
-      <w:r>
-        <w:t>ethercat</w:t>
-      </w:r>
-      <w:proofErr w:type="spellEnd"/>
-      <w:r>
-        <w:t xml:space="preserve"> plug-in modules-&gt;ej7411</w:t>
-      </w:r>
-    </w:p>
-    <w:p>
-      <w:pPr>
-        <w:keepNext/>
-        <w:keepLines/>
-        <w:widowControl w:val="0"/>
-        <w:spacing w:line="240" w:lineRule="auto"/>
-      </w:pPr>
-      <w:r>
-        <w:t xml:space="preserve">-&gt;ej7411 – commissioning-&gt;commissioning with the </w:t>
-      </w:r>
-      <w:proofErr w:type="spellStart"/>
-      <w:r>
-        <w:t>twincat</w:t>
-      </w:r>
-      <w:proofErr w:type="spellEnd"/>
+    </w:p>
+    <w:p>
+      <w:pPr>
+        <w:keepNext/>
+        <w:keepLines/>
+        <w:widowControl w:val="0"/>
+        <w:spacing w:line="240" w:lineRule="auto"/>
+      </w:pPr>
+      <w:r>
+        <w:t>Carriage offsets to massa head</w:t>
+      </w:r>
+      <w:r>
+        <w:t xml:space="preserve"> and keyence head</w:t>
+      </w:r>
+    </w:p>
+    <w:p>
+      <w:pPr>
+        <w:keepNext/>
+        <w:keepLines/>
+        <w:widowControl w:val="0"/>
+        <w:spacing w:line="240" w:lineRule="auto"/>
+      </w:pPr>
+      <w:r>
+        <w:t>Plot data</w:t>
+      </w:r>
+    </w:p>
+    <w:p>
+      <w:pPr>
+        <w:keepNext/>
+        <w:keepLines/>
+        <w:widowControl w:val="0"/>
+        <w:spacing w:line="240" w:lineRule="auto"/>
+      </w:pPr>
+      <w:r>
+        <w:t xml:space="preserve">Test </w:t>
+      </w:r>
+      <w:r>
+        <w:t>keyence</w:t>
+      </w:r>
+      <w:r>
+        <w:t xml:space="preserve"> and axis daq accuracy </w:t>
+      </w:r>
+    </w:p>
+    <w:p>
+      <w:pPr>
+        <w:keepNext/>
+        <w:keepLines/>
+        <w:widowControl w:val="0"/>
+        <w:spacing w:line="240" w:lineRule="auto"/>
+      </w:pPr>
+      <w:r>
+        <w:t>Test mqtt control for daq with both int and bool ctr signals</w:t>
+      </w:r>
+    </w:p>
+    <w:p>
+      <w:pPr>
+        <w:keepNext/>
+        <w:keepLines/>
+        <w:widowControl w:val="0"/>
+        <w:spacing w:line="240" w:lineRule="auto"/>
+      </w:pPr>
+    </w:p>
+    <w:p>
+      <w:pPr>
+        <w:keepNext/>
+        <w:keepLines/>
+        <w:widowControl w:val="0"/>
+        <w:spacing w:line="240" w:lineRule="auto"/>
+      </w:pPr>
+      <w:r>
+        <w:t xml:space="preserve">Header – </w:t>
+      </w:r>
+      <w:r>
+        <w:t xml:space="preserve">sensor, script name, </w:t>
+      </w:r>
+      <w:r>
+        <w:t>sensor offsets,</w:t>
+      </w:r>
+      <w:r>
+        <w:t xml:space="preserve"> trigger type,</w:t>
+      </w:r>
       <w:r>
         <w:t xml:space="preserve"> </w:t>
       </w:r>
-      <w:proofErr w:type="spellStart"/>
-      <w:r>
-        <w:t>nc</w:t>
-      </w:r>
-      <w:proofErr w:type="spellEnd"/>
-      <w:r>
-        <w:t>-&gt;homing</w:t>
-      </w:r>
-    </w:p>
-    <w:p>
-      <w:pPr>
-        <w:keepNext/>
-        <w:keepLines/>
-        <w:widowControl w:val="0"/>
-        <w:spacing w:line="240" w:lineRule="auto"/>
-      </w:pPr>
-      <w:r>
-        <w:t>-&gt;switching signal from a digital input of the ej7411</w:t>
-      </w:r>
-    </w:p>
-    <w:p>
-      <w:pPr>
-        <w:keepNext/>
-        <w:keepLines/>
-        <w:widowControl w:val="0"/>
-        <w:spacing w:line="240" w:lineRule="auto"/>
-      </w:pPr>
-    </w:p>
-    <w:p>
-      <w:pPr>
-        <w:keepNext/>
-        <w:keepLines/>
-        <w:widowControl w:val="0"/>
-        <w:spacing w:line="240" w:lineRule="auto"/>
-        <w:rPr>
-          <w:b/>
-          <w:bCs/>
-        </w:rPr>
-      </w:pPr>
-      <w:r>
-        <w:rPr>
-          <w:b/>
-          <w:bCs/>
-        </w:rPr>
-        <w:t>Massa Settings:</w:t>
-      </w:r>
-    </w:p>
-    <w:p>
-      <w:pPr>
-        <w:keepNext/>
-        <w:keepLines/>
-        <w:widowControl w:val="0"/>
-        <w:spacing w:line="240" w:lineRule="auto"/>
-      </w:pPr>
-      <w:r>
-        <w:t>No echo set to 2mA output -&gt; 0 output from EL terminal</w:t>
-      </w:r>
-    </w:p>
-    <w:p>
-      <w:pPr>
-        <w:keepNext/>
-        <w:keepLines/>
-        <w:widowControl w:val="0"/>
-        <w:spacing w:line="240" w:lineRule="auto"/>
-      </w:pPr>
-    </w:p>
-    <w:p>
-      <w:pPr>
-        <w:keepNext/>
-        <w:keepLines/>
-        <w:widowControl w:val="0"/>
-        <w:spacing w:line="240" w:lineRule="auto"/>
-      </w:pPr>
-    </w:p>
-    <w:p>
-      <w:pPr>
-        <w:keepNext/>
-        <w:keepLines/>
-        <w:widowControl w:val="0"/>
-        <w:spacing w:line="240" w:lineRule="auto"/>
-      </w:pPr>
-      <w:r>
-        <w:rPr>
-          <w:b/>
-        </w:rPr>
-        <w:t>T</w:t>
-      </w:r>
-      <w:r>
-        <w:rPr>
-          <w:b/>
-        </w:rPr>
-        <w:t>ODO</w:t>
-      </w:r>
-      <w:r>
-        <w:rPr>
-          <w:b/>
-        </w:rPr>
-        <w:t>:</w:t>
-      </w:r>
-      <w:r>
-        <w:t xml:space="preserve"> </w:t>
-      </w:r>
-    </w:p>
-    <w:p>
-      <w:pPr>
-        <w:keepNext/>
-        <w:keepLines/>
-        <w:widowControl w:val="0"/>
-        <w:spacing w:line="240" w:lineRule="auto"/>
-      </w:pPr>
-      <w:r>
-        <w:t xml:space="preserve">Carriage offsets to </w:t>
-      </w:r>
-      <w:proofErr w:type="spellStart"/>
-      <w:r>
-        <w:t>massa</w:t>
-      </w:r>
-      <w:proofErr w:type="spellEnd"/>
-      <w:r>
-        <w:t xml:space="preserve"> head</w:t>
-      </w:r>
-      <w:r>
-        <w:t xml:space="preserve"> and </w:t>
-      </w:r>
-      <w:proofErr w:type="spellStart"/>
-      <w:r>
-        <w:t>keyence</w:t>
-      </w:r>
-      <w:proofErr w:type="spellEnd"/>
-      <w:r>
-        <w:t xml:space="preserve"> head</w:t>
-      </w:r>
-    </w:p>
-    <w:p>
-      <w:pPr>
-        <w:keepNext/>
-        <w:keepLines/>
-        <w:widowControl w:val="0"/>
-        <w:spacing w:line="240" w:lineRule="auto"/>
-      </w:pPr>
-      <w:r>
-        <w:t>Plot data</w:t>
-      </w:r>
-    </w:p>
-    <w:p>
-      <w:pPr>
-        <w:keepNext/>
-        <w:keepLines/>
-        <w:widowControl w:val="0"/>
-        <w:spacing w:line="240" w:lineRule="auto"/>
-      </w:pPr>
-      <w:r>
-        <w:t xml:space="preserve">Test </w:t>
-      </w:r>
-      <w:proofErr w:type="spellStart"/>
-      <w:r>
-        <w:t>keyence</w:t>
-      </w:r>
-      <w:proofErr w:type="spellEnd"/>
-      <w:r>
-        <w:t xml:space="preserve"> and axis </w:t>
-      </w:r>
-      <w:proofErr w:type="spellStart"/>
-      <w:r>
-        <w:t>daq</w:t>
-      </w:r>
-      <w:proofErr w:type="spellEnd"/>
-      <w:r>
-        <w:t xml:space="preserve"> accuracy </w:t>
-      </w:r>
-    </w:p>
-    <w:p>
-      <w:pPr>
-        <w:keepNext/>
-        <w:keepLines/>
-        <w:widowControl w:val="0"/>
-        <w:spacing w:line="240" w:lineRule="auto"/>
-      </w:pPr>
-      <w:r>
-        <w:t xml:space="preserve">Test </w:t>
-      </w:r>
-      <w:proofErr w:type="spellStart"/>
-      <w:r>
-        <w:t>mqtt</w:t>
-      </w:r>
-      <w:proofErr w:type="spellEnd"/>
-      <w:r>
-        <w:t xml:space="preserve"> control for </w:t>
-      </w:r>
-      <w:proofErr w:type="spellStart"/>
-      <w:r>
-        <w:t>daq</w:t>
-      </w:r>
-      <w:proofErr w:type="spellEnd"/>
-      <w:r>
-        <w:t xml:space="preserve"> with both int and bool ctr signals</w:t>
-      </w:r>
-    </w:p>
-    <w:p>
-      <w:pPr>
-        <w:keepNext/>
-        <w:keepLines/>
-        <w:widowControl w:val="0"/>
-        <w:spacing w:line="240" w:lineRule="auto"/>
-      </w:pPr>
-    </w:p>
-    <w:p>
-      <w:pPr>
-        <w:keepNext/>
-        <w:keepLines/>
-        <w:widowControl w:val="0"/>
-        <w:spacing w:line="240" w:lineRule="auto"/>
-      </w:pPr>
-      <w:r>
-        <w:t>Header – sensor offsets, what sensors are active</w:t>
-      </w:r>
-      <w:r>
-        <w:t>, continuous mode, number runs</w:t>
-      </w:r>
-    </w:p>
-    <w:p>
-      <w:pPr>
-        <w:keepNext/>
-        <w:keepLines/>
-        <w:widowControl w:val="0"/>
-        <w:spacing w:line="240" w:lineRule="auto"/>
-      </w:pPr>
-      <w:r>
-        <w:t xml:space="preserve">For each sensor – attached to x or </w:t>
-      </w:r>
-      <w:proofErr w:type="spellStart"/>
-      <w:r>
-        <w:t>xy</w:t>
-      </w:r>
-      <w:proofErr w:type="spellEnd"/>
-      <w:r>
-        <w:t xml:space="preserve"> or </w:t>
-      </w:r>
-      <w:proofErr w:type="spellStart"/>
-      <w:r>
-        <w:t>xyz</w:t>
-      </w:r>
-      <w:proofErr w:type="spellEnd"/>
-      <w:r>
-        <w:t xml:space="preserve"> or none</w:t>
-      </w:r>
-    </w:p>
-    <w:p>
-      <w:pPr>
-        <w:keepNext/>
-        <w:keepLines/>
-        <w:widowControl w:val="0"/>
-        <w:spacing w:line="240" w:lineRule="auto"/>
-      </w:pPr>
-      <w:r>
-        <w:t>Select a sensor to base scan on – cart will move sensor to this location using offsets</w:t>
-      </w:r>
+      <w:r>
+        <w:t xml:space="preserve">continuous mode, number </w:t>
+      </w:r>
+      <w:r>
+        <w:t xml:space="preserve">script </w:t>
+      </w:r>
+      <w:r>
+        <w:t>runs</w:t>
+      </w:r>
+      <w:r>
+        <w:t xml:space="preserve">, run time, temperature, </w:t>
+      </w:r>
+    </w:p>
+    <w:p>
+      <w:pPr>
+        <w:keepNext/>
+        <w:keepLines/>
+        <w:widowControl w:val="0"/>
+        <w:spacing w:line="240" w:lineRule="auto"/>
+      </w:pPr>
+      <w:r>
+        <w:t>For each sensor – attached to x or xy or xyz or none</w:t>
+      </w:r>
+    </w:p>
+    <w:p>
+      <w:pPr>
+        <w:keepNext/>
+        <w:keepLines/>
+        <w:widowControl w:val="0"/>
+        <w:spacing w:line="240" w:lineRule="auto"/>
+      </w:pPr>
+    </w:p>
+    <w:p>
+      <w:pPr>
+        <w:keepNext/>
+        <w:keepLines/>
+        <w:widowControl w:val="0"/>
+        <w:spacing w:line="240" w:lineRule="auto"/>
+      </w:pPr>
+      <w:r>
+        <w:t>Data – pass number, timestamp, x,y,z, sensor</w:t>
+      </w:r>
+    </w:p>
+    <w:p>
+      <w:pPr>
+        <w:keepNext/>
+        <w:keepLines/>
+        <w:widowControl w:val="0"/>
+        <w:spacing w:line="240" w:lineRule="auto"/>
+      </w:pPr>
     </w:p>
     <w:p>
       <w:pPr>
@@ -1851,16 +1518,8 @@
         <w:widowControl w:val="0"/>
         <w:spacing w:line="240" w:lineRule="auto"/>
       </w:pPr>
-    </w:p>
-    <w:p>
-      <w:pPr>
-        <w:keepNext/>
-        <w:keepLines/>
-        <w:widowControl w:val="0"/>
-        <w:spacing w:line="240" w:lineRule="auto"/>
-      </w:pPr>
-      <w:r>
-        <w:t>Run option for stationary DAQ triggered on time</w:t>
+      <w:r>
+        <w:t>Force no movement for time based daq trigger</w:t>
       </w:r>
     </w:p>
     <w:p>
@@ -1920,50 +1579,12 @@
         <w:spacing w:line="240" w:lineRule="auto"/>
       </w:pPr>
       <w:r>
-        <w:t>Output data csv format</w:t>
-      </w:r>
-    </w:p>
-    <w:p>
-      <w:pPr>
-        <w:keepNext/>
-        <w:keepLines/>
-        <w:widowControl w:val="0"/>
-        <w:spacing w:line="240" w:lineRule="auto"/>
-      </w:pPr>
-      <w:r>
-        <w:t>Write script to csv</w:t>
-      </w:r>
-    </w:p>
-    <w:p>
-      <w:pPr>
-        <w:keepNext/>
-        <w:keepLines/>
-        <w:widowControl w:val="0"/>
-        <w:spacing w:line="240" w:lineRule="auto"/>
-      </w:pPr>
-      <w:r>
-        <w:t>Read script into program and check for valid formatting</w:t>
-      </w:r>
-    </w:p>
-    <w:p>
-      <w:pPr>
-        <w:keepNext/>
-        <w:keepLines/>
-        <w:widowControl w:val="0"/>
-        <w:spacing w:line="240" w:lineRule="auto"/>
-      </w:pPr>
-    </w:p>
-    <w:p>
-      <w:pPr>
-        <w:keepNext/>
-        <w:keepLines/>
-        <w:widowControl w:val="0"/>
-        <w:spacing w:line="240" w:lineRule="auto"/>
-      </w:pPr>
-      <w:r>
         <w:t xml:space="preserve">Continuous mode </w:t>
       </w:r>
       <w:r>
+        <w:t xml:space="preserve">– override append mode </w:t>
+      </w:r>
+      <w:r>
         <w:t>– force new file each run</w:t>
       </w:r>
       <w:r>
@@ -1983,6 +1604,9 @@
       <w:r>
         <w:t>mode – pass index keeps incrementing</w:t>
       </w:r>
+      <w:r>
+        <w:t xml:space="preserve"> and resets at the end of a finite number of script runs</w:t>
+      </w:r>
     </w:p>
     <w:p>
       <w:pPr>
@@ -2062,11 +1686,9 @@
       <w:r>
         <w:t xml:space="preserve"> - </w:t>
       </w:r>
-      <w:proofErr w:type="spellStart"/>
       <w:r>
         <w:t>MC_ExtSetPointGenEnable</w:t>
       </w:r>
-      <w:proofErr w:type="spellEnd"/>
     </w:p>
     <w:p>
       <w:pPr>
@@ -2095,34 +1717,18 @@
         <w:spacing w:line="240" w:lineRule="auto"/>
       </w:pPr>
       <w:r>
-        <w:t xml:space="preserve">    nVarPers</w:t>
-      </w:r>
-      <w:proofErr w:type="gramStart"/>
-      <w:r>
-        <w:t>1 :</w:t>
-      </w:r>
-      <w:proofErr w:type="gramEnd"/>
-      <w:r>
-        <w:t xml:space="preserve"> DINT; (* 1. Persistent variable *)</w:t>
-      </w:r>
-    </w:p>
-    <w:p>
-      <w:pPr>
-        <w:keepNext/>
-        <w:keepLines/>
-        <w:widowControl w:val="0"/>
-        <w:spacing w:line="240" w:lineRule="auto"/>
-      </w:pPr>
-      <w:r>
-        <w:t xml:space="preserve">    bVarPers</w:t>
-      </w:r>
-      <w:proofErr w:type="gramStart"/>
-      <w:r>
-        <w:t>2 :</w:t>
-      </w:r>
-      <w:proofErr w:type="gramEnd"/>
-      <w:r>
-        <w:t xml:space="preserve"> BOOL; (* 2. Persistent variable *)</w:t>
+        <w:t xml:space="preserve">    nVarPers1 : DINT; (* 1. Persistent variable *)</w:t>
+      </w:r>
+    </w:p>
+    <w:p>
+      <w:pPr>
+        <w:keepNext/>
+        <w:keepLines/>
+        <w:widowControl w:val="0"/>
+        <w:spacing w:line="240" w:lineRule="auto"/>
+      </w:pPr>
+      <w:r>
+        <w:t xml:space="preserve">    bVarPers2 : BOOL; (* 2. Persistent variable *)</w:t>
       </w:r>
     </w:p>
     <w:p>
@@ -2157,11 +1763,9 @@
       <w:r>
         <w:t xml:space="preserve"> - </w:t>
       </w:r>
-      <w:proofErr w:type="spellStart"/>
       <w:r>
         <w:t>FB_WritePersistentData</w:t>
       </w:r>
-      <w:proofErr w:type="spellEnd"/>
     </w:p>
     <w:p>
       <w:pPr>
@@ -2190,7 +1794,6 @@
         <w:spacing w:line="240" w:lineRule="auto"/>
       </w:pPr>
       <w:r>
-        <w:lastRenderedPageBreak/>
         <w:t>Parallel marks on x to assist in squaring manually</w:t>
       </w:r>
     </w:p>
@@ -2277,14 +1880,6 @@
         <w:keepLines/>
         <w:widowControl w:val="0"/>
         <w:spacing w:line="240" w:lineRule="auto"/>
-      </w:pPr>
-    </w:p>
-    <w:p>
-      <w:pPr>
-        <w:keepNext/>
-        <w:keepLines/>
-        <w:widowControl w:val="0"/>
-        <w:spacing w:line="240" w:lineRule="auto"/>
         <w:rPr>
           <w:b/>
         </w:rPr>
@@ -2337,23 +1932,7 @@
         <w:spacing w:line="240" w:lineRule="auto"/>
       </w:pPr>
       <w:r>
-        <w:t xml:space="preserve">1.Mc_home has no </w:t>
-      </w:r>
-      <w:proofErr w:type="spellStart"/>
-      <w:r>
-        <w:t>bcalibrationcam</w:t>
-      </w:r>
-      <w:proofErr w:type="spellEnd"/>
-      <w:r>
-        <w:t xml:space="preserve"> input - must be set at </w:t>
-      </w:r>
-      <w:proofErr w:type="spellStart"/>
-      <w:r>
-        <w:t>CoE</w:t>
-      </w:r>
-      <w:proofErr w:type="spellEnd"/>
-      <w:r>
-        <w:t xml:space="preserve"> object</w:t>
+        <w:t>1.Mc_home has no bcalibrationcam input - must be set at CoE object</w:t>
       </w:r>
     </w:p>
     <w:p>
@@ -2375,15 +1954,7 @@
         <w:spacing w:line="240" w:lineRule="auto"/>
       </w:pPr>
       <w:r>
-        <w:t xml:space="preserve">2. Motion </w:t>
-      </w:r>
-      <w:proofErr w:type="spellStart"/>
-      <w:r>
-        <w:t>fbs</w:t>
-      </w:r>
-      <w:proofErr w:type="spellEnd"/>
-      <w:r>
-        <w:t xml:space="preserve"> need acceleration inputs, not default</w:t>
+        <w:t>2. Motion fbs need acceleration inputs, not default</w:t>
       </w:r>
     </w:p>
     <w:p>
@@ -2435,15 +2006,7 @@
         <w:spacing w:line="240" w:lineRule="auto"/>
       </w:pPr>
       <w:r>
-        <w:t xml:space="preserve">Program can only have </w:t>
-      </w:r>
-      <w:proofErr w:type="gramStart"/>
-      <w:r>
-        <w:t>once</w:t>
-      </w:r>
-      <w:proofErr w:type="gramEnd"/>
-      <w:r>
-        <w:t xml:space="preserve"> instance</w:t>
+        <w:t>Program can only have once instance</w:t>
       </w:r>
     </w:p>
     <w:p>
@@ -2498,15 +2061,7 @@
         <w:spacing w:line="240" w:lineRule="auto"/>
       </w:pPr>
       <w:r>
-        <w:t xml:space="preserve">Safe z is the lower limit for z-&gt; can only go below while there is no </w:t>
-      </w:r>
-      <w:proofErr w:type="spellStart"/>
-      <w:r>
-        <w:t>xy</w:t>
-      </w:r>
-      <w:proofErr w:type="spellEnd"/>
-      <w:r>
-        <w:t xml:space="preserve"> motion</w:t>
+        <w:t>Safe z is the lower limit for z-&gt; can only go below while there is no xy motion</w:t>
       </w:r>
     </w:p>
     <w:p>
@@ -2528,37 +2083,19 @@
         <w:spacing w:line="240" w:lineRule="auto"/>
       </w:pPr>
       <w:r>
-        <w:t xml:space="preserve">Skim water surface -&gt; feedback from </w:t>
-      </w:r>
-      <w:proofErr w:type="spellStart"/>
-      <w:r>
-        <w:t>massa</w:t>
-      </w:r>
-      <w:proofErr w:type="spellEnd"/>
-      <w:r>
-        <w:t xml:space="preserve">, sonar for </w:t>
-      </w:r>
-      <w:proofErr w:type="spellStart"/>
-      <w:r>
-        <w:t>daq</w:t>
-      </w:r>
-      <w:proofErr w:type="spellEnd"/>
-    </w:p>
-    <w:p>
-      <w:pPr>
-        <w:keepNext/>
-        <w:keepLines/>
-        <w:widowControl w:val="0"/>
-        <w:spacing w:line="240" w:lineRule="auto"/>
-      </w:pPr>
-      <w:r>
-        <w:t xml:space="preserve">Follow sediment -&gt; feedback from sonar, sonar for </w:t>
-      </w:r>
-      <w:proofErr w:type="spellStart"/>
-      <w:r>
-        <w:t>daq</w:t>
-      </w:r>
-      <w:proofErr w:type="spellEnd"/>
+        <w:t>Skim water surface -&gt; feedback from massa, sonar for daq</w:t>
+      </w:r>
+    </w:p>
+    <w:p>
+      <w:pPr>
+        <w:keepNext/>
+        <w:keepLines/>
+        <w:widowControl w:val="0"/>
+        <w:spacing w:line="240" w:lineRule="auto"/>
+      </w:pPr>
+      <w:r>
+        <w:t>Follow sediment -&gt; feedback from sonar, sonar for daq</w:t>
+      </w:r>
     </w:p>
     <w:p>
       <w:pPr>
@@ -2648,23 +2185,7 @@
         <w:spacing w:line="240" w:lineRule="auto"/>
       </w:pPr>
       <w:r>
-        <w:t xml:space="preserve">Reset drive manager </w:t>
-      </w:r>
-      <w:proofErr w:type="spellStart"/>
-      <w:r>
-        <w:t>hw</w:t>
-      </w:r>
-      <w:proofErr w:type="spellEnd"/>
-      <w:r>
-        <w:t xml:space="preserve"> and </w:t>
-      </w:r>
-      <w:proofErr w:type="gramStart"/>
-      <w:r>
-        <w:t>reestablish</w:t>
-      </w:r>
-      <w:proofErr w:type="gramEnd"/>
-      <w:r>
-        <w:t xml:space="preserve"> variable link for latch encoder inputs</w:t>
+        <w:t>Reset drive manager hw and reestablish variable link for latch encoder inputs</w:t>
       </w:r>
     </w:p>
     <w:p>
@@ -2701,21 +2222,8 @@
         <w:widowControl w:val="0"/>
         <w:spacing w:line="240" w:lineRule="auto"/>
       </w:pPr>
-      <w:proofErr w:type="spellStart"/>
-      <w:r>
-        <w:t>Mqtt</w:t>
-      </w:r>
-      <w:proofErr w:type="spellEnd"/>
-      <w:r>
-        <w:t xml:space="preserve"> is </w:t>
-      </w:r>
-      <w:proofErr w:type="gramStart"/>
-      <w:r>
-        <w:t>in‘</w:t>
-      </w:r>
-      <w:proofErr w:type="gramEnd"/>
-      <w:r>
-        <w:t>TC3_IotBase’</w:t>
+      <w:r>
+        <w:t>Mqtt is in‘TC3_IotBase’</w:t>
       </w:r>
     </w:p>
     <w:p>
@@ -2749,109 +2257,28 @@
         <w:keepLines/>
         <w:widowControl w:val="0"/>
         <w:spacing w:line="240" w:lineRule="auto"/>
-      </w:pPr>
-    </w:p>
-    <w:p>
-      <w:pPr>
-        <w:keepNext/>
-        <w:keepLines/>
-        <w:widowControl w:val="0"/>
-        <w:spacing w:line="240" w:lineRule="auto"/>
-        <w:rPr>
-          <w:b/>
-          <w:bCs/>
-        </w:rPr>
-      </w:pPr>
-    </w:p>
-    <w:p>
-      <w:pPr>
-        <w:keepNext/>
-        <w:keepLines/>
-        <w:widowControl w:val="0"/>
-        <w:spacing w:line="240" w:lineRule="auto"/>
-        <w:rPr>
-          <w:b/>
-          <w:bCs/>
-        </w:rPr>
-      </w:pPr>
-    </w:p>
-    <w:p>
-      <w:pPr>
-        <w:keepNext/>
-        <w:keepLines/>
-        <w:widowControl w:val="0"/>
-        <w:spacing w:line="240" w:lineRule="auto"/>
-        <w:rPr>
-          <w:b/>
-          <w:bCs/>
-        </w:rPr>
-      </w:pPr>
-    </w:p>
-    <w:p>
-      <w:pPr>
-        <w:keepNext/>
-        <w:keepLines/>
-        <w:widowControl w:val="0"/>
-        <w:spacing w:line="240" w:lineRule="auto"/>
-        <w:rPr>
-          <w:b/>
-          <w:bCs/>
-        </w:rPr>
-      </w:pPr>
-    </w:p>
-    <w:p>
-      <w:pPr>
-        <w:keepNext/>
-        <w:keepLines/>
-        <w:widowControl w:val="0"/>
-        <w:spacing w:line="240" w:lineRule="auto"/>
-        <w:rPr>
-          <w:b/>
-          <w:bCs/>
-        </w:rPr>
-      </w:pPr>
-    </w:p>
-    <w:p>
-      <w:pPr>
-        <w:keepNext/>
-        <w:keepLines/>
-        <w:widowControl w:val="0"/>
-        <w:spacing w:line="240" w:lineRule="auto"/>
-        <w:rPr>
-          <w:b/>
-          <w:bCs/>
-        </w:rPr>
-      </w:pPr>
-    </w:p>
-    <w:p>
-      <w:pPr>
-        <w:keepNext/>
-        <w:keepLines/>
-        <w:widowControl w:val="0"/>
-        <w:spacing w:line="240" w:lineRule="auto"/>
-        <w:rPr>
-          <w:b/>
-          <w:bCs/>
-        </w:rPr>
-      </w:pPr>
-    </w:p>
-    <w:p>
-      <w:pPr>
-        <w:keepNext/>
-        <w:keepLines/>
-        <w:widowControl w:val="0"/>
-        <w:spacing w:line="240" w:lineRule="auto"/>
-        <w:rPr>
-          <w:b/>
-          <w:bCs/>
-        </w:rPr>
-      </w:pPr>
-      <w:r>
-        <w:rPr>
-          <w:b/>
-          <w:bCs/>
-        </w:rPr>
-        <w:lastRenderedPageBreak/>
+        <w:rPr>
+          <w:b/>
+          <w:bCs/>
+        </w:rPr>
+      </w:pPr>
+    </w:p>
+    <w:p>
+      <w:pPr>
+        <w:keepNext/>
+        <w:keepLines/>
+        <w:widowControl w:val="0"/>
+        <w:spacing w:line="240" w:lineRule="auto"/>
+        <w:rPr>
+          <w:b/>
+          <w:bCs/>
+        </w:rPr>
+      </w:pPr>
+      <w:r>
+        <w:rPr>
+          <w:b/>
+          <w:bCs/>
+        </w:rPr>
         <w:t>Measure Timing Function:</w:t>
       </w:r>
     </w:p>
@@ -2876,70 +2303,14 @@
           <w:lang w:val="en-US"/>
         </w:rPr>
         <w:br/>
-        <w:t>    </w:t>
-      </w:r>
-      <w:proofErr w:type="spellStart"/>
+        <w:t>    MeasureStart    : T_DCTIME64;</w:t>
+      </w:r>
       <w:r>
         <w:rPr>
           <w:lang w:val="en-US"/>
         </w:rPr>
-        <w:t>MeasureStart</w:t>
-      </w:r>
-      <w:proofErr w:type="spellEnd"/>
-      <w:r>
-        <w:rPr>
-          <w:lang w:val="en-US"/>
-        </w:rPr>
-        <w:t>  </w:t>
-      </w:r>
-      <w:proofErr w:type="gramStart"/>
-      <w:r>
-        <w:rPr>
-          <w:lang w:val="en-US"/>
-        </w:rPr>
-        <w:t>  :</w:t>
-      </w:r>
-      <w:proofErr w:type="gramEnd"/>
-      <w:r>
-        <w:rPr>
-          <w:lang w:val="en-US"/>
-        </w:rPr>
-        <w:t xml:space="preserve"> T_DCTIME64;</w:t>
-      </w:r>
-      <w:r>
-        <w:rPr>
-          <w:lang w:val="en-US"/>
-        </w:rPr>
         <w:br/>
-        <w:t>    </w:t>
-      </w:r>
-      <w:proofErr w:type="spellStart"/>
-      <w:r>
-        <w:rPr>
-          <w:lang w:val="en-US"/>
-        </w:rPr>
-        <w:t>MeasureResult</w:t>
-      </w:r>
-      <w:proofErr w:type="spellEnd"/>
-      <w:r>
-        <w:rPr>
-          <w:lang w:val="en-US"/>
-        </w:rPr>
-        <w:t> </w:t>
-      </w:r>
-      <w:proofErr w:type="gramStart"/>
-      <w:r>
-        <w:rPr>
-          <w:lang w:val="en-US"/>
-        </w:rPr>
-        <w:t>  :</w:t>
-      </w:r>
-      <w:proofErr w:type="gramEnd"/>
-      <w:r>
-        <w:rPr>
-          <w:lang w:val="en-US"/>
-        </w:rPr>
-        <w:t xml:space="preserve"> T_DCTIME64;</w:t>
+        <w:t>    MeasureResult   : T_DCTIME64;</w:t>
       </w:r>
       <w:r>
         <w:rPr>
@@ -2966,104 +2337,32 @@
           <w:lang w:val="en-US"/>
         </w:rPr>
         <w:br/>
-      </w:r>
-      <w:proofErr w:type="spellStart"/>
-      <w:proofErr w:type="gramStart"/>
-      <w:r>
+        <w:t xml:space="preserve">MeasureStart:=F_GetActualDcTime64(); </w:t>
+      </w:r>
+    </w:p>
+    <w:p>
+      <w:pPr>
+        <w:keepNext/>
+        <w:keepLines/>
+        <w:widowControl w:val="0"/>
+        <w:spacing w:line="240" w:lineRule="auto"/>
         <w:rPr>
           <w:lang w:val="en-US"/>
         </w:rPr>
-        <w:t>MeasureStart</w:t>
-      </w:r>
-      <w:proofErr w:type="spellEnd"/>
+      </w:pPr>
       <w:r>
         <w:rPr>
           <w:lang w:val="en-US"/>
         </w:rPr>
-        <w:t>:=</w:t>
-      </w:r>
-      <w:proofErr w:type="gramEnd"/>
+        <w:t>(*Insert your program code to measure the processing time*)</w:t>
+      </w:r>
       <w:r>
         <w:rPr>
           <w:lang w:val="en-US"/>
         </w:rPr>
-        <w:t>F_GetActualDcTime64(</w:t>
-      </w:r>
-      <w:proofErr w:type="gramStart"/>
-      <w:r>
-        <w:rPr>
-          <w:lang w:val="en-US"/>
-        </w:rPr>
-        <w:t>);</w:t>
-      </w:r>
-      <w:proofErr w:type="gramEnd"/>
-      <w:r>
-        <w:rPr>
-          <w:lang w:val="en-US"/>
-        </w:rPr>
-        <w:t xml:space="preserve"> </w:t>
-      </w:r>
-    </w:p>
-    <w:p>
-      <w:pPr>
-        <w:keepNext/>
-        <w:keepLines/>
-        <w:widowControl w:val="0"/>
-        <w:spacing w:line="240" w:lineRule="auto"/>
-        <w:rPr>
-          <w:lang w:val="en-US"/>
-        </w:rPr>
-      </w:pPr>
-      <w:r>
-        <w:rPr>
-          <w:lang w:val="en-US"/>
-        </w:rPr>
-        <w:t>(*Insert your program code to measure the processing time*)</w:t>
-      </w:r>
-      <w:r>
-        <w:rPr>
-          <w:lang w:val="en-US"/>
-        </w:rPr>
         <w:br/>
-      </w:r>
-      <w:proofErr w:type="spellStart"/>
-      <w:proofErr w:type="gramStart"/>
-      <w:r>
-        <w:rPr>
-          <w:lang w:val="en-US"/>
-        </w:rPr>
-        <w:t>MeasureResult</w:t>
-      </w:r>
-      <w:proofErr w:type="spellEnd"/>
-      <w:r>
-        <w:rPr>
-          <w:lang w:val="en-US"/>
-        </w:rPr>
-        <w:t>:=</w:t>
-      </w:r>
-      <w:proofErr w:type="gramEnd"/>
-      <w:r>
-        <w:rPr>
-          <w:lang w:val="en-US"/>
-        </w:rPr>
-        <w:t>F_GetActualDcTime64()-</w:t>
-      </w:r>
-      <w:proofErr w:type="spellStart"/>
-      <w:proofErr w:type="gramStart"/>
-      <w:r>
-        <w:rPr>
-          <w:lang w:val="en-US"/>
-        </w:rPr>
-        <w:t>MeasureStart</w:t>
-      </w:r>
-      <w:proofErr w:type="spellEnd"/>
-      <w:r>
-        <w:rPr>
-          <w:lang w:val="en-US"/>
-        </w:rPr>
-        <w:t>;</w:t>
-      </w:r>
-      <w:proofErr w:type="gramEnd"/>
+        <w:t>MeasureResult:=F_GetActualDcTime64()-MeasureStart;</w:t>
+      </w:r>
     </w:p>
     <w:p>
       <w:pPr>

--- a/Beckhoff PLC Commissioning document.docx
+++ b/Beckhoff PLC Commissioning document.docx
@@ -1464,6 +1464,9 @@
         <w:widowControl w:val="0"/>
         <w:spacing w:line="240" w:lineRule="auto"/>
       </w:pPr>
+      <w:r>
+        <w:t>asdf</w:t>
+      </w:r>
     </w:p>
     <w:p>
       <w:pPr>

--- a/Beckhoff PLC Commissioning document.docx
+++ b/Beckhoff PLC Commissioning document.docx
@@ -1443,7 +1443,16 @@
         <w:t>runs</w:t>
       </w:r>
       <w:r>
-        <w:t xml:space="preserve">, run time, temperature, </w:t>
+        <w:t xml:space="preserve">, run time, </w:t>
+      </w:r>
+      <w:r>
+        <w:t>(</w:t>
+      </w:r>
+      <w:r>
+        <w:t>temperature</w:t>
+      </w:r>
+      <w:r>
+        <w:t>?)</w:t>
       </w:r>
     </w:p>
     <w:p>
@@ -1464,9 +1473,6 @@
         <w:widowControl w:val="0"/>
         <w:spacing w:line="240" w:lineRule="auto"/>
       </w:pPr>
-      <w:r>
-        <w:t>asdf</w:t>
-      </w:r>
     </w:p>
     <w:p>
       <w:pPr>

--- a/Beckhoff PLC Commissioning document.docx
+++ b/Beckhoff PLC Commissioning document.docx
@@ -1463,7 +1463,13 @@
         <w:spacing w:line="240" w:lineRule="auto"/>
       </w:pPr>
       <w:r>
+        <w:t>(</w:t>
+      </w:r>
+      <w:r>
         <w:t>For each sensor – attached to x or xy or xyz or none</w:t>
+      </w:r>
+      <w:r>
+        <w:t xml:space="preserve">?) </w:t>
       </w:r>
     </w:p>
     <w:p>

--- a/Beckhoff PLC Commissioning document.docx
+++ b/Beckhoff PLC Commissioning document.docx
@@ -46,8 +46,16 @@
         <w:rPr>
           <w:b/>
         </w:rPr>
-        <w:t>Google search site:infosys.beckhoff.com</w:t>
-      </w:r>
+        <w:t xml:space="preserve">Google search </w:t>
+      </w:r>
+      <w:proofErr w:type="gramStart"/>
+      <w:r>
+        <w:rPr>
+          <w:b/>
+        </w:rPr>
+        <w:t>site:infosys.beckhoff.com</w:t>
+      </w:r>
+      <w:proofErr w:type="gramEnd"/>
     </w:p>
     <w:p>
       <w:pPr>
@@ -78,86 +86,131 @@
         <w:widowControl w:val="0"/>
         <w:spacing w:line="240" w:lineRule="auto"/>
       </w:pPr>
-      <w:r>
-        <w:t>CoE CANOpen over Ethernet</w:t>
-      </w:r>
-    </w:p>
-    <w:p>
-      <w:pPr>
-        <w:keepNext/>
-        <w:keepLines/>
-        <w:widowControl w:val="0"/>
-        <w:spacing w:line="240" w:lineRule="auto"/>
-      </w:pPr>
-    </w:p>
-    <w:p>
-      <w:pPr>
-        <w:keepNext/>
-        <w:keepLines/>
-        <w:widowControl w:val="0"/>
-        <w:spacing w:line="240" w:lineRule="auto"/>
-      </w:pPr>
-      <w:r>
-        <w:t>TwinCat 3 version used: 4026.18</w:t>
-      </w:r>
-    </w:p>
-    <w:p>
-      <w:pPr>
-        <w:keepNext/>
-        <w:keepLines/>
-        <w:widowControl w:val="0"/>
-        <w:spacing w:line="240" w:lineRule="auto"/>
-      </w:pPr>
-    </w:p>
-    <w:p>
-      <w:pPr>
-        <w:keepNext/>
-        <w:keepLines/>
-        <w:widowControl w:val="0"/>
-        <w:spacing w:line="240" w:lineRule="auto"/>
-        <w:rPr>
-          <w:b/>
-        </w:rPr>
-      </w:pPr>
-      <w:r>
-        <w:rPr>
-          <w:b/>
-        </w:rPr>
-        <w:t>Relevant TwinCat packages:</w:t>
-      </w:r>
-    </w:p>
-    <w:p>
-      <w:pPr>
-        <w:keepNext/>
-        <w:keepLines/>
-        <w:widowControl w:val="0"/>
-        <w:spacing w:line="240" w:lineRule="auto"/>
-      </w:pPr>
-      <w:r>
-        <w:t>TC1000 adc communication spec</w:t>
-      </w:r>
-    </w:p>
-    <w:p>
-      <w:pPr>
-        <w:keepNext/>
-        <w:keepLines/>
-        <w:widowControl w:val="0"/>
-        <w:spacing w:line="240" w:lineRule="auto"/>
-      </w:pPr>
-      <w:r>
-        <w:t>TE5950 drive manager</w:t>
-      </w:r>
-    </w:p>
-    <w:p>
-      <w:pPr>
-        <w:keepNext/>
-        <w:keepLines/>
-        <w:widowControl w:val="0"/>
-        <w:spacing w:line="240" w:lineRule="auto"/>
-      </w:pPr>
+      <w:proofErr w:type="spellStart"/>
+      <w:r>
+        <w:t>CoE</w:t>
+      </w:r>
+      <w:proofErr w:type="spellEnd"/>
       <w:r>
         <w:t xml:space="preserve"> </w:t>
       </w:r>
+      <w:proofErr w:type="spellStart"/>
+      <w:r>
+        <w:t>CANOpen</w:t>
+      </w:r>
+      <w:proofErr w:type="spellEnd"/>
+      <w:r>
+        <w:t xml:space="preserve"> over Ethernet</w:t>
+      </w:r>
+    </w:p>
+    <w:p>
+      <w:pPr>
+        <w:keepNext/>
+        <w:keepLines/>
+        <w:widowControl w:val="0"/>
+        <w:spacing w:line="240" w:lineRule="auto"/>
+      </w:pPr>
+    </w:p>
+    <w:p>
+      <w:pPr>
+        <w:keepNext/>
+        <w:keepLines/>
+        <w:widowControl w:val="0"/>
+        <w:spacing w:line="240" w:lineRule="auto"/>
+      </w:pPr>
+      <w:proofErr w:type="spellStart"/>
+      <w:r>
+        <w:t>TwinCat</w:t>
+      </w:r>
+      <w:proofErr w:type="spellEnd"/>
+      <w:r>
+        <w:t xml:space="preserve"> 3 version used: 4026.18</w:t>
+      </w:r>
+    </w:p>
+    <w:p>
+      <w:pPr>
+        <w:keepNext/>
+        <w:keepLines/>
+        <w:widowControl w:val="0"/>
+        <w:spacing w:line="240" w:lineRule="auto"/>
+      </w:pPr>
+    </w:p>
+    <w:p>
+      <w:pPr>
+        <w:keepNext/>
+        <w:keepLines/>
+        <w:widowControl w:val="0"/>
+        <w:spacing w:line="240" w:lineRule="auto"/>
+        <w:rPr>
+          <w:b/>
+        </w:rPr>
+      </w:pPr>
+      <w:r>
+        <w:rPr>
+          <w:b/>
+        </w:rPr>
+        <w:t xml:space="preserve">Relevant </w:t>
+      </w:r>
+      <w:proofErr w:type="spellStart"/>
+      <w:r>
+        <w:rPr>
+          <w:b/>
+        </w:rPr>
+        <w:t>TwinCat</w:t>
+      </w:r>
+      <w:proofErr w:type="spellEnd"/>
+      <w:r>
+        <w:rPr>
+          <w:b/>
+        </w:rPr>
+        <w:t xml:space="preserve"> packages:</w:t>
+      </w:r>
+    </w:p>
+    <w:p>
+      <w:pPr>
+        <w:keepNext/>
+        <w:keepLines/>
+        <w:widowControl w:val="0"/>
+        <w:spacing w:line="240" w:lineRule="auto"/>
+      </w:pPr>
+      <w:r>
+        <w:t xml:space="preserve">TC1000 </w:t>
+      </w:r>
+      <w:proofErr w:type="spellStart"/>
+      <w:r>
+        <w:t>adc</w:t>
+      </w:r>
+      <w:proofErr w:type="spellEnd"/>
+      <w:r>
+        <w:t xml:space="preserve"> communication spec</w:t>
+      </w:r>
+    </w:p>
+    <w:p>
+      <w:pPr>
+        <w:keepNext/>
+        <w:keepLines/>
+        <w:widowControl w:val="0"/>
+        <w:spacing w:line="240" w:lineRule="auto"/>
+      </w:pPr>
+      <w:r>
+        <w:t xml:space="preserve">TE5950 </w:t>
+      </w:r>
+      <w:proofErr w:type="gramStart"/>
+      <w:r>
+        <w:t>drive manager</w:t>
+      </w:r>
+      <w:proofErr w:type="gramEnd"/>
+    </w:p>
+    <w:p>
+      <w:pPr>
+        <w:keepNext/>
+        <w:keepLines/>
+        <w:widowControl w:val="0"/>
+        <w:spacing w:line="240" w:lineRule="auto"/>
+      </w:pPr>
+      <w:r>
+        <w:t xml:space="preserve"> </w:t>
+      </w:r>
     </w:p>
     <w:p>
       <w:pPr>
@@ -247,7 +300,15 @@
         <w:spacing w:line="240" w:lineRule="auto"/>
       </w:pPr>
       <w:r>
-        <w:t>EL30xx -&gt; analog input 12 bit resolution</w:t>
+        <w:t xml:space="preserve">EL30xx -&gt; analog input </w:t>
+      </w:r>
+      <w:proofErr w:type="gramStart"/>
+      <w:r>
+        <w:t>12 bit</w:t>
+      </w:r>
+      <w:proofErr w:type="gramEnd"/>
+      <w:r>
+        <w:t xml:space="preserve"> resolution</w:t>
       </w:r>
     </w:p>
     <w:p>
@@ -264,7 +325,15 @@
         <w:t>74-0090</w:t>
       </w:r>
       <w:r>
-        <w:t xml:space="preserve"> -&gt; analog input 16 bit resolution</w:t>
+        <w:t xml:space="preserve"> -&gt; analog input </w:t>
+      </w:r>
+      <w:proofErr w:type="gramStart"/>
+      <w:r>
+        <w:t>16 bit</w:t>
+      </w:r>
+      <w:proofErr w:type="gramEnd"/>
+      <w:r>
+        <w:t xml:space="preserve"> resolution</w:t>
       </w:r>
       <w:r>
         <w:t xml:space="preserve"> v/I -&gt; minimum cycle time 500us</w:t>
@@ -278,7 +347,15 @@
         <w:spacing w:line="240" w:lineRule="auto"/>
       </w:pPr>
       <w:r>
-        <w:t>EL36xx -&gt; analog input 24 bit resolution</w:t>
+        <w:t xml:space="preserve">EL36xx -&gt; analog input </w:t>
+      </w:r>
+      <w:proofErr w:type="gramStart"/>
+      <w:r>
+        <w:t>24 bit</w:t>
+      </w:r>
+      <w:proofErr w:type="gramEnd"/>
+      <w:r>
+        <w:t xml:space="preserve"> resolution</w:t>
       </w:r>
     </w:p>
     <w:p>
@@ -322,7 +399,15 @@
         <w:spacing w:line="240" w:lineRule="auto"/>
       </w:pPr>
       <w:r>
-        <w:t>Must be in config mode to scan hardware in i/o manager</w:t>
+        <w:t xml:space="preserve">Must be in config mode to scan hardware in </w:t>
+      </w:r>
+      <w:proofErr w:type="spellStart"/>
+      <w:r>
+        <w:t>i</w:t>
+      </w:r>
+      <w:proofErr w:type="spellEnd"/>
+      <w:r>
+        <w:t>/o manager</w:t>
       </w:r>
     </w:p>
     <w:p>
@@ -443,7 +528,15 @@
         <w:spacing w:line="240" w:lineRule="auto"/>
       </w:pPr>
       <w:r>
-        <w:t>8 pin m12 cable – pin 1/ red (tensility cable) must be wired to 0v, el7062 input 9</w:t>
+        <w:t>8 pin m12 cable – pin 1/ red (</w:t>
+      </w:r>
+      <w:proofErr w:type="spellStart"/>
+      <w:r>
+        <w:t>tensility</w:t>
+      </w:r>
+      <w:proofErr w:type="spellEnd"/>
+      <w:r>
+        <w:t xml:space="preserve"> cable) must be wired to 0v, el7062 input 9</w:t>
       </w:r>
     </w:p>
     <w:p>
@@ -505,8 +598,31 @@
         <w:widowControl w:val="0"/>
         <w:spacing w:line="240" w:lineRule="auto"/>
       </w:pPr>
-      <w:r>
-        <w:t>Cant have 2 of same mc function block (eg mc_moveabsolute) in same program</w:t>
+      <w:proofErr w:type="spellStart"/>
+      <w:proofErr w:type="gramStart"/>
+      <w:r>
+        <w:t>Cant</w:t>
+      </w:r>
+      <w:proofErr w:type="spellEnd"/>
+      <w:proofErr w:type="gramEnd"/>
+      <w:r>
+        <w:t xml:space="preserve"> have 2 of same mc function block (</w:t>
+      </w:r>
+      <w:proofErr w:type="spellStart"/>
+      <w:r>
+        <w:t>eg</w:t>
+      </w:r>
+      <w:proofErr w:type="spellEnd"/>
+      <w:r>
+        <w:t xml:space="preserve"> </w:t>
+      </w:r>
+      <w:proofErr w:type="spellStart"/>
+      <w:r>
+        <w:t>mc_moveabsolute</w:t>
+      </w:r>
+      <w:proofErr w:type="spellEnd"/>
+      <w:r>
+        <w:t>) in same program</w:t>
       </w:r>
     </w:p>
     <w:p>
@@ -554,8 +670,13 @@
         <w:widowControl w:val="0"/>
         <w:spacing w:line="240" w:lineRule="auto"/>
       </w:pPr>
-      <w:r>
-        <w:t>Program(PRG): Called directly. Can assign task. Only one instance</w:t>
+      <w:proofErr w:type="gramStart"/>
+      <w:r>
+        <w:t>Program(</w:t>
+      </w:r>
+      <w:proofErr w:type="gramEnd"/>
+      <w:r>
+        <w:t>PRG): Called directly. Can assign task. Only one instance</w:t>
       </w:r>
     </w:p>
     <w:p>
@@ -729,13 +850,27 @@
         <w:rPr>
           <w:lang w:val="en-US"/>
         </w:rPr>
-        <w:t xml:space="preserve">Axis -&gt; </w:t>
-      </w:r>
-      <w:r>
-        <w:rPr>
-          <w:lang w:val="en-US"/>
-        </w:rPr>
-        <w:t xml:space="preserve"> Enc -&gt; Encoder Ev</w:t>
+        <w:t>Axis -</w:t>
+      </w:r>
+      <w:proofErr w:type="gramStart"/>
+      <w:r>
+        <w:rPr>
+          <w:lang w:val="en-US"/>
+        </w:rPr>
+        <w:t xml:space="preserve">&gt; </w:t>
+      </w:r>
+      <w:r>
+        <w:rPr>
+          <w:lang w:val="en-US"/>
+        </w:rPr>
+        <w:t xml:space="preserve"> Enc</w:t>
+      </w:r>
+      <w:proofErr w:type="gramEnd"/>
+      <w:r>
+        <w:rPr>
+          <w:lang w:val="en-US"/>
+        </w:rPr>
+        <w:t xml:space="preserve"> -&gt; Encoder Ev</w:t>
       </w:r>
       <w:r>
         <w:rPr>
@@ -808,7 +943,15 @@
         <w:spacing w:line="240" w:lineRule="auto"/>
       </w:pPr>
       <w:r>
-        <w:t>Terminal el7062-&gt;coe online tab-&gt;8010:39 ‘select info data 1’ data type digital inputs</w:t>
+        <w:t>Terminal el7062-&gt;</w:t>
+      </w:r>
+      <w:proofErr w:type="spellStart"/>
+      <w:r>
+        <w:t>coe</w:t>
+      </w:r>
+      <w:proofErr w:type="spellEnd"/>
+      <w:r>
+        <w:t xml:space="preserve"> online tab-&gt;8010:39 ‘select info data 1’ data type digital inputs</w:t>
       </w:r>
     </w:p>
     <w:p>
@@ -830,7 +973,39 @@
         <w:spacing w:line="240" w:lineRule="auto"/>
       </w:pPr>
       <w:r>
-        <w:t xml:space="preserve">Under i/o manager, el7062 terminal dropdown menu, drv infodata 1 channel 1, info data 1, link to.. -&gt; plc variable in this format </w:t>
+        <w:t xml:space="preserve">Under </w:t>
+      </w:r>
+      <w:proofErr w:type="spellStart"/>
+      <w:r>
+        <w:t>i</w:t>
+      </w:r>
+      <w:proofErr w:type="spellEnd"/>
+      <w:r>
+        <w:t xml:space="preserve">/o manager, el7062 terminal dropdown menu, </w:t>
+      </w:r>
+      <w:proofErr w:type="spellStart"/>
+      <w:r>
+        <w:t>drv</w:t>
+      </w:r>
+      <w:proofErr w:type="spellEnd"/>
+      <w:r>
+        <w:t xml:space="preserve"> </w:t>
+      </w:r>
+      <w:proofErr w:type="spellStart"/>
+      <w:r>
+        <w:t>infodata</w:t>
+      </w:r>
+      <w:proofErr w:type="spellEnd"/>
+      <w:r>
+        <w:t xml:space="preserve"> 1 channel 1, info data 1, link </w:t>
+      </w:r>
+      <w:proofErr w:type="gramStart"/>
+      <w:r>
+        <w:t>to..</w:t>
+      </w:r>
+      <w:proofErr w:type="gramEnd"/>
+      <w:r>
+        <w:t xml:space="preserve"> -&gt; plc variable in this format </w:t>
       </w:r>
       <w:r>
         <w:tab/>
@@ -842,50 +1017,111 @@
       <w:r>
         <w:tab/>
       </w:r>
+      <w:proofErr w:type="gramStart"/>
       <w:r>
         <w:tab/>
-        <w:t>:UINT;’</w:t>
-      </w:r>
-    </w:p>
-    <w:p>
-      <w:pPr>
-        <w:keepNext/>
-        <w:keepLines/>
-        <w:widowControl w:val="0"/>
-        <w:spacing w:line="240" w:lineRule="auto"/>
-      </w:pPr>
-      <w:r>
-        <w:t>Then do the same with drv infodata 1 channel 2</w:t>
-      </w:r>
-    </w:p>
-    <w:p>
-      <w:pPr>
-        <w:keepNext/>
-        <w:keepLines/>
-        <w:widowControl w:val="0"/>
-        <w:spacing w:line="240" w:lineRule="auto"/>
-      </w:pPr>
-      <w:r>
-        <w:t>The bits of these uint variables can be read as BOOL e.g. ‘xLimPos := InfoData1Ch1.0;’ (xLimPos is a BOOL type variable)</w:t>
-      </w:r>
-    </w:p>
-    <w:p>
-      <w:pPr>
-        <w:keepNext/>
-        <w:keepLines/>
-        <w:widowControl w:val="0"/>
-        <w:spacing w:line="240" w:lineRule="auto"/>
-      </w:pPr>
-    </w:p>
-    <w:p>
-      <w:pPr>
-        <w:keepNext/>
-        <w:keepLines/>
-        <w:widowControl w:val="0"/>
-        <w:spacing w:line="240" w:lineRule="auto"/>
-      </w:pPr>
-      <w:r>
-        <w:t>Terminal el7062-&gt;coe online tab-&gt;8001:0 ‘FB Touch Probe Settings Ch.1’</w:t>
+        <w:t>:UINT</w:t>
+      </w:r>
+      <w:proofErr w:type="gramEnd"/>
+      <w:r>
+        <w:t>;’</w:t>
+      </w:r>
+    </w:p>
+    <w:p>
+      <w:pPr>
+        <w:keepNext/>
+        <w:keepLines/>
+        <w:widowControl w:val="0"/>
+        <w:spacing w:line="240" w:lineRule="auto"/>
+      </w:pPr>
+      <w:r>
+        <w:t xml:space="preserve">Then do the same with </w:t>
+      </w:r>
+      <w:proofErr w:type="spellStart"/>
+      <w:r>
+        <w:t>drv</w:t>
+      </w:r>
+      <w:proofErr w:type="spellEnd"/>
+      <w:r>
+        <w:t xml:space="preserve"> </w:t>
+      </w:r>
+      <w:proofErr w:type="spellStart"/>
+      <w:r>
+        <w:t>infodata</w:t>
+      </w:r>
+      <w:proofErr w:type="spellEnd"/>
+      <w:r>
+        <w:t xml:space="preserve"> 1 channel 2</w:t>
+      </w:r>
+    </w:p>
+    <w:p>
+      <w:pPr>
+        <w:keepNext/>
+        <w:keepLines/>
+        <w:widowControl w:val="0"/>
+        <w:spacing w:line="240" w:lineRule="auto"/>
+      </w:pPr>
+      <w:r>
+        <w:t xml:space="preserve">The bits of these </w:t>
+      </w:r>
+      <w:proofErr w:type="spellStart"/>
+      <w:r>
+        <w:t>uint</w:t>
+      </w:r>
+      <w:proofErr w:type="spellEnd"/>
+      <w:r>
+        <w:t xml:space="preserve"> variables can be read as BOOL e.</w:t>
+      </w:r>
+      <w:proofErr w:type="gramStart"/>
+      <w:r>
+        <w:t>g. ‘</w:t>
+      </w:r>
+      <w:proofErr w:type="spellStart"/>
+      <w:r>
+        <w:t>xLimPos</w:t>
+      </w:r>
+      <w:proofErr w:type="spellEnd"/>
+      <w:r>
+        <w:t xml:space="preserve"> :</w:t>
+      </w:r>
+      <w:proofErr w:type="gramEnd"/>
+      <w:r>
+        <w:t>= InfoData1Ch1.0;’ (</w:t>
+      </w:r>
+      <w:proofErr w:type="spellStart"/>
+      <w:r>
+        <w:t>xLimPos</w:t>
+      </w:r>
+      <w:proofErr w:type="spellEnd"/>
+      <w:r>
+        <w:t xml:space="preserve"> is a BOOL type variable)</w:t>
+      </w:r>
+    </w:p>
+    <w:p>
+      <w:pPr>
+        <w:keepNext/>
+        <w:keepLines/>
+        <w:widowControl w:val="0"/>
+        <w:spacing w:line="240" w:lineRule="auto"/>
+      </w:pPr>
+    </w:p>
+    <w:p>
+      <w:pPr>
+        <w:keepNext/>
+        <w:keepLines/>
+        <w:widowControl w:val="0"/>
+        <w:spacing w:line="240" w:lineRule="auto"/>
+      </w:pPr>
+      <w:r>
+        <w:t>Terminal el7062-&gt;</w:t>
+      </w:r>
+      <w:proofErr w:type="spellStart"/>
+      <w:r>
+        <w:t>coe</w:t>
+      </w:r>
+      <w:proofErr w:type="spellEnd"/>
+      <w:r>
+        <w:t xml:space="preserve"> online tab-&gt;8001:0 ‘FB Touch Probe Settings Ch.1’</w:t>
       </w:r>
     </w:p>
     <w:p>
@@ -1129,7 +1365,15 @@
         <w:spacing w:line="240" w:lineRule="auto"/>
       </w:pPr>
       <w:r>
-        <w:t xml:space="preserve">These settings give the touch probe the zero sync pulse from the encoders for both channels. Need to reset linked axes in drive manager 2 as well as plc variable links for </w:t>
+        <w:t xml:space="preserve">These settings give the touch probe the </w:t>
+      </w:r>
+      <w:proofErr w:type="gramStart"/>
+      <w:r>
+        <w:t>zero sync</w:t>
+      </w:r>
+      <w:proofErr w:type="gramEnd"/>
+      <w:r>
+        <w:t xml:space="preserve"> pulse from the encoders for both channels. Need to reset linked axes in drive manager 2 as well as plc variable links for </w:t>
       </w:r>
     </w:p>
     <w:p>
@@ -1242,18 +1486,50 @@
         <w:spacing w:line="240" w:lineRule="auto"/>
       </w:pPr>
       <w:r>
-        <w:t>Taken from infosys-&gt;fieldbus components-&gt;ethercat plug-in modules-&gt;ej7411</w:t>
-      </w:r>
-    </w:p>
-    <w:p>
-      <w:pPr>
-        <w:keepNext/>
-        <w:keepLines/>
-        <w:widowControl w:val="0"/>
-        <w:spacing w:line="240" w:lineRule="auto"/>
-      </w:pPr>
-      <w:r>
-        <w:t>-&gt;ej7411 – commissioning-&gt;commissioning with the twincat nc-&gt;homing</w:t>
+        <w:t xml:space="preserve">Taken from </w:t>
+      </w:r>
+      <w:proofErr w:type="spellStart"/>
+      <w:r>
+        <w:t>infosys</w:t>
+      </w:r>
+      <w:proofErr w:type="spellEnd"/>
+      <w:r>
+        <w:t>-&gt;fieldbus components-&gt;</w:t>
+      </w:r>
+      <w:proofErr w:type="spellStart"/>
+      <w:r>
+        <w:t>ethercat</w:t>
+      </w:r>
+      <w:proofErr w:type="spellEnd"/>
+      <w:r>
+        <w:t xml:space="preserve"> plug-in modules-&gt;ej7411</w:t>
+      </w:r>
+    </w:p>
+    <w:p>
+      <w:pPr>
+        <w:keepNext/>
+        <w:keepLines/>
+        <w:widowControl w:val="0"/>
+        <w:spacing w:line="240" w:lineRule="auto"/>
+      </w:pPr>
+      <w:r>
+        <w:t xml:space="preserve">-&gt;ej7411 – commissioning-&gt;commissioning with the </w:t>
+      </w:r>
+      <w:proofErr w:type="spellStart"/>
+      <w:r>
+        <w:t>twincat</w:t>
+      </w:r>
+      <w:proofErr w:type="spellEnd"/>
+      <w:r>
+        <w:t xml:space="preserve"> </w:t>
+      </w:r>
+      <w:proofErr w:type="spellStart"/>
+      <w:r>
+        <w:t>nc</w:t>
+      </w:r>
+      <w:proofErr w:type="spellEnd"/>
+      <w:r>
+        <w:t>-&gt;homing</w:t>
       </w:r>
     </w:p>
     <w:p>
@@ -1358,10 +1634,26 @@
         <w:spacing w:line="240" w:lineRule="auto"/>
       </w:pPr>
       <w:r>
-        <w:t>Carriage offsets to massa head</w:t>
-      </w:r>
-      <w:r>
-        <w:t xml:space="preserve"> and keyence head</w:t>
+        <w:t xml:space="preserve">Carriage offsets to </w:t>
+      </w:r>
+      <w:proofErr w:type="spellStart"/>
+      <w:r>
+        <w:t>massa</w:t>
+      </w:r>
+      <w:proofErr w:type="spellEnd"/>
+      <w:r>
+        <w:t xml:space="preserve"> head</w:t>
+      </w:r>
+      <w:r>
+        <w:t xml:space="preserve"> and </w:t>
+      </w:r>
+      <w:proofErr w:type="spellStart"/>
+      <w:r>
+        <w:t>keyence</w:t>
+      </w:r>
+      <w:proofErr w:type="spellEnd"/>
+      <w:r>
+        <w:t xml:space="preserve"> head</w:t>
       </w:r>
     </w:p>
     <w:p>
@@ -1385,22 +1677,48 @@
       <w:r>
         <w:t xml:space="preserve">Test </w:t>
       </w:r>
+      <w:proofErr w:type="spellStart"/>
       <w:r>
         <w:t>keyence</w:t>
       </w:r>
-      <w:r>
-        <w:t xml:space="preserve"> and axis daq accuracy </w:t>
-      </w:r>
-    </w:p>
-    <w:p>
-      <w:pPr>
-        <w:keepNext/>
-        <w:keepLines/>
-        <w:widowControl w:val="0"/>
-        <w:spacing w:line="240" w:lineRule="auto"/>
-      </w:pPr>
-      <w:r>
-        <w:t>Test mqtt control for daq with both int and bool ctr signals</w:t>
+      <w:proofErr w:type="spellEnd"/>
+      <w:r>
+        <w:t xml:space="preserve"> and axis </w:t>
+      </w:r>
+      <w:proofErr w:type="spellStart"/>
+      <w:r>
+        <w:t>daq</w:t>
+      </w:r>
+      <w:proofErr w:type="spellEnd"/>
+      <w:r>
+        <w:t xml:space="preserve"> accuracy </w:t>
+      </w:r>
+    </w:p>
+    <w:p>
+      <w:pPr>
+        <w:keepNext/>
+        <w:keepLines/>
+        <w:widowControl w:val="0"/>
+        <w:spacing w:line="240" w:lineRule="auto"/>
+      </w:pPr>
+      <w:r>
+        <w:t xml:space="preserve">Test </w:t>
+      </w:r>
+      <w:proofErr w:type="spellStart"/>
+      <w:r>
+        <w:t>mqtt</w:t>
+      </w:r>
+      <w:proofErr w:type="spellEnd"/>
+      <w:r>
+        <w:t xml:space="preserve"> control for </w:t>
+      </w:r>
+      <w:proofErr w:type="spellStart"/>
+      <w:r>
+        <w:t>daq</w:t>
+      </w:r>
+      <w:proofErr w:type="spellEnd"/>
+      <w:r>
+        <w:t xml:space="preserve"> with both int and bool ctr signals</w:t>
       </w:r>
     </w:p>
     <w:p>
@@ -1422,7 +1740,13 @@
         <w:t xml:space="preserve">Header – </w:t>
       </w:r>
       <w:r>
-        <w:t xml:space="preserve">sensor, script name, </w:t>
+        <w:t>script name,</w:t>
+      </w:r>
+      <w:r>
+        <w:t xml:space="preserve"> sensor,</w:t>
+      </w:r>
+      <w:r>
+        <w:t xml:space="preserve"> </w:t>
       </w:r>
       <w:r>
         <w:t>sensor offsets,</w:t>
@@ -1434,17 +1758,34 @@
         <w:t xml:space="preserve"> </w:t>
       </w:r>
       <w:r>
-        <w:t xml:space="preserve">continuous mode, number </w:t>
-      </w:r>
-      <w:r>
-        <w:t xml:space="preserve">script </w:t>
-      </w:r>
-      <w:r>
-        <w:t>runs</w:t>
-      </w:r>
-      <w:r>
-        <w:t xml:space="preserve">, run time, </w:t>
-      </w:r>
+        <w:t>continuous mode, number</w:t>
+      </w:r>
+      <w:r>
+        <w:t xml:space="preserve"> </w:t>
+      </w:r>
+      <w:r>
+        <w:t>script</w:t>
+      </w:r>
+      <w:r>
+        <w:t xml:space="preserve"> r</w:t>
+      </w:r>
+      <w:r>
+        <w:t>uns</w:t>
+      </w:r>
+      <w:r>
+        <w:t>,</w:t>
+      </w:r>
+      <w:r>
+        <w:t xml:space="preserve"> acquire every x</w:t>
+      </w:r>
+    </w:p>
+    <w:p>
+      <w:pPr>
+        <w:keepNext/>
+        <w:keepLines/>
+        <w:widowControl w:val="0"/>
+        <w:spacing w:line="240" w:lineRule="auto"/>
+      </w:pPr>
       <w:r>
         <w:t>(</w:t>
       </w:r>
@@ -1466,7 +1807,23 @@
         <w:t>(</w:t>
       </w:r>
       <w:r>
-        <w:t>For each sensor – attached to x or xy or xyz or none</w:t>
+        <w:t xml:space="preserve">For each sensor – attached to x or </w:t>
+      </w:r>
+      <w:proofErr w:type="spellStart"/>
+      <w:r>
+        <w:t>xy</w:t>
+      </w:r>
+      <w:proofErr w:type="spellEnd"/>
+      <w:r>
+        <w:t xml:space="preserve"> or </w:t>
+      </w:r>
+      <w:proofErr w:type="spellStart"/>
+      <w:r>
+        <w:t>xyz</w:t>
+      </w:r>
+      <w:proofErr w:type="spellEnd"/>
+      <w:r>
+        <w:t xml:space="preserve"> or none</w:t>
       </w:r>
       <w:r>
         <w:t xml:space="preserve">?) </w:t>
@@ -1488,7 +1845,26 @@
         <w:spacing w:line="240" w:lineRule="auto"/>
       </w:pPr>
       <w:r>
-        <w:t>Data – pass number, timestamp, x,y,z, sensor</w:t>
+        <w:t>Data – pass number,</w:t>
+      </w:r>
+      <w:r>
+        <w:t xml:space="preserve"> pass runtime,</w:t>
+      </w:r>
+      <w:r>
+        <w:t xml:space="preserve"> timestamp, </w:t>
+      </w:r>
+      <w:proofErr w:type="spellStart"/>
+      <w:proofErr w:type="gramStart"/>
+      <w:r>
+        <w:t>x,y</w:t>
+      </w:r>
+      <w:proofErr w:type="gramEnd"/>
+      <w:r>
+        <w:t>,z</w:t>
+      </w:r>
+      <w:proofErr w:type="spellEnd"/>
+      <w:r>
+        <w:t>, sensor</w:t>
       </w:r>
     </w:p>
     <w:p>
@@ -1534,7 +1910,15 @@
         <w:spacing w:line="240" w:lineRule="auto"/>
       </w:pPr>
       <w:r>
-        <w:t>Force no movement for time based daq trigger</w:t>
+        <w:t xml:space="preserve">Force no movement for time based </w:t>
+      </w:r>
+      <w:proofErr w:type="spellStart"/>
+      <w:r>
+        <w:t>daq</w:t>
+      </w:r>
+      <w:proofErr w:type="spellEnd"/>
+      <w:r>
+        <w:t xml:space="preserve"> trigger</w:t>
       </w:r>
     </w:p>
     <w:p>
@@ -1701,9 +2085,11 @@
       <w:r>
         <w:t xml:space="preserve"> - </w:t>
       </w:r>
+      <w:proofErr w:type="spellStart"/>
       <w:r>
         <w:t>MC_ExtSetPointGenEnable</w:t>
       </w:r>
+      <w:proofErr w:type="spellEnd"/>
     </w:p>
     <w:p>
       <w:pPr>
@@ -1732,18 +2118,34 @@
         <w:spacing w:line="240" w:lineRule="auto"/>
       </w:pPr>
       <w:r>
-        <w:t xml:space="preserve">    nVarPers1 : DINT; (* 1. Persistent variable *)</w:t>
-      </w:r>
-    </w:p>
-    <w:p>
-      <w:pPr>
-        <w:keepNext/>
-        <w:keepLines/>
-        <w:widowControl w:val="0"/>
-        <w:spacing w:line="240" w:lineRule="auto"/>
-      </w:pPr>
-      <w:r>
-        <w:t xml:space="preserve">    bVarPers2 : BOOL; (* 2. Persistent variable *)</w:t>
+        <w:t xml:space="preserve">    nVarPers</w:t>
+      </w:r>
+      <w:proofErr w:type="gramStart"/>
+      <w:r>
+        <w:t>1 :</w:t>
+      </w:r>
+      <w:proofErr w:type="gramEnd"/>
+      <w:r>
+        <w:t xml:space="preserve"> DINT; (* 1. Persistent variable *)</w:t>
+      </w:r>
+    </w:p>
+    <w:p>
+      <w:pPr>
+        <w:keepNext/>
+        <w:keepLines/>
+        <w:widowControl w:val="0"/>
+        <w:spacing w:line="240" w:lineRule="auto"/>
+      </w:pPr>
+      <w:r>
+        <w:t xml:space="preserve">    bVarPers</w:t>
+      </w:r>
+      <w:proofErr w:type="gramStart"/>
+      <w:r>
+        <w:t>2 :</w:t>
+      </w:r>
+      <w:proofErr w:type="gramEnd"/>
+      <w:r>
+        <w:t xml:space="preserve"> BOOL; (* 2. Persistent variable *)</w:t>
       </w:r>
     </w:p>
     <w:p>
@@ -1778,9 +2180,11 @@
       <w:r>
         <w:t xml:space="preserve"> - </w:t>
       </w:r>
+      <w:proofErr w:type="spellStart"/>
       <w:r>
         <w:t>FB_WritePersistentData</w:t>
       </w:r>
+      <w:proofErr w:type="spellEnd"/>
     </w:p>
     <w:p>
       <w:pPr>
@@ -1947,7 +2351,23 @@
         <w:spacing w:line="240" w:lineRule="auto"/>
       </w:pPr>
       <w:r>
-        <w:t>1.Mc_home has no bcalibrationcam input - must be set at CoE object</w:t>
+        <w:t xml:space="preserve">1.Mc_home has no </w:t>
+      </w:r>
+      <w:proofErr w:type="spellStart"/>
+      <w:r>
+        <w:t>bcalibrationcam</w:t>
+      </w:r>
+      <w:proofErr w:type="spellEnd"/>
+      <w:r>
+        <w:t xml:space="preserve"> input - must be set at </w:t>
+      </w:r>
+      <w:proofErr w:type="spellStart"/>
+      <w:r>
+        <w:t>CoE</w:t>
+      </w:r>
+      <w:proofErr w:type="spellEnd"/>
+      <w:r>
+        <w:t xml:space="preserve"> object</w:t>
       </w:r>
     </w:p>
     <w:p>
@@ -1969,7 +2389,15 @@
         <w:spacing w:line="240" w:lineRule="auto"/>
       </w:pPr>
       <w:r>
-        <w:t>2. Motion fbs need acceleration inputs, not default</w:t>
+        <w:t xml:space="preserve">2. Motion </w:t>
+      </w:r>
+      <w:proofErr w:type="spellStart"/>
+      <w:r>
+        <w:t>fbs</w:t>
+      </w:r>
+      <w:proofErr w:type="spellEnd"/>
+      <w:r>
+        <w:t xml:space="preserve"> need acceleration inputs, not default</w:t>
       </w:r>
     </w:p>
     <w:p>
@@ -2021,7 +2449,15 @@
         <w:spacing w:line="240" w:lineRule="auto"/>
       </w:pPr>
       <w:r>
-        <w:t>Program can only have once instance</w:t>
+        <w:t xml:space="preserve">Program can only have </w:t>
+      </w:r>
+      <w:proofErr w:type="gramStart"/>
+      <w:r>
+        <w:t>once</w:t>
+      </w:r>
+      <w:proofErr w:type="gramEnd"/>
+      <w:r>
+        <w:t xml:space="preserve"> instance</w:t>
       </w:r>
     </w:p>
     <w:p>
@@ -2076,7 +2512,15 @@
         <w:spacing w:line="240" w:lineRule="auto"/>
       </w:pPr>
       <w:r>
-        <w:t>Safe z is the lower limit for z-&gt; can only go below while there is no xy motion</w:t>
+        <w:t xml:space="preserve">Safe z is the lower limit for z-&gt; can only go below while there is no </w:t>
+      </w:r>
+      <w:proofErr w:type="spellStart"/>
+      <w:r>
+        <w:t>xy</w:t>
+      </w:r>
+      <w:proofErr w:type="spellEnd"/>
+      <w:r>
+        <w:t xml:space="preserve"> motion</w:t>
       </w:r>
     </w:p>
     <w:p>
@@ -2098,19 +2542,37 @@
         <w:spacing w:line="240" w:lineRule="auto"/>
       </w:pPr>
       <w:r>
-        <w:t>Skim water surface -&gt; feedback from massa, sonar for daq</w:t>
-      </w:r>
-    </w:p>
-    <w:p>
-      <w:pPr>
-        <w:keepNext/>
-        <w:keepLines/>
-        <w:widowControl w:val="0"/>
-        <w:spacing w:line="240" w:lineRule="auto"/>
-      </w:pPr>
-      <w:r>
-        <w:t>Follow sediment -&gt; feedback from sonar, sonar for daq</w:t>
-      </w:r>
+        <w:t xml:space="preserve">Skim water surface -&gt; feedback from </w:t>
+      </w:r>
+      <w:proofErr w:type="spellStart"/>
+      <w:r>
+        <w:t>massa</w:t>
+      </w:r>
+      <w:proofErr w:type="spellEnd"/>
+      <w:r>
+        <w:t xml:space="preserve">, sonar for </w:t>
+      </w:r>
+      <w:proofErr w:type="spellStart"/>
+      <w:r>
+        <w:t>daq</w:t>
+      </w:r>
+      <w:proofErr w:type="spellEnd"/>
+    </w:p>
+    <w:p>
+      <w:pPr>
+        <w:keepNext/>
+        <w:keepLines/>
+        <w:widowControl w:val="0"/>
+        <w:spacing w:line="240" w:lineRule="auto"/>
+      </w:pPr>
+      <w:r>
+        <w:t xml:space="preserve">Follow sediment -&gt; feedback from sonar, sonar for </w:t>
+      </w:r>
+      <w:proofErr w:type="spellStart"/>
+      <w:r>
+        <w:t>daq</w:t>
+      </w:r>
+      <w:proofErr w:type="spellEnd"/>
     </w:p>
     <w:p>
       <w:pPr>
@@ -2200,7 +2662,23 @@
         <w:spacing w:line="240" w:lineRule="auto"/>
       </w:pPr>
       <w:r>
-        <w:t>Reset drive manager hw and reestablish variable link for latch encoder inputs</w:t>
+        <w:t xml:space="preserve">Reset drive manager </w:t>
+      </w:r>
+      <w:proofErr w:type="spellStart"/>
+      <w:r>
+        <w:t>hw</w:t>
+      </w:r>
+      <w:proofErr w:type="spellEnd"/>
+      <w:r>
+        <w:t xml:space="preserve"> and </w:t>
+      </w:r>
+      <w:proofErr w:type="gramStart"/>
+      <w:r>
+        <w:t>reestablish</w:t>
+      </w:r>
+      <w:proofErr w:type="gramEnd"/>
+      <w:r>
+        <w:t xml:space="preserve"> variable link for latch encoder inputs</w:t>
       </w:r>
     </w:p>
     <w:p>
@@ -2238,7 +2716,15 @@
         <w:spacing w:line="240" w:lineRule="auto"/>
       </w:pPr>
       <w:r>
-        <w:t>Mqtt is in‘TC3_IotBase’</w:t>
+        <w:t xml:space="preserve">Mqtt is </w:t>
+      </w:r>
+      <w:proofErr w:type="gramStart"/>
+      <w:r>
+        <w:t>in‘</w:t>
+      </w:r>
+      <w:proofErr w:type="gramEnd"/>
+      <w:r>
+        <w:t>TC3_IotBase’</w:t>
       </w:r>
     </w:p>
     <w:p>
@@ -2318,14 +2804,70 @@
           <w:lang w:val="en-US"/>
         </w:rPr>
         <w:br/>
-        <w:t>    MeasureStart    : T_DCTIME64;</w:t>
+        <w:t>    </w:t>
+      </w:r>
+      <w:proofErr w:type="spellStart"/>
+      <w:r>
+        <w:rPr>
+          <w:lang w:val="en-US"/>
+        </w:rPr>
+        <w:t>MeasureStart</w:t>
+      </w:r>
+      <w:proofErr w:type="spellEnd"/>
+      <w:r>
+        <w:rPr>
+          <w:lang w:val="en-US"/>
+        </w:rPr>
+        <w:t>  </w:t>
+      </w:r>
+      <w:proofErr w:type="gramStart"/>
+      <w:r>
+        <w:rPr>
+          <w:lang w:val="en-US"/>
+        </w:rPr>
+        <w:t>  :</w:t>
+      </w:r>
+      <w:proofErr w:type="gramEnd"/>
+      <w:r>
+        <w:rPr>
+          <w:lang w:val="en-US"/>
+        </w:rPr>
+        <w:t xml:space="preserve"> T_DCTIME64;</w:t>
       </w:r>
       <w:r>
         <w:rPr>
           <w:lang w:val="en-US"/>
         </w:rPr>
         <w:br/>
-        <w:t>    MeasureResult   : T_DCTIME64;</w:t>
+        <w:t>    </w:t>
+      </w:r>
+      <w:proofErr w:type="spellStart"/>
+      <w:r>
+        <w:rPr>
+          <w:lang w:val="en-US"/>
+        </w:rPr>
+        <w:t>MeasureResult</w:t>
+      </w:r>
+      <w:proofErr w:type="spellEnd"/>
+      <w:r>
+        <w:rPr>
+          <w:lang w:val="en-US"/>
+        </w:rPr>
+        <w:t> </w:t>
+      </w:r>
+      <w:proofErr w:type="gramStart"/>
+      <w:r>
+        <w:rPr>
+          <w:lang w:val="en-US"/>
+        </w:rPr>
+        <w:t>  :</w:t>
+      </w:r>
+      <w:proofErr w:type="gramEnd"/>
+      <w:r>
+        <w:rPr>
+          <w:lang w:val="en-US"/>
+        </w:rPr>
+        <w:t xml:space="preserve"> T_DCTIME64;</w:t>
       </w:r>
       <w:r>
         <w:rPr>
@@ -2352,7 +2894,42 @@
           <w:lang w:val="en-US"/>
         </w:rPr>
         <w:br/>
-        <w:t xml:space="preserve">MeasureStart:=F_GetActualDcTime64(); </w:t>
+      </w:r>
+      <w:proofErr w:type="spellStart"/>
+      <w:proofErr w:type="gramStart"/>
+      <w:r>
+        <w:rPr>
+          <w:lang w:val="en-US"/>
+        </w:rPr>
+        <w:t>MeasureStart</w:t>
+      </w:r>
+      <w:proofErr w:type="spellEnd"/>
+      <w:r>
+        <w:rPr>
+          <w:lang w:val="en-US"/>
+        </w:rPr>
+        <w:t>:=</w:t>
+      </w:r>
+      <w:proofErr w:type="gramEnd"/>
+      <w:r>
+        <w:rPr>
+          <w:lang w:val="en-US"/>
+        </w:rPr>
+        <w:t>F_GetActualDcTime64(</w:t>
+      </w:r>
+      <w:proofErr w:type="gramStart"/>
+      <w:r>
+        <w:rPr>
+          <w:lang w:val="en-US"/>
+        </w:rPr>
+        <w:t>);</w:t>
+      </w:r>
+      <w:proofErr w:type="gramEnd"/>
+      <w:r>
+        <w:rPr>
+          <w:lang w:val="en-US"/>
+        </w:rPr>
+        <w:t xml:space="preserve"> </w:t>
       </w:r>
     </w:p>
     <w:p>
@@ -2376,8 +2953,45 @@
           <w:lang w:val="en-US"/>
         </w:rPr>
         <w:br/>
-        <w:t>MeasureResult:=F_GetActualDcTime64()-MeasureStart;</w:t>
-      </w:r>
+      </w:r>
+      <w:proofErr w:type="spellStart"/>
+      <w:proofErr w:type="gramStart"/>
+      <w:r>
+        <w:rPr>
+          <w:lang w:val="en-US"/>
+        </w:rPr>
+        <w:t>MeasureResult</w:t>
+      </w:r>
+      <w:proofErr w:type="spellEnd"/>
+      <w:r>
+        <w:rPr>
+          <w:lang w:val="en-US"/>
+        </w:rPr>
+        <w:t>:=</w:t>
+      </w:r>
+      <w:proofErr w:type="gramEnd"/>
+      <w:r>
+        <w:rPr>
+          <w:lang w:val="en-US"/>
+        </w:rPr>
+        <w:t>F_GetActualDcTime64()-</w:t>
+      </w:r>
+      <w:proofErr w:type="spellStart"/>
+      <w:proofErr w:type="gramStart"/>
+      <w:r>
+        <w:rPr>
+          <w:lang w:val="en-US"/>
+        </w:rPr>
+        <w:t>MeasureStart</w:t>
+      </w:r>
+      <w:proofErr w:type="spellEnd"/>
+      <w:r>
+        <w:rPr>
+          <w:lang w:val="en-US"/>
+        </w:rPr>
+        <w:t>;</w:t>
+      </w:r>
+      <w:proofErr w:type="gramEnd"/>
     </w:p>
     <w:p>
       <w:pPr>

--- a/Beckhoff PLC Commissioning document.docx
+++ b/Beckhoff PLC Commissioning document.docx
@@ -46,16 +46,8 @@
         <w:rPr>
           <w:b/>
         </w:rPr>
-        <w:t xml:space="preserve">Google search </w:t>
-      </w:r>
-      <w:proofErr w:type="gramStart"/>
-      <w:r>
-        <w:rPr>
-          <w:b/>
-        </w:rPr>
-        <w:t>site:infosys.beckhoff.com</w:t>
-      </w:r>
-      <w:proofErr w:type="gramEnd"/>
+        <w:t>Google search site:infosys.beckhoff.com</w:t>
+      </w:r>
     </w:p>
     <w:p>
       <w:pPr>
@@ -86,120 +78,239 @@
         <w:widowControl w:val="0"/>
         <w:spacing w:line="240" w:lineRule="auto"/>
       </w:pPr>
-      <w:proofErr w:type="spellStart"/>
-      <w:r>
-        <w:t>CoE</w:t>
-      </w:r>
-      <w:proofErr w:type="spellEnd"/>
+      <w:r>
+        <w:t>CoE CANOpen over Ethernet</w:t>
+      </w:r>
+    </w:p>
+    <w:p>
+      <w:pPr>
+        <w:keepNext/>
+        <w:keepLines/>
+        <w:widowControl w:val="0"/>
+        <w:spacing w:line="240" w:lineRule="auto"/>
+      </w:pPr>
+    </w:p>
+    <w:p>
+      <w:pPr>
+        <w:keepNext/>
+        <w:keepLines/>
+        <w:widowControl w:val="0"/>
+        <w:spacing w:line="240" w:lineRule="auto"/>
+      </w:pPr>
+      <w:r>
+        <w:t>TwinCat 3 version used: 4026.18</w:t>
+      </w:r>
+    </w:p>
+    <w:p>
+      <w:pPr>
+        <w:keepNext/>
+        <w:keepLines/>
+        <w:widowControl w:val="0"/>
+        <w:spacing w:line="240" w:lineRule="auto"/>
+      </w:pPr>
+    </w:p>
+    <w:p>
+      <w:pPr>
+        <w:keepNext/>
+        <w:keepLines/>
+        <w:widowControl w:val="0"/>
+        <w:spacing w:line="240" w:lineRule="auto"/>
+        <w:rPr>
+          <w:b/>
+        </w:rPr>
+      </w:pPr>
+      <w:r>
+        <w:rPr>
+          <w:b/>
+        </w:rPr>
+        <w:t>Relevant TwinCat packages:</w:t>
+      </w:r>
+    </w:p>
+    <w:p>
+      <w:pPr>
+        <w:keepNext/>
+        <w:keepLines/>
+        <w:widowControl w:val="0"/>
+        <w:spacing w:line="240" w:lineRule="auto"/>
+      </w:pPr>
+      <w:r>
+        <w:t>TC1000 adc communication spec</w:t>
+      </w:r>
+    </w:p>
+    <w:p>
+      <w:pPr>
+        <w:keepNext/>
+        <w:keepLines/>
+        <w:widowControl w:val="0"/>
+        <w:spacing w:line="240" w:lineRule="auto"/>
+      </w:pPr>
+      <w:r>
+        <w:t>TE5950 drive manager</w:t>
+      </w:r>
+    </w:p>
+    <w:p>
+      <w:pPr>
+        <w:keepNext/>
+        <w:keepLines/>
+        <w:widowControl w:val="0"/>
+        <w:spacing w:line="240" w:lineRule="auto"/>
+      </w:pPr>
       <w:r>
         <w:t xml:space="preserve"> </w:t>
       </w:r>
-      <w:proofErr w:type="spellStart"/>
-      <w:r>
-        <w:t>CANOpen</w:t>
-      </w:r>
-      <w:proofErr w:type="spellEnd"/>
-      <w:r>
-        <w:t xml:space="preserve"> over Ethernet</w:t>
-      </w:r>
-    </w:p>
-    <w:p>
-      <w:pPr>
-        <w:keepNext/>
-        <w:keepLines/>
-        <w:widowControl w:val="0"/>
-        <w:spacing w:line="240" w:lineRule="auto"/>
-      </w:pPr>
-    </w:p>
-    <w:p>
-      <w:pPr>
-        <w:keepNext/>
-        <w:keepLines/>
-        <w:widowControl w:val="0"/>
-        <w:spacing w:line="240" w:lineRule="auto"/>
-      </w:pPr>
-      <w:proofErr w:type="spellStart"/>
-      <w:r>
-        <w:t>TwinCat</w:t>
-      </w:r>
-      <w:proofErr w:type="spellEnd"/>
-      <w:r>
-        <w:t xml:space="preserve"> 3 version used: 4026.18</w:t>
-      </w:r>
-    </w:p>
-    <w:p>
-      <w:pPr>
-        <w:keepNext/>
-        <w:keepLines/>
-        <w:widowControl w:val="0"/>
-        <w:spacing w:line="240" w:lineRule="auto"/>
-      </w:pPr>
-    </w:p>
-    <w:p>
-      <w:pPr>
-        <w:keepNext/>
-        <w:keepLines/>
-        <w:widowControl w:val="0"/>
-        <w:spacing w:line="240" w:lineRule="auto"/>
-        <w:rPr>
-          <w:b/>
-        </w:rPr>
-      </w:pPr>
-      <w:r>
-        <w:rPr>
-          <w:b/>
-        </w:rPr>
-        <w:t xml:space="preserve">Relevant </w:t>
-      </w:r>
-      <w:proofErr w:type="spellStart"/>
-      <w:r>
-        <w:rPr>
-          <w:b/>
-        </w:rPr>
-        <w:t>TwinCat</w:t>
-      </w:r>
-      <w:proofErr w:type="spellEnd"/>
-      <w:r>
-        <w:rPr>
-          <w:b/>
-        </w:rPr>
-        <w:t xml:space="preserve"> packages:</w:t>
-      </w:r>
-    </w:p>
-    <w:p>
-      <w:pPr>
-        <w:keepNext/>
-        <w:keepLines/>
-        <w:widowControl w:val="0"/>
-        <w:spacing w:line="240" w:lineRule="auto"/>
-      </w:pPr>
-      <w:r>
-        <w:t xml:space="preserve">TC1000 </w:t>
-      </w:r>
-      <w:proofErr w:type="spellStart"/>
-      <w:r>
-        <w:t>adc</w:t>
-      </w:r>
-      <w:proofErr w:type="spellEnd"/>
-      <w:r>
-        <w:t xml:space="preserve"> communication spec</w:t>
-      </w:r>
-    </w:p>
-    <w:p>
-      <w:pPr>
-        <w:keepNext/>
-        <w:keepLines/>
-        <w:widowControl w:val="0"/>
-        <w:spacing w:line="240" w:lineRule="auto"/>
-      </w:pPr>
-      <w:r>
-        <w:t xml:space="preserve">TE5950 </w:t>
-      </w:r>
-      <w:proofErr w:type="gramStart"/>
-      <w:r>
-        <w:t>drive manager</w:t>
-      </w:r>
-      <w:proofErr w:type="gramEnd"/>
+    </w:p>
+    <w:p>
+      <w:pPr>
+        <w:keepNext/>
+        <w:keepLines/>
+        <w:widowControl w:val="0"/>
+        <w:spacing w:line="240" w:lineRule="auto"/>
+      </w:pPr>
+      <w:r>
+        <w:t>TF1800 HMI client for integrated VISU/ test controls</w:t>
+      </w:r>
+    </w:p>
+    <w:p>
+      <w:pPr>
+        <w:keepNext/>
+        <w:keepLines/>
+        <w:widowControl w:val="0"/>
+        <w:spacing w:line="240" w:lineRule="auto"/>
+      </w:pPr>
+      <w:r>
+        <w:t>TE2000 HMI design interface and client</w:t>
+      </w:r>
+    </w:p>
+    <w:p>
+      <w:pPr>
+        <w:keepNext/>
+        <w:keepLines/>
+        <w:widowControl w:val="0"/>
+        <w:spacing w:line="240" w:lineRule="auto"/>
+      </w:pPr>
+      <w:r>
+        <w:t>TF2000 HMI server</w:t>
+      </w:r>
+    </w:p>
+    <w:p>
+      <w:pPr>
+        <w:keepNext/>
+        <w:keepLines/>
+        <w:widowControl w:val="0"/>
+        <w:spacing w:line="240" w:lineRule="auto"/>
+      </w:pPr>
+    </w:p>
+    <w:p>
+      <w:pPr>
+        <w:keepNext/>
+        <w:keepLines/>
+        <w:widowControl w:val="0"/>
+        <w:spacing w:line="240" w:lineRule="auto"/>
+        <w:rPr>
+          <w:b/>
+        </w:rPr>
+      </w:pPr>
+      <w:r>
+        <w:rPr>
+          <w:b/>
+        </w:rPr>
+        <w:t>Hardware:</w:t>
+      </w:r>
+    </w:p>
+    <w:p>
+      <w:pPr>
+        <w:keepNext/>
+        <w:keepLines/>
+        <w:widowControl w:val="0"/>
+        <w:spacing w:line="240" w:lineRule="auto"/>
+        <w:rPr>
+          <w:u w:val="single"/>
+        </w:rPr>
+      </w:pPr>
+      <w:r>
+        <w:t>CX5340-0195 PLC</w:t>
+      </w:r>
+      <w:r>
+        <w:t xml:space="preserve"> – </w:t>
+      </w:r>
+      <w:r>
+        <w:rPr>
+          <w:u w:val="single"/>
+        </w:rPr>
+        <w:t>Access BIOS hold Del</w:t>
+      </w:r>
+    </w:p>
+    <w:p>
+      <w:pPr>
+        <w:keepNext/>
+        <w:keepLines/>
+        <w:widowControl w:val="0"/>
+        <w:spacing w:line="240" w:lineRule="auto"/>
+      </w:pPr>
+      <w:r>
+        <w:t>EL7062 stepper/servo motor terminals</w:t>
+      </w:r>
+    </w:p>
+    <w:p>
+      <w:pPr>
+        <w:keepNext/>
+        <w:keepLines/>
+        <w:widowControl w:val="0"/>
+        <w:spacing w:line="240" w:lineRule="auto"/>
+      </w:pPr>
+      <w:r>
+        <w:t>EL31</w:t>
+      </w:r>
+      <w:r>
+        <w:t>74-0090</w:t>
+      </w:r>
+      <w:r>
+        <w:t xml:space="preserve"> -&gt; analog input 16 bit resolution</w:t>
+      </w:r>
+      <w:r>
+        <w:t xml:space="preserve"> v/I -&gt; minimum cycle time 500us</w:t>
+      </w:r>
+    </w:p>
+    <w:p>
+      <w:pPr>
+        <w:keepNext/>
+        <w:keepLines/>
+        <w:widowControl w:val="0"/>
+        <w:spacing w:line="240" w:lineRule="auto"/>
+      </w:pPr>
+    </w:p>
+    <w:p>
+      <w:pPr>
+        <w:keepNext/>
+        <w:keepLines/>
+        <w:widowControl w:val="0"/>
+        <w:spacing w:line="240" w:lineRule="auto"/>
+      </w:pPr>
+      <w:r>
+        <w:t>PLC project properties visualization profile</w:t>
+      </w:r>
+    </w:p>
+    <w:p>
+      <w:pPr>
+        <w:keepNext/>
+        <w:keepLines/>
+        <w:widowControl w:val="0"/>
+        <w:spacing w:line="240" w:lineRule="auto"/>
+      </w:pPr>
+      <w:r>
+        <w:t>PDO process data object</w:t>
+      </w:r>
+    </w:p>
+    <w:p>
+      <w:pPr>
+        <w:keepNext/>
+        <w:keepLines/>
+        <w:widowControl w:val="0"/>
+        <w:spacing w:line="240" w:lineRule="auto"/>
+      </w:pPr>
+      <w:r>
+        <w:t>Must be in config mode to scan hardware in i/o manager</w:t>
+      </w:r>
     </w:p>
     <w:p>
       <w:pPr>
@@ -220,142 +331,40 @@
         <w:spacing w:line="240" w:lineRule="auto"/>
       </w:pPr>
       <w:r>
-        <w:t>TF1800 HMI client for integrated VISU/ test controls</w:t>
-      </w:r>
-    </w:p>
-    <w:p>
-      <w:pPr>
-        <w:keepNext/>
-        <w:keepLines/>
-        <w:widowControl w:val="0"/>
-        <w:spacing w:line="240" w:lineRule="auto"/>
-      </w:pPr>
-      <w:r>
-        <w:t>TE2000 HMI design interface and client</w:t>
-      </w:r>
-    </w:p>
-    <w:p>
-      <w:pPr>
-        <w:keepNext/>
-        <w:keepLines/>
-        <w:widowControl w:val="0"/>
-        <w:spacing w:line="240" w:lineRule="auto"/>
-      </w:pPr>
-      <w:r>
-        <w:t>TF2000 HMI server</w:t>
-      </w:r>
-    </w:p>
-    <w:p>
-      <w:pPr>
-        <w:keepNext/>
-        <w:keepLines/>
-        <w:widowControl w:val="0"/>
-        <w:spacing w:line="240" w:lineRule="auto"/>
-      </w:pPr>
-    </w:p>
-    <w:p>
-      <w:pPr>
-        <w:keepNext/>
-        <w:keepLines/>
-        <w:widowControl w:val="0"/>
-        <w:spacing w:line="240" w:lineRule="auto"/>
-        <w:rPr>
-          <w:b/>
-        </w:rPr>
-      </w:pPr>
-      <w:r>
-        <w:rPr>
-          <w:b/>
-        </w:rPr>
-        <w:t>Hardware:</w:t>
-      </w:r>
-    </w:p>
-    <w:p>
-      <w:pPr>
-        <w:keepNext/>
-        <w:keepLines/>
-        <w:widowControl w:val="0"/>
-        <w:spacing w:line="240" w:lineRule="auto"/>
-      </w:pPr>
-      <w:r>
-        <w:t>CX5340-0195 PLC</w:t>
-      </w:r>
-    </w:p>
-    <w:p>
-      <w:pPr>
-        <w:keepNext/>
-        <w:keepLines/>
-        <w:widowControl w:val="0"/>
-        <w:spacing w:line="240" w:lineRule="auto"/>
-      </w:pPr>
-      <w:r>
-        <w:t>EL7062 stepper/servo motor terminals</w:t>
-      </w:r>
-    </w:p>
-    <w:p>
-      <w:pPr>
-        <w:keepNext/>
-        <w:keepLines/>
-        <w:widowControl w:val="0"/>
-        <w:spacing w:line="240" w:lineRule="auto"/>
-      </w:pPr>
-      <w:r>
-        <w:t xml:space="preserve">EL30xx -&gt; analog input </w:t>
-      </w:r>
-      <w:proofErr w:type="gramStart"/>
-      <w:r>
-        <w:t>12 bit</w:t>
-      </w:r>
-      <w:proofErr w:type="gramEnd"/>
-      <w:r>
-        <w:t xml:space="preserve"> resolution</w:t>
-      </w:r>
-    </w:p>
-    <w:p>
-      <w:pPr>
-        <w:keepNext/>
-        <w:keepLines/>
-        <w:widowControl w:val="0"/>
-        <w:spacing w:line="240" w:lineRule="auto"/>
-      </w:pPr>
-      <w:r>
-        <w:t>EL31</w:t>
-      </w:r>
-      <w:r>
-        <w:t>74-0090</w:t>
-      </w:r>
-      <w:r>
-        <w:t xml:space="preserve"> -&gt; analog input </w:t>
-      </w:r>
-      <w:proofErr w:type="gramStart"/>
-      <w:r>
-        <w:t>16 bit</w:t>
-      </w:r>
-      <w:proofErr w:type="gramEnd"/>
-      <w:r>
-        <w:t xml:space="preserve"> resolution</w:t>
-      </w:r>
-      <w:r>
-        <w:t xml:space="preserve"> v/I -&gt; minimum cycle time 500us</w:t>
-      </w:r>
-    </w:p>
-    <w:p>
-      <w:pPr>
-        <w:keepNext/>
-        <w:keepLines/>
-        <w:widowControl w:val="0"/>
-        <w:spacing w:line="240" w:lineRule="auto"/>
-      </w:pPr>
-      <w:r>
-        <w:t xml:space="preserve">EL36xx -&gt; analog input </w:t>
-      </w:r>
-      <w:proofErr w:type="gramStart"/>
-      <w:r>
-        <w:t>24 bit</w:t>
-      </w:r>
-      <w:proofErr w:type="gramEnd"/>
-      <w:r>
-        <w:t xml:space="preserve"> resolution</w:t>
+        <w:t>As2021-0d20 commissioning:</w:t>
+      </w:r>
+    </w:p>
+    <w:p>
+      <w:pPr>
+        <w:keepNext/>
+        <w:keepLines/>
+        <w:widowControl w:val="0"/>
+        <w:spacing w:line="240" w:lineRule="auto"/>
+      </w:pPr>
+      <w:r>
+        <w:t>Field Oriented Control (FOC) wake and shake</w:t>
+      </w:r>
+    </w:p>
+    <w:p>
+      <w:pPr>
+        <w:keepNext/>
+        <w:keepLines/>
+        <w:widowControl w:val="0"/>
+        <w:spacing w:line="240" w:lineRule="auto"/>
+      </w:pPr>
+      <w:r>
+        <w:t>Log out save all</w:t>
+      </w:r>
+    </w:p>
+    <w:p>
+      <w:pPr>
+        <w:keepNext/>
+        <w:keepLines/>
+        <w:widowControl w:val="0"/>
+        <w:spacing w:line="240" w:lineRule="auto"/>
+      </w:pPr>
+      <w:r>
+        <w:t>Wire all drives, in config mode I/O, Devices, right click scan</w:t>
       </w:r>
     </w:p>
     <w:p>
@@ -377,37 +386,18 @@
         <w:spacing w:line="240" w:lineRule="auto"/>
       </w:pPr>
       <w:r>
-        <w:t>PLC project properties visualization profile</w:t>
-      </w:r>
-    </w:p>
-    <w:p>
-      <w:pPr>
-        <w:keepNext/>
-        <w:keepLines/>
-        <w:widowControl w:val="0"/>
-        <w:spacing w:line="240" w:lineRule="auto"/>
-      </w:pPr>
-      <w:r>
-        <w:t>PDO process data object</w:t>
-      </w:r>
-    </w:p>
-    <w:p>
-      <w:pPr>
-        <w:keepNext/>
-        <w:keepLines/>
-        <w:widowControl w:val="0"/>
-        <w:spacing w:line="240" w:lineRule="auto"/>
-      </w:pPr>
-      <w:r>
-        <w:t xml:space="preserve">Must be in config mode to scan hardware in </w:t>
-      </w:r>
-      <w:proofErr w:type="spellStart"/>
-      <w:r>
-        <w:t>i</w:t>
-      </w:r>
-      <w:proofErr w:type="spellEnd"/>
-      <w:r>
-        <w:t>/o manager</w:t>
+        <w:t>Encoder high signal any more than 0.5v any less than -0.5</w:t>
+      </w:r>
+    </w:p>
+    <w:p>
+      <w:pPr>
+        <w:keepNext/>
+        <w:keepLines/>
+        <w:widowControl w:val="0"/>
+        <w:spacing w:line="240" w:lineRule="auto"/>
+      </w:pPr>
+      <w:r>
+        <w:t>Stepper FOC mode 4096 increments less current legacy mode max current</w:t>
       </w:r>
     </w:p>
     <w:p>
@@ -429,40 +419,29 @@
         <w:spacing w:line="240" w:lineRule="auto"/>
       </w:pPr>
       <w:r>
-        <w:t>As2021-0d20 commissioning:</w:t>
-      </w:r>
-    </w:p>
-    <w:p>
-      <w:pPr>
-        <w:keepNext/>
-        <w:keepLines/>
-        <w:widowControl w:val="0"/>
-        <w:spacing w:line="240" w:lineRule="auto"/>
-      </w:pPr>
-      <w:r>
-        <w:t>Field Oriented Control (FOC) wake and shake</w:t>
-      </w:r>
-    </w:p>
-    <w:p>
-      <w:pPr>
-        <w:keepNext/>
-        <w:keepLines/>
-        <w:widowControl w:val="0"/>
-        <w:spacing w:line="240" w:lineRule="auto"/>
-      </w:pPr>
-      <w:r>
-        <w:t>Log out save all</w:t>
-      </w:r>
-    </w:p>
-    <w:p>
-      <w:pPr>
-        <w:keepNext/>
-        <w:keepLines/>
-        <w:widowControl w:val="0"/>
-        <w:spacing w:line="240" w:lineRule="auto"/>
-      </w:pPr>
-      <w:r>
-        <w:t>Wire all drives, in config mode I/O, Devices, right click scan</w:t>
+        <w:t>Encoder cable wiring note:</w:t>
+      </w:r>
+    </w:p>
+    <w:p>
+      <w:pPr>
+        <w:keepNext/>
+        <w:keepLines/>
+        <w:widowControl w:val="0"/>
+        <w:spacing w:line="240" w:lineRule="auto"/>
+      </w:pPr>
+      <w:r>
+        <w:t>8 pin m12 cable – pin 1/ red (tensility cable) must be wired to 0v, el7062 input 9</w:t>
+      </w:r>
+    </w:p>
+    <w:p>
+      <w:pPr>
+        <w:keepNext/>
+        <w:keepLines/>
+        <w:widowControl w:val="0"/>
+        <w:spacing w:line="240" w:lineRule="auto"/>
+      </w:pPr>
+      <w:r>
+        <w:t>Pin 2/yellow must be wired to 5v, el7062 input 1. This is the opposite of Beckhoff documentation for el7062 terminal</w:t>
       </w:r>
     </w:p>
     <w:p>
@@ -484,27 +463,169 @@
         <w:spacing w:line="240" w:lineRule="auto"/>
       </w:pPr>
       <w:r>
-        <w:t>Encoder high signal any more than 0.5v any less than -0.5</w:t>
-      </w:r>
-    </w:p>
-    <w:p>
-      <w:pPr>
-        <w:keepNext/>
-        <w:keepLines/>
-        <w:widowControl w:val="0"/>
-        <w:spacing w:line="240" w:lineRule="auto"/>
-      </w:pPr>
-      <w:r>
-        <w:t>Stepper FOC mode 4096 increments less current legacy mode max current</w:t>
-      </w:r>
-    </w:p>
-    <w:p>
-      <w:pPr>
-        <w:keepNext/>
-        <w:keepLines/>
-        <w:widowControl w:val="0"/>
-        <w:spacing w:line="240" w:lineRule="auto"/>
-      </w:pPr>
+        <w:t>Don’t touch current controller calc by drive manager 2</w:t>
+      </w:r>
+    </w:p>
+    <w:p>
+      <w:pPr>
+        <w:keepNext/>
+        <w:keepLines/>
+        <w:widowControl w:val="0"/>
+        <w:spacing w:line="240" w:lineRule="auto"/>
+      </w:pPr>
+      <w:r>
+        <w:t>Hook up to load, feed constant</w:t>
+      </w:r>
+    </w:p>
+    <w:p>
+      <w:pPr>
+        <w:keepNext/>
+        <w:keepLines/>
+        <w:widowControl w:val="0"/>
+        <w:spacing w:line="240" w:lineRule="auto"/>
+      </w:pPr>
+    </w:p>
+    <w:p>
+      <w:pPr>
+        <w:keepNext/>
+        <w:keepLines/>
+        <w:widowControl w:val="0"/>
+        <w:spacing w:line="240" w:lineRule="auto"/>
+      </w:pPr>
+      <w:r>
+        <w:t>Cant have 2 of same mc function block (eg mc_moveabsolute) in same program</w:t>
+      </w:r>
+    </w:p>
+    <w:p>
+      <w:pPr>
+        <w:keepNext/>
+        <w:keepLines/>
+        <w:widowControl w:val="0"/>
+        <w:spacing w:line="240" w:lineRule="auto"/>
+      </w:pPr>
+    </w:p>
+    <w:p>
+      <w:pPr>
+        <w:keepNext/>
+        <w:keepLines/>
+        <w:widowControl w:val="0"/>
+        <w:spacing w:line="240" w:lineRule="auto"/>
+        <w:rPr>
+          <w:b/>
+          <w:bCs/>
+        </w:rPr>
+      </w:pPr>
+      <w:r>
+        <w:rPr>
+          <w:b/>
+          <w:bCs/>
+        </w:rPr>
+        <w:t>Software:</w:t>
+      </w:r>
+    </w:p>
+    <w:p>
+      <w:pPr>
+        <w:keepNext/>
+        <w:keepLines/>
+        <w:widowControl w:val="0"/>
+        <w:spacing w:line="240" w:lineRule="auto"/>
+      </w:pPr>
+      <w:r>
+        <w:t>Function Block (FB): instantiated in program variables. Can instantiate multiple. Retains data</w:t>
+      </w:r>
+    </w:p>
+    <w:p>
+      <w:pPr>
+        <w:keepNext/>
+        <w:keepLines/>
+        <w:widowControl w:val="0"/>
+        <w:spacing w:line="240" w:lineRule="auto"/>
+      </w:pPr>
+      <w:r>
+        <w:t>Program(PRG): Called directly. Can assign task. Only one instance</w:t>
+      </w:r>
+    </w:p>
+    <w:p>
+      <w:pPr>
+        <w:keepNext/>
+        <w:keepLines/>
+        <w:widowControl w:val="0"/>
+        <w:spacing w:line="240" w:lineRule="auto"/>
+      </w:pPr>
+      <w:r>
+        <w:t>Function: does not retain data after call</w:t>
+      </w:r>
+    </w:p>
+    <w:p>
+      <w:pPr>
+        <w:keepNext/>
+        <w:keepLines/>
+        <w:widowControl w:val="0"/>
+        <w:spacing w:line="240" w:lineRule="auto"/>
+      </w:pPr>
+      <w:r>
+        <w:t>Method: subordinate to a FB or PRG, can access all data</w:t>
+      </w:r>
+    </w:p>
+    <w:p>
+      <w:pPr>
+        <w:keepNext/>
+        <w:keepLines/>
+        <w:widowControl w:val="0"/>
+        <w:spacing w:line="240" w:lineRule="auto"/>
+      </w:pPr>
+    </w:p>
+    <w:p>
+      <w:pPr>
+        <w:keepNext/>
+        <w:keepLines/>
+        <w:widowControl w:val="0"/>
+        <w:spacing w:line="240" w:lineRule="auto"/>
+      </w:pPr>
+      <w:r>
+        <w:t>Function Block Diagram (FBD): graphical arrangement of function blocks</w:t>
+      </w:r>
+    </w:p>
+    <w:p>
+      <w:pPr>
+        <w:keepNext/>
+        <w:keepLines/>
+        <w:widowControl w:val="0"/>
+        <w:spacing w:line="240" w:lineRule="auto"/>
+      </w:pPr>
+      <w:r>
+        <w:t>Other options – Ladder Diagram, Instruction List</w:t>
+      </w:r>
+    </w:p>
+    <w:p>
+      <w:pPr>
+        <w:keepNext/>
+        <w:keepLines/>
+        <w:widowControl w:val="0"/>
+        <w:spacing w:line="240" w:lineRule="auto"/>
+      </w:pPr>
+    </w:p>
+    <w:p>
+      <w:pPr>
+        <w:keepNext/>
+        <w:keepLines/>
+        <w:widowControl w:val="0"/>
+        <w:spacing w:line="240" w:lineRule="auto"/>
+      </w:pPr>
+    </w:p>
+    <w:p>
+      <w:pPr>
+        <w:keepNext/>
+        <w:keepLines/>
+        <w:widowControl w:val="0"/>
+        <w:spacing w:line="240" w:lineRule="auto"/>
+      </w:pPr>
+      <w:r>
+        <w:rPr>
+          <w:b/>
+        </w:rPr>
+        <w:t>Drive Manager 2 Settings:</w:t>
+      </w:r>
       <w:r>
         <w:t xml:space="preserve"> </w:t>
       </w:r>
@@ -517,37 +638,7 @@
         <w:spacing w:line="240" w:lineRule="auto"/>
       </w:pPr>
       <w:r>
-        <w:t>Encoder cable wiring note:</w:t>
-      </w:r>
-    </w:p>
-    <w:p>
-      <w:pPr>
-        <w:keepNext/>
-        <w:keepLines/>
-        <w:widowControl w:val="0"/>
-        <w:spacing w:line="240" w:lineRule="auto"/>
-      </w:pPr>
-      <w:r>
-        <w:t>8 pin m12 cable – pin 1/ red (</w:t>
-      </w:r>
-      <w:proofErr w:type="spellStart"/>
-      <w:r>
-        <w:t>tensility</w:t>
-      </w:r>
-      <w:proofErr w:type="spellEnd"/>
-      <w:r>
-        <w:t xml:space="preserve"> cable) must be wired to 0v, el7062 input 9</w:t>
-      </w:r>
-    </w:p>
-    <w:p>
-      <w:pPr>
-        <w:keepNext/>
-        <w:keepLines/>
-        <w:widowControl w:val="0"/>
-        <w:spacing w:line="240" w:lineRule="auto"/>
-      </w:pPr>
-      <w:r>
-        <w:t>Pin 2/yellow must be wired to 5v, el7062 input 1. This is the opposite of Beckhoff documentation for el7062 terminal</w:t>
+        <w:t>Scaling Nc parameters invert both for coupled axis</w:t>
       </w:r>
     </w:p>
     <w:p>
@@ -567,231 +658,6 @@
         <w:keepLines/>
         <w:widowControl w:val="0"/>
         <w:spacing w:line="240" w:lineRule="auto"/>
-      </w:pPr>
-      <w:r>
-        <w:t>Don’t touch current controller calc by drive manager 2</w:t>
-      </w:r>
-    </w:p>
-    <w:p>
-      <w:pPr>
-        <w:keepNext/>
-        <w:keepLines/>
-        <w:widowControl w:val="0"/>
-        <w:spacing w:line="240" w:lineRule="auto"/>
-      </w:pPr>
-      <w:r>
-        <w:t>Hook up to load, feed constant</w:t>
-      </w:r>
-    </w:p>
-    <w:p>
-      <w:pPr>
-        <w:keepNext/>
-        <w:keepLines/>
-        <w:widowControl w:val="0"/>
-        <w:spacing w:line="240" w:lineRule="auto"/>
-      </w:pPr>
-    </w:p>
-    <w:p>
-      <w:pPr>
-        <w:keepNext/>
-        <w:keepLines/>
-        <w:widowControl w:val="0"/>
-        <w:spacing w:line="240" w:lineRule="auto"/>
-      </w:pPr>
-      <w:proofErr w:type="spellStart"/>
-      <w:proofErr w:type="gramStart"/>
-      <w:r>
-        <w:t>Cant</w:t>
-      </w:r>
-      <w:proofErr w:type="spellEnd"/>
-      <w:proofErr w:type="gramEnd"/>
-      <w:r>
-        <w:t xml:space="preserve"> have 2 of same mc function block (</w:t>
-      </w:r>
-      <w:proofErr w:type="spellStart"/>
-      <w:r>
-        <w:t>eg</w:t>
-      </w:r>
-      <w:proofErr w:type="spellEnd"/>
-      <w:r>
-        <w:t xml:space="preserve"> </w:t>
-      </w:r>
-      <w:proofErr w:type="spellStart"/>
-      <w:r>
-        <w:t>mc_moveabsolute</w:t>
-      </w:r>
-      <w:proofErr w:type="spellEnd"/>
-      <w:r>
-        <w:t>) in same program</w:t>
-      </w:r>
-    </w:p>
-    <w:p>
-      <w:pPr>
-        <w:keepNext/>
-        <w:keepLines/>
-        <w:widowControl w:val="0"/>
-        <w:spacing w:line="240" w:lineRule="auto"/>
-      </w:pPr>
-    </w:p>
-    <w:p>
-      <w:pPr>
-        <w:keepNext/>
-        <w:keepLines/>
-        <w:widowControl w:val="0"/>
-        <w:spacing w:line="240" w:lineRule="auto"/>
-        <w:rPr>
-          <w:b/>
-          <w:bCs/>
-        </w:rPr>
-      </w:pPr>
-      <w:r>
-        <w:rPr>
-          <w:b/>
-          <w:bCs/>
-        </w:rPr>
-        <w:t>Software:</w:t>
-      </w:r>
-    </w:p>
-    <w:p>
-      <w:pPr>
-        <w:keepNext/>
-        <w:keepLines/>
-        <w:widowControl w:val="0"/>
-        <w:spacing w:line="240" w:lineRule="auto"/>
-      </w:pPr>
-      <w:r>
-        <w:t>Function Block (FB): instantiated in program variables. Can instantiate multiple. Retains data</w:t>
-      </w:r>
-    </w:p>
-    <w:p>
-      <w:pPr>
-        <w:keepNext/>
-        <w:keepLines/>
-        <w:widowControl w:val="0"/>
-        <w:spacing w:line="240" w:lineRule="auto"/>
-      </w:pPr>
-      <w:proofErr w:type="gramStart"/>
-      <w:r>
-        <w:t>Program(</w:t>
-      </w:r>
-      <w:proofErr w:type="gramEnd"/>
-      <w:r>
-        <w:t>PRG): Called directly. Can assign task. Only one instance</w:t>
-      </w:r>
-    </w:p>
-    <w:p>
-      <w:pPr>
-        <w:keepNext/>
-        <w:keepLines/>
-        <w:widowControl w:val="0"/>
-        <w:spacing w:line="240" w:lineRule="auto"/>
-      </w:pPr>
-      <w:r>
-        <w:t>Function: does not retain data after call</w:t>
-      </w:r>
-    </w:p>
-    <w:p>
-      <w:pPr>
-        <w:keepNext/>
-        <w:keepLines/>
-        <w:widowControl w:val="0"/>
-        <w:spacing w:line="240" w:lineRule="auto"/>
-      </w:pPr>
-      <w:r>
-        <w:t>Method: subordinate to a FB or PRG, can access all data</w:t>
-      </w:r>
-    </w:p>
-    <w:p>
-      <w:pPr>
-        <w:keepNext/>
-        <w:keepLines/>
-        <w:widowControl w:val="0"/>
-        <w:spacing w:line="240" w:lineRule="auto"/>
-      </w:pPr>
-    </w:p>
-    <w:p>
-      <w:pPr>
-        <w:keepNext/>
-        <w:keepLines/>
-        <w:widowControl w:val="0"/>
-        <w:spacing w:line="240" w:lineRule="auto"/>
-      </w:pPr>
-      <w:r>
-        <w:t>Function Block Diagram (FBD): graphical arrangement of function blocks</w:t>
-      </w:r>
-    </w:p>
-    <w:p>
-      <w:pPr>
-        <w:keepNext/>
-        <w:keepLines/>
-        <w:widowControl w:val="0"/>
-        <w:spacing w:line="240" w:lineRule="auto"/>
-      </w:pPr>
-      <w:r>
-        <w:t>Other options – Ladder Diagram, Instruction List</w:t>
-      </w:r>
-    </w:p>
-    <w:p>
-      <w:pPr>
-        <w:keepNext/>
-        <w:keepLines/>
-        <w:widowControl w:val="0"/>
-        <w:spacing w:line="240" w:lineRule="auto"/>
-      </w:pPr>
-    </w:p>
-    <w:p>
-      <w:pPr>
-        <w:keepNext/>
-        <w:keepLines/>
-        <w:widowControl w:val="0"/>
-        <w:spacing w:line="240" w:lineRule="auto"/>
-      </w:pPr>
-    </w:p>
-    <w:p>
-      <w:pPr>
-        <w:keepNext/>
-        <w:keepLines/>
-        <w:widowControl w:val="0"/>
-        <w:spacing w:line="240" w:lineRule="auto"/>
-      </w:pPr>
-      <w:r>
-        <w:rPr>
-          <w:b/>
-        </w:rPr>
-        <w:t>Drive Manager 2 Settings:</w:t>
-      </w:r>
-      <w:r>
-        <w:t xml:space="preserve"> </w:t>
-      </w:r>
-    </w:p>
-    <w:p>
-      <w:pPr>
-        <w:keepNext/>
-        <w:keepLines/>
-        <w:widowControl w:val="0"/>
-        <w:spacing w:line="240" w:lineRule="auto"/>
-      </w:pPr>
-      <w:r>
-        <w:t>Scaling Nc parameters invert both for coupled axis</w:t>
-      </w:r>
-    </w:p>
-    <w:p>
-      <w:pPr>
-        <w:keepNext/>
-        <w:keepLines/>
-        <w:widowControl w:val="0"/>
-        <w:spacing w:line="240" w:lineRule="auto"/>
-      </w:pPr>
-      <w:r>
-        <w:t xml:space="preserve"> </w:t>
-      </w:r>
-    </w:p>
-    <w:p>
-      <w:pPr>
-        <w:keepNext/>
-        <w:keepLines/>
-        <w:widowControl w:val="0"/>
-        <w:spacing w:line="240" w:lineRule="auto"/>
         <w:rPr>
           <w:b/>
           <w:bCs/>
@@ -818,6 +684,9 @@
       <w:r>
         <w:t>Axis -&gt; parameter -&gt; other settings -&gt; data persistence ‘true’</w:t>
       </w:r>
+      <w:r>
+        <w:t xml:space="preserve"> ALSO NC-Task SAF -&gt; settings -&gt; load/store</w:t>
+      </w:r>
     </w:p>
     <w:p>
       <w:pPr>
@@ -850,33 +719,36 @@
         <w:rPr>
           <w:lang w:val="en-US"/>
         </w:rPr>
-        <w:t>Axis -</w:t>
-      </w:r>
-      <w:proofErr w:type="gramStart"/>
+        <w:t xml:space="preserve">Axis -&gt; </w:t>
+      </w:r>
       <w:r>
         <w:rPr>
           <w:lang w:val="en-US"/>
         </w:rPr>
-        <w:t xml:space="preserve">&gt; </w:t>
+        <w:t xml:space="preserve"> Enc -&gt; Encoder Ev</w:t>
       </w:r>
       <w:r>
         <w:rPr>
           <w:lang w:val="en-US"/>
         </w:rPr>
-        <w:t xml:space="preserve"> Enc</w:t>
-      </w:r>
-      <w:proofErr w:type="gramEnd"/>
-      <w:r>
+        <w:t>aluation -&gt; Invert Encoder Counting ‘true’</w:t>
+      </w:r>
+    </w:p>
+    <w:p>
+      <w:pPr>
+        <w:keepNext/>
+        <w:keepLines/>
+        <w:widowControl w:val="0"/>
+        <w:spacing w:line="240" w:lineRule="auto"/>
         <w:rPr>
           <w:lang w:val="en-US"/>
         </w:rPr>
-        <w:t xml:space="preserve"> -&gt; Encoder Ev</w:t>
-      </w:r>
+      </w:pPr>
       <w:r>
         <w:rPr>
           <w:lang w:val="en-US"/>
         </w:rPr>
-        <w:t>aluation -&gt; Invert Encoder Counting ‘true’</w:t>
+        <w:t>MOTION -&gt; Axis -&gt; Drive -&gt; Output Settings -&gt; Invert Motor Polarity ‘true’</w:t>
       </w:r>
     </w:p>
     <w:p>
@@ -889,33 +761,16 @@
           <w:lang w:val="en-US"/>
         </w:rPr>
       </w:pPr>
-      <w:r>
+    </w:p>
+    <w:p>
+      <w:pPr>
+        <w:keepNext/>
+        <w:keepLines/>
+        <w:widowControl w:val="0"/>
+        <w:spacing w:line="240" w:lineRule="auto"/>
         <w:rPr>
           <w:lang w:val="en-US"/>
         </w:rPr>
-        <w:t>MOTION -&gt; Axis -&gt; Drive -&gt; Output Settings -&gt; Invert Motor Polarity ‘true’</w:t>
-      </w:r>
-    </w:p>
-    <w:p>
-      <w:pPr>
-        <w:keepNext/>
-        <w:keepLines/>
-        <w:widowControl w:val="0"/>
-        <w:spacing w:line="240" w:lineRule="auto"/>
-        <w:rPr>
-          <w:lang w:val="en-US"/>
-        </w:rPr>
-      </w:pPr>
-    </w:p>
-    <w:p>
-      <w:pPr>
-        <w:keepNext/>
-        <w:keepLines/>
-        <w:widowControl w:val="0"/>
-        <w:spacing w:line="240" w:lineRule="auto"/>
-        <w:rPr>
-          <w:lang w:val="en-US"/>
-        </w:rPr>
       </w:pPr>
     </w:p>
     <w:p>
@@ -943,15 +798,7 @@
         <w:spacing w:line="240" w:lineRule="auto"/>
       </w:pPr>
       <w:r>
-        <w:t>Terminal el7062-&gt;</w:t>
-      </w:r>
-      <w:proofErr w:type="spellStart"/>
-      <w:r>
-        <w:t>coe</w:t>
-      </w:r>
-      <w:proofErr w:type="spellEnd"/>
-      <w:r>
-        <w:t xml:space="preserve"> online tab-&gt;8010:39 ‘select info data 1’ data type digital inputs</w:t>
+        <w:t>Terminal el7062-&gt;coe online tab-&gt;8010:39 ‘select info data 1’ data type digital inputs</w:t>
       </w:r>
     </w:p>
     <w:p>
@@ -973,39 +820,7 @@
         <w:spacing w:line="240" w:lineRule="auto"/>
       </w:pPr>
       <w:r>
-        <w:t xml:space="preserve">Under </w:t>
-      </w:r>
-      <w:proofErr w:type="spellStart"/>
-      <w:r>
-        <w:t>i</w:t>
-      </w:r>
-      <w:proofErr w:type="spellEnd"/>
-      <w:r>
-        <w:t xml:space="preserve">/o manager, el7062 terminal dropdown menu, </w:t>
-      </w:r>
-      <w:proofErr w:type="spellStart"/>
-      <w:r>
-        <w:t>drv</w:t>
-      </w:r>
-      <w:proofErr w:type="spellEnd"/>
-      <w:r>
-        <w:t xml:space="preserve"> </w:t>
-      </w:r>
-      <w:proofErr w:type="spellStart"/>
-      <w:r>
-        <w:t>infodata</w:t>
-      </w:r>
-      <w:proofErr w:type="spellEnd"/>
-      <w:r>
-        <w:t xml:space="preserve"> 1 channel 1, info data 1, link </w:t>
-      </w:r>
-      <w:proofErr w:type="gramStart"/>
-      <w:r>
-        <w:t>to..</w:t>
-      </w:r>
-      <w:proofErr w:type="gramEnd"/>
-      <w:r>
-        <w:t xml:space="preserve"> -&gt; plc variable in this format </w:t>
+        <w:t xml:space="preserve">Under i/o manager, el7062 terminal dropdown menu, drv infodata 1 channel 1, info data 1, link to.. -&gt; plc variable in this format </w:t>
       </w:r>
       <w:r>
         <w:tab/>
@@ -1017,111 +832,82 @@
       <w:r>
         <w:tab/>
       </w:r>
-      <w:proofErr w:type="gramStart"/>
       <w:r>
         <w:tab/>
-        <w:t>:UINT</w:t>
-      </w:r>
-      <w:proofErr w:type="gramEnd"/>
-      <w:r>
-        <w:t>;’</w:t>
-      </w:r>
-    </w:p>
-    <w:p>
-      <w:pPr>
-        <w:keepNext/>
-        <w:keepLines/>
-        <w:widowControl w:val="0"/>
-        <w:spacing w:line="240" w:lineRule="auto"/>
-      </w:pPr>
-      <w:r>
-        <w:t xml:space="preserve">Then do the same with </w:t>
-      </w:r>
-      <w:proofErr w:type="spellStart"/>
-      <w:r>
-        <w:t>drv</w:t>
-      </w:r>
-      <w:proofErr w:type="spellEnd"/>
+        <w:t>:UINT;’</w:t>
+      </w:r>
+    </w:p>
+    <w:p>
+      <w:pPr>
+        <w:keepNext/>
+        <w:keepLines/>
+        <w:widowControl w:val="0"/>
+        <w:spacing w:line="240" w:lineRule="auto"/>
+      </w:pPr>
+      <w:r>
+        <w:t>Then do the same with drv infodata 1 channel 2</w:t>
+      </w:r>
+    </w:p>
+    <w:p>
+      <w:pPr>
+        <w:keepNext/>
+        <w:keepLines/>
+        <w:widowControl w:val="0"/>
+        <w:spacing w:line="240" w:lineRule="auto"/>
+      </w:pPr>
+      <w:r>
+        <w:t>The bits of these uint variables can be read as BOOL e.g. ‘xLimPos := InfoData1Ch1.0;’ (xLimPos is a BOOL type variable)</w:t>
+      </w:r>
+    </w:p>
+    <w:p>
+      <w:pPr>
+        <w:keepNext/>
+        <w:keepLines/>
+        <w:widowControl w:val="0"/>
+        <w:spacing w:line="240" w:lineRule="auto"/>
+      </w:pPr>
+    </w:p>
+    <w:p>
+      <w:pPr>
+        <w:keepNext/>
+        <w:keepLines/>
+        <w:widowControl w:val="0"/>
+        <w:spacing w:line="240" w:lineRule="auto"/>
+      </w:pPr>
+      <w:r>
+        <w:t>Terminal el7062-&gt;coe online tab-&gt;8001:0 ‘FB Touch Probe Settings Ch.1’</w:t>
+      </w:r>
+    </w:p>
+    <w:p>
+      <w:pPr>
+        <w:keepNext/>
+        <w:keepLines/>
+        <w:widowControl w:val="0"/>
+        <w:spacing w:line="240" w:lineRule="auto"/>
+        <w:rPr>
+          <w:b/>
+          <w:bCs/>
+        </w:rPr>
+      </w:pPr>
+      <w:r>
+        <w:t>-&gt;</w:t>
+      </w:r>
+      <w:r>
+        <w:rPr>
+          <w:b/>
+          <w:bCs/>
+        </w:rPr>
+        <w:t>8001.11 ‘Touch Probe 1 Source’</w:t>
+      </w:r>
       <w:r>
         <w:t xml:space="preserve"> </w:t>
       </w:r>
-      <w:proofErr w:type="spellStart"/>
-      <w:r>
-        <w:t>infodata</w:t>
-      </w:r>
-      <w:proofErr w:type="spellEnd"/>
-      <w:r>
-        <w:t xml:space="preserve"> 1 channel 2</w:t>
-      </w:r>
-    </w:p>
-    <w:p>
-      <w:pPr>
-        <w:keepNext/>
-        <w:keepLines/>
-        <w:widowControl w:val="0"/>
-        <w:spacing w:line="240" w:lineRule="auto"/>
-      </w:pPr>
-      <w:r>
-        <w:t xml:space="preserve">The bits of these </w:t>
-      </w:r>
-      <w:proofErr w:type="spellStart"/>
-      <w:r>
-        <w:t>uint</w:t>
-      </w:r>
-      <w:proofErr w:type="spellEnd"/>
-      <w:r>
-        <w:t xml:space="preserve"> variables can be read as BOOL e.</w:t>
-      </w:r>
-      <w:proofErr w:type="gramStart"/>
-      <w:r>
-        <w:t>g. ‘</w:t>
-      </w:r>
-      <w:proofErr w:type="spellStart"/>
-      <w:r>
-        <w:t>xLimPos</w:t>
-      </w:r>
-      <w:proofErr w:type="spellEnd"/>
-      <w:r>
-        <w:t xml:space="preserve"> :</w:t>
-      </w:r>
-      <w:proofErr w:type="gramEnd"/>
-      <w:r>
-        <w:t>= InfoData1Ch1.0;’ (</w:t>
-      </w:r>
-      <w:proofErr w:type="spellStart"/>
-      <w:r>
-        <w:t>xLimPos</w:t>
-      </w:r>
-      <w:proofErr w:type="spellEnd"/>
-      <w:r>
-        <w:t xml:space="preserve"> is a BOOL type variable)</w:t>
-      </w:r>
-    </w:p>
-    <w:p>
-      <w:pPr>
-        <w:keepNext/>
-        <w:keepLines/>
-        <w:widowControl w:val="0"/>
-        <w:spacing w:line="240" w:lineRule="auto"/>
-      </w:pPr>
-    </w:p>
-    <w:p>
-      <w:pPr>
-        <w:keepNext/>
-        <w:keepLines/>
-        <w:widowControl w:val="0"/>
-        <w:spacing w:line="240" w:lineRule="auto"/>
-      </w:pPr>
-      <w:r>
-        <w:t>Terminal el7062-&gt;</w:t>
-      </w:r>
-      <w:proofErr w:type="spellStart"/>
-      <w:r>
-        <w:t>coe</w:t>
-      </w:r>
-      <w:proofErr w:type="spellEnd"/>
-      <w:r>
-        <w:t xml:space="preserve"> online tab-&gt;8001:0 ‘FB Touch Probe Settings Ch.1’</w:t>
+      <w:r>
+        <w:rPr>
+          <w:b/>
+          <w:bCs/>
+        </w:rPr>
+        <w:t>set to ‘Hardware Zero Impulse’</w:t>
       </w:r>
     </w:p>
     <w:p>
@@ -1143,627 +929,513 @@
           <w:b/>
           <w:bCs/>
         </w:rPr>
-        <w:t>8001.11 ‘Touch Probe 1 Source’</w:t>
+        <w:t>8101.11 ‘Touch Probe 2 Source’ set to ‘Hardware Zero Impulse’</w:t>
+      </w:r>
+    </w:p>
+    <w:p>
+      <w:pPr>
+        <w:keepNext/>
+        <w:keepLines/>
+        <w:widowControl w:val="0"/>
+        <w:spacing w:line="240" w:lineRule="auto"/>
+        <w:rPr>
+          <w:b/>
+          <w:bCs/>
+        </w:rPr>
+      </w:pPr>
+    </w:p>
+    <w:p>
+      <w:pPr>
+        <w:keepNext/>
+        <w:keepLines/>
+        <w:widowControl w:val="0"/>
+        <w:spacing w:line="240" w:lineRule="auto"/>
+      </w:pPr>
+      <w:r>
+        <w:t>Terminal el7062-&gt;process data tab-&gt;sync manager window ‘outputs’</w:t>
+      </w:r>
+    </w:p>
+    <w:p>
+      <w:pPr>
+        <w:keepNext/>
+        <w:keepLines/>
+        <w:widowControl w:val="0"/>
+        <w:spacing w:line="240" w:lineRule="auto"/>
+        <w:rPr>
+          <w:b/>
+          <w:bCs/>
+        </w:rPr>
+      </w:pPr>
+      <w:r>
+        <w:rPr>
+          <w:b/>
+          <w:bCs/>
+        </w:rPr>
+        <w:t>In the PDO assignment window set 0x1607 ‘FB Touch Probe Control Channel 1’</w:t>
+      </w:r>
+    </w:p>
+    <w:p>
+      <w:pPr>
+        <w:keepNext/>
+        <w:keepLines/>
+        <w:widowControl w:val="0"/>
+        <w:spacing w:line="240" w:lineRule="auto"/>
+        <w:rPr>
+          <w:b/>
+          <w:bCs/>
+        </w:rPr>
+      </w:pPr>
+      <w:r>
+        <w:rPr>
+          <w:b/>
+          <w:bCs/>
+        </w:rPr>
+        <w:t>And 0x1687 ‘FB Touch Probe Control Channel 2’</w:t>
+      </w:r>
+    </w:p>
+    <w:p>
+      <w:pPr>
+        <w:keepNext/>
+        <w:keepLines/>
+        <w:widowControl w:val="0"/>
+        <w:spacing w:line="240" w:lineRule="auto"/>
+      </w:pPr>
+      <w:r>
+        <w:t>Sync manager window ‘inputs’</w:t>
+      </w:r>
+    </w:p>
+    <w:p>
+      <w:pPr>
+        <w:keepNext/>
+        <w:keepLines/>
+        <w:widowControl w:val="0"/>
+        <w:spacing w:line="240" w:lineRule="auto"/>
+        <w:rPr>
+          <w:b/>
+          <w:bCs/>
+        </w:rPr>
+      </w:pPr>
+      <w:r>
+        <w:rPr>
+          <w:b/>
+          <w:bCs/>
+        </w:rPr>
+        <w:t xml:space="preserve">In the PDO assignment window set: </w:t>
+      </w:r>
+    </w:p>
+    <w:p>
+      <w:pPr>
+        <w:keepNext/>
+        <w:keepLines/>
+        <w:widowControl w:val="0"/>
+        <w:spacing w:line="240" w:lineRule="auto"/>
+        <w:rPr>
+          <w:b/>
+          <w:bCs/>
+        </w:rPr>
+      </w:pPr>
+      <w:r>
+        <w:rPr>
+          <w:b/>
+          <w:bCs/>
+        </w:rPr>
+        <w:t>0x1A07 ‘FB Touch Probe Status Channel 1’</w:t>
+      </w:r>
+    </w:p>
+    <w:p>
+      <w:pPr>
+        <w:keepNext/>
+        <w:keepLines/>
+        <w:widowControl w:val="0"/>
+        <w:spacing w:line="240" w:lineRule="auto"/>
+        <w:rPr>
+          <w:b/>
+          <w:bCs/>
+        </w:rPr>
+      </w:pPr>
+      <w:r>
+        <w:rPr>
+          <w:b/>
+          <w:bCs/>
+        </w:rPr>
+        <w:t>0x1A08 ‘FB Touch Probe 1 pos position Channel 1’</w:t>
+      </w:r>
+    </w:p>
+    <w:p>
+      <w:pPr>
+        <w:keepNext/>
+        <w:keepLines/>
+        <w:widowControl w:val="0"/>
+        <w:spacing w:line="240" w:lineRule="auto"/>
+        <w:rPr>
+          <w:b/>
+          <w:bCs/>
+        </w:rPr>
+      </w:pPr>
+      <w:r>
+        <w:rPr>
+          <w:b/>
+          <w:bCs/>
+        </w:rPr>
+        <w:t>0x1A87 ‘FB Touch Probe Status Channel 2’</w:t>
+      </w:r>
+    </w:p>
+    <w:p>
+      <w:pPr>
+        <w:keepNext/>
+        <w:keepLines/>
+        <w:widowControl w:val="0"/>
+        <w:spacing w:line="240" w:lineRule="auto"/>
+        <w:rPr>
+          <w:b/>
+          <w:bCs/>
+        </w:rPr>
+      </w:pPr>
+      <w:r>
+        <w:rPr>
+          <w:b/>
+          <w:bCs/>
+        </w:rPr>
+        <w:t>0x1A88 ‘FB Touch Probe 1 pos position Channel 2’</w:t>
+      </w:r>
+    </w:p>
+    <w:p>
+      <w:pPr>
+        <w:keepNext/>
+        <w:keepLines/>
+        <w:widowControl w:val="0"/>
+        <w:spacing w:line="240" w:lineRule="auto"/>
+        <w:rPr>
+          <w:b/>
+          <w:bCs/>
+        </w:rPr>
+      </w:pPr>
+    </w:p>
+    <w:p>
+      <w:pPr>
+        <w:keepNext/>
+        <w:keepLines/>
+        <w:widowControl w:val="0"/>
+        <w:spacing w:line="240" w:lineRule="auto"/>
+      </w:pPr>
+      <w:r>
+        <w:t xml:space="preserve">These settings give the touch probe the zero sync pulse from the encoders for both channels. Need to reset linked axes in drive manager 2 as well as plc variable links for </w:t>
+      </w:r>
+    </w:p>
+    <w:p>
+      <w:pPr>
+        <w:keepNext/>
+        <w:keepLines/>
+        <w:widowControl w:val="0"/>
+        <w:spacing w:line="240" w:lineRule="auto"/>
+      </w:pPr>
+      <w:r>
+        <w:rPr>
+          <w:b/>
+          <w:bCs/>
+        </w:rPr>
+        <w:t>drive info data 1 ch.1 and ch.2</w:t>
+      </w:r>
+    </w:p>
+    <w:p>
+      <w:pPr>
+        <w:keepNext/>
+        <w:keepLines/>
+        <w:widowControl w:val="0"/>
+        <w:spacing w:line="240" w:lineRule="auto"/>
+      </w:pPr>
+    </w:p>
+    <w:p>
+      <w:pPr>
+        <w:keepNext/>
+        <w:keepLines/>
+        <w:widowControl w:val="0"/>
+        <w:spacing w:line="240" w:lineRule="auto"/>
+      </w:pPr>
+      <w:r>
+        <w:t>for the relevant axes, solution explorer-&gt;motion-&gt;</w:t>
+      </w:r>
+      <w:r>
+        <w:t>axes-&gt;’axis’-&gt;enc-&gt;parameter-&gt;homing</w:t>
+      </w:r>
+    </w:p>
+    <w:p>
+      <w:pPr>
+        <w:keepNext/>
+        <w:keepLines/>
+        <w:widowControl w:val="0"/>
+        <w:spacing w:line="240" w:lineRule="auto"/>
+        <w:rPr>
+          <w:b/>
+          <w:bCs/>
+        </w:rPr>
+      </w:pPr>
+      <w:r>
+        <w:rPr>
+          <w:b/>
+          <w:bCs/>
+        </w:rPr>
+        <w:t>‘Invert Direction for Homing Sensor Search’ set to ‘TRUE’</w:t>
+      </w:r>
+    </w:p>
+    <w:p>
+      <w:pPr>
+        <w:keepNext/>
+        <w:keepLines/>
+        <w:widowControl w:val="0"/>
+        <w:spacing w:line="240" w:lineRule="auto"/>
+        <w:rPr>
+          <w:b/>
+          <w:bCs/>
+        </w:rPr>
+      </w:pPr>
+      <w:r>
+        <w:rPr>
+          <w:b/>
+          <w:bCs/>
+        </w:rPr>
+        <w:t>‘Invert Direction for Sync Impulse Search’ set to ‘FALSE’</w:t>
+      </w:r>
+    </w:p>
+    <w:p>
+      <w:pPr>
+        <w:keepNext/>
+        <w:keepLines/>
+        <w:widowControl w:val="0"/>
+        <w:spacing w:line="240" w:lineRule="auto"/>
+        <w:rPr>
+          <w:b/>
+          <w:bCs/>
+        </w:rPr>
+      </w:pPr>
+      <w:r>
+        <w:rPr>
+          <w:b/>
+          <w:bCs/>
+        </w:rPr>
+        <w:t>‘Reference Mode (Sync Condition)’ set to ‘Hardware Sync (feedback reference pulse)’</w:t>
+      </w:r>
+    </w:p>
+    <w:p>
+      <w:pPr>
+        <w:keepNext/>
+        <w:keepLines/>
+        <w:widowControl w:val="0"/>
+        <w:spacing w:line="240" w:lineRule="auto"/>
+      </w:pPr>
+    </w:p>
+    <w:p>
+      <w:pPr>
+        <w:keepNext/>
+        <w:keepLines/>
+        <w:widowControl w:val="0"/>
+        <w:spacing w:line="240" w:lineRule="auto"/>
+      </w:pPr>
+      <w:r>
+        <w:t>Taken from infosys-&gt;fieldbus components-&gt;ethercat plug-in modules-&gt;ej7411</w:t>
+      </w:r>
+    </w:p>
+    <w:p>
+      <w:pPr>
+        <w:keepNext/>
+        <w:keepLines/>
+        <w:widowControl w:val="0"/>
+        <w:spacing w:line="240" w:lineRule="auto"/>
+      </w:pPr>
+      <w:r>
+        <w:t>-&gt;ej7411 – commissioning-&gt;commissioning with the twincat nc-&gt;homing</w:t>
+      </w:r>
+    </w:p>
+    <w:p>
+      <w:pPr>
+        <w:keepNext/>
+        <w:keepLines/>
+        <w:widowControl w:val="0"/>
+        <w:spacing w:line="240" w:lineRule="auto"/>
+      </w:pPr>
+      <w:r>
+        <w:t>-&gt;switching signal from a digital input of the ej7411</w:t>
+      </w:r>
+    </w:p>
+    <w:p>
+      <w:pPr>
+        <w:keepNext/>
+        <w:keepLines/>
+        <w:widowControl w:val="0"/>
+        <w:spacing w:line="240" w:lineRule="auto"/>
+      </w:pPr>
+    </w:p>
+    <w:p>
+      <w:pPr>
+        <w:keepNext/>
+        <w:keepLines/>
+        <w:widowControl w:val="0"/>
+        <w:spacing w:line="240" w:lineRule="auto"/>
+        <w:rPr>
+          <w:b/>
+          <w:bCs/>
+        </w:rPr>
+      </w:pPr>
+      <w:r>
+        <w:rPr>
+          <w:b/>
+          <w:bCs/>
+        </w:rPr>
+        <w:t>Massa Settings:</w:t>
+      </w:r>
+    </w:p>
+    <w:p>
+      <w:pPr>
+        <w:keepNext/>
+        <w:keepLines/>
+        <w:widowControl w:val="0"/>
+        <w:spacing w:line="240" w:lineRule="auto"/>
+      </w:pPr>
+      <w:r>
+        <w:t>No echo set to 2mA output -&gt; 0 output from EL terminal</w:t>
+      </w:r>
+    </w:p>
+    <w:p>
+      <w:pPr>
+        <w:keepNext/>
+        <w:keepLines/>
+        <w:widowControl w:val="0"/>
+        <w:spacing w:line="240" w:lineRule="auto"/>
+      </w:pPr>
+    </w:p>
+    <w:p>
+      <w:pPr>
+        <w:keepNext/>
+        <w:keepLines/>
+        <w:widowControl w:val="0"/>
+        <w:spacing w:line="240" w:lineRule="auto"/>
+      </w:pPr>
+    </w:p>
+    <w:p>
+      <w:pPr>
+        <w:keepNext/>
+        <w:keepLines/>
+        <w:widowControl w:val="0"/>
+        <w:spacing w:line="240" w:lineRule="auto"/>
+      </w:pPr>
+      <w:r>
+        <w:rPr>
+          <w:b/>
+        </w:rPr>
+        <w:t>T</w:t>
+      </w:r>
+      <w:r>
+        <w:rPr>
+          <w:b/>
+        </w:rPr>
+        <w:t>ODO</w:t>
+      </w:r>
+      <w:r>
+        <w:rPr>
+          <w:b/>
+        </w:rPr>
+        <w:t>:</w:t>
       </w:r>
       <w:r>
         <w:t xml:space="preserve"> </w:t>
       </w:r>
-      <w:r>
-        <w:rPr>
-          <w:b/>
-          <w:bCs/>
-        </w:rPr>
-        <w:t>set to ‘Hardware Zero Impulse’</w:t>
-      </w:r>
-    </w:p>
-    <w:p>
-      <w:pPr>
-        <w:keepNext/>
-        <w:keepLines/>
-        <w:widowControl w:val="0"/>
-        <w:spacing w:line="240" w:lineRule="auto"/>
-        <w:rPr>
-          <w:b/>
-          <w:bCs/>
-        </w:rPr>
-      </w:pPr>
-      <w:r>
-        <w:t>-&gt;</w:t>
-      </w:r>
-      <w:r>
-        <w:rPr>
-          <w:b/>
-          <w:bCs/>
-        </w:rPr>
-        <w:t>8101.11 ‘Touch Probe 2 Source’ set to ‘Hardware Zero Impulse’</w:t>
-      </w:r>
-    </w:p>
-    <w:p>
-      <w:pPr>
-        <w:keepNext/>
-        <w:keepLines/>
-        <w:widowControl w:val="0"/>
-        <w:spacing w:line="240" w:lineRule="auto"/>
-        <w:rPr>
-          <w:b/>
-          <w:bCs/>
-        </w:rPr>
-      </w:pPr>
-    </w:p>
-    <w:p>
-      <w:pPr>
-        <w:keepNext/>
-        <w:keepLines/>
-        <w:widowControl w:val="0"/>
-        <w:spacing w:line="240" w:lineRule="auto"/>
-      </w:pPr>
-      <w:r>
-        <w:t>Terminal el7062-&gt;process data tab-&gt;sync manager window ‘outputs’</w:t>
-      </w:r>
-    </w:p>
-    <w:p>
-      <w:pPr>
-        <w:keepNext/>
-        <w:keepLines/>
-        <w:widowControl w:val="0"/>
-        <w:spacing w:line="240" w:lineRule="auto"/>
-        <w:rPr>
-          <w:b/>
-          <w:bCs/>
-        </w:rPr>
-      </w:pPr>
-      <w:r>
-        <w:rPr>
-          <w:b/>
-          <w:bCs/>
-        </w:rPr>
-        <w:t>In the PDO assignment window set 0x1607 ‘FB Touch Probe Control Channel 1’</w:t>
-      </w:r>
-    </w:p>
-    <w:p>
-      <w:pPr>
-        <w:keepNext/>
-        <w:keepLines/>
-        <w:widowControl w:val="0"/>
-        <w:spacing w:line="240" w:lineRule="auto"/>
-        <w:rPr>
-          <w:b/>
-          <w:bCs/>
-        </w:rPr>
-      </w:pPr>
-      <w:r>
-        <w:rPr>
-          <w:b/>
-          <w:bCs/>
-        </w:rPr>
-        <w:t>And 0x1687 ‘FB Touch Probe Control Channel 2’</w:t>
-      </w:r>
-    </w:p>
-    <w:p>
-      <w:pPr>
-        <w:keepNext/>
-        <w:keepLines/>
-        <w:widowControl w:val="0"/>
-        <w:spacing w:line="240" w:lineRule="auto"/>
-      </w:pPr>
-      <w:r>
-        <w:t>Sync manager window ‘inputs’</w:t>
-      </w:r>
-    </w:p>
-    <w:p>
-      <w:pPr>
-        <w:keepNext/>
-        <w:keepLines/>
-        <w:widowControl w:val="0"/>
-        <w:spacing w:line="240" w:lineRule="auto"/>
-        <w:rPr>
-          <w:b/>
-          <w:bCs/>
-        </w:rPr>
-      </w:pPr>
-      <w:r>
-        <w:rPr>
-          <w:b/>
-          <w:bCs/>
-        </w:rPr>
-        <w:t xml:space="preserve">In the PDO assignment window set: </w:t>
-      </w:r>
-    </w:p>
-    <w:p>
-      <w:pPr>
-        <w:keepNext/>
-        <w:keepLines/>
-        <w:widowControl w:val="0"/>
-        <w:spacing w:line="240" w:lineRule="auto"/>
-        <w:rPr>
-          <w:b/>
-          <w:bCs/>
-        </w:rPr>
-      </w:pPr>
-      <w:r>
-        <w:rPr>
-          <w:b/>
-          <w:bCs/>
-        </w:rPr>
-        <w:t>0x1A07 ‘FB Touch Probe Status Channel 1’</w:t>
-      </w:r>
-    </w:p>
-    <w:p>
-      <w:pPr>
-        <w:keepNext/>
-        <w:keepLines/>
-        <w:widowControl w:val="0"/>
-        <w:spacing w:line="240" w:lineRule="auto"/>
-        <w:rPr>
-          <w:b/>
-          <w:bCs/>
-        </w:rPr>
-      </w:pPr>
-      <w:r>
-        <w:rPr>
-          <w:b/>
-          <w:bCs/>
-        </w:rPr>
-        <w:t>0x1A08 ‘FB Touch Probe 1 pos position Channel 1’</w:t>
-      </w:r>
-    </w:p>
-    <w:p>
-      <w:pPr>
-        <w:keepNext/>
-        <w:keepLines/>
-        <w:widowControl w:val="0"/>
-        <w:spacing w:line="240" w:lineRule="auto"/>
-        <w:rPr>
-          <w:b/>
-          <w:bCs/>
-        </w:rPr>
-      </w:pPr>
-      <w:r>
-        <w:rPr>
-          <w:b/>
-          <w:bCs/>
-        </w:rPr>
-        <w:t>0x1A87 ‘FB Touch Probe Status Channel 2’</w:t>
-      </w:r>
-    </w:p>
-    <w:p>
-      <w:pPr>
-        <w:keepNext/>
-        <w:keepLines/>
-        <w:widowControl w:val="0"/>
-        <w:spacing w:line="240" w:lineRule="auto"/>
-        <w:rPr>
-          <w:b/>
-          <w:bCs/>
-        </w:rPr>
-      </w:pPr>
-      <w:r>
-        <w:rPr>
-          <w:b/>
-          <w:bCs/>
-        </w:rPr>
-        <w:t>0x1A88 ‘FB Touch Probe 1 pos position Channel 2’</w:t>
-      </w:r>
-    </w:p>
-    <w:p>
-      <w:pPr>
-        <w:keepNext/>
-        <w:keepLines/>
-        <w:widowControl w:val="0"/>
-        <w:spacing w:line="240" w:lineRule="auto"/>
-        <w:rPr>
-          <w:b/>
-          <w:bCs/>
-        </w:rPr>
-      </w:pPr>
-    </w:p>
-    <w:p>
-      <w:pPr>
-        <w:keepNext/>
-        <w:keepLines/>
-        <w:widowControl w:val="0"/>
-        <w:spacing w:line="240" w:lineRule="auto"/>
-      </w:pPr>
-      <w:r>
-        <w:t xml:space="preserve">These settings give the touch probe the </w:t>
-      </w:r>
-      <w:proofErr w:type="gramStart"/>
-      <w:r>
-        <w:t>zero sync</w:t>
-      </w:r>
-      <w:proofErr w:type="gramEnd"/>
-      <w:r>
-        <w:t xml:space="preserve"> pulse from the encoders for both channels. Need to reset linked axes in drive manager 2 as well as plc variable links for </w:t>
-      </w:r>
-    </w:p>
-    <w:p>
-      <w:pPr>
-        <w:keepNext/>
-        <w:keepLines/>
-        <w:widowControl w:val="0"/>
-        <w:spacing w:line="240" w:lineRule="auto"/>
-      </w:pPr>
-      <w:r>
-        <w:rPr>
-          <w:b/>
-          <w:bCs/>
-        </w:rPr>
-        <w:t>drive info data 1 ch.1 and ch.2</w:t>
-      </w:r>
-    </w:p>
-    <w:p>
-      <w:pPr>
-        <w:keepNext/>
-        <w:keepLines/>
-        <w:widowControl w:val="0"/>
-        <w:spacing w:line="240" w:lineRule="auto"/>
-      </w:pPr>
-    </w:p>
-    <w:p>
-      <w:pPr>
-        <w:keepNext/>
-        <w:keepLines/>
-        <w:widowControl w:val="0"/>
-        <w:spacing w:line="240" w:lineRule="auto"/>
-      </w:pPr>
-      <w:r>
-        <w:t>for the relevant axes, solution explorer-&gt;motion-&gt;</w:t>
-      </w:r>
-      <w:r>
-        <w:t>axes-&gt;’axis’-&gt;enc-&gt;parameter-&gt;homing</w:t>
-      </w:r>
-    </w:p>
-    <w:p>
-      <w:pPr>
-        <w:keepNext/>
-        <w:keepLines/>
-        <w:widowControl w:val="0"/>
-        <w:spacing w:line="240" w:lineRule="auto"/>
-        <w:rPr>
-          <w:b/>
-          <w:bCs/>
-        </w:rPr>
-      </w:pPr>
-      <w:r>
-        <w:rPr>
-          <w:b/>
-          <w:bCs/>
-        </w:rPr>
-        <w:t>‘Invert Direction for Homing Sensor Search’ set to ‘TRUE’</w:t>
-      </w:r>
-    </w:p>
-    <w:p>
-      <w:pPr>
-        <w:keepNext/>
-        <w:keepLines/>
-        <w:widowControl w:val="0"/>
-        <w:spacing w:line="240" w:lineRule="auto"/>
-        <w:rPr>
-          <w:b/>
-          <w:bCs/>
-        </w:rPr>
-      </w:pPr>
-      <w:r>
-        <w:rPr>
-          <w:b/>
-          <w:bCs/>
-        </w:rPr>
-        <w:t>‘Invert Direction for Sync Impulse Search’ set to ‘FALSE’</w:t>
-      </w:r>
-    </w:p>
-    <w:p>
-      <w:pPr>
-        <w:keepNext/>
-        <w:keepLines/>
-        <w:widowControl w:val="0"/>
-        <w:spacing w:line="240" w:lineRule="auto"/>
-        <w:rPr>
-          <w:b/>
-          <w:bCs/>
-        </w:rPr>
-      </w:pPr>
-      <w:r>
-        <w:rPr>
-          <w:b/>
-          <w:bCs/>
-        </w:rPr>
-        <w:t>‘Reference Mode (Sync Condition)’ set to ‘Hardware Sync (feedback reference pulse)’</w:t>
-      </w:r>
-    </w:p>
-    <w:p>
-      <w:pPr>
-        <w:keepNext/>
-        <w:keepLines/>
-        <w:widowControl w:val="0"/>
-        <w:spacing w:line="240" w:lineRule="auto"/>
-      </w:pPr>
-    </w:p>
-    <w:p>
-      <w:pPr>
-        <w:keepNext/>
-        <w:keepLines/>
-        <w:widowControl w:val="0"/>
-        <w:spacing w:line="240" w:lineRule="auto"/>
-      </w:pPr>
-      <w:r>
-        <w:t xml:space="preserve">Taken from </w:t>
-      </w:r>
-      <w:proofErr w:type="spellStart"/>
-      <w:r>
-        <w:t>infosys</w:t>
-      </w:r>
-      <w:proofErr w:type="spellEnd"/>
-      <w:r>
-        <w:t>-&gt;fieldbus components-&gt;</w:t>
-      </w:r>
-      <w:proofErr w:type="spellStart"/>
-      <w:r>
-        <w:t>ethercat</w:t>
-      </w:r>
-      <w:proofErr w:type="spellEnd"/>
-      <w:r>
-        <w:t xml:space="preserve"> plug-in modules-&gt;ej7411</w:t>
-      </w:r>
-    </w:p>
-    <w:p>
-      <w:pPr>
-        <w:keepNext/>
-        <w:keepLines/>
-        <w:widowControl w:val="0"/>
-        <w:spacing w:line="240" w:lineRule="auto"/>
-      </w:pPr>
-      <w:r>
-        <w:t xml:space="preserve">-&gt;ej7411 – commissioning-&gt;commissioning with the </w:t>
-      </w:r>
-      <w:proofErr w:type="spellStart"/>
-      <w:r>
-        <w:t>twincat</w:t>
-      </w:r>
-      <w:proofErr w:type="spellEnd"/>
+    </w:p>
+    <w:p>
+      <w:pPr>
+        <w:keepNext/>
+        <w:keepLines/>
+        <w:widowControl w:val="0"/>
+        <w:spacing w:line="240" w:lineRule="auto"/>
+      </w:pPr>
+      <w:r>
+        <w:t>Carriage offsets to massa head</w:t>
+      </w:r>
+      <w:r>
+        <w:t xml:space="preserve"> and keyence head</w:t>
+      </w:r>
+    </w:p>
+    <w:p>
+      <w:pPr>
+        <w:keepNext/>
+        <w:keepLines/>
+        <w:widowControl w:val="0"/>
+        <w:spacing w:line="240" w:lineRule="auto"/>
+      </w:pPr>
+      <w:r>
+        <w:t>Plot data</w:t>
+      </w:r>
+    </w:p>
+    <w:p>
+      <w:pPr>
+        <w:keepNext/>
+        <w:keepLines/>
+        <w:widowControl w:val="0"/>
+        <w:spacing w:line="240" w:lineRule="auto"/>
+      </w:pPr>
+      <w:r>
+        <w:t xml:space="preserve">Test </w:t>
+      </w:r>
+      <w:r>
+        <w:t>keyence</w:t>
+      </w:r>
+      <w:r>
+        <w:t xml:space="preserve"> and axis daq accuracy </w:t>
+      </w:r>
+    </w:p>
+    <w:p>
+      <w:pPr>
+        <w:keepNext/>
+        <w:keepLines/>
+        <w:widowControl w:val="0"/>
+        <w:spacing w:line="240" w:lineRule="auto"/>
+      </w:pPr>
+      <w:r>
+        <w:t>Test mqtt control for daq with both int and bool ctr signals</w:t>
+      </w:r>
+    </w:p>
+    <w:p>
+      <w:pPr>
+        <w:keepNext/>
+        <w:keepLines/>
+        <w:widowControl w:val="0"/>
+        <w:spacing w:line="240" w:lineRule="auto"/>
+      </w:pPr>
+    </w:p>
+    <w:p>
+      <w:pPr>
+        <w:keepNext/>
+        <w:keepLines/>
+        <w:widowControl w:val="0"/>
+        <w:spacing w:line="240" w:lineRule="auto"/>
+      </w:pPr>
+      <w:r>
+        <w:t xml:space="preserve">Header – </w:t>
+      </w:r>
+      <w:r>
+        <w:t>script name,</w:t>
+      </w:r>
+      <w:r>
+        <w:t xml:space="preserve"> sensor,</w:t>
+      </w:r>
       <w:r>
         <w:t xml:space="preserve"> </w:t>
       </w:r>
-      <w:proofErr w:type="spellStart"/>
-      <w:r>
-        <w:t>nc</w:t>
-      </w:r>
-      <w:proofErr w:type="spellEnd"/>
-      <w:r>
-        <w:t>-&gt;homing</w:t>
-      </w:r>
-    </w:p>
-    <w:p>
-      <w:pPr>
-        <w:keepNext/>
-        <w:keepLines/>
-        <w:widowControl w:val="0"/>
-        <w:spacing w:line="240" w:lineRule="auto"/>
-      </w:pPr>
-      <w:r>
-        <w:t>-&gt;switching signal from a digital input of the ej7411</w:t>
-      </w:r>
-    </w:p>
-    <w:p>
-      <w:pPr>
-        <w:keepNext/>
-        <w:keepLines/>
-        <w:widowControl w:val="0"/>
-        <w:spacing w:line="240" w:lineRule="auto"/>
-      </w:pPr>
-    </w:p>
-    <w:p>
-      <w:pPr>
-        <w:keepNext/>
-        <w:keepLines/>
-        <w:widowControl w:val="0"/>
-        <w:spacing w:line="240" w:lineRule="auto"/>
-        <w:rPr>
-          <w:b/>
-          <w:bCs/>
-        </w:rPr>
-      </w:pPr>
-      <w:r>
-        <w:rPr>
-          <w:b/>
-          <w:bCs/>
-        </w:rPr>
-        <w:t>Massa Settings:</w:t>
-      </w:r>
-    </w:p>
-    <w:p>
-      <w:pPr>
-        <w:keepNext/>
-        <w:keepLines/>
-        <w:widowControl w:val="0"/>
-        <w:spacing w:line="240" w:lineRule="auto"/>
-      </w:pPr>
-      <w:r>
-        <w:t>No echo set to 2mA output -&gt; 0 output from EL terminal</w:t>
-      </w:r>
-    </w:p>
-    <w:p>
-      <w:pPr>
-        <w:keepNext/>
-        <w:keepLines/>
-        <w:widowControl w:val="0"/>
-        <w:spacing w:line="240" w:lineRule="auto"/>
-      </w:pPr>
-    </w:p>
-    <w:p>
-      <w:pPr>
-        <w:keepNext/>
-        <w:keepLines/>
-        <w:widowControl w:val="0"/>
-        <w:spacing w:line="240" w:lineRule="auto"/>
-      </w:pPr>
-    </w:p>
-    <w:p>
-      <w:pPr>
-        <w:keepNext/>
-        <w:keepLines/>
-        <w:widowControl w:val="0"/>
-        <w:spacing w:line="240" w:lineRule="auto"/>
-      </w:pPr>
-      <w:r>
-        <w:rPr>
-          <w:b/>
-        </w:rPr>
-        <w:t>T</w:t>
-      </w:r>
-      <w:r>
-        <w:rPr>
-          <w:b/>
-        </w:rPr>
-        <w:t>ODO</w:t>
-      </w:r>
-      <w:r>
-        <w:rPr>
-          <w:b/>
-        </w:rPr>
-        <w:t>:</w:t>
+      <w:r>
+        <w:t>sensor offsets,</w:t>
+      </w:r>
+      <w:r>
+        <w:t xml:space="preserve"> trigger type,</w:t>
       </w:r>
       <w:r>
         <w:t xml:space="preserve"> </w:t>
       </w:r>
-    </w:p>
-    <w:p>
-      <w:pPr>
-        <w:keepNext/>
-        <w:keepLines/>
-        <w:widowControl w:val="0"/>
-        <w:spacing w:line="240" w:lineRule="auto"/>
-      </w:pPr>
-      <w:r>
-        <w:t xml:space="preserve">Carriage offsets to </w:t>
-      </w:r>
-      <w:proofErr w:type="spellStart"/>
-      <w:r>
-        <w:t>massa</w:t>
-      </w:r>
-      <w:proofErr w:type="spellEnd"/>
-      <w:r>
-        <w:t xml:space="preserve"> head</w:t>
-      </w:r>
-      <w:r>
-        <w:t xml:space="preserve"> and </w:t>
-      </w:r>
-      <w:proofErr w:type="spellStart"/>
-      <w:r>
-        <w:t>keyence</w:t>
-      </w:r>
-      <w:proofErr w:type="spellEnd"/>
-      <w:r>
-        <w:t xml:space="preserve"> head</w:t>
-      </w:r>
-    </w:p>
-    <w:p>
-      <w:pPr>
-        <w:keepNext/>
-        <w:keepLines/>
-        <w:widowControl w:val="0"/>
-        <w:spacing w:line="240" w:lineRule="auto"/>
-      </w:pPr>
-      <w:r>
-        <w:t>Plot data</w:t>
-      </w:r>
-    </w:p>
-    <w:p>
-      <w:pPr>
-        <w:keepNext/>
-        <w:keepLines/>
-        <w:widowControl w:val="0"/>
-        <w:spacing w:line="240" w:lineRule="auto"/>
-      </w:pPr>
-      <w:r>
-        <w:t xml:space="preserve">Test </w:t>
-      </w:r>
-      <w:proofErr w:type="spellStart"/>
-      <w:r>
-        <w:t>keyence</w:t>
-      </w:r>
-      <w:proofErr w:type="spellEnd"/>
-      <w:r>
-        <w:t xml:space="preserve"> and axis </w:t>
-      </w:r>
-      <w:proofErr w:type="spellStart"/>
-      <w:r>
-        <w:t>daq</w:t>
-      </w:r>
-      <w:proofErr w:type="spellEnd"/>
-      <w:r>
-        <w:t xml:space="preserve"> accuracy </w:t>
-      </w:r>
-    </w:p>
-    <w:p>
-      <w:pPr>
-        <w:keepNext/>
-        <w:keepLines/>
-        <w:widowControl w:val="0"/>
-        <w:spacing w:line="240" w:lineRule="auto"/>
-      </w:pPr>
-      <w:r>
-        <w:t xml:space="preserve">Test </w:t>
-      </w:r>
-      <w:proofErr w:type="spellStart"/>
-      <w:r>
-        <w:t>mqtt</w:t>
-      </w:r>
-      <w:proofErr w:type="spellEnd"/>
-      <w:r>
-        <w:t xml:space="preserve"> control for </w:t>
-      </w:r>
-      <w:proofErr w:type="spellStart"/>
-      <w:r>
-        <w:t>daq</w:t>
-      </w:r>
-      <w:proofErr w:type="spellEnd"/>
-      <w:r>
-        <w:t xml:space="preserve"> with both int and bool ctr signals</w:t>
-      </w:r>
-    </w:p>
-    <w:p>
-      <w:pPr>
-        <w:keepNext/>
-        <w:keepLines/>
-        <w:widowControl w:val="0"/>
-        <w:spacing w:line="240" w:lineRule="auto"/>
-      </w:pPr>
-    </w:p>
-    <w:p>
-      <w:pPr>
-        <w:keepNext/>
-        <w:keepLines/>
-        <w:widowControl w:val="0"/>
-        <w:spacing w:line="240" w:lineRule="auto"/>
-      </w:pPr>
-      <w:r>
-        <w:t xml:space="preserve">Header – </w:t>
-      </w:r>
-      <w:r>
-        <w:t>script name,</w:t>
-      </w:r>
-      <w:r>
-        <w:t xml:space="preserve"> sensor,</w:t>
+      <w:r>
+        <w:t>continuous mode, number</w:t>
       </w:r>
       <w:r>
         <w:t xml:space="preserve"> </w:t>
       </w:r>
       <w:r>
-        <w:t>sensor offsets,</w:t>
-      </w:r>
-      <w:r>
-        <w:t xml:space="preserve"> trigger type,</w:t>
-      </w:r>
-      <w:r>
-        <w:t xml:space="preserve"> </w:t>
-      </w:r>
-      <w:r>
-        <w:t>continuous mode, number</w:t>
-      </w:r>
-      <w:r>
-        <w:t xml:space="preserve"> </w:t>
-      </w:r>
-      <w:r>
         <w:t>script</w:t>
       </w:r>
       <w:r>
@@ -1807,23 +1479,7 @@
         <w:t>(</w:t>
       </w:r>
       <w:r>
-        <w:t xml:space="preserve">For each sensor – attached to x or </w:t>
-      </w:r>
-      <w:proofErr w:type="spellStart"/>
-      <w:r>
-        <w:t>xy</w:t>
-      </w:r>
-      <w:proofErr w:type="spellEnd"/>
-      <w:r>
-        <w:t xml:space="preserve"> or </w:t>
-      </w:r>
-      <w:proofErr w:type="spellStart"/>
-      <w:r>
-        <w:t>xyz</w:t>
-      </w:r>
-      <w:proofErr w:type="spellEnd"/>
-      <w:r>
-        <w:t xml:space="preserve"> or none</w:t>
+        <w:t>For each sensor – attached to x or xy or xyz or none</w:t>
       </w:r>
       <w:r>
         <w:t xml:space="preserve">?) </w:t>
@@ -1851,29 +1507,38 @@
         <w:t xml:space="preserve"> pass runtime,</w:t>
       </w:r>
       <w:r>
-        <w:t xml:space="preserve"> timestamp, </w:t>
-      </w:r>
-      <w:proofErr w:type="spellStart"/>
-      <w:proofErr w:type="gramStart"/>
-      <w:r>
-        <w:t>x,y</w:t>
-      </w:r>
-      <w:proofErr w:type="gramEnd"/>
-      <w:r>
-        <w:t>,z</w:t>
-      </w:r>
-      <w:proofErr w:type="spellEnd"/>
-      <w:r>
-        <w:t>, sensor</w:t>
-      </w:r>
-    </w:p>
-    <w:p>
-      <w:pPr>
-        <w:keepNext/>
-        <w:keepLines/>
-        <w:widowControl w:val="0"/>
-        <w:spacing w:line="240" w:lineRule="auto"/>
-      </w:pPr>
+        <w:t xml:space="preserve"> timestamp, x,y,z, sensor</w:t>
+      </w:r>
+    </w:p>
+    <w:p>
+      <w:pPr>
+        <w:keepNext/>
+        <w:keepLines/>
+        <w:widowControl w:val="0"/>
+        <w:spacing w:line="240" w:lineRule="auto"/>
+      </w:pPr>
+    </w:p>
+    <w:p>
+      <w:pPr>
+        <w:keepNext/>
+        <w:keepLines/>
+        <w:widowControl w:val="0"/>
+        <w:spacing w:line="240" w:lineRule="auto"/>
+      </w:pPr>
+      <w:r>
+        <w:t>Homing routine – 2 switches, drive coupled. Detect which is hit first or if they are both hit.</w:t>
+      </w:r>
+    </w:p>
+    <w:p>
+      <w:pPr>
+        <w:keepNext/>
+        <w:keepLines/>
+        <w:widowControl w:val="0"/>
+        <w:spacing w:line="240" w:lineRule="auto"/>
+      </w:pPr>
+      <w:r>
+        <w:t xml:space="preserve">Then uncouple and drive the side not hit to its switch. Then home routine. This eliminates rack </w:t>
+      </w:r>
     </w:p>
     <w:p>
       <w:pPr>
@@ -1910,15 +1575,7 @@
         <w:spacing w:line="240" w:lineRule="auto"/>
       </w:pPr>
       <w:r>
-        <w:t xml:space="preserve">Force no movement for time based </w:t>
-      </w:r>
-      <w:proofErr w:type="spellStart"/>
-      <w:r>
-        <w:t>daq</w:t>
-      </w:r>
-      <w:proofErr w:type="spellEnd"/>
-      <w:r>
-        <w:t xml:space="preserve"> trigger</w:t>
+        <w:t>Force no movement for time based daq trigger</w:t>
       </w:r>
     </w:p>
     <w:p>
@@ -2085,11 +1742,9 @@
       <w:r>
         <w:t xml:space="preserve"> - </w:t>
       </w:r>
-      <w:proofErr w:type="spellStart"/>
       <w:r>
         <w:t>MC_ExtSetPointGenEnable</w:t>
       </w:r>
-      <w:proofErr w:type="spellEnd"/>
     </w:p>
     <w:p>
       <w:pPr>
@@ -2118,34 +1773,18 @@
         <w:spacing w:line="240" w:lineRule="auto"/>
       </w:pPr>
       <w:r>
-        <w:t xml:space="preserve">    nVarPers</w:t>
-      </w:r>
-      <w:proofErr w:type="gramStart"/>
-      <w:r>
-        <w:t>1 :</w:t>
-      </w:r>
-      <w:proofErr w:type="gramEnd"/>
-      <w:r>
-        <w:t xml:space="preserve"> DINT; (* 1. Persistent variable *)</w:t>
-      </w:r>
-    </w:p>
-    <w:p>
-      <w:pPr>
-        <w:keepNext/>
-        <w:keepLines/>
-        <w:widowControl w:val="0"/>
-        <w:spacing w:line="240" w:lineRule="auto"/>
-      </w:pPr>
-      <w:r>
-        <w:t xml:space="preserve">    bVarPers</w:t>
-      </w:r>
-      <w:proofErr w:type="gramStart"/>
-      <w:r>
-        <w:t>2 :</w:t>
-      </w:r>
-      <w:proofErr w:type="gramEnd"/>
-      <w:r>
-        <w:t xml:space="preserve"> BOOL; (* 2. Persistent variable *)</w:t>
+        <w:t xml:space="preserve">    nVarPers1 : DINT; (* 1. Persistent variable *)</w:t>
+      </w:r>
+    </w:p>
+    <w:p>
+      <w:pPr>
+        <w:keepNext/>
+        <w:keepLines/>
+        <w:widowControl w:val="0"/>
+        <w:spacing w:line="240" w:lineRule="auto"/>
+      </w:pPr>
+      <w:r>
+        <w:t xml:space="preserve">    bVarPers2 : BOOL; (* 2. Persistent variable *)</w:t>
       </w:r>
     </w:p>
     <w:p>
@@ -2180,11 +1819,9 @@
       <w:r>
         <w:t xml:space="preserve"> - </w:t>
       </w:r>
-      <w:proofErr w:type="spellStart"/>
       <w:r>
         <w:t>FB_WritePersistentData</w:t>
       </w:r>
-      <w:proofErr w:type="spellEnd"/>
     </w:p>
     <w:p>
       <w:pPr>
@@ -2240,6 +1877,132 @@
         <w:keepNext/>
         <w:keepLines/>
         <w:widowControl w:val="0"/>
+        <w:spacing w:line="240" w:lineRule="auto"/>
+      </w:pPr>
+    </w:p>
+    <w:p>
+      <w:pPr>
+        <w:keepNext/>
+        <w:keepLines/>
+        <w:widowControl w:val="0"/>
+        <w:spacing w:line="240" w:lineRule="auto"/>
+        <w:rPr>
+          <w:b/>
+          <w:bCs/>
+        </w:rPr>
+      </w:pPr>
+      <w:r>
+        <w:rPr>
+          <w:b/>
+          <w:bCs/>
+        </w:rPr>
+        <w:t>DAQ Description:</w:t>
+      </w:r>
+    </w:p>
+    <w:p>
+      <w:pPr>
+        <w:keepNext/>
+        <w:keepLines/>
+        <w:widowControl w:val="0"/>
+        <w:spacing w:line="240" w:lineRule="auto"/>
+      </w:pPr>
+      <w:r>
+        <w:t>200,000 point buffer for position, time, and sensor data</w:t>
+      </w:r>
+    </w:p>
+    <w:p>
+      <w:pPr>
+        <w:keepNext/>
+        <w:keepLines/>
+        <w:widowControl w:val="0"/>
+        <w:spacing w:line="240" w:lineRule="auto"/>
+      </w:pPr>
+      <w:r>
+        <w:t>Any move instruction becomes daq instruction by selecting a trigger(any axis or time based)</w:t>
+      </w:r>
+    </w:p>
+    <w:p>
+      <w:pPr>
+        <w:keepNext/>
+        <w:keepLines/>
+        <w:widowControl w:val="0"/>
+        <w:spacing w:line="240" w:lineRule="auto"/>
+      </w:pPr>
+      <w:r>
+        <w:t>Select any number of sensors to collect for a given daq instruction</w:t>
+      </w:r>
+    </w:p>
+    <w:p>
+      <w:pPr>
+        <w:keepNext/>
+        <w:keepLines/>
+        <w:widowControl w:val="0"/>
+        <w:spacing w:line="240" w:lineRule="auto"/>
+      </w:pPr>
+      <w:r>
+        <w:t>Name of script determines folder name (inside C:\data) that will contain saved script and data files</w:t>
+      </w:r>
+    </w:p>
+    <w:p>
+      <w:pPr>
+        <w:keepNext/>
+        <w:keepLines/>
+        <w:widowControl w:val="0"/>
+        <w:spacing w:line="240" w:lineRule="auto"/>
+      </w:pPr>
+      <w:r>
+        <w:t>DAQ data is written after the final DAQ instruction in a script</w:t>
+      </w:r>
+    </w:p>
+    <w:p>
+      <w:pPr>
+        <w:keepNext/>
+        <w:keepLines/>
+        <w:widowControl w:val="0"/>
+        <w:spacing w:line="240" w:lineRule="auto"/>
+      </w:pPr>
+      <w:r>
+        <w:t>Append data allows all data over multiple script runs to be saved in the first timestamped output file</w:t>
+      </w:r>
+    </w:p>
+    <w:p>
+      <w:pPr>
+        <w:keepNext/>
+        <w:keepLines/>
+        <w:widowControl w:val="0"/>
+        <w:spacing w:line="240" w:lineRule="auto"/>
+      </w:pPr>
+      <w:r>
+        <w:t>Otherwise each script run will produce a new data file</w:t>
+      </w:r>
+    </w:p>
+    <w:p>
+      <w:pPr>
+        <w:keepNext/>
+        <w:keepLines/>
+        <w:widowControl w:val="0"/>
+        <w:spacing w:line="240" w:lineRule="auto"/>
+      </w:pPr>
+      <w:r>
+        <w:t>Continuous mode overrides append data function and forces a new data file each script run</w:t>
+      </w:r>
+    </w:p>
+    <w:p>
+      <w:pPr>
+        <w:keepNext/>
+        <w:keepLines/>
+        <w:widowControl w:val="0"/>
+        <w:spacing w:line="240" w:lineRule="auto"/>
+      </w:pPr>
+      <w:r>
+        <w:t>Continuous mode will run until the switch is turned off, after which the current run will finish</w:t>
+      </w:r>
+    </w:p>
+    <w:p>
+      <w:pPr>
+        <w:keepNext/>
+        <w:keepLines/>
+        <w:widowControl w:val="0"/>
         <w:spacing w:before="200" w:line="240" w:lineRule="auto"/>
         <w:rPr>
           <w:b/>
@@ -2351,23 +2114,7 @@
         <w:spacing w:line="240" w:lineRule="auto"/>
       </w:pPr>
       <w:r>
-        <w:t xml:space="preserve">1.Mc_home has no </w:t>
-      </w:r>
-      <w:proofErr w:type="spellStart"/>
-      <w:r>
-        <w:t>bcalibrationcam</w:t>
-      </w:r>
-      <w:proofErr w:type="spellEnd"/>
-      <w:r>
-        <w:t xml:space="preserve"> input - must be set at </w:t>
-      </w:r>
-      <w:proofErr w:type="spellStart"/>
-      <w:r>
-        <w:t>CoE</w:t>
-      </w:r>
-      <w:proofErr w:type="spellEnd"/>
-      <w:r>
-        <w:t xml:space="preserve"> object</w:t>
+        <w:t>1.Mc_home has no bcalibrationcam input - must be set at CoE object</w:t>
       </w:r>
     </w:p>
     <w:p>
@@ -2389,15 +2136,7 @@
         <w:spacing w:line="240" w:lineRule="auto"/>
       </w:pPr>
       <w:r>
-        <w:t xml:space="preserve">2. Motion </w:t>
-      </w:r>
-      <w:proofErr w:type="spellStart"/>
-      <w:r>
-        <w:t>fbs</w:t>
-      </w:r>
-      <w:proofErr w:type="spellEnd"/>
-      <w:r>
-        <w:t xml:space="preserve"> need acceleration inputs, not default</w:t>
+        <w:t>2. Motion fbs need acceleration inputs, not default</w:t>
       </w:r>
     </w:p>
     <w:p>
@@ -2449,15 +2188,7 @@
         <w:spacing w:line="240" w:lineRule="auto"/>
       </w:pPr>
       <w:r>
-        <w:t xml:space="preserve">Program can only have </w:t>
-      </w:r>
-      <w:proofErr w:type="gramStart"/>
-      <w:r>
-        <w:t>once</w:t>
-      </w:r>
-      <w:proofErr w:type="gramEnd"/>
-      <w:r>
-        <w:t xml:space="preserve"> instance</w:t>
+        <w:t>Program can only have once instance</w:t>
       </w:r>
     </w:p>
     <w:p>
@@ -2512,15 +2243,7 @@
         <w:spacing w:line="240" w:lineRule="auto"/>
       </w:pPr>
       <w:r>
-        <w:t xml:space="preserve">Safe z is the lower limit for z-&gt; can only go below while there is no </w:t>
-      </w:r>
-      <w:proofErr w:type="spellStart"/>
-      <w:r>
-        <w:t>xy</w:t>
-      </w:r>
-      <w:proofErr w:type="spellEnd"/>
-      <w:r>
-        <w:t xml:space="preserve"> motion</w:t>
+        <w:t>Safe z is the lower limit for z-&gt; can only go below while there is no xy motion</w:t>
       </w:r>
     </w:p>
     <w:p>
@@ -2542,37 +2265,19 @@
         <w:spacing w:line="240" w:lineRule="auto"/>
       </w:pPr>
       <w:r>
-        <w:t xml:space="preserve">Skim water surface -&gt; feedback from </w:t>
-      </w:r>
-      <w:proofErr w:type="spellStart"/>
-      <w:r>
-        <w:t>massa</w:t>
-      </w:r>
-      <w:proofErr w:type="spellEnd"/>
-      <w:r>
-        <w:t xml:space="preserve">, sonar for </w:t>
-      </w:r>
-      <w:proofErr w:type="spellStart"/>
-      <w:r>
-        <w:t>daq</w:t>
-      </w:r>
-      <w:proofErr w:type="spellEnd"/>
-    </w:p>
-    <w:p>
-      <w:pPr>
-        <w:keepNext/>
-        <w:keepLines/>
-        <w:widowControl w:val="0"/>
-        <w:spacing w:line="240" w:lineRule="auto"/>
-      </w:pPr>
-      <w:r>
-        <w:t xml:space="preserve">Follow sediment -&gt; feedback from sonar, sonar for </w:t>
-      </w:r>
-      <w:proofErr w:type="spellStart"/>
-      <w:r>
-        <w:t>daq</w:t>
-      </w:r>
-      <w:proofErr w:type="spellEnd"/>
+        <w:t>Skim water surface -&gt; feedback from massa, sonar for daq</w:t>
+      </w:r>
+    </w:p>
+    <w:p>
+      <w:pPr>
+        <w:keepNext/>
+        <w:keepLines/>
+        <w:widowControl w:val="0"/>
+        <w:spacing w:line="240" w:lineRule="auto"/>
+      </w:pPr>
+      <w:r>
+        <w:t>Follow sediment -&gt; feedback from sonar, sonar for daq</w:t>
+      </w:r>
     </w:p>
     <w:p>
       <w:pPr>
@@ -2662,23 +2367,7 @@
         <w:spacing w:line="240" w:lineRule="auto"/>
       </w:pPr>
       <w:r>
-        <w:t xml:space="preserve">Reset drive manager </w:t>
-      </w:r>
-      <w:proofErr w:type="spellStart"/>
-      <w:r>
-        <w:t>hw</w:t>
-      </w:r>
-      <w:proofErr w:type="spellEnd"/>
-      <w:r>
-        <w:t xml:space="preserve"> and </w:t>
-      </w:r>
-      <w:proofErr w:type="gramStart"/>
-      <w:r>
-        <w:t>reestablish</w:t>
-      </w:r>
-      <w:proofErr w:type="gramEnd"/>
-      <w:r>
-        <w:t xml:space="preserve"> variable link for latch encoder inputs</w:t>
+        <w:t>Reset drive manager hw and reestablish variable link for latch encoder inputs</w:t>
       </w:r>
     </w:p>
     <w:p>
@@ -2716,15 +2405,7 @@
         <w:spacing w:line="240" w:lineRule="auto"/>
       </w:pPr>
       <w:r>
-        <w:t xml:space="preserve">Mqtt is </w:t>
-      </w:r>
-      <w:proofErr w:type="gramStart"/>
-      <w:r>
-        <w:t>in‘</w:t>
-      </w:r>
-      <w:proofErr w:type="gramEnd"/>
-      <w:r>
-        <w:t>TC3_IotBase’</w:t>
+        <w:t>Mqtt is in‘TC3_IotBase’</w:t>
       </w:r>
     </w:p>
     <w:p>
@@ -2804,70 +2485,14 @@
           <w:lang w:val="en-US"/>
         </w:rPr>
         <w:br/>
-        <w:t>    </w:t>
-      </w:r>
-      <w:proofErr w:type="spellStart"/>
+        <w:t>    MeasureStart    : T_DCTIME64;</w:t>
+      </w:r>
       <w:r>
         <w:rPr>
           <w:lang w:val="en-US"/>
         </w:rPr>
-        <w:t>MeasureStart</w:t>
-      </w:r>
-      <w:proofErr w:type="spellEnd"/>
-      <w:r>
-        <w:rPr>
-          <w:lang w:val="en-US"/>
-        </w:rPr>
-        <w:t>  </w:t>
-      </w:r>
-      <w:proofErr w:type="gramStart"/>
-      <w:r>
-        <w:rPr>
-          <w:lang w:val="en-US"/>
-        </w:rPr>
-        <w:t>  :</w:t>
-      </w:r>
-      <w:proofErr w:type="gramEnd"/>
-      <w:r>
-        <w:rPr>
-          <w:lang w:val="en-US"/>
-        </w:rPr>
-        <w:t xml:space="preserve"> T_DCTIME64;</w:t>
-      </w:r>
-      <w:r>
-        <w:rPr>
-          <w:lang w:val="en-US"/>
-        </w:rPr>
         <w:br/>
-        <w:t>    </w:t>
-      </w:r>
-      <w:proofErr w:type="spellStart"/>
-      <w:r>
-        <w:rPr>
-          <w:lang w:val="en-US"/>
-        </w:rPr>
-        <w:t>MeasureResult</w:t>
-      </w:r>
-      <w:proofErr w:type="spellEnd"/>
-      <w:r>
-        <w:rPr>
-          <w:lang w:val="en-US"/>
-        </w:rPr>
-        <w:t> </w:t>
-      </w:r>
-      <w:proofErr w:type="gramStart"/>
-      <w:r>
-        <w:rPr>
-          <w:lang w:val="en-US"/>
-        </w:rPr>
-        <w:t>  :</w:t>
-      </w:r>
-      <w:proofErr w:type="gramEnd"/>
-      <w:r>
-        <w:rPr>
-          <w:lang w:val="en-US"/>
-        </w:rPr>
-        <w:t xml:space="preserve"> T_DCTIME64;</w:t>
+        <w:t>    MeasureResult   : T_DCTIME64;</w:t>
       </w:r>
       <w:r>
         <w:rPr>
@@ -2894,104 +2519,32 @@
           <w:lang w:val="en-US"/>
         </w:rPr>
         <w:br/>
-      </w:r>
-      <w:proofErr w:type="spellStart"/>
-      <w:proofErr w:type="gramStart"/>
-      <w:r>
+        <w:t xml:space="preserve">MeasureStart:=F_GetActualDcTime64(); </w:t>
+      </w:r>
+    </w:p>
+    <w:p>
+      <w:pPr>
+        <w:keepNext/>
+        <w:keepLines/>
+        <w:widowControl w:val="0"/>
+        <w:spacing w:line="240" w:lineRule="auto"/>
         <w:rPr>
           <w:lang w:val="en-US"/>
         </w:rPr>
-        <w:t>MeasureStart</w:t>
-      </w:r>
-      <w:proofErr w:type="spellEnd"/>
+      </w:pPr>
       <w:r>
         <w:rPr>
           <w:lang w:val="en-US"/>
         </w:rPr>
-        <w:t>:=</w:t>
-      </w:r>
-      <w:proofErr w:type="gramEnd"/>
+        <w:t>(*Insert your program code to measure the processing time*)</w:t>
+      </w:r>
       <w:r>
         <w:rPr>
           <w:lang w:val="en-US"/>
         </w:rPr>
-        <w:t>F_GetActualDcTime64(</w:t>
-      </w:r>
-      <w:proofErr w:type="gramStart"/>
-      <w:r>
-        <w:rPr>
-          <w:lang w:val="en-US"/>
-        </w:rPr>
-        <w:t>);</w:t>
-      </w:r>
-      <w:proofErr w:type="gramEnd"/>
-      <w:r>
-        <w:rPr>
-          <w:lang w:val="en-US"/>
-        </w:rPr>
-        <w:t xml:space="preserve"> </w:t>
-      </w:r>
-    </w:p>
-    <w:p>
-      <w:pPr>
-        <w:keepNext/>
-        <w:keepLines/>
-        <w:widowControl w:val="0"/>
-        <w:spacing w:line="240" w:lineRule="auto"/>
-        <w:rPr>
-          <w:lang w:val="en-US"/>
-        </w:rPr>
-      </w:pPr>
-      <w:r>
-        <w:rPr>
-          <w:lang w:val="en-US"/>
-        </w:rPr>
-        <w:t>(*Insert your program code to measure the processing time*)</w:t>
-      </w:r>
-      <w:r>
-        <w:rPr>
-          <w:lang w:val="en-US"/>
-        </w:rPr>
         <w:br/>
-      </w:r>
-      <w:proofErr w:type="spellStart"/>
-      <w:proofErr w:type="gramStart"/>
-      <w:r>
-        <w:rPr>
-          <w:lang w:val="en-US"/>
-        </w:rPr>
-        <w:t>MeasureResult</w:t>
-      </w:r>
-      <w:proofErr w:type="spellEnd"/>
-      <w:r>
-        <w:rPr>
-          <w:lang w:val="en-US"/>
-        </w:rPr>
-        <w:t>:=</w:t>
-      </w:r>
-      <w:proofErr w:type="gramEnd"/>
-      <w:r>
-        <w:rPr>
-          <w:lang w:val="en-US"/>
-        </w:rPr>
-        <w:t>F_GetActualDcTime64()-</w:t>
-      </w:r>
-      <w:proofErr w:type="spellStart"/>
-      <w:proofErr w:type="gramStart"/>
-      <w:r>
-        <w:rPr>
-          <w:lang w:val="en-US"/>
-        </w:rPr>
-        <w:t>MeasureStart</w:t>
-      </w:r>
-      <w:proofErr w:type="spellEnd"/>
-      <w:r>
-        <w:rPr>
-          <w:lang w:val="en-US"/>
-        </w:rPr>
-        <w:t>;</w:t>
-      </w:r>
-      <w:proofErr w:type="gramEnd"/>
+        <w:t>MeasureResult:=F_GetActualDcTime64()-MeasureStart;</w:t>
+      </w:r>
     </w:p>
     <w:p>
       <w:pPr>
@@ -3529,7 +3082,6 @@
   <w:style w:type="character" w:default="1" w:styleId="DefaultParagraphFont">
     <w:name w:val="Default Paragraph Font"/>
     <w:uiPriority w:val="1"/>
-    <w:semiHidden/>
     <w:unhideWhenUsed/>
   </w:style>
   <w:style w:type="table" w:default="1" w:styleId="TableNormal">

--- a/Beckhoff PLC Commissioning document.docx
+++ b/Beckhoff PLC Commissioning document.docx
@@ -1869,7 +1869,10 @@
         <w:spacing w:line="240" w:lineRule="auto"/>
       </w:pPr>
       <w:r>
-        <w:t>Visual basin space placing sensors</w:t>
+        <w:t xml:space="preserve">Define basin – put in header, clear script? </w:t>
+      </w:r>
+      <w:r>
+        <w:t>Should entered coordinates be in basin space or normal? Output data file to basin coordinates</w:t>
       </w:r>
     </w:p>
     <w:p>
@@ -3082,6 +3085,7 @@
   <w:style w:type="character" w:default="1" w:styleId="DefaultParagraphFont">
     <w:name w:val="Default Paragraph Font"/>
     <w:uiPriority w:val="1"/>
+    <w:semiHidden/>
     <w:unhideWhenUsed/>
   </w:style>
   <w:style w:type="table" w:default="1" w:styleId="TableNormal">

--- a/Beckhoff PLC Commissioning document.docx
+++ b/Beckhoff PLC Commissioning document.docx
@@ -1215,6 +1215,41 @@
         </w:rPr>
         <w:t>‘Reference Mode (Sync Condition)’ set to ‘Hardware Sync (feedback reference pulse)’</w:t>
       </w:r>
+      <w:r>
+        <w:rPr>
+          <w:b/>
+          <w:bCs/>
+        </w:rPr>
+        <w:t xml:space="preserve"> (</w:t>
+      </w:r>
+      <w:r>
+        <w:rPr>
+          <w:b/>
+          <w:bCs/>
+        </w:rPr>
+        <w:t>‘</w:t>
+      </w:r>
+      <w:r>
+        <w:rPr>
+          <w:b/>
+          <w:bCs/>
+        </w:rPr>
+        <w:t>default</w:t>
+      </w:r>
+      <w:r>
+        <w:rPr>
+          <w:b/>
+          <w:bCs/>
+        </w:rPr>
+        <w:t>’</w:t>
+      </w:r>
+      <w:r>
+        <w:rPr>
+          <w:b/>
+          <w:bCs/>
+        </w:rPr>
+        <w:t xml:space="preserve"> backs off switch set amount)</w:t>
+      </w:r>
     </w:p>
     <w:p>
       <w:pPr>
@@ -1346,11 +1381,20 @@
         <w:keepLines/>
         <w:widowControl w:val="0"/>
         <w:spacing w:line="240" w:lineRule="auto"/>
-      </w:pPr>
-      <w:r>
+        <w:rPr>
+          <w:strike/>
+        </w:rPr>
+      </w:pPr>
+      <w:r>
+        <w:rPr>
+          <w:strike/>
+        </w:rPr>
         <w:t>Carriage offsets to massa head</w:t>
       </w:r>
       <w:r>
+        <w:rPr>
+          <w:strike/>
+        </w:rPr>
         <w:t xml:space="preserve"> and keyence head</w:t>
       </w:r>
     </w:p>
@@ -1407,47 +1451,92 @@
         <w:keepLines/>
         <w:widowControl w:val="0"/>
         <w:spacing w:line="240" w:lineRule="auto"/>
-      </w:pPr>
-      <w:r>
+        <w:rPr>
+          <w:strike/>
+        </w:rPr>
+      </w:pPr>
+      <w:r>
+        <w:rPr>
+          <w:strike/>
+        </w:rPr>
         <w:t xml:space="preserve">Header – </w:t>
       </w:r>
       <w:r>
+        <w:rPr>
+          <w:strike/>
+        </w:rPr>
         <w:t>script name,</w:t>
       </w:r>
       <w:r>
+        <w:rPr>
+          <w:strike/>
+        </w:rPr>
         <w:t xml:space="preserve"> sensor,</w:t>
       </w:r>
       <w:r>
+        <w:rPr>
+          <w:strike/>
+        </w:rPr>
         <w:t xml:space="preserve"> </w:t>
       </w:r>
       <w:r>
+        <w:rPr>
+          <w:strike/>
+        </w:rPr>
         <w:t>sensor offsets,</w:t>
       </w:r>
       <w:r>
+        <w:rPr>
+          <w:strike/>
+        </w:rPr>
         <w:t xml:space="preserve"> trigger type,</w:t>
       </w:r>
       <w:r>
+        <w:rPr>
+          <w:strike/>
+        </w:rPr>
         <w:t xml:space="preserve"> </w:t>
       </w:r>
       <w:r>
+        <w:rPr>
+          <w:strike/>
+        </w:rPr>
         <w:t>continuous mode, number</w:t>
       </w:r>
       <w:r>
+        <w:rPr>
+          <w:strike/>
+        </w:rPr>
         <w:t xml:space="preserve"> </w:t>
       </w:r>
       <w:r>
+        <w:rPr>
+          <w:strike/>
+        </w:rPr>
         <w:t>script</w:t>
       </w:r>
       <w:r>
+        <w:rPr>
+          <w:strike/>
+        </w:rPr>
         <w:t xml:space="preserve"> r</w:t>
       </w:r>
       <w:r>
+        <w:rPr>
+          <w:strike/>
+        </w:rPr>
         <w:t>uns</w:t>
       </w:r>
       <w:r>
+        <w:rPr>
+          <w:strike/>
+        </w:rPr>
         <w:t>,</w:t>
       </w:r>
       <w:r>
+        <w:rPr>
+          <w:strike/>
+        </w:rPr>
         <w:t xml:space="preserve"> acquire every x</w:t>
       </w:r>
     </w:p>
@@ -1499,14 +1588,26 @@
         <w:keepLines/>
         <w:widowControl w:val="0"/>
         <w:spacing w:line="240" w:lineRule="auto"/>
-      </w:pPr>
-      <w:r>
+        <w:rPr>
+          <w:strike/>
+        </w:rPr>
+      </w:pPr>
+      <w:r>
+        <w:rPr>
+          <w:strike/>
+        </w:rPr>
         <w:t>Data – pass number,</w:t>
       </w:r>
       <w:r>
+        <w:rPr>
+          <w:strike/>
+        </w:rPr>
         <w:t xml:space="preserve"> pass runtime,</w:t>
       </w:r>
       <w:r>
+        <w:rPr>
+          <w:strike/>
+        </w:rPr>
         <w:t xml:space="preserve"> timestamp, x,y,z, sensor</w:t>
       </w:r>
     </w:p>
@@ -1524,6 +1625,31 @@
         <w:keepLines/>
         <w:widowControl w:val="0"/>
         <w:spacing w:line="240" w:lineRule="auto"/>
+        <w:rPr>
+          <w:strike/>
+        </w:rPr>
+      </w:pPr>
+      <w:r>
+        <w:rPr>
+          <w:strike/>
+        </w:rPr>
+        <w:t>Mqtt broadcast topic for all status variables</w:t>
+      </w:r>
+    </w:p>
+    <w:p>
+      <w:pPr>
+        <w:keepNext/>
+        <w:keepLines/>
+        <w:widowControl w:val="0"/>
+        <w:spacing w:line="240" w:lineRule="auto"/>
+      </w:pPr>
+    </w:p>
+    <w:p>
+      <w:pPr>
+        <w:keepNext/>
+        <w:keepLines/>
+        <w:widowControl w:val="0"/>
+        <w:spacing w:line="240" w:lineRule="auto"/>
       </w:pPr>
       <w:r>
         <w:t>Homing routine – 2 switches, drive coupled. Detect which is hit first or if they are both hit.</w:t>
@@ -2397,7 +2523,32 @@
           <w:b/>
           <w:bCs/>
         </w:rPr>
-        <w:t>MQTT:</w:t>
+        <w:t>MQTT</w:t>
+      </w:r>
+      <w:r>
+        <w:rPr>
+          <w:b/>
+          <w:bCs/>
+        </w:rPr>
+        <w:t>/Libraries</w:t>
+      </w:r>
+      <w:r>
+        <w:rPr>
+          <w:b/>
+          <w:bCs/>
+        </w:rPr>
+        <w:t>:</w:t>
+      </w:r>
+    </w:p>
+    <w:p>
+      <w:pPr>
+        <w:keepNext/>
+        <w:keepLines/>
+        <w:widowControl w:val="0"/>
+        <w:spacing w:line="240" w:lineRule="auto"/>
+      </w:pPr>
+      <w:r>
+        <w:t>MQTT QOS currently set to at most once message send</w:t>
       </w:r>
     </w:p>
     <w:p>
@@ -2434,6 +2585,17 @@
       </w:r>
       <w:r>
         <w:t>3_JsonXML’</w:t>
+      </w:r>
+    </w:p>
+    <w:p>
+      <w:pPr>
+        <w:keepNext/>
+        <w:keepLines/>
+        <w:widowControl w:val="0"/>
+        <w:spacing w:line="240" w:lineRule="auto"/>
+      </w:pPr>
+      <w:r>
+        <w:t>FB_S_UPS_BAPI_0 (write persistent data on power loss) in library Tc2_SUPS (download in pkg manager)</w:t>
       </w:r>
     </w:p>
     <w:p>

--- a/Beckhoff PLC Commissioning document.docx
+++ b/Beckhoff PLC Commissioning document.docx
@@ -612,6 +612,29 @@
         <w:widowControl w:val="0"/>
         <w:spacing w:line="240" w:lineRule="auto"/>
       </w:pPr>
+      <w:r>
+        <w:t>String function</w:t>
+      </w:r>
+      <w:r>
+        <w:t>s</w:t>
+      </w:r>
+      <w:r>
+        <w:t xml:space="preserve"> FIND2, LEN2</w:t>
+      </w:r>
+      <w:r>
+        <w:t xml:space="preserve"> etc</w:t>
+      </w:r>
+      <w:r>
+        <w:t xml:space="preserve"> used for strings longer than 255 char</w:t>
+      </w:r>
+    </w:p>
+    <w:p>
+      <w:pPr>
+        <w:keepNext/>
+        <w:keepLines/>
+        <w:widowControl w:val="0"/>
+        <w:spacing w:line="240" w:lineRule="auto"/>
+      </w:pPr>
     </w:p>
     <w:p>
       <w:pPr>
@@ -1248,6 +1271,13 @@
           <w:b/>
           <w:bCs/>
         </w:rPr>
+        <w:t>3</w:t>
+      </w:r>
+      <w:r>
+        <w:rPr>
+          <w:b/>
+          <w:bCs/>
+        </w:rPr>
         <w:t xml:space="preserve"> backs off switch set amount)</w:t>
       </w:r>
     </w:p>
@@ -1642,6 +1672,28 @@
         <w:keepLines/>
         <w:widowControl w:val="0"/>
         <w:spacing w:line="240" w:lineRule="auto"/>
+        <w:rPr>
+          <w:strike/>
+        </w:rPr>
+      </w:pPr>
+    </w:p>
+    <w:p>
+      <w:pPr>
+        <w:keepNext/>
+        <w:keepLines/>
+        <w:widowControl w:val="0"/>
+        <w:spacing w:line="240" w:lineRule="auto"/>
+      </w:pPr>
+      <w:r>
+        <w:t xml:space="preserve">Documentation on all variables and read/write </w:t>
+      </w:r>
+    </w:p>
+    <w:p>
+      <w:pPr>
+        <w:keepNext/>
+        <w:keepLines/>
+        <w:widowControl w:val="0"/>
+        <w:spacing w:line="240" w:lineRule="auto"/>
       </w:pPr>
     </w:p>
     <w:p>
@@ -1761,70 +1813,6 @@
         <w:spacing w:line="240" w:lineRule="auto"/>
       </w:pPr>
       <w:r>
-        <w:t xml:space="preserve">Continuous mode </w:t>
-      </w:r>
-      <w:r>
-        <w:t xml:space="preserve">– override append mode </w:t>
-      </w:r>
-      <w:r>
-        <w:t>– force new file each run</w:t>
-      </w:r>
-      <w:r>
-        <w:t xml:space="preserve"> – pass index resets for each file</w:t>
-      </w:r>
-    </w:p>
-    <w:p>
-      <w:pPr>
-        <w:keepNext/>
-        <w:keepLines/>
-        <w:widowControl w:val="0"/>
-        <w:spacing w:line="240" w:lineRule="auto"/>
-      </w:pPr>
-      <w:r>
-        <w:t xml:space="preserve">Append </w:t>
-      </w:r>
-      <w:r>
-        <w:t>mode – pass index keeps incrementing</w:t>
-      </w:r>
-      <w:r>
-        <w:t xml:space="preserve"> and resets at the end of a finite number of script runs</w:t>
-      </w:r>
-    </w:p>
-    <w:p>
-      <w:pPr>
-        <w:keepNext/>
-        <w:keepLines/>
-        <w:widowControl w:val="0"/>
-        <w:spacing w:line="240" w:lineRule="auto"/>
-      </w:pPr>
-    </w:p>
-    <w:p>
-      <w:pPr>
-        <w:keepNext/>
-        <w:keepLines/>
-        <w:widowControl w:val="0"/>
-        <w:spacing w:line="240" w:lineRule="auto"/>
-      </w:pPr>
-      <w:r>
-        <w:t>Assess plc and task cycle times</w:t>
-      </w:r>
-    </w:p>
-    <w:p>
-      <w:pPr>
-        <w:keepNext/>
-        <w:keepLines/>
-        <w:widowControl w:val="0"/>
-        <w:spacing w:line="240" w:lineRule="auto"/>
-      </w:pPr>
-    </w:p>
-    <w:p>
-      <w:pPr>
-        <w:keepNext/>
-        <w:keepLines/>
-        <w:widowControl w:val="0"/>
-        <w:spacing w:line="240" w:lineRule="auto"/>
-      </w:pPr>
-      <w:r>
         <w:t>Lock control panel during run</w:t>
       </w:r>
     </w:p>
@@ -1842,8 +1830,14 @@
         <w:keepLines/>
         <w:widowControl w:val="0"/>
         <w:spacing w:line="240" w:lineRule="auto"/>
-      </w:pPr>
-      <w:r>
+        <w:rPr>
+          <w:strike/>
+        </w:rPr>
+      </w:pPr>
+      <w:r>
+        <w:rPr>
+          <w:strike/>
+        </w:rPr>
         <w:t>Add checks that motion commands do not violate stop locations</w:t>
       </w:r>
     </w:p>
@@ -2090,42 +2084,171 @@
         <w:widowControl w:val="0"/>
         <w:spacing w:line="240" w:lineRule="auto"/>
       </w:pPr>
-      <w:r>
-        <w:t>Append data allows all data over multiple script runs to be saved in the first timestamped output file</w:t>
-      </w:r>
-    </w:p>
-    <w:p>
-      <w:pPr>
-        <w:keepNext/>
-        <w:keepLines/>
-        <w:widowControl w:val="0"/>
-        <w:spacing w:line="240" w:lineRule="auto"/>
-      </w:pPr>
-      <w:r>
-        <w:t>Otherwise each script run will produce a new data file</w:t>
-      </w:r>
-    </w:p>
-    <w:p>
-      <w:pPr>
-        <w:keepNext/>
-        <w:keepLines/>
-        <w:widowControl w:val="0"/>
-        <w:spacing w:line="240" w:lineRule="auto"/>
-      </w:pPr>
-      <w:r>
-        <w:t>Continuous mode overrides append data function and forces a new data file each script run</w:t>
-      </w:r>
-    </w:p>
-    <w:p>
-      <w:pPr>
-        <w:keepNext/>
-        <w:keepLines/>
-        <w:widowControl w:val="0"/>
-        <w:spacing w:line="240" w:lineRule="auto"/>
-      </w:pPr>
-      <w:r>
-        <w:t>Continuous mode will run until the switch is turned off, after which the current run will finish</w:t>
-      </w:r>
+    </w:p>
+    <w:p>
+      <w:pPr>
+        <w:keepNext/>
+        <w:keepLines/>
+        <w:widowControl w:val="0"/>
+        <w:spacing w:line="240" w:lineRule="auto"/>
+        <w:rPr>
+          <w:b/>
+          <w:bCs/>
+        </w:rPr>
+      </w:pPr>
+      <w:r>
+        <w:rPr>
+          <w:b/>
+          <w:bCs/>
+        </w:rPr>
+        <w:t>Software Description:</w:t>
+      </w:r>
+    </w:p>
+    <w:p>
+      <w:pPr>
+        <w:keepNext/>
+        <w:keepLines/>
+        <w:widowControl w:val="0"/>
+        <w:spacing w:line="240" w:lineRule="auto"/>
+      </w:pPr>
+      <w:r>
+        <w:t>Continuous mode – override append mode – force new file each run – pass index resets for each file</w:t>
+      </w:r>
+    </w:p>
+    <w:p>
+      <w:pPr>
+        <w:keepNext/>
+        <w:keepLines/>
+        <w:widowControl w:val="0"/>
+        <w:spacing w:line="240" w:lineRule="auto"/>
+      </w:pPr>
+      <w:r>
+        <w:t>Append mode – pass index keeps incrementing and resets at the end of a finite number of script runs</w:t>
+      </w:r>
+    </w:p>
+    <w:p>
+      <w:pPr>
+        <w:keepNext/>
+        <w:keepLines/>
+        <w:widowControl w:val="0"/>
+        <w:spacing w:line="240" w:lineRule="auto"/>
+      </w:pPr>
+    </w:p>
+    <w:p>
+      <w:pPr>
+        <w:keepNext/>
+        <w:keepLines/>
+        <w:widowControl w:val="0"/>
+        <w:spacing w:line="240" w:lineRule="auto"/>
+      </w:pPr>
+      <w:r>
+        <w:t xml:space="preserve">Basin Must be set </w:t>
+      </w:r>
+      <w:r>
+        <w:t>–</w:t>
+      </w:r>
+      <w:r>
+        <w:t xml:space="preserve"> </w:t>
+      </w:r>
+      <w:r>
+        <w:t>sets boolean true</w:t>
+      </w:r>
+    </w:p>
+    <w:p>
+      <w:pPr>
+        <w:keepNext/>
+        <w:keepLines/>
+        <w:widowControl w:val="0"/>
+        <w:spacing w:line="240" w:lineRule="auto"/>
+      </w:pPr>
+      <w:r>
+        <w:t>Boolean must be true to run script</w:t>
+      </w:r>
+    </w:p>
+    <w:p>
+      <w:pPr>
+        <w:keepNext/>
+        <w:keepLines/>
+        <w:widowControl w:val="0"/>
+        <w:spacing w:line="240" w:lineRule="auto"/>
+        <w:rPr>
+          <w:lang w:val="en-US"/>
+        </w:rPr>
+      </w:pPr>
+      <w:r>
+        <w:rPr>
+          <w:lang w:val="en-US"/>
+        </w:rPr>
+        <w:t>Basin sets folder in /data/ fo</w:t>
+      </w:r>
+      <w:r>
+        <w:rPr>
+          <w:lang w:val="en-US"/>
+        </w:rPr>
+        <w:t>r all scripts and data files</w:t>
+      </w:r>
+    </w:p>
+    <w:p>
+      <w:pPr>
+        <w:keepNext/>
+        <w:keepLines/>
+        <w:widowControl w:val="0"/>
+        <w:spacing w:line="240" w:lineRule="auto"/>
+        <w:rPr>
+          <w:lang w:val="en-US"/>
+        </w:rPr>
+      </w:pPr>
+      <w:r>
+        <w:rPr>
+          <w:lang w:val="en-US"/>
+        </w:rPr>
+        <w:t>Optional Boolean to display and record coordinates in basin or absolute values</w:t>
+      </w:r>
+    </w:p>
+    <w:p>
+      <w:pPr>
+        <w:keepNext/>
+        <w:keepLines/>
+        <w:widowControl w:val="0"/>
+        <w:spacing w:line="240" w:lineRule="auto"/>
+        <w:rPr>
+          <w:lang w:val="en-US"/>
+        </w:rPr>
+      </w:pPr>
+      <w:r>
+        <w:rPr>
+          <w:lang w:val="en-US"/>
+        </w:rPr>
+        <w:t>Script is checked for all motion instructions to be inside basin</w:t>
+      </w:r>
+    </w:p>
+    <w:p>
+      <w:pPr>
+        <w:keepNext/>
+        <w:keepLines/>
+        <w:widowControl w:val="0"/>
+        <w:spacing w:line="240" w:lineRule="auto"/>
+        <w:rPr>
+          <w:lang w:val="en-US"/>
+        </w:rPr>
+      </w:pPr>
+      <w:r>
+        <w:rPr>
+          <w:lang w:val="en-US"/>
+        </w:rPr>
+        <w:t>ScriptRead loads basin that was associated with script originally</w:t>
+      </w:r>
+    </w:p>
+    <w:p>
+      <w:pPr>
+        <w:keepNext/>
+        <w:keepLines/>
+        <w:widowControl w:val="0"/>
+        <w:spacing w:line="240" w:lineRule="auto"/>
+        <w:rPr>
+          <w:lang w:val="en-US"/>
+        </w:rPr>
+      </w:pPr>
     </w:p>
     <w:p>
       <w:pPr>

--- a/Beckhoff PLC Commissioning document.docx
+++ b/Beckhoff PLC Commissioning document.docx
@@ -46,8 +46,344 @@
         <w:rPr>
           <w:b/>
         </w:rPr>
-        <w:t>Google search site:infosys.beckhoff.com</w:t>
-      </w:r>
+        <w:t>Helpful info:</w:t>
+      </w:r>
+    </w:p>
+    <w:p>
+      <w:pPr>
+        <w:keepNext/>
+        <w:keepLines/>
+        <w:widowControl w:val="0"/>
+        <w:spacing w:line="240" w:lineRule="auto"/>
+      </w:pPr>
+      <w:r>
+        <w:t>AS2021-0d20 is compatible with TE5910 motion designer</w:t>
+      </w:r>
+    </w:p>
+    <w:p>
+      <w:pPr>
+        <w:keepNext/>
+        <w:keepLines/>
+        <w:widowControl w:val="0"/>
+        <w:spacing w:line="240" w:lineRule="auto"/>
+      </w:pPr>
+      <w:r>
+        <w:t>TC2_MC2 is currently implemented drive function blocks</w:t>
+      </w:r>
+    </w:p>
+    <w:p>
+      <w:pPr>
+        <w:keepNext/>
+        <w:keepLines/>
+        <w:widowControl w:val="0"/>
+        <w:spacing w:line="240" w:lineRule="auto"/>
+      </w:pPr>
+      <w:r>
+        <w:t>TC3_drivemotioncontrol is another option - similar function blocks except:</w:t>
+      </w:r>
+    </w:p>
+    <w:p>
+      <w:pPr>
+        <w:keepNext/>
+        <w:keepLines/>
+        <w:widowControl w:val="0"/>
+        <w:spacing w:line="240" w:lineRule="auto"/>
+      </w:pPr>
+      <w:r>
+        <w:t xml:space="preserve">1.Mc_home has no </w:t>
+      </w:r>
+      <w:proofErr w:type="spellStart"/>
+      <w:r>
+        <w:t>bcalibrationcam</w:t>
+      </w:r>
+      <w:proofErr w:type="spellEnd"/>
+      <w:r>
+        <w:t xml:space="preserve"> input - must be set at </w:t>
+      </w:r>
+      <w:proofErr w:type="spellStart"/>
+      <w:r>
+        <w:t>CoE</w:t>
+      </w:r>
+      <w:proofErr w:type="spellEnd"/>
+      <w:r>
+        <w:t xml:space="preserve"> object</w:t>
+      </w:r>
+    </w:p>
+    <w:p>
+      <w:pPr>
+        <w:keepNext/>
+        <w:keepLines/>
+        <w:widowControl w:val="0"/>
+        <w:spacing w:line="240" w:lineRule="auto"/>
+      </w:pPr>
+      <w:r>
+        <w:t>0x8n61 "DMC Features Ch. n".</w:t>
+      </w:r>
+    </w:p>
+    <w:p>
+      <w:pPr>
+        <w:keepNext/>
+        <w:keepLines/>
+        <w:widowControl w:val="0"/>
+        <w:spacing w:line="240" w:lineRule="auto"/>
+      </w:pPr>
+      <w:r>
+        <w:t xml:space="preserve">2. Motion </w:t>
+      </w:r>
+      <w:proofErr w:type="spellStart"/>
+      <w:r>
+        <w:t>fbs</w:t>
+      </w:r>
+      <w:proofErr w:type="spellEnd"/>
+      <w:r>
+        <w:t xml:space="preserve"> need acceleration inputs, not default</w:t>
+      </w:r>
+    </w:p>
+    <w:p>
+      <w:pPr>
+        <w:keepNext/>
+        <w:keepLines/>
+        <w:widowControl w:val="0"/>
+        <w:spacing w:line="240" w:lineRule="auto"/>
+      </w:pPr>
+      <w:r>
+        <w:t>(from el7062 doc)</w:t>
+      </w:r>
+    </w:p>
+    <w:p>
+      <w:pPr>
+        <w:keepNext/>
+        <w:keepLines/>
+        <w:widowControl w:val="0"/>
+        <w:spacing w:line="240" w:lineRule="auto"/>
+      </w:pPr>
+    </w:p>
+    <w:p>
+      <w:pPr>
+        <w:keepNext/>
+        <w:keepLines/>
+        <w:widowControl w:val="0"/>
+        <w:spacing w:line="240" w:lineRule="auto"/>
+      </w:pPr>
+      <w:r>
+        <w:t>Function does not retain variables</w:t>
+      </w:r>
+    </w:p>
+    <w:p>
+      <w:pPr>
+        <w:keepNext/>
+        <w:keepLines/>
+        <w:widowControl w:val="0"/>
+        <w:spacing w:line="240" w:lineRule="auto"/>
+      </w:pPr>
+      <w:r>
+        <w:t>Function block and program both do</w:t>
+      </w:r>
+    </w:p>
+    <w:p>
+      <w:pPr>
+        <w:keepNext/>
+        <w:keepLines/>
+        <w:widowControl w:val="0"/>
+        <w:spacing w:line="240" w:lineRule="auto"/>
+      </w:pPr>
+      <w:r>
+        <w:t xml:space="preserve">Program can only have </w:t>
+      </w:r>
+      <w:proofErr w:type="gramStart"/>
+      <w:r>
+        <w:t>once</w:t>
+      </w:r>
+      <w:proofErr w:type="gramEnd"/>
+      <w:r>
+        <w:t xml:space="preserve"> instance</w:t>
+      </w:r>
+    </w:p>
+    <w:p>
+      <w:pPr>
+        <w:keepNext/>
+        <w:keepLines/>
+        <w:widowControl w:val="0"/>
+        <w:spacing w:line="240" w:lineRule="auto"/>
+      </w:pPr>
+      <w:r>
+        <w:t>Function block must be instantiated and called in program</w:t>
+      </w:r>
+    </w:p>
+    <w:p>
+      <w:pPr>
+        <w:keepNext/>
+        <w:keepLines/>
+        <w:widowControl w:val="0"/>
+        <w:spacing w:line="240" w:lineRule="auto"/>
+        <w:rPr>
+          <w:b/>
+        </w:rPr>
+      </w:pPr>
+    </w:p>
+    <w:p>
+      <w:pPr>
+        <w:keepNext/>
+        <w:keepLines/>
+        <w:widowControl w:val="0"/>
+        <w:spacing w:line="240" w:lineRule="auto"/>
+      </w:pPr>
+      <w:r>
+        <w:t>Axis move command cannot have 0 velocity even if target position is unchanged</w:t>
+      </w:r>
+    </w:p>
+    <w:p>
+      <w:pPr>
+        <w:keepNext/>
+        <w:keepLines/>
+        <w:widowControl w:val="0"/>
+        <w:spacing w:line="240" w:lineRule="auto"/>
+        <w:rPr>
+          <w:b/>
+        </w:rPr>
+      </w:pPr>
+    </w:p>
+    <w:p>
+      <w:pPr>
+        <w:keepNext/>
+        <w:keepLines/>
+        <w:widowControl w:val="0"/>
+        <w:spacing w:line="240" w:lineRule="auto"/>
+      </w:pPr>
+      <w:r>
+        <w:t xml:space="preserve">Safe z is the lower limit for z-&gt; can only go below while there is no </w:t>
+      </w:r>
+      <w:proofErr w:type="spellStart"/>
+      <w:r>
+        <w:t>xy</w:t>
+      </w:r>
+      <w:proofErr w:type="spellEnd"/>
+      <w:r>
+        <w:t xml:space="preserve"> motion</w:t>
+      </w:r>
+    </w:p>
+    <w:p>
+      <w:pPr>
+        <w:keepNext/>
+        <w:keepLines/>
+        <w:widowControl w:val="0"/>
+        <w:spacing w:line="240" w:lineRule="auto"/>
+      </w:pPr>
+      <w:r>
+        <w:t>Alternative to safe z is z auto with feedback:</w:t>
+      </w:r>
+    </w:p>
+    <w:p>
+      <w:pPr>
+        <w:keepNext/>
+        <w:keepLines/>
+        <w:widowControl w:val="0"/>
+        <w:spacing w:line="240" w:lineRule="auto"/>
+      </w:pPr>
+      <w:r>
+        <w:t xml:space="preserve">Skim water surface -&gt; feedback from </w:t>
+      </w:r>
+      <w:proofErr w:type="spellStart"/>
+      <w:r>
+        <w:t>massa</w:t>
+      </w:r>
+      <w:proofErr w:type="spellEnd"/>
+      <w:r>
+        <w:t xml:space="preserve">, sonar for </w:t>
+      </w:r>
+      <w:proofErr w:type="spellStart"/>
+      <w:r>
+        <w:t>daq</w:t>
+      </w:r>
+      <w:proofErr w:type="spellEnd"/>
+    </w:p>
+    <w:p>
+      <w:pPr>
+        <w:keepNext/>
+        <w:keepLines/>
+        <w:widowControl w:val="0"/>
+        <w:spacing w:line="240" w:lineRule="auto"/>
+      </w:pPr>
+      <w:r>
+        <w:t xml:space="preserve">Follow sediment -&gt; feedback from sonar, sonar for </w:t>
+      </w:r>
+      <w:proofErr w:type="spellStart"/>
+      <w:r>
+        <w:t>daq</w:t>
+      </w:r>
+      <w:proofErr w:type="spellEnd"/>
+    </w:p>
+    <w:p>
+      <w:pPr>
+        <w:keepNext/>
+        <w:keepLines/>
+        <w:widowControl w:val="0"/>
+        <w:spacing w:line="240" w:lineRule="auto"/>
+      </w:pPr>
+    </w:p>
+    <w:p>
+      <w:pPr>
+        <w:keepNext/>
+        <w:keepLines/>
+        <w:widowControl w:val="0"/>
+        <w:spacing w:line="240" w:lineRule="auto"/>
+        <w:rPr>
+          <w:u w:val="single"/>
+        </w:rPr>
+      </w:pPr>
+      <w:r>
+        <w:rPr>
+          <w:u w:val="single"/>
+        </w:rPr>
+        <w:t>250us cycle time:</w:t>
+      </w:r>
+    </w:p>
+    <w:p>
+      <w:pPr>
+        <w:keepNext/>
+        <w:keepLines/>
+        <w:widowControl w:val="0"/>
+        <w:spacing w:line="240" w:lineRule="auto"/>
+      </w:pPr>
+      <w:r>
+        <w:t>https://infosys.beckhoff.com/english.php?content=../content/1033/cx7000/10805806219.html</w:t>
+      </w:r>
+    </w:p>
+    <w:p>
+      <w:pPr>
+        <w:keepNext/>
+        <w:keepLines/>
+        <w:widowControl w:val="0"/>
+        <w:spacing w:line="240" w:lineRule="auto"/>
+      </w:pPr>
+    </w:p>
+    <w:p>
+      <w:pPr>
+        <w:keepNext/>
+        <w:keepLines/>
+        <w:widowControl w:val="0"/>
+        <w:spacing w:line="240" w:lineRule="auto"/>
+        <w:rPr>
+          <w:bCs/>
+          <w:u w:val="single"/>
+        </w:rPr>
+      </w:pPr>
+      <w:r>
+        <w:rPr>
+          <w:bCs/>
+          <w:u w:val="single"/>
+        </w:rPr>
+        <w:t xml:space="preserve">Google search </w:t>
+      </w:r>
+      <w:proofErr w:type="gramStart"/>
+      <w:r>
+        <w:rPr>
+          <w:bCs/>
+          <w:u w:val="single"/>
+        </w:rPr>
+        <w:t>site:infosys.beckhoff.com</w:t>
+      </w:r>
+      <w:proofErr w:type="gramEnd"/>
     </w:p>
     <w:p>
       <w:pPr>
@@ -80,420 +416,6 @@
       </w:pPr>
       <w:r>
         <w:t>CoE CANOpen over Ethernet</w:t>
-      </w:r>
-    </w:p>
-    <w:p>
-      <w:pPr>
-        <w:keepNext/>
-        <w:keepLines/>
-        <w:widowControl w:val="0"/>
-        <w:spacing w:line="240" w:lineRule="auto"/>
-      </w:pPr>
-    </w:p>
-    <w:p>
-      <w:pPr>
-        <w:keepNext/>
-        <w:keepLines/>
-        <w:widowControl w:val="0"/>
-        <w:spacing w:line="240" w:lineRule="auto"/>
-      </w:pPr>
-      <w:r>
-        <w:t>TwinCat 3 version used: 4026.18</w:t>
-      </w:r>
-    </w:p>
-    <w:p>
-      <w:pPr>
-        <w:keepNext/>
-        <w:keepLines/>
-        <w:widowControl w:val="0"/>
-        <w:spacing w:line="240" w:lineRule="auto"/>
-      </w:pPr>
-    </w:p>
-    <w:p>
-      <w:pPr>
-        <w:keepNext/>
-        <w:keepLines/>
-        <w:widowControl w:val="0"/>
-        <w:spacing w:line="240" w:lineRule="auto"/>
-        <w:rPr>
-          <w:b/>
-        </w:rPr>
-      </w:pPr>
-      <w:r>
-        <w:rPr>
-          <w:b/>
-        </w:rPr>
-        <w:t>Relevant TwinCat packages:</w:t>
-      </w:r>
-    </w:p>
-    <w:p>
-      <w:pPr>
-        <w:keepNext/>
-        <w:keepLines/>
-        <w:widowControl w:val="0"/>
-        <w:spacing w:line="240" w:lineRule="auto"/>
-      </w:pPr>
-      <w:r>
-        <w:t>TC1000 adc communication spec</w:t>
-      </w:r>
-    </w:p>
-    <w:p>
-      <w:pPr>
-        <w:keepNext/>
-        <w:keepLines/>
-        <w:widowControl w:val="0"/>
-        <w:spacing w:line="240" w:lineRule="auto"/>
-      </w:pPr>
-      <w:r>
-        <w:t>TE5950 drive manager</w:t>
-      </w:r>
-    </w:p>
-    <w:p>
-      <w:pPr>
-        <w:keepNext/>
-        <w:keepLines/>
-        <w:widowControl w:val="0"/>
-        <w:spacing w:line="240" w:lineRule="auto"/>
-      </w:pPr>
-      <w:r>
-        <w:t xml:space="preserve"> </w:t>
-      </w:r>
-    </w:p>
-    <w:p>
-      <w:pPr>
-        <w:keepNext/>
-        <w:keepLines/>
-        <w:widowControl w:val="0"/>
-        <w:spacing w:line="240" w:lineRule="auto"/>
-      </w:pPr>
-      <w:r>
-        <w:t>TF1800 HMI client for integrated VISU/ test controls</w:t>
-      </w:r>
-    </w:p>
-    <w:p>
-      <w:pPr>
-        <w:keepNext/>
-        <w:keepLines/>
-        <w:widowControl w:val="0"/>
-        <w:spacing w:line="240" w:lineRule="auto"/>
-      </w:pPr>
-      <w:r>
-        <w:t>TE2000 HMI design interface and client</w:t>
-      </w:r>
-    </w:p>
-    <w:p>
-      <w:pPr>
-        <w:keepNext/>
-        <w:keepLines/>
-        <w:widowControl w:val="0"/>
-        <w:spacing w:line="240" w:lineRule="auto"/>
-      </w:pPr>
-      <w:r>
-        <w:t>TF2000 HMI server</w:t>
-      </w:r>
-    </w:p>
-    <w:p>
-      <w:pPr>
-        <w:keepNext/>
-        <w:keepLines/>
-        <w:widowControl w:val="0"/>
-        <w:spacing w:line="240" w:lineRule="auto"/>
-      </w:pPr>
-    </w:p>
-    <w:p>
-      <w:pPr>
-        <w:keepNext/>
-        <w:keepLines/>
-        <w:widowControl w:val="0"/>
-        <w:spacing w:line="240" w:lineRule="auto"/>
-        <w:rPr>
-          <w:b/>
-        </w:rPr>
-      </w:pPr>
-      <w:r>
-        <w:rPr>
-          <w:b/>
-        </w:rPr>
-        <w:t>Hardware:</w:t>
-      </w:r>
-    </w:p>
-    <w:p>
-      <w:pPr>
-        <w:keepNext/>
-        <w:keepLines/>
-        <w:widowControl w:val="0"/>
-        <w:spacing w:line="240" w:lineRule="auto"/>
-        <w:rPr>
-          <w:u w:val="single"/>
-        </w:rPr>
-      </w:pPr>
-      <w:r>
-        <w:t>CX5340-0195 PLC</w:t>
-      </w:r>
-      <w:r>
-        <w:t xml:space="preserve"> – </w:t>
-      </w:r>
-      <w:r>
-        <w:rPr>
-          <w:u w:val="single"/>
-        </w:rPr>
-        <w:t>Access BIOS hold Del</w:t>
-      </w:r>
-    </w:p>
-    <w:p>
-      <w:pPr>
-        <w:keepNext/>
-        <w:keepLines/>
-        <w:widowControl w:val="0"/>
-        <w:spacing w:line="240" w:lineRule="auto"/>
-      </w:pPr>
-      <w:r>
-        <w:t>EL7062 stepper/servo motor terminals</w:t>
-      </w:r>
-    </w:p>
-    <w:p>
-      <w:pPr>
-        <w:keepNext/>
-        <w:keepLines/>
-        <w:widowControl w:val="0"/>
-        <w:spacing w:line="240" w:lineRule="auto"/>
-      </w:pPr>
-      <w:r>
-        <w:t>EL31</w:t>
-      </w:r>
-      <w:r>
-        <w:t>74-0090</w:t>
-      </w:r>
-      <w:r>
-        <w:t xml:space="preserve"> -&gt; analog input 16 bit resolution</w:t>
-      </w:r>
-      <w:r>
-        <w:t xml:space="preserve"> v/I -&gt; minimum cycle time 500us</w:t>
-      </w:r>
-    </w:p>
-    <w:p>
-      <w:pPr>
-        <w:keepNext/>
-        <w:keepLines/>
-        <w:widowControl w:val="0"/>
-        <w:spacing w:line="240" w:lineRule="auto"/>
-      </w:pPr>
-    </w:p>
-    <w:p>
-      <w:pPr>
-        <w:keepNext/>
-        <w:keepLines/>
-        <w:widowControl w:val="0"/>
-        <w:spacing w:line="240" w:lineRule="auto"/>
-      </w:pPr>
-      <w:r>
-        <w:t>PLC project properties visualization profile</w:t>
-      </w:r>
-    </w:p>
-    <w:p>
-      <w:pPr>
-        <w:keepNext/>
-        <w:keepLines/>
-        <w:widowControl w:val="0"/>
-        <w:spacing w:line="240" w:lineRule="auto"/>
-      </w:pPr>
-      <w:r>
-        <w:t>PDO process data object</w:t>
-      </w:r>
-    </w:p>
-    <w:p>
-      <w:pPr>
-        <w:keepNext/>
-        <w:keepLines/>
-        <w:widowControl w:val="0"/>
-        <w:spacing w:line="240" w:lineRule="auto"/>
-      </w:pPr>
-      <w:r>
-        <w:t>Must be in config mode to scan hardware in i/o manager</w:t>
-      </w:r>
-    </w:p>
-    <w:p>
-      <w:pPr>
-        <w:keepNext/>
-        <w:keepLines/>
-        <w:widowControl w:val="0"/>
-        <w:spacing w:line="240" w:lineRule="auto"/>
-      </w:pPr>
-      <w:r>
-        <w:t xml:space="preserve"> </w:t>
-      </w:r>
-    </w:p>
-    <w:p>
-      <w:pPr>
-        <w:keepNext/>
-        <w:keepLines/>
-        <w:widowControl w:val="0"/>
-        <w:spacing w:line="240" w:lineRule="auto"/>
-      </w:pPr>
-      <w:r>
-        <w:t>As2021-0d20 commissioning:</w:t>
-      </w:r>
-    </w:p>
-    <w:p>
-      <w:pPr>
-        <w:keepNext/>
-        <w:keepLines/>
-        <w:widowControl w:val="0"/>
-        <w:spacing w:line="240" w:lineRule="auto"/>
-      </w:pPr>
-      <w:r>
-        <w:t>Field Oriented Control (FOC) wake and shake</w:t>
-      </w:r>
-    </w:p>
-    <w:p>
-      <w:pPr>
-        <w:keepNext/>
-        <w:keepLines/>
-        <w:widowControl w:val="0"/>
-        <w:spacing w:line="240" w:lineRule="auto"/>
-      </w:pPr>
-      <w:r>
-        <w:t>Log out save all</w:t>
-      </w:r>
-    </w:p>
-    <w:p>
-      <w:pPr>
-        <w:keepNext/>
-        <w:keepLines/>
-        <w:widowControl w:val="0"/>
-        <w:spacing w:line="240" w:lineRule="auto"/>
-      </w:pPr>
-      <w:r>
-        <w:t>Wire all drives, in config mode I/O, Devices, right click scan</w:t>
-      </w:r>
-    </w:p>
-    <w:p>
-      <w:pPr>
-        <w:keepNext/>
-        <w:keepLines/>
-        <w:widowControl w:val="0"/>
-        <w:spacing w:line="240" w:lineRule="auto"/>
-      </w:pPr>
-      <w:r>
-        <w:t xml:space="preserve"> </w:t>
-      </w:r>
-    </w:p>
-    <w:p>
-      <w:pPr>
-        <w:keepNext/>
-        <w:keepLines/>
-        <w:widowControl w:val="0"/>
-        <w:spacing w:line="240" w:lineRule="auto"/>
-      </w:pPr>
-      <w:r>
-        <w:t>Encoder high signal any more than 0.5v any less than -0.5</w:t>
-      </w:r>
-    </w:p>
-    <w:p>
-      <w:pPr>
-        <w:keepNext/>
-        <w:keepLines/>
-        <w:widowControl w:val="0"/>
-        <w:spacing w:line="240" w:lineRule="auto"/>
-      </w:pPr>
-      <w:r>
-        <w:t>Stepper FOC mode 4096 increments less current legacy mode max current</w:t>
-      </w:r>
-    </w:p>
-    <w:p>
-      <w:pPr>
-        <w:keepNext/>
-        <w:keepLines/>
-        <w:widowControl w:val="0"/>
-        <w:spacing w:line="240" w:lineRule="auto"/>
-      </w:pPr>
-      <w:r>
-        <w:t xml:space="preserve"> </w:t>
-      </w:r>
-    </w:p>
-    <w:p>
-      <w:pPr>
-        <w:keepNext/>
-        <w:keepLines/>
-        <w:widowControl w:val="0"/>
-        <w:spacing w:line="240" w:lineRule="auto"/>
-      </w:pPr>
-      <w:r>
-        <w:t>Encoder cable wiring note:</w:t>
-      </w:r>
-    </w:p>
-    <w:p>
-      <w:pPr>
-        <w:keepNext/>
-        <w:keepLines/>
-        <w:widowControl w:val="0"/>
-        <w:spacing w:line="240" w:lineRule="auto"/>
-      </w:pPr>
-      <w:r>
-        <w:t>8 pin m12 cable – pin 1/ red (tensility cable) must be wired to 0v, el7062 input 9</w:t>
-      </w:r>
-    </w:p>
-    <w:p>
-      <w:pPr>
-        <w:keepNext/>
-        <w:keepLines/>
-        <w:widowControl w:val="0"/>
-        <w:spacing w:line="240" w:lineRule="auto"/>
-      </w:pPr>
-      <w:r>
-        <w:t>Pin 2/yellow must be wired to 5v, el7062 input 1. This is the opposite of Beckhoff documentation for el7062 terminal</w:t>
-      </w:r>
-    </w:p>
-    <w:p>
-      <w:pPr>
-        <w:keepNext/>
-        <w:keepLines/>
-        <w:widowControl w:val="0"/>
-        <w:spacing w:line="240" w:lineRule="auto"/>
-      </w:pPr>
-      <w:r>
-        <w:t xml:space="preserve"> </w:t>
-      </w:r>
-    </w:p>
-    <w:p>
-      <w:pPr>
-        <w:keepNext/>
-        <w:keepLines/>
-        <w:widowControl w:val="0"/>
-        <w:spacing w:line="240" w:lineRule="auto"/>
-      </w:pPr>
-      <w:r>
-        <w:t>Don’t touch current controller calc by drive manager 2</w:t>
-      </w:r>
-    </w:p>
-    <w:p>
-      <w:pPr>
-        <w:keepNext/>
-        <w:keepLines/>
-        <w:widowControl w:val="0"/>
-        <w:spacing w:line="240" w:lineRule="auto"/>
-      </w:pPr>
-      <w:r>
-        <w:t>Hook up to load, feed constant</w:t>
-      </w:r>
-    </w:p>
-    <w:p>
-      <w:pPr>
-        <w:keepNext/>
-        <w:keepLines/>
-        <w:widowControl w:val="0"/>
-        <w:spacing w:line="240" w:lineRule="auto"/>
-      </w:pPr>
-    </w:p>
-    <w:p>
-      <w:pPr>
-        <w:keepNext/>
-        <w:keepLines/>
-        <w:widowControl w:val="0"/>
-        <w:spacing w:line="240" w:lineRule="auto"/>
-      </w:pPr>
-      <w:r>
-        <w:t>Cant have 2 of same mc function block (eg mc_moveabsolute) in same program</w:t>
       </w:r>
     </w:p>
     <w:p>
@@ -520,135 +442,63 @@
           <w:b/>
           <w:bCs/>
         </w:rPr>
-        <w:t>Software:</w:t>
-      </w:r>
-    </w:p>
-    <w:p>
-      <w:pPr>
-        <w:keepNext/>
-        <w:keepLines/>
-        <w:widowControl w:val="0"/>
-        <w:spacing w:line="240" w:lineRule="auto"/>
-      </w:pPr>
-      <w:r>
-        <w:t>Function Block (FB): instantiated in program variables. Can instantiate multiple. Retains data</w:t>
-      </w:r>
-    </w:p>
-    <w:p>
-      <w:pPr>
-        <w:keepNext/>
-        <w:keepLines/>
-        <w:widowControl w:val="0"/>
-        <w:spacing w:line="240" w:lineRule="auto"/>
-      </w:pPr>
-      <w:r>
-        <w:t>Program(PRG): Called directly. Can assign task. Only one instance</w:t>
-      </w:r>
-    </w:p>
-    <w:p>
-      <w:pPr>
-        <w:keepNext/>
-        <w:keepLines/>
-        <w:widowControl w:val="0"/>
-        <w:spacing w:line="240" w:lineRule="auto"/>
-      </w:pPr>
-      <w:r>
-        <w:t>Function: does not retain data after call</w:t>
-      </w:r>
-    </w:p>
-    <w:p>
-      <w:pPr>
-        <w:keepNext/>
-        <w:keepLines/>
-        <w:widowControl w:val="0"/>
-        <w:spacing w:line="240" w:lineRule="auto"/>
-      </w:pPr>
-      <w:r>
-        <w:t>Method: subordinate to a FB or PRG, can access all data</w:t>
-      </w:r>
-    </w:p>
-    <w:p>
-      <w:pPr>
-        <w:keepNext/>
-        <w:keepLines/>
-        <w:widowControl w:val="0"/>
-        <w:spacing w:line="240" w:lineRule="auto"/>
-      </w:pPr>
-    </w:p>
-    <w:p>
-      <w:pPr>
-        <w:keepNext/>
-        <w:keepLines/>
-        <w:widowControl w:val="0"/>
-        <w:spacing w:line="240" w:lineRule="auto"/>
-      </w:pPr>
-      <w:r>
-        <w:t>Function Block Diagram (FBD): graphical arrangement of function blocks</w:t>
-      </w:r>
-    </w:p>
-    <w:p>
-      <w:pPr>
-        <w:keepNext/>
-        <w:keepLines/>
-        <w:widowControl w:val="0"/>
-        <w:spacing w:line="240" w:lineRule="auto"/>
-      </w:pPr>
-      <w:r>
-        <w:t>Other options – Ladder Diagram, Instruction List</w:t>
-      </w:r>
-    </w:p>
-    <w:p>
-      <w:pPr>
-        <w:keepNext/>
-        <w:keepLines/>
-        <w:widowControl w:val="0"/>
-        <w:spacing w:line="240" w:lineRule="auto"/>
-      </w:pPr>
-    </w:p>
-    <w:p>
-      <w:pPr>
-        <w:keepNext/>
-        <w:keepLines/>
-        <w:widowControl w:val="0"/>
-        <w:spacing w:line="240" w:lineRule="auto"/>
-      </w:pPr>
-      <w:r>
-        <w:t>String function</w:t>
-      </w:r>
-      <w:r>
-        <w:t>s</w:t>
-      </w:r>
-      <w:r>
-        <w:t xml:space="preserve"> FIND2, LEN2</w:t>
-      </w:r>
-      <w:r>
-        <w:t xml:space="preserve"> etc</w:t>
-      </w:r>
-      <w:r>
-        <w:t xml:space="preserve"> used for strings longer than 255 char</w:t>
-      </w:r>
-    </w:p>
-    <w:p>
-      <w:pPr>
-        <w:keepNext/>
-        <w:keepLines/>
-        <w:widowControl w:val="0"/>
-        <w:spacing w:line="240" w:lineRule="auto"/>
-      </w:pPr>
-    </w:p>
-    <w:p>
-      <w:pPr>
-        <w:keepNext/>
-        <w:keepLines/>
-        <w:widowControl w:val="0"/>
-        <w:spacing w:line="240" w:lineRule="auto"/>
-      </w:pPr>
-      <w:r>
+        <w:t>TwinCat 3 version used: 4026.18</w:t>
+      </w:r>
+    </w:p>
+    <w:p>
+      <w:pPr>
+        <w:keepNext/>
+        <w:keepLines/>
+        <w:widowControl w:val="0"/>
+        <w:spacing w:line="240" w:lineRule="auto"/>
+      </w:pPr>
+    </w:p>
+    <w:p>
+      <w:pPr>
+        <w:keepNext/>
+        <w:keepLines/>
+        <w:widowControl w:val="0"/>
+        <w:spacing w:line="240" w:lineRule="auto"/>
         <w:rPr>
           <w:b/>
         </w:rPr>
-        <w:t>Drive Manager 2 Settings:</w:t>
-      </w:r>
+      </w:pPr>
+      <w:r>
+        <w:rPr>
+          <w:b/>
+        </w:rPr>
+        <w:t>Relevant TwinCat packages:</w:t>
+      </w:r>
+    </w:p>
+    <w:p>
+      <w:pPr>
+        <w:keepNext/>
+        <w:keepLines/>
+        <w:widowControl w:val="0"/>
+        <w:spacing w:line="240" w:lineRule="auto"/>
+      </w:pPr>
+      <w:r>
+        <w:t>TC1000 adc communication spec</w:t>
+      </w:r>
+    </w:p>
+    <w:p>
+      <w:pPr>
+        <w:keepNext/>
+        <w:keepLines/>
+        <w:widowControl w:val="0"/>
+        <w:spacing w:line="240" w:lineRule="auto"/>
+      </w:pPr>
+      <w:r>
+        <w:t>TE5950 drive manager</w:t>
+      </w:r>
+    </w:p>
+    <w:p>
+      <w:pPr>
+        <w:keepNext/>
+        <w:keepLines/>
+        <w:widowControl w:val="0"/>
+        <w:spacing w:line="240" w:lineRule="auto"/>
+      </w:pPr>
       <w:r>
         <w:t xml:space="preserve"> </w:t>
       </w:r>
@@ -661,7 +511,149 @@
         <w:spacing w:line="240" w:lineRule="auto"/>
       </w:pPr>
       <w:r>
-        <w:t>Scaling Nc parameters invert both for coupled axis</w:t>
+        <w:t>TF1800 HMI client for integrated VISU/ test controls</w:t>
+      </w:r>
+    </w:p>
+    <w:p>
+      <w:pPr>
+        <w:keepNext/>
+        <w:keepLines/>
+        <w:widowControl w:val="0"/>
+        <w:spacing w:line="240" w:lineRule="auto"/>
+      </w:pPr>
+      <w:r>
+        <w:t>TE2000 HMI design interface and client</w:t>
+      </w:r>
+    </w:p>
+    <w:p>
+      <w:pPr>
+        <w:keepNext/>
+        <w:keepLines/>
+        <w:widowControl w:val="0"/>
+        <w:spacing w:line="240" w:lineRule="auto"/>
+      </w:pPr>
+      <w:r>
+        <w:t>TF2000 HMI server</w:t>
+      </w:r>
+    </w:p>
+    <w:p>
+      <w:pPr>
+        <w:keepNext/>
+        <w:keepLines/>
+        <w:widowControl w:val="0"/>
+        <w:spacing w:line="240" w:lineRule="auto"/>
+      </w:pPr>
+    </w:p>
+    <w:p>
+      <w:pPr>
+        <w:keepNext/>
+        <w:keepLines/>
+        <w:widowControl w:val="0"/>
+        <w:spacing w:line="240" w:lineRule="auto"/>
+        <w:rPr>
+          <w:b/>
+        </w:rPr>
+      </w:pPr>
+      <w:r>
+        <w:rPr>
+          <w:b/>
+        </w:rPr>
+        <w:t>Hardware:</w:t>
+      </w:r>
+    </w:p>
+    <w:p>
+      <w:pPr>
+        <w:keepNext/>
+        <w:keepLines/>
+        <w:widowControl w:val="0"/>
+        <w:spacing w:line="240" w:lineRule="auto"/>
+        <w:rPr>
+          <w:u w:val="single"/>
+        </w:rPr>
+      </w:pPr>
+      <w:r>
+        <w:t>CX5340-0195 PLC</w:t>
+      </w:r>
+      <w:r>
+        <w:t xml:space="preserve"> – </w:t>
+      </w:r>
+      <w:r>
+        <w:rPr>
+          <w:u w:val="single"/>
+        </w:rPr>
+        <w:t>Access BIOS hold Del</w:t>
+      </w:r>
+    </w:p>
+    <w:p>
+      <w:pPr>
+        <w:keepNext/>
+        <w:keepLines/>
+        <w:widowControl w:val="0"/>
+        <w:spacing w:line="240" w:lineRule="auto"/>
+      </w:pPr>
+      <w:r>
+        <w:t>EL7062 stepper/servo motor terminals</w:t>
+      </w:r>
+    </w:p>
+    <w:p>
+      <w:pPr>
+        <w:keepNext/>
+        <w:keepLines/>
+        <w:widowControl w:val="0"/>
+        <w:spacing w:line="240" w:lineRule="auto"/>
+      </w:pPr>
+      <w:r>
+        <w:t>EL31</w:t>
+      </w:r>
+      <w:r>
+        <w:t>74-0090</w:t>
+      </w:r>
+      <w:r>
+        <w:t xml:space="preserve"> -&gt; analog input 16 bit resolution</w:t>
+      </w:r>
+      <w:r>
+        <w:t xml:space="preserve"> v/I -&gt; minimum cycle time 500us</w:t>
+      </w:r>
+    </w:p>
+    <w:p>
+      <w:pPr>
+        <w:keepNext/>
+        <w:keepLines/>
+        <w:widowControl w:val="0"/>
+        <w:spacing w:line="240" w:lineRule="auto"/>
+      </w:pPr>
+    </w:p>
+    <w:p>
+      <w:pPr>
+        <w:keepNext/>
+        <w:keepLines/>
+        <w:widowControl w:val="0"/>
+        <w:spacing w:line="240" w:lineRule="auto"/>
+      </w:pPr>
+      <w:r>
+        <w:t>PLC project properties visualization profile</w:t>
+      </w:r>
+    </w:p>
+    <w:p>
+      <w:pPr>
+        <w:keepNext/>
+        <w:keepLines/>
+        <w:widowControl w:val="0"/>
+        <w:spacing w:line="240" w:lineRule="auto"/>
+      </w:pPr>
+      <w:r>
+        <w:t>PDO process data object</w:t>
+      </w:r>
+    </w:p>
+    <w:p>
+      <w:pPr>
+        <w:keepNext/>
+        <w:keepLines/>
+        <w:widowControl w:val="0"/>
+        <w:spacing w:line="240" w:lineRule="auto"/>
+      </w:pPr>
+      <w:r>
+        <w:t>Must be in config mode to scan hardware in i/o manager</w:t>
       </w:r>
     </w:p>
     <w:p>
@@ -674,6 +666,187 @@
       <w:r>
         <w:t xml:space="preserve"> </w:t>
       </w:r>
+    </w:p>
+    <w:p>
+      <w:pPr>
+        <w:keepNext/>
+        <w:keepLines/>
+        <w:widowControl w:val="0"/>
+        <w:spacing w:line="240" w:lineRule="auto"/>
+      </w:pPr>
+      <w:r>
+        <w:t>As2021-0d20 commissioning:</w:t>
+      </w:r>
+    </w:p>
+    <w:p>
+      <w:pPr>
+        <w:keepNext/>
+        <w:keepLines/>
+        <w:widowControl w:val="0"/>
+        <w:spacing w:line="240" w:lineRule="auto"/>
+      </w:pPr>
+      <w:r>
+        <w:t>Field Oriented Control (FOC) wake and shake</w:t>
+      </w:r>
+    </w:p>
+    <w:p>
+      <w:pPr>
+        <w:keepNext/>
+        <w:keepLines/>
+        <w:widowControl w:val="0"/>
+        <w:spacing w:line="240" w:lineRule="auto"/>
+      </w:pPr>
+      <w:r>
+        <w:t>Log out save all</w:t>
+      </w:r>
+    </w:p>
+    <w:p>
+      <w:pPr>
+        <w:keepNext/>
+        <w:keepLines/>
+        <w:widowControl w:val="0"/>
+        <w:spacing w:line="240" w:lineRule="auto"/>
+      </w:pPr>
+      <w:r>
+        <w:t>Wire all drives, in config mode I/O, Devices, right click scan</w:t>
+      </w:r>
+    </w:p>
+    <w:p>
+      <w:pPr>
+        <w:keepNext/>
+        <w:keepLines/>
+        <w:widowControl w:val="0"/>
+        <w:spacing w:line="240" w:lineRule="auto"/>
+      </w:pPr>
+      <w:r>
+        <w:t xml:space="preserve"> </w:t>
+      </w:r>
+    </w:p>
+    <w:p>
+      <w:pPr>
+        <w:keepNext/>
+        <w:keepLines/>
+        <w:widowControl w:val="0"/>
+        <w:spacing w:line="240" w:lineRule="auto"/>
+      </w:pPr>
+      <w:r>
+        <w:t>Encoder high signal any more than 0.5v any less than -0.5</w:t>
+      </w:r>
+    </w:p>
+    <w:p>
+      <w:pPr>
+        <w:keepNext/>
+        <w:keepLines/>
+        <w:widowControl w:val="0"/>
+        <w:spacing w:line="240" w:lineRule="auto"/>
+      </w:pPr>
+      <w:r>
+        <w:t>Stepper FOC mode 4096 increments less current legacy mode max current</w:t>
+      </w:r>
+    </w:p>
+    <w:p>
+      <w:pPr>
+        <w:keepNext/>
+        <w:keepLines/>
+        <w:widowControl w:val="0"/>
+        <w:spacing w:line="240" w:lineRule="auto"/>
+      </w:pPr>
+      <w:r>
+        <w:t xml:space="preserve"> </w:t>
+      </w:r>
+    </w:p>
+    <w:p>
+      <w:pPr>
+        <w:keepNext/>
+        <w:keepLines/>
+        <w:widowControl w:val="0"/>
+        <w:spacing w:line="240" w:lineRule="auto"/>
+      </w:pPr>
+      <w:r>
+        <w:t>Encoder cable wiring note:</w:t>
+      </w:r>
+    </w:p>
+    <w:p>
+      <w:pPr>
+        <w:keepNext/>
+        <w:keepLines/>
+        <w:widowControl w:val="0"/>
+        <w:spacing w:line="240" w:lineRule="auto"/>
+      </w:pPr>
+      <w:r>
+        <w:t>8 pin m12 cable – pin 1/ red (tensility cable) must be wired to 0v, el7062 input 9</w:t>
+      </w:r>
+    </w:p>
+    <w:p>
+      <w:pPr>
+        <w:keepNext/>
+        <w:keepLines/>
+        <w:widowControl w:val="0"/>
+        <w:spacing w:line="240" w:lineRule="auto"/>
+      </w:pPr>
+      <w:r>
+        <w:t>Pin 2/yellow must be wired to 5v, el7062 input 1. This is the opposite of Beckhoff documentation for el7062 terminal</w:t>
+      </w:r>
+    </w:p>
+    <w:p>
+      <w:pPr>
+        <w:keepNext/>
+        <w:keepLines/>
+        <w:widowControl w:val="0"/>
+        <w:spacing w:line="240" w:lineRule="auto"/>
+      </w:pPr>
+      <w:r>
+        <w:t xml:space="preserve"> </w:t>
+      </w:r>
+    </w:p>
+    <w:p>
+      <w:pPr>
+        <w:keepNext/>
+        <w:keepLines/>
+        <w:widowControl w:val="0"/>
+        <w:spacing w:line="240" w:lineRule="auto"/>
+      </w:pPr>
+      <w:r>
+        <w:t>Don’t touch current controller calc by drive manager 2</w:t>
+      </w:r>
+    </w:p>
+    <w:p>
+      <w:pPr>
+        <w:keepNext/>
+        <w:keepLines/>
+        <w:widowControl w:val="0"/>
+        <w:spacing w:line="240" w:lineRule="auto"/>
+      </w:pPr>
+      <w:r>
+        <w:t>Hook up to load, feed constant</w:t>
+      </w:r>
+    </w:p>
+    <w:p>
+      <w:pPr>
+        <w:keepNext/>
+        <w:keepLines/>
+        <w:widowControl w:val="0"/>
+        <w:spacing w:line="240" w:lineRule="auto"/>
+      </w:pPr>
+    </w:p>
+    <w:p>
+      <w:pPr>
+        <w:keepNext/>
+        <w:keepLines/>
+        <w:widowControl w:val="0"/>
+        <w:spacing w:line="240" w:lineRule="auto"/>
+      </w:pPr>
+      <w:r>
+        <w:t>Cant have 2 of same mc function block (eg mc_moveabsolute) in same program</w:t>
+      </w:r>
+    </w:p>
+    <w:p>
+      <w:pPr>
+        <w:keepNext/>
+        <w:keepLines/>
+        <w:widowControl w:val="0"/>
+        <w:spacing w:line="240" w:lineRule="auto"/>
+      </w:pPr>
     </w:p>
     <w:p>
       <w:pPr>
@@ -691,6 +864,513 @@
           <w:b/>
           <w:bCs/>
         </w:rPr>
+        <w:t>Software:</w:t>
+      </w:r>
+    </w:p>
+    <w:p>
+      <w:pPr>
+        <w:keepNext/>
+        <w:keepLines/>
+        <w:widowControl w:val="0"/>
+        <w:spacing w:line="240" w:lineRule="auto"/>
+      </w:pPr>
+      <w:r>
+        <w:t>Function Block (FB): instantiated in program variables. Can instantiate multiple. Retains data</w:t>
+      </w:r>
+    </w:p>
+    <w:p>
+      <w:pPr>
+        <w:keepNext/>
+        <w:keepLines/>
+        <w:widowControl w:val="0"/>
+        <w:spacing w:line="240" w:lineRule="auto"/>
+      </w:pPr>
+      <w:r>
+        <w:t>Program(PRG): Called directly. Can assign task. Only one instance</w:t>
+      </w:r>
+    </w:p>
+    <w:p>
+      <w:pPr>
+        <w:keepNext/>
+        <w:keepLines/>
+        <w:widowControl w:val="0"/>
+        <w:spacing w:line="240" w:lineRule="auto"/>
+      </w:pPr>
+      <w:r>
+        <w:t>Function: does not retain data after call</w:t>
+      </w:r>
+    </w:p>
+    <w:p>
+      <w:pPr>
+        <w:keepNext/>
+        <w:keepLines/>
+        <w:widowControl w:val="0"/>
+        <w:spacing w:line="240" w:lineRule="auto"/>
+      </w:pPr>
+      <w:r>
+        <w:t>Method: subordinate to a FB or PRG, can access all data</w:t>
+      </w:r>
+    </w:p>
+    <w:p>
+      <w:pPr>
+        <w:keepNext/>
+        <w:keepLines/>
+        <w:widowControl w:val="0"/>
+        <w:spacing w:line="240" w:lineRule="auto"/>
+      </w:pPr>
+    </w:p>
+    <w:p>
+      <w:pPr>
+        <w:keepNext/>
+        <w:keepLines/>
+        <w:widowControl w:val="0"/>
+        <w:spacing w:line="240" w:lineRule="auto"/>
+      </w:pPr>
+      <w:r>
+        <w:t>Function Block Diagram (FBD): graphical arrangement of function blocks</w:t>
+      </w:r>
+    </w:p>
+    <w:p>
+      <w:pPr>
+        <w:keepNext/>
+        <w:keepLines/>
+        <w:widowControl w:val="0"/>
+        <w:spacing w:line="240" w:lineRule="auto"/>
+      </w:pPr>
+      <w:r>
+        <w:t>Other options – Ladder Diagram, Instruction List</w:t>
+      </w:r>
+    </w:p>
+    <w:p>
+      <w:pPr>
+        <w:keepNext/>
+        <w:keepLines/>
+        <w:widowControl w:val="0"/>
+        <w:spacing w:line="240" w:lineRule="auto"/>
+      </w:pPr>
+    </w:p>
+    <w:p>
+      <w:pPr>
+        <w:keepNext/>
+        <w:keepLines/>
+        <w:widowControl w:val="0"/>
+        <w:spacing w:line="240" w:lineRule="auto"/>
+      </w:pPr>
+      <w:r>
+        <w:t>String function</w:t>
+      </w:r>
+      <w:r>
+        <w:t>s</w:t>
+      </w:r>
+      <w:r>
+        <w:t xml:space="preserve"> FIND2, LEN2</w:t>
+      </w:r>
+      <w:r>
+        <w:t xml:space="preserve"> etc</w:t>
+      </w:r>
+      <w:r>
+        <w:t xml:space="preserve"> used for strings longer than 255 char</w:t>
+      </w:r>
+    </w:p>
+    <w:p>
+      <w:pPr>
+        <w:keepNext/>
+        <w:keepLines/>
+        <w:widowControl w:val="0"/>
+        <w:spacing w:line="240" w:lineRule="auto"/>
+      </w:pPr>
+    </w:p>
+    <w:p>
+      <w:pPr>
+        <w:keepNext/>
+        <w:keepLines/>
+        <w:widowControl w:val="0"/>
+        <w:spacing w:line="240" w:lineRule="auto"/>
+        <w:rPr>
+          <w:b/>
+          <w:bCs/>
+        </w:rPr>
+      </w:pPr>
+      <w:r>
+        <w:rPr>
+          <w:b/>
+          <w:bCs/>
+        </w:rPr>
+        <w:t>MQTT/Libraries:</w:t>
+      </w:r>
+    </w:p>
+    <w:p>
+      <w:pPr>
+        <w:keepNext/>
+        <w:keepLines/>
+        <w:widowControl w:val="0"/>
+        <w:spacing w:line="240" w:lineRule="auto"/>
+      </w:pPr>
+      <w:r>
+        <w:t xml:space="preserve">MQTT QOS currently set to at most once message </w:t>
+      </w:r>
+      <w:proofErr w:type="gramStart"/>
+      <w:r>
+        <w:t>send</w:t>
+      </w:r>
+      <w:proofErr w:type="gramEnd"/>
+    </w:p>
+    <w:p>
+      <w:pPr>
+        <w:keepNext/>
+        <w:keepLines/>
+        <w:widowControl w:val="0"/>
+        <w:spacing w:line="240" w:lineRule="auto"/>
+      </w:pPr>
+      <w:r>
+        <w:t xml:space="preserve">Mqtt is </w:t>
+      </w:r>
+      <w:proofErr w:type="gramStart"/>
+      <w:r>
+        <w:t>in‘</w:t>
+      </w:r>
+      <w:proofErr w:type="gramEnd"/>
+      <w:r>
+        <w:t>TC3_IotBase’</w:t>
+      </w:r>
+    </w:p>
+    <w:p>
+      <w:pPr>
+        <w:keepNext/>
+        <w:keepLines/>
+        <w:widowControl w:val="0"/>
+        <w:spacing w:line="240" w:lineRule="auto"/>
+      </w:pPr>
+      <w:r>
+        <w:t>LEN2() is in library ‘Tc2_Utilities’</w:t>
+      </w:r>
+    </w:p>
+    <w:p>
+      <w:pPr>
+        <w:keepNext/>
+        <w:keepLines/>
+        <w:widowControl w:val="0"/>
+        <w:spacing w:line="240" w:lineRule="auto"/>
+      </w:pPr>
+      <w:r>
+        <w:t>JSON functions in ‘TC3_JsonXML’</w:t>
+      </w:r>
+    </w:p>
+    <w:p>
+      <w:pPr>
+        <w:keepNext/>
+        <w:keepLines/>
+        <w:widowControl w:val="0"/>
+        <w:spacing w:line="240" w:lineRule="auto"/>
+      </w:pPr>
+      <w:r>
+        <w:t>FB_S_UPS_BAPI_0 (write persistent data on power loss) in library Tc2_SUPS (download in pkg manager)</w:t>
+      </w:r>
+    </w:p>
+    <w:p>
+      <w:pPr>
+        <w:keepNext/>
+        <w:keepLines/>
+        <w:widowControl w:val="0"/>
+        <w:spacing w:line="240" w:lineRule="auto"/>
+        <w:rPr>
+          <w:b/>
+          <w:bCs/>
+        </w:rPr>
+      </w:pPr>
+    </w:p>
+    <w:p>
+      <w:pPr>
+        <w:keepNext/>
+        <w:keepLines/>
+        <w:widowControl w:val="0"/>
+        <w:spacing w:line="240" w:lineRule="auto"/>
+        <w:rPr>
+          <w:b/>
+          <w:bCs/>
+        </w:rPr>
+      </w:pPr>
+      <w:r>
+        <w:rPr>
+          <w:b/>
+          <w:bCs/>
+        </w:rPr>
+        <w:t>Measure Timing Function:</w:t>
+      </w:r>
+    </w:p>
+    <w:p>
+      <w:pPr>
+        <w:keepNext/>
+        <w:keepLines/>
+        <w:widowControl w:val="0"/>
+        <w:spacing w:line="240" w:lineRule="auto"/>
+        <w:rPr>
+          <w:lang w:val="en-US"/>
+        </w:rPr>
+      </w:pPr>
+      <w:r>
+        <w:rPr>
+          <w:lang w:val="en-US"/>
+        </w:rPr>
+        <w:t>VAR</w:t>
+      </w:r>
+      <w:r>
+        <w:rPr>
+          <w:lang w:val="en-US"/>
+        </w:rPr>
+        <w:br/>
+        <w:t>    </w:t>
+      </w:r>
+      <w:proofErr w:type="spellStart"/>
+      <w:r>
+        <w:rPr>
+          <w:lang w:val="en-US"/>
+        </w:rPr>
+        <w:t>MeasureStart</w:t>
+      </w:r>
+      <w:proofErr w:type="spellEnd"/>
+      <w:r>
+        <w:rPr>
+          <w:lang w:val="en-US"/>
+        </w:rPr>
+        <w:t>  </w:t>
+      </w:r>
+      <w:proofErr w:type="gramStart"/>
+      <w:r>
+        <w:rPr>
+          <w:lang w:val="en-US"/>
+        </w:rPr>
+        <w:t>  :</w:t>
+      </w:r>
+      <w:proofErr w:type="gramEnd"/>
+      <w:r>
+        <w:rPr>
+          <w:lang w:val="en-US"/>
+        </w:rPr>
+        <w:t xml:space="preserve"> T_DCTIME64;</w:t>
+      </w:r>
+      <w:r>
+        <w:rPr>
+          <w:lang w:val="en-US"/>
+        </w:rPr>
+        <w:br/>
+        <w:t>    </w:t>
+      </w:r>
+      <w:proofErr w:type="spellStart"/>
+      <w:r>
+        <w:rPr>
+          <w:lang w:val="en-US"/>
+        </w:rPr>
+        <w:t>MeasureResult</w:t>
+      </w:r>
+      <w:proofErr w:type="spellEnd"/>
+      <w:r>
+        <w:rPr>
+          <w:lang w:val="en-US"/>
+        </w:rPr>
+        <w:t> </w:t>
+      </w:r>
+      <w:proofErr w:type="gramStart"/>
+      <w:r>
+        <w:rPr>
+          <w:lang w:val="en-US"/>
+        </w:rPr>
+        <w:t>  :</w:t>
+      </w:r>
+      <w:proofErr w:type="gramEnd"/>
+      <w:r>
+        <w:rPr>
+          <w:lang w:val="en-US"/>
+        </w:rPr>
+        <w:t xml:space="preserve"> T_DCTIME64;</w:t>
+      </w:r>
+      <w:r>
+        <w:rPr>
+          <w:lang w:val="en-US"/>
+        </w:rPr>
+        <w:br/>
+        <w:t>END_VAR</w:t>
+      </w:r>
+      <w:r>
+        <w:rPr>
+          <w:lang w:val="en-US"/>
+        </w:rPr>
+        <w:br/>
+      </w:r>
+      <w:r>
+        <w:rPr>
+          <w:lang w:val="en-US"/>
+        </w:rPr>
+        <w:br/>
+        <w:t>PROGRAM:</w:t>
+      </w:r>
+      <w:r>
+        <w:rPr>
+          <w:lang w:val="en-US"/>
+        </w:rPr>
+        <w:br/>
+      </w:r>
+      <w:proofErr w:type="spellStart"/>
+      <w:proofErr w:type="gramStart"/>
+      <w:r>
+        <w:rPr>
+          <w:lang w:val="en-US"/>
+        </w:rPr>
+        <w:t>MeasureStart</w:t>
+      </w:r>
+      <w:proofErr w:type="spellEnd"/>
+      <w:r>
+        <w:rPr>
+          <w:lang w:val="en-US"/>
+        </w:rPr>
+        <w:t>:=</w:t>
+      </w:r>
+      <w:proofErr w:type="gramEnd"/>
+      <w:r>
+        <w:rPr>
+          <w:lang w:val="en-US"/>
+        </w:rPr>
+        <w:t>F_GetActualDcTime64(</w:t>
+      </w:r>
+      <w:proofErr w:type="gramStart"/>
+      <w:r>
+        <w:rPr>
+          <w:lang w:val="en-US"/>
+        </w:rPr>
+        <w:t>);</w:t>
+      </w:r>
+      <w:proofErr w:type="gramEnd"/>
+      <w:r>
+        <w:rPr>
+          <w:lang w:val="en-US"/>
+        </w:rPr>
+        <w:t xml:space="preserve"> </w:t>
+      </w:r>
+    </w:p>
+    <w:p>
+      <w:pPr>
+        <w:keepNext/>
+        <w:keepLines/>
+        <w:widowControl w:val="0"/>
+        <w:spacing w:line="240" w:lineRule="auto"/>
+        <w:rPr>
+          <w:lang w:val="en-US"/>
+        </w:rPr>
+      </w:pPr>
+      <w:r>
+        <w:rPr>
+          <w:lang w:val="en-US"/>
+        </w:rPr>
+        <w:t>(*Insert your program code to measure the processing time*)</w:t>
+      </w:r>
+      <w:r>
+        <w:rPr>
+          <w:lang w:val="en-US"/>
+        </w:rPr>
+        <w:br/>
+      </w:r>
+      <w:proofErr w:type="spellStart"/>
+      <w:proofErr w:type="gramStart"/>
+      <w:r>
+        <w:rPr>
+          <w:lang w:val="en-US"/>
+        </w:rPr>
+        <w:t>MeasureResult</w:t>
+      </w:r>
+      <w:proofErr w:type="spellEnd"/>
+      <w:r>
+        <w:rPr>
+          <w:lang w:val="en-US"/>
+        </w:rPr>
+        <w:t>:=</w:t>
+      </w:r>
+      <w:proofErr w:type="gramEnd"/>
+      <w:r>
+        <w:rPr>
+          <w:lang w:val="en-US"/>
+        </w:rPr>
+        <w:t>F_GetActualDcTime64()-</w:t>
+      </w:r>
+      <w:proofErr w:type="spellStart"/>
+      <w:proofErr w:type="gramStart"/>
+      <w:r>
+        <w:rPr>
+          <w:lang w:val="en-US"/>
+        </w:rPr>
+        <w:t>MeasureStart</w:t>
+      </w:r>
+      <w:proofErr w:type="spellEnd"/>
+      <w:r>
+        <w:rPr>
+          <w:lang w:val="en-US"/>
+        </w:rPr>
+        <w:t>;</w:t>
+      </w:r>
+      <w:proofErr w:type="gramEnd"/>
+    </w:p>
+    <w:p>
+      <w:pPr>
+        <w:keepNext/>
+        <w:keepLines/>
+        <w:widowControl w:val="0"/>
+        <w:spacing w:line="240" w:lineRule="auto"/>
+      </w:pPr>
+    </w:p>
+    <w:p>
+      <w:pPr>
+        <w:keepNext/>
+        <w:keepLines/>
+        <w:widowControl w:val="0"/>
+        <w:spacing w:line="240" w:lineRule="auto"/>
+      </w:pPr>
+      <w:r>
+        <w:rPr>
+          <w:b/>
+        </w:rPr>
+        <w:t>Drive Manager 2 Settings:</w:t>
+      </w:r>
+      <w:r>
+        <w:t xml:space="preserve"> </w:t>
+      </w:r>
+    </w:p>
+    <w:p>
+      <w:pPr>
+        <w:keepNext/>
+        <w:keepLines/>
+        <w:widowControl w:val="0"/>
+        <w:spacing w:line="240" w:lineRule="auto"/>
+      </w:pPr>
+      <w:r>
+        <w:t>Scaling Nc parameters invert both for coupled axis</w:t>
+      </w:r>
+    </w:p>
+    <w:p>
+      <w:pPr>
+        <w:keepNext/>
+        <w:keepLines/>
+        <w:widowControl w:val="0"/>
+        <w:spacing w:line="240" w:lineRule="auto"/>
+      </w:pPr>
+      <w:r>
+        <w:t xml:space="preserve"> </w:t>
+      </w:r>
+    </w:p>
+    <w:p>
+      <w:pPr>
+        <w:keepNext/>
+        <w:keepLines/>
+        <w:widowControl w:val="0"/>
+        <w:spacing w:line="240" w:lineRule="auto"/>
+        <w:rPr>
+          <w:b/>
+          <w:bCs/>
+        </w:rPr>
+      </w:pPr>
+      <w:r>
+        <w:rPr>
+          <w:b/>
+          <w:bCs/>
+        </w:rPr>
         <w:t>Axis Settings:</w:t>
       </w:r>
     </w:p>
@@ -1236,42 +1916,44 @@
           <w:b/>
           <w:bCs/>
         </w:rPr>
-        <w:t>‘Reference Mode (Sync Condition)’ set to ‘Hardware Sync (feedback reference pulse)’</w:t>
-      </w:r>
+        <w:t>‘Reference Mode (Sync Condition)’ set to ‘Hardware Sync (feedback reference pulse)</w:t>
+      </w:r>
+      <w:proofErr w:type="gramStart"/>
       <w:r>
         <w:rPr>
           <w:b/>
           <w:bCs/>
         </w:rPr>
-        <w:t xml:space="preserve"> (</w:t>
+        <w:t>’</w:t>
       </w:r>
       <w:r>
         <w:rPr>
           <w:b/>
           <w:bCs/>
         </w:rPr>
-        <w:t>‘</w:t>
+        <w:t xml:space="preserve"> (</w:t>
       </w:r>
       <w:r>
         <w:rPr>
           <w:b/>
           <w:bCs/>
         </w:rPr>
-        <w:t>default</w:t>
-      </w:r>
+        <w:t>‘</w:t>
+      </w:r>
+      <w:proofErr w:type="gramEnd"/>
       <w:r>
         <w:rPr>
           <w:b/>
           <w:bCs/>
         </w:rPr>
-        <w:t>’</w:t>
+        <w:t>default</w:t>
       </w:r>
       <w:r>
         <w:rPr>
           <w:b/>
           <w:bCs/>
         </w:rPr>
-        <w:t>3</w:t>
+        <w:t>’</w:t>
       </w:r>
       <w:r>
         <w:rPr>
@@ -2000,6 +2682,56 @@
         <w:keepNext/>
         <w:keepLines/>
         <w:widowControl w:val="0"/>
+        <w:spacing w:before="200" w:line="240" w:lineRule="auto"/>
+        <w:rPr>
+          <w:b/>
+        </w:rPr>
+      </w:pPr>
+      <w:r>
+        <w:rPr>
+          <w:b/>
+        </w:rPr>
+        <w:t>Potential Features:</w:t>
+      </w:r>
+    </w:p>
+    <w:p>
+      <w:pPr>
+        <w:keepNext/>
+        <w:keepLines/>
+        <w:widowControl w:val="0"/>
+        <w:spacing w:line="240" w:lineRule="auto"/>
+      </w:pPr>
+      <w:r>
+        <w:t>Axis reset -&gt; homing routine</w:t>
+      </w:r>
+    </w:p>
+    <w:p>
+      <w:pPr>
+        <w:keepNext/>
+        <w:keepLines/>
+        <w:widowControl w:val="0"/>
+        <w:spacing w:line="240" w:lineRule="auto"/>
+      </w:pPr>
+      <w:r>
+        <w:t>Individual axis reset</w:t>
+      </w:r>
+    </w:p>
+    <w:p>
+      <w:pPr>
+        <w:keepNext/>
+        <w:keepLines/>
+        <w:widowControl w:val="0"/>
+        <w:spacing w:line="240" w:lineRule="auto"/>
+      </w:pPr>
+      <w:r>
+        <w:t>Strain gauge on mast tied to estop</w:t>
+      </w:r>
+    </w:p>
+    <w:p>
+      <w:pPr>
+        <w:keepNext/>
+        <w:keepLines/>
+        <w:widowControl w:val="0"/>
         <w:spacing w:line="240" w:lineRule="auto"/>
       </w:pPr>
     </w:p>
@@ -2151,7 +2883,15 @@
         <w:t xml:space="preserve"> </w:t>
       </w:r>
       <w:r>
-        <w:t>sets boolean true</w:t>
+        <w:t xml:space="preserve">sets </w:t>
+      </w:r>
+      <w:proofErr w:type="spellStart"/>
+      <w:r>
+        <w:t>boolean</w:t>
+      </w:r>
+      <w:proofErr w:type="spellEnd"/>
+      <w:r>
+        <w:t xml:space="preserve"> true</w:t>
       </w:r>
     </w:p>
     <w:p>
@@ -2232,339 +2972,19 @@
           <w:lang w:val="en-US"/>
         </w:rPr>
       </w:pPr>
+      <w:proofErr w:type="spellStart"/>
       <w:r>
         <w:rPr>
           <w:lang w:val="en-US"/>
         </w:rPr>
-        <w:t>ScriptRead loads basin that was associated with script originally</w:t>
-      </w:r>
-    </w:p>
-    <w:p>
-      <w:pPr>
-        <w:keepNext/>
-        <w:keepLines/>
-        <w:widowControl w:val="0"/>
-        <w:spacing w:line="240" w:lineRule="auto"/>
+        <w:t>ScriptRead</w:t>
+      </w:r>
+      <w:proofErr w:type="spellEnd"/>
+      <w:r>
         <w:rPr>
           <w:lang w:val="en-US"/>
         </w:rPr>
-      </w:pPr>
-    </w:p>
-    <w:p>
-      <w:pPr>
-        <w:keepNext/>
-        <w:keepLines/>
-        <w:widowControl w:val="0"/>
-        <w:spacing w:before="200" w:line="240" w:lineRule="auto"/>
-        <w:rPr>
-          <w:b/>
-        </w:rPr>
-      </w:pPr>
-      <w:r>
-        <w:rPr>
-          <w:b/>
-        </w:rPr>
-        <w:t>Potential Features:</w:t>
-      </w:r>
-    </w:p>
-    <w:p>
-      <w:pPr>
-        <w:keepNext/>
-        <w:keepLines/>
-        <w:widowControl w:val="0"/>
-        <w:spacing w:line="240" w:lineRule="auto"/>
-      </w:pPr>
-      <w:r>
-        <w:t>Axis reset -&gt; homing routine</w:t>
-      </w:r>
-    </w:p>
-    <w:p>
-      <w:pPr>
-        <w:keepNext/>
-        <w:keepLines/>
-        <w:widowControl w:val="0"/>
-        <w:spacing w:line="240" w:lineRule="auto"/>
-      </w:pPr>
-      <w:r>
-        <w:t>Individual axis reset</w:t>
-      </w:r>
-    </w:p>
-    <w:p>
-      <w:pPr>
-        <w:keepNext/>
-        <w:keepLines/>
-        <w:widowControl w:val="0"/>
-        <w:spacing w:line="240" w:lineRule="auto"/>
-      </w:pPr>
-      <w:r>
-        <w:t>Strain gauge on mast tied to estop</w:t>
-      </w:r>
-    </w:p>
-    <w:p>
-      <w:pPr>
-        <w:keepNext/>
-        <w:keepLines/>
-        <w:widowControl w:val="0"/>
-        <w:spacing w:line="240" w:lineRule="auto"/>
-      </w:pPr>
-    </w:p>
-    <w:p>
-      <w:pPr>
-        <w:keepNext/>
-        <w:keepLines/>
-        <w:widowControl w:val="0"/>
-        <w:spacing w:line="240" w:lineRule="auto"/>
-        <w:rPr>
-          <w:b/>
-        </w:rPr>
-      </w:pPr>
-      <w:r>
-        <w:rPr>
-          <w:b/>
-        </w:rPr>
-        <w:t>Helpful info:</w:t>
-      </w:r>
-    </w:p>
-    <w:p>
-      <w:pPr>
-        <w:keepNext/>
-        <w:keepLines/>
-        <w:widowControl w:val="0"/>
-        <w:spacing w:line="240" w:lineRule="auto"/>
-      </w:pPr>
-      <w:r>
-        <w:t>AS2021-0d20 is compatible with TE5910 motion designer</w:t>
-      </w:r>
-    </w:p>
-    <w:p>
-      <w:pPr>
-        <w:keepNext/>
-        <w:keepLines/>
-        <w:widowControl w:val="0"/>
-        <w:spacing w:line="240" w:lineRule="auto"/>
-      </w:pPr>
-      <w:r>
-        <w:t>TC2_MC2 is currently implemented drive function blocks</w:t>
-      </w:r>
-    </w:p>
-    <w:p>
-      <w:pPr>
-        <w:keepNext/>
-        <w:keepLines/>
-        <w:widowControl w:val="0"/>
-        <w:spacing w:line="240" w:lineRule="auto"/>
-      </w:pPr>
-      <w:r>
-        <w:t>TC3_drivemotioncontrol is another option - similar function blocks except:</w:t>
-      </w:r>
-    </w:p>
-    <w:p>
-      <w:pPr>
-        <w:keepNext/>
-        <w:keepLines/>
-        <w:widowControl w:val="0"/>
-        <w:spacing w:line="240" w:lineRule="auto"/>
-      </w:pPr>
-      <w:r>
-        <w:t>1.Mc_home has no bcalibrationcam input - must be set at CoE object</w:t>
-      </w:r>
-    </w:p>
-    <w:p>
-      <w:pPr>
-        <w:keepNext/>
-        <w:keepLines/>
-        <w:widowControl w:val="0"/>
-        <w:spacing w:line="240" w:lineRule="auto"/>
-      </w:pPr>
-      <w:r>
-        <w:t>0x8n61 "DMC Features Ch. n".</w:t>
-      </w:r>
-    </w:p>
-    <w:p>
-      <w:pPr>
-        <w:keepNext/>
-        <w:keepLines/>
-        <w:widowControl w:val="0"/>
-        <w:spacing w:line="240" w:lineRule="auto"/>
-      </w:pPr>
-      <w:r>
-        <w:t>2. Motion fbs need acceleration inputs, not default</w:t>
-      </w:r>
-    </w:p>
-    <w:p>
-      <w:pPr>
-        <w:keepNext/>
-        <w:keepLines/>
-        <w:widowControl w:val="0"/>
-        <w:spacing w:line="240" w:lineRule="auto"/>
-      </w:pPr>
-      <w:r>
-        <w:t>(from el7062 doc)</w:t>
-      </w:r>
-    </w:p>
-    <w:p>
-      <w:pPr>
-        <w:keepNext/>
-        <w:keepLines/>
-        <w:widowControl w:val="0"/>
-        <w:spacing w:line="240" w:lineRule="auto"/>
-      </w:pPr>
-    </w:p>
-    <w:p>
-      <w:pPr>
-        <w:keepNext/>
-        <w:keepLines/>
-        <w:widowControl w:val="0"/>
-        <w:spacing w:line="240" w:lineRule="auto"/>
-      </w:pPr>
-      <w:r>
-        <w:t>Function does not retain variables</w:t>
-      </w:r>
-    </w:p>
-    <w:p>
-      <w:pPr>
-        <w:keepNext/>
-        <w:keepLines/>
-        <w:widowControl w:val="0"/>
-        <w:spacing w:line="240" w:lineRule="auto"/>
-      </w:pPr>
-      <w:r>
-        <w:t>Function block and program both do</w:t>
-      </w:r>
-    </w:p>
-    <w:p>
-      <w:pPr>
-        <w:keepNext/>
-        <w:keepLines/>
-        <w:widowControl w:val="0"/>
-        <w:spacing w:line="240" w:lineRule="auto"/>
-      </w:pPr>
-      <w:r>
-        <w:t>Program can only have once instance</w:t>
-      </w:r>
-    </w:p>
-    <w:p>
-      <w:pPr>
-        <w:keepNext/>
-        <w:keepLines/>
-        <w:widowControl w:val="0"/>
-        <w:spacing w:line="240" w:lineRule="auto"/>
-      </w:pPr>
-      <w:r>
-        <w:t>Function block must be instantiated and called in program</w:t>
-      </w:r>
-    </w:p>
-    <w:p>
-      <w:pPr>
-        <w:keepNext/>
-        <w:keepLines/>
-        <w:widowControl w:val="0"/>
-        <w:spacing w:line="240" w:lineRule="auto"/>
-        <w:rPr>
-          <w:b/>
-        </w:rPr>
-      </w:pPr>
-    </w:p>
-    <w:p>
-      <w:pPr>
-        <w:keepNext/>
-        <w:keepLines/>
-        <w:widowControl w:val="0"/>
-        <w:spacing w:line="240" w:lineRule="auto"/>
-      </w:pPr>
-      <w:r>
-        <w:t>Axis move command cannot have 0 velocity even if target position is unchanged</w:t>
-      </w:r>
-    </w:p>
-    <w:p>
-      <w:pPr>
-        <w:keepNext/>
-        <w:keepLines/>
-        <w:widowControl w:val="0"/>
-        <w:spacing w:line="240" w:lineRule="auto"/>
-        <w:rPr>
-          <w:b/>
-        </w:rPr>
-      </w:pPr>
-    </w:p>
-    <w:p>
-      <w:pPr>
-        <w:keepNext/>
-        <w:keepLines/>
-        <w:widowControl w:val="0"/>
-        <w:spacing w:line="240" w:lineRule="auto"/>
-      </w:pPr>
-      <w:r>
-        <w:t>Safe z is the lower limit for z-&gt; can only go below while there is no xy motion</w:t>
-      </w:r>
-    </w:p>
-    <w:p>
-      <w:pPr>
-        <w:keepNext/>
-        <w:keepLines/>
-        <w:widowControl w:val="0"/>
-        <w:spacing w:line="240" w:lineRule="auto"/>
-      </w:pPr>
-      <w:r>
-        <w:t>Alternative to safe z is z auto with feedback:</w:t>
-      </w:r>
-    </w:p>
-    <w:p>
-      <w:pPr>
-        <w:keepNext/>
-        <w:keepLines/>
-        <w:widowControl w:val="0"/>
-        <w:spacing w:line="240" w:lineRule="auto"/>
-      </w:pPr>
-      <w:r>
-        <w:t>Skim water surface -&gt; feedback from massa, sonar for daq</w:t>
-      </w:r>
-    </w:p>
-    <w:p>
-      <w:pPr>
-        <w:keepNext/>
-        <w:keepLines/>
-        <w:widowControl w:val="0"/>
-        <w:spacing w:line="240" w:lineRule="auto"/>
-      </w:pPr>
-      <w:r>
-        <w:t>Follow sediment -&gt; feedback from sonar, sonar for daq</w:t>
-      </w:r>
-    </w:p>
-    <w:p>
-      <w:pPr>
-        <w:keepNext/>
-        <w:keepLines/>
-        <w:widowControl w:val="0"/>
-        <w:spacing w:line="240" w:lineRule="auto"/>
-      </w:pPr>
-    </w:p>
-    <w:p>
-      <w:pPr>
-        <w:keepNext/>
-        <w:keepLines/>
-        <w:widowControl w:val="0"/>
-        <w:spacing w:line="240" w:lineRule="auto"/>
-        <w:rPr>
-          <w:u w:val="single"/>
-        </w:rPr>
-      </w:pPr>
-      <w:r>
-        <w:rPr>
-          <w:u w:val="single"/>
-        </w:rPr>
-        <w:t>250us cycle time:</w:t>
-      </w:r>
-    </w:p>
-    <w:p>
-      <w:pPr>
-        <w:keepNext/>
-        <w:keepLines/>
-        <w:widowControl w:val="0"/>
-        <w:spacing w:line="240" w:lineRule="auto"/>
-      </w:pPr>
-      <w:r>
-        <w:t>https://infosys.beckhoff.com/english.php?content=../content/1033/cx7000/10805806219.html</w:t>
+        <w:t xml:space="preserve"> loads basin that was associated with script originally</w:t>
       </w:r>
     </w:p>
     <w:p>
@@ -2646,193 +3066,5525 @@
           <w:b/>
           <w:bCs/>
         </w:rPr>
-        <w:t>MQTT</w:t>
-      </w:r>
-      <w:r>
-        <w:rPr>
-          <w:b/>
-          <w:bCs/>
-        </w:rPr>
-        <w:t>/Libraries</w:t>
-      </w:r>
-      <w:r>
-        <w:rPr>
-          <w:b/>
-          <w:bCs/>
-        </w:rPr>
-        <w:t>:</w:t>
-      </w:r>
-    </w:p>
-    <w:p>
-      <w:pPr>
-        <w:keepNext/>
-        <w:keepLines/>
-        <w:widowControl w:val="0"/>
-        <w:spacing w:line="240" w:lineRule="auto"/>
-      </w:pPr>
-      <w:r>
-        <w:t>MQTT QOS currently set to at most once message send</w:t>
-      </w:r>
-    </w:p>
-    <w:p>
-      <w:pPr>
-        <w:keepNext/>
-        <w:keepLines/>
-        <w:widowControl w:val="0"/>
-        <w:spacing w:line="240" w:lineRule="auto"/>
-      </w:pPr>
-      <w:r>
-        <w:t>Mqtt is in‘TC3_IotBase’</w:t>
-      </w:r>
-    </w:p>
-    <w:p>
-      <w:pPr>
-        <w:keepNext/>
-        <w:keepLines/>
-        <w:widowControl w:val="0"/>
-        <w:spacing w:line="240" w:lineRule="auto"/>
-      </w:pPr>
-      <w:r>
-        <w:t>LEN2() is in library ‘Tc2_Utilities’</w:t>
-      </w:r>
-    </w:p>
-    <w:p>
-      <w:pPr>
-        <w:keepNext/>
-        <w:keepLines/>
-        <w:widowControl w:val="0"/>
-        <w:spacing w:line="240" w:lineRule="auto"/>
-      </w:pPr>
-      <w:r>
-        <w:t>JSON functions in ‘TC</w:t>
-      </w:r>
-      <w:r>
-        <w:t>3_JsonXML’</w:t>
-      </w:r>
-    </w:p>
-    <w:p>
-      <w:pPr>
-        <w:keepNext/>
-        <w:keepLines/>
-        <w:widowControl w:val="0"/>
-        <w:spacing w:line="240" w:lineRule="auto"/>
-      </w:pPr>
-      <w:r>
-        <w:t>FB_S_UPS_BAPI_0 (write persistent data on power loss) in library Tc2_SUPS (download in pkg manager)</w:t>
-      </w:r>
-    </w:p>
-    <w:p>
-      <w:pPr>
-        <w:keepNext/>
-        <w:keepLines/>
-        <w:widowControl w:val="0"/>
-        <w:spacing w:line="240" w:lineRule="auto"/>
-        <w:rPr>
-          <w:b/>
-          <w:bCs/>
-        </w:rPr>
-      </w:pPr>
-    </w:p>
-    <w:p>
-      <w:pPr>
-        <w:keepNext/>
-        <w:keepLines/>
-        <w:widowControl w:val="0"/>
-        <w:spacing w:line="240" w:lineRule="auto"/>
-        <w:rPr>
-          <w:b/>
-          <w:bCs/>
-        </w:rPr>
-      </w:pPr>
-      <w:r>
-        <w:rPr>
-          <w:b/>
-          <w:bCs/>
-        </w:rPr>
-        <w:t>Measure Timing Function:</w:t>
-      </w:r>
-    </w:p>
-    <w:p>
-      <w:pPr>
-        <w:keepNext/>
-        <w:keepLines/>
-        <w:widowControl w:val="0"/>
-        <w:spacing w:line="240" w:lineRule="auto"/>
-        <w:rPr>
-          <w:lang w:val="en-US"/>
-        </w:rPr>
-      </w:pPr>
-      <w:r>
-        <w:rPr>
-          <w:lang w:val="en-US"/>
-        </w:rPr>
-        <w:t>VAR</w:t>
-      </w:r>
-      <w:r>
-        <w:rPr>
-          <w:lang w:val="en-US"/>
-        </w:rPr>
-        <w:br/>
-        <w:t>    MeasureStart    : T_DCTIME64;</w:t>
-      </w:r>
-      <w:r>
-        <w:rPr>
-          <w:lang w:val="en-US"/>
-        </w:rPr>
-        <w:br/>
-        <w:t>    MeasureResult   : T_DCTIME64;</w:t>
-      </w:r>
-      <w:r>
-        <w:rPr>
-          <w:lang w:val="en-US"/>
-        </w:rPr>
-        <w:br/>
-        <w:t>END_VAR</w:t>
-      </w:r>
-      <w:r>
-        <w:rPr>
-          <w:lang w:val="en-US"/>
-        </w:rPr>
-        <w:br/>
-      </w:r>
-      <w:r>
-        <w:rPr>
-          <w:lang w:val="en-US"/>
-        </w:rPr>
-        <w:br/>
-        <w:t>PROGRAM:</w:t>
-      </w:r>
-      <w:r>
-        <w:rPr>
-          <w:lang w:val="en-US"/>
-        </w:rPr>
-        <w:br/>
-        <w:t xml:space="preserve">MeasureStart:=F_GetActualDcTime64(); </w:t>
-      </w:r>
-    </w:p>
-    <w:p>
-      <w:pPr>
-        <w:keepNext/>
-        <w:keepLines/>
-        <w:widowControl w:val="0"/>
-        <w:spacing w:line="240" w:lineRule="auto"/>
-        <w:rPr>
-          <w:lang w:val="en-US"/>
-        </w:rPr>
-      </w:pPr>
-      <w:r>
-        <w:rPr>
-          <w:lang w:val="en-US"/>
-        </w:rPr>
-        <w:t>(*Insert your program code to measure the processing time*)</w:t>
-      </w:r>
-      <w:r>
-        <w:rPr>
-          <w:lang w:val="en-US"/>
-        </w:rPr>
-        <w:br/>
-        <w:t>MeasureResult:=F_GetActualDcTime64()-MeasureStart;</w:t>
-      </w:r>
+        <w:t>HMI/External Variable Description:</w:t>
+      </w:r>
+    </w:p>
+    <w:tbl>
+      <w:tblPr>
+        <w:tblStyle w:val="TableGrid"/>
+        <w:tblW w:w="0" w:type="auto"/>
+        <w:tblLook w:val="04A0" w:firstRow="1" w:lastRow="0" w:firstColumn="1" w:lastColumn="0" w:noHBand="0" w:noVBand="1"/>
+      </w:tblPr>
+      <w:tblGrid>
+        <w:gridCol w:w="2454"/>
+        <w:gridCol w:w="2560"/>
+        <w:gridCol w:w="1130"/>
+        <w:gridCol w:w="1162"/>
+        <w:gridCol w:w="2044"/>
+      </w:tblGrid>
+      <w:tr>
+        <w:trPr>
+          <w:trHeight w:val="292"/>
+        </w:trPr>
+        <w:tc>
+          <w:tcPr>
+            <w:tcW w:w="2256" w:type="dxa"/>
+          </w:tcPr>
+          <w:p>
+            <w:pPr>
+              <w:keepNext/>
+              <w:keepLines/>
+              <w:widowControl w:val="0"/>
+            </w:pPr>
+            <w:r>
+              <w:t>Topic</w:t>
+            </w:r>
+          </w:p>
+        </w:tc>
+        <w:tc>
+          <w:tcPr>
+            <w:tcW w:w="2944" w:type="dxa"/>
+          </w:tcPr>
+          <w:p>
+            <w:pPr>
+              <w:keepNext/>
+              <w:keepLines/>
+              <w:widowControl w:val="0"/>
+            </w:pPr>
+            <w:r>
+              <w:t>Variable Name</w:t>
+            </w:r>
+          </w:p>
+        </w:tc>
+        <w:tc>
+          <w:tcPr>
+            <w:tcW w:w="2014" w:type="dxa"/>
+          </w:tcPr>
+          <w:p>
+            <w:pPr>
+              <w:keepNext/>
+              <w:keepLines/>
+              <w:widowControl w:val="0"/>
+            </w:pPr>
+            <w:r>
+              <w:t>Type</w:t>
+            </w:r>
+          </w:p>
+        </w:tc>
+        <w:tc>
+          <w:tcPr>
+            <w:tcW w:w="2014" w:type="dxa"/>
+          </w:tcPr>
+          <w:p>
+            <w:pPr>
+              <w:keepNext/>
+              <w:keepLines/>
+              <w:widowControl w:val="0"/>
+            </w:pPr>
+            <w:r>
+              <w:t>Read/Write</w:t>
+            </w:r>
+          </w:p>
+        </w:tc>
+        <w:tc>
+          <w:tcPr>
+            <w:tcW w:w="2137" w:type="dxa"/>
+          </w:tcPr>
+          <w:p>
+            <w:pPr>
+              <w:keepNext/>
+              <w:keepLines/>
+              <w:widowControl w:val="0"/>
+            </w:pPr>
+            <w:r>
+              <w:t>Description</w:t>
+            </w:r>
+          </w:p>
+        </w:tc>
+      </w:tr>
+      <w:tr>
+        <w:trPr>
+          <w:trHeight w:val="292"/>
+        </w:trPr>
+        <w:tc>
+          <w:tcPr>
+            <w:tcW w:w="2256" w:type="dxa"/>
+          </w:tcPr>
+          <w:p>
+            <w:pPr>
+              <w:keepNext/>
+              <w:keepLines/>
+              <w:widowControl w:val="0"/>
+            </w:pPr>
+            <w:r>
+              <w:t>MOTION/STATUS</w:t>
+            </w:r>
+          </w:p>
+        </w:tc>
+        <w:tc>
+          <w:tcPr>
+            <w:tcW w:w="2944" w:type="dxa"/>
+          </w:tcPr>
+          <w:p>
+            <w:pPr>
+              <w:keepNext/>
+              <w:keepLines/>
+              <w:widowControl w:val="0"/>
+            </w:pPr>
+            <w:proofErr w:type="spellStart"/>
+            <w:r>
+              <w:t>MoveActive</w:t>
+            </w:r>
+            <w:proofErr w:type="spellEnd"/>
+          </w:p>
+        </w:tc>
+        <w:tc>
+          <w:tcPr>
+            <w:tcW w:w="2014" w:type="dxa"/>
+          </w:tcPr>
+          <w:p>
+            <w:pPr>
+              <w:keepNext/>
+              <w:keepLines/>
+              <w:widowControl w:val="0"/>
+            </w:pPr>
+            <w:r>
+              <w:t>BOOL</w:t>
+            </w:r>
+          </w:p>
+        </w:tc>
+        <w:tc>
+          <w:tcPr>
+            <w:tcW w:w="2014" w:type="dxa"/>
+          </w:tcPr>
+          <w:p>
+            <w:pPr>
+              <w:keepNext/>
+              <w:keepLines/>
+              <w:widowControl w:val="0"/>
+            </w:pPr>
+            <w:r>
+              <w:t>Read</w:t>
+            </w:r>
+          </w:p>
+        </w:tc>
+        <w:tc>
+          <w:tcPr>
+            <w:tcW w:w="2137" w:type="dxa"/>
+          </w:tcPr>
+          <w:p>
+            <w:pPr>
+              <w:keepNext/>
+              <w:keepLines/>
+              <w:widowControl w:val="0"/>
+            </w:pPr>
+            <w:r>
+              <w:t>Set high when any axis is in motion. Not set by jogging motion</w:t>
+            </w:r>
+          </w:p>
+        </w:tc>
+      </w:tr>
+      <w:tr>
+        <w:trPr>
+          <w:trHeight w:val="292"/>
+        </w:trPr>
+        <w:tc>
+          <w:tcPr>
+            <w:tcW w:w="2256" w:type="dxa"/>
+          </w:tcPr>
+          <w:p>
+            <w:pPr>
+              <w:keepNext/>
+              <w:keepLines/>
+              <w:widowControl w:val="0"/>
+            </w:pPr>
+            <w:r>
+              <w:t>MOTION/STATUS</w:t>
+            </w:r>
+          </w:p>
+        </w:tc>
+        <w:tc>
+          <w:tcPr>
+            <w:tcW w:w="2944" w:type="dxa"/>
+          </w:tcPr>
+          <w:p>
+            <w:pPr>
+              <w:keepNext/>
+              <w:keepLines/>
+              <w:widowControl w:val="0"/>
+            </w:pPr>
+            <w:proofErr w:type="spellStart"/>
+            <w:r>
+              <w:t>eStop</w:t>
+            </w:r>
+            <w:proofErr w:type="spellEnd"/>
+          </w:p>
+        </w:tc>
+        <w:tc>
+          <w:tcPr>
+            <w:tcW w:w="2014" w:type="dxa"/>
+          </w:tcPr>
+          <w:p>
+            <w:pPr>
+              <w:keepNext/>
+              <w:keepLines/>
+              <w:widowControl w:val="0"/>
+            </w:pPr>
+            <w:r>
+              <w:t>BOOL</w:t>
+            </w:r>
+          </w:p>
+        </w:tc>
+        <w:tc>
+          <w:tcPr>
+            <w:tcW w:w="2014" w:type="dxa"/>
+          </w:tcPr>
+          <w:p>
+            <w:pPr>
+              <w:keepNext/>
+              <w:keepLines/>
+              <w:widowControl w:val="0"/>
+            </w:pPr>
+            <w:r>
+              <w:t>Read</w:t>
+            </w:r>
+          </w:p>
+        </w:tc>
+        <w:tc>
+          <w:tcPr>
+            <w:tcW w:w="2137" w:type="dxa"/>
+          </w:tcPr>
+          <w:p>
+            <w:pPr>
+              <w:keepNext/>
+              <w:keepLines/>
+              <w:widowControl w:val="0"/>
+            </w:pPr>
+            <w:r>
+              <w:t>Set high when physical estop button is activated</w:t>
+            </w:r>
+          </w:p>
+        </w:tc>
+      </w:tr>
+      <w:tr>
+        <w:trPr>
+          <w:trHeight w:val="292"/>
+        </w:trPr>
+        <w:tc>
+          <w:tcPr>
+            <w:tcW w:w="2256" w:type="dxa"/>
+          </w:tcPr>
+          <w:p>
+            <w:pPr>
+              <w:keepNext/>
+              <w:keepLines/>
+              <w:widowControl w:val="0"/>
+            </w:pPr>
+            <w:r>
+              <w:t>MOTION/STATUS</w:t>
+            </w:r>
+          </w:p>
+        </w:tc>
+        <w:tc>
+          <w:tcPr>
+            <w:tcW w:w="2944" w:type="dxa"/>
+          </w:tcPr>
+          <w:p>
+            <w:pPr>
+              <w:keepNext/>
+              <w:keepLines/>
+              <w:widowControl w:val="0"/>
+            </w:pPr>
+            <w:proofErr w:type="spellStart"/>
+            <w:r>
+              <w:t>Script_Open_Err</w:t>
+            </w:r>
+            <w:proofErr w:type="spellEnd"/>
+          </w:p>
+        </w:tc>
+        <w:tc>
+          <w:tcPr>
+            <w:tcW w:w="2014" w:type="dxa"/>
+          </w:tcPr>
+          <w:p>
+            <w:pPr>
+              <w:keepNext/>
+              <w:keepLines/>
+              <w:widowControl w:val="0"/>
+            </w:pPr>
+            <w:r>
+              <w:t>BOOL</w:t>
+            </w:r>
+          </w:p>
+        </w:tc>
+        <w:tc>
+          <w:tcPr>
+            <w:tcW w:w="2014" w:type="dxa"/>
+          </w:tcPr>
+          <w:p>
+            <w:pPr>
+              <w:keepNext/>
+              <w:keepLines/>
+              <w:widowControl w:val="0"/>
+            </w:pPr>
+            <w:r>
+              <w:t>Read</w:t>
+            </w:r>
+          </w:p>
+        </w:tc>
+        <w:tc>
+          <w:tcPr>
+            <w:tcW w:w="2137" w:type="dxa"/>
+          </w:tcPr>
+          <w:p>
+            <w:pPr>
+              <w:keepNext/>
+              <w:keepLines/>
+              <w:widowControl w:val="0"/>
+            </w:pPr>
+            <w:r>
+              <w:t xml:space="preserve">Set high when opening a script file fails. Incorrect path or file does not exist </w:t>
+            </w:r>
+          </w:p>
+        </w:tc>
+      </w:tr>
+      <w:tr>
+        <w:trPr>
+          <w:trHeight w:val="292"/>
+        </w:trPr>
+        <w:tc>
+          <w:tcPr>
+            <w:tcW w:w="2256" w:type="dxa"/>
+          </w:tcPr>
+          <w:p>
+            <w:pPr>
+              <w:keepNext/>
+              <w:keepLines/>
+              <w:widowControl w:val="0"/>
+            </w:pPr>
+            <w:r>
+              <w:t>MOTION/STATUS</w:t>
+            </w:r>
+          </w:p>
+        </w:tc>
+        <w:tc>
+          <w:tcPr>
+            <w:tcW w:w="2944" w:type="dxa"/>
+          </w:tcPr>
+          <w:p>
+            <w:pPr>
+              <w:keepNext/>
+              <w:keepLines/>
+              <w:widowControl w:val="0"/>
+            </w:pPr>
+            <w:proofErr w:type="spellStart"/>
+            <w:r>
+              <w:t>Script_Read_Err</w:t>
+            </w:r>
+            <w:proofErr w:type="spellEnd"/>
+          </w:p>
+        </w:tc>
+        <w:tc>
+          <w:tcPr>
+            <w:tcW w:w="2014" w:type="dxa"/>
+          </w:tcPr>
+          <w:p>
+            <w:pPr>
+              <w:keepNext/>
+              <w:keepLines/>
+              <w:widowControl w:val="0"/>
+            </w:pPr>
+            <w:r>
+              <w:t>BOOL</w:t>
+            </w:r>
+          </w:p>
+        </w:tc>
+        <w:tc>
+          <w:tcPr>
+            <w:tcW w:w="2014" w:type="dxa"/>
+          </w:tcPr>
+          <w:p>
+            <w:pPr>
+              <w:keepNext/>
+              <w:keepLines/>
+              <w:widowControl w:val="0"/>
+            </w:pPr>
+            <w:r>
+              <w:t>Read</w:t>
+            </w:r>
+          </w:p>
+        </w:tc>
+        <w:tc>
+          <w:tcPr>
+            <w:tcW w:w="2137" w:type="dxa"/>
+          </w:tcPr>
+          <w:p>
+            <w:pPr>
+              <w:keepNext/>
+              <w:keepLines/>
+              <w:widowControl w:val="0"/>
+            </w:pPr>
+            <w:r>
+              <w:t>Set high when reading a script file into program fails. Incorrect formatting</w:t>
+            </w:r>
+          </w:p>
+        </w:tc>
+      </w:tr>
+      <w:tr>
+        <w:trPr>
+          <w:trHeight w:val="292"/>
+        </w:trPr>
+        <w:tc>
+          <w:tcPr>
+            <w:tcW w:w="2256" w:type="dxa"/>
+          </w:tcPr>
+          <w:p>
+            <w:pPr>
+              <w:keepNext/>
+              <w:keepLines/>
+              <w:widowControl w:val="0"/>
+            </w:pPr>
+            <w:r>
+              <w:t>MOTION/STATUS</w:t>
+            </w:r>
+          </w:p>
+        </w:tc>
+        <w:tc>
+          <w:tcPr>
+            <w:tcW w:w="2944" w:type="dxa"/>
+          </w:tcPr>
+          <w:p>
+            <w:pPr>
+              <w:keepNext/>
+              <w:keepLines/>
+              <w:widowControl w:val="0"/>
+            </w:pPr>
+            <w:proofErr w:type="spellStart"/>
+            <w:r>
+              <w:t>Move_Rel_Err</w:t>
+            </w:r>
+            <w:proofErr w:type="spellEnd"/>
+          </w:p>
+        </w:tc>
+        <w:tc>
+          <w:tcPr>
+            <w:tcW w:w="2014" w:type="dxa"/>
+          </w:tcPr>
+          <w:p>
+            <w:pPr>
+              <w:keepNext/>
+              <w:keepLines/>
+              <w:widowControl w:val="0"/>
+            </w:pPr>
+            <w:r>
+              <w:t>BOOL</w:t>
+            </w:r>
+          </w:p>
+        </w:tc>
+        <w:tc>
+          <w:tcPr>
+            <w:tcW w:w="2014" w:type="dxa"/>
+          </w:tcPr>
+          <w:p>
+            <w:pPr>
+              <w:keepNext/>
+              <w:keepLines/>
+              <w:widowControl w:val="0"/>
+            </w:pPr>
+            <w:r>
+              <w:t>Read</w:t>
+            </w:r>
+          </w:p>
+        </w:tc>
+        <w:tc>
+          <w:tcPr>
+            <w:tcW w:w="2137" w:type="dxa"/>
+          </w:tcPr>
+          <w:p>
+            <w:pPr>
+              <w:keepNext/>
+              <w:keepLines/>
+              <w:widowControl w:val="0"/>
+            </w:pPr>
+            <w:r>
+              <w:t>Set high when a move relative command would send carriage out of bounds</w:t>
+            </w:r>
+          </w:p>
+        </w:tc>
+      </w:tr>
+      <w:tr>
+        <w:trPr>
+          <w:trHeight w:val="292"/>
+        </w:trPr>
+        <w:tc>
+          <w:tcPr>
+            <w:tcW w:w="2256" w:type="dxa"/>
+          </w:tcPr>
+          <w:p>
+            <w:pPr>
+              <w:keepNext/>
+              <w:keepLines/>
+              <w:widowControl w:val="0"/>
+            </w:pPr>
+            <w:r>
+              <w:t>MOTION/STATUS</w:t>
+            </w:r>
+          </w:p>
+        </w:tc>
+        <w:tc>
+          <w:tcPr>
+            <w:tcW w:w="2944" w:type="dxa"/>
+          </w:tcPr>
+          <w:p>
+            <w:pPr>
+              <w:keepNext/>
+              <w:keepLines/>
+              <w:widowControl w:val="0"/>
+            </w:pPr>
+            <w:proofErr w:type="spellStart"/>
+            <w:r>
+              <w:t>Move_Abs_Err</w:t>
+            </w:r>
+            <w:proofErr w:type="spellEnd"/>
+          </w:p>
+        </w:tc>
+        <w:tc>
+          <w:tcPr>
+            <w:tcW w:w="2014" w:type="dxa"/>
+          </w:tcPr>
+          <w:p>
+            <w:pPr>
+              <w:keepNext/>
+              <w:keepLines/>
+              <w:widowControl w:val="0"/>
+            </w:pPr>
+            <w:r>
+              <w:t>BOOL</w:t>
+            </w:r>
+          </w:p>
+        </w:tc>
+        <w:tc>
+          <w:tcPr>
+            <w:tcW w:w="2014" w:type="dxa"/>
+          </w:tcPr>
+          <w:p>
+            <w:pPr>
+              <w:keepNext/>
+              <w:keepLines/>
+              <w:widowControl w:val="0"/>
+            </w:pPr>
+            <w:r>
+              <w:t>Read</w:t>
+            </w:r>
+          </w:p>
+        </w:tc>
+        <w:tc>
+          <w:tcPr>
+            <w:tcW w:w="2137" w:type="dxa"/>
+          </w:tcPr>
+          <w:p>
+            <w:pPr>
+              <w:keepNext/>
+              <w:keepLines/>
+              <w:widowControl w:val="0"/>
+            </w:pPr>
+            <w:r>
+              <w:t>Set high when a move absolute command would send carriage out of bounds</w:t>
+            </w:r>
+          </w:p>
+        </w:tc>
+      </w:tr>
+      <w:tr>
+        <w:trPr>
+          <w:trHeight w:val="292"/>
+        </w:trPr>
+        <w:tc>
+          <w:tcPr>
+            <w:tcW w:w="2256" w:type="dxa"/>
+          </w:tcPr>
+          <w:p>
+            <w:pPr>
+              <w:keepNext/>
+              <w:keepLines/>
+              <w:widowControl w:val="0"/>
+            </w:pPr>
+            <w:r>
+              <w:t>MOTION/STATUS</w:t>
+            </w:r>
+          </w:p>
+        </w:tc>
+        <w:tc>
+          <w:tcPr>
+            <w:tcW w:w="2944" w:type="dxa"/>
+          </w:tcPr>
+          <w:p>
+            <w:pPr>
+              <w:keepNext/>
+              <w:keepLines/>
+              <w:widowControl w:val="0"/>
+            </w:pPr>
+            <w:proofErr w:type="spellStart"/>
+            <w:r>
+              <w:t>Basin_Set_Err</w:t>
+            </w:r>
+            <w:proofErr w:type="spellEnd"/>
+          </w:p>
+        </w:tc>
+        <w:tc>
+          <w:tcPr>
+            <w:tcW w:w="2014" w:type="dxa"/>
+          </w:tcPr>
+          <w:p>
+            <w:pPr>
+              <w:keepNext/>
+              <w:keepLines/>
+              <w:widowControl w:val="0"/>
+            </w:pPr>
+            <w:r>
+              <w:t>BOOL</w:t>
+            </w:r>
+          </w:p>
+        </w:tc>
+        <w:tc>
+          <w:tcPr>
+            <w:tcW w:w="2014" w:type="dxa"/>
+          </w:tcPr>
+          <w:p>
+            <w:pPr>
+              <w:keepNext/>
+              <w:keepLines/>
+              <w:widowControl w:val="0"/>
+            </w:pPr>
+            <w:r>
+              <w:t>Read</w:t>
+            </w:r>
+          </w:p>
+        </w:tc>
+        <w:tc>
+          <w:tcPr>
+            <w:tcW w:w="2137" w:type="dxa"/>
+          </w:tcPr>
+          <w:p>
+            <w:pPr>
+              <w:keepNext/>
+              <w:keepLines/>
+              <w:widowControl w:val="0"/>
+            </w:pPr>
+            <w:r>
+              <w:t>Set high when attempting to create a basin max lower than the basin min</w:t>
+            </w:r>
+          </w:p>
+        </w:tc>
+      </w:tr>
+      <w:tr>
+        <w:trPr>
+          <w:trHeight w:val="292"/>
+        </w:trPr>
+        <w:tc>
+          <w:tcPr>
+            <w:tcW w:w="2256" w:type="dxa"/>
+          </w:tcPr>
+          <w:p>
+            <w:pPr>
+              <w:keepNext/>
+              <w:keepLines/>
+              <w:widowControl w:val="0"/>
+            </w:pPr>
+            <w:r>
+              <w:t>MOTION/STATUS</w:t>
+            </w:r>
+          </w:p>
+        </w:tc>
+        <w:tc>
+          <w:tcPr>
+            <w:tcW w:w="2944" w:type="dxa"/>
+          </w:tcPr>
+          <w:p>
+            <w:pPr>
+              <w:keepNext/>
+              <w:keepLines/>
+              <w:widowControl w:val="0"/>
+            </w:pPr>
+            <w:proofErr w:type="spellStart"/>
+            <w:r>
+              <w:t>HomeDone</w:t>
+            </w:r>
+            <w:proofErr w:type="spellEnd"/>
+          </w:p>
+        </w:tc>
+        <w:tc>
+          <w:tcPr>
+            <w:tcW w:w="2014" w:type="dxa"/>
+          </w:tcPr>
+          <w:p>
+            <w:pPr>
+              <w:keepNext/>
+              <w:keepLines/>
+              <w:widowControl w:val="0"/>
+            </w:pPr>
+            <w:r>
+              <w:t>BOOL</w:t>
+            </w:r>
+          </w:p>
+        </w:tc>
+        <w:tc>
+          <w:tcPr>
+            <w:tcW w:w="2014" w:type="dxa"/>
+          </w:tcPr>
+          <w:p>
+            <w:pPr>
+              <w:keepNext/>
+              <w:keepLines/>
+              <w:widowControl w:val="0"/>
+            </w:pPr>
+            <w:r>
+              <w:t>Read</w:t>
+            </w:r>
+          </w:p>
+        </w:tc>
+        <w:tc>
+          <w:tcPr>
+            <w:tcW w:w="2137" w:type="dxa"/>
+          </w:tcPr>
+          <w:p>
+            <w:pPr>
+              <w:keepNext/>
+              <w:keepLines/>
+              <w:widowControl w:val="0"/>
+            </w:pPr>
+            <w:r>
+              <w:t xml:space="preserve">Set high when the </w:t>
+            </w:r>
+            <w:proofErr w:type="gramStart"/>
+            <w:r>
+              <w:t>homing</w:t>
+            </w:r>
+            <w:proofErr w:type="gramEnd"/>
+            <w:r>
+              <w:t xml:space="preserve"> routine successfully completes</w:t>
+            </w:r>
+            <w:r>
+              <w:t>. Required for script to run</w:t>
+            </w:r>
+          </w:p>
+        </w:tc>
+      </w:tr>
+      <w:tr>
+        <w:trPr>
+          <w:trHeight w:val="292"/>
+        </w:trPr>
+        <w:tc>
+          <w:tcPr>
+            <w:tcW w:w="2256" w:type="dxa"/>
+          </w:tcPr>
+          <w:p>
+            <w:pPr>
+              <w:keepNext/>
+              <w:keepLines/>
+              <w:widowControl w:val="0"/>
+            </w:pPr>
+            <w:r>
+              <w:t>MOTION/STATUS</w:t>
+            </w:r>
+          </w:p>
+        </w:tc>
+        <w:tc>
+          <w:tcPr>
+            <w:tcW w:w="2944" w:type="dxa"/>
+          </w:tcPr>
+          <w:p>
+            <w:pPr>
+              <w:keepNext/>
+              <w:keepLines/>
+              <w:widowControl w:val="0"/>
+            </w:pPr>
+            <w:proofErr w:type="spellStart"/>
+            <w:r>
+              <w:t>HardStopLoc</w:t>
+            </w:r>
+            <w:proofErr w:type="spellEnd"/>
+          </w:p>
+        </w:tc>
+        <w:tc>
+          <w:tcPr>
+            <w:tcW w:w="2014" w:type="dxa"/>
+          </w:tcPr>
+          <w:p>
+            <w:pPr>
+              <w:keepNext/>
+              <w:keepLines/>
+              <w:widowControl w:val="0"/>
+            </w:pPr>
+            <w:r>
+              <w:t>BOOL</w:t>
+            </w:r>
+          </w:p>
+        </w:tc>
+        <w:tc>
+          <w:tcPr>
+            <w:tcW w:w="2014" w:type="dxa"/>
+          </w:tcPr>
+          <w:p>
+            <w:pPr>
+              <w:keepNext/>
+              <w:keepLines/>
+              <w:widowControl w:val="0"/>
+            </w:pPr>
+            <w:r>
+              <w:t>Read</w:t>
+            </w:r>
+          </w:p>
+        </w:tc>
+        <w:tc>
+          <w:tcPr>
+            <w:tcW w:w="2137" w:type="dxa"/>
+          </w:tcPr>
+          <w:p>
+            <w:pPr>
+              <w:keepNext/>
+              <w:keepLines/>
+              <w:widowControl w:val="0"/>
+            </w:pPr>
+            <w:r>
+              <w:t>Set high when hard stop locate routine successfully completes</w:t>
+            </w:r>
+            <w:r>
+              <w:t>. Required for script to run</w:t>
+            </w:r>
+          </w:p>
+        </w:tc>
+      </w:tr>
+      <w:tr>
+        <w:trPr>
+          <w:trHeight w:val="292"/>
+        </w:trPr>
+        <w:tc>
+          <w:tcPr>
+            <w:tcW w:w="2256" w:type="dxa"/>
+          </w:tcPr>
+          <w:p>
+            <w:pPr>
+              <w:keepNext/>
+              <w:keepLines/>
+              <w:widowControl w:val="0"/>
+            </w:pPr>
+            <w:r>
+              <w:t>MOTION/STATUS</w:t>
+            </w:r>
+          </w:p>
+        </w:tc>
+        <w:tc>
+          <w:tcPr>
+            <w:tcW w:w="2944" w:type="dxa"/>
+          </w:tcPr>
+          <w:p>
+            <w:pPr>
+              <w:keepNext/>
+              <w:keepLines/>
+              <w:widowControl w:val="0"/>
+            </w:pPr>
+            <w:proofErr w:type="spellStart"/>
+            <w:r>
+              <w:t>zSafeSet</w:t>
+            </w:r>
+            <w:proofErr w:type="spellEnd"/>
+          </w:p>
+        </w:tc>
+        <w:tc>
+          <w:tcPr>
+            <w:tcW w:w="2014" w:type="dxa"/>
+          </w:tcPr>
+          <w:p>
+            <w:pPr>
+              <w:keepNext/>
+              <w:keepLines/>
+              <w:widowControl w:val="0"/>
+            </w:pPr>
+            <w:r>
+              <w:t>BOOL</w:t>
+            </w:r>
+          </w:p>
+        </w:tc>
+        <w:tc>
+          <w:tcPr>
+            <w:tcW w:w="2014" w:type="dxa"/>
+          </w:tcPr>
+          <w:p>
+            <w:pPr>
+              <w:keepNext/>
+              <w:keepLines/>
+              <w:widowControl w:val="0"/>
+            </w:pPr>
+            <w:r>
+              <w:t>Read</w:t>
+            </w:r>
+          </w:p>
+        </w:tc>
+        <w:tc>
+          <w:tcPr>
+            <w:tcW w:w="2137" w:type="dxa"/>
+          </w:tcPr>
+          <w:p>
+            <w:pPr>
+              <w:keepNext/>
+              <w:keepLines/>
+              <w:widowControl w:val="0"/>
+            </w:pPr>
+            <w:r>
+              <w:t xml:space="preserve">Set high when </w:t>
+            </w:r>
+            <w:r>
+              <w:t>a safe height for z is set. Script motion won’t allow z to travel below this level</w:t>
+            </w:r>
+            <w:r>
+              <w:t>. Required for script to run</w:t>
+            </w:r>
+          </w:p>
+        </w:tc>
+      </w:tr>
+      <w:tr>
+        <w:trPr>
+          <w:trHeight w:val="292"/>
+        </w:trPr>
+        <w:tc>
+          <w:tcPr>
+            <w:tcW w:w="2256" w:type="dxa"/>
+          </w:tcPr>
+          <w:p>
+            <w:pPr>
+              <w:keepNext/>
+              <w:keepLines/>
+              <w:widowControl w:val="0"/>
+            </w:pPr>
+            <w:r>
+              <w:t>MOTION/STATUS</w:t>
+            </w:r>
+          </w:p>
+        </w:tc>
+        <w:tc>
+          <w:tcPr>
+            <w:tcW w:w="2944" w:type="dxa"/>
+          </w:tcPr>
+          <w:p>
+            <w:pPr>
+              <w:keepNext/>
+              <w:keepLines/>
+              <w:widowControl w:val="0"/>
+            </w:pPr>
+            <w:proofErr w:type="spellStart"/>
+            <w:r>
+              <w:t>BasinSet</w:t>
+            </w:r>
+            <w:proofErr w:type="spellEnd"/>
+          </w:p>
+        </w:tc>
+        <w:tc>
+          <w:tcPr>
+            <w:tcW w:w="2014" w:type="dxa"/>
+          </w:tcPr>
+          <w:p>
+            <w:pPr>
+              <w:keepNext/>
+              <w:keepLines/>
+              <w:widowControl w:val="0"/>
+            </w:pPr>
+            <w:r>
+              <w:t>BOOL</w:t>
+            </w:r>
+          </w:p>
+        </w:tc>
+        <w:tc>
+          <w:tcPr>
+            <w:tcW w:w="2014" w:type="dxa"/>
+          </w:tcPr>
+          <w:p>
+            <w:pPr>
+              <w:keepNext/>
+              <w:keepLines/>
+              <w:widowControl w:val="0"/>
+            </w:pPr>
+            <w:r>
+              <w:t>Read</w:t>
+            </w:r>
+          </w:p>
+        </w:tc>
+        <w:tc>
+          <w:tcPr>
+            <w:tcW w:w="2137" w:type="dxa"/>
+          </w:tcPr>
+          <w:p>
+            <w:pPr>
+              <w:keepNext/>
+              <w:keepLines/>
+              <w:widowControl w:val="0"/>
+            </w:pPr>
+            <w:r>
+              <w:t>Set high when a basin has been set. Required for script to run and script write</w:t>
+            </w:r>
+          </w:p>
+        </w:tc>
+      </w:tr>
+      <w:tr>
+        <w:trPr>
+          <w:trHeight w:val="292"/>
+        </w:trPr>
+        <w:tc>
+          <w:tcPr>
+            <w:tcW w:w="2256" w:type="dxa"/>
+          </w:tcPr>
+          <w:p>
+            <w:pPr>
+              <w:keepNext/>
+              <w:keepLines/>
+              <w:widowControl w:val="0"/>
+            </w:pPr>
+            <w:r>
+              <w:t>MOTION/STATUS</w:t>
+            </w:r>
+          </w:p>
+        </w:tc>
+        <w:tc>
+          <w:tcPr>
+            <w:tcW w:w="2944" w:type="dxa"/>
+          </w:tcPr>
+          <w:p>
+            <w:pPr>
+              <w:keepNext/>
+              <w:keepLines/>
+              <w:widowControl w:val="0"/>
+            </w:pPr>
+            <w:proofErr w:type="spellStart"/>
+            <w:r>
+              <w:t>HaltDone</w:t>
+            </w:r>
+            <w:proofErr w:type="spellEnd"/>
+          </w:p>
+        </w:tc>
+        <w:tc>
+          <w:tcPr>
+            <w:tcW w:w="2014" w:type="dxa"/>
+          </w:tcPr>
+          <w:p>
+            <w:pPr>
+              <w:keepNext/>
+              <w:keepLines/>
+              <w:widowControl w:val="0"/>
+            </w:pPr>
+            <w:r>
+              <w:t>BOOL</w:t>
+            </w:r>
+          </w:p>
+        </w:tc>
+        <w:tc>
+          <w:tcPr>
+            <w:tcW w:w="2014" w:type="dxa"/>
+          </w:tcPr>
+          <w:p>
+            <w:pPr>
+              <w:keepNext/>
+              <w:keepLines/>
+              <w:widowControl w:val="0"/>
+            </w:pPr>
+            <w:r>
+              <w:t>Read</w:t>
+            </w:r>
+          </w:p>
+        </w:tc>
+        <w:tc>
+          <w:tcPr>
+            <w:tcW w:w="2137" w:type="dxa"/>
+          </w:tcPr>
+          <w:p>
+            <w:pPr>
+              <w:keepNext/>
+              <w:keepLines/>
+              <w:widowControl w:val="0"/>
+            </w:pPr>
+            <w:r>
+              <w:t xml:space="preserve"> Set high when halt command is sent. Script </w:t>
+            </w:r>
+            <w:proofErr w:type="gramStart"/>
+            <w:r>
+              <w:t>motion and</w:t>
+            </w:r>
+            <w:proofErr w:type="gramEnd"/>
+            <w:r>
+              <w:t xml:space="preserve"> </w:t>
+            </w:r>
+            <w:proofErr w:type="spellStart"/>
+            <w:r>
+              <w:t>and</w:t>
+            </w:r>
+            <w:proofErr w:type="spellEnd"/>
+            <w:r>
+              <w:t xml:space="preserve"> </w:t>
+            </w:r>
+            <w:proofErr w:type="spellStart"/>
+            <w:r>
+              <w:t>daq</w:t>
+            </w:r>
+            <w:proofErr w:type="spellEnd"/>
+            <w:r>
+              <w:t xml:space="preserve"> are paused until AXESHALT is set low</w:t>
+            </w:r>
+          </w:p>
+        </w:tc>
+      </w:tr>
+      <w:tr>
+        <w:trPr>
+          <w:trHeight w:val="292"/>
+        </w:trPr>
+        <w:tc>
+          <w:tcPr>
+            <w:tcW w:w="2256" w:type="dxa"/>
+          </w:tcPr>
+          <w:p>
+            <w:pPr>
+              <w:keepNext/>
+              <w:keepLines/>
+              <w:widowControl w:val="0"/>
+            </w:pPr>
+            <w:r>
+              <w:t>MOTION/STATUS</w:t>
+            </w:r>
+          </w:p>
+        </w:tc>
+        <w:tc>
+          <w:tcPr>
+            <w:tcW w:w="2944" w:type="dxa"/>
+          </w:tcPr>
+          <w:p>
+            <w:pPr>
+              <w:keepNext/>
+              <w:keepLines/>
+              <w:widowControl w:val="0"/>
+            </w:pPr>
+            <w:proofErr w:type="spellStart"/>
+            <w:r>
+              <w:t>PowerError</w:t>
+            </w:r>
+            <w:proofErr w:type="spellEnd"/>
+          </w:p>
+        </w:tc>
+        <w:tc>
+          <w:tcPr>
+            <w:tcW w:w="2014" w:type="dxa"/>
+          </w:tcPr>
+          <w:p>
+            <w:pPr>
+              <w:keepNext/>
+              <w:keepLines/>
+              <w:widowControl w:val="0"/>
+            </w:pPr>
+            <w:r>
+              <w:t>BOOL</w:t>
+            </w:r>
+          </w:p>
+        </w:tc>
+        <w:tc>
+          <w:tcPr>
+            <w:tcW w:w="2014" w:type="dxa"/>
+          </w:tcPr>
+          <w:p>
+            <w:pPr>
+              <w:keepNext/>
+              <w:keepLines/>
+              <w:widowControl w:val="0"/>
+            </w:pPr>
+            <w:r>
+              <w:t>Read</w:t>
+            </w:r>
+          </w:p>
+        </w:tc>
+        <w:tc>
+          <w:tcPr>
+            <w:tcW w:w="2137" w:type="dxa"/>
+          </w:tcPr>
+          <w:p>
+            <w:pPr>
+              <w:keepNext/>
+              <w:keepLines/>
+              <w:widowControl w:val="0"/>
+            </w:pPr>
+            <w:r>
+              <w:t>Set high if there is a power error on any motor</w:t>
+            </w:r>
+          </w:p>
+        </w:tc>
+      </w:tr>
+      <w:tr>
+        <w:trPr>
+          <w:trHeight w:val="292"/>
+        </w:trPr>
+        <w:tc>
+          <w:tcPr>
+            <w:tcW w:w="2256" w:type="dxa"/>
+          </w:tcPr>
+          <w:p>
+            <w:pPr>
+              <w:keepNext/>
+              <w:keepLines/>
+              <w:widowControl w:val="0"/>
+            </w:pPr>
+            <w:r>
+              <w:t>MOTION/STATUS</w:t>
+            </w:r>
+          </w:p>
+        </w:tc>
+        <w:tc>
+          <w:tcPr>
+            <w:tcW w:w="2944" w:type="dxa"/>
+          </w:tcPr>
+          <w:p>
+            <w:pPr>
+              <w:keepNext/>
+              <w:keepLines/>
+              <w:widowControl w:val="0"/>
+            </w:pPr>
+            <w:proofErr w:type="spellStart"/>
+            <w:r>
+              <w:t>CurInstr</w:t>
+            </w:r>
+            <w:proofErr w:type="spellEnd"/>
+          </w:p>
+        </w:tc>
+        <w:tc>
+          <w:tcPr>
+            <w:tcW w:w="2014" w:type="dxa"/>
+          </w:tcPr>
+          <w:p>
+            <w:pPr>
+              <w:keepNext/>
+              <w:keepLines/>
+              <w:widowControl w:val="0"/>
+            </w:pPr>
+            <w:r>
+              <w:t>INT</w:t>
+            </w:r>
+          </w:p>
+        </w:tc>
+        <w:tc>
+          <w:tcPr>
+            <w:tcW w:w="2014" w:type="dxa"/>
+          </w:tcPr>
+          <w:p>
+            <w:pPr>
+              <w:keepNext/>
+              <w:keepLines/>
+              <w:widowControl w:val="0"/>
+            </w:pPr>
+            <w:r>
+              <w:t>Read</w:t>
+            </w:r>
+          </w:p>
+        </w:tc>
+        <w:tc>
+          <w:tcPr>
+            <w:tcW w:w="2137" w:type="dxa"/>
+          </w:tcPr>
+          <w:p>
+            <w:pPr>
+              <w:keepNext/>
+              <w:keepLines/>
+              <w:widowControl w:val="0"/>
+            </w:pPr>
+            <w:r>
+              <w:t>Index for script array. Display current script instruction</w:t>
+            </w:r>
+          </w:p>
+        </w:tc>
+      </w:tr>
+      <w:tr>
+        <w:trPr>
+          <w:trHeight w:val="292"/>
+        </w:trPr>
+        <w:tc>
+          <w:tcPr>
+            <w:tcW w:w="2256" w:type="dxa"/>
+          </w:tcPr>
+          <w:p>
+            <w:pPr>
+              <w:keepNext/>
+              <w:keepLines/>
+              <w:widowControl w:val="0"/>
+            </w:pPr>
+            <w:r>
+              <w:t>MOTION/STATUS</w:t>
+            </w:r>
+          </w:p>
+        </w:tc>
+        <w:tc>
+          <w:tcPr>
+            <w:tcW w:w="2944" w:type="dxa"/>
+          </w:tcPr>
+          <w:p>
+            <w:pPr>
+              <w:keepNext/>
+              <w:keepLines/>
+              <w:widowControl w:val="0"/>
+            </w:pPr>
+            <w:proofErr w:type="spellStart"/>
+            <w:r>
+              <w:t>NextInstr</w:t>
+            </w:r>
+            <w:proofErr w:type="spellEnd"/>
+          </w:p>
+        </w:tc>
+        <w:tc>
+          <w:tcPr>
+            <w:tcW w:w="2014" w:type="dxa"/>
+          </w:tcPr>
+          <w:p>
+            <w:pPr>
+              <w:keepNext/>
+              <w:keepLines/>
+              <w:widowControl w:val="0"/>
+            </w:pPr>
+            <w:r>
+              <w:t>INT</w:t>
+            </w:r>
+          </w:p>
+        </w:tc>
+        <w:tc>
+          <w:tcPr>
+            <w:tcW w:w="2014" w:type="dxa"/>
+          </w:tcPr>
+          <w:p>
+            <w:pPr>
+              <w:keepNext/>
+              <w:keepLines/>
+              <w:widowControl w:val="0"/>
+            </w:pPr>
+            <w:r>
+              <w:t>Read</w:t>
+            </w:r>
+          </w:p>
+        </w:tc>
+        <w:tc>
+          <w:tcPr>
+            <w:tcW w:w="2137" w:type="dxa"/>
+          </w:tcPr>
+          <w:p>
+            <w:pPr>
+              <w:keepNext/>
+              <w:keepLines/>
+              <w:widowControl w:val="0"/>
+            </w:pPr>
+            <w:r>
+              <w:t>Used to display next script instruction</w:t>
+            </w:r>
+          </w:p>
+        </w:tc>
+      </w:tr>
+      <w:tr>
+        <w:trPr>
+          <w:trHeight w:val="292"/>
+        </w:trPr>
+        <w:tc>
+          <w:tcPr>
+            <w:tcW w:w="2256" w:type="dxa"/>
+          </w:tcPr>
+          <w:p>
+            <w:pPr>
+              <w:keepNext/>
+              <w:keepLines/>
+              <w:widowControl w:val="0"/>
+            </w:pPr>
+            <w:r>
+              <w:t>MOTION/STATUS</w:t>
+            </w:r>
+          </w:p>
+        </w:tc>
+        <w:tc>
+          <w:tcPr>
+            <w:tcW w:w="2944" w:type="dxa"/>
+          </w:tcPr>
+          <w:p>
+            <w:pPr>
+              <w:keepNext/>
+              <w:keepLines/>
+              <w:widowControl w:val="0"/>
+            </w:pPr>
+            <w:r>
+              <w:t>RUN_INDEX</w:t>
+            </w:r>
+          </w:p>
+        </w:tc>
+        <w:tc>
+          <w:tcPr>
+            <w:tcW w:w="2014" w:type="dxa"/>
+          </w:tcPr>
+          <w:p>
+            <w:pPr>
+              <w:keepNext/>
+              <w:keepLines/>
+              <w:widowControl w:val="0"/>
+            </w:pPr>
+            <w:r>
+              <w:t>INT</w:t>
+            </w:r>
+          </w:p>
+        </w:tc>
+        <w:tc>
+          <w:tcPr>
+            <w:tcW w:w="2014" w:type="dxa"/>
+          </w:tcPr>
+          <w:p>
+            <w:pPr>
+              <w:keepNext/>
+              <w:keepLines/>
+              <w:widowControl w:val="0"/>
+            </w:pPr>
+            <w:r>
+              <w:t>Read</w:t>
+            </w:r>
+          </w:p>
+        </w:tc>
+        <w:tc>
+          <w:tcPr>
+            <w:tcW w:w="2137" w:type="dxa"/>
+          </w:tcPr>
+          <w:p>
+            <w:pPr>
+              <w:keepNext/>
+              <w:keepLines/>
+              <w:widowControl w:val="0"/>
+            </w:pPr>
+            <w:r>
+              <w:t xml:space="preserve">Current script </w:t>
+            </w:r>
+            <w:proofErr w:type="gramStart"/>
+            <w:r>
+              <w:t>run</w:t>
+            </w:r>
+            <w:proofErr w:type="gramEnd"/>
+            <w:r>
+              <w:t xml:space="preserve"> index. Incremented at the end of script run, reset when equal to SCRIPTITERATIONS</w:t>
+            </w:r>
+          </w:p>
+        </w:tc>
+      </w:tr>
+      <w:tr>
+        <w:trPr>
+          <w:trHeight w:val="292"/>
+        </w:trPr>
+        <w:tc>
+          <w:tcPr>
+            <w:tcW w:w="2256" w:type="dxa"/>
+          </w:tcPr>
+          <w:p>
+            <w:pPr>
+              <w:keepNext/>
+              <w:keepLines/>
+              <w:widowControl w:val="0"/>
+            </w:pPr>
+            <w:r>
+              <w:t>MOTION/STATUS</w:t>
+            </w:r>
+          </w:p>
+        </w:tc>
+        <w:tc>
+          <w:tcPr>
+            <w:tcW w:w="2944" w:type="dxa"/>
+          </w:tcPr>
+          <w:p>
+            <w:pPr>
+              <w:keepNext/>
+              <w:keepLines/>
+              <w:widowControl w:val="0"/>
+            </w:pPr>
+            <w:proofErr w:type="spellStart"/>
+            <w:r>
+              <w:t>xCoupled</w:t>
+            </w:r>
+            <w:proofErr w:type="spellEnd"/>
+          </w:p>
+        </w:tc>
+        <w:tc>
+          <w:tcPr>
+            <w:tcW w:w="2014" w:type="dxa"/>
+          </w:tcPr>
+          <w:p>
+            <w:pPr>
+              <w:keepNext/>
+              <w:keepLines/>
+              <w:widowControl w:val="0"/>
+            </w:pPr>
+            <w:r>
+              <w:t>BOOL</w:t>
+            </w:r>
+          </w:p>
+        </w:tc>
+        <w:tc>
+          <w:tcPr>
+            <w:tcW w:w="2014" w:type="dxa"/>
+          </w:tcPr>
+          <w:p>
+            <w:pPr>
+              <w:keepNext/>
+              <w:keepLines/>
+              <w:widowControl w:val="0"/>
+            </w:pPr>
+            <w:r>
+              <w:t>Read</w:t>
+            </w:r>
+          </w:p>
+        </w:tc>
+        <w:tc>
+          <w:tcPr>
+            <w:tcW w:w="2137" w:type="dxa"/>
+          </w:tcPr>
+          <w:p>
+            <w:pPr>
+              <w:keepNext/>
+              <w:keepLines/>
+              <w:widowControl w:val="0"/>
+            </w:pPr>
+            <w:r>
+              <w:t>Set high if 2 x axes are coupled together. Required for script to run</w:t>
+            </w:r>
+          </w:p>
+        </w:tc>
+      </w:tr>
+      <w:tr>
+        <w:trPr>
+          <w:trHeight w:val="292"/>
+        </w:trPr>
+        <w:tc>
+          <w:tcPr>
+            <w:tcW w:w="2256" w:type="dxa"/>
+          </w:tcPr>
+          <w:p>
+            <w:pPr>
+              <w:keepNext/>
+              <w:keepLines/>
+              <w:widowControl w:val="0"/>
+            </w:pPr>
+            <w:r>
+              <w:t>MOTION/STATUS</w:t>
+            </w:r>
+          </w:p>
+        </w:tc>
+        <w:tc>
+          <w:tcPr>
+            <w:tcW w:w="2944" w:type="dxa"/>
+          </w:tcPr>
+          <w:p>
+            <w:pPr>
+              <w:keepNext/>
+              <w:keepLines/>
+              <w:widowControl w:val="0"/>
+            </w:pPr>
+            <w:proofErr w:type="spellStart"/>
+            <w:r>
+              <w:t>xPosOut</w:t>
+            </w:r>
+            <w:proofErr w:type="spellEnd"/>
+          </w:p>
+        </w:tc>
+        <w:tc>
+          <w:tcPr>
+            <w:tcW w:w="2014" w:type="dxa"/>
+          </w:tcPr>
+          <w:p>
+            <w:pPr>
+              <w:keepNext/>
+              <w:keepLines/>
+              <w:widowControl w:val="0"/>
+            </w:pPr>
+            <w:r>
+              <w:t>LREAL</w:t>
+            </w:r>
+          </w:p>
+        </w:tc>
+        <w:tc>
+          <w:tcPr>
+            <w:tcW w:w="2014" w:type="dxa"/>
+          </w:tcPr>
+          <w:p>
+            <w:pPr>
+              <w:keepNext/>
+              <w:keepLines/>
+              <w:widowControl w:val="0"/>
+            </w:pPr>
+            <w:r>
+              <w:t>Read</w:t>
+            </w:r>
+          </w:p>
+        </w:tc>
+        <w:tc>
+          <w:tcPr>
+            <w:tcW w:w="2137" w:type="dxa"/>
+          </w:tcPr>
+          <w:p>
+            <w:pPr>
+              <w:keepNext/>
+              <w:keepLines/>
+              <w:widowControl w:val="0"/>
+            </w:pPr>
+            <w:r>
+              <w:t xml:space="preserve">x Axis position including offset to carriage from rail OR position within basin </w:t>
+            </w:r>
+          </w:p>
+        </w:tc>
+      </w:tr>
+      <w:tr>
+        <w:trPr>
+          <w:trHeight w:val="292"/>
+        </w:trPr>
+        <w:tc>
+          <w:tcPr>
+            <w:tcW w:w="2256" w:type="dxa"/>
+          </w:tcPr>
+          <w:p>
+            <w:pPr>
+              <w:keepNext/>
+              <w:keepLines/>
+              <w:widowControl w:val="0"/>
+            </w:pPr>
+            <w:r>
+              <w:t>MOTION/STATUS</w:t>
+            </w:r>
+          </w:p>
+        </w:tc>
+        <w:tc>
+          <w:tcPr>
+            <w:tcW w:w="2944" w:type="dxa"/>
+          </w:tcPr>
+          <w:p>
+            <w:pPr>
+              <w:keepNext/>
+              <w:keepLines/>
+              <w:widowControl w:val="0"/>
+            </w:pPr>
+            <w:proofErr w:type="spellStart"/>
+            <w:r>
+              <w:t>xVelOut</w:t>
+            </w:r>
+            <w:proofErr w:type="spellEnd"/>
+          </w:p>
+        </w:tc>
+        <w:tc>
+          <w:tcPr>
+            <w:tcW w:w="2014" w:type="dxa"/>
+          </w:tcPr>
+          <w:p>
+            <w:pPr>
+              <w:keepNext/>
+              <w:keepLines/>
+              <w:widowControl w:val="0"/>
+            </w:pPr>
+            <w:r>
+              <w:t>LREAL</w:t>
+            </w:r>
+          </w:p>
+        </w:tc>
+        <w:tc>
+          <w:tcPr>
+            <w:tcW w:w="2014" w:type="dxa"/>
+          </w:tcPr>
+          <w:p>
+            <w:pPr>
+              <w:keepNext/>
+              <w:keepLines/>
+              <w:widowControl w:val="0"/>
+            </w:pPr>
+            <w:r>
+              <w:t>Read</w:t>
+            </w:r>
+          </w:p>
+        </w:tc>
+        <w:tc>
+          <w:tcPr>
+            <w:tcW w:w="2137" w:type="dxa"/>
+          </w:tcPr>
+          <w:p>
+            <w:pPr>
+              <w:keepNext/>
+              <w:keepLines/>
+              <w:widowControl w:val="0"/>
+            </w:pPr>
+            <w:r>
+              <w:t>x Axis velocity</w:t>
+            </w:r>
+          </w:p>
+        </w:tc>
+      </w:tr>
+      <w:tr>
+        <w:trPr>
+          <w:trHeight w:val="292"/>
+        </w:trPr>
+        <w:tc>
+          <w:tcPr>
+            <w:tcW w:w="2256" w:type="dxa"/>
+          </w:tcPr>
+          <w:p>
+            <w:pPr>
+              <w:keepNext/>
+              <w:keepLines/>
+              <w:widowControl w:val="0"/>
+            </w:pPr>
+            <w:r>
+              <w:t>MOTION/STATUS</w:t>
+            </w:r>
+          </w:p>
+        </w:tc>
+        <w:tc>
+          <w:tcPr>
+            <w:tcW w:w="2944" w:type="dxa"/>
+          </w:tcPr>
+          <w:p>
+            <w:pPr>
+              <w:keepNext/>
+              <w:keepLines/>
+              <w:widowControl w:val="0"/>
+            </w:pPr>
+            <w:proofErr w:type="spellStart"/>
+            <w:r>
+              <w:t>yPosOut</w:t>
+            </w:r>
+            <w:proofErr w:type="spellEnd"/>
+          </w:p>
+        </w:tc>
+        <w:tc>
+          <w:tcPr>
+            <w:tcW w:w="2014" w:type="dxa"/>
+          </w:tcPr>
+          <w:p>
+            <w:pPr>
+              <w:keepNext/>
+              <w:keepLines/>
+              <w:widowControl w:val="0"/>
+            </w:pPr>
+            <w:r>
+              <w:t>LREAL</w:t>
+            </w:r>
+          </w:p>
+        </w:tc>
+        <w:tc>
+          <w:tcPr>
+            <w:tcW w:w="2014" w:type="dxa"/>
+          </w:tcPr>
+          <w:p>
+            <w:pPr>
+              <w:keepNext/>
+              <w:keepLines/>
+              <w:widowControl w:val="0"/>
+            </w:pPr>
+            <w:r>
+              <w:t>Read</w:t>
+            </w:r>
+          </w:p>
+        </w:tc>
+        <w:tc>
+          <w:tcPr>
+            <w:tcW w:w="2137" w:type="dxa"/>
+          </w:tcPr>
+          <w:p>
+            <w:pPr>
+              <w:keepNext/>
+              <w:keepLines/>
+              <w:widowControl w:val="0"/>
+            </w:pPr>
+            <w:r>
+              <w:t>y Axis position including offset to carriage from rail OR position within basin</w:t>
+            </w:r>
+          </w:p>
+        </w:tc>
+      </w:tr>
+      <w:tr>
+        <w:trPr>
+          <w:trHeight w:val="292"/>
+        </w:trPr>
+        <w:tc>
+          <w:tcPr>
+            <w:tcW w:w="2256" w:type="dxa"/>
+          </w:tcPr>
+          <w:p>
+            <w:pPr>
+              <w:keepNext/>
+              <w:keepLines/>
+              <w:widowControl w:val="0"/>
+            </w:pPr>
+            <w:r>
+              <w:t>MOTION/STATUS</w:t>
+            </w:r>
+          </w:p>
+        </w:tc>
+        <w:tc>
+          <w:tcPr>
+            <w:tcW w:w="2944" w:type="dxa"/>
+          </w:tcPr>
+          <w:p>
+            <w:pPr>
+              <w:keepNext/>
+              <w:keepLines/>
+              <w:widowControl w:val="0"/>
+            </w:pPr>
+            <w:proofErr w:type="spellStart"/>
+            <w:r>
+              <w:t>yVelOut</w:t>
+            </w:r>
+            <w:proofErr w:type="spellEnd"/>
+          </w:p>
+        </w:tc>
+        <w:tc>
+          <w:tcPr>
+            <w:tcW w:w="2014" w:type="dxa"/>
+          </w:tcPr>
+          <w:p>
+            <w:pPr>
+              <w:keepNext/>
+              <w:keepLines/>
+              <w:widowControl w:val="0"/>
+            </w:pPr>
+            <w:r>
+              <w:t>LREAL</w:t>
+            </w:r>
+          </w:p>
+        </w:tc>
+        <w:tc>
+          <w:tcPr>
+            <w:tcW w:w="2014" w:type="dxa"/>
+          </w:tcPr>
+          <w:p>
+            <w:pPr>
+              <w:keepNext/>
+              <w:keepLines/>
+              <w:widowControl w:val="0"/>
+            </w:pPr>
+            <w:r>
+              <w:t>Read</w:t>
+            </w:r>
+          </w:p>
+        </w:tc>
+        <w:tc>
+          <w:tcPr>
+            <w:tcW w:w="2137" w:type="dxa"/>
+          </w:tcPr>
+          <w:p>
+            <w:pPr>
+              <w:keepNext/>
+              <w:keepLines/>
+              <w:widowControl w:val="0"/>
+            </w:pPr>
+            <w:r>
+              <w:t xml:space="preserve">y Axis velocity </w:t>
+            </w:r>
+          </w:p>
+        </w:tc>
+      </w:tr>
+      <w:tr>
+        <w:trPr>
+          <w:trHeight w:val="292"/>
+        </w:trPr>
+        <w:tc>
+          <w:tcPr>
+            <w:tcW w:w="2256" w:type="dxa"/>
+          </w:tcPr>
+          <w:p>
+            <w:pPr>
+              <w:keepNext/>
+              <w:keepLines/>
+              <w:widowControl w:val="0"/>
+            </w:pPr>
+            <w:r>
+              <w:t>MOTION/STATUS</w:t>
+            </w:r>
+          </w:p>
+        </w:tc>
+        <w:tc>
+          <w:tcPr>
+            <w:tcW w:w="2944" w:type="dxa"/>
+          </w:tcPr>
+          <w:p>
+            <w:pPr>
+              <w:keepNext/>
+              <w:keepLines/>
+              <w:widowControl w:val="0"/>
+            </w:pPr>
+            <w:proofErr w:type="spellStart"/>
+            <w:r>
+              <w:t>zPosOut</w:t>
+            </w:r>
+            <w:proofErr w:type="spellEnd"/>
+          </w:p>
+        </w:tc>
+        <w:tc>
+          <w:tcPr>
+            <w:tcW w:w="2014" w:type="dxa"/>
+          </w:tcPr>
+          <w:p>
+            <w:pPr>
+              <w:keepNext/>
+              <w:keepLines/>
+              <w:widowControl w:val="0"/>
+            </w:pPr>
+            <w:r>
+              <w:t>LREAL</w:t>
+            </w:r>
+          </w:p>
+        </w:tc>
+        <w:tc>
+          <w:tcPr>
+            <w:tcW w:w="2014" w:type="dxa"/>
+          </w:tcPr>
+          <w:p>
+            <w:pPr>
+              <w:keepNext/>
+              <w:keepLines/>
+              <w:widowControl w:val="0"/>
+            </w:pPr>
+            <w:r>
+              <w:t>Read</w:t>
+            </w:r>
+          </w:p>
+        </w:tc>
+        <w:tc>
+          <w:tcPr>
+            <w:tcW w:w="2137" w:type="dxa"/>
+          </w:tcPr>
+          <w:p>
+            <w:pPr>
+              <w:keepNext/>
+              <w:keepLines/>
+              <w:widowControl w:val="0"/>
+            </w:pPr>
+            <w:r>
+              <w:t>z Axis position including offset to carriage from rail</w:t>
+            </w:r>
+          </w:p>
+        </w:tc>
+      </w:tr>
+      <w:tr>
+        <w:trPr>
+          <w:trHeight w:val="292"/>
+        </w:trPr>
+        <w:tc>
+          <w:tcPr>
+            <w:tcW w:w="2256" w:type="dxa"/>
+          </w:tcPr>
+          <w:p>
+            <w:pPr>
+              <w:keepNext/>
+              <w:keepLines/>
+              <w:widowControl w:val="0"/>
+            </w:pPr>
+            <w:r>
+              <w:t>MOTION/STATUS</w:t>
+            </w:r>
+          </w:p>
+        </w:tc>
+        <w:tc>
+          <w:tcPr>
+            <w:tcW w:w="2944" w:type="dxa"/>
+          </w:tcPr>
+          <w:p>
+            <w:pPr>
+              <w:keepNext/>
+              <w:keepLines/>
+              <w:widowControl w:val="0"/>
+            </w:pPr>
+            <w:proofErr w:type="spellStart"/>
+            <w:r>
+              <w:t>zVelOut</w:t>
+            </w:r>
+            <w:proofErr w:type="spellEnd"/>
+          </w:p>
+        </w:tc>
+        <w:tc>
+          <w:tcPr>
+            <w:tcW w:w="2014" w:type="dxa"/>
+          </w:tcPr>
+          <w:p>
+            <w:pPr>
+              <w:keepNext/>
+              <w:keepLines/>
+              <w:widowControl w:val="0"/>
+            </w:pPr>
+            <w:r>
+              <w:t>LREAL</w:t>
+            </w:r>
+          </w:p>
+        </w:tc>
+        <w:tc>
+          <w:tcPr>
+            <w:tcW w:w="2014" w:type="dxa"/>
+          </w:tcPr>
+          <w:p>
+            <w:pPr>
+              <w:keepNext/>
+              <w:keepLines/>
+              <w:widowControl w:val="0"/>
+            </w:pPr>
+            <w:r>
+              <w:t>Read</w:t>
+            </w:r>
+          </w:p>
+        </w:tc>
+        <w:tc>
+          <w:tcPr>
+            <w:tcW w:w="2137" w:type="dxa"/>
+          </w:tcPr>
+          <w:p>
+            <w:pPr>
+              <w:keepNext/>
+              <w:keepLines/>
+              <w:widowControl w:val="0"/>
+            </w:pPr>
+            <w:r>
+              <w:t>z Axis velocity</w:t>
+            </w:r>
+          </w:p>
+        </w:tc>
+      </w:tr>
+      <w:tr>
+        <w:trPr>
+          <w:trHeight w:val="292"/>
+        </w:trPr>
+        <w:tc>
+          <w:tcPr>
+            <w:tcW w:w="2256" w:type="dxa"/>
+          </w:tcPr>
+          <w:p>
+            <w:pPr>
+              <w:keepNext/>
+              <w:keepLines/>
+              <w:widowControl w:val="0"/>
+            </w:pPr>
+            <w:r>
+              <w:t>MOTION/STATUS</w:t>
+            </w:r>
+          </w:p>
+        </w:tc>
+        <w:tc>
+          <w:tcPr>
+            <w:tcW w:w="2944" w:type="dxa"/>
+          </w:tcPr>
+          <w:p>
+            <w:pPr>
+              <w:keepNext/>
+              <w:keepLines/>
+              <w:widowControl w:val="0"/>
+            </w:pPr>
+            <w:proofErr w:type="spellStart"/>
+            <w:proofErr w:type="gramStart"/>
+            <w:r>
+              <w:t>HardStopLocations</w:t>
+            </w:r>
+            <w:proofErr w:type="spellEnd"/>
+            <w:r>
+              <w:t>[</w:t>
+            </w:r>
+            <w:proofErr w:type="gramEnd"/>
+            <w:r>
+              <w:t>]</w:t>
+            </w:r>
+          </w:p>
+        </w:tc>
+        <w:tc>
+          <w:tcPr>
+            <w:tcW w:w="2014" w:type="dxa"/>
+          </w:tcPr>
+          <w:p>
+            <w:pPr>
+              <w:keepNext/>
+              <w:keepLines/>
+              <w:widowControl w:val="0"/>
+            </w:pPr>
+            <w:r>
+              <w:t>LREAL</w:t>
+            </w:r>
+          </w:p>
+        </w:tc>
+        <w:tc>
+          <w:tcPr>
+            <w:tcW w:w="2014" w:type="dxa"/>
+          </w:tcPr>
+          <w:p>
+            <w:pPr>
+              <w:keepNext/>
+              <w:keepLines/>
+              <w:widowControl w:val="0"/>
+            </w:pPr>
+            <w:r>
+              <w:t>Read</w:t>
+            </w:r>
+          </w:p>
+        </w:tc>
+        <w:tc>
+          <w:tcPr>
+            <w:tcW w:w="2137" w:type="dxa"/>
+          </w:tcPr>
+          <w:p>
+            <w:pPr>
+              <w:keepNext/>
+              <w:keepLines/>
+              <w:widowControl w:val="0"/>
+            </w:pPr>
+            <w:proofErr w:type="gramStart"/>
+            <w:r>
+              <w:t>3 point</w:t>
+            </w:r>
+            <w:proofErr w:type="gramEnd"/>
+            <w:r>
+              <w:t xml:space="preserve"> array of end stops. </w:t>
+            </w:r>
+            <w:proofErr w:type="spellStart"/>
+            <w:proofErr w:type="gramStart"/>
+            <w:r>
+              <w:t>X,y</w:t>
+            </w:r>
+            <w:proofErr w:type="gramEnd"/>
+            <w:r>
+              <w:t>,z</w:t>
+            </w:r>
+            <w:proofErr w:type="spellEnd"/>
+            <w:r>
+              <w:t xml:space="preserve"> axis</w:t>
+            </w:r>
+          </w:p>
+        </w:tc>
+      </w:tr>
+      <w:tr>
+        <w:trPr>
+          <w:trHeight w:val="292"/>
+        </w:trPr>
+        <w:tc>
+          <w:tcPr>
+            <w:tcW w:w="2256" w:type="dxa"/>
+          </w:tcPr>
+          <w:p>
+            <w:pPr>
+              <w:keepNext/>
+              <w:keepLines/>
+              <w:widowControl w:val="0"/>
+            </w:pPr>
+            <w:r>
+              <w:t>MOTION/CTR</w:t>
+            </w:r>
+          </w:p>
+        </w:tc>
+        <w:tc>
+          <w:tcPr>
+            <w:tcW w:w="2944" w:type="dxa"/>
+          </w:tcPr>
+          <w:p>
+            <w:pPr>
+              <w:keepNext/>
+              <w:keepLines/>
+              <w:widowControl w:val="0"/>
+            </w:pPr>
+            <w:r>
+              <w:t>CMDADD</w:t>
+            </w:r>
+          </w:p>
+        </w:tc>
+        <w:tc>
+          <w:tcPr>
+            <w:tcW w:w="2014" w:type="dxa"/>
+          </w:tcPr>
+          <w:p>
+            <w:pPr>
+              <w:keepNext/>
+              <w:keepLines/>
+              <w:widowControl w:val="0"/>
+            </w:pPr>
+            <w:r>
+              <w:t>BOOL</w:t>
+            </w:r>
+          </w:p>
+        </w:tc>
+        <w:tc>
+          <w:tcPr>
+            <w:tcW w:w="2014" w:type="dxa"/>
+          </w:tcPr>
+          <w:p>
+            <w:pPr>
+              <w:keepNext/>
+              <w:keepLines/>
+              <w:widowControl w:val="0"/>
+            </w:pPr>
+            <w:r>
+              <w:t>Write</w:t>
+            </w:r>
+          </w:p>
+        </w:tc>
+        <w:tc>
+          <w:tcPr>
+            <w:tcW w:w="2137" w:type="dxa"/>
+          </w:tcPr>
+          <w:p>
+            <w:pPr>
+              <w:keepNext/>
+              <w:keepLines/>
+              <w:widowControl w:val="0"/>
+            </w:pPr>
+            <w:r>
+              <w:t>Add</w:t>
+            </w:r>
+            <w:r>
+              <w:t xml:space="preserve"> INSTR_BUFFER to </w:t>
+            </w:r>
+            <w:r>
+              <w:t xml:space="preserve">script at index </w:t>
+            </w:r>
+            <w:proofErr w:type="spellStart"/>
+            <w:r>
+              <w:t>CurInstr</w:t>
+            </w:r>
+            <w:proofErr w:type="spellEnd"/>
+            <w:r>
+              <w:t xml:space="preserve">, </w:t>
+            </w:r>
+            <w:proofErr w:type="spellStart"/>
+            <w:r>
+              <w:t>CurInstr</w:t>
+            </w:r>
+            <w:proofErr w:type="spellEnd"/>
+            <w:r>
+              <w:t xml:space="preserve"> + 1</w:t>
+            </w:r>
+          </w:p>
+        </w:tc>
+      </w:tr>
+      <w:tr>
+        <w:trPr>
+          <w:trHeight w:val="292"/>
+        </w:trPr>
+        <w:tc>
+          <w:tcPr>
+            <w:tcW w:w="2256" w:type="dxa"/>
+          </w:tcPr>
+          <w:p>
+            <w:pPr>
+              <w:keepNext/>
+              <w:keepLines/>
+              <w:widowControl w:val="0"/>
+            </w:pPr>
+            <w:r>
+              <w:t>MOTION/CTR</w:t>
+            </w:r>
+          </w:p>
+        </w:tc>
+        <w:tc>
+          <w:tcPr>
+            <w:tcW w:w="2944" w:type="dxa"/>
+          </w:tcPr>
+          <w:p>
+            <w:pPr>
+              <w:keepNext/>
+              <w:keepLines/>
+              <w:widowControl w:val="0"/>
+            </w:pPr>
+            <w:r>
+              <w:t>CMDCLR</w:t>
+            </w:r>
+          </w:p>
+        </w:tc>
+        <w:tc>
+          <w:tcPr>
+            <w:tcW w:w="2014" w:type="dxa"/>
+          </w:tcPr>
+          <w:p>
+            <w:pPr>
+              <w:keepNext/>
+              <w:keepLines/>
+              <w:widowControl w:val="0"/>
+            </w:pPr>
+            <w:r>
+              <w:t>BOOL</w:t>
+            </w:r>
+          </w:p>
+        </w:tc>
+        <w:tc>
+          <w:tcPr>
+            <w:tcW w:w="2014" w:type="dxa"/>
+          </w:tcPr>
+          <w:p>
+            <w:pPr>
+              <w:keepNext/>
+              <w:keepLines/>
+              <w:widowControl w:val="0"/>
+            </w:pPr>
+            <w:r>
+              <w:t>Write</w:t>
+            </w:r>
+          </w:p>
+        </w:tc>
+        <w:tc>
+          <w:tcPr>
+            <w:tcW w:w="2137" w:type="dxa"/>
+          </w:tcPr>
+          <w:p>
+            <w:pPr>
+              <w:keepNext/>
+              <w:keepLines/>
+              <w:widowControl w:val="0"/>
+            </w:pPr>
+            <w:r>
+              <w:t xml:space="preserve">Clear script, </w:t>
+            </w:r>
+            <w:proofErr w:type="spellStart"/>
+            <w:r>
+              <w:t>CurInstr</w:t>
+            </w:r>
+            <w:proofErr w:type="spellEnd"/>
+            <w:r>
+              <w:t xml:space="preserve"> = 0</w:t>
+            </w:r>
+          </w:p>
+        </w:tc>
+      </w:tr>
+      <w:tr>
+        <w:trPr>
+          <w:trHeight w:val="292"/>
+        </w:trPr>
+        <w:tc>
+          <w:tcPr>
+            <w:tcW w:w="2256" w:type="dxa"/>
+          </w:tcPr>
+          <w:p>
+            <w:pPr>
+              <w:keepNext/>
+              <w:keepLines/>
+              <w:widowControl w:val="0"/>
+            </w:pPr>
+            <w:r>
+              <w:t>MOTION/CTR</w:t>
+            </w:r>
+          </w:p>
+        </w:tc>
+        <w:tc>
+          <w:tcPr>
+            <w:tcW w:w="2944" w:type="dxa"/>
+          </w:tcPr>
+          <w:p>
+            <w:pPr>
+              <w:keepNext/>
+              <w:keepLines/>
+              <w:widowControl w:val="0"/>
+            </w:pPr>
+            <w:r>
+              <w:t>CMDDEL</w:t>
+            </w:r>
+          </w:p>
+        </w:tc>
+        <w:tc>
+          <w:tcPr>
+            <w:tcW w:w="2014" w:type="dxa"/>
+          </w:tcPr>
+          <w:p>
+            <w:pPr>
+              <w:keepNext/>
+              <w:keepLines/>
+              <w:widowControl w:val="0"/>
+            </w:pPr>
+            <w:r>
+              <w:t>BOOL</w:t>
+            </w:r>
+          </w:p>
+        </w:tc>
+        <w:tc>
+          <w:tcPr>
+            <w:tcW w:w="2014" w:type="dxa"/>
+          </w:tcPr>
+          <w:p>
+            <w:pPr>
+              <w:keepNext/>
+              <w:keepLines/>
+              <w:widowControl w:val="0"/>
+            </w:pPr>
+            <w:r>
+              <w:t>Write</w:t>
+            </w:r>
+          </w:p>
+        </w:tc>
+        <w:tc>
+          <w:tcPr>
+            <w:tcW w:w="2137" w:type="dxa"/>
+          </w:tcPr>
+          <w:p>
+            <w:pPr>
+              <w:keepNext/>
+              <w:keepLines/>
+              <w:widowControl w:val="0"/>
+            </w:pPr>
+            <w:r>
+              <w:t xml:space="preserve">Delete most recent instruction, </w:t>
+            </w:r>
+            <w:proofErr w:type="spellStart"/>
+            <w:r>
+              <w:t>CurInstr</w:t>
+            </w:r>
+            <w:proofErr w:type="spellEnd"/>
+            <w:r>
+              <w:t xml:space="preserve"> - 1</w:t>
+            </w:r>
+          </w:p>
+        </w:tc>
+      </w:tr>
+      <w:tr>
+        <w:trPr>
+          <w:trHeight w:val="292"/>
+        </w:trPr>
+        <w:tc>
+          <w:tcPr>
+            <w:tcW w:w="2256" w:type="dxa"/>
+          </w:tcPr>
+          <w:p>
+            <w:pPr>
+              <w:keepNext/>
+              <w:keepLines/>
+              <w:widowControl w:val="0"/>
+            </w:pPr>
+            <w:r>
+              <w:t>MOTION/CTR</w:t>
+            </w:r>
+          </w:p>
+        </w:tc>
+        <w:tc>
+          <w:tcPr>
+            <w:tcW w:w="2944" w:type="dxa"/>
+          </w:tcPr>
+          <w:p>
+            <w:pPr>
+              <w:keepNext/>
+              <w:keepLines/>
+              <w:widowControl w:val="0"/>
+            </w:pPr>
+            <w:r>
+              <w:t>CMDRUN</w:t>
+            </w:r>
+          </w:p>
+        </w:tc>
+        <w:tc>
+          <w:tcPr>
+            <w:tcW w:w="2014" w:type="dxa"/>
+          </w:tcPr>
+          <w:p>
+            <w:pPr>
+              <w:keepNext/>
+              <w:keepLines/>
+              <w:widowControl w:val="0"/>
+            </w:pPr>
+            <w:r>
+              <w:t>BOOL</w:t>
+            </w:r>
+          </w:p>
+        </w:tc>
+        <w:tc>
+          <w:tcPr>
+            <w:tcW w:w="2014" w:type="dxa"/>
+          </w:tcPr>
+          <w:p>
+            <w:pPr>
+              <w:keepNext/>
+              <w:keepLines/>
+              <w:widowControl w:val="0"/>
+            </w:pPr>
+            <w:r>
+              <w:t>Write</w:t>
+            </w:r>
+          </w:p>
+        </w:tc>
+        <w:tc>
+          <w:tcPr>
+            <w:tcW w:w="2137" w:type="dxa"/>
+          </w:tcPr>
+          <w:p>
+            <w:pPr>
+              <w:keepNext/>
+              <w:keepLines/>
+              <w:widowControl w:val="0"/>
+            </w:pPr>
+            <w:r>
+              <w:t xml:space="preserve">Run script. Requires </w:t>
+            </w:r>
+            <w:proofErr w:type="spellStart"/>
+            <w:r>
+              <w:t>BasinSet</w:t>
+            </w:r>
+            <w:proofErr w:type="spellEnd"/>
+            <w:r>
+              <w:t xml:space="preserve">, </w:t>
+            </w:r>
+            <w:proofErr w:type="spellStart"/>
+            <w:r>
+              <w:t>HardStopLoc</w:t>
+            </w:r>
+            <w:proofErr w:type="spellEnd"/>
+            <w:r>
+              <w:t xml:space="preserve">, </w:t>
+            </w:r>
+            <w:proofErr w:type="spellStart"/>
+            <w:r>
+              <w:t>HomeDone</w:t>
+            </w:r>
+            <w:proofErr w:type="spellEnd"/>
+            <w:r>
+              <w:t xml:space="preserve">, </w:t>
+            </w:r>
+            <w:proofErr w:type="spellStart"/>
+            <w:r>
+              <w:t>zSafeSet</w:t>
+            </w:r>
+            <w:proofErr w:type="spellEnd"/>
+            <w:r>
+              <w:t xml:space="preserve">, </w:t>
+            </w:r>
+            <w:proofErr w:type="spellStart"/>
+            <w:r>
+              <w:t>xAxisCoupled</w:t>
+            </w:r>
+            <w:proofErr w:type="spellEnd"/>
+            <w:r>
+              <w:t xml:space="preserve"> all true</w:t>
+            </w:r>
+          </w:p>
+        </w:tc>
+      </w:tr>
+      <w:tr>
+        <w:trPr>
+          <w:trHeight w:val="292"/>
+        </w:trPr>
+        <w:tc>
+          <w:tcPr>
+            <w:tcW w:w="2256" w:type="dxa"/>
+          </w:tcPr>
+          <w:p>
+            <w:pPr>
+              <w:keepNext/>
+              <w:keepLines/>
+              <w:widowControl w:val="0"/>
+            </w:pPr>
+            <w:r>
+              <w:t>MOTION/CTR</w:t>
+            </w:r>
+          </w:p>
+        </w:tc>
+        <w:tc>
+          <w:tcPr>
+            <w:tcW w:w="2944" w:type="dxa"/>
+          </w:tcPr>
+          <w:p>
+            <w:pPr>
+              <w:keepNext/>
+              <w:keepLines/>
+              <w:widowControl w:val="0"/>
+            </w:pPr>
+            <w:r>
+              <w:t>CMDHOME</w:t>
+            </w:r>
+          </w:p>
+        </w:tc>
+        <w:tc>
+          <w:tcPr>
+            <w:tcW w:w="2014" w:type="dxa"/>
+          </w:tcPr>
+          <w:p>
+            <w:pPr>
+              <w:keepNext/>
+              <w:keepLines/>
+              <w:widowControl w:val="0"/>
+            </w:pPr>
+            <w:r>
+              <w:t>BOOL</w:t>
+            </w:r>
+          </w:p>
+        </w:tc>
+        <w:tc>
+          <w:tcPr>
+            <w:tcW w:w="2014" w:type="dxa"/>
+          </w:tcPr>
+          <w:p>
+            <w:pPr>
+              <w:keepNext/>
+              <w:keepLines/>
+              <w:widowControl w:val="0"/>
+            </w:pPr>
+            <w:r>
+              <w:t>Write</w:t>
+            </w:r>
+          </w:p>
+        </w:tc>
+        <w:tc>
+          <w:tcPr>
+            <w:tcW w:w="2137" w:type="dxa"/>
+          </w:tcPr>
+          <w:p>
+            <w:pPr>
+              <w:keepNext/>
+              <w:keepLines/>
+              <w:widowControl w:val="0"/>
+            </w:pPr>
+            <w:r>
+              <w:t xml:space="preserve">Run homing routine, set </w:t>
+            </w:r>
+            <w:proofErr w:type="spellStart"/>
+            <w:r>
+              <w:t>HomeDone</w:t>
+            </w:r>
+            <w:proofErr w:type="spellEnd"/>
+            <w:r>
+              <w:t xml:space="preserve"> true</w:t>
+            </w:r>
+          </w:p>
+        </w:tc>
+      </w:tr>
+      <w:tr>
+        <w:trPr>
+          <w:trHeight w:val="292"/>
+        </w:trPr>
+        <w:tc>
+          <w:tcPr>
+            <w:tcW w:w="2256" w:type="dxa"/>
+          </w:tcPr>
+          <w:p>
+            <w:pPr>
+              <w:keepNext/>
+              <w:keepLines/>
+              <w:widowControl w:val="0"/>
+            </w:pPr>
+            <w:r>
+              <w:t>MOTION/CTR</w:t>
+            </w:r>
+          </w:p>
+        </w:tc>
+        <w:tc>
+          <w:tcPr>
+            <w:tcW w:w="2944" w:type="dxa"/>
+          </w:tcPr>
+          <w:p>
+            <w:pPr>
+              <w:keepNext/>
+              <w:keepLines/>
+              <w:widowControl w:val="0"/>
+            </w:pPr>
+            <w:r>
+              <w:t>CMDSETZLIM</w:t>
+            </w:r>
+          </w:p>
+        </w:tc>
+        <w:tc>
+          <w:tcPr>
+            <w:tcW w:w="2014" w:type="dxa"/>
+          </w:tcPr>
+          <w:p>
+            <w:pPr>
+              <w:keepNext/>
+              <w:keepLines/>
+              <w:widowControl w:val="0"/>
+            </w:pPr>
+            <w:r>
+              <w:t>BOOL</w:t>
+            </w:r>
+          </w:p>
+        </w:tc>
+        <w:tc>
+          <w:tcPr>
+            <w:tcW w:w="2014" w:type="dxa"/>
+          </w:tcPr>
+          <w:p>
+            <w:pPr>
+              <w:keepNext/>
+              <w:keepLines/>
+              <w:widowControl w:val="0"/>
+            </w:pPr>
+            <w:r>
+              <w:t>Write</w:t>
+            </w:r>
+          </w:p>
+        </w:tc>
+        <w:tc>
+          <w:tcPr>
+            <w:tcW w:w="2137" w:type="dxa"/>
+          </w:tcPr>
+          <w:p>
+            <w:pPr>
+              <w:keepNext/>
+              <w:keepLines/>
+              <w:widowControl w:val="0"/>
+            </w:pPr>
+            <w:r>
+              <w:t xml:space="preserve">Set safe z lower limit, set </w:t>
+            </w:r>
+            <w:proofErr w:type="spellStart"/>
+            <w:r>
+              <w:t>zSafeSet</w:t>
+            </w:r>
+            <w:proofErr w:type="spellEnd"/>
+            <w:r>
+              <w:t xml:space="preserve"> true</w:t>
+            </w:r>
+          </w:p>
+        </w:tc>
+      </w:tr>
+      <w:tr>
+        <w:trPr>
+          <w:trHeight w:val="292"/>
+        </w:trPr>
+        <w:tc>
+          <w:tcPr>
+            <w:tcW w:w="2256" w:type="dxa"/>
+          </w:tcPr>
+          <w:p>
+            <w:pPr>
+              <w:keepNext/>
+              <w:keepLines/>
+              <w:widowControl w:val="0"/>
+            </w:pPr>
+            <w:r>
+              <w:t>MOTION/CTR</w:t>
+            </w:r>
+          </w:p>
+        </w:tc>
+        <w:tc>
+          <w:tcPr>
+            <w:tcW w:w="2944" w:type="dxa"/>
+          </w:tcPr>
+          <w:p>
+            <w:pPr>
+              <w:keepNext/>
+              <w:keepLines/>
+              <w:widowControl w:val="0"/>
+            </w:pPr>
+            <w:r>
+              <w:t>CMDFINDSTOPS</w:t>
+            </w:r>
+          </w:p>
+        </w:tc>
+        <w:tc>
+          <w:tcPr>
+            <w:tcW w:w="2014" w:type="dxa"/>
+          </w:tcPr>
+          <w:p>
+            <w:pPr>
+              <w:keepNext/>
+              <w:keepLines/>
+              <w:widowControl w:val="0"/>
+            </w:pPr>
+            <w:r>
+              <w:t>BOOL</w:t>
+            </w:r>
+          </w:p>
+        </w:tc>
+        <w:tc>
+          <w:tcPr>
+            <w:tcW w:w="2014" w:type="dxa"/>
+          </w:tcPr>
+          <w:p>
+            <w:pPr>
+              <w:keepNext/>
+              <w:keepLines/>
+              <w:widowControl w:val="0"/>
+            </w:pPr>
+            <w:r>
+              <w:t>Write</w:t>
+            </w:r>
+          </w:p>
+        </w:tc>
+        <w:tc>
+          <w:tcPr>
+            <w:tcW w:w="2137" w:type="dxa"/>
+          </w:tcPr>
+          <w:p>
+            <w:pPr>
+              <w:keepNext/>
+              <w:keepLines/>
+              <w:widowControl w:val="0"/>
+            </w:pPr>
+            <w:r>
+              <w:t xml:space="preserve">Run hard stop locate routine, set </w:t>
+            </w:r>
+            <w:proofErr w:type="spellStart"/>
+            <w:r>
+              <w:t>HardStopLoc</w:t>
+            </w:r>
+            <w:proofErr w:type="spellEnd"/>
+            <w:r>
+              <w:t xml:space="preserve"> true</w:t>
+            </w:r>
+          </w:p>
+        </w:tc>
+      </w:tr>
+      <w:tr>
+        <w:trPr>
+          <w:trHeight w:val="292"/>
+        </w:trPr>
+        <w:tc>
+          <w:tcPr>
+            <w:tcW w:w="2256" w:type="dxa"/>
+          </w:tcPr>
+          <w:p>
+            <w:pPr>
+              <w:keepNext/>
+              <w:keepLines/>
+              <w:widowControl w:val="0"/>
+            </w:pPr>
+            <w:r>
+              <w:t>MOTION/CTR</w:t>
+            </w:r>
+          </w:p>
+        </w:tc>
+        <w:tc>
+          <w:tcPr>
+            <w:tcW w:w="2944" w:type="dxa"/>
+          </w:tcPr>
+          <w:p>
+            <w:pPr>
+              <w:keepNext/>
+              <w:keepLines/>
+              <w:widowControl w:val="0"/>
+            </w:pPr>
+            <w:r>
+              <w:t>CMDLOOP</w:t>
+            </w:r>
+          </w:p>
+        </w:tc>
+        <w:tc>
+          <w:tcPr>
+            <w:tcW w:w="2014" w:type="dxa"/>
+          </w:tcPr>
+          <w:p>
+            <w:pPr>
+              <w:keepNext/>
+              <w:keepLines/>
+              <w:widowControl w:val="0"/>
+            </w:pPr>
+            <w:r>
+              <w:t>BOOL</w:t>
+            </w:r>
+          </w:p>
+        </w:tc>
+        <w:tc>
+          <w:tcPr>
+            <w:tcW w:w="2014" w:type="dxa"/>
+          </w:tcPr>
+          <w:p>
+            <w:pPr>
+              <w:keepNext/>
+              <w:keepLines/>
+              <w:widowControl w:val="0"/>
+            </w:pPr>
+            <w:r>
+              <w:t>Write</w:t>
+            </w:r>
+          </w:p>
+        </w:tc>
+        <w:tc>
+          <w:tcPr>
+            <w:tcW w:w="2137" w:type="dxa"/>
+          </w:tcPr>
+          <w:p>
+            <w:pPr>
+              <w:keepNext/>
+              <w:keepLines/>
+              <w:widowControl w:val="0"/>
+            </w:pPr>
+            <w:r>
+              <w:t>If true script will repeat indefinitely, data forced to new file each time, RUN_INDEX will increment indefinitely</w:t>
+            </w:r>
+          </w:p>
+        </w:tc>
+      </w:tr>
+      <w:tr>
+        <w:trPr>
+          <w:trHeight w:val="292"/>
+        </w:trPr>
+        <w:tc>
+          <w:tcPr>
+            <w:tcW w:w="2256" w:type="dxa"/>
+          </w:tcPr>
+          <w:p>
+            <w:pPr>
+              <w:keepNext/>
+              <w:keepLines/>
+              <w:widowControl w:val="0"/>
+            </w:pPr>
+            <w:r>
+              <w:t>MOTION/CTR</w:t>
+            </w:r>
+          </w:p>
+        </w:tc>
+        <w:tc>
+          <w:tcPr>
+            <w:tcW w:w="2944" w:type="dxa"/>
+          </w:tcPr>
+          <w:p>
+            <w:pPr>
+              <w:keepNext/>
+              <w:keepLines/>
+              <w:widowControl w:val="0"/>
+            </w:pPr>
+            <w:r>
+              <w:t>AXESHALT</w:t>
+            </w:r>
+          </w:p>
+        </w:tc>
+        <w:tc>
+          <w:tcPr>
+            <w:tcW w:w="2014" w:type="dxa"/>
+          </w:tcPr>
+          <w:p>
+            <w:pPr>
+              <w:keepNext/>
+              <w:keepLines/>
+              <w:widowControl w:val="0"/>
+            </w:pPr>
+            <w:r>
+              <w:t>BOOL</w:t>
+            </w:r>
+          </w:p>
+        </w:tc>
+        <w:tc>
+          <w:tcPr>
+            <w:tcW w:w="2014" w:type="dxa"/>
+          </w:tcPr>
+          <w:p>
+            <w:pPr>
+              <w:keepNext/>
+              <w:keepLines/>
+              <w:widowControl w:val="0"/>
+            </w:pPr>
+            <w:r>
+              <w:t>Write</w:t>
+            </w:r>
+          </w:p>
+        </w:tc>
+        <w:tc>
+          <w:tcPr>
+            <w:tcW w:w="2137" w:type="dxa"/>
+          </w:tcPr>
+          <w:p>
+            <w:pPr>
+              <w:keepNext/>
+              <w:keepLines/>
+              <w:widowControl w:val="0"/>
+            </w:pPr>
+            <w:r>
+              <w:t>Pause axis motion. Set low to continue</w:t>
+            </w:r>
+          </w:p>
+        </w:tc>
+      </w:tr>
+      <w:tr>
+        <w:trPr>
+          <w:trHeight w:val="292"/>
+        </w:trPr>
+        <w:tc>
+          <w:tcPr>
+            <w:tcW w:w="2256" w:type="dxa"/>
+          </w:tcPr>
+          <w:p>
+            <w:pPr>
+              <w:keepNext/>
+              <w:keepLines/>
+              <w:widowControl w:val="0"/>
+            </w:pPr>
+            <w:r>
+              <w:t>MOTION/CTR</w:t>
+            </w:r>
+          </w:p>
+        </w:tc>
+        <w:tc>
+          <w:tcPr>
+            <w:tcW w:w="2944" w:type="dxa"/>
+          </w:tcPr>
+          <w:p>
+            <w:pPr>
+              <w:keepNext/>
+              <w:keepLines/>
+              <w:widowControl w:val="0"/>
+            </w:pPr>
+            <w:r>
+              <w:t>AXESEN</w:t>
+            </w:r>
+          </w:p>
+        </w:tc>
+        <w:tc>
+          <w:tcPr>
+            <w:tcW w:w="2014" w:type="dxa"/>
+          </w:tcPr>
+          <w:p>
+            <w:pPr>
+              <w:keepNext/>
+              <w:keepLines/>
+              <w:widowControl w:val="0"/>
+            </w:pPr>
+            <w:r>
+              <w:t>BOOL</w:t>
+            </w:r>
+          </w:p>
+        </w:tc>
+        <w:tc>
+          <w:tcPr>
+            <w:tcW w:w="2014" w:type="dxa"/>
+          </w:tcPr>
+          <w:p>
+            <w:pPr>
+              <w:keepNext/>
+              <w:keepLines/>
+              <w:widowControl w:val="0"/>
+            </w:pPr>
+            <w:r>
+              <w:t>Write</w:t>
+            </w:r>
+          </w:p>
+        </w:tc>
+        <w:tc>
+          <w:tcPr>
+            <w:tcW w:w="2137" w:type="dxa"/>
+          </w:tcPr>
+          <w:p>
+            <w:pPr>
+              <w:keepNext/>
+              <w:keepLines/>
+              <w:widowControl w:val="0"/>
+            </w:pPr>
+            <w:r>
+              <w:t>Enable to power all axes</w:t>
+            </w:r>
+          </w:p>
+        </w:tc>
+      </w:tr>
+      <w:tr>
+        <w:trPr>
+          <w:trHeight w:val="292"/>
+        </w:trPr>
+        <w:tc>
+          <w:tcPr>
+            <w:tcW w:w="2256" w:type="dxa"/>
+          </w:tcPr>
+          <w:p>
+            <w:pPr>
+              <w:keepNext/>
+              <w:keepLines/>
+              <w:widowControl w:val="0"/>
+            </w:pPr>
+            <w:r>
+              <w:t>MOTION/CTR</w:t>
+            </w:r>
+          </w:p>
+        </w:tc>
+        <w:tc>
+          <w:tcPr>
+            <w:tcW w:w="2944" w:type="dxa"/>
+          </w:tcPr>
+          <w:p>
+            <w:pPr>
+              <w:keepNext/>
+              <w:keepLines/>
+              <w:widowControl w:val="0"/>
+            </w:pPr>
+            <w:r>
+              <w:t>AXESRESET</w:t>
+            </w:r>
+          </w:p>
+        </w:tc>
+        <w:tc>
+          <w:tcPr>
+            <w:tcW w:w="2014" w:type="dxa"/>
+          </w:tcPr>
+          <w:p>
+            <w:pPr>
+              <w:keepNext/>
+              <w:keepLines/>
+              <w:widowControl w:val="0"/>
+            </w:pPr>
+            <w:r>
+              <w:t>BOOL</w:t>
+            </w:r>
+          </w:p>
+        </w:tc>
+        <w:tc>
+          <w:tcPr>
+            <w:tcW w:w="2014" w:type="dxa"/>
+          </w:tcPr>
+          <w:p>
+            <w:pPr>
+              <w:keepNext/>
+              <w:keepLines/>
+              <w:widowControl w:val="0"/>
+            </w:pPr>
+            <w:r>
+              <w:t>Write</w:t>
+            </w:r>
+          </w:p>
+        </w:tc>
+        <w:tc>
+          <w:tcPr>
+            <w:tcW w:w="2137" w:type="dxa"/>
+          </w:tcPr>
+          <w:p>
+            <w:pPr>
+              <w:keepNext/>
+              <w:keepLines/>
+              <w:widowControl w:val="0"/>
+            </w:pPr>
+            <w:proofErr w:type="gramStart"/>
+            <w:r>
+              <w:t>Set</w:t>
+            </w:r>
+            <w:proofErr w:type="gramEnd"/>
+            <w:r>
+              <w:t xml:space="preserve"> true to </w:t>
+            </w:r>
+            <w:r>
+              <w:t>reset all axes in case of error or crash</w:t>
+            </w:r>
+          </w:p>
+        </w:tc>
+      </w:tr>
+      <w:tr>
+        <w:trPr>
+          <w:trHeight w:val="292"/>
+        </w:trPr>
+        <w:tc>
+          <w:tcPr>
+            <w:tcW w:w="2256" w:type="dxa"/>
+          </w:tcPr>
+          <w:p>
+            <w:pPr>
+              <w:keepNext/>
+              <w:keepLines/>
+              <w:widowControl w:val="0"/>
+            </w:pPr>
+            <w:r>
+              <w:t>MOTION/CTR</w:t>
+            </w:r>
+          </w:p>
+        </w:tc>
+        <w:tc>
+          <w:tcPr>
+            <w:tcW w:w="2944" w:type="dxa"/>
+          </w:tcPr>
+          <w:p>
+            <w:pPr>
+              <w:keepNext/>
+              <w:keepLines/>
+              <w:widowControl w:val="0"/>
+            </w:pPr>
+            <w:r>
+              <w:t>CMDSCRIPTWRITE</w:t>
+            </w:r>
+          </w:p>
+        </w:tc>
+        <w:tc>
+          <w:tcPr>
+            <w:tcW w:w="2014" w:type="dxa"/>
+          </w:tcPr>
+          <w:p>
+            <w:pPr>
+              <w:keepNext/>
+              <w:keepLines/>
+              <w:widowControl w:val="0"/>
+            </w:pPr>
+            <w:r>
+              <w:t>BOOL</w:t>
+            </w:r>
+          </w:p>
+        </w:tc>
+        <w:tc>
+          <w:tcPr>
+            <w:tcW w:w="2014" w:type="dxa"/>
+          </w:tcPr>
+          <w:p>
+            <w:pPr>
+              <w:keepNext/>
+              <w:keepLines/>
+              <w:widowControl w:val="0"/>
+            </w:pPr>
+            <w:r>
+              <w:t>Write</w:t>
+            </w:r>
+          </w:p>
+        </w:tc>
+        <w:tc>
+          <w:tcPr>
+            <w:tcW w:w="2137" w:type="dxa"/>
+          </w:tcPr>
+          <w:p>
+            <w:pPr>
+              <w:keepNext/>
+              <w:keepLines/>
+              <w:widowControl w:val="0"/>
+            </w:pPr>
+            <w:r>
+              <w:t>Write script to file in c/data/basin/</w:t>
+            </w:r>
+          </w:p>
+        </w:tc>
+      </w:tr>
+      <w:tr>
+        <w:trPr>
+          <w:trHeight w:val="292"/>
+        </w:trPr>
+        <w:tc>
+          <w:tcPr>
+            <w:tcW w:w="2256" w:type="dxa"/>
+          </w:tcPr>
+          <w:p>
+            <w:pPr>
+              <w:keepNext/>
+              <w:keepLines/>
+              <w:widowControl w:val="0"/>
+            </w:pPr>
+            <w:r>
+              <w:t>MOTION/CTR</w:t>
+            </w:r>
+          </w:p>
+        </w:tc>
+        <w:tc>
+          <w:tcPr>
+            <w:tcW w:w="2944" w:type="dxa"/>
+          </w:tcPr>
+          <w:p>
+            <w:pPr>
+              <w:keepNext/>
+              <w:keepLines/>
+              <w:widowControl w:val="0"/>
+            </w:pPr>
+            <w:r>
+              <w:t>CMDSCRIPTREAD</w:t>
+            </w:r>
+          </w:p>
+        </w:tc>
+        <w:tc>
+          <w:tcPr>
+            <w:tcW w:w="2014" w:type="dxa"/>
+          </w:tcPr>
+          <w:p>
+            <w:pPr>
+              <w:keepNext/>
+              <w:keepLines/>
+              <w:widowControl w:val="0"/>
+            </w:pPr>
+            <w:r>
+              <w:t>BOOL</w:t>
+            </w:r>
+          </w:p>
+        </w:tc>
+        <w:tc>
+          <w:tcPr>
+            <w:tcW w:w="2014" w:type="dxa"/>
+          </w:tcPr>
+          <w:p>
+            <w:pPr>
+              <w:keepNext/>
+              <w:keepLines/>
+              <w:widowControl w:val="0"/>
+            </w:pPr>
+            <w:r>
+              <w:t>Write</w:t>
+            </w:r>
+          </w:p>
+        </w:tc>
+        <w:tc>
+          <w:tcPr>
+            <w:tcW w:w="2137" w:type="dxa"/>
+          </w:tcPr>
+          <w:p>
+            <w:pPr>
+              <w:keepNext/>
+              <w:keepLines/>
+              <w:widowControl w:val="0"/>
+            </w:pPr>
+            <w:r>
+              <w:t xml:space="preserve">Read script based on basin name and script name. </w:t>
+            </w:r>
+            <w:proofErr w:type="spellStart"/>
+            <w:r>
+              <w:t>BasinSet</w:t>
+            </w:r>
+            <w:proofErr w:type="spellEnd"/>
+            <w:r>
+              <w:t xml:space="preserve"> must be true</w:t>
+            </w:r>
+          </w:p>
+        </w:tc>
+      </w:tr>
+      <w:tr>
+        <w:trPr>
+          <w:trHeight w:val="292"/>
+        </w:trPr>
+        <w:tc>
+          <w:tcPr>
+            <w:tcW w:w="2256" w:type="dxa"/>
+          </w:tcPr>
+          <w:p>
+            <w:pPr>
+              <w:keepNext/>
+              <w:keepLines/>
+              <w:widowControl w:val="0"/>
+            </w:pPr>
+            <w:r>
+              <w:t>MOTION/CTR</w:t>
+            </w:r>
+          </w:p>
+        </w:tc>
+        <w:tc>
+          <w:tcPr>
+            <w:tcW w:w="2944" w:type="dxa"/>
+          </w:tcPr>
+          <w:p>
+            <w:pPr>
+              <w:keepNext/>
+              <w:keepLines/>
+              <w:widowControl w:val="0"/>
+            </w:pPr>
+            <w:r>
+              <w:t>SCRIPTITERATIONS</w:t>
+            </w:r>
+          </w:p>
+        </w:tc>
+        <w:tc>
+          <w:tcPr>
+            <w:tcW w:w="2014" w:type="dxa"/>
+          </w:tcPr>
+          <w:p>
+            <w:pPr>
+              <w:keepNext/>
+              <w:keepLines/>
+              <w:widowControl w:val="0"/>
+            </w:pPr>
+            <w:r>
+              <w:t>INT</w:t>
+            </w:r>
+          </w:p>
+        </w:tc>
+        <w:tc>
+          <w:tcPr>
+            <w:tcW w:w="2014" w:type="dxa"/>
+          </w:tcPr>
+          <w:p>
+            <w:pPr>
+              <w:keepNext/>
+              <w:keepLines/>
+              <w:widowControl w:val="0"/>
+            </w:pPr>
+            <w:r>
+              <w:t>Write</w:t>
+            </w:r>
+          </w:p>
+        </w:tc>
+        <w:tc>
+          <w:tcPr>
+            <w:tcW w:w="2137" w:type="dxa"/>
+          </w:tcPr>
+          <w:p>
+            <w:pPr>
+              <w:keepNext/>
+              <w:keepLines/>
+              <w:widowControl w:val="0"/>
+            </w:pPr>
+            <w:r>
+              <w:t>Number of times script will repeat when CMDRUN set true</w:t>
+            </w:r>
+          </w:p>
+        </w:tc>
+      </w:tr>
+      <w:tr>
+        <w:trPr>
+          <w:trHeight w:val="292"/>
+        </w:trPr>
+        <w:tc>
+          <w:tcPr>
+            <w:tcW w:w="2256" w:type="dxa"/>
+          </w:tcPr>
+          <w:p>
+            <w:pPr>
+              <w:keepNext/>
+              <w:keepLines/>
+              <w:widowControl w:val="0"/>
+            </w:pPr>
+            <w:r>
+              <w:t>MOTION/CTR</w:t>
+            </w:r>
+          </w:p>
+        </w:tc>
+        <w:tc>
+          <w:tcPr>
+            <w:tcW w:w="2944" w:type="dxa"/>
+          </w:tcPr>
+          <w:p>
+            <w:pPr>
+              <w:keepNext/>
+              <w:keepLines/>
+              <w:widowControl w:val="0"/>
+            </w:pPr>
+            <w:r>
+              <w:t>SCRIPTNAME</w:t>
+            </w:r>
+          </w:p>
+        </w:tc>
+        <w:tc>
+          <w:tcPr>
+            <w:tcW w:w="2014" w:type="dxa"/>
+          </w:tcPr>
+          <w:p>
+            <w:pPr>
+              <w:keepNext/>
+              <w:keepLines/>
+              <w:widowControl w:val="0"/>
+            </w:pPr>
+            <w:r>
+              <w:t>STRING</w:t>
+            </w:r>
+          </w:p>
+        </w:tc>
+        <w:tc>
+          <w:tcPr>
+            <w:tcW w:w="2014" w:type="dxa"/>
+          </w:tcPr>
+          <w:p>
+            <w:pPr>
+              <w:keepNext/>
+              <w:keepLines/>
+              <w:widowControl w:val="0"/>
+            </w:pPr>
+            <w:r>
+              <w:t>Write</w:t>
+            </w:r>
+          </w:p>
+        </w:tc>
+        <w:tc>
+          <w:tcPr>
+            <w:tcW w:w="2137" w:type="dxa"/>
+          </w:tcPr>
+          <w:p>
+            <w:pPr>
+              <w:keepNext/>
+              <w:keepLines/>
+              <w:widowControl w:val="0"/>
+            </w:pPr>
+            <w:r>
+              <w:t>Used by script read and write</w:t>
+            </w:r>
+          </w:p>
+        </w:tc>
+      </w:tr>
+      <w:tr>
+        <w:trPr>
+          <w:trHeight w:val="292"/>
+        </w:trPr>
+        <w:tc>
+          <w:tcPr>
+            <w:tcW w:w="2256" w:type="dxa"/>
+          </w:tcPr>
+          <w:p>
+            <w:pPr>
+              <w:keepNext/>
+              <w:keepLines/>
+              <w:widowControl w:val="0"/>
+            </w:pPr>
+            <w:r>
+              <w:t>MOTION/CTR</w:t>
+            </w:r>
+          </w:p>
+        </w:tc>
+        <w:tc>
+          <w:tcPr>
+            <w:tcW w:w="2944" w:type="dxa"/>
+          </w:tcPr>
+          <w:p>
+            <w:pPr>
+              <w:keepNext/>
+              <w:keepLines/>
+              <w:widowControl w:val="0"/>
+            </w:pPr>
+            <w:r>
+              <w:t>BASINNAME</w:t>
+            </w:r>
+          </w:p>
+        </w:tc>
+        <w:tc>
+          <w:tcPr>
+            <w:tcW w:w="2014" w:type="dxa"/>
+          </w:tcPr>
+          <w:p>
+            <w:pPr>
+              <w:keepNext/>
+              <w:keepLines/>
+              <w:widowControl w:val="0"/>
+            </w:pPr>
+            <w:r>
+              <w:t>STRING</w:t>
+            </w:r>
+          </w:p>
+        </w:tc>
+        <w:tc>
+          <w:tcPr>
+            <w:tcW w:w="2014" w:type="dxa"/>
+          </w:tcPr>
+          <w:p>
+            <w:pPr>
+              <w:keepNext/>
+              <w:keepLines/>
+              <w:widowControl w:val="0"/>
+            </w:pPr>
+            <w:r>
+              <w:t>Write</w:t>
+            </w:r>
+          </w:p>
+        </w:tc>
+        <w:tc>
+          <w:tcPr>
+            <w:tcW w:w="2137" w:type="dxa"/>
+          </w:tcPr>
+          <w:p>
+            <w:pPr>
+              <w:keepNext/>
+              <w:keepLines/>
+              <w:widowControl w:val="0"/>
+            </w:pPr>
+            <w:r>
+              <w:t xml:space="preserve">Enter basin name. </w:t>
+            </w:r>
+            <w:proofErr w:type="gramStart"/>
+            <w:r>
+              <w:t>basin</w:t>
+            </w:r>
+            <w:proofErr w:type="gramEnd"/>
+            <w:r>
+              <w:t xml:space="preserve"> name not set until </w:t>
+            </w:r>
+            <w:proofErr w:type="spellStart"/>
+            <w:r>
+              <w:t>BasinSet</w:t>
+            </w:r>
+            <w:proofErr w:type="spellEnd"/>
+            <w:r>
+              <w:t xml:space="preserve"> is true</w:t>
+            </w:r>
+          </w:p>
+        </w:tc>
+      </w:tr>
+      <w:tr>
+        <w:trPr>
+          <w:trHeight w:val="292"/>
+        </w:trPr>
+        <w:tc>
+          <w:tcPr>
+            <w:tcW w:w="2256" w:type="dxa"/>
+          </w:tcPr>
+          <w:p>
+            <w:pPr>
+              <w:keepNext/>
+              <w:keepLines/>
+              <w:widowControl w:val="0"/>
+            </w:pPr>
+            <w:r>
+              <w:t>MOTION/CTR</w:t>
+            </w:r>
+          </w:p>
+        </w:tc>
+        <w:tc>
+          <w:tcPr>
+            <w:tcW w:w="2944" w:type="dxa"/>
+          </w:tcPr>
+          <w:p>
+            <w:pPr>
+              <w:keepNext/>
+              <w:keepLines/>
+              <w:widowControl w:val="0"/>
+            </w:pPr>
+            <w:r>
+              <w:t>USEBASINCOORDINATES</w:t>
+            </w:r>
+          </w:p>
+        </w:tc>
+        <w:tc>
+          <w:tcPr>
+            <w:tcW w:w="2014" w:type="dxa"/>
+          </w:tcPr>
+          <w:p>
+            <w:pPr>
+              <w:keepNext/>
+              <w:keepLines/>
+              <w:widowControl w:val="0"/>
+            </w:pPr>
+            <w:r>
+              <w:t>BOOL</w:t>
+            </w:r>
+          </w:p>
+        </w:tc>
+        <w:tc>
+          <w:tcPr>
+            <w:tcW w:w="2014" w:type="dxa"/>
+          </w:tcPr>
+          <w:p>
+            <w:pPr>
+              <w:keepNext/>
+              <w:keepLines/>
+              <w:widowControl w:val="0"/>
+            </w:pPr>
+            <w:r>
+              <w:t>Write</w:t>
+            </w:r>
+          </w:p>
+        </w:tc>
+        <w:tc>
+          <w:tcPr>
+            <w:tcW w:w="2137" w:type="dxa"/>
+          </w:tcPr>
+          <w:p>
+            <w:pPr>
+              <w:keepNext/>
+              <w:keepLines/>
+              <w:widowControl w:val="0"/>
+            </w:pPr>
+            <w:r>
+              <w:t>Display coordinate outputs in terms of set basin</w:t>
+            </w:r>
+          </w:p>
+        </w:tc>
+      </w:tr>
+      <w:tr>
+        <w:trPr>
+          <w:trHeight w:val="292"/>
+        </w:trPr>
+        <w:tc>
+          <w:tcPr>
+            <w:tcW w:w="2256" w:type="dxa"/>
+          </w:tcPr>
+          <w:p>
+            <w:pPr>
+              <w:keepNext/>
+              <w:keepLines/>
+              <w:widowControl w:val="0"/>
+            </w:pPr>
+            <w:r>
+              <w:t>MOTION/CTR</w:t>
+            </w:r>
+          </w:p>
+        </w:tc>
+        <w:tc>
+          <w:tcPr>
+            <w:tcW w:w="2944" w:type="dxa"/>
+          </w:tcPr>
+          <w:p>
+            <w:pPr>
+              <w:keepNext/>
+              <w:keepLines/>
+              <w:widowControl w:val="0"/>
+            </w:pPr>
+            <w:r>
+              <w:t>BASINCTR</w:t>
+            </w:r>
+          </w:p>
+        </w:tc>
+        <w:tc>
+          <w:tcPr>
+            <w:tcW w:w="2014" w:type="dxa"/>
+          </w:tcPr>
+          <w:p>
+            <w:pPr>
+              <w:keepNext/>
+              <w:keepLines/>
+              <w:widowControl w:val="0"/>
+            </w:pPr>
+            <w:r>
+              <w:t>BOOL</w:t>
+            </w:r>
+          </w:p>
+        </w:tc>
+        <w:tc>
+          <w:tcPr>
+            <w:tcW w:w="2014" w:type="dxa"/>
+          </w:tcPr>
+          <w:p>
+            <w:pPr>
+              <w:keepNext/>
+              <w:keepLines/>
+              <w:widowControl w:val="0"/>
+            </w:pPr>
+            <w:r>
+              <w:t>Write</w:t>
+            </w:r>
+          </w:p>
+        </w:tc>
+        <w:tc>
+          <w:tcPr>
+            <w:tcW w:w="2137" w:type="dxa"/>
+          </w:tcPr>
+          <w:p>
+            <w:pPr>
+              <w:keepNext/>
+              <w:keepLines/>
+              <w:widowControl w:val="0"/>
+            </w:pPr>
+            <w:r>
+              <w:t xml:space="preserve">Control </w:t>
+            </w:r>
+            <w:proofErr w:type="gramStart"/>
+            <w:r>
+              <w:t>to set</w:t>
+            </w:r>
+            <w:proofErr w:type="gramEnd"/>
+            <w:r>
+              <w:t xml:space="preserve"> basin limits. Select </w:t>
+            </w:r>
+          </w:p>
+        </w:tc>
+      </w:tr>
+      <w:tr>
+        <w:trPr>
+          <w:trHeight w:val="292"/>
+        </w:trPr>
+        <w:tc>
+          <w:tcPr>
+            <w:tcW w:w="2256" w:type="dxa"/>
+          </w:tcPr>
+          <w:p>
+            <w:pPr>
+              <w:keepNext/>
+              <w:keepLines/>
+              <w:widowControl w:val="0"/>
+            </w:pPr>
+            <w:r>
+              <w:t>MOTION/CTR</w:t>
+            </w:r>
+          </w:p>
+        </w:tc>
+        <w:tc>
+          <w:tcPr>
+            <w:tcW w:w="2944" w:type="dxa"/>
+          </w:tcPr>
+          <w:p>
+            <w:pPr>
+              <w:keepNext/>
+              <w:keepLines/>
+              <w:widowControl w:val="0"/>
+            </w:pPr>
+            <w:r>
+              <w:t>DEFAULTBASIN</w:t>
+            </w:r>
+          </w:p>
+        </w:tc>
+        <w:tc>
+          <w:tcPr>
+            <w:tcW w:w="2014" w:type="dxa"/>
+          </w:tcPr>
+          <w:p>
+            <w:pPr>
+              <w:keepNext/>
+              <w:keepLines/>
+              <w:widowControl w:val="0"/>
+            </w:pPr>
+            <w:r>
+              <w:t>BOOL</w:t>
+            </w:r>
+          </w:p>
+        </w:tc>
+        <w:tc>
+          <w:tcPr>
+            <w:tcW w:w="2014" w:type="dxa"/>
+          </w:tcPr>
+          <w:p>
+            <w:pPr>
+              <w:keepNext/>
+              <w:keepLines/>
+              <w:widowControl w:val="0"/>
+            </w:pPr>
+            <w:r>
+              <w:t>Write</w:t>
+            </w:r>
+          </w:p>
+        </w:tc>
+        <w:tc>
+          <w:tcPr>
+            <w:tcW w:w="2137" w:type="dxa"/>
+          </w:tcPr>
+          <w:p>
+            <w:pPr>
+              <w:keepNext/>
+              <w:keepLines/>
+              <w:widowControl w:val="0"/>
+            </w:pPr>
+            <w:r>
+              <w:t>Control to set basin to maximum limits based on hard stops</w:t>
+            </w:r>
+          </w:p>
+        </w:tc>
+      </w:tr>
+      <w:tr>
+        <w:trPr>
+          <w:trHeight w:val="292"/>
+        </w:trPr>
+        <w:tc>
+          <w:tcPr>
+            <w:tcW w:w="2256" w:type="dxa"/>
+          </w:tcPr>
+          <w:p>
+            <w:pPr>
+              <w:keepNext/>
+              <w:keepLines/>
+              <w:widowControl w:val="0"/>
+            </w:pPr>
+            <w:r>
+              <w:t>MOTION/INSTR</w:t>
+            </w:r>
+            <w:r>
+              <w:t>_BUFFER</w:t>
+            </w:r>
+          </w:p>
+        </w:tc>
+        <w:tc>
+          <w:tcPr>
+            <w:tcW w:w="2944" w:type="dxa"/>
+          </w:tcPr>
+          <w:p>
+            <w:pPr>
+              <w:keepNext/>
+              <w:keepLines/>
+              <w:widowControl w:val="0"/>
+            </w:pPr>
+            <w:proofErr w:type="spellStart"/>
+            <w:r>
+              <w:t>MotionCommand</w:t>
+            </w:r>
+            <w:proofErr w:type="spellEnd"/>
+          </w:p>
+        </w:tc>
+        <w:tc>
+          <w:tcPr>
+            <w:tcW w:w="2014" w:type="dxa"/>
+          </w:tcPr>
+          <w:p>
+            <w:pPr>
+              <w:keepNext/>
+              <w:keepLines/>
+              <w:widowControl w:val="0"/>
+            </w:pPr>
+            <w:r>
+              <w:t>INT/ENUM</w:t>
+            </w:r>
+          </w:p>
+        </w:tc>
+        <w:tc>
+          <w:tcPr>
+            <w:tcW w:w="2014" w:type="dxa"/>
+          </w:tcPr>
+          <w:p>
+            <w:pPr>
+              <w:keepNext/>
+              <w:keepLines/>
+              <w:widowControl w:val="0"/>
+            </w:pPr>
+            <w:r>
+              <w:t>Write</w:t>
+            </w:r>
+          </w:p>
+        </w:tc>
+        <w:tc>
+          <w:tcPr>
+            <w:tcW w:w="2137" w:type="dxa"/>
+          </w:tcPr>
+          <w:p>
+            <w:pPr>
+              <w:keepNext/>
+              <w:keepLines/>
+              <w:widowControl w:val="0"/>
+            </w:pPr>
+          </w:p>
+        </w:tc>
+      </w:tr>
+      <w:tr>
+        <w:trPr>
+          <w:trHeight w:val="292"/>
+        </w:trPr>
+        <w:tc>
+          <w:tcPr>
+            <w:tcW w:w="2256" w:type="dxa"/>
+          </w:tcPr>
+          <w:p>
+            <w:pPr>
+              <w:keepNext/>
+              <w:keepLines/>
+              <w:widowControl w:val="0"/>
+            </w:pPr>
+            <w:r>
+              <w:t>MOTION/INSTR</w:t>
+            </w:r>
+            <w:r>
+              <w:t>_BUFFER</w:t>
+            </w:r>
+          </w:p>
+        </w:tc>
+        <w:tc>
+          <w:tcPr>
+            <w:tcW w:w="2944" w:type="dxa"/>
+          </w:tcPr>
+          <w:p>
+            <w:pPr>
+              <w:keepNext/>
+              <w:keepLines/>
+              <w:widowControl w:val="0"/>
+            </w:pPr>
+            <w:proofErr w:type="spellStart"/>
+            <w:r>
+              <w:t>zType</w:t>
+            </w:r>
+            <w:proofErr w:type="spellEnd"/>
+          </w:p>
+        </w:tc>
+        <w:tc>
+          <w:tcPr>
+            <w:tcW w:w="2014" w:type="dxa"/>
+          </w:tcPr>
+          <w:p>
+            <w:pPr>
+              <w:keepNext/>
+              <w:keepLines/>
+              <w:widowControl w:val="0"/>
+            </w:pPr>
+          </w:p>
+        </w:tc>
+        <w:tc>
+          <w:tcPr>
+            <w:tcW w:w="2014" w:type="dxa"/>
+          </w:tcPr>
+          <w:p>
+            <w:pPr>
+              <w:keepNext/>
+              <w:keepLines/>
+              <w:widowControl w:val="0"/>
+            </w:pPr>
+            <w:r>
+              <w:t>Write</w:t>
+            </w:r>
+          </w:p>
+        </w:tc>
+        <w:tc>
+          <w:tcPr>
+            <w:tcW w:w="2137" w:type="dxa"/>
+          </w:tcPr>
+          <w:p>
+            <w:pPr>
+              <w:keepNext/>
+              <w:keepLines/>
+              <w:widowControl w:val="0"/>
+            </w:pPr>
+          </w:p>
+        </w:tc>
+      </w:tr>
+      <w:tr>
+        <w:trPr>
+          <w:trHeight w:val="292"/>
+        </w:trPr>
+        <w:tc>
+          <w:tcPr>
+            <w:tcW w:w="2256" w:type="dxa"/>
+          </w:tcPr>
+          <w:p>
+            <w:pPr>
+              <w:keepNext/>
+              <w:keepLines/>
+              <w:widowControl w:val="0"/>
+            </w:pPr>
+            <w:r>
+              <w:t>MOTION/INSTR</w:t>
+            </w:r>
+            <w:r>
+              <w:t>_BUFFER</w:t>
+            </w:r>
+          </w:p>
+        </w:tc>
+        <w:tc>
+          <w:tcPr>
+            <w:tcW w:w="2944" w:type="dxa"/>
+          </w:tcPr>
+          <w:p>
+            <w:pPr>
+              <w:keepNext/>
+              <w:keepLines/>
+              <w:widowControl w:val="0"/>
+            </w:pPr>
+            <w:proofErr w:type="spellStart"/>
+            <w:r>
+              <w:t>DataTrigger</w:t>
+            </w:r>
+            <w:proofErr w:type="spellEnd"/>
+          </w:p>
+        </w:tc>
+        <w:tc>
+          <w:tcPr>
+            <w:tcW w:w="2014" w:type="dxa"/>
+          </w:tcPr>
+          <w:p>
+            <w:pPr>
+              <w:keepNext/>
+              <w:keepLines/>
+              <w:widowControl w:val="0"/>
+            </w:pPr>
+          </w:p>
+        </w:tc>
+        <w:tc>
+          <w:tcPr>
+            <w:tcW w:w="2014" w:type="dxa"/>
+          </w:tcPr>
+          <w:p>
+            <w:pPr>
+              <w:keepNext/>
+              <w:keepLines/>
+              <w:widowControl w:val="0"/>
+            </w:pPr>
+            <w:r>
+              <w:t>Write</w:t>
+            </w:r>
+          </w:p>
+        </w:tc>
+        <w:tc>
+          <w:tcPr>
+            <w:tcW w:w="2137" w:type="dxa"/>
+          </w:tcPr>
+          <w:p>
+            <w:pPr>
+              <w:keepNext/>
+              <w:keepLines/>
+              <w:widowControl w:val="0"/>
+            </w:pPr>
+          </w:p>
+        </w:tc>
+      </w:tr>
+      <w:tr>
+        <w:trPr>
+          <w:trHeight w:val="292"/>
+        </w:trPr>
+        <w:tc>
+          <w:tcPr>
+            <w:tcW w:w="2256" w:type="dxa"/>
+          </w:tcPr>
+          <w:p>
+            <w:pPr>
+              <w:keepNext/>
+              <w:keepLines/>
+              <w:widowControl w:val="0"/>
+            </w:pPr>
+            <w:r>
+              <w:t>MOTION/INSTR</w:t>
+            </w:r>
+            <w:r>
+              <w:t>_BUFFER</w:t>
+            </w:r>
+          </w:p>
+        </w:tc>
+        <w:tc>
+          <w:tcPr>
+            <w:tcW w:w="2944" w:type="dxa"/>
+          </w:tcPr>
+          <w:p>
+            <w:pPr>
+              <w:keepNext/>
+              <w:keepLines/>
+              <w:widowControl w:val="0"/>
+            </w:pPr>
+            <w:proofErr w:type="spellStart"/>
+            <w:r>
+              <w:t>Acq_Keyence</w:t>
+            </w:r>
+            <w:proofErr w:type="spellEnd"/>
+          </w:p>
+        </w:tc>
+        <w:tc>
+          <w:tcPr>
+            <w:tcW w:w="2014" w:type="dxa"/>
+          </w:tcPr>
+          <w:p>
+            <w:pPr>
+              <w:keepNext/>
+              <w:keepLines/>
+              <w:widowControl w:val="0"/>
+            </w:pPr>
+          </w:p>
+        </w:tc>
+        <w:tc>
+          <w:tcPr>
+            <w:tcW w:w="2014" w:type="dxa"/>
+          </w:tcPr>
+          <w:p>
+            <w:pPr>
+              <w:keepNext/>
+              <w:keepLines/>
+              <w:widowControl w:val="0"/>
+            </w:pPr>
+            <w:r>
+              <w:t>Write</w:t>
+            </w:r>
+          </w:p>
+        </w:tc>
+        <w:tc>
+          <w:tcPr>
+            <w:tcW w:w="2137" w:type="dxa"/>
+          </w:tcPr>
+          <w:p>
+            <w:pPr>
+              <w:keepNext/>
+              <w:keepLines/>
+              <w:widowControl w:val="0"/>
+            </w:pPr>
+          </w:p>
+        </w:tc>
+      </w:tr>
+      <w:tr>
+        <w:trPr>
+          <w:trHeight w:val="292"/>
+        </w:trPr>
+        <w:tc>
+          <w:tcPr>
+            <w:tcW w:w="2256" w:type="dxa"/>
+          </w:tcPr>
+          <w:p>
+            <w:pPr>
+              <w:keepNext/>
+              <w:keepLines/>
+              <w:widowControl w:val="0"/>
+            </w:pPr>
+            <w:r>
+              <w:t>MOTION/INSTR</w:t>
+            </w:r>
+            <w:r>
+              <w:t>_BUFFER</w:t>
+            </w:r>
+          </w:p>
+        </w:tc>
+        <w:tc>
+          <w:tcPr>
+            <w:tcW w:w="2944" w:type="dxa"/>
+          </w:tcPr>
+          <w:p>
+            <w:pPr>
+              <w:keepNext/>
+              <w:keepLines/>
+              <w:widowControl w:val="0"/>
+            </w:pPr>
+            <w:proofErr w:type="spellStart"/>
+            <w:r>
+              <w:t>Acq_Massa</w:t>
+            </w:r>
+            <w:proofErr w:type="spellEnd"/>
+          </w:p>
+        </w:tc>
+        <w:tc>
+          <w:tcPr>
+            <w:tcW w:w="2014" w:type="dxa"/>
+          </w:tcPr>
+          <w:p>
+            <w:pPr>
+              <w:keepNext/>
+              <w:keepLines/>
+              <w:widowControl w:val="0"/>
+            </w:pPr>
+          </w:p>
+        </w:tc>
+        <w:tc>
+          <w:tcPr>
+            <w:tcW w:w="2014" w:type="dxa"/>
+          </w:tcPr>
+          <w:p>
+            <w:pPr>
+              <w:keepNext/>
+              <w:keepLines/>
+              <w:widowControl w:val="0"/>
+            </w:pPr>
+            <w:r>
+              <w:t>Write</w:t>
+            </w:r>
+          </w:p>
+        </w:tc>
+        <w:tc>
+          <w:tcPr>
+            <w:tcW w:w="2137" w:type="dxa"/>
+          </w:tcPr>
+          <w:p>
+            <w:pPr>
+              <w:keepNext/>
+              <w:keepLines/>
+              <w:widowControl w:val="0"/>
+            </w:pPr>
+          </w:p>
+        </w:tc>
+      </w:tr>
+      <w:tr>
+        <w:trPr>
+          <w:trHeight w:val="292"/>
+        </w:trPr>
+        <w:tc>
+          <w:tcPr>
+            <w:tcW w:w="2256" w:type="dxa"/>
+          </w:tcPr>
+          <w:p>
+            <w:pPr>
+              <w:keepNext/>
+              <w:keepLines/>
+              <w:widowControl w:val="0"/>
+            </w:pPr>
+            <w:r>
+              <w:t>MOTION/INSTR</w:t>
+            </w:r>
+            <w:r>
+              <w:t>_BUFFER</w:t>
+            </w:r>
+          </w:p>
+        </w:tc>
+        <w:tc>
+          <w:tcPr>
+            <w:tcW w:w="2944" w:type="dxa"/>
+          </w:tcPr>
+          <w:p>
+            <w:pPr>
+              <w:keepNext/>
+              <w:keepLines/>
+              <w:widowControl w:val="0"/>
+            </w:pPr>
+            <w:proofErr w:type="spellStart"/>
+            <w:r>
+              <w:t>Acq_Sonar</w:t>
+            </w:r>
+            <w:proofErr w:type="spellEnd"/>
+          </w:p>
+        </w:tc>
+        <w:tc>
+          <w:tcPr>
+            <w:tcW w:w="2014" w:type="dxa"/>
+          </w:tcPr>
+          <w:p>
+            <w:pPr>
+              <w:keepNext/>
+              <w:keepLines/>
+              <w:widowControl w:val="0"/>
+            </w:pPr>
+          </w:p>
+        </w:tc>
+        <w:tc>
+          <w:tcPr>
+            <w:tcW w:w="2014" w:type="dxa"/>
+          </w:tcPr>
+          <w:p>
+            <w:pPr>
+              <w:keepNext/>
+              <w:keepLines/>
+              <w:widowControl w:val="0"/>
+            </w:pPr>
+            <w:r>
+              <w:t>Write</w:t>
+            </w:r>
+          </w:p>
+        </w:tc>
+        <w:tc>
+          <w:tcPr>
+            <w:tcW w:w="2137" w:type="dxa"/>
+          </w:tcPr>
+          <w:p>
+            <w:pPr>
+              <w:keepNext/>
+              <w:keepLines/>
+              <w:widowControl w:val="0"/>
+            </w:pPr>
+          </w:p>
+        </w:tc>
+      </w:tr>
+      <w:tr>
+        <w:trPr>
+          <w:trHeight w:val="292"/>
+        </w:trPr>
+        <w:tc>
+          <w:tcPr>
+            <w:tcW w:w="2256" w:type="dxa"/>
+          </w:tcPr>
+          <w:p>
+            <w:pPr>
+              <w:keepNext/>
+              <w:keepLines/>
+              <w:widowControl w:val="0"/>
+            </w:pPr>
+            <w:r>
+              <w:t>MOTION/INSTR</w:t>
+            </w:r>
+            <w:r>
+              <w:t>_BUFFER</w:t>
+            </w:r>
+          </w:p>
+        </w:tc>
+        <w:tc>
+          <w:tcPr>
+            <w:tcW w:w="2944" w:type="dxa"/>
+          </w:tcPr>
+          <w:p>
+            <w:pPr>
+              <w:keepNext/>
+              <w:keepLines/>
+              <w:widowControl w:val="0"/>
+            </w:pPr>
+            <w:proofErr w:type="spellStart"/>
+            <w:r>
+              <w:t>SetXPosition</w:t>
+            </w:r>
+            <w:proofErr w:type="spellEnd"/>
+          </w:p>
+        </w:tc>
+        <w:tc>
+          <w:tcPr>
+            <w:tcW w:w="2014" w:type="dxa"/>
+          </w:tcPr>
+          <w:p>
+            <w:pPr>
+              <w:keepNext/>
+              <w:keepLines/>
+              <w:widowControl w:val="0"/>
+            </w:pPr>
+          </w:p>
+        </w:tc>
+        <w:tc>
+          <w:tcPr>
+            <w:tcW w:w="2014" w:type="dxa"/>
+          </w:tcPr>
+          <w:p>
+            <w:pPr>
+              <w:keepNext/>
+              <w:keepLines/>
+              <w:widowControl w:val="0"/>
+            </w:pPr>
+            <w:r>
+              <w:t>Write</w:t>
+            </w:r>
+          </w:p>
+        </w:tc>
+        <w:tc>
+          <w:tcPr>
+            <w:tcW w:w="2137" w:type="dxa"/>
+          </w:tcPr>
+          <w:p>
+            <w:pPr>
+              <w:keepNext/>
+              <w:keepLines/>
+              <w:widowControl w:val="0"/>
+            </w:pPr>
+          </w:p>
+        </w:tc>
+      </w:tr>
+      <w:tr>
+        <w:trPr>
+          <w:trHeight w:val="292"/>
+        </w:trPr>
+        <w:tc>
+          <w:tcPr>
+            <w:tcW w:w="2256" w:type="dxa"/>
+          </w:tcPr>
+          <w:p>
+            <w:pPr>
+              <w:keepNext/>
+              <w:keepLines/>
+              <w:widowControl w:val="0"/>
+            </w:pPr>
+            <w:r>
+              <w:t>MOTION/INSTR</w:t>
+            </w:r>
+            <w:r>
+              <w:t>_BUFFER</w:t>
+            </w:r>
+          </w:p>
+        </w:tc>
+        <w:tc>
+          <w:tcPr>
+            <w:tcW w:w="2944" w:type="dxa"/>
+          </w:tcPr>
+          <w:p>
+            <w:pPr>
+              <w:keepNext/>
+              <w:keepLines/>
+              <w:widowControl w:val="0"/>
+            </w:pPr>
+            <w:proofErr w:type="spellStart"/>
+            <w:r>
+              <w:t>SetXVelocity</w:t>
+            </w:r>
+            <w:proofErr w:type="spellEnd"/>
+          </w:p>
+        </w:tc>
+        <w:tc>
+          <w:tcPr>
+            <w:tcW w:w="2014" w:type="dxa"/>
+          </w:tcPr>
+          <w:p>
+            <w:pPr>
+              <w:keepNext/>
+              <w:keepLines/>
+              <w:widowControl w:val="0"/>
+            </w:pPr>
+          </w:p>
+        </w:tc>
+        <w:tc>
+          <w:tcPr>
+            <w:tcW w:w="2014" w:type="dxa"/>
+          </w:tcPr>
+          <w:p>
+            <w:pPr>
+              <w:keepNext/>
+              <w:keepLines/>
+              <w:widowControl w:val="0"/>
+            </w:pPr>
+            <w:r>
+              <w:t>Write</w:t>
+            </w:r>
+          </w:p>
+        </w:tc>
+        <w:tc>
+          <w:tcPr>
+            <w:tcW w:w="2137" w:type="dxa"/>
+          </w:tcPr>
+          <w:p>
+            <w:pPr>
+              <w:keepNext/>
+              <w:keepLines/>
+              <w:widowControl w:val="0"/>
+            </w:pPr>
+          </w:p>
+        </w:tc>
+      </w:tr>
+      <w:tr>
+        <w:trPr>
+          <w:trHeight w:val="292"/>
+        </w:trPr>
+        <w:tc>
+          <w:tcPr>
+            <w:tcW w:w="2256" w:type="dxa"/>
+          </w:tcPr>
+          <w:p>
+            <w:pPr>
+              <w:keepNext/>
+              <w:keepLines/>
+              <w:widowControl w:val="0"/>
+            </w:pPr>
+            <w:r>
+              <w:t>MOTION/INSTR</w:t>
+            </w:r>
+            <w:r>
+              <w:t>_BUFFER</w:t>
+            </w:r>
+          </w:p>
+        </w:tc>
+        <w:tc>
+          <w:tcPr>
+            <w:tcW w:w="2944" w:type="dxa"/>
+          </w:tcPr>
+          <w:p>
+            <w:pPr>
+              <w:keepNext/>
+              <w:keepLines/>
+              <w:widowControl w:val="0"/>
+            </w:pPr>
+            <w:proofErr w:type="spellStart"/>
+            <w:r>
+              <w:t>SetXAccel</w:t>
+            </w:r>
+            <w:proofErr w:type="spellEnd"/>
+          </w:p>
+        </w:tc>
+        <w:tc>
+          <w:tcPr>
+            <w:tcW w:w="2014" w:type="dxa"/>
+          </w:tcPr>
+          <w:p>
+            <w:pPr>
+              <w:keepNext/>
+              <w:keepLines/>
+              <w:widowControl w:val="0"/>
+            </w:pPr>
+          </w:p>
+        </w:tc>
+        <w:tc>
+          <w:tcPr>
+            <w:tcW w:w="2014" w:type="dxa"/>
+          </w:tcPr>
+          <w:p>
+            <w:pPr>
+              <w:keepNext/>
+              <w:keepLines/>
+              <w:widowControl w:val="0"/>
+            </w:pPr>
+            <w:r>
+              <w:t>Write</w:t>
+            </w:r>
+          </w:p>
+        </w:tc>
+        <w:tc>
+          <w:tcPr>
+            <w:tcW w:w="2137" w:type="dxa"/>
+          </w:tcPr>
+          <w:p>
+            <w:pPr>
+              <w:keepNext/>
+              <w:keepLines/>
+              <w:widowControl w:val="0"/>
+            </w:pPr>
+          </w:p>
+        </w:tc>
+      </w:tr>
+      <w:tr>
+        <w:trPr>
+          <w:trHeight w:val="292"/>
+        </w:trPr>
+        <w:tc>
+          <w:tcPr>
+            <w:tcW w:w="2256" w:type="dxa"/>
+          </w:tcPr>
+          <w:p>
+            <w:pPr>
+              <w:keepNext/>
+              <w:keepLines/>
+              <w:widowControl w:val="0"/>
+            </w:pPr>
+            <w:r>
+              <w:t>MOTION/INSTR</w:t>
+            </w:r>
+            <w:r>
+              <w:t>_BUFFER</w:t>
+            </w:r>
+          </w:p>
+        </w:tc>
+        <w:tc>
+          <w:tcPr>
+            <w:tcW w:w="2944" w:type="dxa"/>
+          </w:tcPr>
+          <w:p>
+            <w:pPr>
+              <w:keepNext/>
+              <w:keepLines/>
+              <w:widowControl w:val="0"/>
+            </w:pPr>
+            <w:proofErr w:type="spellStart"/>
+            <w:r>
+              <w:t>SetYPosition</w:t>
+            </w:r>
+            <w:proofErr w:type="spellEnd"/>
+          </w:p>
+        </w:tc>
+        <w:tc>
+          <w:tcPr>
+            <w:tcW w:w="2014" w:type="dxa"/>
+          </w:tcPr>
+          <w:p>
+            <w:pPr>
+              <w:keepNext/>
+              <w:keepLines/>
+              <w:widowControl w:val="0"/>
+            </w:pPr>
+          </w:p>
+        </w:tc>
+        <w:tc>
+          <w:tcPr>
+            <w:tcW w:w="2014" w:type="dxa"/>
+          </w:tcPr>
+          <w:p>
+            <w:pPr>
+              <w:keepNext/>
+              <w:keepLines/>
+              <w:widowControl w:val="0"/>
+            </w:pPr>
+            <w:r>
+              <w:t>Write</w:t>
+            </w:r>
+          </w:p>
+        </w:tc>
+        <w:tc>
+          <w:tcPr>
+            <w:tcW w:w="2137" w:type="dxa"/>
+          </w:tcPr>
+          <w:p>
+            <w:pPr>
+              <w:keepNext/>
+              <w:keepLines/>
+              <w:widowControl w:val="0"/>
+            </w:pPr>
+          </w:p>
+        </w:tc>
+      </w:tr>
+      <w:tr>
+        <w:trPr>
+          <w:trHeight w:val="292"/>
+        </w:trPr>
+        <w:tc>
+          <w:tcPr>
+            <w:tcW w:w="2256" w:type="dxa"/>
+          </w:tcPr>
+          <w:p>
+            <w:pPr>
+              <w:keepNext/>
+              <w:keepLines/>
+              <w:widowControl w:val="0"/>
+            </w:pPr>
+            <w:r>
+              <w:t>MOTION/INSTR</w:t>
+            </w:r>
+            <w:r>
+              <w:t>_BUFFER</w:t>
+            </w:r>
+          </w:p>
+        </w:tc>
+        <w:tc>
+          <w:tcPr>
+            <w:tcW w:w="2944" w:type="dxa"/>
+          </w:tcPr>
+          <w:p>
+            <w:pPr>
+              <w:keepNext/>
+              <w:keepLines/>
+              <w:widowControl w:val="0"/>
+            </w:pPr>
+            <w:proofErr w:type="spellStart"/>
+            <w:r>
+              <w:t>SetYVelocity</w:t>
+            </w:r>
+            <w:proofErr w:type="spellEnd"/>
+          </w:p>
+        </w:tc>
+        <w:tc>
+          <w:tcPr>
+            <w:tcW w:w="2014" w:type="dxa"/>
+          </w:tcPr>
+          <w:p>
+            <w:pPr>
+              <w:keepNext/>
+              <w:keepLines/>
+              <w:widowControl w:val="0"/>
+            </w:pPr>
+          </w:p>
+        </w:tc>
+        <w:tc>
+          <w:tcPr>
+            <w:tcW w:w="2014" w:type="dxa"/>
+          </w:tcPr>
+          <w:p>
+            <w:pPr>
+              <w:keepNext/>
+              <w:keepLines/>
+              <w:widowControl w:val="0"/>
+            </w:pPr>
+            <w:r>
+              <w:t>Write</w:t>
+            </w:r>
+          </w:p>
+        </w:tc>
+        <w:tc>
+          <w:tcPr>
+            <w:tcW w:w="2137" w:type="dxa"/>
+          </w:tcPr>
+          <w:p>
+            <w:pPr>
+              <w:keepNext/>
+              <w:keepLines/>
+              <w:widowControl w:val="0"/>
+            </w:pPr>
+          </w:p>
+        </w:tc>
+      </w:tr>
+      <w:tr>
+        <w:trPr>
+          <w:trHeight w:val="292"/>
+        </w:trPr>
+        <w:tc>
+          <w:tcPr>
+            <w:tcW w:w="2256" w:type="dxa"/>
+          </w:tcPr>
+          <w:p>
+            <w:pPr>
+              <w:keepNext/>
+              <w:keepLines/>
+              <w:widowControl w:val="0"/>
+            </w:pPr>
+            <w:r>
+              <w:t>MOTION/INSTR</w:t>
+            </w:r>
+            <w:r>
+              <w:t>_BUFFER</w:t>
+            </w:r>
+          </w:p>
+        </w:tc>
+        <w:tc>
+          <w:tcPr>
+            <w:tcW w:w="2944" w:type="dxa"/>
+          </w:tcPr>
+          <w:p>
+            <w:pPr>
+              <w:keepNext/>
+              <w:keepLines/>
+              <w:widowControl w:val="0"/>
+            </w:pPr>
+            <w:proofErr w:type="spellStart"/>
+            <w:r>
+              <w:t>SetYAccel</w:t>
+            </w:r>
+            <w:proofErr w:type="spellEnd"/>
+          </w:p>
+        </w:tc>
+        <w:tc>
+          <w:tcPr>
+            <w:tcW w:w="2014" w:type="dxa"/>
+          </w:tcPr>
+          <w:p>
+            <w:pPr>
+              <w:keepNext/>
+              <w:keepLines/>
+              <w:widowControl w:val="0"/>
+            </w:pPr>
+          </w:p>
+        </w:tc>
+        <w:tc>
+          <w:tcPr>
+            <w:tcW w:w="2014" w:type="dxa"/>
+          </w:tcPr>
+          <w:p>
+            <w:pPr>
+              <w:keepNext/>
+              <w:keepLines/>
+              <w:widowControl w:val="0"/>
+            </w:pPr>
+            <w:r>
+              <w:t>Write</w:t>
+            </w:r>
+          </w:p>
+        </w:tc>
+        <w:tc>
+          <w:tcPr>
+            <w:tcW w:w="2137" w:type="dxa"/>
+          </w:tcPr>
+          <w:p>
+            <w:pPr>
+              <w:keepNext/>
+              <w:keepLines/>
+              <w:widowControl w:val="0"/>
+            </w:pPr>
+          </w:p>
+        </w:tc>
+      </w:tr>
+      <w:tr>
+        <w:trPr>
+          <w:trHeight w:val="292"/>
+        </w:trPr>
+        <w:tc>
+          <w:tcPr>
+            <w:tcW w:w="2256" w:type="dxa"/>
+          </w:tcPr>
+          <w:p>
+            <w:pPr>
+              <w:keepNext/>
+              <w:keepLines/>
+              <w:widowControl w:val="0"/>
+            </w:pPr>
+            <w:r>
+              <w:t>MOTION/INSTR</w:t>
+            </w:r>
+            <w:r>
+              <w:t>_BUFFER</w:t>
+            </w:r>
+          </w:p>
+        </w:tc>
+        <w:tc>
+          <w:tcPr>
+            <w:tcW w:w="2944" w:type="dxa"/>
+          </w:tcPr>
+          <w:p>
+            <w:pPr>
+              <w:keepNext/>
+              <w:keepLines/>
+              <w:widowControl w:val="0"/>
+            </w:pPr>
+            <w:proofErr w:type="spellStart"/>
+            <w:r>
+              <w:t>SetZPosition</w:t>
+            </w:r>
+            <w:proofErr w:type="spellEnd"/>
+          </w:p>
+        </w:tc>
+        <w:tc>
+          <w:tcPr>
+            <w:tcW w:w="2014" w:type="dxa"/>
+          </w:tcPr>
+          <w:p>
+            <w:pPr>
+              <w:keepNext/>
+              <w:keepLines/>
+              <w:widowControl w:val="0"/>
+            </w:pPr>
+          </w:p>
+        </w:tc>
+        <w:tc>
+          <w:tcPr>
+            <w:tcW w:w="2014" w:type="dxa"/>
+          </w:tcPr>
+          <w:p>
+            <w:pPr>
+              <w:keepNext/>
+              <w:keepLines/>
+              <w:widowControl w:val="0"/>
+            </w:pPr>
+            <w:r>
+              <w:t>Write</w:t>
+            </w:r>
+          </w:p>
+        </w:tc>
+        <w:tc>
+          <w:tcPr>
+            <w:tcW w:w="2137" w:type="dxa"/>
+          </w:tcPr>
+          <w:p>
+            <w:pPr>
+              <w:keepNext/>
+              <w:keepLines/>
+              <w:widowControl w:val="0"/>
+            </w:pPr>
+          </w:p>
+        </w:tc>
+      </w:tr>
+      <w:tr>
+        <w:trPr>
+          <w:trHeight w:val="292"/>
+        </w:trPr>
+        <w:tc>
+          <w:tcPr>
+            <w:tcW w:w="2256" w:type="dxa"/>
+          </w:tcPr>
+          <w:p>
+            <w:pPr>
+              <w:keepNext/>
+              <w:keepLines/>
+              <w:widowControl w:val="0"/>
+            </w:pPr>
+            <w:r>
+              <w:t>MOTION/INSTR</w:t>
+            </w:r>
+            <w:r>
+              <w:t>_BUFFER</w:t>
+            </w:r>
+          </w:p>
+        </w:tc>
+        <w:tc>
+          <w:tcPr>
+            <w:tcW w:w="2944" w:type="dxa"/>
+          </w:tcPr>
+          <w:p>
+            <w:pPr>
+              <w:keepNext/>
+              <w:keepLines/>
+              <w:widowControl w:val="0"/>
+            </w:pPr>
+            <w:proofErr w:type="spellStart"/>
+            <w:r>
+              <w:t>SetZVelocity</w:t>
+            </w:r>
+            <w:proofErr w:type="spellEnd"/>
+          </w:p>
+        </w:tc>
+        <w:tc>
+          <w:tcPr>
+            <w:tcW w:w="2014" w:type="dxa"/>
+          </w:tcPr>
+          <w:p>
+            <w:pPr>
+              <w:keepNext/>
+              <w:keepLines/>
+              <w:widowControl w:val="0"/>
+            </w:pPr>
+          </w:p>
+        </w:tc>
+        <w:tc>
+          <w:tcPr>
+            <w:tcW w:w="2014" w:type="dxa"/>
+          </w:tcPr>
+          <w:p>
+            <w:pPr>
+              <w:keepNext/>
+              <w:keepLines/>
+              <w:widowControl w:val="0"/>
+            </w:pPr>
+            <w:r>
+              <w:t>Write</w:t>
+            </w:r>
+          </w:p>
+        </w:tc>
+        <w:tc>
+          <w:tcPr>
+            <w:tcW w:w="2137" w:type="dxa"/>
+          </w:tcPr>
+          <w:p>
+            <w:pPr>
+              <w:keepNext/>
+              <w:keepLines/>
+              <w:widowControl w:val="0"/>
+            </w:pPr>
+          </w:p>
+        </w:tc>
+      </w:tr>
+      <w:tr>
+        <w:trPr>
+          <w:trHeight w:val="292"/>
+        </w:trPr>
+        <w:tc>
+          <w:tcPr>
+            <w:tcW w:w="2256" w:type="dxa"/>
+          </w:tcPr>
+          <w:p>
+            <w:pPr>
+              <w:keepNext/>
+              <w:keepLines/>
+              <w:widowControl w:val="0"/>
+            </w:pPr>
+            <w:r>
+              <w:t>MOTION/INSTR</w:t>
+            </w:r>
+            <w:r>
+              <w:t>_BUFFER</w:t>
+            </w:r>
+          </w:p>
+        </w:tc>
+        <w:tc>
+          <w:tcPr>
+            <w:tcW w:w="2944" w:type="dxa"/>
+          </w:tcPr>
+          <w:p>
+            <w:pPr>
+              <w:keepNext/>
+              <w:keepLines/>
+              <w:widowControl w:val="0"/>
+            </w:pPr>
+            <w:proofErr w:type="spellStart"/>
+            <w:r>
+              <w:t>PauseTime</w:t>
+            </w:r>
+            <w:proofErr w:type="spellEnd"/>
+          </w:p>
+        </w:tc>
+        <w:tc>
+          <w:tcPr>
+            <w:tcW w:w="2014" w:type="dxa"/>
+          </w:tcPr>
+          <w:p>
+            <w:pPr>
+              <w:keepNext/>
+              <w:keepLines/>
+              <w:widowControl w:val="0"/>
+            </w:pPr>
+          </w:p>
+        </w:tc>
+        <w:tc>
+          <w:tcPr>
+            <w:tcW w:w="2014" w:type="dxa"/>
+          </w:tcPr>
+          <w:p>
+            <w:pPr>
+              <w:keepNext/>
+              <w:keepLines/>
+              <w:widowControl w:val="0"/>
+            </w:pPr>
+            <w:r>
+              <w:t>Write</w:t>
+            </w:r>
+          </w:p>
+        </w:tc>
+        <w:tc>
+          <w:tcPr>
+            <w:tcW w:w="2137" w:type="dxa"/>
+          </w:tcPr>
+          <w:p>
+            <w:pPr>
+              <w:keepNext/>
+              <w:keepLines/>
+              <w:widowControl w:val="0"/>
+            </w:pPr>
+          </w:p>
+        </w:tc>
+      </w:tr>
+      <w:tr>
+        <w:trPr>
+          <w:trHeight w:val="292"/>
+        </w:trPr>
+        <w:tc>
+          <w:tcPr>
+            <w:tcW w:w="2256" w:type="dxa"/>
+          </w:tcPr>
+          <w:p>
+            <w:pPr>
+              <w:keepNext/>
+              <w:keepLines/>
+              <w:widowControl w:val="0"/>
+            </w:pPr>
+            <w:r>
+              <w:t>MOTION/INSTR</w:t>
+            </w:r>
+            <w:r>
+              <w:t>_BUFFER</w:t>
+            </w:r>
+          </w:p>
+        </w:tc>
+        <w:tc>
+          <w:tcPr>
+            <w:tcW w:w="2944" w:type="dxa"/>
+          </w:tcPr>
+          <w:p>
+            <w:pPr>
+              <w:keepNext/>
+              <w:keepLines/>
+              <w:widowControl w:val="0"/>
+            </w:pPr>
+            <w:r>
+              <w:t>Comment</w:t>
+            </w:r>
+          </w:p>
+        </w:tc>
+        <w:tc>
+          <w:tcPr>
+            <w:tcW w:w="2014" w:type="dxa"/>
+          </w:tcPr>
+          <w:p>
+            <w:pPr>
+              <w:keepNext/>
+              <w:keepLines/>
+              <w:widowControl w:val="0"/>
+            </w:pPr>
+          </w:p>
+        </w:tc>
+        <w:tc>
+          <w:tcPr>
+            <w:tcW w:w="2014" w:type="dxa"/>
+          </w:tcPr>
+          <w:p>
+            <w:pPr>
+              <w:keepNext/>
+              <w:keepLines/>
+              <w:widowControl w:val="0"/>
+            </w:pPr>
+            <w:r>
+              <w:t>Write</w:t>
+            </w:r>
+          </w:p>
+        </w:tc>
+        <w:tc>
+          <w:tcPr>
+            <w:tcW w:w="2137" w:type="dxa"/>
+          </w:tcPr>
+          <w:p>
+            <w:pPr>
+              <w:keepNext/>
+              <w:keepLines/>
+              <w:widowControl w:val="0"/>
+            </w:pPr>
+          </w:p>
+        </w:tc>
+      </w:tr>
+      <w:tr>
+        <w:trPr>
+          <w:trHeight w:val="292"/>
+        </w:trPr>
+        <w:tc>
+          <w:tcPr>
+            <w:tcW w:w="2256" w:type="dxa"/>
+          </w:tcPr>
+          <w:p>
+            <w:pPr>
+              <w:keepNext/>
+              <w:keepLines/>
+              <w:widowControl w:val="0"/>
+            </w:pPr>
+            <w:r>
+              <w:t>DAQ/DATA</w:t>
+            </w:r>
+          </w:p>
+        </w:tc>
+        <w:tc>
+          <w:tcPr>
+            <w:tcW w:w="2944" w:type="dxa"/>
+          </w:tcPr>
+          <w:p>
+            <w:pPr>
+              <w:keepNext/>
+              <w:keepLines/>
+              <w:widowControl w:val="0"/>
+            </w:pPr>
+            <w:r>
+              <w:t>MASSA_TEMP</w:t>
+            </w:r>
+          </w:p>
+        </w:tc>
+        <w:tc>
+          <w:tcPr>
+            <w:tcW w:w="2014" w:type="dxa"/>
+          </w:tcPr>
+          <w:p>
+            <w:pPr>
+              <w:keepNext/>
+              <w:keepLines/>
+              <w:widowControl w:val="0"/>
+            </w:pPr>
+          </w:p>
+        </w:tc>
+        <w:tc>
+          <w:tcPr>
+            <w:tcW w:w="2014" w:type="dxa"/>
+          </w:tcPr>
+          <w:p>
+            <w:pPr>
+              <w:keepNext/>
+              <w:keepLines/>
+              <w:widowControl w:val="0"/>
+            </w:pPr>
+            <w:r>
+              <w:t>Read</w:t>
+            </w:r>
+          </w:p>
+        </w:tc>
+        <w:tc>
+          <w:tcPr>
+            <w:tcW w:w="2137" w:type="dxa"/>
+          </w:tcPr>
+          <w:p>
+            <w:pPr>
+              <w:keepNext/>
+              <w:keepLines/>
+              <w:widowControl w:val="0"/>
+            </w:pPr>
+          </w:p>
+        </w:tc>
+      </w:tr>
+      <w:tr>
+        <w:trPr>
+          <w:trHeight w:val="292"/>
+        </w:trPr>
+        <w:tc>
+          <w:tcPr>
+            <w:tcW w:w="2256" w:type="dxa"/>
+          </w:tcPr>
+          <w:p>
+            <w:pPr>
+              <w:keepNext/>
+              <w:keepLines/>
+              <w:widowControl w:val="0"/>
+            </w:pPr>
+            <w:r>
+              <w:t>DAQ/DATA</w:t>
+            </w:r>
+          </w:p>
+        </w:tc>
+        <w:tc>
+          <w:tcPr>
+            <w:tcW w:w="2944" w:type="dxa"/>
+          </w:tcPr>
+          <w:p>
+            <w:pPr>
+              <w:keepNext/>
+              <w:keepLines/>
+              <w:widowControl w:val="0"/>
+            </w:pPr>
+            <w:r>
+              <w:t>KEYENCE_TEMP</w:t>
+            </w:r>
+          </w:p>
+        </w:tc>
+        <w:tc>
+          <w:tcPr>
+            <w:tcW w:w="2014" w:type="dxa"/>
+          </w:tcPr>
+          <w:p>
+            <w:pPr>
+              <w:keepNext/>
+              <w:keepLines/>
+              <w:widowControl w:val="0"/>
+            </w:pPr>
+          </w:p>
+        </w:tc>
+        <w:tc>
+          <w:tcPr>
+            <w:tcW w:w="2014" w:type="dxa"/>
+          </w:tcPr>
+          <w:p>
+            <w:pPr>
+              <w:keepNext/>
+              <w:keepLines/>
+              <w:widowControl w:val="0"/>
+            </w:pPr>
+            <w:r>
+              <w:t>Read</w:t>
+            </w:r>
+          </w:p>
+        </w:tc>
+        <w:tc>
+          <w:tcPr>
+            <w:tcW w:w="2137" w:type="dxa"/>
+          </w:tcPr>
+          <w:p>
+            <w:pPr>
+              <w:keepNext/>
+              <w:keepLines/>
+              <w:widowControl w:val="0"/>
+            </w:pPr>
+          </w:p>
+        </w:tc>
+      </w:tr>
+      <w:tr>
+        <w:trPr>
+          <w:trHeight w:val="292"/>
+        </w:trPr>
+        <w:tc>
+          <w:tcPr>
+            <w:tcW w:w="2256" w:type="dxa"/>
+          </w:tcPr>
+          <w:p>
+            <w:pPr>
+              <w:keepNext/>
+              <w:keepLines/>
+              <w:widowControl w:val="0"/>
+            </w:pPr>
+            <w:r>
+              <w:t>DAQ/CTR</w:t>
+            </w:r>
+          </w:p>
+        </w:tc>
+        <w:tc>
+          <w:tcPr>
+            <w:tcW w:w="2944" w:type="dxa"/>
+          </w:tcPr>
+          <w:p>
+            <w:pPr>
+              <w:keepNext/>
+              <w:keepLines/>
+              <w:widowControl w:val="0"/>
+            </w:pPr>
+            <w:r>
+              <w:t>CMDDATACLR</w:t>
+            </w:r>
+          </w:p>
+        </w:tc>
+        <w:tc>
+          <w:tcPr>
+            <w:tcW w:w="2014" w:type="dxa"/>
+          </w:tcPr>
+          <w:p>
+            <w:pPr>
+              <w:keepNext/>
+              <w:keepLines/>
+              <w:widowControl w:val="0"/>
+            </w:pPr>
+          </w:p>
+        </w:tc>
+        <w:tc>
+          <w:tcPr>
+            <w:tcW w:w="2014" w:type="dxa"/>
+          </w:tcPr>
+          <w:p>
+            <w:pPr>
+              <w:keepNext/>
+              <w:keepLines/>
+              <w:widowControl w:val="0"/>
+            </w:pPr>
+            <w:r>
+              <w:t>Write</w:t>
+            </w:r>
+          </w:p>
+        </w:tc>
+        <w:tc>
+          <w:tcPr>
+            <w:tcW w:w="2137" w:type="dxa"/>
+          </w:tcPr>
+          <w:p>
+            <w:pPr>
+              <w:keepNext/>
+              <w:keepLines/>
+              <w:widowControl w:val="0"/>
+            </w:pPr>
+          </w:p>
+        </w:tc>
+      </w:tr>
+      <w:tr>
+        <w:trPr>
+          <w:trHeight w:val="292"/>
+        </w:trPr>
+        <w:tc>
+          <w:tcPr>
+            <w:tcW w:w="2256" w:type="dxa"/>
+          </w:tcPr>
+          <w:p>
+            <w:pPr>
+              <w:keepNext/>
+              <w:keepLines/>
+              <w:widowControl w:val="0"/>
+            </w:pPr>
+            <w:r>
+              <w:t>DAQ/CTR</w:t>
+            </w:r>
+          </w:p>
+        </w:tc>
+        <w:tc>
+          <w:tcPr>
+            <w:tcW w:w="2944" w:type="dxa"/>
+          </w:tcPr>
+          <w:p>
+            <w:pPr>
+              <w:keepNext/>
+              <w:keepLines/>
+              <w:widowControl w:val="0"/>
+            </w:pPr>
+            <w:r>
+              <w:t>CMDDATAAPPEND</w:t>
+            </w:r>
+          </w:p>
+        </w:tc>
+        <w:tc>
+          <w:tcPr>
+            <w:tcW w:w="2014" w:type="dxa"/>
+          </w:tcPr>
+          <w:p>
+            <w:pPr>
+              <w:keepNext/>
+              <w:keepLines/>
+              <w:widowControl w:val="0"/>
+            </w:pPr>
+          </w:p>
+        </w:tc>
+        <w:tc>
+          <w:tcPr>
+            <w:tcW w:w="2014" w:type="dxa"/>
+          </w:tcPr>
+          <w:p>
+            <w:pPr>
+              <w:keepNext/>
+              <w:keepLines/>
+              <w:widowControl w:val="0"/>
+            </w:pPr>
+            <w:r>
+              <w:t>Write</w:t>
+            </w:r>
+          </w:p>
+        </w:tc>
+        <w:tc>
+          <w:tcPr>
+            <w:tcW w:w="2137" w:type="dxa"/>
+          </w:tcPr>
+          <w:p>
+            <w:pPr>
+              <w:keepNext/>
+              <w:keepLines/>
+              <w:widowControl w:val="0"/>
+            </w:pPr>
+          </w:p>
+        </w:tc>
+      </w:tr>
+      <w:tr>
+        <w:trPr>
+          <w:trHeight w:val="292"/>
+        </w:trPr>
+        <w:tc>
+          <w:tcPr>
+            <w:tcW w:w="2256" w:type="dxa"/>
+          </w:tcPr>
+          <w:p>
+            <w:pPr>
+              <w:keepNext/>
+              <w:keepLines/>
+              <w:widowControl w:val="0"/>
+            </w:pPr>
+            <w:r>
+              <w:t>DAQ/CTR</w:t>
+            </w:r>
+          </w:p>
+        </w:tc>
+        <w:tc>
+          <w:tcPr>
+            <w:tcW w:w="2944" w:type="dxa"/>
+          </w:tcPr>
+          <w:p>
+            <w:pPr>
+              <w:keepNext/>
+              <w:keepLines/>
+              <w:widowControl w:val="0"/>
+            </w:pPr>
+            <w:r>
+              <w:t>CMDDATAWRITE</w:t>
+            </w:r>
+          </w:p>
+        </w:tc>
+        <w:tc>
+          <w:tcPr>
+            <w:tcW w:w="2014" w:type="dxa"/>
+          </w:tcPr>
+          <w:p>
+            <w:pPr>
+              <w:keepNext/>
+              <w:keepLines/>
+              <w:widowControl w:val="0"/>
+            </w:pPr>
+          </w:p>
+        </w:tc>
+        <w:tc>
+          <w:tcPr>
+            <w:tcW w:w="2014" w:type="dxa"/>
+          </w:tcPr>
+          <w:p>
+            <w:pPr>
+              <w:keepNext/>
+              <w:keepLines/>
+              <w:widowControl w:val="0"/>
+            </w:pPr>
+            <w:r>
+              <w:t>Write</w:t>
+            </w:r>
+          </w:p>
+        </w:tc>
+        <w:tc>
+          <w:tcPr>
+            <w:tcW w:w="2137" w:type="dxa"/>
+          </w:tcPr>
+          <w:p>
+            <w:pPr>
+              <w:keepNext/>
+              <w:keepLines/>
+              <w:widowControl w:val="0"/>
+            </w:pPr>
+          </w:p>
+        </w:tc>
+      </w:tr>
+      <w:tr>
+        <w:trPr>
+          <w:trHeight w:val="292"/>
+        </w:trPr>
+        <w:tc>
+          <w:tcPr>
+            <w:tcW w:w="2256" w:type="dxa"/>
+          </w:tcPr>
+          <w:p>
+            <w:pPr>
+              <w:keepNext/>
+              <w:keepLines/>
+              <w:widowControl w:val="0"/>
+            </w:pPr>
+            <w:r>
+              <w:t>DAQ/CTR</w:t>
+            </w:r>
+          </w:p>
+        </w:tc>
+        <w:tc>
+          <w:tcPr>
+            <w:tcW w:w="2944" w:type="dxa"/>
+          </w:tcPr>
+          <w:p>
+            <w:pPr>
+              <w:keepNext/>
+              <w:keepLines/>
+              <w:widowControl w:val="0"/>
+            </w:pPr>
+            <w:r>
+              <w:t>DAQACQRES</w:t>
+            </w:r>
+          </w:p>
+        </w:tc>
+        <w:tc>
+          <w:tcPr>
+            <w:tcW w:w="2014" w:type="dxa"/>
+          </w:tcPr>
+          <w:p>
+            <w:pPr>
+              <w:keepNext/>
+              <w:keepLines/>
+              <w:widowControl w:val="0"/>
+            </w:pPr>
+          </w:p>
+        </w:tc>
+        <w:tc>
+          <w:tcPr>
+            <w:tcW w:w="2014" w:type="dxa"/>
+          </w:tcPr>
+          <w:p>
+            <w:pPr>
+              <w:keepNext/>
+              <w:keepLines/>
+              <w:widowControl w:val="0"/>
+            </w:pPr>
+            <w:r>
+              <w:t>Write</w:t>
+            </w:r>
+          </w:p>
+        </w:tc>
+        <w:tc>
+          <w:tcPr>
+            <w:tcW w:w="2137" w:type="dxa"/>
+          </w:tcPr>
+          <w:p>
+            <w:pPr>
+              <w:keepNext/>
+              <w:keepLines/>
+              <w:widowControl w:val="0"/>
+            </w:pPr>
+          </w:p>
+        </w:tc>
+      </w:tr>
+    </w:tbl>
+    <w:p>
+      <w:pPr>
+        <w:keepNext/>
+        <w:keepLines/>
+        <w:widowControl w:val="0"/>
+        <w:spacing w:line="240" w:lineRule="auto"/>
+      </w:pPr>
     </w:p>
     <w:p>
       <w:pPr>
@@ -3461,6 +9213,25 @@
       <w:shd w:val="clear" w:color="auto" w:fill="E1DFDD"/>
     </w:rPr>
   </w:style>
+  <w:style w:type="table" w:styleId="TableGrid">
+    <w:name w:val="Table Grid"/>
+    <w:basedOn w:val="TableNormal"/>
+    <w:uiPriority w:val="39"/>
+    <w:rsid w:val="007A184D"/>
+    <w:pPr>
+      <w:spacing w:line="240" w:lineRule="auto"/>
+    </w:pPr>
+    <w:tblPr>
+      <w:tblBorders>
+        <w:top w:val="single" w:sz="4" w:space="0" w:color="auto"/>
+        <w:left w:val="single" w:sz="4" w:space="0" w:color="auto"/>
+        <w:bottom w:val="single" w:sz="4" w:space="0" w:color="auto"/>
+        <w:right w:val="single" w:sz="4" w:space="0" w:color="auto"/>
+        <w:insideH w:val="single" w:sz="4" w:space="0" w:color="auto"/>
+        <w:insideV w:val="single" w:sz="4" w:space="0" w:color="auto"/>
+      </w:tblBorders>
+    </w:tblPr>
+  </w:style>
 </w:styles>
 </file>
 

--- a/Beckhoff PLC Commissioning document.docx
+++ b/Beckhoff PLC Commissioning document.docx
@@ -90,23 +90,7 @@
         <w:spacing w:line="240" w:lineRule="auto"/>
       </w:pPr>
       <w:r>
-        <w:t xml:space="preserve">1.Mc_home has no </w:t>
-      </w:r>
-      <w:proofErr w:type="spellStart"/>
-      <w:r>
-        <w:t>bcalibrationcam</w:t>
-      </w:r>
-      <w:proofErr w:type="spellEnd"/>
-      <w:r>
-        <w:t xml:space="preserve"> input - must be set at </w:t>
-      </w:r>
-      <w:proofErr w:type="spellStart"/>
-      <w:r>
-        <w:t>CoE</w:t>
-      </w:r>
-      <w:proofErr w:type="spellEnd"/>
-      <w:r>
-        <w:t xml:space="preserve"> object</w:t>
+        <w:t>1.Mc_home has no bcalibrationcam input - must be set at CoE object</w:t>
       </w:r>
     </w:p>
     <w:p>
@@ -128,15 +112,7 @@
         <w:spacing w:line="240" w:lineRule="auto"/>
       </w:pPr>
       <w:r>
-        <w:t xml:space="preserve">2. Motion </w:t>
-      </w:r>
-      <w:proofErr w:type="spellStart"/>
-      <w:r>
-        <w:t>fbs</w:t>
-      </w:r>
-      <w:proofErr w:type="spellEnd"/>
-      <w:r>
-        <w:t xml:space="preserve"> need acceleration inputs, not default</w:t>
+        <w:t>2. Motion fbs need acceleration inputs, not default</w:t>
       </w:r>
     </w:p>
     <w:p>
@@ -188,15 +164,7 @@
         <w:spacing w:line="240" w:lineRule="auto"/>
       </w:pPr>
       <w:r>
-        <w:t xml:space="preserve">Program can only have </w:t>
-      </w:r>
-      <w:proofErr w:type="gramStart"/>
-      <w:r>
-        <w:t>once</w:t>
-      </w:r>
-      <w:proofErr w:type="gramEnd"/>
-      <w:r>
-        <w:t xml:space="preserve"> instance</w:t>
+        <w:t>Program can only have once instance</w:t>
       </w:r>
     </w:p>
     <w:p>
@@ -251,15 +219,7 @@
         <w:spacing w:line="240" w:lineRule="auto"/>
       </w:pPr>
       <w:r>
-        <w:t xml:space="preserve">Safe z is the lower limit for z-&gt; can only go below while there is no </w:t>
-      </w:r>
-      <w:proofErr w:type="spellStart"/>
-      <w:r>
-        <w:t>xy</w:t>
-      </w:r>
-      <w:proofErr w:type="spellEnd"/>
-      <w:r>
-        <w:t xml:space="preserve"> motion</w:t>
+        <w:t>Safe z is the lower limit for z-&gt; can only go below while there is no xy motion</w:t>
       </w:r>
     </w:p>
     <w:p>
@@ -281,37 +241,19 @@
         <w:spacing w:line="240" w:lineRule="auto"/>
       </w:pPr>
       <w:r>
-        <w:t xml:space="preserve">Skim water surface -&gt; feedback from </w:t>
-      </w:r>
-      <w:proofErr w:type="spellStart"/>
-      <w:r>
-        <w:t>massa</w:t>
-      </w:r>
-      <w:proofErr w:type="spellEnd"/>
-      <w:r>
-        <w:t xml:space="preserve">, sonar for </w:t>
-      </w:r>
-      <w:proofErr w:type="spellStart"/>
-      <w:r>
-        <w:t>daq</w:t>
-      </w:r>
-      <w:proofErr w:type="spellEnd"/>
-    </w:p>
-    <w:p>
-      <w:pPr>
-        <w:keepNext/>
-        <w:keepLines/>
-        <w:widowControl w:val="0"/>
-        <w:spacing w:line="240" w:lineRule="auto"/>
-      </w:pPr>
-      <w:r>
-        <w:t xml:space="preserve">Follow sediment -&gt; feedback from sonar, sonar for </w:t>
-      </w:r>
-      <w:proofErr w:type="spellStart"/>
-      <w:r>
-        <w:t>daq</w:t>
-      </w:r>
-      <w:proofErr w:type="spellEnd"/>
+        <w:t>Skim water surface -&gt; feedback from massa, sonar for daq</w:t>
+      </w:r>
+    </w:p>
+    <w:p>
+      <w:pPr>
+        <w:keepNext/>
+        <w:keepLines/>
+        <w:widowControl w:val="0"/>
+        <w:spacing w:line="240" w:lineRule="auto"/>
+      </w:pPr>
+      <w:r>
+        <w:t>Follow sediment -&gt; feedback from sonar, sonar for daq</w:t>
+      </w:r>
     </w:p>
     <w:p>
       <w:pPr>
@@ -373,17 +315,8 @@
           <w:bCs/>
           <w:u w:val="single"/>
         </w:rPr>
-        <w:t xml:space="preserve">Google search </w:t>
-      </w:r>
-      <w:proofErr w:type="gramStart"/>
-      <w:r>
-        <w:rPr>
-          <w:bCs/>
-          <w:u w:val="single"/>
-        </w:rPr>
-        <w:t>site:infosys.beckhoff.com</w:t>
-      </w:r>
-      <w:proofErr w:type="gramEnd"/>
+        <w:t>Google search site:infosys.beckhoff.com</w:t>
+      </w:r>
     </w:p>
     <w:p>
       <w:pPr>
@@ -1007,31 +940,18 @@
         <w:spacing w:line="240" w:lineRule="auto"/>
       </w:pPr>
       <w:r>
-        <w:t xml:space="preserve">MQTT QOS currently set to at most once message </w:t>
-      </w:r>
-      <w:proofErr w:type="gramStart"/>
-      <w:r>
-        <w:t>send</w:t>
-      </w:r>
-      <w:proofErr w:type="gramEnd"/>
-    </w:p>
-    <w:p>
-      <w:pPr>
-        <w:keepNext/>
-        <w:keepLines/>
-        <w:widowControl w:val="0"/>
-        <w:spacing w:line="240" w:lineRule="auto"/>
-      </w:pPr>
-      <w:r>
-        <w:t xml:space="preserve">Mqtt is </w:t>
-      </w:r>
-      <w:proofErr w:type="gramStart"/>
-      <w:r>
-        <w:t>in‘</w:t>
-      </w:r>
-      <w:proofErr w:type="gramEnd"/>
-      <w:r>
-        <w:t>TC3_IotBase’</w:t>
+        <w:t>MQTT QOS currently set to at most once message send</w:t>
+      </w:r>
+    </w:p>
+    <w:p>
+      <w:pPr>
+        <w:keepNext/>
+        <w:keepLines/>
+        <w:widowControl w:val="0"/>
+        <w:spacing w:line="240" w:lineRule="auto"/>
+      </w:pPr>
+      <w:r>
+        <w:t>Mqtt is in‘TC3_IotBase’</w:t>
       </w:r>
     </w:p>
     <w:p>
@@ -1119,70 +1039,14 @@
           <w:lang w:val="en-US"/>
         </w:rPr>
         <w:br/>
-        <w:t>    </w:t>
-      </w:r>
-      <w:proofErr w:type="spellStart"/>
+        <w:t>    MeasureStart    : T_DCTIME64;</w:t>
+      </w:r>
       <w:r>
         <w:rPr>
           <w:lang w:val="en-US"/>
         </w:rPr>
-        <w:t>MeasureStart</w:t>
-      </w:r>
-      <w:proofErr w:type="spellEnd"/>
-      <w:r>
-        <w:rPr>
-          <w:lang w:val="en-US"/>
-        </w:rPr>
-        <w:t>  </w:t>
-      </w:r>
-      <w:proofErr w:type="gramStart"/>
-      <w:r>
-        <w:rPr>
-          <w:lang w:val="en-US"/>
-        </w:rPr>
-        <w:t>  :</w:t>
-      </w:r>
-      <w:proofErr w:type="gramEnd"/>
-      <w:r>
-        <w:rPr>
-          <w:lang w:val="en-US"/>
-        </w:rPr>
-        <w:t xml:space="preserve"> T_DCTIME64;</w:t>
-      </w:r>
-      <w:r>
-        <w:rPr>
-          <w:lang w:val="en-US"/>
-        </w:rPr>
         <w:br/>
-        <w:t>    </w:t>
-      </w:r>
-      <w:proofErr w:type="spellStart"/>
-      <w:r>
-        <w:rPr>
-          <w:lang w:val="en-US"/>
-        </w:rPr>
-        <w:t>MeasureResult</w:t>
-      </w:r>
-      <w:proofErr w:type="spellEnd"/>
-      <w:r>
-        <w:rPr>
-          <w:lang w:val="en-US"/>
-        </w:rPr>
-        <w:t> </w:t>
-      </w:r>
-      <w:proofErr w:type="gramStart"/>
-      <w:r>
-        <w:rPr>
-          <w:lang w:val="en-US"/>
-        </w:rPr>
-        <w:t>  :</w:t>
-      </w:r>
-      <w:proofErr w:type="gramEnd"/>
-      <w:r>
-        <w:rPr>
-          <w:lang w:val="en-US"/>
-        </w:rPr>
-        <w:t xml:space="preserve"> T_DCTIME64;</w:t>
+        <w:t>    MeasureResult   : T_DCTIME64;</w:t>
       </w:r>
       <w:r>
         <w:rPr>
@@ -1209,104 +1073,32 @@
           <w:lang w:val="en-US"/>
         </w:rPr>
         <w:br/>
-      </w:r>
-      <w:proofErr w:type="spellStart"/>
-      <w:proofErr w:type="gramStart"/>
-      <w:r>
+        <w:t xml:space="preserve">MeasureStart:=F_GetActualDcTime64(); </w:t>
+      </w:r>
+    </w:p>
+    <w:p>
+      <w:pPr>
+        <w:keepNext/>
+        <w:keepLines/>
+        <w:widowControl w:val="0"/>
+        <w:spacing w:line="240" w:lineRule="auto"/>
         <w:rPr>
           <w:lang w:val="en-US"/>
         </w:rPr>
-        <w:t>MeasureStart</w:t>
-      </w:r>
-      <w:proofErr w:type="spellEnd"/>
+      </w:pPr>
       <w:r>
         <w:rPr>
           <w:lang w:val="en-US"/>
         </w:rPr>
-        <w:t>:=</w:t>
-      </w:r>
-      <w:proofErr w:type="gramEnd"/>
+        <w:t>(*Insert your program code to measure the processing time*)</w:t>
+      </w:r>
       <w:r>
         <w:rPr>
           <w:lang w:val="en-US"/>
         </w:rPr>
-        <w:t>F_GetActualDcTime64(</w:t>
-      </w:r>
-      <w:proofErr w:type="gramStart"/>
-      <w:r>
-        <w:rPr>
-          <w:lang w:val="en-US"/>
-        </w:rPr>
-        <w:t>);</w:t>
-      </w:r>
-      <w:proofErr w:type="gramEnd"/>
-      <w:r>
-        <w:rPr>
-          <w:lang w:val="en-US"/>
-        </w:rPr>
-        <w:t xml:space="preserve"> </w:t>
-      </w:r>
-    </w:p>
-    <w:p>
-      <w:pPr>
-        <w:keepNext/>
-        <w:keepLines/>
-        <w:widowControl w:val="0"/>
-        <w:spacing w:line="240" w:lineRule="auto"/>
-        <w:rPr>
-          <w:lang w:val="en-US"/>
-        </w:rPr>
-      </w:pPr>
-      <w:r>
-        <w:rPr>
-          <w:lang w:val="en-US"/>
-        </w:rPr>
-        <w:t>(*Insert your program code to measure the processing time*)</w:t>
-      </w:r>
-      <w:r>
-        <w:rPr>
-          <w:lang w:val="en-US"/>
-        </w:rPr>
         <w:br/>
-      </w:r>
-      <w:proofErr w:type="spellStart"/>
-      <w:proofErr w:type="gramStart"/>
-      <w:r>
-        <w:rPr>
-          <w:lang w:val="en-US"/>
-        </w:rPr>
-        <w:t>MeasureResult</w:t>
-      </w:r>
-      <w:proofErr w:type="spellEnd"/>
-      <w:r>
-        <w:rPr>
-          <w:lang w:val="en-US"/>
-        </w:rPr>
-        <w:t>:=</w:t>
-      </w:r>
-      <w:proofErr w:type="gramEnd"/>
-      <w:r>
-        <w:rPr>
-          <w:lang w:val="en-US"/>
-        </w:rPr>
-        <w:t>F_GetActualDcTime64()-</w:t>
-      </w:r>
-      <w:proofErr w:type="spellStart"/>
-      <w:proofErr w:type="gramStart"/>
-      <w:r>
-        <w:rPr>
-          <w:lang w:val="en-US"/>
-        </w:rPr>
-        <w:t>MeasureStart</w:t>
-      </w:r>
-      <w:proofErr w:type="spellEnd"/>
-      <w:r>
-        <w:rPr>
-          <w:lang w:val="en-US"/>
-        </w:rPr>
-        <w:t>;</w:t>
-      </w:r>
-      <w:proofErr w:type="gramEnd"/>
+        <w:t>MeasureResult:=F_GetActualDcTime64()-MeasureStart;</w:t>
+      </w:r>
     </w:p>
     <w:p>
       <w:pPr>
@@ -1916,923 +1708,914 @@
           <w:b/>
           <w:bCs/>
         </w:rPr>
-        <w:t>‘Reference Mode (Sync Condition)’ set to ‘Hardware Sync (feedback reference pulse)</w:t>
-      </w:r>
-      <w:proofErr w:type="gramStart"/>
+        <w:t>‘Reference Mode (Sync Condition)’ set to ‘Hardware Sync (feedback reference pulse)’</w:t>
+      </w:r>
       <w:r>
         <w:rPr>
           <w:b/>
           <w:bCs/>
         </w:rPr>
-        <w:t>’</w:t>
+        <w:t xml:space="preserve"> (</w:t>
       </w:r>
       <w:r>
         <w:rPr>
           <w:b/>
           <w:bCs/>
         </w:rPr>
-        <w:t xml:space="preserve"> (</w:t>
+        <w:t>‘</w:t>
       </w:r>
       <w:r>
         <w:rPr>
           <w:b/>
           <w:bCs/>
         </w:rPr>
-        <w:t>‘</w:t>
-      </w:r>
-      <w:proofErr w:type="gramEnd"/>
+        <w:t>default</w:t>
+      </w:r>
       <w:r>
         <w:rPr>
           <w:b/>
           <w:bCs/>
         </w:rPr>
-        <w:t>default</w:t>
+        <w:t>’</w:t>
       </w:r>
       <w:r>
         <w:rPr>
           <w:b/>
           <w:bCs/>
         </w:rPr>
-        <w:t>’</w:t>
-      </w:r>
-      <w:r>
+        <w:t xml:space="preserve"> backs off switch set amount)</w:t>
+      </w:r>
+    </w:p>
+    <w:p>
+      <w:pPr>
+        <w:keepNext/>
+        <w:keepLines/>
+        <w:widowControl w:val="0"/>
+        <w:spacing w:line="240" w:lineRule="auto"/>
+      </w:pPr>
+    </w:p>
+    <w:p>
+      <w:pPr>
+        <w:keepNext/>
+        <w:keepLines/>
+        <w:widowControl w:val="0"/>
+        <w:spacing w:line="240" w:lineRule="auto"/>
+      </w:pPr>
+      <w:r>
+        <w:t>Taken from infosys-&gt;fieldbus components-&gt;ethercat plug-in modules-&gt;ej7411</w:t>
+      </w:r>
+    </w:p>
+    <w:p>
+      <w:pPr>
+        <w:keepNext/>
+        <w:keepLines/>
+        <w:widowControl w:val="0"/>
+        <w:spacing w:line="240" w:lineRule="auto"/>
+      </w:pPr>
+      <w:r>
+        <w:t>-&gt;ej7411 – commissioning-&gt;commissioning with the twincat nc-&gt;homing</w:t>
+      </w:r>
+    </w:p>
+    <w:p>
+      <w:pPr>
+        <w:keepNext/>
+        <w:keepLines/>
+        <w:widowControl w:val="0"/>
+        <w:spacing w:line="240" w:lineRule="auto"/>
+      </w:pPr>
+      <w:r>
+        <w:t>-&gt;switching signal from a digital input of the ej7411</w:t>
+      </w:r>
+    </w:p>
+    <w:p>
+      <w:pPr>
+        <w:keepNext/>
+        <w:keepLines/>
+        <w:widowControl w:val="0"/>
+        <w:spacing w:line="240" w:lineRule="auto"/>
+      </w:pPr>
+    </w:p>
+    <w:p>
+      <w:pPr>
+        <w:keepNext/>
+        <w:keepLines/>
+        <w:widowControl w:val="0"/>
+        <w:spacing w:line="240" w:lineRule="auto"/>
         <w:rPr>
           <w:b/>
           <w:bCs/>
         </w:rPr>
-        <w:t xml:space="preserve"> backs off switch set amount)</w:t>
-      </w:r>
-    </w:p>
-    <w:p>
-      <w:pPr>
-        <w:keepNext/>
-        <w:keepLines/>
-        <w:widowControl w:val="0"/>
-        <w:spacing w:line="240" w:lineRule="auto"/>
-      </w:pPr>
-    </w:p>
-    <w:p>
-      <w:pPr>
-        <w:keepNext/>
-        <w:keepLines/>
-        <w:widowControl w:val="0"/>
-        <w:spacing w:line="240" w:lineRule="auto"/>
-      </w:pPr>
-      <w:r>
-        <w:t>Taken from infosys-&gt;fieldbus components-&gt;ethercat plug-in modules-&gt;ej7411</w:t>
-      </w:r>
-    </w:p>
-    <w:p>
-      <w:pPr>
-        <w:keepNext/>
-        <w:keepLines/>
-        <w:widowControl w:val="0"/>
-        <w:spacing w:line="240" w:lineRule="auto"/>
-      </w:pPr>
-      <w:r>
-        <w:t>-&gt;ej7411 – commissioning-&gt;commissioning with the twincat nc-&gt;homing</w:t>
-      </w:r>
-    </w:p>
-    <w:p>
-      <w:pPr>
-        <w:keepNext/>
-        <w:keepLines/>
-        <w:widowControl w:val="0"/>
-        <w:spacing w:line="240" w:lineRule="auto"/>
-      </w:pPr>
-      <w:r>
-        <w:t>-&gt;switching signal from a digital input of the ej7411</w:t>
-      </w:r>
-    </w:p>
-    <w:p>
-      <w:pPr>
-        <w:keepNext/>
-        <w:keepLines/>
-        <w:widowControl w:val="0"/>
-        <w:spacing w:line="240" w:lineRule="auto"/>
-      </w:pPr>
-    </w:p>
-    <w:p>
-      <w:pPr>
-        <w:keepNext/>
-        <w:keepLines/>
-        <w:widowControl w:val="0"/>
-        <w:spacing w:line="240" w:lineRule="auto"/>
+      </w:pPr>
+      <w:r>
         <w:rPr>
           <w:b/>
           <w:bCs/>
         </w:rPr>
-      </w:pPr>
-      <w:r>
+        <w:t>Massa Settings:</w:t>
+      </w:r>
+    </w:p>
+    <w:p>
+      <w:pPr>
+        <w:keepNext/>
+        <w:keepLines/>
+        <w:widowControl w:val="0"/>
+        <w:spacing w:line="240" w:lineRule="auto"/>
+      </w:pPr>
+      <w:r>
+        <w:t>No echo set to 2mA output -&gt; 0 output from EL terminal</w:t>
+      </w:r>
+    </w:p>
+    <w:p>
+      <w:pPr>
+        <w:keepNext/>
+        <w:keepLines/>
+        <w:widowControl w:val="0"/>
+        <w:spacing w:line="240" w:lineRule="auto"/>
+      </w:pPr>
+    </w:p>
+    <w:p>
+      <w:pPr>
+        <w:keepNext/>
+        <w:keepLines/>
+        <w:widowControl w:val="0"/>
+        <w:spacing w:line="240" w:lineRule="auto"/>
+      </w:pPr>
+    </w:p>
+    <w:p>
+      <w:pPr>
+        <w:keepNext/>
+        <w:keepLines/>
+        <w:widowControl w:val="0"/>
+        <w:spacing w:line="240" w:lineRule="auto"/>
+      </w:pPr>
+      <w:r>
+        <w:rPr>
+          <w:b/>
+        </w:rPr>
+        <w:t>T</w:t>
+      </w:r>
+      <w:r>
+        <w:rPr>
+          <w:b/>
+        </w:rPr>
+        <w:t>ODO</w:t>
+      </w:r>
+      <w:r>
+        <w:rPr>
+          <w:b/>
+        </w:rPr>
+        <w:t>:</w:t>
+      </w:r>
+      <w:r>
+        <w:t xml:space="preserve"> </w:t>
+      </w:r>
+    </w:p>
+    <w:p>
+      <w:pPr>
+        <w:keepNext/>
+        <w:keepLines/>
+        <w:widowControl w:val="0"/>
+        <w:spacing w:line="240" w:lineRule="auto"/>
+        <w:rPr>
+          <w:strike/>
+        </w:rPr>
+      </w:pPr>
+      <w:r>
+        <w:rPr>
+          <w:strike/>
+        </w:rPr>
+        <w:t>Carriage offsets to massa head</w:t>
+      </w:r>
+      <w:r>
+        <w:rPr>
+          <w:strike/>
+        </w:rPr>
+        <w:t xml:space="preserve"> and keyence head</w:t>
+      </w:r>
+    </w:p>
+    <w:p>
+      <w:pPr>
+        <w:keepNext/>
+        <w:keepLines/>
+        <w:widowControl w:val="0"/>
+        <w:spacing w:line="240" w:lineRule="auto"/>
+      </w:pPr>
+      <w:r>
+        <w:t>Plot data</w:t>
+      </w:r>
+    </w:p>
+    <w:p>
+      <w:pPr>
+        <w:keepNext/>
+        <w:keepLines/>
+        <w:widowControl w:val="0"/>
+        <w:spacing w:line="240" w:lineRule="auto"/>
+      </w:pPr>
+      <w:r>
+        <w:t xml:space="preserve">Test </w:t>
+      </w:r>
+      <w:r>
+        <w:t>keyence</w:t>
+      </w:r>
+      <w:r>
+        <w:t xml:space="preserve"> and axis daq accuracy </w:t>
+      </w:r>
+    </w:p>
+    <w:p>
+      <w:pPr>
+        <w:keepNext/>
+        <w:keepLines/>
+        <w:widowControl w:val="0"/>
+        <w:spacing w:line="240" w:lineRule="auto"/>
+      </w:pPr>
+      <w:r>
+        <w:t>Test mqtt control for daq with both int and bool ctr signals</w:t>
+      </w:r>
+    </w:p>
+    <w:p>
+      <w:pPr>
+        <w:keepNext/>
+        <w:keepLines/>
+        <w:widowControl w:val="0"/>
+        <w:spacing w:line="240" w:lineRule="auto"/>
+      </w:pPr>
+    </w:p>
+    <w:p>
+      <w:pPr>
+        <w:keepNext/>
+        <w:keepLines/>
+        <w:widowControl w:val="0"/>
+        <w:spacing w:line="240" w:lineRule="auto"/>
+        <w:rPr>
+          <w:strike/>
+        </w:rPr>
+      </w:pPr>
+      <w:r>
+        <w:rPr>
+          <w:strike/>
+        </w:rPr>
+        <w:t xml:space="preserve">Header – </w:t>
+      </w:r>
+      <w:r>
+        <w:rPr>
+          <w:strike/>
+        </w:rPr>
+        <w:t>script name,</w:t>
+      </w:r>
+      <w:r>
+        <w:rPr>
+          <w:strike/>
+        </w:rPr>
+        <w:t xml:space="preserve"> sensor,</w:t>
+      </w:r>
+      <w:r>
+        <w:rPr>
+          <w:strike/>
+        </w:rPr>
+        <w:t xml:space="preserve"> </w:t>
+      </w:r>
+      <w:r>
+        <w:rPr>
+          <w:strike/>
+        </w:rPr>
+        <w:t>sensor offsets,</w:t>
+      </w:r>
+      <w:r>
+        <w:rPr>
+          <w:strike/>
+        </w:rPr>
+        <w:t xml:space="preserve"> trigger type,</w:t>
+      </w:r>
+      <w:r>
+        <w:rPr>
+          <w:strike/>
+        </w:rPr>
+        <w:t xml:space="preserve"> </w:t>
+      </w:r>
+      <w:r>
+        <w:rPr>
+          <w:strike/>
+        </w:rPr>
+        <w:t>continuous mode, number</w:t>
+      </w:r>
+      <w:r>
+        <w:rPr>
+          <w:strike/>
+        </w:rPr>
+        <w:t xml:space="preserve"> </w:t>
+      </w:r>
+      <w:r>
+        <w:rPr>
+          <w:strike/>
+        </w:rPr>
+        <w:t>script</w:t>
+      </w:r>
+      <w:r>
+        <w:rPr>
+          <w:strike/>
+        </w:rPr>
+        <w:t xml:space="preserve"> r</w:t>
+      </w:r>
+      <w:r>
+        <w:rPr>
+          <w:strike/>
+        </w:rPr>
+        <w:t>uns</w:t>
+      </w:r>
+      <w:r>
+        <w:rPr>
+          <w:strike/>
+        </w:rPr>
+        <w:t>,</w:t>
+      </w:r>
+      <w:r>
+        <w:rPr>
+          <w:strike/>
+        </w:rPr>
+        <w:t xml:space="preserve"> acquire every x</w:t>
+      </w:r>
+    </w:p>
+    <w:p>
+      <w:pPr>
+        <w:keepNext/>
+        <w:keepLines/>
+        <w:widowControl w:val="0"/>
+        <w:spacing w:line="240" w:lineRule="auto"/>
+      </w:pPr>
+      <w:r>
+        <w:t>(</w:t>
+      </w:r>
+      <w:r>
+        <w:t>temperature</w:t>
+      </w:r>
+      <w:r>
+        <w:t>?)</w:t>
+      </w:r>
+    </w:p>
+    <w:p>
+      <w:pPr>
+        <w:keepNext/>
+        <w:keepLines/>
+        <w:widowControl w:val="0"/>
+        <w:spacing w:line="240" w:lineRule="auto"/>
+      </w:pPr>
+      <w:r>
+        <w:t>(</w:t>
+      </w:r>
+      <w:r>
+        <w:t>For each sensor – attached to x or xy or xyz or none</w:t>
+      </w:r>
+      <w:r>
+        <w:t xml:space="preserve">?) </w:t>
+      </w:r>
+    </w:p>
+    <w:p>
+      <w:pPr>
+        <w:keepNext/>
+        <w:keepLines/>
+        <w:widowControl w:val="0"/>
+        <w:spacing w:line="240" w:lineRule="auto"/>
+      </w:pPr>
+    </w:p>
+    <w:p>
+      <w:pPr>
+        <w:keepNext/>
+        <w:keepLines/>
+        <w:widowControl w:val="0"/>
+        <w:spacing w:line="240" w:lineRule="auto"/>
+        <w:rPr>
+          <w:strike/>
+        </w:rPr>
+      </w:pPr>
+      <w:r>
+        <w:rPr>
+          <w:strike/>
+        </w:rPr>
+        <w:t>Data – pass number,</w:t>
+      </w:r>
+      <w:r>
+        <w:rPr>
+          <w:strike/>
+        </w:rPr>
+        <w:t xml:space="preserve"> pass runtime,</w:t>
+      </w:r>
+      <w:r>
+        <w:rPr>
+          <w:strike/>
+        </w:rPr>
+        <w:t xml:space="preserve"> timestamp, x,y,z, sensor</w:t>
+      </w:r>
+    </w:p>
+    <w:p>
+      <w:pPr>
+        <w:keepNext/>
+        <w:keepLines/>
+        <w:widowControl w:val="0"/>
+        <w:spacing w:line="240" w:lineRule="auto"/>
+      </w:pPr>
+    </w:p>
+    <w:p>
+      <w:pPr>
+        <w:keepNext/>
+        <w:keepLines/>
+        <w:widowControl w:val="0"/>
+        <w:spacing w:line="240" w:lineRule="auto"/>
+        <w:rPr>
+          <w:strike/>
+        </w:rPr>
+      </w:pPr>
+      <w:r>
+        <w:rPr>
+          <w:strike/>
+        </w:rPr>
+        <w:t>Mqtt broadcast topic for all status variables</w:t>
+      </w:r>
+    </w:p>
+    <w:p>
+      <w:pPr>
+        <w:keepNext/>
+        <w:keepLines/>
+        <w:widowControl w:val="0"/>
+        <w:spacing w:line="240" w:lineRule="auto"/>
+        <w:rPr>
+          <w:strike/>
+        </w:rPr>
+      </w:pPr>
+    </w:p>
+    <w:p>
+      <w:pPr>
+        <w:keepNext/>
+        <w:keepLines/>
+        <w:widowControl w:val="0"/>
+        <w:spacing w:line="240" w:lineRule="auto"/>
+      </w:pPr>
+      <w:r>
+        <w:t xml:space="preserve">Documentation on all variables and read/write </w:t>
+      </w:r>
+    </w:p>
+    <w:p>
+      <w:pPr>
+        <w:keepNext/>
+        <w:keepLines/>
+        <w:widowControl w:val="0"/>
+        <w:spacing w:line="240" w:lineRule="auto"/>
+      </w:pPr>
+    </w:p>
+    <w:p>
+      <w:pPr>
+        <w:keepNext/>
+        <w:keepLines/>
+        <w:widowControl w:val="0"/>
+        <w:spacing w:line="240" w:lineRule="auto"/>
+      </w:pPr>
+      <w:r>
+        <w:t>Homing routine – 2 switches, drive coupled. Detect which is hit first or if they are both hit.</w:t>
+      </w:r>
+    </w:p>
+    <w:p>
+      <w:pPr>
+        <w:keepNext/>
+        <w:keepLines/>
+        <w:widowControl w:val="0"/>
+        <w:spacing w:line="240" w:lineRule="auto"/>
+      </w:pPr>
+      <w:r>
+        <w:t xml:space="preserve">Then uncouple and drive the side not hit to its switch. Then home routine. This eliminates rack </w:t>
+      </w:r>
+    </w:p>
+    <w:p>
+      <w:pPr>
+        <w:keepNext/>
+        <w:keepLines/>
+        <w:widowControl w:val="0"/>
+        <w:spacing w:line="240" w:lineRule="auto"/>
+      </w:pPr>
+    </w:p>
+    <w:p>
+      <w:pPr>
+        <w:keepNext/>
+        <w:keepLines/>
+        <w:widowControl w:val="0"/>
+        <w:spacing w:line="240" w:lineRule="auto"/>
+      </w:pPr>
+      <w:r>
+        <w:t>Manually set offsets option for arbitrary sensor placement</w:t>
+      </w:r>
+    </w:p>
+    <w:p>
+      <w:pPr>
+        <w:keepNext/>
+        <w:keepLines/>
+        <w:widowControl w:val="0"/>
+        <w:spacing w:line="240" w:lineRule="auto"/>
+      </w:pPr>
+    </w:p>
+    <w:p>
+      <w:pPr>
+        <w:keepNext/>
+        <w:keepLines/>
+        <w:widowControl w:val="0"/>
+        <w:spacing w:line="240" w:lineRule="auto"/>
+      </w:pPr>
+      <w:r>
+        <w:t>Force no movement for time based daq trigger</w:t>
+      </w:r>
+    </w:p>
+    <w:p>
+      <w:pPr>
+        <w:keepNext/>
+        <w:keepLines/>
+        <w:widowControl w:val="0"/>
+        <w:spacing w:line="240" w:lineRule="auto"/>
+      </w:pPr>
+    </w:p>
+    <w:p>
+      <w:pPr>
+        <w:keepNext/>
+        <w:keepLines/>
+        <w:widowControl w:val="0"/>
+        <w:spacing w:line="240" w:lineRule="auto"/>
+      </w:pPr>
+      <w:r>
+        <w:t>Just ping option for each sensor</w:t>
+      </w:r>
+      <w:r>
+        <w:t xml:space="preserve"> with graphic</w:t>
+      </w:r>
+    </w:p>
+    <w:p>
+      <w:pPr>
+        <w:keepNext/>
+        <w:keepLines/>
+        <w:widowControl w:val="0"/>
+        <w:spacing w:line="240" w:lineRule="auto"/>
+      </w:pPr>
+    </w:p>
+    <w:p>
+      <w:pPr>
+        <w:keepNext/>
+        <w:keepLines/>
+        <w:widowControl w:val="0"/>
+        <w:spacing w:line="240" w:lineRule="auto"/>
+      </w:pPr>
+      <w:r>
+        <w:t>Calculate number of data points to be collected by script, display in HMI and disallow overflows</w:t>
+      </w:r>
+    </w:p>
+    <w:p>
+      <w:pPr>
+        <w:keepNext/>
+        <w:keepLines/>
+        <w:widowControl w:val="0"/>
+        <w:spacing w:line="240" w:lineRule="auto"/>
+      </w:pPr>
+    </w:p>
+    <w:p>
+      <w:pPr>
+        <w:keepNext/>
+        <w:keepLines/>
+        <w:widowControl w:val="0"/>
+        <w:spacing w:line="240" w:lineRule="auto"/>
+      </w:pPr>
+      <w:r>
+        <w:t>Lock control panel during run</w:t>
+      </w:r>
+    </w:p>
+    <w:p>
+      <w:pPr>
+        <w:keepNext/>
+        <w:keepLines/>
+        <w:widowControl w:val="0"/>
+        <w:spacing w:line="240" w:lineRule="auto"/>
+      </w:pPr>
+    </w:p>
+    <w:p>
+      <w:pPr>
+        <w:keepNext/>
+        <w:keepLines/>
+        <w:widowControl w:val="0"/>
+        <w:spacing w:line="240" w:lineRule="auto"/>
+        <w:rPr>
+          <w:strike/>
+        </w:rPr>
+      </w:pPr>
+      <w:r>
+        <w:rPr>
+          <w:strike/>
+        </w:rPr>
+        <w:t>Add checks that motion commands do not violate stop locations</w:t>
+      </w:r>
+    </w:p>
+    <w:p>
+      <w:pPr>
+        <w:keepNext/>
+        <w:keepLines/>
+        <w:widowControl w:val="0"/>
+        <w:spacing w:line="240" w:lineRule="auto"/>
+      </w:pPr>
+    </w:p>
+    <w:p>
+      <w:pPr>
+        <w:keepNext/>
+        <w:keepLines/>
+        <w:widowControl w:val="0"/>
+        <w:spacing w:line="240" w:lineRule="auto"/>
+      </w:pPr>
+      <w:r>
+        <w:t>Real time position set point generation for z axis</w:t>
+      </w:r>
+      <w:r>
+        <w:t xml:space="preserve"> - </w:t>
+      </w:r>
+      <w:r>
+        <w:t>MC_ExtSetPointGenEnable</w:t>
+      </w:r>
+    </w:p>
+    <w:p>
+      <w:pPr>
+        <w:keepNext/>
+        <w:keepLines/>
+        <w:widowControl w:val="0"/>
+        <w:spacing w:line="240" w:lineRule="auto"/>
+      </w:pPr>
+    </w:p>
+    <w:p>
+      <w:pPr>
+        <w:keepNext/>
+        <w:keepLines/>
+        <w:widowControl w:val="0"/>
+        <w:spacing w:line="240" w:lineRule="auto"/>
+      </w:pPr>
+      <w:r>
+        <w:t>VAR_GLOBAL PERSISTENT</w:t>
+      </w:r>
+    </w:p>
+    <w:p>
+      <w:pPr>
+        <w:keepNext/>
+        <w:keepLines/>
+        <w:widowControl w:val="0"/>
+        <w:spacing w:line="240" w:lineRule="auto"/>
+      </w:pPr>
+      <w:r>
+        <w:t xml:space="preserve">    nVarPers1 : DINT; (* 1. Persistent variable *)</w:t>
+      </w:r>
+    </w:p>
+    <w:p>
+      <w:pPr>
+        <w:keepNext/>
+        <w:keepLines/>
+        <w:widowControl w:val="0"/>
+        <w:spacing w:line="240" w:lineRule="auto"/>
+      </w:pPr>
+      <w:r>
+        <w:t xml:space="preserve">    bVarPers2 : BOOL; (* 2. Persistent variable *)</w:t>
+      </w:r>
+    </w:p>
+    <w:p>
+      <w:pPr>
+        <w:keepNext/>
+        <w:keepLines/>
+        <w:widowControl w:val="0"/>
+        <w:spacing w:line="240" w:lineRule="auto"/>
+      </w:pPr>
+      <w:r>
+        <w:t>END_VAR</w:t>
+      </w:r>
+    </w:p>
+    <w:p>
+      <w:pPr>
+        <w:keepNext/>
+        <w:keepLines/>
+        <w:widowControl w:val="0"/>
+        <w:spacing w:line="240" w:lineRule="auto"/>
+      </w:pPr>
+    </w:p>
+    <w:p>
+      <w:pPr>
+        <w:keepNext/>
+        <w:keepLines/>
+        <w:widowControl w:val="0"/>
+        <w:spacing w:line="240" w:lineRule="auto"/>
+      </w:pPr>
+      <w:r>
+        <w:t>Write using</w:t>
+      </w:r>
+      <w:r>
+        <w:t xml:space="preserve"> - </w:t>
+      </w:r>
+      <w:r>
+        <w:t>FB_WritePersistentData</w:t>
+      </w:r>
+    </w:p>
+    <w:p>
+      <w:pPr>
+        <w:keepNext/>
+        <w:keepLines/>
+        <w:widowControl w:val="0"/>
+        <w:spacing w:line="240" w:lineRule="auto"/>
+      </w:pPr>
+    </w:p>
+    <w:p>
+      <w:pPr>
+        <w:keepNext/>
+        <w:keepLines/>
+        <w:widowControl w:val="0"/>
+        <w:spacing w:line="240" w:lineRule="auto"/>
+      </w:pPr>
+      <w:r>
+        <w:t>Cart space – hard stops persistent</w:t>
+      </w:r>
+    </w:p>
+    <w:p>
+      <w:pPr>
+        <w:keepNext/>
+        <w:keepLines/>
+        <w:widowControl w:val="0"/>
+        <w:spacing w:line="240" w:lineRule="auto"/>
+      </w:pPr>
+      <w:r>
+        <w:t>Parallel marks on x to assist in squaring manually</w:t>
+      </w:r>
+    </w:p>
+    <w:p>
+      <w:pPr>
+        <w:keepNext/>
+        <w:keepLines/>
+        <w:widowControl w:val="0"/>
+        <w:spacing w:line="240" w:lineRule="auto"/>
+      </w:pPr>
+    </w:p>
+    <w:p>
+      <w:pPr>
+        <w:keepNext/>
+        <w:keepLines/>
+        <w:widowControl w:val="0"/>
+        <w:spacing w:line="240" w:lineRule="auto"/>
+      </w:pPr>
+      <w:r>
+        <w:t xml:space="preserve">Define basin – put in header, clear script? </w:t>
+      </w:r>
+      <w:r>
+        <w:t>Should entered coordinates be in basin space or normal? Output data file to basin coordinates</w:t>
+      </w:r>
+    </w:p>
+    <w:p>
+      <w:pPr>
+        <w:keepNext/>
+        <w:keepLines/>
+        <w:widowControl w:val="0"/>
+        <w:spacing w:before="200" w:line="240" w:lineRule="auto"/>
+        <w:rPr>
+          <w:b/>
+        </w:rPr>
+      </w:pPr>
+      <w:r>
+        <w:rPr>
+          <w:b/>
+        </w:rPr>
+        <w:t>Potential Features:</w:t>
+      </w:r>
+    </w:p>
+    <w:p>
+      <w:pPr>
+        <w:keepNext/>
+        <w:keepLines/>
+        <w:widowControl w:val="0"/>
+        <w:spacing w:line="240" w:lineRule="auto"/>
+      </w:pPr>
+      <w:r>
+        <w:t>Axis reset -&gt; homing routine</w:t>
+      </w:r>
+    </w:p>
+    <w:p>
+      <w:pPr>
+        <w:keepNext/>
+        <w:keepLines/>
+        <w:widowControl w:val="0"/>
+        <w:spacing w:line="240" w:lineRule="auto"/>
+      </w:pPr>
+      <w:r>
+        <w:t>Individual axis reset</w:t>
+      </w:r>
+    </w:p>
+    <w:p>
+      <w:pPr>
+        <w:keepNext/>
+        <w:keepLines/>
+        <w:widowControl w:val="0"/>
+        <w:spacing w:line="240" w:lineRule="auto"/>
+      </w:pPr>
+      <w:r>
+        <w:t>Strain gauge on mast tied to estop</w:t>
+      </w:r>
+    </w:p>
+    <w:p>
+      <w:pPr>
+        <w:keepNext/>
+        <w:keepLines/>
+        <w:widowControl w:val="0"/>
+        <w:spacing w:line="240" w:lineRule="auto"/>
+      </w:pPr>
+    </w:p>
+    <w:p>
+      <w:pPr>
+        <w:keepNext/>
+        <w:keepLines/>
+        <w:widowControl w:val="0"/>
+        <w:spacing w:line="240" w:lineRule="auto"/>
         <w:rPr>
           <w:b/>
           <w:bCs/>
         </w:rPr>
-        <w:t>Massa Settings:</w:t>
-      </w:r>
-    </w:p>
-    <w:p>
-      <w:pPr>
-        <w:keepNext/>
-        <w:keepLines/>
-        <w:widowControl w:val="0"/>
-        <w:spacing w:line="240" w:lineRule="auto"/>
-      </w:pPr>
-      <w:r>
-        <w:t>No echo set to 2mA output -&gt; 0 output from EL terminal</w:t>
-      </w:r>
-    </w:p>
-    <w:p>
-      <w:pPr>
-        <w:keepNext/>
-        <w:keepLines/>
-        <w:widowControl w:val="0"/>
-        <w:spacing w:line="240" w:lineRule="auto"/>
-      </w:pPr>
-    </w:p>
-    <w:p>
-      <w:pPr>
-        <w:keepNext/>
-        <w:keepLines/>
-        <w:widowControl w:val="0"/>
-        <w:spacing w:line="240" w:lineRule="auto"/>
-      </w:pPr>
-    </w:p>
-    <w:p>
-      <w:pPr>
-        <w:keepNext/>
-        <w:keepLines/>
-        <w:widowControl w:val="0"/>
-        <w:spacing w:line="240" w:lineRule="auto"/>
-      </w:pPr>
-      <w:r>
-        <w:rPr>
-          <w:b/>
-        </w:rPr>
-        <w:t>T</w:t>
-      </w:r>
-      <w:r>
-        <w:rPr>
-          <w:b/>
-        </w:rPr>
-        <w:t>ODO</w:t>
-      </w:r>
-      <w:r>
-        <w:rPr>
-          <w:b/>
-        </w:rPr>
-        <w:t>:</w:t>
-      </w:r>
-      <w:r>
-        <w:t xml:space="preserve"> </w:t>
-      </w:r>
-    </w:p>
-    <w:p>
-      <w:pPr>
-        <w:keepNext/>
-        <w:keepLines/>
-        <w:widowControl w:val="0"/>
-        <w:spacing w:line="240" w:lineRule="auto"/>
-        <w:rPr>
-          <w:strike/>
-        </w:rPr>
-      </w:pPr>
-      <w:r>
-        <w:rPr>
-          <w:strike/>
-        </w:rPr>
-        <w:t>Carriage offsets to massa head</w:t>
-      </w:r>
-      <w:r>
-        <w:rPr>
-          <w:strike/>
-        </w:rPr>
-        <w:t xml:space="preserve"> and keyence head</w:t>
-      </w:r>
-    </w:p>
-    <w:p>
-      <w:pPr>
-        <w:keepNext/>
-        <w:keepLines/>
-        <w:widowControl w:val="0"/>
-        <w:spacing w:line="240" w:lineRule="auto"/>
-      </w:pPr>
-      <w:r>
-        <w:t>Plot data</w:t>
-      </w:r>
-    </w:p>
-    <w:p>
-      <w:pPr>
-        <w:keepNext/>
-        <w:keepLines/>
-        <w:widowControl w:val="0"/>
-        <w:spacing w:line="240" w:lineRule="auto"/>
-      </w:pPr>
-      <w:r>
-        <w:t xml:space="preserve">Test </w:t>
-      </w:r>
-      <w:r>
-        <w:t>keyence</w:t>
-      </w:r>
-      <w:r>
-        <w:t xml:space="preserve"> and axis daq accuracy </w:t>
-      </w:r>
-    </w:p>
-    <w:p>
-      <w:pPr>
-        <w:keepNext/>
-        <w:keepLines/>
-        <w:widowControl w:val="0"/>
-        <w:spacing w:line="240" w:lineRule="auto"/>
-      </w:pPr>
-      <w:r>
-        <w:t>Test mqtt control for daq with both int and bool ctr signals</w:t>
-      </w:r>
-    </w:p>
-    <w:p>
-      <w:pPr>
-        <w:keepNext/>
-        <w:keepLines/>
-        <w:widowControl w:val="0"/>
-        <w:spacing w:line="240" w:lineRule="auto"/>
-      </w:pPr>
-    </w:p>
-    <w:p>
-      <w:pPr>
-        <w:keepNext/>
-        <w:keepLines/>
-        <w:widowControl w:val="0"/>
-        <w:spacing w:line="240" w:lineRule="auto"/>
-        <w:rPr>
-          <w:strike/>
-        </w:rPr>
-      </w:pPr>
-      <w:r>
-        <w:rPr>
-          <w:strike/>
-        </w:rPr>
-        <w:t xml:space="preserve">Header – </w:t>
-      </w:r>
-      <w:r>
-        <w:rPr>
-          <w:strike/>
-        </w:rPr>
-        <w:t>script name,</w:t>
-      </w:r>
-      <w:r>
-        <w:rPr>
-          <w:strike/>
-        </w:rPr>
-        <w:t xml:space="preserve"> sensor,</w:t>
-      </w:r>
-      <w:r>
-        <w:rPr>
-          <w:strike/>
-        </w:rPr>
-        <w:t xml:space="preserve"> </w:t>
-      </w:r>
-      <w:r>
-        <w:rPr>
-          <w:strike/>
-        </w:rPr>
-        <w:t>sensor offsets,</w:t>
-      </w:r>
-      <w:r>
-        <w:rPr>
-          <w:strike/>
-        </w:rPr>
-        <w:t xml:space="preserve"> trigger type,</w:t>
-      </w:r>
-      <w:r>
-        <w:rPr>
-          <w:strike/>
-        </w:rPr>
-        <w:t xml:space="preserve"> </w:t>
-      </w:r>
-      <w:r>
-        <w:rPr>
-          <w:strike/>
-        </w:rPr>
-        <w:t>continuous mode, number</w:t>
-      </w:r>
-      <w:r>
-        <w:rPr>
-          <w:strike/>
-        </w:rPr>
-        <w:t xml:space="preserve"> </w:t>
-      </w:r>
-      <w:r>
-        <w:rPr>
-          <w:strike/>
-        </w:rPr>
-        <w:t>script</w:t>
-      </w:r>
-      <w:r>
-        <w:rPr>
-          <w:strike/>
-        </w:rPr>
-        <w:t xml:space="preserve"> r</w:t>
-      </w:r>
-      <w:r>
-        <w:rPr>
-          <w:strike/>
-        </w:rPr>
-        <w:t>uns</w:t>
-      </w:r>
-      <w:r>
-        <w:rPr>
-          <w:strike/>
-        </w:rPr>
-        <w:t>,</w:t>
-      </w:r>
-      <w:r>
-        <w:rPr>
-          <w:strike/>
-        </w:rPr>
-        <w:t xml:space="preserve"> acquire every x</w:t>
-      </w:r>
-    </w:p>
-    <w:p>
-      <w:pPr>
-        <w:keepNext/>
-        <w:keepLines/>
-        <w:widowControl w:val="0"/>
-        <w:spacing w:line="240" w:lineRule="auto"/>
-      </w:pPr>
-      <w:r>
-        <w:t>(</w:t>
-      </w:r>
-      <w:r>
-        <w:t>temperature</w:t>
-      </w:r>
-      <w:r>
-        <w:t>?)</w:t>
-      </w:r>
-    </w:p>
-    <w:p>
-      <w:pPr>
-        <w:keepNext/>
-        <w:keepLines/>
-        <w:widowControl w:val="0"/>
-        <w:spacing w:line="240" w:lineRule="auto"/>
-      </w:pPr>
-      <w:r>
-        <w:t>(</w:t>
-      </w:r>
-      <w:r>
-        <w:t>For each sensor – attached to x or xy or xyz or none</w:t>
-      </w:r>
-      <w:r>
-        <w:t xml:space="preserve">?) </w:t>
-      </w:r>
-    </w:p>
-    <w:p>
-      <w:pPr>
-        <w:keepNext/>
-        <w:keepLines/>
-        <w:widowControl w:val="0"/>
-        <w:spacing w:line="240" w:lineRule="auto"/>
-      </w:pPr>
-    </w:p>
-    <w:p>
-      <w:pPr>
-        <w:keepNext/>
-        <w:keepLines/>
-        <w:widowControl w:val="0"/>
-        <w:spacing w:line="240" w:lineRule="auto"/>
-        <w:rPr>
-          <w:strike/>
-        </w:rPr>
-      </w:pPr>
-      <w:r>
-        <w:rPr>
-          <w:strike/>
-        </w:rPr>
-        <w:t>Data – pass number,</w:t>
-      </w:r>
-      <w:r>
-        <w:rPr>
-          <w:strike/>
-        </w:rPr>
-        <w:t xml:space="preserve"> pass runtime,</w:t>
-      </w:r>
-      <w:r>
-        <w:rPr>
-          <w:strike/>
-        </w:rPr>
-        <w:t xml:space="preserve"> timestamp, x,y,z, sensor</w:t>
-      </w:r>
-    </w:p>
-    <w:p>
-      <w:pPr>
-        <w:keepNext/>
-        <w:keepLines/>
-        <w:widowControl w:val="0"/>
-        <w:spacing w:line="240" w:lineRule="auto"/>
-      </w:pPr>
-    </w:p>
-    <w:p>
-      <w:pPr>
-        <w:keepNext/>
-        <w:keepLines/>
-        <w:widowControl w:val="0"/>
-        <w:spacing w:line="240" w:lineRule="auto"/>
-        <w:rPr>
-          <w:strike/>
-        </w:rPr>
-      </w:pPr>
-      <w:r>
-        <w:rPr>
-          <w:strike/>
-        </w:rPr>
-        <w:t>Mqtt broadcast topic for all status variables</w:t>
-      </w:r>
-    </w:p>
-    <w:p>
-      <w:pPr>
-        <w:keepNext/>
-        <w:keepLines/>
-        <w:widowControl w:val="0"/>
-        <w:spacing w:line="240" w:lineRule="auto"/>
-        <w:rPr>
-          <w:strike/>
-        </w:rPr>
-      </w:pPr>
-    </w:p>
-    <w:p>
-      <w:pPr>
-        <w:keepNext/>
-        <w:keepLines/>
-        <w:widowControl w:val="0"/>
-        <w:spacing w:line="240" w:lineRule="auto"/>
-      </w:pPr>
-      <w:r>
-        <w:t xml:space="preserve">Documentation on all variables and read/write </w:t>
-      </w:r>
-    </w:p>
-    <w:p>
-      <w:pPr>
-        <w:keepNext/>
-        <w:keepLines/>
-        <w:widowControl w:val="0"/>
-        <w:spacing w:line="240" w:lineRule="auto"/>
-      </w:pPr>
-    </w:p>
-    <w:p>
-      <w:pPr>
-        <w:keepNext/>
-        <w:keepLines/>
-        <w:widowControl w:val="0"/>
-        <w:spacing w:line="240" w:lineRule="auto"/>
-      </w:pPr>
-      <w:r>
-        <w:t>Homing routine – 2 switches, drive coupled. Detect which is hit first or if they are both hit.</w:t>
-      </w:r>
-    </w:p>
-    <w:p>
-      <w:pPr>
-        <w:keepNext/>
-        <w:keepLines/>
-        <w:widowControl w:val="0"/>
-        <w:spacing w:line="240" w:lineRule="auto"/>
-      </w:pPr>
-      <w:r>
-        <w:t xml:space="preserve">Then uncouple and drive the side not hit to its switch. Then home routine. This eliminates rack </w:t>
-      </w:r>
-    </w:p>
-    <w:p>
-      <w:pPr>
-        <w:keepNext/>
-        <w:keepLines/>
-        <w:widowControl w:val="0"/>
-        <w:spacing w:line="240" w:lineRule="auto"/>
-      </w:pPr>
-    </w:p>
-    <w:p>
-      <w:pPr>
-        <w:keepNext/>
-        <w:keepLines/>
-        <w:widowControl w:val="0"/>
-        <w:spacing w:line="240" w:lineRule="auto"/>
-      </w:pPr>
-      <w:r>
-        <w:t>Manually set offsets option for arbitrary sensor placement</w:t>
-      </w:r>
-    </w:p>
-    <w:p>
-      <w:pPr>
-        <w:keepNext/>
-        <w:keepLines/>
-        <w:widowControl w:val="0"/>
-        <w:spacing w:line="240" w:lineRule="auto"/>
-      </w:pPr>
-    </w:p>
-    <w:p>
-      <w:pPr>
-        <w:keepNext/>
-        <w:keepLines/>
-        <w:widowControl w:val="0"/>
-        <w:spacing w:line="240" w:lineRule="auto"/>
-      </w:pPr>
-      <w:r>
-        <w:t>Force no movement for time based daq trigger</w:t>
-      </w:r>
-    </w:p>
-    <w:p>
-      <w:pPr>
-        <w:keepNext/>
-        <w:keepLines/>
-        <w:widowControl w:val="0"/>
-        <w:spacing w:line="240" w:lineRule="auto"/>
-      </w:pPr>
-    </w:p>
-    <w:p>
-      <w:pPr>
-        <w:keepNext/>
-        <w:keepLines/>
-        <w:widowControl w:val="0"/>
-        <w:spacing w:line="240" w:lineRule="auto"/>
-      </w:pPr>
-      <w:r>
-        <w:t>Just ping option for each sensor</w:t>
-      </w:r>
-      <w:r>
-        <w:t xml:space="preserve"> with graphic</w:t>
-      </w:r>
-    </w:p>
-    <w:p>
-      <w:pPr>
-        <w:keepNext/>
-        <w:keepLines/>
-        <w:widowControl w:val="0"/>
-        <w:spacing w:line="240" w:lineRule="auto"/>
-      </w:pPr>
-    </w:p>
-    <w:p>
-      <w:pPr>
-        <w:keepNext/>
-        <w:keepLines/>
-        <w:widowControl w:val="0"/>
-        <w:spacing w:line="240" w:lineRule="auto"/>
-      </w:pPr>
-      <w:r>
-        <w:t>Calculate number of data points to be collected by script, display in HMI and disallow overflows</w:t>
-      </w:r>
-    </w:p>
-    <w:p>
-      <w:pPr>
-        <w:keepNext/>
-        <w:keepLines/>
-        <w:widowControl w:val="0"/>
-        <w:spacing w:line="240" w:lineRule="auto"/>
-      </w:pPr>
-    </w:p>
-    <w:p>
-      <w:pPr>
-        <w:keepNext/>
-        <w:keepLines/>
-        <w:widowControl w:val="0"/>
-        <w:spacing w:line="240" w:lineRule="auto"/>
-      </w:pPr>
-      <w:r>
-        <w:t>Lock control panel during run</w:t>
-      </w:r>
-    </w:p>
-    <w:p>
-      <w:pPr>
-        <w:keepNext/>
-        <w:keepLines/>
-        <w:widowControl w:val="0"/>
-        <w:spacing w:line="240" w:lineRule="auto"/>
-      </w:pPr>
-    </w:p>
-    <w:p>
-      <w:pPr>
-        <w:keepNext/>
-        <w:keepLines/>
-        <w:widowControl w:val="0"/>
-        <w:spacing w:line="240" w:lineRule="auto"/>
-        <w:rPr>
-          <w:strike/>
-        </w:rPr>
-      </w:pPr>
-      <w:r>
-        <w:rPr>
-          <w:strike/>
-        </w:rPr>
-        <w:t>Add checks that motion commands do not violate stop locations</w:t>
-      </w:r>
-    </w:p>
-    <w:p>
-      <w:pPr>
-        <w:keepNext/>
-        <w:keepLines/>
-        <w:widowControl w:val="0"/>
-        <w:spacing w:line="240" w:lineRule="auto"/>
-      </w:pPr>
-    </w:p>
-    <w:p>
-      <w:pPr>
-        <w:keepNext/>
-        <w:keepLines/>
-        <w:widowControl w:val="0"/>
-        <w:spacing w:line="240" w:lineRule="auto"/>
-      </w:pPr>
-      <w:r>
-        <w:t>Real time position set point generation for z axis</w:t>
-      </w:r>
-      <w:r>
-        <w:t xml:space="preserve"> - </w:t>
-      </w:r>
-      <w:r>
-        <w:t>MC_ExtSetPointGenEnable</w:t>
-      </w:r>
-    </w:p>
-    <w:p>
-      <w:pPr>
-        <w:keepNext/>
-        <w:keepLines/>
-        <w:widowControl w:val="0"/>
-        <w:spacing w:line="240" w:lineRule="auto"/>
-      </w:pPr>
-    </w:p>
-    <w:p>
-      <w:pPr>
-        <w:keepNext/>
-        <w:keepLines/>
-        <w:widowControl w:val="0"/>
-        <w:spacing w:line="240" w:lineRule="auto"/>
-      </w:pPr>
-      <w:r>
-        <w:t>VAR_GLOBAL PERSISTENT</w:t>
-      </w:r>
-    </w:p>
-    <w:p>
-      <w:pPr>
-        <w:keepNext/>
-        <w:keepLines/>
-        <w:widowControl w:val="0"/>
-        <w:spacing w:line="240" w:lineRule="auto"/>
-      </w:pPr>
-      <w:r>
-        <w:t xml:space="preserve">    nVarPers1 : DINT; (* 1. Persistent variable *)</w:t>
-      </w:r>
-    </w:p>
-    <w:p>
-      <w:pPr>
-        <w:keepNext/>
-        <w:keepLines/>
-        <w:widowControl w:val="0"/>
-        <w:spacing w:line="240" w:lineRule="auto"/>
-      </w:pPr>
-      <w:r>
-        <w:t xml:space="preserve">    bVarPers2 : BOOL; (* 2. Persistent variable *)</w:t>
-      </w:r>
-    </w:p>
-    <w:p>
-      <w:pPr>
-        <w:keepNext/>
-        <w:keepLines/>
-        <w:widowControl w:val="0"/>
-        <w:spacing w:line="240" w:lineRule="auto"/>
-      </w:pPr>
-      <w:r>
-        <w:t>END_VAR</w:t>
-      </w:r>
-    </w:p>
-    <w:p>
-      <w:pPr>
-        <w:keepNext/>
-        <w:keepLines/>
-        <w:widowControl w:val="0"/>
-        <w:spacing w:line="240" w:lineRule="auto"/>
-      </w:pPr>
-    </w:p>
-    <w:p>
-      <w:pPr>
-        <w:keepNext/>
-        <w:keepLines/>
-        <w:widowControl w:val="0"/>
-        <w:spacing w:line="240" w:lineRule="auto"/>
-      </w:pPr>
-      <w:r>
-        <w:t>Write using</w:t>
-      </w:r>
-      <w:r>
-        <w:t xml:space="preserve"> - </w:t>
-      </w:r>
-      <w:r>
-        <w:t>FB_WritePersistentData</w:t>
-      </w:r>
-    </w:p>
-    <w:p>
-      <w:pPr>
-        <w:keepNext/>
-        <w:keepLines/>
-        <w:widowControl w:val="0"/>
-        <w:spacing w:line="240" w:lineRule="auto"/>
-      </w:pPr>
-    </w:p>
-    <w:p>
-      <w:pPr>
-        <w:keepNext/>
-        <w:keepLines/>
-        <w:widowControl w:val="0"/>
-        <w:spacing w:line="240" w:lineRule="auto"/>
-      </w:pPr>
-      <w:r>
-        <w:t>Cart space – hard stops persistent</w:t>
-      </w:r>
-    </w:p>
-    <w:p>
-      <w:pPr>
-        <w:keepNext/>
-        <w:keepLines/>
-        <w:widowControl w:val="0"/>
-        <w:spacing w:line="240" w:lineRule="auto"/>
-      </w:pPr>
-      <w:r>
-        <w:t>Parallel marks on x to assist in squaring manually</w:t>
-      </w:r>
-    </w:p>
-    <w:p>
-      <w:pPr>
-        <w:keepNext/>
-        <w:keepLines/>
-        <w:widowControl w:val="0"/>
-        <w:spacing w:line="240" w:lineRule="auto"/>
-      </w:pPr>
-    </w:p>
-    <w:p>
-      <w:pPr>
-        <w:keepNext/>
-        <w:keepLines/>
-        <w:widowControl w:val="0"/>
-        <w:spacing w:line="240" w:lineRule="auto"/>
-      </w:pPr>
-      <w:r>
-        <w:t xml:space="preserve">Define basin – put in header, clear script? </w:t>
-      </w:r>
-      <w:r>
-        <w:t>Should entered coordinates be in basin space or normal? Output data file to basin coordinates</w:t>
-      </w:r>
-    </w:p>
-    <w:p>
-      <w:pPr>
-        <w:keepNext/>
-        <w:keepLines/>
-        <w:widowControl w:val="0"/>
-        <w:spacing w:before="200" w:line="240" w:lineRule="auto"/>
-        <w:rPr>
-          <w:b/>
-        </w:rPr>
-      </w:pPr>
-      <w:r>
-        <w:rPr>
-          <w:b/>
-        </w:rPr>
-        <w:t>Potential Features:</w:t>
-      </w:r>
-    </w:p>
-    <w:p>
-      <w:pPr>
-        <w:keepNext/>
-        <w:keepLines/>
-        <w:widowControl w:val="0"/>
-        <w:spacing w:line="240" w:lineRule="auto"/>
-      </w:pPr>
-      <w:r>
-        <w:t>Axis reset -&gt; homing routine</w:t>
-      </w:r>
-    </w:p>
-    <w:p>
-      <w:pPr>
-        <w:keepNext/>
-        <w:keepLines/>
-        <w:widowControl w:val="0"/>
-        <w:spacing w:line="240" w:lineRule="auto"/>
-      </w:pPr>
-      <w:r>
-        <w:t>Individual axis reset</w:t>
-      </w:r>
-    </w:p>
-    <w:p>
-      <w:pPr>
-        <w:keepNext/>
-        <w:keepLines/>
-        <w:widowControl w:val="0"/>
-        <w:spacing w:line="240" w:lineRule="auto"/>
-      </w:pPr>
-      <w:r>
-        <w:t>Strain gauge on mast tied to estop</w:t>
-      </w:r>
-    </w:p>
-    <w:p>
-      <w:pPr>
-        <w:keepNext/>
-        <w:keepLines/>
-        <w:widowControl w:val="0"/>
-        <w:spacing w:line="240" w:lineRule="auto"/>
-      </w:pPr>
-    </w:p>
-    <w:p>
-      <w:pPr>
-        <w:keepNext/>
-        <w:keepLines/>
-        <w:widowControl w:val="0"/>
-        <w:spacing w:line="240" w:lineRule="auto"/>
+      </w:pPr>
+      <w:r>
         <w:rPr>
           <w:b/>
           <w:bCs/>
         </w:rPr>
-      </w:pPr>
-      <w:r>
+        <w:t>DAQ Description:</w:t>
+      </w:r>
+    </w:p>
+    <w:p>
+      <w:pPr>
+        <w:keepNext/>
+        <w:keepLines/>
+        <w:widowControl w:val="0"/>
+        <w:spacing w:line="240" w:lineRule="auto"/>
+      </w:pPr>
+      <w:r>
+        <w:t>200,000 point buffer for position, time, and sensor data</w:t>
+      </w:r>
+    </w:p>
+    <w:p>
+      <w:pPr>
+        <w:keepNext/>
+        <w:keepLines/>
+        <w:widowControl w:val="0"/>
+        <w:spacing w:line="240" w:lineRule="auto"/>
+      </w:pPr>
+      <w:r>
+        <w:t>Any move instruction becomes daq instruction by selecting a trigger(any axis or time based)</w:t>
+      </w:r>
+    </w:p>
+    <w:p>
+      <w:pPr>
+        <w:keepNext/>
+        <w:keepLines/>
+        <w:widowControl w:val="0"/>
+        <w:spacing w:line="240" w:lineRule="auto"/>
+      </w:pPr>
+      <w:r>
+        <w:t>Select any number of sensors to collect for a given daq instruction</w:t>
+      </w:r>
+    </w:p>
+    <w:p>
+      <w:pPr>
+        <w:keepNext/>
+        <w:keepLines/>
+        <w:widowControl w:val="0"/>
+        <w:spacing w:line="240" w:lineRule="auto"/>
+      </w:pPr>
+      <w:r>
+        <w:t>Name of script determines folder name (inside C:\data) that will contain saved script and data files</w:t>
+      </w:r>
+    </w:p>
+    <w:p>
+      <w:pPr>
+        <w:keepNext/>
+        <w:keepLines/>
+        <w:widowControl w:val="0"/>
+        <w:spacing w:line="240" w:lineRule="auto"/>
+      </w:pPr>
+      <w:r>
+        <w:t>DAQ data is written after the final DAQ instruction in a script</w:t>
+      </w:r>
+    </w:p>
+    <w:p>
+      <w:pPr>
+        <w:keepNext/>
+        <w:keepLines/>
+        <w:widowControl w:val="0"/>
+        <w:spacing w:line="240" w:lineRule="auto"/>
+      </w:pPr>
+    </w:p>
+    <w:p>
+      <w:pPr>
+        <w:keepNext/>
+        <w:keepLines/>
+        <w:widowControl w:val="0"/>
+        <w:spacing w:line="240" w:lineRule="auto"/>
         <w:rPr>
           <w:b/>
           <w:bCs/>
         </w:rPr>
-        <w:t>DAQ Description:</w:t>
-      </w:r>
-    </w:p>
-    <w:p>
-      <w:pPr>
-        <w:keepNext/>
-        <w:keepLines/>
-        <w:widowControl w:val="0"/>
-        <w:spacing w:line="240" w:lineRule="auto"/>
-      </w:pPr>
-      <w:r>
-        <w:t>200,000 point buffer for position, time, and sensor data</w:t>
-      </w:r>
-    </w:p>
-    <w:p>
-      <w:pPr>
-        <w:keepNext/>
-        <w:keepLines/>
-        <w:widowControl w:val="0"/>
-        <w:spacing w:line="240" w:lineRule="auto"/>
-      </w:pPr>
-      <w:r>
-        <w:t>Any move instruction becomes daq instruction by selecting a trigger(any axis or time based)</w:t>
-      </w:r>
-    </w:p>
-    <w:p>
-      <w:pPr>
-        <w:keepNext/>
-        <w:keepLines/>
-        <w:widowControl w:val="0"/>
-        <w:spacing w:line="240" w:lineRule="auto"/>
-      </w:pPr>
-      <w:r>
-        <w:t>Select any number of sensors to collect for a given daq instruction</w:t>
-      </w:r>
-    </w:p>
-    <w:p>
-      <w:pPr>
-        <w:keepNext/>
-        <w:keepLines/>
-        <w:widowControl w:val="0"/>
-        <w:spacing w:line="240" w:lineRule="auto"/>
-      </w:pPr>
-      <w:r>
-        <w:t>Name of script determines folder name (inside C:\data) that will contain saved script and data files</w:t>
-      </w:r>
-    </w:p>
-    <w:p>
-      <w:pPr>
-        <w:keepNext/>
-        <w:keepLines/>
-        <w:widowControl w:val="0"/>
-        <w:spacing w:line="240" w:lineRule="auto"/>
-      </w:pPr>
-      <w:r>
-        <w:t>DAQ data is written after the final DAQ instruction in a script</w:t>
-      </w:r>
-    </w:p>
-    <w:p>
-      <w:pPr>
-        <w:keepNext/>
-        <w:keepLines/>
-        <w:widowControl w:val="0"/>
-        <w:spacing w:line="240" w:lineRule="auto"/>
-      </w:pPr>
-    </w:p>
-    <w:p>
-      <w:pPr>
-        <w:keepNext/>
-        <w:keepLines/>
-        <w:widowControl w:val="0"/>
-        <w:spacing w:line="240" w:lineRule="auto"/>
+      </w:pPr>
+      <w:r>
         <w:rPr>
           <w:b/>
           <w:bCs/>
         </w:rPr>
-      </w:pPr>
-      <w:r>
-        <w:rPr>
-          <w:b/>
-          <w:bCs/>
-        </w:rPr>
         <w:t>Software Description:</w:t>
       </w:r>
     </w:p>
@@ -2883,15 +2666,7 @@
         <w:t xml:space="preserve"> </w:t>
       </w:r>
       <w:r>
-        <w:t xml:space="preserve">sets </w:t>
-      </w:r>
-      <w:proofErr w:type="spellStart"/>
-      <w:r>
-        <w:t>boolean</w:t>
-      </w:r>
-      <w:proofErr w:type="spellEnd"/>
-      <w:r>
-        <w:t xml:space="preserve"> true</w:t>
+        <w:t>sets boolean true</w:t>
       </w:r>
     </w:p>
     <w:p>
@@ -2972,19 +2747,11 @@
           <w:lang w:val="en-US"/>
         </w:rPr>
       </w:pPr>
-      <w:proofErr w:type="spellStart"/>
       <w:r>
         <w:rPr>
           <w:lang w:val="en-US"/>
         </w:rPr>
-        <w:t>ScriptRead</w:t>
-      </w:r>
-      <w:proofErr w:type="spellEnd"/>
-      <w:r>
-        <w:rPr>
-          <w:lang w:val="en-US"/>
-        </w:rPr>
-        <w:t xml:space="preserve"> loads basin that was associated with script originally</w:t>
+        <w:t>ScriptRead loads basin that was associated with script originally</w:t>
       </w:r>
     </w:p>
     <w:p>
@@ -3088,7 +2855,7 @@
         </w:trPr>
         <w:tc>
           <w:tcPr>
-            <w:tcW w:w="2256" w:type="dxa"/>
+            <w:tcW w:w="2454" w:type="dxa"/>
           </w:tcPr>
           <w:p>
             <w:pPr>
@@ -3103,7 +2870,7 @@
         </w:tc>
         <w:tc>
           <w:tcPr>
-            <w:tcW w:w="2944" w:type="dxa"/>
+            <w:tcW w:w="2560" w:type="dxa"/>
           </w:tcPr>
           <w:p>
             <w:pPr>
@@ -3118,7 +2885,7 @@
         </w:tc>
         <w:tc>
           <w:tcPr>
-            <w:tcW w:w="2014" w:type="dxa"/>
+            <w:tcW w:w="1130" w:type="dxa"/>
           </w:tcPr>
           <w:p>
             <w:pPr>
@@ -3133,7 +2900,7 @@
         </w:tc>
         <w:tc>
           <w:tcPr>
-            <w:tcW w:w="2014" w:type="dxa"/>
+            <w:tcW w:w="1162" w:type="dxa"/>
           </w:tcPr>
           <w:p>
             <w:pPr>
@@ -3148,7 +2915,7 @@
         </w:tc>
         <w:tc>
           <w:tcPr>
-            <w:tcW w:w="2137" w:type="dxa"/>
+            <w:tcW w:w="2044" w:type="dxa"/>
           </w:tcPr>
           <w:p>
             <w:pPr>
@@ -3168,7 +2935,7 @@
         </w:trPr>
         <w:tc>
           <w:tcPr>
-            <w:tcW w:w="2256" w:type="dxa"/>
+            <w:tcW w:w="2454" w:type="dxa"/>
           </w:tcPr>
           <w:p>
             <w:pPr>
@@ -3183,24 +2950,22 @@
         </w:tc>
         <w:tc>
           <w:tcPr>
-            <w:tcW w:w="2944" w:type="dxa"/>
-          </w:tcPr>
-          <w:p>
-            <w:pPr>
-              <w:keepNext/>
-              <w:keepLines/>
-              <w:widowControl w:val="0"/>
-            </w:pPr>
-            <w:proofErr w:type="spellStart"/>
+            <w:tcW w:w="2560" w:type="dxa"/>
+          </w:tcPr>
+          <w:p>
+            <w:pPr>
+              <w:keepNext/>
+              <w:keepLines/>
+              <w:widowControl w:val="0"/>
+            </w:pPr>
             <w:r>
               <w:t>MoveActive</w:t>
             </w:r>
-            <w:proofErr w:type="spellEnd"/>
-          </w:p>
-        </w:tc>
-        <w:tc>
-          <w:tcPr>
-            <w:tcW w:w="2014" w:type="dxa"/>
+          </w:p>
+        </w:tc>
+        <w:tc>
+          <w:tcPr>
+            <w:tcW w:w="1130" w:type="dxa"/>
           </w:tcPr>
           <w:p>
             <w:pPr>
@@ -3215,7 +2980,7 @@
         </w:tc>
         <w:tc>
           <w:tcPr>
-            <w:tcW w:w="2014" w:type="dxa"/>
+            <w:tcW w:w="1162" w:type="dxa"/>
           </w:tcPr>
           <w:p>
             <w:pPr>
@@ -3230,7 +2995,7 @@
         </w:tc>
         <w:tc>
           <w:tcPr>
-            <w:tcW w:w="2137" w:type="dxa"/>
+            <w:tcW w:w="2044" w:type="dxa"/>
           </w:tcPr>
           <w:p>
             <w:pPr>
@@ -3250,7 +3015,7 @@
         </w:trPr>
         <w:tc>
           <w:tcPr>
-            <w:tcW w:w="2256" w:type="dxa"/>
+            <w:tcW w:w="2454" w:type="dxa"/>
           </w:tcPr>
           <w:p>
             <w:pPr>
@@ -3265,24 +3030,22 @@
         </w:tc>
         <w:tc>
           <w:tcPr>
-            <w:tcW w:w="2944" w:type="dxa"/>
-          </w:tcPr>
-          <w:p>
-            <w:pPr>
-              <w:keepNext/>
-              <w:keepLines/>
-              <w:widowControl w:val="0"/>
-            </w:pPr>
-            <w:proofErr w:type="spellStart"/>
+            <w:tcW w:w="2560" w:type="dxa"/>
+          </w:tcPr>
+          <w:p>
+            <w:pPr>
+              <w:keepNext/>
+              <w:keepLines/>
+              <w:widowControl w:val="0"/>
+            </w:pPr>
             <w:r>
               <w:t>eStop</w:t>
             </w:r>
-            <w:proofErr w:type="spellEnd"/>
-          </w:p>
-        </w:tc>
-        <w:tc>
-          <w:tcPr>
-            <w:tcW w:w="2014" w:type="dxa"/>
+          </w:p>
+        </w:tc>
+        <w:tc>
+          <w:tcPr>
+            <w:tcW w:w="1130" w:type="dxa"/>
           </w:tcPr>
           <w:p>
             <w:pPr>
@@ -3297,7 +3060,7 @@
         </w:tc>
         <w:tc>
           <w:tcPr>
-            <w:tcW w:w="2014" w:type="dxa"/>
+            <w:tcW w:w="1162" w:type="dxa"/>
           </w:tcPr>
           <w:p>
             <w:pPr>
@@ -3312,7 +3075,7 @@
         </w:tc>
         <w:tc>
           <w:tcPr>
-            <w:tcW w:w="2137" w:type="dxa"/>
+            <w:tcW w:w="2044" w:type="dxa"/>
           </w:tcPr>
           <w:p>
             <w:pPr>
@@ -3332,7 +3095,7 @@
         </w:trPr>
         <w:tc>
           <w:tcPr>
-            <w:tcW w:w="2256" w:type="dxa"/>
+            <w:tcW w:w="2454" w:type="dxa"/>
           </w:tcPr>
           <w:p>
             <w:pPr>
@@ -3347,24 +3110,22 @@
         </w:tc>
         <w:tc>
           <w:tcPr>
-            <w:tcW w:w="2944" w:type="dxa"/>
-          </w:tcPr>
-          <w:p>
-            <w:pPr>
-              <w:keepNext/>
-              <w:keepLines/>
-              <w:widowControl w:val="0"/>
-            </w:pPr>
-            <w:proofErr w:type="spellStart"/>
+            <w:tcW w:w="2560" w:type="dxa"/>
+          </w:tcPr>
+          <w:p>
+            <w:pPr>
+              <w:keepNext/>
+              <w:keepLines/>
+              <w:widowControl w:val="0"/>
+            </w:pPr>
             <w:r>
               <w:t>Script_Open_Err</w:t>
             </w:r>
-            <w:proofErr w:type="spellEnd"/>
-          </w:p>
-        </w:tc>
-        <w:tc>
-          <w:tcPr>
-            <w:tcW w:w="2014" w:type="dxa"/>
+          </w:p>
+        </w:tc>
+        <w:tc>
+          <w:tcPr>
+            <w:tcW w:w="1130" w:type="dxa"/>
           </w:tcPr>
           <w:p>
             <w:pPr>
@@ -3379,7 +3140,7 @@
         </w:tc>
         <w:tc>
           <w:tcPr>
-            <w:tcW w:w="2014" w:type="dxa"/>
+            <w:tcW w:w="1162" w:type="dxa"/>
           </w:tcPr>
           <w:p>
             <w:pPr>
@@ -3394,7 +3155,7 @@
         </w:tc>
         <w:tc>
           <w:tcPr>
-            <w:tcW w:w="2137" w:type="dxa"/>
+            <w:tcW w:w="2044" w:type="dxa"/>
           </w:tcPr>
           <w:p>
             <w:pPr>
@@ -3414,7 +3175,7 @@
         </w:trPr>
         <w:tc>
           <w:tcPr>
-            <w:tcW w:w="2256" w:type="dxa"/>
+            <w:tcW w:w="2454" w:type="dxa"/>
           </w:tcPr>
           <w:p>
             <w:pPr>
@@ -3429,24 +3190,22 @@
         </w:tc>
         <w:tc>
           <w:tcPr>
-            <w:tcW w:w="2944" w:type="dxa"/>
-          </w:tcPr>
-          <w:p>
-            <w:pPr>
-              <w:keepNext/>
-              <w:keepLines/>
-              <w:widowControl w:val="0"/>
-            </w:pPr>
-            <w:proofErr w:type="spellStart"/>
+            <w:tcW w:w="2560" w:type="dxa"/>
+          </w:tcPr>
+          <w:p>
+            <w:pPr>
+              <w:keepNext/>
+              <w:keepLines/>
+              <w:widowControl w:val="0"/>
+            </w:pPr>
             <w:r>
               <w:t>Script_Read_Err</w:t>
             </w:r>
-            <w:proofErr w:type="spellEnd"/>
-          </w:p>
-        </w:tc>
-        <w:tc>
-          <w:tcPr>
-            <w:tcW w:w="2014" w:type="dxa"/>
+          </w:p>
+        </w:tc>
+        <w:tc>
+          <w:tcPr>
+            <w:tcW w:w="1130" w:type="dxa"/>
           </w:tcPr>
           <w:p>
             <w:pPr>
@@ -3461,7 +3220,7 @@
         </w:tc>
         <w:tc>
           <w:tcPr>
-            <w:tcW w:w="2014" w:type="dxa"/>
+            <w:tcW w:w="1162" w:type="dxa"/>
           </w:tcPr>
           <w:p>
             <w:pPr>
@@ -3476,7 +3235,7 @@
         </w:tc>
         <w:tc>
           <w:tcPr>
-            <w:tcW w:w="2137" w:type="dxa"/>
+            <w:tcW w:w="2044" w:type="dxa"/>
           </w:tcPr>
           <w:p>
             <w:pPr>
@@ -3496,7 +3255,7 @@
         </w:trPr>
         <w:tc>
           <w:tcPr>
-            <w:tcW w:w="2256" w:type="dxa"/>
+            <w:tcW w:w="2454" w:type="dxa"/>
           </w:tcPr>
           <w:p>
             <w:pPr>
@@ -3511,24 +3270,22 @@
         </w:tc>
         <w:tc>
           <w:tcPr>
-            <w:tcW w:w="2944" w:type="dxa"/>
-          </w:tcPr>
-          <w:p>
-            <w:pPr>
-              <w:keepNext/>
-              <w:keepLines/>
-              <w:widowControl w:val="0"/>
-            </w:pPr>
-            <w:proofErr w:type="spellStart"/>
+            <w:tcW w:w="2560" w:type="dxa"/>
+          </w:tcPr>
+          <w:p>
+            <w:pPr>
+              <w:keepNext/>
+              <w:keepLines/>
+              <w:widowControl w:val="0"/>
+            </w:pPr>
             <w:r>
               <w:t>Move_Rel_Err</w:t>
             </w:r>
-            <w:proofErr w:type="spellEnd"/>
-          </w:p>
-        </w:tc>
-        <w:tc>
-          <w:tcPr>
-            <w:tcW w:w="2014" w:type="dxa"/>
+          </w:p>
+        </w:tc>
+        <w:tc>
+          <w:tcPr>
+            <w:tcW w:w="1130" w:type="dxa"/>
           </w:tcPr>
           <w:p>
             <w:pPr>
@@ -3543,7 +3300,7 @@
         </w:tc>
         <w:tc>
           <w:tcPr>
-            <w:tcW w:w="2014" w:type="dxa"/>
+            <w:tcW w:w="1162" w:type="dxa"/>
           </w:tcPr>
           <w:p>
             <w:pPr>
@@ -3558,7 +3315,7 @@
         </w:tc>
         <w:tc>
           <w:tcPr>
-            <w:tcW w:w="2137" w:type="dxa"/>
+            <w:tcW w:w="2044" w:type="dxa"/>
           </w:tcPr>
           <w:p>
             <w:pPr>
@@ -3578,7 +3335,7 @@
         </w:trPr>
         <w:tc>
           <w:tcPr>
-            <w:tcW w:w="2256" w:type="dxa"/>
+            <w:tcW w:w="2454" w:type="dxa"/>
           </w:tcPr>
           <w:p>
             <w:pPr>
@@ -3593,24 +3350,22 @@
         </w:tc>
         <w:tc>
           <w:tcPr>
-            <w:tcW w:w="2944" w:type="dxa"/>
-          </w:tcPr>
-          <w:p>
-            <w:pPr>
-              <w:keepNext/>
-              <w:keepLines/>
-              <w:widowControl w:val="0"/>
-            </w:pPr>
-            <w:proofErr w:type="spellStart"/>
+            <w:tcW w:w="2560" w:type="dxa"/>
+          </w:tcPr>
+          <w:p>
+            <w:pPr>
+              <w:keepNext/>
+              <w:keepLines/>
+              <w:widowControl w:val="0"/>
+            </w:pPr>
             <w:r>
               <w:t>Move_Abs_Err</w:t>
             </w:r>
-            <w:proofErr w:type="spellEnd"/>
-          </w:p>
-        </w:tc>
-        <w:tc>
-          <w:tcPr>
-            <w:tcW w:w="2014" w:type="dxa"/>
+          </w:p>
+        </w:tc>
+        <w:tc>
+          <w:tcPr>
+            <w:tcW w:w="1130" w:type="dxa"/>
           </w:tcPr>
           <w:p>
             <w:pPr>
@@ -3625,7 +3380,7 @@
         </w:tc>
         <w:tc>
           <w:tcPr>
-            <w:tcW w:w="2014" w:type="dxa"/>
+            <w:tcW w:w="1162" w:type="dxa"/>
           </w:tcPr>
           <w:p>
             <w:pPr>
@@ -3640,7 +3395,7 @@
         </w:tc>
         <w:tc>
           <w:tcPr>
-            <w:tcW w:w="2137" w:type="dxa"/>
+            <w:tcW w:w="2044" w:type="dxa"/>
           </w:tcPr>
           <w:p>
             <w:pPr>
@@ -3660,7 +3415,7 @@
         </w:trPr>
         <w:tc>
           <w:tcPr>
-            <w:tcW w:w="2256" w:type="dxa"/>
+            <w:tcW w:w="2454" w:type="dxa"/>
           </w:tcPr>
           <w:p>
             <w:pPr>
@@ -3675,24 +3430,22 @@
         </w:tc>
         <w:tc>
           <w:tcPr>
-            <w:tcW w:w="2944" w:type="dxa"/>
-          </w:tcPr>
-          <w:p>
-            <w:pPr>
-              <w:keepNext/>
-              <w:keepLines/>
-              <w:widowControl w:val="0"/>
-            </w:pPr>
-            <w:proofErr w:type="spellStart"/>
+            <w:tcW w:w="2560" w:type="dxa"/>
+          </w:tcPr>
+          <w:p>
+            <w:pPr>
+              <w:keepNext/>
+              <w:keepLines/>
+              <w:widowControl w:val="0"/>
+            </w:pPr>
             <w:r>
               <w:t>Basin_Set_Err</w:t>
             </w:r>
-            <w:proofErr w:type="spellEnd"/>
-          </w:p>
-        </w:tc>
-        <w:tc>
-          <w:tcPr>
-            <w:tcW w:w="2014" w:type="dxa"/>
+          </w:p>
+        </w:tc>
+        <w:tc>
+          <w:tcPr>
+            <w:tcW w:w="1130" w:type="dxa"/>
           </w:tcPr>
           <w:p>
             <w:pPr>
@@ -3707,7 +3460,7 @@
         </w:tc>
         <w:tc>
           <w:tcPr>
-            <w:tcW w:w="2014" w:type="dxa"/>
+            <w:tcW w:w="1162" w:type="dxa"/>
           </w:tcPr>
           <w:p>
             <w:pPr>
@@ -3722,7 +3475,7 @@
         </w:tc>
         <w:tc>
           <w:tcPr>
-            <w:tcW w:w="2137" w:type="dxa"/>
+            <w:tcW w:w="2044" w:type="dxa"/>
           </w:tcPr>
           <w:p>
             <w:pPr>
@@ -3742,7 +3495,7 @@
         </w:trPr>
         <w:tc>
           <w:tcPr>
-            <w:tcW w:w="2256" w:type="dxa"/>
+            <w:tcW w:w="2454" w:type="dxa"/>
           </w:tcPr>
           <w:p>
             <w:pPr>
@@ -3757,24 +3510,22 @@
         </w:tc>
         <w:tc>
           <w:tcPr>
-            <w:tcW w:w="2944" w:type="dxa"/>
-          </w:tcPr>
-          <w:p>
-            <w:pPr>
-              <w:keepNext/>
-              <w:keepLines/>
-              <w:widowControl w:val="0"/>
-            </w:pPr>
-            <w:proofErr w:type="spellStart"/>
+            <w:tcW w:w="2560" w:type="dxa"/>
+          </w:tcPr>
+          <w:p>
+            <w:pPr>
+              <w:keepNext/>
+              <w:keepLines/>
+              <w:widowControl w:val="0"/>
+            </w:pPr>
             <w:r>
               <w:t>HomeDone</w:t>
             </w:r>
-            <w:proofErr w:type="spellEnd"/>
-          </w:p>
-        </w:tc>
-        <w:tc>
-          <w:tcPr>
-            <w:tcW w:w="2014" w:type="dxa"/>
+          </w:p>
+        </w:tc>
+        <w:tc>
+          <w:tcPr>
+            <w:tcW w:w="1130" w:type="dxa"/>
           </w:tcPr>
           <w:p>
             <w:pPr>
@@ -3789,7 +3540,7 @@
         </w:tc>
         <w:tc>
           <w:tcPr>
-            <w:tcW w:w="2014" w:type="dxa"/>
+            <w:tcW w:w="1162" w:type="dxa"/>
           </w:tcPr>
           <w:p>
             <w:pPr>
@@ -3804,24 +3555,16 @@
         </w:tc>
         <w:tc>
           <w:tcPr>
-            <w:tcW w:w="2137" w:type="dxa"/>
-          </w:tcPr>
-          <w:p>
-            <w:pPr>
-              <w:keepNext/>
-              <w:keepLines/>
-              <w:widowControl w:val="0"/>
-            </w:pPr>
-            <w:r>
-              <w:t xml:space="preserve">Set high when the </w:t>
-            </w:r>
-            <w:proofErr w:type="gramStart"/>
-            <w:r>
-              <w:t>homing</w:t>
-            </w:r>
-            <w:proofErr w:type="gramEnd"/>
-            <w:r>
-              <w:t xml:space="preserve"> routine successfully completes</w:t>
+            <w:tcW w:w="2044" w:type="dxa"/>
+          </w:tcPr>
+          <w:p>
+            <w:pPr>
+              <w:keepNext/>
+              <w:keepLines/>
+              <w:widowControl w:val="0"/>
+            </w:pPr>
+            <w:r>
+              <w:t>Set high when the homing routine successfully completes</w:t>
             </w:r>
             <w:r>
               <w:t>. Required for script to run</w:t>
@@ -3835,7 +3578,7 @@
         </w:trPr>
         <w:tc>
           <w:tcPr>
-            <w:tcW w:w="2256" w:type="dxa"/>
+            <w:tcW w:w="2454" w:type="dxa"/>
           </w:tcPr>
           <w:p>
             <w:pPr>
@@ -3850,24 +3593,22 @@
         </w:tc>
         <w:tc>
           <w:tcPr>
-            <w:tcW w:w="2944" w:type="dxa"/>
-          </w:tcPr>
-          <w:p>
-            <w:pPr>
-              <w:keepNext/>
-              <w:keepLines/>
-              <w:widowControl w:val="0"/>
-            </w:pPr>
-            <w:proofErr w:type="spellStart"/>
+            <w:tcW w:w="2560" w:type="dxa"/>
+          </w:tcPr>
+          <w:p>
+            <w:pPr>
+              <w:keepNext/>
+              <w:keepLines/>
+              <w:widowControl w:val="0"/>
+            </w:pPr>
             <w:r>
               <w:t>HardStopLoc</w:t>
             </w:r>
-            <w:proofErr w:type="spellEnd"/>
-          </w:p>
-        </w:tc>
-        <w:tc>
-          <w:tcPr>
-            <w:tcW w:w="2014" w:type="dxa"/>
+          </w:p>
+        </w:tc>
+        <w:tc>
+          <w:tcPr>
+            <w:tcW w:w="1130" w:type="dxa"/>
           </w:tcPr>
           <w:p>
             <w:pPr>
@@ -3882,7 +3623,7 @@
         </w:tc>
         <w:tc>
           <w:tcPr>
-            <w:tcW w:w="2014" w:type="dxa"/>
+            <w:tcW w:w="1162" w:type="dxa"/>
           </w:tcPr>
           <w:p>
             <w:pPr>
@@ -3897,7 +3638,7 @@
         </w:tc>
         <w:tc>
           <w:tcPr>
-            <w:tcW w:w="2137" w:type="dxa"/>
+            <w:tcW w:w="2044" w:type="dxa"/>
           </w:tcPr>
           <w:p>
             <w:pPr>
@@ -3920,7 +3661,7 @@
         </w:trPr>
         <w:tc>
           <w:tcPr>
-            <w:tcW w:w="2256" w:type="dxa"/>
+            <w:tcW w:w="2454" w:type="dxa"/>
           </w:tcPr>
           <w:p>
             <w:pPr>
@@ -3935,24 +3676,22 @@
         </w:tc>
         <w:tc>
           <w:tcPr>
-            <w:tcW w:w="2944" w:type="dxa"/>
-          </w:tcPr>
-          <w:p>
-            <w:pPr>
-              <w:keepNext/>
-              <w:keepLines/>
-              <w:widowControl w:val="0"/>
-            </w:pPr>
-            <w:proofErr w:type="spellStart"/>
+            <w:tcW w:w="2560" w:type="dxa"/>
+          </w:tcPr>
+          <w:p>
+            <w:pPr>
+              <w:keepNext/>
+              <w:keepLines/>
+              <w:widowControl w:val="0"/>
+            </w:pPr>
             <w:r>
               <w:t>zSafeSet</w:t>
             </w:r>
-            <w:proofErr w:type="spellEnd"/>
-          </w:p>
-        </w:tc>
-        <w:tc>
-          <w:tcPr>
-            <w:tcW w:w="2014" w:type="dxa"/>
+          </w:p>
+        </w:tc>
+        <w:tc>
+          <w:tcPr>
+            <w:tcW w:w="1130" w:type="dxa"/>
           </w:tcPr>
           <w:p>
             <w:pPr>
@@ -3967,7 +3706,7 @@
         </w:tc>
         <w:tc>
           <w:tcPr>
-            <w:tcW w:w="2014" w:type="dxa"/>
+            <w:tcW w:w="1162" w:type="dxa"/>
           </w:tcPr>
           <w:p>
             <w:pPr>
@@ -3982,7 +3721,7 @@
         </w:tc>
         <w:tc>
           <w:tcPr>
-            <w:tcW w:w="2137" w:type="dxa"/>
+            <w:tcW w:w="2044" w:type="dxa"/>
           </w:tcPr>
           <w:p>
             <w:pPr>
@@ -4008,7 +3747,7 @@
         </w:trPr>
         <w:tc>
           <w:tcPr>
-            <w:tcW w:w="2256" w:type="dxa"/>
+            <w:tcW w:w="2454" w:type="dxa"/>
           </w:tcPr>
           <w:p>
             <w:pPr>
@@ -4023,24 +3762,22 @@
         </w:tc>
         <w:tc>
           <w:tcPr>
-            <w:tcW w:w="2944" w:type="dxa"/>
-          </w:tcPr>
-          <w:p>
-            <w:pPr>
-              <w:keepNext/>
-              <w:keepLines/>
-              <w:widowControl w:val="0"/>
-            </w:pPr>
-            <w:proofErr w:type="spellStart"/>
+            <w:tcW w:w="2560" w:type="dxa"/>
+          </w:tcPr>
+          <w:p>
+            <w:pPr>
+              <w:keepNext/>
+              <w:keepLines/>
+              <w:widowControl w:val="0"/>
+            </w:pPr>
             <w:r>
               <w:t>BasinSet</w:t>
             </w:r>
-            <w:proofErr w:type="spellEnd"/>
-          </w:p>
-        </w:tc>
-        <w:tc>
-          <w:tcPr>
-            <w:tcW w:w="2014" w:type="dxa"/>
+          </w:p>
+        </w:tc>
+        <w:tc>
+          <w:tcPr>
+            <w:tcW w:w="1130" w:type="dxa"/>
           </w:tcPr>
           <w:p>
             <w:pPr>
@@ -4055,7 +3792,7 @@
         </w:tc>
         <w:tc>
           <w:tcPr>
-            <w:tcW w:w="2014" w:type="dxa"/>
+            <w:tcW w:w="1162" w:type="dxa"/>
           </w:tcPr>
           <w:p>
             <w:pPr>
@@ -4070,7 +3807,7 @@
         </w:tc>
         <w:tc>
           <w:tcPr>
-            <w:tcW w:w="2137" w:type="dxa"/>
+            <w:tcW w:w="2044" w:type="dxa"/>
           </w:tcPr>
           <w:p>
             <w:pPr>
@@ -4090,7 +3827,7 @@
         </w:trPr>
         <w:tc>
           <w:tcPr>
-            <w:tcW w:w="2256" w:type="dxa"/>
+            <w:tcW w:w="2454" w:type="dxa"/>
           </w:tcPr>
           <w:p>
             <w:pPr>
@@ -4105,24 +3842,22 @@
         </w:tc>
         <w:tc>
           <w:tcPr>
-            <w:tcW w:w="2944" w:type="dxa"/>
-          </w:tcPr>
-          <w:p>
-            <w:pPr>
-              <w:keepNext/>
-              <w:keepLines/>
-              <w:widowControl w:val="0"/>
-            </w:pPr>
-            <w:proofErr w:type="spellStart"/>
+            <w:tcW w:w="2560" w:type="dxa"/>
+          </w:tcPr>
+          <w:p>
+            <w:pPr>
+              <w:keepNext/>
+              <w:keepLines/>
+              <w:widowControl w:val="0"/>
+            </w:pPr>
             <w:r>
               <w:t>HaltDone</w:t>
             </w:r>
-            <w:proofErr w:type="spellEnd"/>
-          </w:p>
-        </w:tc>
-        <w:tc>
-          <w:tcPr>
-            <w:tcW w:w="2014" w:type="dxa"/>
+          </w:p>
+        </w:tc>
+        <w:tc>
+          <w:tcPr>
+            <w:tcW w:w="1130" w:type="dxa"/>
           </w:tcPr>
           <w:p>
             <w:pPr>
@@ -4137,7 +3872,7 @@
         </w:tc>
         <w:tc>
           <w:tcPr>
-            <w:tcW w:w="2014" w:type="dxa"/>
+            <w:tcW w:w="1162" w:type="dxa"/>
           </w:tcPr>
           <w:p>
             <w:pPr>
@@ -4152,40 +3887,16 @@
         </w:tc>
         <w:tc>
           <w:tcPr>
-            <w:tcW w:w="2137" w:type="dxa"/>
-          </w:tcPr>
-          <w:p>
-            <w:pPr>
-              <w:keepNext/>
-              <w:keepLines/>
-              <w:widowControl w:val="0"/>
-            </w:pPr>
-            <w:r>
-              <w:t xml:space="preserve"> Set high when halt command is sent. Script </w:t>
-            </w:r>
-            <w:proofErr w:type="gramStart"/>
-            <w:r>
-              <w:t>motion and</w:t>
-            </w:r>
-            <w:proofErr w:type="gramEnd"/>
-            <w:r>
-              <w:t xml:space="preserve"> </w:t>
-            </w:r>
-            <w:proofErr w:type="spellStart"/>
-            <w:r>
-              <w:t>and</w:t>
-            </w:r>
-            <w:proofErr w:type="spellEnd"/>
-            <w:r>
-              <w:t xml:space="preserve"> </w:t>
-            </w:r>
-            <w:proofErr w:type="spellStart"/>
-            <w:r>
-              <w:t>daq</w:t>
-            </w:r>
-            <w:proofErr w:type="spellEnd"/>
-            <w:r>
-              <w:t xml:space="preserve"> are paused until AXESHALT is set low</w:t>
+            <w:tcW w:w="2044" w:type="dxa"/>
+          </w:tcPr>
+          <w:p>
+            <w:pPr>
+              <w:keepNext/>
+              <w:keepLines/>
+              <w:widowControl w:val="0"/>
+            </w:pPr>
+            <w:r>
+              <w:t xml:space="preserve"> Set high when halt command is sent. Script motion and and daq are paused until AXESHALT is set low</w:t>
             </w:r>
           </w:p>
         </w:tc>
@@ -4196,7 +3907,7 @@
         </w:trPr>
         <w:tc>
           <w:tcPr>
-            <w:tcW w:w="2256" w:type="dxa"/>
+            <w:tcW w:w="2454" w:type="dxa"/>
           </w:tcPr>
           <w:p>
             <w:pPr>
@@ -4211,24 +3922,22 @@
         </w:tc>
         <w:tc>
           <w:tcPr>
-            <w:tcW w:w="2944" w:type="dxa"/>
-          </w:tcPr>
-          <w:p>
-            <w:pPr>
-              <w:keepNext/>
-              <w:keepLines/>
-              <w:widowControl w:val="0"/>
-            </w:pPr>
-            <w:proofErr w:type="spellStart"/>
+            <w:tcW w:w="2560" w:type="dxa"/>
+          </w:tcPr>
+          <w:p>
+            <w:pPr>
+              <w:keepNext/>
+              <w:keepLines/>
+              <w:widowControl w:val="0"/>
+            </w:pPr>
             <w:r>
               <w:t>PowerError</w:t>
             </w:r>
-            <w:proofErr w:type="spellEnd"/>
-          </w:p>
-        </w:tc>
-        <w:tc>
-          <w:tcPr>
-            <w:tcW w:w="2014" w:type="dxa"/>
+          </w:p>
+        </w:tc>
+        <w:tc>
+          <w:tcPr>
+            <w:tcW w:w="1130" w:type="dxa"/>
           </w:tcPr>
           <w:p>
             <w:pPr>
@@ -4243,7 +3952,7 @@
         </w:tc>
         <w:tc>
           <w:tcPr>
-            <w:tcW w:w="2014" w:type="dxa"/>
+            <w:tcW w:w="1162" w:type="dxa"/>
           </w:tcPr>
           <w:p>
             <w:pPr>
@@ -4258,7 +3967,7 @@
         </w:tc>
         <w:tc>
           <w:tcPr>
-            <w:tcW w:w="2137" w:type="dxa"/>
+            <w:tcW w:w="2044" w:type="dxa"/>
           </w:tcPr>
           <w:p>
             <w:pPr>
@@ -4278,7 +3987,7 @@
         </w:trPr>
         <w:tc>
           <w:tcPr>
-            <w:tcW w:w="2256" w:type="dxa"/>
+            <w:tcW w:w="2454" w:type="dxa"/>
           </w:tcPr>
           <w:p>
             <w:pPr>
@@ -4293,24 +4002,22 @@
         </w:tc>
         <w:tc>
           <w:tcPr>
-            <w:tcW w:w="2944" w:type="dxa"/>
-          </w:tcPr>
-          <w:p>
-            <w:pPr>
-              <w:keepNext/>
-              <w:keepLines/>
-              <w:widowControl w:val="0"/>
-            </w:pPr>
-            <w:proofErr w:type="spellStart"/>
+            <w:tcW w:w="2560" w:type="dxa"/>
+          </w:tcPr>
+          <w:p>
+            <w:pPr>
+              <w:keepNext/>
+              <w:keepLines/>
+              <w:widowControl w:val="0"/>
+            </w:pPr>
             <w:r>
               <w:t>CurInstr</w:t>
             </w:r>
-            <w:proofErr w:type="spellEnd"/>
-          </w:p>
-        </w:tc>
-        <w:tc>
-          <w:tcPr>
-            <w:tcW w:w="2014" w:type="dxa"/>
+          </w:p>
+        </w:tc>
+        <w:tc>
+          <w:tcPr>
+            <w:tcW w:w="1130" w:type="dxa"/>
           </w:tcPr>
           <w:p>
             <w:pPr>
@@ -4325,7 +4032,7 @@
         </w:tc>
         <w:tc>
           <w:tcPr>
-            <w:tcW w:w="2014" w:type="dxa"/>
+            <w:tcW w:w="1162" w:type="dxa"/>
           </w:tcPr>
           <w:p>
             <w:pPr>
@@ -4340,7 +4047,7 @@
         </w:tc>
         <w:tc>
           <w:tcPr>
-            <w:tcW w:w="2137" w:type="dxa"/>
+            <w:tcW w:w="2044" w:type="dxa"/>
           </w:tcPr>
           <w:p>
             <w:pPr>
@@ -4360,7 +4067,7 @@
         </w:trPr>
         <w:tc>
           <w:tcPr>
-            <w:tcW w:w="2256" w:type="dxa"/>
+            <w:tcW w:w="2454" w:type="dxa"/>
           </w:tcPr>
           <w:p>
             <w:pPr>
@@ -4375,24 +4082,22 @@
         </w:tc>
         <w:tc>
           <w:tcPr>
-            <w:tcW w:w="2944" w:type="dxa"/>
-          </w:tcPr>
-          <w:p>
-            <w:pPr>
-              <w:keepNext/>
-              <w:keepLines/>
-              <w:widowControl w:val="0"/>
-            </w:pPr>
-            <w:proofErr w:type="spellStart"/>
+            <w:tcW w:w="2560" w:type="dxa"/>
+          </w:tcPr>
+          <w:p>
+            <w:pPr>
+              <w:keepNext/>
+              <w:keepLines/>
+              <w:widowControl w:val="0"/>
+            </w:pPr>
             <w:r>
               <w:t>NextInstr</w:t>
             </w:r>
-            <w:proofErr w:type="spellEnd"/>
-          </w:p>
-        </w:tc>
-        <w:tc>
-          <w:tcPr>
-            <w:tcW w:w="2014" w:type="dxa"/>
+          </w:p>
+        </w:tc>
+        <w:tc>
+          <w:tcPr>
+            <w:tcW w:w="1130" w:type="dxa"/>
           </w:tcPr>
           <w:p>
             <w:pPr>
@@ -4407,7 +4112,7 @@
         </w:tc>
         <w:tc>
           <w:tcPr>
-            <w:tcW w:w="2014" w:type="dxa"/>
+            <w:tcW w:w="1162" w:type="dxa"/>
           </w:tcPr>
           <w:p>
             <w:pPr>
@@ -4422,7 +4127,7 @@
         </w:tc>
         <w:tc>
           <w:tcPr>
-            <w:tcW w:w="2137" w:type="dxa"/>
+            <w:tcW w:w="2044" w:type="dxa"/>
           </w:tcPr>
           <w:p>
             <w:pPr>
@@ -4442,7 +4147,7 @@
         </w:trPr>
         <w:tc>
           <w:tcPr>
-            <w:tcW w:w="2256" w:type="dxa"/>
+            <w:tcW w:w="2454" w:type="dxa"/>
           </w:tcPr>
           <w:p>
             <w:pPr>
@@ -4457,7 +4162,7 @@
         </w:tc>
         <w:tc>
           <w:tcPr>
-            <w:tcW w:w="2944" w:type="dxa"/>
+            <w:tcW w:w="2560" w:type="dxa"/>
           </w:tcPr>
           <w:p>
             <w:pPr>
@@ -4472,7 +4177,7 @@
         </w:tc>
         <w:tc>
           <w:tcPr>
-            <w:tcW w:w="2014" w:type="dxa"/>
+            <w:tcW w:w="1130" w:type="dxa"/>
           </w:tcPr>
           <w:p>
             <w:pPr>
@@ -4487,7 +4192,7 @@
         </w:tc>
         <w:tc>
           <w:tcPr>
-            <w:tcW w:w="2014" w:type="dxa"/>
+            <w:tcW w:w="1162" w:type="dxa"/>
           </w:tcPr>
           <w:p>
             <w:pPr>
@@ -4502,24 +4207,16 @@
         </w:tc>
         <w:tc>
           <w:tcPr>
-            <w:tcW w:w="2137" w:type="dxa"/>
-          </w:tcPr>
-          <w:p>
-            <w:pPr>
-              <w:keepNext/>
-              <w:keepLines/>
-              <w:widowControl w:val="0"/>
-            </w:pPr>
-            <w:r>
-              <w:t xml:space="preserve">Current script </w:t>
-            </w:r>
-            <w:proofErr w:type="gramStart"/>
-            <w:r>
-              <w:t>run</w:t>
-            </w:r>
-            <w:proofErr w:type="gramEnd"/>
-            <w:r>
-              <w:t xml:space="preserve"> index. Incremented at the end of script run, reset when equal to SCRIPTITERATIONS</w:t>
+            <w:tcW w:w="2044" w:type="dxa"/>
+          </w:tcPr>
+          <w:p>
+            <w:pPr>
+              <w:keepNext/>
+              <w:keepLines/>
+              <w:widowControl w:val="0"/>
+            </w:pPr>
+            <w:r>
+              <w:t>Current script run index. Incremented at the end of script run, reset when equal to SCRIPTITERATIONS</w:t>
             </w:r>
           </w:p>
         </w:tc>
@@ -4530,7 +4227,7 @@
         </w:trPr>
         <w:tc>
           <w:tcPr>
-            <w:tcW w:w="2256" w:type="dxa"/>
+            <w:tcW w:w="2454" w:type="dxa"/>
           </w:tcPr>
           <w:p>
             <w:pPr>
@@ -4545,24 +4242,22 @@
         </w:tc>
         <w:tc>
           <w:tcPr>
-            <w:tcW w:w="2944" w:type="dxa"/>
-          </w:tcPr>
-          <w:p>
-            <w:pPr>
-              <w:keepNext/>
-              <w:keepLines/>
-              <w:widowControl w:val="0"/>
-            </w:pPr>
-            <w:proofErr w:type="spellStart"/>
+            <w:tcW w:w="2560" w:type="dxa"/>
+          </w:tcPr>
+          <w:p>
+            <w:pPr>
+              <w:keepNext/>
+              <w:keepLines/>
+              <w:widowControl w:val="0"/>
+            </w:pPr>
             <w:r>
               <w:t>xCoupled</w:t>
             </w:r>
-            <w:proofErr w:type="spellEnd"/>
-          </w:p>
-        </w:tc>
-        <w:tc>
-          <w:tcPr>
-            <w:tcW w:w="2014" w:type="dxa"/>
+          </w:p>
+        </w:tc>
+        <w:tc>
+          <w:tcPr>
+            <w:tcW w:w="1130" w:type="dxa"/>
           </w:tcPr>
           <w:p>
             <w:pPr>
@@ -4577,7 +4272,7 @@
         </w:tc>
         <w:tc>
           <w:tcPr>
-            <w:tcW w:w="2014" w:type="dxa"/>
+            <w:tcW w:w="1162" w:type="dxa"/>
           </w:tcPr>
           <w:p>
             <w:pPr>
@@ -4592,7 +4287,7 @@
         </w:tc>
         <w:tc>
           <w:tcPr>
-            <w:tcW w:w="2137" w:type="dxa"/>
+            <w:tcW w:w="2044" w:type="dxa"/>
           </w:tcPr>
           <w:p>
             <w:pPr>
@@ -4612,7 +4307,7 @@
         </w:trPr>
         <w:tc>
           <w:tcPr>
-            <w:tcW w:w="2256" w:type="dxa"/>
+            <w:tcW w:w="2454" w:type="dxa"/>
           </w:tcPr>
           <w:p>
             <w:pPr>
@@ -4627,24 +4322,22 @@
         </w:tc>
         <w:tc>
           <w:tcPr>
-            <w:tcW w:w="2944" w:type="dxa"/>
-          </w:tcPr>
-          <w:p>
-            <w:pPr>
-              <w:keepNext/>
-              <w:keepLines/>
-              <w:widowControl w:val="0"/>
-            </w:pPr>
-            <w:proofErr w:type="spellStart"/>
+            <w:tcW w:w="2560" w:type="dxa"/>
+          </w:tcPr>
+          <w:p>
+            <w:pPr>
+              <w:keepNext/>
+              <w:keepLines/>
+              <w:widowControl w:val="0"/>
+            </w:pPr>
             <w:r>
               <w:t>xPosOut</w:t>
             </w:r>
-            <w:proofErr w:type="spellEnd"/>
-          </w:p>
-        </w:tc>
-        <w:tc>
-          <w:tcPr>
-            <w:tcW w:w="2014" w:type="dxa"/>
+          </w:p>
+        </w:tc>
+        <w:tc>
+          <w:tcPr>
+            <w:tcW w:w="1130" w:type="dxa"/>
           </w:tcPr>
           <w:p>
             <w:pPr>
@@ -4659,7 +4352,7 @@
         </w:tc>
         <w:tc>
           <w:tcPr>
-            <w:tcW w:w="2014" w:type="dxa"/>
+            <w:tcW w:w="1162" w:type="dxa"/>
           </w:tcPr>
           <w:p>
             <w:pPr>
@@ -4674,7 +4367,7 @@
         </w:tc>
         <w:tc>
           <w:tcPr>
-            <w:tcW w:w="2137" w:type="dxa"/>
+            <w:tcW w:w="2044" w:type="dxa"/>
           </w:tcPr>
           <w:p>
             <w:pPr>
@@ -4694,7 +4387,7 @@
         </w:trPr>
         <w:tc>
           <w:tcPr>
-            <w:tcW w:w="2256" w:type="dxa"/>
+            <w:tcW w:w="2454" w:type="dxa"/>
           </w:tcPr>
           <w:p>
             <w:pPr>
@@ -4709,24 +4402,22 @@
         </w:tc>
         <w:tc>
           <w:tcPr>
-            <w:tcW w:w="2944" w:type="dxa"/>
-          </w:tcPr>
-          <w:p>
-            <w:pPr>
-              <w:keepNext/>
-              <w:keepLines/>
-              <w:widowControl w:val="0"/>
-            </w:pPr>
-            <w:proofErr w:type="spellStart"/>
+            <w:tcW w:w="2560" w:type="dxa"/>
+          </w:tcPr>
+          <w:p>
+            <w:pPr>
+              <w:keepNext/>
+              <w:keepLines/>
+              <w:widowControl w:val="0"/>
+            </w:pPr>
             <w:r>
               <w:t>xVelOut</w:t>
             </w:r>
-            <w:proofErr w:type="spellEnd"/>
-          </w:p>
-        </w:tc>
-        <w:tc>
-          <w:tcPr>
-            <w:tcW w:w="2014" w:type="dxa"/>
+          </w:p>
+        </w:tc>
+        <w:tc>
+          <w:tcPr>
+            <w:tcW w:w="1130" w:type="dxa"/>
           </w:tcPr>
           <w:p>
             <w:pPr>
@@ -4741,7 +4432,7 @@
         </w:tc>
         <w:tc>
           <w:tcPr>
-            <w:tcW w:w="2014" w:type="dxa"/>
+            <w:tcW w:w="1162" w:type="dxa"/>
           </w:tcPr>
           <w:p>
             <w:pPr>
@@ -4756,7 +4447,7 @@
         </w:tc>
         <w:tc>
           <w:tcPr>
-            <w:tcW w:w="2137" w:type="dxa"/>
+            <w:tcW w:w="2044" w:type="dxa"/>
           </w:tcPr>
           <w:p>
             <w:pPr>
@@ -4776,7 +4467,7 @@
         </w:trPr>
         <w:tc>
           <w:tcPr>
-            <w:tcW w:w="2256" w:type="dxa"/>
+            <w:tcW w:w="2454" w:type="dxa"/>
           </w:tcPr>
           <w:p>
             <w:pPr>
@@ -4791,24 +4482,22 @@
         </w:tc>
         <w:tc>
           <w:tcPr>
-            <w:tcW w:w="2944" w:type="dxa"/>
-          </w:tcPr>
-          <w:p>
-            <w:pPr>
-              <w:keepNext/>
-              <w:keepLines/>
-              <w:widowControl w:val="0"/>
-            </w:pPr>
-            <w:proofErr w:type="spellStart"/>
+            <w:tcW w:w="2560" w:type="dxa"/>
+          </w:tcPr>
+          <w:p>
+            <w:pPr>
+              <w:keepNext/>
+              <w:keepLines/>
+              <w:widowControl w:val="0"/>
+            </w:pPr>
             <w:r>
               <w:t>yPosOut</w:t>
             </w:r>
-            <w:proofErr w:type="spellEnd"/>
-          </w:p>
-        </w:tc>
-        <w:tc>
-          <w:tcPr>
-            <w:tcW w:w="2014" w:type="dxa"/>
+          </w:p>
+        </w:tc>
+        <w:tc>
+          <w:tcPr>
+            <w:tcW w:w="1130" w:type="dxa"/>
           </w:tcPr>
           <w:p>
             <w:pPr>
@@ -4823,7 +4512,7 @@
         </w:tc>
         <w:tc>
           <w:tcPr>
-            <w:tcW w:w="2014" w:type="dxa"/>
+            <w:tcW w:w="1162" w:type="dxa"/>
           </w:tcPr>
           <w:p>
             <w:pPr>
@@ -4838,7 +4527,7 @@
         </w:tc>
         <w:tc>
           <w:tcPr>
-            <w:tcW w:w="2137" w:type="dxa"/>
+            <w:tcW w:w="2044" w:type="dxa"/>
           </w:tcPr>
           <w:p>
             <w:pPr>
@@ -4858,7 +4547,7 @@
         </w:trPr>
         <w:tc>
           <w:tcPr>
-            <w:tcW w:w="2256" w:type="dxa"/>
+            <w:tcW w:w="2454" w:type="dxa"/>
           </w:tcPr>
           <w:p>
             <w:pPr>
@@ -4873,24 +4562,22 @@
         </w:tc>
         <w:tc>
           <w:tcPr>
-            <w:tcW w:w="2944" w:type="dxa"/>
-          </w:tcPr>
-          <w:p>
-            <w:pPr>
-              <w:keepNext/>
-              <w:keepLines/>
-              <w:widowControl w:val="0"/>
-            </w:pPr>
-            <w:proofErr w:type="spellStart"/>
+            <w:tcW w:w="2560" w:type="dxa"/>
+          </w:tcPr>
+          <w:p>
+            <w:pPr>
+              <w:keepNext/>
+              <w:keepLines/>
+              <w:widowControl w:val="0"/>
+            </w:pPr>
             <w:r>
               <w:t>yVelOut</w:t>
             </w:r>
-            <w:proofErr w:type="spellEnd"/>
-          </w:p>
-        </w:tc>
-        <w:tc>
-          <w:tcPr>
-            <w:tcW w:w="2014" w:type="dxa"/>
+          </w:p>
+        </w:tc>
+        <w:tc>
+          <w:tcPr>
+            <w:tcW w:w="1130" w:type="dxa"/>
           </w:tcPr>
           <w:p>
             <w:pPr>
@@ -4905,7 +4592,7 @@
         </w:tc>
         <w:tc>
           <w:tcPr>
-            <w:tcW w:w="2014" w:type="dxa"/>
+            <w:tcW w:w="1162" w:type="dxa"/>
           </w:tcPr>
           <w:p>
             <w:pPr>
@@ -4920,7 +4607,7 @@
         </w:tc>
         <w:tc>
           <w:tcPr>
-            <w:tcW w:w="2137" w:type="dxa"/>
+            <w:tcW w:w="2044" w:type="dxa"/>
           </w:tcPr>
           <w:p>
             <w:pPr>
@@ -4940,7 +4627,7 @@
         </w:trPr>
         <w:tc>
           <w:tcPr>
-            <w:tcW w:w="2256" w:type="dxa"/>
+            <w:tcW w:w="2454" w:type="dxa"/>
           </w:tcPr>
           <w:p>
             <w:pPr>
@@ -4955,24 +4642,22 @@
         </w:tc>
         <w:tc>
           <w:tcPr>
-            <w:tcW w:w="2944" w:type="dxa"/>
-          </w:tcPr>
-          <w:p>
-            <w:pPr>
-              <w:keepNext/>
-              <w:keepLines/>
-              <w:widowControl w:val="0"/>
-            </w:pPr>
-            <w:proofErr w:type="spellStart"/>
+            <w:tcW w:w="2560" w:type="dxa"/>
+          </w:tcPr>
+          <w:p>
+            <w:pPr>
+              <w:keepNext/>
+              <w:keepLines/>
+              <w:widowControl w:val="0"/>
+            </w:pPr>
             <w:r>
               <w:t>zPosOut</w:t>
             </w:r>
-            <w:proofErr w:type="spellEnd"/>
-          </w:p>
-        </w:tc>
-        <w:tc>
-          <w:tcPr>
-            <w:tcW w:w="2014" w:type="dxa"/>
+          </w:p>
+        </w:tc>
+        <w:tc>
+          <w:tcPr>
+            <w:tcW w:w="1130" w:type="dxa"/>
           </w:tcPr>
           <w:p>
             <w:pPr>
@@ -4987,7 +4672,7 @@
         </w:tc>
         <w:tc>
           <w:tcPr>
-            <w:tcW w:w="2014" w:type="dxa"/>
+            <w:tcW w:w="1162" w:type="dxa"/>
           </w:tcPr>
           <w:p>
             <w:pPr>
@@ -5002,7 +4687,7 @@
         </w:tc>
         <w:tc>
           <w:tcPr>
-            <w:tcW w:w="2137" w:type="dxa"/>
+            <w:tcW w:w="2044" w:type="dxa"/>
           </w:tcPr>
           <w:p>
             <w:pPr>
@@ -5022,7 +4707,7 @@
         </w:trPr>
         <w:tc>
           <w:tcPr>
-            <w:tcW w:w="2256" w:type="dxa"/>
+            <w:tcW w:w="2454" w:type="dxa"/>
           </w:tcPr>
           <w:p>
             <w:pPr>
@@ -5037,24 +4722,22 @@
         </w:tc>
         <w:tc>
           <w:tcPr>
-            <w:tcW w:w="2944" w:type="dxa"/>
-          </w:tcPr>
-          <w:p>
-            <w:pPr>
-              <w:keepNext/>
-              <w:keepLines/>
-              <w:widowControl w:val="0"/>
-            </w:pPr>
-            <w:proofErr w:type="spellStart"/>
+            <w:tcW w:w="2560" w:type="dxa"/>
+          </w:tcPr>
+          <w:p>
+            <w:pPr>
+              <w:keepNext/>
+              <w:keepLines/>
+              <w:widowControl w:val="0"/>
+            </w:pPr>
             <w:r>
               <w:t>zVelOut</w:t>
             </w:r>
-            <w:proofErr w:type="spellEnd"/>
-          </w:p>
-        </w:tc>
-        <w:tc>
-          <w:tcPr>
-            <w:tcW w:w="2014" w:type="dxa"/>
+          </w:p>
+        </w:tc>
+        <w:tc>
+          <w:tcPr>
+            <w:tcW w:w="1130" w:type="dxa"/>
           </w:tcPr>
           <w:p>
             <w:pPr>
@@ -5069,7 +4752,7 @@
         </w:tc>
         <w:tc>
           <w:tcPr>
-            <w:tcW w:w="2014" w:type="dxa"/>
+            <w:tcW w:w="1162" w:type="dxa"/>
           </w:tcPr>
           <w:p>
             <w:pPr>
@@ -5084,7 +4767,7 @@
         </w:tc>
         <w:tc>
           <w:tcPr>
-            <w:tcW w:w="2137" w:type="dxa"/>
+            <w:tcW w:w="2044" w:type="dxa"/>
           </w:tcPr>
           <w:p>
             <w:pPr>
@@ -5104,7 +4787,7 @@
         </w:trPr>
         <w:tc>
           <w:tcPr>
-            <w:tcW w:w="2256" w:type="dxa"/>
+            <w:tcW w:w="2454" w:type="dxa"/>
           </w:tcPr>
           <w:p>
             <w:pPr>
@@ -5119,32 +4802,22 @@
         </w:tc>
         <w:tc>
           <w:tcPr>
-            <w:tcW w:w="2944" w:type="dxa"/>
-          </w:tcPr>
-          <w:p>
-            <w:pPr>
-              <w:keepNext/>
-              <w:keepLines/>
-              <w:widowControl w:val="0"/>
-            </w:pPr>
-            <w:proofErr w:type="spellStart"/>
-            <w:proofErr w:type="gramStart"/>
-            <w:r>
-              <w:t>HardStopLocations</w:t>
-            </w:r>
-            <w:proofErr w:type="spellEnd"/>
-            <w:r>
-              <w:t>[</w:t>
-            </w:r>
-            <w:proofErr w:type="gramEnd"/>
-            <w:r>
-              <w:t>]</w:t>
-            </w:r>
-          </w:p>
-        </w:tc>
-        <w:tc>
-          <w:tcPr>
-            <w:tcW w:w="2014" w:type="dxa"/>
+            <w:tcW w:w="2560" w:type="dxa"/>
+          </w:tcPr>
+          <w:p>
+            <w:pPr>
+              <w:keepNext/>
+              <w:keepLines/>
+              <w:widowControl w:val="0"/>
+            </w:pPr>
+            <w:r>
+              <w:t>HardStopLocations[]</w:t>
+            </w:r>
+          </w:p>
+        </w:tc>
+        <w:tc>
+          <w:tcPr>
+            <w:tcW w:w="1130" w:type="dxa"/>
           </w:tcPr>
           <w:p>
             <w:pPr>
@@ -5159,7 +4832,7 @@
         </w:tc>
         <w:tc>
           <w:tcPr>
-            <w:tcW w:w="2014" w:type="dxa"/>
+            <w:tcW w:w="1162" w:type="dxa"/>
           </w:tcPr>
           <w:p>
             <w:pPr>
@@ -5174,34 +4847,16 @@
         </w:tc>
         <w:tc>
           <w:tcPr>
-            <w:tcW w:w="2137" w:type="dxa"/>
-          </w:tcPr>
-          <w:p>
-            <w:pPr>
-              <w:keepNext/>
-              <w:keepLines/>
-              <w:widowControl w:val="0"/>
-            </w:pPr>
-            <w:proofErr w:type="gramStart"/>
-            <w:r>
-              <w:t>3 point</w:t>
-            </w:r>
-            <w:proofErr w:type="gramEnd"/>
-            <w:r>
-              <w:t xml:space="preserve"> array of end stops. </w:t>
-            </w:r>
-            <w:proofErr w:type="spellStart"/>
-            <w:proofErr w:type="gramStart"/>
-            <w:r>
-              <w:t>X,y</w:t>
-            </w:r>
-            <w:proofErr w:type="gramEnd"/>
-            <w:r>
-              <w:t>,z</w:t>
-            </w:r>
-            <w:proofErr w:type="spellEnd"/>
-            <w:r>
-              <w:t xml:space="preserve"> axis</w:t>
+            <w:tcW w:w="2044" w:type="dxa"/>
+          </w:tcPr>
+          <w:p>
+            <w:pPr>
+              <w:keepNext/>
+              <w:keepLines/>
+              <w:widowControl w:val="0"/>
+            </w:pPr>
+            <w:r>
+              <w:t>3 point array of end stops. X,y,z axis</w:t>
             </w:r>
           </w:p>
         </w:tc>
@@ -5212,7 +4867,7 @@
         </w:trPr>
         <w:tc>
           <w:tcPr>
-            <w:tcW w:w="2256" w:type="dxa"/>
+            <w:tcW w:w="2454" w:type="dxa"/>
           </w:tcPr>
           <w:p>
             <w:pPr>
@@ -5227,7 +4882,7 @@
         </w:tc>
         <w:tc>
           <w:tcPr>
-            <w:tcW w:w="2944" w:type="dxa"/>
+            <w:tcW w:w="2560" w:type="dxa"/>
           </w:tcPr>
           <w:p>
             <w:pPr>
@@ -5242,7 +4897,7 @@
         </w:tc>
         <w:tc>
           <w:tcPr>
-            <w:tcW w:w="2014" w:type="dxa"/>
+            <w:tcW w:w="1130" w:type="dxa"/>
           </w:tcPr>
           <w:p>
             <w:pPr>
@@ -5257,7 +4912,7 @@
         </w:tc>
         <w:tc>
           <w:tcPr>
-            <w:tcW w:w="2014" w:type="dxa"/>
+            <w:tcW w:w="1162" w:type="dxa"/>
           </w:tcPr>
           <w:p>
             <w:pPr>
@@ -5272,7 +4927,7 @@
         </w:tc>
         <w:tc>
           <w:tcPr>
-            <w:tcW w:w="2137" w:type="dxa"/>
+            <w:tcW w:w="2044" w:type="dxa"/>
           </w:tcPr>
           <w:p>
             <w:pPr>
@@ -5287,23 +4942,7 @@
               <w:t xml:space="preserve"> INSTR_BUFFER to </w:t>
             </w:r>
             <w:r>
-              <w:t xml:space="preserve">script at index </w:t>
-            </w:r>
-            <w:proofErr w:type="spellStart"/>
-            <w:r>
-              <w:t>CurInstr</w:t>
-            </w:r>
-            <w:proofErr w:type="spellEnd"/>
-            <w:r>
-              <w:t xml:space="preserve">, </w:t>
-            </w:r>
-            <w:proofErr w:type="spellStart"/>
-            <w:r>
-              <w:t>CurInstr</w:t>
-            </w:r>
-            <w:proofErr w:type="spellEnd"/>
-            <w:r>
-              <w:t xml:space="preserve"> + 1</w:t>
+              <w:t>script at index CurInstr, CurInstr + 1</w:t>
             </w:r>
           </w:p>
         </w:tc>
@@ -5314,7 +4953,7 @@
         </w:trPr>
         <w:tc>
           <w:tcPr>
-            <w:tcW w:w="2256" w:type="dxa"/>
+            <w:tcW w:w="2454" w:type="dxa"/>
           </w:tcPr>
           <w:p>
             <w:pPr>
@@ -5329,7 +4968,7 @@
         </w:tc>
         <w:tc>
           <w:tcPr>
-            <w:tcW w:w="2944" w:type="dxa"/>
+            <w:tcW w:w="2560" w:type="dxa"/>
           </w:tcPr>
           <w:p>
             <w:pPr>
@@ -5344,7 +4983,7 @@
         </w:tc>
         <w:tc>
           <w:tcPr>
-            <w:tcW w:w="2014" w:type="dxa"/>
+            <w:tcW w:w="1130" w:type="dxa"/>
           </w:tcPr>
           <w:p>
             <w:pPr>
@@ -5359,7 +4998,7 @@
         </w:tc>
         <w:tc>
           <w:tcPr>
-            <w:tcW w:w="2014" w:type="dxa"/>
+            <w:tcW w:w="1162" w:type="dxa"/>
           </w:tcPr>
           <w:p>
             <w:pPr>
@@ -5374,24 +5013,16 @@
         </w:tc>
         <w:tc>
           <w:tcPr>
-            <w:tcW w:w="2137" w:type="dxa"/>
-          </w:tcPr>
-          <w:p>
-            <w:pPr>
-              <w:keepNext/>
-              <w:keepLines/>
-              <w:widowControl w:val="0"/>
-            </w:pPr>
-            <w:r>
-              <w:t xml:space="preserve">Clear script, </w:t>
-            </w:r>
-            <w:proofErr w:type="spellStart"/>
-            <w:r>
-              <w:t>CurInstr</w:t>
-            </w:r>
-            <w:proofErr w:type="spellEnd"/>
-            <w:r>
-              <w:t xml:space="preserve"> = 0</w:t>
+            <w:tcW w:w="2044" w:type="dxa"/>
+          </w:tcPr>
+          <w:p>
+            <w:pPr>
+              <w:keepNext/>
+              <w:keepLines/>
+              <w:widowControl w:val="0"/>
+            </w:pPr>
+            <w:r>
+              <w:t>Clear script, CurInstr = 0</w:t>
             </w:r>
           </w:p>
         </w:tc>
@@ -5402,7 +5033,7 @@
         </w:trPr>
         <w:tc>
           <w:tcPr>
-            <w:tcW w:w="2256" w:type="dxa"/>
+            <w:tcW w:w="2454" w:type="dxa"/>
           </w:tcPr>
           <w:p>
             <w:pPr>
@@ -5417,7 +5048,7 @@
         </w:tc>
         <w:tc>
           <w:tcPr>
-            <w:tcW w:w="2944" w:type="dxa"/>
+            <w:tcW w:w="2560" w:type="dxa"/>
           </w:tcPr>
           <w:p>
             <w:pPr>
@@ -5432,7 +5063,7 @@
         </w:tc>
         <w:tc>
           <w:tcPr>
-            <w:tcW w:w="2014" w:type="dxa"/>
+            <w:tcW w:w="1130" w:type="dxa"/>
           </w:tcPr>
           <w:p>
             <w:pPr>
@@ -5447,7 +5078,7 @@
         </w:tc>
         <w:tc>
           <w:tcPr>
-            <w:tcW w:w="2014" w:type="dxa"/>
+            <w:tcW w:w="1162" w:type="dxa"/>
           </w:tcPr>
           <w:p>
             <w:pPr>
@@ -5462,24 +5093,16 @@
         </w:tc>
         <w:tc>
           <w:tcPr>
-            <w:tcW w:w="2137" w:type="dxa"/>
-          </w:tcPr>
-          <w:p>
-            <w:pPr>
-              <w:keepNext/>
-              <w:keepLines/>
-              <w:widowControl w:val="0"/>
-            </w:pPr>
-            <w:r>
-              <w:t xml:space="preserve">Delete most recent instruction, </w:t>
-            </w:r>
-            <w:proofErr w:type="spellStart"/>
-            <w:r>
-              <w:t>CurInstr</w:t>
-            </w:r>
-            <w:proofErr w:type="spellEnd"/>
-            <w:r>
-              <w:t xml:space="preserve"> - 1</w:t>
+            <w:tcW w:w="2044" w:type="dxa"/>
+          </w:tcPr>
+          <w:p>
+            <w:pPr>
+              <w:keepNext/>
+              <w:keepLines/>
+              <w:widowControl w:val="0"/>
+            </w:pPr>
+            <w:r>
+              <w:t>Delete most recent instruction, CurInstr - 1</w:t>
             </w:r>
           </w:p>
         </w:tc>
@@ -5490,7 +5113,7 @@
         </w:trPr>
         <w:tc>
           <w:tcPr>
-            <w:tcW w:w="2256" w:type="dxa"/>
+            <w:tcW w:w="2454" w:type="dxa"/>
           </w:tcPr>
           <w:p>
             <w:pPr>
@@ -5505,7 +5128,7 @@
         </w:tc>
         <w:tc>
           <w:tcPr>
-            <w:tcW w:w="2944" w:type="dxa"/>
+            <w:tcW w:w="2560" w:type="dxa"/>
           </w:tcPr>
           <w:p>
             <w:pPr>
@@ -5520,7 +5143,7 @@
         </w:tc>
         <w:tc>
           <w:tcPr>
-            <w:tcW w:w="2014" w:type="dxa"/>
+            <w:tcW w:w="1130" w:type="dxa"/>
           </w:tcPr>
           <w:p>
             <w:pPr>
@@ -5535,7 +5158,7 @@
         </w:tc>
         <w:tc>
           <w:tcPr>
-            <w:tcW w:w="2014" w:type="dxa"/>
+            <w:tcW w:w="1162" w:type="dxa"/>
           </w:tcPr>
           <w:p>
             <w:pPr>
@@ -5550,56 +5173,16 @@
         </w:tc>
         <w:tc>
           <w:tcPr>
-            <w:tcW w:w="2137" w:type="dxa"/>
-          </w:tcPr>
-          <w:p>
-            <w:pPr>
-              <w:keepNext/>
-              <w:keepLines/>
-              <w:widowControl w:val="0"/>
-            </w:pPr>
-            <w:r>
-              <w:t xml:space="preserve">Run script. Requires </w:t>
-            </w:r>
-            <w:proofErr w:type="spellStart"/>
-            <w:r>
-              <w:t>BasinSet</w:t>
-            </w:r>
-            <w:proofErr w:type="spellEnd"/>
-            <w:r>
-              <w:t xml:space="preserve">, </w:t>
-            </w:r>
-            <w:proofErr w:type="spellStart"/>
-            <w:r>
-              <w:t>HardStopLoc</w:t>
-            </w:r>
-            <w:proofErr w:type="spellEnd"/>
-            <w:r>
-              <w:t xml:space="preserve">, </w:t>
-            </w:r>
-            <w:proofErr w:type="spellStart"/>
-            <w:r>
-              <w:t>HomeDone</w:t>
-            </w:r>
-            <w:proofErr w:type="spellEnd"/>
-            <w:r>
-              <w:t xml:space="preserve">, </w:t>
-            </w:r>
-            <w:proofErr w:type="spellStart"/>
-            <w:r>
-              <w:t>zSafeSet</w:t>
-            </w:r>
-            <w:proofErr w:type="spellEnd"/>
-            <w:r>
-              <w:t xml:space="preserve">, </w:t>
-            </w:r>
-            <w:proofErr w:type="spellStart"/>
-            <w:r>
-              <w:t>xAxisCoupled</w:t>
-            </w:r>
-            <w:proofErr w:type="spellEnd"/>
-            <w:r>
-              <w:t xml:space="preserve"> all true</w:t>
+            <w:tcW w:w="2044" w:type="dxa"/>
+          </w:tcPr>
+          <w:p>
+            <w:pPr>
+              <w:keepNext/>
+              <w:keepLines/>
+              <w:widowControl w:val="0"/>
+            </w:pPr>
+            <w:r>
+              <w:t>Run script. Requires BasinSet, HardStopLoc, HomeDone, zSafeSet, xAxisCoupled all true</w:t>
             </w:r>
           </w:p>
         </w:tc>
@@ -5610,7 +5193,7 @@
         </w:trPr>
         <w:tc>
           <w:tcPr>
-            <w:tcW w:w="2256" w:type="dxa"/>
+            <w:tcW w:w="2454" w:type="dxa"/>
           </w:tcPr>
           <w:p>
             <w:pPr>
@@ -5625,7 +5208,7 @@
         </w:tc>
         <w:tc>
           <w:tcPr>
-            <w:tcW w:w="2944" w:type="dxa"/>
+            <w:tcW w:w="2560" w:type="dxa"/>
           </w:tcPr>
           <w:p>
             <w:pPr>
@@ -5640,7 +5223,7 @@
         </w:tc>
         <w:tc>
           <w:tcPr>
-            <w:tcW w:w="2014" w:type="dxa"/>
+            <w:tcW w:w="1130" w:type="dxa"/>
           </w:tcPr>
           <w:p>
             <w:pPr>
@@ -5655,7 +5238,7 @@
         </w:tc>
         <w:tc>
           <w:tcPr>
-            <w:tcW w:w="2014" w:type="dxa"/>
+            <w:tcW w:w="1162" w:type="dxa"/>
           </w:tcPr>
           <w:p>
             <w:pPr>
@@ -5670,24 +5253,16 @@
         </w:tc>
         <w:tc>
           <w:tcPr>
-            <w:tcW w:w="2137" w:type="dxa"/>
-          </w:tcPr>
-          <w:p>
-            <w:pPr>
-              <w:keepNext/>
-              <w:keepLines/>
-              <w:widowControl w:val="0"/>
-            </w:pPr>
-            <w:r>
-              <w:t xml:space="preserve">Run homing routine, set </w:t>
-            </w:r>
-            <w:proofErr w:type="spellStart"/>
-            <w:r>
-              <w:t>HomeDone</w:t>
-            </w:r>
-            <w:proofErr w:type="spellEnd"/>
-            <w:r>
-              <w:t xml:space="preserve"> true</w:t>
+            <w:tcW w:w="2044" w:type="dxa"/>
+          </w:tcPr>
+          <w:p>
+            <w:pPr>
+              <w:keepNext/>
+              <w:keepLines/>
+              <w:widowControl w:val="0"/>
+            </w:pPr>
+            <w:r>
+              <w:t>Run homing routine, set HomeDone true</w:t>
             </w:r>
           </w:p>
         </w:tc>
@@ -5698,7 +5273,7 @@
         </w:trPr>
         <w:tc>
           <w:tcPr>
-            <w:tcW w:w="2256" w:type="dxa"/>
+            <w:tcW w:w="2454" w:type="dxa"/>
           </w:tcPr>
           <w:p>
             <w:pPr>
@@ -5713,7 +5288,7 @@
         </w:tc>
         <w:tc>
           <w:tcPr>
-            <w:tcW w:w="2944" w:type="dxa"/>
+            <w:tcW w:w="2560" w:type="dxa"/>
           </w:tcPr>
           <w:p>
             <w:pPr>
@@ -5728,7 +5303,7 @@
         </w:tc>
         <w:tc>
           <w:tcPr>
-            <w:tcW w:w="2014" w:type="dxa"/>
+            <w:tcW w:w="1130" w:type="dxa"/>
           </w:tcPr>
           <w:p>
             <w:pPr>
@@ -5743,7 +5318,7 @@
         </w:tc>
         <w:tc>
           <w:tcPr>
-            <w:tcW w:w="2014" w:type="dxa"/>
+            <w:tcW w:w="1162" w:type="dxa"/>
           </w:tcPr>
           <w:p>
             <w:pPr>
@@ -5758,24 +5333,16 @@
         </w:tc>
         <w:tc>
           <w:tcPr>
-            <w:tcW w:w="2137" w:type="dxa"/>
-          </w:tcPr>
-          <w:p>
-            <w:pPr>
-              <w:keepNext/>
-              <w:keepLines/>
-              <w:widowControl w:val="0"/>
-            </w:pPr>
-            <w:r>
-              <w:t xml:space="preserve">Set safe z lower limit, set </w:t>
-            </w:r>
-            <w:proofErr w:type="spellStart"/>
-            <w:r>
-              <w:t>zSafeSet</w:t>
-            </w:r>
-            <w:proofErr w:type="spellEnd"/>
-            <w:r>
-              <w:t xml:space="preserve"> true</w:t>
+            <w:tcW w:w="2044" w:type="dxa"/>
+          </w:tcPr>
+          <w:p>
+            <w:pPr>
+              <w:keepNext/>
+              <w:keepLines/>
+              <w:widowControl w:val="0"/>
+            </w:pPr>
+            <w:r>
+              <w:t>Set safe z lower limit, set zSafeSet true</w:t>
             </w:r>
           </w:p>
         </w:tc>
@@ -5786,7 +5353,7 @@
         </w:trPr>
         <w:tc>
           <w:tcPr>
-            <w:tcW w:w="2256" w:type="dxa"/>
+            <w:tcW w:w="2454" w:type="dxa"/>
           </w:tcPr>
           <w:p>
             <w:pPr>
@@ -5801,7 +5368,7 @@
         </w:tc>
         <w:tc>
           <w:tcPr>
-            <w:tcW w:w="2944" w:type="dxa"/>
+            <w:tcW w:w="2560" w:type="dxa"/>
           </w:tcPr>
           <w:p>
             <w:pPr>
@@ -5816,7 +5383,7 @@
         </w:tc>
         <w:tc>
           <w:tcPr>
-            <w:tcW w:w="2014" w:type="dxa"/>
+            <w:tcW w:w="1130" w:type="dxa"/>
           </w:tcPr>
           <w:p>
             <w:pPr>
@@ -5831,7 +5398,7 @@
         </w:tc>
         <w:tc>
           <w:tcPr>
-            <w:tcW w:w="2014" w:type="dxa"/>
+            <w:tcW w:w="1162" w:type="dxa"/>
           </w:tcPr>
           <w:p>
             <w:pPr>
@@ -5846,24 +5413,16 @@
         </w:tc>
         <w:tc>
           <w:tcPr>
-            <w:tcW w:w="2137" w:type="dxa"/>
-          </w:tcPr>
-          <w:p>
-            <w:pPr>
-              <w:keepNext/>
-              <w:keepLines/>
-              <w:widowControl w:val="0"/>
-            </w:pPr>
-            <w:r>
-              <w:t xml:space="preserve">Run hard stop locate routine, set </w:t>
-            </w:r>
-            <w:proofErr w:type="spellStart"/>
-            <w:r>
-              <w:t>HardStopLoc</w:t>
-            </w:r>
-            <w:proofErr w:type="spellEnd"/>
-            <w:r>
-              <w:t xml:space="preserve"> true</w:t>
+            <w:tcW w:w="2044" w:type="dxa"/>
+          </w:tcPr>
+          <w:p>
+            <w:pPr>
+              <w:keepNext/>
+              <w:keepLines/>
+              <w:widowControl w:val="0"/>
+            </w:pPr>
+            <w:r>
+              <w:t>Run hard stop locate routine, set HardStopLoc true</w:t>
             </w:r>
           </w:p>
         </w:tc>
@@ -5874,7 +5433,7 @@
         </w:trPr>
         <w:tc>
           <w:tcPr>
-            <w:tcW w:w="2256" w:type="dxa"/>
+            <w:tcW w:w="2454" w:type="dxa"/>
           </w:tcPr>
           <w:p>
             <w:pPr>
@@ -5889,7 +5448,7 @@
         </w:tc>
         <w:tc>
           <w:tcPr>
-            <w:tcW w:w="2944" w:type="dxa"/>
+            <w:tcW w:w="2560" w:type="dxa"/>
           </w:tcPr>
           <w:p>
             <w:pPr>
@@ -5904,7 +5463,7 @@
         </w:tc>
         <w:tc>
           <w:tcPr>
-            <w:tcW w:w="2014" w:type="dxa"/>
+            <w:tcW w:w="1130" w:type="dxa"/>
           </w:tcPr>
           <w:p>
             <w:pPr>
@@ -5919,7 +5478,7 @@
         </w:tc>
         <w:tc>
           <w:tcPr>
-            <w:tcW w:w="2014" w:type="dxa"/>
+            <w:tcW w:w="1162" w:type="dxa"/>
           </w:tcPr>
           <w:p>
             <w:pPr>
@@ -5934,7 +5493,7 @@
         </w:tc>
         <w:tc>
           <w:tcPr>
-            <w:tcW w:w="2137" w:type="dxa"/>
+            <w:tcW w:w="2044" w:type="dxa"/>
           </w:tcPr>
           <w:p>
             <w:pPr>
@@ -5954,7 +5513,7 @@
         </w:trPr>
         <w:tc>
           <w:tcPr>
-            <w:tcW w:w="2256" w:type="dxa"/>
+            <w:tcW w:w="2454" w:type="dxa"/>
           </w:tcPr>
           <w:p>
             <w:pPr>
@@ -5969,7 +5528,7 @@
         </w:tc>
         <w:tc>
           <w:tcPr>
-            <w:tcW w:w="2944" w:type="dxa"/>
+            <w:tcW w:w="2560" w:type="dxa"/>
           </w:tcPr>
           <w:p>
             <w:pPr>
@@ -5984,7 +5543,7 @@
         </w:tc>
         <w:tc>
           <w:tcPr>
-            <w:tcW w:w="2014" w:type="dxa"/>
+            <w:tcW w:w="1130" w:type="dxa"/>
           </w:tcPr>
           <w:p>
             <w:pPr>
@@ -5999,7 +5558,7 @@
         </w:tc>
         <w:tc>
           <w:tcPr>
-            <w:tcW w:w="2014" w:type="dxa"/>
+            <w:tcW w:w="1162" w:type="dxa"/>
           </w:tcPr>
           <w:p>
             <w:pPr>
@@ -6014,7 +5573,7 @@
         </w:tc>
         <w:tc>
           <w:tcPr>
-            <w:tcW w:w="2137" w:type="dxa"/>
+            <w:tcW w:w="2044" w:type="dxa"/>
           </w:tcPr>
           <w:p>
             <w:pPr>
@@ -6034,7 +5593,7 @@
         </w:trPr>
         <w:tc>
           <w:tcPr>
-            <w:tcW w:w="2256" w:type="dxa"/>
+            <w:tcW w:w="2454" w:type="dxa"/>
           </w:tcPr>
           <w:p>
             <w:pPr>
@@ -6049,7 +5608,7 @@
         </w:tc>
         <w:tc>
           <w:tcPr>
-            <w:tcW w:w="2944" w:type="dxa"/>
+            <w:tcW w:w="2560" w:type="dxa"/>
           </w:tcPr>
           <w:p>
             <w:pPr>
@@ -6064,7 +5623,7 @@
         </w:tc>
         <w:tc>
           <w:tcPr>
-            <w:tcW w:w="2014" w:type="dxa"/>
+            <w:tcW w:w="1130" w:type="dxa"/>
           </w:tcPr>
           <w:p>
             <w:pPr>
@@ -6079,7 +5638,7 @@
         </w:tc>
         <w:tc>
           <w:tcPr>
-            <w:tcW w:w="2014" w:type="dxa"/>
+            <w:tcW w:w="1162" w:type="dxa"/>
           </w:tcPr>
           <w:p>
             <w:pPr>
@@ -6094,7 +5653,7 @@
         </w:tc>
         <w:tc>
           <w:tcPr>
-            <w:tcW w:w="2137" w:type="dxa"/>
+            <w:tcW w:w="2044" w:type="dxa"/>
           </w:tcPr>
           <w:p>
             <w:pPr>
@@ -6114,7 +5673,7 @@
         </w:trPr>
         <w:tc>
           <w:tcPr>
-            <w:tcW w:w="2256" w:type="dxa"/>
+            <w:tcW w:w="2454" w:type="dxa"/>
           </w:tcPr>
           <w:p>
             <w:pPr>
@@ -6129,7 +5688,7 @@
         </w:tc>
         <w:tc>
           <w:tcPr>
-            <w:tcW w:w="2944" w:type="dxa"/>
+            <w:tcW w:w="2560" w:type="dxa"/>
           </w:tcPr>
           <w:p>
             <w:pPr>
@@ -6144,7 +5703,7 @@
         </w:tc>
         <w:tc>
           <w:tcPr>
-            <w:tcW w:w="2014" w:type="dxa"/>
+            <w:tcW w:w="1130" w:type="dxa"/>
           </w:tcPr>
           <w:p>
             <w:pPr>
@@ -6159,7 +5718,7 @@
         </w:tc>
         <w:tc>
           <w:tcPr>
-            <w:tcW w:w="2014" w:type="dxa"/>
+            <w:tcW w:w="1162" w:type="dxa"/>
           </w:tcPr>
           <w:p>
             <w:pPr>
@@ -6174,21 +5733,16 @@
         </w:tc>
         <w:tc>
           <w:tcPr>
-            <w:tcW w:w="2137" w:type="dxa"/>
-          </w:tcPr>
-          <w:p>
-            <w:pPr>
-              <w:keepNext/>
-              <w:keepLines/>
-              <w:widowControl w:val="0"/>
-            </w:pPr>
-            <w:proofErr w:type="gramStart"/>
-            <w:r>
-              <w:t>Set</w:t>
-            </w:r>
-            <w:proofErr w:type="gramEnd"/>
-            <w:r>
-              <w:t xml:space="preserve"> true to </w:t>
+            <w:tcW w:w="2044" w:type="dxa"/>
+          </w:tcPr>
+          <w:p>
+            <w:pPr>
+              <w:keepNext/>
+              <w:keepLines/>
+              <w:widowControl w:val="0"/>
+            </w:pPr>
+            <w:r>
+              <w:t xml:space="preserve">Set true to </w:t>
             </w:r>
             <w:r>
               <w:t>reset all axes in case of error or crash</w:t>
@@ -6202,7 +5756,7 @@
         </w:trPr>
         <w:tc>
           <w:tcPr>
-            <w:tcW w:w="2256" w:type="dxa"/>
+            <w:tcW w:w="2454" w:type="dxa"/>
           </w:tcPr>
           <w:p>
             <w:pPr>
@@ -6217,7 +5771,7 @@
         </w:tc>
         <w:tc>
           <w:tcPr>
-            <w:tcW w:w="2944" w:type="dxa"/>
+            <w:tcW w:w="2560" w:type="dxa"/>
           </w:tcPr>
           <w:p>
             <w:pPr>
@@ -6232,7 +5786,7 @@
         </w:tc>
         <w:tc>
           <w:tcPr>
-            <w:tcW w:w="2014" w:type="dxa"/>
+            <w:tcW w:w="1130" w:type="dxa"/>
           </w:tcPr>
           <w:p>
             <w:pPr>
@@ -6247,7 +5801,7 @@
         </w:tc>
         <w:tc>
           <w:tcPr>
-            <w:tcW w:w="2014" w:type="dxa"/>
+            <w:tcW w:w="1162" w:type="dxa"/>
           </w:tcPr>
           <w:p>
             <w:pPr>
@@ -6262,7 +5816,7 @@
         </w:tc>
         <w:tc>
           <w:tcPr>
-            <w:tcW w:w="2137" w:type="dxa"/>
+            <w:tcW w:w="2044" w:type="dxa"/>
           </w:tcPr>
           <w:p>
             <w:pPr>
@@ -6282,7 +5836,7 @@
         </w:trPr>
         <w:tc>
           <w:tcPr>
-            <w:tcW w:w="2256" w:type="dxa"/>
+            <w:tcW w:w="2454" w:type="dxa"/>
           </w:tcPr>
           <w:p>
             <w:pPr>
@@ -6297,7 +5851,7 @@
         </w:tc>
         <w:tc>
           <w:tcPr>
-            <w:tcW w:w="2944" w:type="dxa"/>
+            <w:tcW w:w="2560" w:type="dxa"/>
           </w:tcPr>
           <w:p>
             <w:pPr>
@@ -6312,7 +5866,7 @@
         </w:tc>
         <w:tc>
           <w:tcPr>
-            <w:tcW w:w="2014" w:type="dxa"/>
+            <w:tcW w:w="1130" w:type="dxa"/>
           </w:tcPr>
           <w:p>
             <w:pPr>
@@ -6327,7 +5881,7 @@
         </w:tc>
         <w:tc>
           <w:tcPr>
-            <w:tcW w:w="2014" w:type="dxa"/>
+            <w:tcW w:w="1162" w:type="dxa"/>
           </w:tcPr>
           <w:p>
             <w:pPr>
@@ -6342,24 +5896,16 @@
         </w:tc>
         <w:tc>
           <w:tcPr>
-            <w:tcW w:w="2137" w:type="dxa"/>
-          </w:tcPr>
-          <w:p>
-            <w:pPr>
-              <w:keepNext/>
-              <w:keepLines/>
-              <w:widowControl w:val="0"/>
-            </w:pPr>
-            <w:r>
-              <w:t xml:space="preserve">Read script based on basin name and script name. </w:t>
-            </w:r>
-            <w:proofErr w:type="spellStart"/>
-            <w:r>
-              <w:t>BasinSet</w:t>
-            </w:r>
-            <w:proofErr w:type="spellEnd"/>
-            <w:r>
-              <w:t xml:space="preserve"> must be true</w:t>
+            <w:tcW w:w="2044" w:type="dxa"/>
+          </w:tcPr>
+          <w:p>
+            <w:pPr>
+              <w:keepNext/>
+              <w:keepLines/>
+              <w:widowControl w:val="0"/>
+            </w:pPr>
+            <w:r>
+              <w:t>Read script based on basin name and script name. BasinSet must be true</w:t>
             </w:r>
           </w:p>
         </w:tc>
@@ -6370,7 +5916,7 @@
         </w:trPr>
         <w:tc>
           <w:tcPr>
-            <w:tcW w:w="2256" w:type="dxa"/>
+            <w:tcW w:w="2454" w:type="dxa"/>
           </w:tcPr>
           <w:p>
             <w:pPr>
@@ -6385,7 +5931,7 @@
         </w:tc>
         <w:tc>
           <w:tcPr>
-            <w:tcW w:w="2944" w:type="dxa"/>
+            <w:tcW w:w="2560" w:type="dxa"/>
           </w:tcPr>
           <w:p>
             <w:pPr>
@@ -6400,7 +5946,7 @@
         </w:tc>
         <w:tc>
           <w:tcPr>
-            <w:tcW w:w="2014" w:type="dxa"/>
+            <w:tcW w:w="1130" w:type="dxa"/>
           </w:tcPr>
           <w:p>
             <w:pPr>
@@ -6415,7 +5961,7 @@
         </w:tc>
         <w:tc>
           <w:tcPr>
-            <w:tcW w:w="2014" w:type="dxa"/>
+            <w:tcW w:w="1162" w:type="dxa"/>
           </w:tcPr>
           <w:p>
             <w:pPr>
@@ -6430,7 +5976,7 @@
         </w:tc>
         <w:tc>
           <w:tcPr>
-            <w:tcW w:w="2137" w:type="dxa"/>
+            <w:tcW w:w="2044" w:type="dxa"/>
           </w:tcPr>
           <w:p>
             <w:pPr>
@@ -6450,7 +5996,7 @@
         </w:trPr>
         <w:tc>
           <w:tcPr>
-            <w:tcW w:w="2256" w:type="dxa"/>
+            <w:tcW w:w="2454" w:type="dxa"/>
           </w:tcPr>
           <w:p>
             <w:pPr>
@@ -6465,7 +6011,7 @@
         </w:tc>
         <w:tc>
           <w:tcPr>
-            <w:tcW w:w="2944" w:type="dxa"/>
+            <w:tcW w:w="2560" w:type="dxa"/>
           </w:tcPr>
           <w:p>
             <w:pPr>
@@ -6480,7 +6026,7 @@
         </w:tc>
         <w:tc>
           <w:tcPr>
-            <w:tcW w:w="2014" w:type="dxa"/>
+            <w:tcW w:w="1130" w:type="dxa"/>
           </w:tcPr>
           <w:p>
             <w:pPr>
@@ -6495,7 +6041,7 @@
         </w:tc>
         <w:tc>
           <w:tcPr>
-            <w:tcW w:w="2014" w:type="dxa"/>
+            <w:tcW w:w="1162" w:type="dxa"/>
           </w:tcPr>
           <w:p>
             <w:pPr>
@@ -6510,7 +6056,7 @@
         </w:tc>
         <w:tc>
           <w:tcPr>
-            <w:tcW w:w="2137" w:type="dxa"/>
+            <w:tcW w:w="2044" w:type="dxa"/>
           </w:tcPr>
           <w:p>
             <w:pPr>
@@ -6530,7 +6076,7 @@
         </w:trPr>
         <w:tc>
           <w:tcPr>
-            <w:tcW w:w="2256" w:type="dxa"/>
+            <w:tcW w:w="2454" w:type="dxa"/>
           </w:tcPr>
           <w:p>
             <w:pPr>
@@ -6545,7 +6091,7 @@
         </w:tc>
         <w:tc>
           <w:tcPr>
-            <w:tcW w:w="2944" w:type="dxa"/>
+            <w:tcW w:w="2560" w:type="dxa"/>
           </w:tcPr>
           <w:p>
             <w:pPr>
@@ -6560,7 +6106,7 @@
         </w:tc>
         <w:tc>
           <w:tcPr>
-            <w:tcW w:w="2014" w:type="dxa"/>
+            <w:tcW w:w="1130" w:type="dxa"/>
           </w:tcPr>
           <w:p>
             <w:pPr>
@@ -6575,7 +6121,7 @@
         </w:tc>
         <w:tc>
           <w:tcPr>
-            <w:tcW w:w="2014" w:type="dxa"/>
+            <w:tcW w:w="1162" w:type="dxa"/>
           </w:tcPr>
           <w:p>
             <w:pPr>
@@ -6590,32 +6136,16 @@
         </w:tc>
         <w:tc>
           <w:tcPr>
-            <w:tcW w:w="2137" w:type="dxa"/>
-          </w:tcPr>
-          <w:p>
-            <w:pPr>
-              <w:keepNext/>
-              <w:keepLines/>
-              <w:widowControl w:val="0"/>
-            </w:pPr>
-            <w:r>
-              <w:t xml:space="preserve">Enter basin name. </w:t>
-            </w:r>
-            <w:proofErr w:type="gramStart"/>
-            <w:r>
-              <w:t>basin</w:t>
-            </w:r>
-            <w:proofErr w:type="gramEnd"/>
-            <w:r>
-              <w:t xml:space="preserve"> name not set until </w:t>
-            </w:r>
-            <w:proofErr w:type="spellStart"/>
-            <w:r>
-              <w:t>BasinSet</w:t>
-            </w:r>
-            <w:proofErr w:type="spellEnd"/>
-            <w:r>
-              <w:t xml:space="preserve"> is true</w:t>
+            <w:tcW w:w="2044" w:type="dxa"/>
+          </w:tcPr>
+          <w:p>
+            <w:pPr>
+              <w:keepNext/>
+              <w:keepLines/>
+              <w:widowControl w:val="0"/>
+            </w:pPr>
+            <w:r>
+              <w:t>Enter basin name. basin name not set until BasinSet is true</w:t>
             </w:r>
           </w:p>
         </w:tc>
@@ -6626,7 +6156,7 @@
         </w:trPr>
         <w:tc>
           <w:tcPr>
-            <w:tcW w:w="2256" w:type="dxa"/>
+            <w:tcW w:w="2454" w:type="dxa"/>
           </w:tcPr>
           <w:p>
             <w:pPr>
@@ -6641,7 +6171,7 @@
         </w:tc>
         <w:tc>
           <w:tcPr>
-            <w:tcW w:w="2944" w:type="dxa"/>
+            <w:tcW w:w="2560" w:type="dxa"/>
           </w:tcPr>
           <w:p>
             <w:pPr>
@@ -6656,7 +6186,7 @@
         </w:tc>
         <w:tc>
           <w:tcPr>
-            <w:tcW w:w="2014" w:type="dxa"/>
+            <w:tcW w:w="1130" w:type="dxa"/>
           </w:tcPr>
           <w:p>
             <w:pPr>
@@ -6671,7 +6201,7 @@
         </w:tc>
         <w:tc>
           <w:tcPr>
-            <w:tcW w:w="2014" w:type="dxa"/>
+            <w:tcW w:w="1162" w:type="dxa"/>
           </w:tcPr>
           <w:p>
             <w:pPr>
@@ -6686,7 +6216,7 @@
         </w:tc>
         <w:tc>
           <w:tcPr>
-            <w:tcW w:w="2137" w:type="dxa"/>
+            <w:tcW w:w="2044" w:type="dxa"/>
           </w:tcPr>
           <w:p>
             <w:pPr>
@@ -6706,7 +6236,7 @@
         </w:trPr>
         <w:tc>
           <w:tcPr>
-            <w:tcW w:w="2256" w:type="dxa"/>
+            <w:tcW w:w="2454" w:type="dxa"/>
           </w:tcPr>
           <w:p>
             <w:pPr>
@@ -6721,7 +6251,7 @@
         </w:tc>
         <w:tc>
           <w:tcPr>
-            <w:tcW w:w="2944" w:type="dxa"/>
+            <w:tcW w:w="2560" w:type="dxa"/>
           </w:tcPr>
           <w:p>
             <w:pPr>
@@ -6736,7 +6266,7 @@
         </w:tc>
         <w:tc>
           <w:tcPr>
-            <w:tcW w:w="2014" w:type="dxa"/>
+            <w:tcW w:w="1130" w:type="dxa"/>
           </w:tcPr>
           <w:p>
             <w:pPr>
@@ -6751,7 +6281,7 @@
         </w:tc>
         <w:tc>
           <w:tcPr>
-            <w:tcW w:w="2014" w:type="dxa"/>
+            <w:tcW w:w="1162" w:type="dxa"/>
           </w:tcPr>
           <w:p>
             <w:pPr>
@@ -6766,24 +6296,16 @@
         </w:tc>
         <w:tc>
           <w:tcPr>
-            <w:tcW w:w="2137" w:type="dxa"/>
-          </w:tcPr>
-          <w:p>
-            <w:pPr>
-              <w:keepNext/>
-              <w:keepLines/>
-              <w:widowControl w:val="0"/>
-            </w:pPr>
-            <w:r>
-              <w:t xml:space="preserve">Control </w:t>
-            </w:r>
-            <w:proofErr w:type="gramStart"/>
-            <w:r>
-              <w:t>to set</w:t>
-            </w:r>
-            <w:proofErr w:type="gramEnd"/>
-            <w:r>
-              <w:t xml:space="preserve"> basin limits. Select </w:t>
+            <w:tcW w:w="2044" w:type="dxa"/>
+          </w:tcPr>
+          <w:p>
+            <w:pPr>
+              <w:keepNext/>
+              <w:keepLines/>
+              <w:widowControl w:val="0"/>
+            </w:pPr>
+            <w:r>
+              <w:t xml:space="preserve">Control to set basin limits. Select </w:t>
             </w:r>
           </w:p>
         </w:tc>
@@ -6794,7 +6316,7 @@
         </w:trPr>
         <w:tc>
           <w:tcPr>
-            <w:tcW w:w="2256" w:type="dxa"/>
+            <w:tcW w:w="2454" w:type="dxa"/>
           </w:tcPr>
           <w:p>
             <w:pPr>
@@ -6809,7 +6331,7 @@
         </w:tc>
         <w:tc>
           <w:tcPr>
-            <w:tcW w:w="2944" w:type="dxa"/>
+            <w:tcW w:w="2560" w:type="dxa"/>
           </w:tcPr>
           <w:p>
             <w:pPr>
@@ -6824,7 +6346,7 @@
         </w:tc>
         <w:tc>
           <w:tcPr>
-            <w:tcW w:w="2014" w:type="dxa"/>
+            <w:tcW w:w="1130" w:type="dxa"/>
           </w:tcPr>
           <w:p>
             <w:pPr>
@@ -6839,7 +6361,7 @@
         </w:tc>
         <w:tc>
           <w:tcPr>
-            <w:tcW w:w="2014" w:type="dxa"/>
+            <w:tcW w:w="1162" w:type="dxa"/>
           </w:tcPr>
           <w:p>
             <w:pPr>
@@ -6854,7 +6376,7 @@
         </w:tc>
         <w:tc>
           <w:tcPr>
-            <w:tcW w:w="2137" w:type="dxa"/>
+            <w:tcW w:w="2044" w:type="dxa"/>
           </w:tcPr>
           <w:p>
             <w:pPr>
@@ -6874,57 +6396,52 @@
         </w:trPr>
         <w:tc>
           <w:tcPr>
-            <w:tcW w:w="2256" w:type="dxa"/>
-          </w:tcPr>
-          <w:p>
-            <w:pPr>
-              <w:keepNext/>
-              <w:keepLines/>
-              <w:widowControl w:val="0"/>
-            </w:pPr>
-            <w:r>
-              <w:t>MOTION/INSTR</w:t>
-            </w:r>
-            <w:r>
-              <w:t>_BUFFER</w:t>
-            </w:r>
-          </w:p>
-        </w:tc>
-        <w:tc>
-          <w:tcPr>
-            <w:tcW w:w="2944" w:type="dxa"/>
-          </w:tcPr>
-          <w:p>
-            <w:pPr>
-              <w:keepNext/>
-              <w:keepLines/>
-              <w:widowControl w:val="0"/>
-            </w:pPr>
-            <w:proofErr w:type="spellStart"/>
-            <w:r>
-              <w:t>MotionCommand</w:t>
-            </w:r>
-            <w:proofErr w:type="spellEnd"/>
-          </w:p>
-        </w:tc>
-        <w:tc>
-          <w:tcPr>
-            <w:tcW w:w="2014" w:type="dxa"/>
-          </w:tcPr>
-          <w:p>
-            <w:pPr>
-              <w:keepNext/>
-              <w:keepLines/>
-              <w:widowControl w:val="0"/>
-            </w:pPr>
-            <w:r>
-              <w:t>INT/ENUM</w:t>
-            </w:r>
-          </w:p>
-        </w:tc>
-        <w:tc>
-          <w:tcPr>
-            <w:tcW w:w="2014" w:type="dxa"/>
+            <w:tcW w:w="2454" w:type="dxa"/>
+          </w:tcPr>
+          <w:p>
+            <w:pPr>
+              <w:keepNext/>
+              <w:keepLines/>
+              <w:widowControl w:val="0"/>
+            </w:pPr>
+            <w:r>
+              <w:t>MOTION/CTR</w:t>
+            </w:r>
+          </w:p>
+        </w:tc>
+        <w:tc>
+          <w:tcPr>
+            <w:tcW w:w="2560" w:type="dxa"/>
+          </w:tcPr>
+          <w:p>
+            <w:pPr>
+              <w:keepNext/>
+              <w:keepLines/>
+              <w:widowControl w:val="0"/>
+            </w:pPr>
+            <w:r>
+              <w:t>XJOGFW</w:t>
+            </w:r>
+          </w:p>
+        </w:tc>
+        <w:tc>
+          <w:tcPr>
+            <w:tcW w:w="1130" w:type="dxa"/>
+          </w:tcPr>
+          <w:p>
+            <w:pPr>
+              <w:keepNext/>
+              <w:keepLines/>
+              <w:widowControl w:val="0"/>
+            </w:pPr>
+            <w:r>
+              <w:t>BOOL</w:t>
+            </w:r>
+          </w:p>
+        </w:tc>
+        <w:tc>
+          <w:tcPr>
+            <w:tcW w:w="1162" w:type="dxa"/>
           </w:tcPr>
           <w:p>
             <w:pPr>
@@ -6939,14 +6456,17 @@
         </w:tc>
         <w:tc>
           <w:tcPr>
-            <w:tcW w:w="2137" w:type="dxa"/>
-          </w:tcPr>
-          <w:p>
-            <w:pPr>
-              <w:keepNext/>
-              <w:keepLines/>
-              <w:widowControl w:val="0"/>
-            </w:pPr>
+            <w:tcW w:w="2044" w:type="dxa"/>
+          </w:tcPr>
+          <w:p>
+            <w:pPr>
+              <w:keepNext/>
+              <w:keepLines/>
+              <w:widowControl w:val="0"/>
+            </w:pPr>
+            <w:r>
+              <w:t>Directly control manual motion</w:t>
+            </w:r>
           </w:p>
         </w:tc>
       </w:tr>
@@ -6956,54 +6476,52 @@
         </w:trPr>
         <w:tc>
           <w:tcPr>
-            <w:tcW w:w="2256" w:type="dxa"/>
-          </w:tcPr>
-          <w:p>
-            <w:pPr>
-              <w:keepNext/>
-              <w:keepLines/>
-              <w:widowControl w:val="0"/>
-            </w:pPr>
-            <w:r>
-              <w:t>MOTION/INSTR</w:t>
-            </w:r>
-            <w:r>
-              <w:t>_BUFFER</w:t>
-            </w:r>
-          </w:p>
-        </w:tc>
-        <w:tc>
-          <w:tcPr>
-            <w:tcW w:w="2944" w:type="dxa"/>
-          </w:tcPr>
-          <w:p>
-            <w:pPr>
-              <w:keepNext/>
-              <w:keepLines/>
-              <w:widowControl w:val="0"/>
-            </w:pPr>
-            <w:proofErr w:type="spellStart"/>
-            <w:r>
-              <w:t>zType</w:t>
-            </w:r>
-            <w:proofErr w:type="spellEnd"/>
-          </w:p>
-        </w:tc>
-        <w:tc>
-          <w:tcPr>
-            <w:tcW w:w="2014" w:type="dxa"/>
-          </w:tcPr>
-          <w:p>
-            <w:pPr>
-              <w:keepNext/>
-              <w:keepLines/>
-              <w:widowControl w:val="0"/>
-            </w:pPr>
-          </w:p>
-        </w:tc>
-        <w:tc>
-          <w:tcPr>
-            <w:tcW w:w="2014" w:type="dxa"/>
+            <w:tcW w:w="2454" w:type="dxa"/>
+          </w:tcPr>
+          <w:p>
+            <w:pPr>
+              <w:keepNext/>
+              <w:keepLines/>
+              <w:widowControl w:val="0"/>
+            </w:pPr>
+            <w:r>
+              <w:t>MOTION/CTR</w:t>
+            </w:r>
+          </w:p>
+        </w:tc>
+        <w:tc>
+          <w:tcPr>
+            <w:tcW w:w="2560" w:type="dxa"/>
+          </w:tcPr>
+          <w:p>
+            <w:pPr>
+              <w:keepNext/>
+              <w:keepLines/>
+              <w:widowControl w:val="0"/>
+            </w:pPr>
+            <w:r>
+              <w:t>XJOGBW</w:t>
+            </w:r>
+          </w:p>
+        </w:tc>
+        <w:tc>
+          <w:tcPr>
+            <w:tcW w:w="1130" w:type="dxa"/>
+          </w:tcPr>
+          <w:p>
+            <w:pPr>
+              <w:keepNext/>
+              <w:keepLines/>
+              <w:widowControl w:val="0"/>
+            </w:pPr>
+            <w:r>
+              <w:t>BOOL</w:t>
+            </w:r>
+          </w:p>
+        </w:tc>
+        <w:tc>
+          <w:tcPr>
+            <w:tcW w:w="1162" w:type="dxa"/>
           </w:tcPr>
           <w:p>
             <w:pPr>
@@ -7018,14 +6536,17 @@
         </w:tc>
         <w:tc>
           <w:tcPr>
-            <w:tcW w:w="2137" w:type="dxa"/>
-          </w:tcPr>
-          <w:p>
-            <w:pPr>
-              <w:keepNext/>
-              <w:keepLines/>
-              <w:widowControl w:val="0"/>
-            </w:pPr>
+            <w:tcW w:w="2044" w:type="dxa"/>
+          </w:tcPr>
+          <w:p>
+            <w:pPr>
+              <w:keepNext/>
+              <w:keepLines/>
+              <w:widowControl w:val="0"/>
+            </w:pPr>
+            <w:r>
+              <w:t>Directly control manual motion</w:t>
+            </w:r>
           </w:p>
         </w:tc>
       </w:tr>
@@ -7035,54 +6556,52 @@
         </w:trPr>
         <w:tc>
           <w:tcPr>
-            <w:tcW w:w="2256" w:type="dxa"/>
-          </w:tcPr>
-          <w:p>
-            <w:pPr>
-              <w:keepNext/>
-              <w:keepLines/>
-              <w:widowControl w:val="0"/>
-            </w:pPr>
-            <w:r>
-              <w:t>MOTION/INSTR</w:t>
-            </w:r>
-            <w:r>
-              <w:t>_BUFFER</w:t>
-            </w:r>
-          </w:p>
-        </w:tc>
-        <w:tc>
-          <w:tcPr>
-            <w:tcW w:w="2944" w:type="dxa"/>
-          </w:tcPr>
-          <w:p>
-            <w:pPr>
-              <w:keepNext/>
-              <w:keepLines/>
-              <w:widowControl w:val="0"/>
-            </w:pPr>
-            <w:proofErr w:type="spellStart"/>
-            <w:r>
-              <w:t>DataTrigger</w:t>
-            </w:r>
-            <w:proofErr w:type="spellEnd"/>
-          </w:p>
-        </w:tc>
-        <w:tc>
-          <w:tcPr>
-            <w:tcW w:w="2014" w:type="dxa"/>
-          </w:tcPr>
-          <w:p>
-            <w:pPr>
-              <w:keepNext/>
-              <w:keepLines/>
-              <w:widowControl w:val="0"/>
-            </w:pPr>
-          </w:p>
-        </w:tc>
-        <w:tc>
-          <w:tcPr>
-            <w:tcW w:w="2014" w:type="dxa"/>
+            <w:tcW w:w="2454" w:type="dxa"/>
+          </w:tcPr>
+          <w:p>
+            <w:pPr>
+              <w:keepNext/>
+              <w:keepLines/>
+              <w:widowControl w:val="0"/>
+            </w:pPr>
+            <w:r>
+              <w:t>MOTION/CTR</w:t>
+            </w:r>
+          </w:p>
+        </w:tc>
+        <w:tc>
+          <w:tcPr>
+            <w:tcW w:w="2560" w:type="dxa"/>
+          </w:tcPr>
+          <w:p>
+            <w:pPr>
+              <w:keepNext/>
+              <w:keepLines/>
+              <w:widowControl w:val="0"/>
+            </w:pPr>
+            <w:r>
+              <w:t>YJOGFW</w:t>
+            </w:r>
+          </w:p>
+        </w:tc>
+        <w:tc>
+          <w:tcPr>
+            <w:tcW w:w="1130" w:type="dxa"/>
+          </w:tcPr>
+          <w:p>
+            <w:pPr>
+              <w:keepNext/>
+              <w:keepLines/>
+              <w:widowControl w:val="0"/>
+            </w:pPr>
+            <w:r>
+              <w:t>BOOL</w:t>
+            </w:r>
+          </w:p>
+        </w:tc>
+        <w:tc>
+          <w:tcPr>
+            <w:tcW w:w="1162" w:type="dxa"/>
           </w:tcPr>
           <w:p>
             <w:pPr>
@@ -7097,14 +6616,17 @@
         </w:tc>
         <w:tc>
           <w:tcPr>
-            <w:tcW w:w="2137" w:type="dxa"/>
-          </w:tcPr>
-          <w:p>
-            <w:pPr>
-              <w:keepNext/>
-              <w:keepLines/>
-              <w:widowControl w:val="0"/>
-            </w:pPr>
+            <w:tcW w:w="2044" w:type="dxa"/>
+          </w:tcPr>
+          <w:p>
+            <w:pPr>
+              <w:keepNext/>
+              <w:keepLines/>
+              <w:widowControl w:val="0"/>
+            </w:pPr>
+            <w:r>
+              <w:t>Directly control manual motion</w:t>
+            </w:r>
           </w:p>
         </w:tc>
       </w:tr>
@@ -7114,54 +6636,52 @@
         </w:trPr>
         <w:tc>
           <w:tcPr>
-            <w:tcW w:w="2256" w:type="dxa"/>
-          </w:tcPr>
-          <w:p>
-            <w:pPr>
-              <w:keepNext/>
-              <w:keepLines/>
-              <w:widowControl w:val="0"/>
-            </w:pPr>
-            <w:r>
-              <w:t>MOTION/INSTR</w:t>
-            </w:r>
-            <w:r>
-              <w:t>_BUFFER</w:t>
-            </w:r>
-          </w:p>
-        </w:tc>
-        <w:tc>
-          <w:tcPr>
-            <w:tcW w:w="2944" w:type="dxa"/>
-          </w:tcPr>
-          <w:p>
-            <w:pPr>
-              <w:keepNext/>
-              <w:keepLines/>
-              <w:widowControl w:val="0"/>
-            </w:pPr>
-            <w:proofErr w:type="spellStart"/>
-            <w:r>
-              <w:t>Acq_Keyence</w:t>
-            </w:r>
-            <w:proofErr w:type="spellEnd"/>
-          </w:p>
-        </w:tc>
-        <w:tc>
-          <w:tcPr>
-            <w:tcW w:w="2014" w:type="dxa"/>
-          </w:tcPr>
-          <w:p>
-            <w:pPr>
-              <w:keepNext/>
-              <w:keepLines/>
-              <w:widowControl w:val="0"/>
-            </w:pPr>
-          </w:p>
-        </w:tc>
-        <w:tc>
-          <w:tcPr>
-            <w:tcW w:w="2014" w:type="dxa"/>
+            <w:tcW w:w="2454" w:type="dxa"/>
+          </w:tcPr>
+          <w:p>
+            <w:pPr>
+              <w:keepNext/>
+              <w:keepLines/>
+              <w:widowControl w:val="0"/>
+            </w:pPr>
+            <w:r>
+              <w:t>MOTION/CTR</w:t>
+            </w:r>
+          </w:p>
+        </w:tc>
+        <w:tc>
+          <w:tcPr>
+            <w:tcW w:w="2560" w:type="dxa"/>
+          </w:tcPr>
+          <w:p>
+            <w:pPr>
+              <w:keepNext/>
+              <w:keepLines/>
+              <w:widowControl w:val="0"/>
+            </w:pPr>
+            <w:r>
+              <w:t>YJOGBW</w:t>
+            </w:r>
+          </w:p>
+        </w:tc>
+        <w:tc>
+          <w:tcPr>
+            <w:tcW w:w="1130" w:type="dxa"/>
+          </w:tcPr>
+          <w:p>
+            <w:pPr>
+              <w:keepNext/>
+              <w:keepLines/>
+              <w:widowControl w:val="0"/>
+            </w:pPr>
+            <w:r>
+              <w:t>BOOL</w:t>
+            </w:r>
+          </w:p>
+        </w:tc>
+        <w:tc>
+          <w:tcPr>
+            <w:tcW w:w="1162" w:type="dxa"/>
           </w:tcPr>
           <w:p>
             <w:pPr>
@@ -7176,14 +6696,17 @@
         </w:tc>
         <w:tc>
           <w:tcPr>
-            <w:tcW w:w="2137" w:type="dxa"/>
-          </w:tcPr>
-          <w:p>
-            <w:pPr>
-              <w:keepNext/>
-              <w:keepLines/>
-              <w:widowControl w:val="0"/>
-            </w:pPr>
+            <w:tcW w:w="2044" w:type="dxa"/>
+          </w:tcPr>
+          <w:p>
+            <w:pPr>
+              <w:keepNext/>
+              <w:keepLines/>
+              <w:widowControl w:val="0"/>
+            </w:pPr>
+            <w:r>
+              <w:t>Directly control manual motion</w:t>
+            </w:r>
           </w:p>
         </w:tc>
       </w:tr>
@@ -7193,54 +6716,52 @@
         </w:trPr>
         <w:tc>
           <w:tcPr>
-            <w:tcW w:w="2256" w:type="dxa"/>
-          </w:tcPr>
-          <w:p>
-            <w:pPr>
-              <w:keepNext/>
-              <w:keepLines/>
-              <w:widowControl w:val="0"/>
-            </w:pPr>
-            <w:r>
-              <w:t>MOTION/INSTR</w:t>
-            </w:r>
-            <w:r>
-              <w:t>_BUFFER</w:t>
-            </w:r>
-          </w:p>
-        </w:tc>
-        <w:tc>
-          <w:tcPr>
-            <w:tcW w:w="2944" w:type="dxa"/>
-          </w:tcPr>
-          <w:p>
-            <w:pPr>
-              <w:keepNext/>
-              <w:keepLines/>
-              <w:widowControl w:val="0"/>
-            </w:pPr>
-            <w:proofErr w:type="spellStart"/>
-            <w:r>
-              <w:t>Acq_Massa</w:t>
-            </w:r>
-            <w:proofErr w:type="spellEnd"/>
-          </w:p>
-        </w:tc>
-        <w:tc>
-          <w:tcPr>
-            <w:tcW w:w="2014" w:type="dxa"/>
-          </w:tcPr>
-          <w:p>
-            <w:pPr>
-              <w:keepNext/>
-              <w:keepLines/>
-              <w:widowControl w:val="0"/>
-            </w:pPr>
-          </w:p>
-        </w:tc>
-        <w:tc>
-          <w:tcPr>
-            <w:tcW w:w="2014" w:type="dxa"/>
+            <w:tcW w:w="2454" w:type="dxa"/>
+          </w:tcPr>
+          <w:p>
+            <w:pPr>
+              <w:keepNext/>
+              <w:keepLines/>
+              <w:widowControl w:val="0"/>
+            </w:pPr>
+            <w:r>
+              <w:t>MOTION/CTR</w:t>
+            </w:r>
+          </w:p>
+        </w:tc>
+        <w:tc>
+          <w:tcPr>
+            <w:tcW w:w="2560" w:type="dxa"/>
+          </w:tcPr>
+          <w:p>
+            <w:pPr>
+              <w:keepNext/>
+              <w:keepLines/>
+              <w:widowControl w:val="0"/>
+            </w:pPr>
+            <w:r>
+              <w:t>ZJOGFW</w:t>
+            </w:r>
+          </w:p>
+        </w:tc>
+        <w:tc>
+          <w:tcPr>
+            <w:tcW w:w="1130" w:type="dxa"/>
+          </w:tcPr>
+          <w:p>
+            <w:pPr>
+              <w:keepNext/>
+              <w:keepLines/>
+              <w:widowControl w:val="0"/>
+            </w:pPr>
+            <w:r>
+              <w:t>BOOL</w:t>
+            </w:r>
+          </w:p>
+        </w:tc>
+        <w:tc>
+          <w:tcPr>
+            <w:tcW w:w="1162" w:type="dxa"/>
           </w:tcPr>
           <w:p>
             <w:pPr>
@@ -7255,14 +6776,17 @@
         </w:tc>
         <w:tc>
           <w:tcPr>
-            <w:tcW w:w="2137" w:type="dxa"/>
-          </w:tcPr>
-          <w:p>
-            <w:pPr>
-              <w:keepNext/>
-              <w:keepLines/>
-              <w:widowControl w:val="0"/>
-            </w:pPr>
+            <w:tcW w:w="2044" w:type="dxa"/>
+          </w:tcPr>
+          <w:p>
+            <w:pPr>
+              <w:keepNext/>
+              <w:keepLines/>
+              <w:widowControl w:val="0"/>
+            </w:pPr>
+            <w:r>
+              <w:t>Directly control manual motion</w:t>
+            </w:r>
           </w:p>
         </w:tc>
       </w:tr>
@@ -7272,54 +6796,52 @@
         </w:trPr>
         <w:tc>
           <w:tcPr>
-            <w:tcW w:w="2256" w:type="dxa"/>
-          </w:tcPr>
-          <w:p>
-            <w:pPr>
-              <w:keepNext/>
-              <w:keepLines/>
-              <w:widowControl w:val="0"/>
-            </w:pPr>
-            <w:r>
-              <w:t>MOTION/INSTR</w:t>
-            </w:r>
-            <w:r>
-              <w:t>_BUFFER</w:t>
-            </w:r>
-          </w:p>
-        </w:tc>
-        <w:tc>
-          <w:tcPr>
-            <w:tcW w:w="2944" w:type="dxa"/>
-          </w:tcPr>
-          <w:p>
-            <w:pPr>
-              <w:keepNext/>
-              <w:keepLines/>
-              <w:widowControl w:val="0"/>
-            </w:pPr>
-            <w:proofErr w:type="spellStart"/>
-            <w:r>
-              <w:t>Acq_Sonar</w:t>
-            </w:r>
-            <w:proofErr w:type="spellEnd"/>
-          </w:p>
-        </w:tc>
-        <w:tc>
-          <w:tcPr>
-            <w:tcW w:w="2014" w:type="dxa"/>
-          </w:tcPr>
-          <w:p>
-            <w:pPr>
-              <w:keepNext/>
-              <w:keepLines/>
-              <w:widowControl w:val="0"/>
-            </w:pPr>
-          </w:p>
-        </w:tc>
-        <w:tc>
-          <w:tcPr>
-            <w:tcW w:w="2014" w:type="dxa"/>
+            <w:tcW w:w="2454" w:type="dxa"/>
+          </w:tcPr>
+          <w:p>
+            <w:pPr>
+              <w:keepNext/>
+              <w:keepLines/>
+              <w:widowControl w:val="0"/>
+            </w:pPr>
+            <w:r>
+              <w:t>MOTION/CTR</w:t>
+            </w:r>
+          </w:p>
+        </w:tc>
+        <w:tc>
+          <w:tcPr>
+            <w:tcW w:w="2560" w:type="dxa"/>
+          </w:tcPr>
+          <w:p>
+            <w:pPr>
+              <w:keepNext/>
+              <w:keepLines/>
+              <w:widowControl w:val="0"/>
+            </w:pPr>
+            <w:r>
+              <w:t>ZJOGBW</w:t>
+            </w:r>
+          </w:p>
+        </w:tc>
+        <w:tc>
+          <w:tcPr>
+            <w:tcW w:w="1130" w:type="dxa"/>
+          </w:tcPr>
+          <w:p>
+            <w:pPr>
+              <w:keepNext/>
+              <w:keepLines/>
+              <w:widowControl w:val="0"/>
+            </w:pPr>
+            <w:r>
+              <w:t>BOOL</w:t>
+            </w:r>
+          </w:p>
+        </w:tc>
+        <w:tc>
+          <w:tcPr>
+            <w:tcW w:w="1162" w:type="dxa"/>
           </w:tcPr>
           <w:p>
             <w:pPr>
@@ -7334,14 +6856,17 @@
         </w:tc>
         <w:tc>
           <w:tcPr>
-            <w:tcW w:w="2137" w:type="dxa"/>
-          </w:tcPr>
-          <w:p>
-            <w:pPr>
-              <w:keepNext/>
-              <w:keepLines/>
-              <w:widowControl w:val="0"/>
-            </w:pPr>
+            <w:tcW w:w="2044" w:type="dxa"/>
+          </w:tcPr>
+          <w:p>
+            <w:pPr>
+              <w:keepNext/>
+              <w:keepLines/>
+              <w:widowControl w:val="0"/>
+            </w:pPr>
+            <w:r>
+              <w:t>Directly control manual motion</w:t>
+            </w:r>
           </w:p>
         </w:tc>
       </w:tr>
@@ -7351,7 +6876,7 @@
         </w:trPr>
         <w:tc>
           <w:tcPr>
-            <w:tcW w:w="2256" w:type="dxa"/>
+            <w:tcW w:w="2454" w:type="dxa"/>
           </w:tcPr>
           <w:p>
             <w:pPr>
@@ -7369,36 +6894,37 @@
         </w:tc>
         <w:tc>
           <w:tcPr>
-            <w:tcW w:w="2944" w:type="dxa"/>
-          </w:tcPr>
-          <w:p>
-            <w:pPr>
-              <w:keepNext/>
-              <w:keepLines/>
-              <w:widowControl w:val="0"/>
-            </w:pPr>
-            <w:proofErr w:type="spellStart"/>
-            <w:r>
-              <w:t>SetXPosition</w:t>
-            </w:r>
-            <w:proofErr w:type="spellEnd"/>
-          </w:p>
-        </w:tc>
-        <w:tc>
-          <w:tcPr>
-            <w:tcW w:w="2014" w:type="dxa"/>
-          </w:tcPr>
-          <w:p>
-            <w:pPr>
-              <w:keepNext/>
-              <w:keepLines/>
-              <w:widowControl w:val="0"/>
-            </w:pPr>
-          </w:p>
-        </w:tc>
-        <w:tc>
-          <w:tcPr>
-            <w:tcW w:w="2014" w:type="dxa"/>
+            <w:tcW w:w="2560" w:type="dxa"/>
+          </w:tcPr>
+          <w:p>
+            <w:pPr>
+              <w:keepNext/>
+              <w:keepLines/>
+              <w:widowControl w:val="0"/>
+            </w:pPr>
+            <w:r>
+              <w:t>MotionCommand</w:t>
+            </w:r>
+          </w:p>
+        </w:tc>
+        <w:tc>
+          <w:tcPr>
+            <w:tcW w:w="1130" w:type="dxa"/>
+          </w:tcPr>
+          <w:p>
+            <w:pPr>
+              <w:keepNext/>
+              <w:keepLines/>
+              <w:widowControl w:val="0"/>
+            </w:pPr>
+            <w:r>
+              <w:t>INT/ENUM</w:t>
+            </w:r>
+          </w:p>
+        </w:tc>
+        <w:tc>
+          <w:tcPr>
+            <w:tcW w:w="1162" w:type="dxa"/>
           </w:tcPr>
           <w:p>
             <w:pPr>
@@ -7413,14 +6939,57 @@
         </w:tc>
         <w:tc>
           <w:tcPr>
-            <w:tcW w:w="2137" w:type="dxa"/>
-          </w:tcPr>
-          <w:p>
-            <w:pPr>
-              <w:keepNext/>
-              <w:keepLines/>
-              <w:widowControl w:val="0"/>
-            </w:pPr>
+            <w:tcW w:w="2044" w:type="dxa"/>
+          </w:tcPr>
+          <w:p>
+            <w:pPr>
+              <w:keepNext/>
+              <w:keepLines/>
+              <w:widowControl w:val="0"/>
+            </w:pPr>
+            <w:r>
+              <w:t>Type of motion instruction</w:t>
+            </w:r>
+          </w:p>
+          <w:p>
+            <w:pPr>
+              <w:keepNext/>
+              <w:keepLines/>
+              <w:widowControl w:val="0"/>
+            </w:pPr>
+            <w:r>
+              <w:t>0: null instruction</w:t>
+            </w:r>
+          </w:p>
+          <w:p>
+            <w:pPr>
+              <w:keepNext/>
+              <w:keepLines/>
+              <w:widowControl w:val="0"/>
+            </w:pPr>
+            <w:r>
+              <w:t>1: waitok – activates AXESHALT, waits for button click before continuing script</w:t>
+            </w:r>
+          </w:p>
+          <w:p>
+            <w:pPr>
+              <w:keepNext/>
+              <w:keepLines/>
+              <w:widowControl w:val="0"/>
+            </w:pPr>
+            <w:r>
+              <w:t>2: absolute – motion based on absolute coordinates</w:t>
+            </w:r>
+          </w:p>
+          <w:p>
+            <w:pPr>
+              <w:keepNext/>
+              <w:keepLines/>
+              <w:widowControl w:val="0"/>
+            </w:pPr>
+            <w:r>
+              <w:t>3: relative – motion relative to current position</w:t>
+            </w:r>
           </w:p>
         </w:tc>
       </w:tr>
@@ -7430,7 +6999,7 @@
         </w:trPr>
         <w:tc>
           <w:tcPr>
-            <w:tcW w:w="2256" w:type="dxa"/>
+            <w:tcW w:w="2454" w:type="dxa"/>
           </w:tcPr>
           <w:p>
             <w:pPr>
@@ -7448,36 +7017,37 @@
         </w:tc>
         <w:tc>
           <w:tcPr>
-            <w:tcW w:w="2944" w:type="dxa"/>
-          </w:tcPr>
-          <w:p>
-            <w:pPr>
-              <w:keepNext/>
-              <w:keepLines/>
-              <w:widowControl w:val="0"/>
-            </w:pPr>
-            <w:proofErr w:type="spellStart"/>
-            <w:r>
-              <w:t>SetXVelocity</w:t>
-            </w:r>
-            <w:proofErr w:type="spellEnd"/>
-          </w:p>
-        </w:tc>
-        <w:tc>
-          <w:tcPr>
-            <w:tcW w:w="2014" w:type="dxa"/>
-          </w:tcPr>
-          <w:p>
-            <w:pPr>
-              <w:keepNext/>
-              <w:keepLines/>
-              <w:widowControl w:val="0"/>
-            </w:pPr>
-          </w:p>
-        </w:tc>
-        <w:tc>
-          <w:tcPr>
-            <w:tcW w:w="2014" w:type="dxa"/>
+            <w:tcW w:w="2560" w:type="dxa"/>
+          </w:tcPr>
+          <w:p>
+            <w:pPr>
+              <w:keepNext/>
+              <w:keepLines/>
+              <w:widowControl w:val="0"/>
+            </w:pPr>
+            <w:r>
+              <w:t>zType</w:t>
+            </w:r>
+          </w:p>
+        </w:tc>
+        <w:tc>
+          <w:tcPr>
+            <w:tcW w:w="1130" w:type="dxa"/>
+          </w:tcPr>
+          <w:p>
+            <w:pPr>
+              <w:keepNext/>
+              <w:keepLines/>
+              <w:widowControl w:val="0"/>
+            </w:pPr>
+            <w:r>
+              <w:t>INT/ENUM</w:t>
+            </w:r>
+          </w:p>
+        </w:tc>
+        <w:tc>
+          <w:tcPr>
+            <w:tcW w:w="1162" w:type="dxa"/>
           </w:tcPr>
           <w:p>
             <w:pPr>
@@ -7492,14 +7062,47 @@
         </w:tc>
         <w:tc>
           <w:tcPr>
-            <w:tcW w:w="2137" w:type="dxa"/>
-          </w:tcPr>
-          <w:p>
-            <w:pPr>
-              <w:keepNext/>
-              <w:keepLines/>
-              <w:widowControl w:val="0"/>
-            </w:pPr>
+            <w:tcW w:w="2044" w:type="dxa"/>
+          </w:tcPr>
+          <w:p>
+            <w:pPr>
+              <w:keepNext/>
+              <w:keepLines/>
+              <w:widowControl w:val="0"/>
+            </w:pPr>
+            <w:r>
+              <w:t>Z axis behavior</w:t>
+            </w:r>
+          </w:p>
+          <w:p>
+            <w:pPr>
+              <w:keepNext/>
+              <w:keepLines/>
+              <w:widowControl w:val="0"/>
+            </w:pPr>
+            <w:r>
+              <w:t>0: manual – z motion controlled manually</w:t>
+            </w:r>
+          </w:p>
+          <w:p>
+            <w:pPr>
+              <w:keepNext/>
+              <w:keepLines/>
+              <w:widowControl w:val="0"/>
+            </w:pPr>
+            <w:r>
+              <w:t>1: watersurface – z automatically tracks water surface. Not implemented</w:t>
+            </w:r>
+          </w:p>
+          <w:p>
+            <w:pPr>
+              <w:keepNext/>
+              <w:keepLines/>
+              <w:widowControl w:val="0"/>
+            </w:pPr>
+            <w:r>
+              <w:t>2: sedsurface – z automatically tracks sediment surface. Not implemented</w:t>
+            </w:r>
           </w:p>
         </w:tc>
       </w:tr>
@@ -7509,7 +7112,7 @@
         </w:trPr>
         <w:tc>
           <w:tcPr>
-            <w:tcW w:w="2256" w:type="dxa"/>
+            <w:tcW w:w="2454" w:type="dxa"/>
           </w:tcPr>
           <w:p>
             <w:pPr>
@@ -7527,36 +7130,37 @@
         </w:tc>
         <w:tc>
           <w:tcPr>
-            <w:tcW w:w="2944" w:type="dxa"/>
-          </w:tcPr>
-          <w:p>
-            <w:pPr>
-              <w:keepNext/>
-              <w:keepLines/>
-              <w:widowControl w:val="0"/>
-            </w:pPr>
-            <w:proofErr w:type="spellStart"/>
-            <w:r>
-              <w:t>SetXAccel</w:t>
-            </w:r>
-            <w:proofErr w:type="spellEnd"/>
-          </w:p>
-        </w:tc>
-        <w:tc>
-          <w:tcPr>
-            <w:tcW w:w="2014" w:type="dxa"/>
-          </w:tcPr>
-          <w:p>
-            <w:pPr>
-              <w:keepNext/>
-              <w:keepLines/>
-              <w:widowControl w:val="0"/>
-            </w:pPr>
-          </w:p>
-        </w:tc>
-        <w:tc>
-          <w:tcPr>
-            <w:tcW w:w="2014" w:type="dxa"/>
+            <w:tcW w:w="2560" w:type="dxa"/>
+          </w:tcPr>
+          <w:p>
+            <w:pPr>
+              <w:keepNext/>
+              <w:keepLines/>
+              <w:widowControl w:val="0"/>
+            </w:pPr>
+            <w:r>
+              <w:t>DataTrigger</w:t>
+            </w:r>
+          </w:p>
+        </w:tc>
+        <w:tc>
+          <w:tcPr>
+            <w:tcW w:w="1130" w:type="dxa"/>
+          </w:tcPr>
+          <w:p>
+            <w:pPr>
+              <w:keepNext/>
+              <w:keepLines/>
+              <w:widowControl w:val="0"/>
+            </w:pPr>
+            <w:r>
+              <w:t>INT/ENUM</w:t>
+            </w:r>
+          </w:p>
+        </w:tc>
+        <w:tc>
+          <w:tcPr>
+            <w:tcW w:w="1162" w:type="dxa"/>
           </w:tcPr>
           <w:p>
             <w:pPr>
@@ -7571,14 +7175,70 @@
         </w:tc>
         <w:tc>
           <w:tcPr>
-            <w:tcW w:w="2137" w:type="dxa"/>
-          </w:tcPr>
-          <w:p>
-            <w:pPr>
-              <w:keepNext/>
-              <w:keepLines/>
-              <w:widowControl w:val="0"/>
-            </w:pPr>
+            <w:tcW w:w="2044" w:type="dxa"/>
+          </w:tcPr>
+          <w:p>
+            <w:pPr>
+              <w:keepNext/>
+              <w:keepLines/>
+              <w:widowControl w:val="0"/>
+            </w:pPr>
+            <w:r>
+              <w:t>Determines what activates data recording</w:t>
+            </w:r>
+            <w:r>
+              <w:t>. Resolution is determined by DAQRES</w:t>
+            </w:r>
+          </w:p>
+          <w:p>
+            <w:pPr>
+              <w:keepNext/>
+              <w:keepLines/>
+              <w:widowControl w:val="0"/>
+            </w:pPr>
+            <w:r>
+              <w:t>0: none – no daq</w:t>
+            </w:r>
+          </w:p>
+          <w:p>
+            <w:pPr>
+              <w:keepNext/>
+              <w:keepLines/>
+              <w:widowControl w:val="0"/>
+            </w:pPr>
+            <w:r>
+              <w:t>1: x – daq triggers on x axis</w:t>
+            </w:r>
+          </w:p>
+          <w:p>
+            <w:pPr>
+              <w:keepNext/>
+              <w:keepLines/>
+              <w:widowControl w:val="0"/>
+            </w:pPr>
+            <w:r>
+              <w:t>2: y – daq triggers on y axis</w:t>
+            </w:r>
+          </w:p>
+          <w:p>
+            <w:pPr>
+              <w:keepNext/>
+              <w:keepLines/>
+              <w:widowControl w:val="0"/>
+            </w:pPr>
+            <w:r>
+              <w:t>3: z – daq triggers on z axis</w:t>
+            </w:r>
+          </w:p>
+          <w:p>
+            <w:pPr>
+              <w:keepNext/>
+              <w:keepLines/>
+              <w:widowControl w:val="0"/>
+            </w:pPr>
+            <w:r>
+              <w:t>4: timed – daq triggers on time</w:t>
+            </w:r>
           </w:p>
         </w:tc>
       </w:tr>
@@ -7588,7 +7248,7 @@
         </w:trPr>
         <w:tc>
           <w:tcPr>
-            <w:tcW w:w="2256" w:type="dxa"/>
+            <w:tcW w:w="2454" w:type="dxa"/>
           </w:tcPr>
           <w:p>
             <w:pPr>
@@ -7606,36 +7266,37 @@
         </w:tc>
         <w:tc>
           <w:tcPr>
-            <w:tcW w:w="2944" w:type="dxa"/>
-          </w:tcPr>
-          <w:p>
-            <w:pPr>
-              <w:keepNext/>
-              <w:keepLines/>
-              <w:widowControl w:val="0"/>
-            </w:pPr>
-            <w:proofErr w:type="spellStart"/>
-            <w:r>
-              <w:t>SetYPosition</w:t>
-            </w:r>
-            <w:proofErr w:type="spellEnd"/>
-          </w:p>
-        </w:tc>
-        <w:tc>
-          <w:tcPr>
-            <w:tcW w:w="2014" w:type="dxa"/>
-          </w:tcPr>
-          <w:p>
-            <w:pPr>
-              <w:keepNext/>
-              <w:keepLines/>
-              <w:widowControl w:val="0"/>
-            </w:pPr>
-          </w:p>
-        </w:tc>
-        <w:tc>
-          <w:tcPr>
-            <w:tcW w:w="2014" w:type="dxa"/>
+            <w:tcW w:w="2560" w:type="dxa"/>
+          </w:tcPr>
+          <w:p>
+            <w:pPr>
+              <w:keepNext/>
+              <w:keepLines/>
+              <w:widowControl w:val="0"/>
+            </w:pPr>
+            <w:r>
+              <w:t>Acq_Keyence</w:t>
+            </w:r>
+          </w:p>
+        </w:tc>
+        <w:tc>
+          <w:tcPr>
+            <w:tcW w:w="1130" w:type="dxa"/>
+          </w:tcPr>
+          <w:p>
+            <w:pPr>
+              <w:keepNext/>
+              <w:keepLines/>
+              <w:widowControl w:val="0"/>
+            </w:pPr>
+            <w:r>
+              <w:t>BOOL</w:t>
+            </w:r>
+          </w:p>
+        </w:tc>
+        <w:tc>
+          <w:tcPr>
+            <w:tcW w:w="1162" w:type="dxa"/>
           </w:tcPr>
           <w:p>
             <w:pPr>
@@ -7650,14 +7311,17 @@
         </w:tc>
         <w:tc>
           <w:tcPr>
-            <w:tcW w:w="2137" w:type="dxa"/>
-          </w:tcPr>
-          <w:p>
-            <w:pPr>
-              <w:keepNext/>
-              <w:keepLines/>
-              <w:widowControl w:val="0"/>
-            </w:pPr>
+            <w:tcW w:w="2044" w:type="dxa"/>
+          </w:tcPr>
+          <w:p>
+            <w:pPr>
+              <w:keepNext/>
+              <w:keepLines/>
+              <w:widowControl w:val="0"/>
+            </w:pPr>
+            <w:r>
+              <w:t xml:space="preserve">Keyence data will be recorded </w:t>
+            </w:r>
           </w:p>
         </w:tc>
       </w:tr>
@@ -7667,7 +7331,7 @@
         </w:trPr>
         <w:tc>
           <w:tcPr>
-            <w:tcW w:w="2256" w:type="dxa"/>
+            <w:tcW w:w="2454" w:type="dxa"/>
           </w:tcPr>
           <w:p>
             <w:pPr>
@@ -7685,36 +7349,37 @@
         </w:tc>
         <w:tc>
           <w:tcPr>
-            <w:tcW w:w="2944" w:type="dxa"/>
-          </w:tcPr>
-          <w:p>
-            <w:pPr>
-              <w:keepNext/>
-              <w:keepLines/>
-              <w:widowControl w:val="0"/>
-            </w:pPr>
-            <w:proofErr w:type="spellStart"/>
-            <w:r>
-              <w:t>SetYVelocity</w:t>
-            </w:r>
-            <w:proofErr w:type="spellEnd"/>
-          </w:p>
-        </w:tc>
-        <w:tc>
-          <w:tcPr>
-            <w:tcW w:w="2014" w:type="dxa"/>
-          </w:tcPr>
-          <w:p>
-            <w:pPr>
-              <w:keepNext/>
-              <w:keepLines/>
-              <w:widowControl w:val="0"/>
-            </w:pPr>
-          </w:p>
-        </w:tc>
-        <w:tc>
-          <w:tcPr>
-            <w:tcW w:w="2014" w:type="dxa"/>
+            <w:tcW w:w="2560" w:type="dxa"/>
+          </w:tcPr>
+          <w:p>
+            <w:pPr>
+              <w:keepNext/>
+              <w:keepLines/>
+              <w:widowControl w:val="0"/>
+            </w:pPr>
+            <w:r>
+              <w:t>Acq_Massa</w:t>
+            </w:r>
+          </w:p>
+        </w:tc>
+        <w:tc>
+          <w:tcPr>
+            <w:tcW w:w="1130" w:type="dxa"/>
+          </w:tcPr>
+          <w:p>
+            <w:pPr>
+              <w:keepNext/>
+              <w:keepLines/>
+              <w:widowControl w:val="0"/>
+            </w:pPr>
+            <w:r>
+              <w:t>BOOL</w:t>
+            </w:r>
+          </w:p>
+        </w:tc>
+        <w:tc>
+          <w:tcPr>
+            <w:tcW w:w="1162" w:type="dxa"/>
           </w:tcPr>
           <w:p>
             <w:pPr>
@@ -7729,14 +7394,17 @@
         </w:tc>
         <w:tc>
           <w:tcPr>
-            <w:tcW w:w="2137" w:type="dxa"/>
-          </w:tcPr>
-          <w:p>
-            <w:pPr>
-              <w:keepNext/>
-              <w:keepLines/>
-              <w:widowControl w:val="0"/>
-            </w:pPr>
+            <w:tcW w:w="2044" w:type="dxa"/>
+          </w:tcPr>
+          <w:p>
+            <w:pPr>
+              <w:keepNext/>
+              <w:keepLines/>
+              <w:widowControl w:val="0"/>
+            </w:pPr>
+            <w:r>
+              <w:t>Massa data will be recorded</w:t>
+            </w:r>
           </w:p>
         </w:tc>
       </w:tr>
@@ -7746,7 +7414,7 @@
         </w:trPr>
         <w:tc>
           <w:tcPr>
-            <w:tcW w:w="2256" w:type="dxa"/>
+            <w:tcW w:w="2454" w:type="dxa"/>
           </w:tcPr>
           <w:p>
             <w:pPr>
@@ -7764,36 +7432,37 @@
         </w:tc>
         <w:tc>
           <w:tcPr>
-            <w:tcW w:w="2944" w:type="dxa"/>
-          </w:tcPr>
-          <w:p>
-            <w:pPr>
-              <w:keepNext/>
-              <w:keepLines/>
-              <w:widowControl w:val="0"/>
-            </w:pPr>
-            <w:proofErr w:type="spellStart"/>
-            <w:r>
-              <w:t>SetYAccel</w:t>
-            </w:r>
-            <w:proofErr w:type="spellEnd"/>
-          </w:p>
-        </w:tc>
-        <w:tc>
-          <w:tcPr>
-            <w:tcW w:w="2014" w:type="dxa"/>
-          </w:tcPr>
-          <w:p>
-            <w:pPr>
-              <w:keepNext/>
-              <w:keepLines/>
-              <w:widowControl w:val="0"/>
-            </w:pPr>
-          </w:p>
-        </w:tc>
-        <w:tc>
-          <w:tcPr>
-            <w:tcW w:w="2014" w:type="dxa"/>
+            <w:tcW w:w="2560" w:type="dxa"/>
+          </w:tcPr>
+          <w:p>
+            <w:pPr>
+              <w:keepNext/>
+              <w:keepLines/>
+              <w:widowControl w:val="0"/>
+            </w:pPr>
+            <w:r>
+              <w:t>Acq_Sonar</w:t>
+            </w:r>
+          </w:p>
+        </w:tc>
+        <w:tc>
+          <w:tcPr>
+            <w:tcW w:w="1130" w:type="dxa"/>
+          </w:tcPr>
+          <w:p>
+            <w:pPr>
+              <w:keepNext/>
+              <w:keepLines/>
+              <w:widowControl w:val="0"/>
+            </w:pPr>
+            <w:r>
+              <w:t>BOOL</w:t>
+            </w:r>
+          </w:p>
+        </w:tc>
+        <w:tc>
+          <w:tcPr>
+            <w:tcW w:w="1162" w:type="dxa"/>
           </w:tcPr>
           <w:p>
             <w:pPr>
@@ -7808,14 +7477,17 @@
         </w:tc>
         <w:tc>
           <w:tcPr>
-            <w:tcW w:w="2137" w:type="dxa"/>
-          </w:tcPr>
-          <w:p>
-            <w:pPr>
-              <w:keepNext/>
-              <w:keepLines/>
-              <w:widowControl w:val="0"/>
-            </w:pPr>
+            <w:tcW w:w="2044" w:type="dxa"/>
+          </w:tcPr>
+          <w:p>
+            <w:pPr>
+              <w:keepNext/>
+              <w:keepLines/>
+              <w:widowControl w:val="0"/>
+            </w:pPr>
+            <w:r>
+              <w:t>Sonar data will be recorded. Not implemented</w:t>
+            </w:r>
           </w:p>
         </w:tc>
       </w:tr>
@@ -7825,7 +7497,7 @@
         </w:trPr>
         <w:tc>
           <w:tcPr>
-            <w:tcW w:w="2256" w:type="dxa"/>
+            <w:tcW w:w="2454" w:type="dxa"/>
           </w:tcPr>
           <w:p>
             <w:pPr>
@@ -7843,36 +7515,37 @@
         </w:tc>
         <w:tc>
           <w:tcPr>
-            <w:tcW w:w="2944" w:type="dxa"/>
-          </w:tcPr>
-          <w:p>
-            <w:pPr>
-              <w:keepNext/>
-              <w:keepLines/>
-              <w:widowControl w:val="0"/>
-            </w:pPr>
-            <w:proofErr w:type="spellStart"/>
-            <w:r>
-              <w:t>SetZPosition</w:t>
-            </w:r>
-            <w:proofErr w:type="spellEnd"/>
-          </w:p>
-        </w:tc>
-        <w:tc>
-          <w:tcPr>
-            <w:tcW w:w="2014" w:type="dxa"/>
-          </w:tcPr>
-          <w:p>
-            <w:pPr>
-              <w:keepNext/>
-              <w:keepLines/>
-              <w:widowControl w:val="0"/>
-            </w:pPr>
-          </w:p>
-        </w:tc>
-        <w:tc>
-          <w:tcPr>
-            <w:tcW w:w="2014" w:type="dxa"/>
+            <w:tcW w:w="2560" w:type="dxa"/>
+          </w:tcPr>
+          <w:p>
+            <w:pPr>
+              <w:keepNext/>
+              <w:keepLines/>
+              <w:widowControl w:val="0"/>
+            </w:pPr>
+            <w:r>
+              <w:t>SetXPosition</w:t>
+            </w:r>
+          </w:p>
+        </w:tc>
+        <w:tc>
+          <w:tcPr>
+            <w:tcW w:w="1130" w:type="dxa"/>
+          </w:tcPr>
+          <w:p>
+            <w:pPr>
+              <w:keepNext/>
+              <w:keepLines/>
+              <w:widowControl w:val="0"/>
+            </w:pPr>
+            <w:r>
+              <w:t>REAL</w:t>
+            </w:r>
+          </w:p>
+        </w:tc>
+        <w:tc>
+          <w:tcPr>
+            <w:tcW w:w="1162" w:type="dxa"/>
           </w:tcPr>
           <w:p>
             <w:pPr>
@@ -7887,14 +7560,17 @@
         </w:tc>
         <w:tc>
           <w:tcPr>
-            <w:tcW w:w="2137" w:type="dxa"/>
-          </w:tcPr>
-          <w:p>
-            <w:pPr>
-              <w:keepNext/>
-              <w:keepLines/>
-              <w:widowControl w:val="0"/>
-            </w:pPr>
+            <w:tcW w:w="2044" w:type="dxa"/>
+          </w:tcPr>
+          <w:p>
+            <w:pPr>
+              <w:keepNext/>
+              <w:keepLines/>
+              <w:widowControl w:val="0"/>
+            </w:pPr>
+            <w:r>
+              <w:t>Target x position</w:t>
+            </w:r>
           </w:p>
         </w:tc>
       </w:tr>
@@ -7904,7 +7580,7 @@
         </w:trPr>
         <w:tc>
           <w:tcPr>
-            <w:tcW w:w="2256" w:type="dxa"/>
+            <w:tcW w:w="2454" w:type="dxa"/>
           </w:tcPr>
           <w:p>
             <w:pPr>
@@ -7922,36 +7598,37 @@
         </w:tc>
         <w:tc>
           <w:tcPr>
-            <w:tcW w:w="2944" w:type="dxa"/>
-          </w:tcPr>
-          <w:p>
-            <w:pPr>
-              <w:keepNext/>
-              <w:keepLines/>
-              <w:widowControl w:val="0"/>
-            </w:pPr>
-            <w:proofErr w:type="spellStart"/>
-            <w:r>
-              <w:t>SetZVelocity</w:t>
-            </w:r>
-            <w:proofErr w:type="spellEnd"/>
-          </w:p>
-        </w:tc>
-        <w:tc>
-          <w:tcPr>
-            <w:tcW w:w="2014" w:type="dxa"/>
-          </w:tcPr>
-          <w:p>
-            <w:pPr>
-              <w:keepNext/>
-              <w:keepLines/>
-              <w:widowControl w:val="0"/>
-            </w:pPr>
-          </w:p>
-        </w:tc>
-        <w:tc>
-          <w:tcPr>
-            <w:tcW w:w="2014" w:type="dxa"/>
+            <w:tcW w:w="2560" w:type="dxa"/>
+          </w:tcPr>
+          <w:p>
+            <w:pPr>
+              <w:keepNext/>
+              <w:keepLines/>
+              <w:widowControl w:val="0"/>
+            </w:pPr>
+            <w:r>
+              <w:t>SetXVelocity</w:t>
+            </w:r>
+          </w:p>
+        </w:tc>
+        <w:tc>
+          <w:tcPr>
+            <w:tcW w:w="1130" w:type="dxa"/>
+          </w:tcPr>
+          <w:p>
+            <w:pPr>
+              <w:keepNext/>
+              <w:keepLines/>
+              <w:widowControl w:val="0"/>
+            </w:pPr>
+            <w:r>
+              <w:t>INT</w:t>
+            </w:r>
+          </w:p>
+        </w:tc>
+        <w:tc>
+          <w:tcPr>
+            <w:tcW w:w="1162" w:type="dxa"/>
           </w:tcPr>
           <w:p>
             <w:pPr>
@@ -7966,14 +7643,17 @@
         </w:tc>
         <w:tc>
           <w:tcPr>
-            <w:tcW w:w="2137" w:type="dxa"/>
-          </w:tcPr>
-          <w:p>
-            <w:pPr>
-              <w:keepNext/>
-              <w:keepLines/>
-              <w:widowControl w:val="0"/>
-            </w:pPr>
+            <w:tcW w:w="2044" w:type="dxa"/>
+          </w:tcPr>
+          <w:p>
+            <w:pPr>
+              <w:keepNext/>
+              <w:keepLines/>
+              <w:widowControl w:val="0"/>
+            </w:pPr>
+            <w:r>
+              <w:t>Target x velocity</w:t>
+            </w:r>
           </w:p>
         </w:tc>
       </w:tr>
@@ -7983,7 +7663,7 @@
         </w:trPr>
         <w:tc>
           <w:tcPr>
-            <w:tcW w:w="2256" w:type="dxa"/>
+            <w:tcW w:w="2454" w:type="dxa"/>
           </w:tcPr>
           <w:p>
             <w:pPr>
@@ -8001,36 +7681,37 @@
         </w:tc>
         <w:tc>
           <w:tcPr>
-            <w:tcW w:w="2944" w:type="dxa"/>
-          </w:tcPr>
-          <w:p>
-            <w:pPr>
-              <w:keepNext/>
-              <w:keepLines/>
-              <w:widowControl w:val="0"/>
-            </w:pPr>
-            <w:proofErr w:type="spellStart"/>
-            <w:r>
-              <w:t>PauseTime</w:t>
-            </w:r>
-            <w:proofErr w:type="spellEnd"/>
-          </w:p>
-        </w:tc>
-        <w:tc>
-          <w:tcPr>
-            <w:tcW w:w="2014" w:type="dxa"/>
-          </w:tcPr>
-          <w:p>
-            <w:pPr>
-              <w:keepNext/>
-              <w:keepLines/>
-              <w:widowControl w:val="0"/>
-            </w:pPr>
-          </w:p>
-        </w:tc>
-        <w:tc>
-          <w:tcPr>
-            <w:tcW w:w="2014" w:type="dxa"/>
+            <w:tcW w:w="2560" w:type="dxa"/>
+          </w:tcPr>
+          <w:p>
+            <w:pPr>
+              <w:keepNext/>
+              <w:keepLines/>
+              <w:widowControl w:val="0"/>
+            </w:pPr>
+            <w:r>
+              <w:t>SetXAccel</w:t>
+            </w:r>
+          </w:p>
+        </w:tc>
+        <w:tc>
+          <w:tcPr>
+            <w:tcW w:w="1130" w:type="dxa"/>
+          </w:tcPr>
+          <w:p>
+            <w:pPr>
+              <w:keepNext/>
+              <w:keepLines/>
+              <w:widowControl w:val="0"/>
+            </w:pPr>
+            <w:r>
+              <w:t>INT</w:t>
+            </w:r>
+          </w:p>
+        </w:tc>
+        <w:tc>
+          <w:tcPr>
+            <w:tcW w:w="1162" w:type="dxa"/>
           </w:tcPr>
           <w:p>
             <w:pPr>
@@ -8045,14 +7726,17 @@
         </w:tc>
         <w:tc>
           <w:tcPr>
-            <w:tcW w:w="2137" w:type="dxa"/>
-          </w:tcPr>
-          <w:p>
-            <w:pPr>
-              <w:keepNext/>
-              <w:keepLines/>
-              <w:widowControl w:val="0"/>
-            </w:pPr>
+            <w:tcW w:w="2044" w:type="dxa"/>
+          </w:tcPr>
+          <w:p>
+            <w:pPr>
+              <w:keepNext/>
+              <w:keepLines/>
+              <w:widowControl w:val="0"/>
+            </w:pPr>
+            <w:r>
+              <w:t>Target x acceleration. Not implemented</w:t>
+            </w:r>
           </w:p>
         </w:tc>
       </w:tr>
@@ -8062,7 +7746,7 @@
         </w:trPr>
         <w:tc>
           <w:tcPr>
-            <w:tcW w:w="2256" w:type="dxa"/>
+            <w:tcW w:w="2454" w:type="dxa"/>
           </w:tcPr>
           <w:p>
             <w:pPr>
@@ -8080,34 +7764,37 @@
         </w:tc>
         <w:tc>
           <w:tcPr>
-            <w:tcW w:w="2944" w:type="dxa"/>
-          </w:tcPr>
-          <w:p>
-            <w:pPr>
-              <w:keepNext/>
-              <w:keepLines/>
-              <w:widowControl w:val="0"/>
-            </w:pPr>
-            <w:r>
-              <w:t>Comment</w:t>
-            </w:r>
-          </w:p>
-        </w:tc>
-        <w:tc>
-          <w:tcPr>
-            <w:tcW w:w="2014" w:type="dxa"/>
-          </w:tcPr>
-          <w:p>
-            <w:pPr>
-              <w:keepNext/>
-              <w:keepLines/>
-              <w:widowControl w:val="0"/>
-            </w:pPr>
-          </w:p>
-        </w:tc>
-        <w:tc>
-          <w:tcPr>
-            <w:tcW w:w="2014" w:type="dxa"/>
+            <w:tcW w:w="2560" w:type="dxa"/>
+          </w:tcPr>
+          <w:p>
+            <w:pPr>
+              <w:keepNext/>
+              <w:keepLines/>
+              <w:widowControl w:val="0"/>
+            </w:pPr>
+            <w:r>
+              <w:t>SetYPosition</w:t>
+            </w:r>
+          </w:p>
+        </w:tc>
+        <w:tc>
+          <w:tcPr>
+            <w:tcW w:w="1130" w:type="dxa"/>
+          </w:tcPr>
+          <w:p>
+            <w:pPr>
+              <w:keepNext/>
+              <w:keepLines/>
+              <w:widowControl w:val="0"/>
+            </w:pPr>
+            <w:r>
+              <w:t>REAL</w:t>
+            </w:r>
+          </w:p>
+        </w:tc>
+        <w:tc>
+          <w:tcPr>
+            <w:tcW w:w="1162" w:type="dxa"/>
           </w:tcPr>
           <w:p>
             <w:pPr>
@@ -8122,14 +7809,17 @@
         </w:tc>
         <w:tc>
           <w:tcPr>
-            <w:tcW w:w="2137" w:type="dxa"/>
-          </w:tcPr>
-          <w:p>
-            <w:pPr>
-              <w:keepNext/>
-              <w:keepLines/>
-              <w:widowControl w:val="0"/>
-            </w:pPr>
+            <w:tcW w:w="2044" w:type="dxa"/>
+          </w:tcPr>
+          <w:p>
+            <w:pPr>
+              <w:keepNext/>
+              <w:keepLines/>
+              <w:widowControl w:val="0"/>
+            </w:pPr>
+            <w:r>
+              <w:t>Target y position</w:t>
+            </w:r>
           </w:p>
         </w:tc>
       </w:tr>
@@ -8139,71 +7829,80 @@
         </w:trPr>
         <w:tc>
           <w:tcPr>
-            <w:tcW w:w="2256" w:type="dxa"/>
-          </w:tcPr>
-          <w:p>
-            <w:pPr>
-              <w:keepNext/>
-              <w:keepLines/>
-              <w:widowControl w:val="0"/>
-            </w:pPr>
-            <w:r>
-              <w:t>DAQ/DATA</w:t>
-            </w:r>
-          </w:p>
-        </w:tc>
-        <w:tc>
-          <w:tcPr>
-            <w:tcW w:w="2944" w:type="dxa"/>
-          </w:tcPr>
-          <w:p>
-            <w:pPr>
-              <w:keepNext/>
-              <w:keepLines/>
-              <w:widowControl w:val="0"/>
-            </w:pPr>
-            <w:r>
-              <w:t>MASSA_TEMP</w:t>
-            </w:r>
-          </w:p>
-        </w:tc>
-        <w:tc>
-          <w:tcPr>
-            <w:tcW w:w="2014" w:type="dxa"/>
-          </w:tcPr>
-          <w:p>
-            <w:pPr>
-              <w:keepNext/>
-              <w:keepLines/>
-              <w:widowControl w:val="0"/>
-            </w:pPr>
-          </w:p>
-        </w:tc>
-        <w:tc>
-          <w:tcPr>
-            <w:tcW w:w="2014" w:type="dxa"/>
-          </w:tcPr>
-          <w:p>
-            <w:pPr>
-              <w:keepNext/>
-              <w:keepLines/>
-              <w:widowControl w:val="0"/>
-            </w:pPr>
-            <w:r>
-              <w:t>Read</w:t>
-            </w:r>
-          </w:p>
-        </w:tc>
-        <w:tc>
-          <w:tcPr>
-            <w:tcW w:w="2137" w:type="dxa"/>
-          </w:tcPr>
-          <w:p>
-            <w:pPr>
-              <w:keepNext/>
-              <w:keepLines/>
-              <w:widowControl w:val="0"/>
-            </w:pPr>
+            <w:tcW w:w="2454" w:type="dxa"/>
+          </w:tcPr>
+          <w:p>
+            <w:pPr>
+              <w:keepNext/>
+              <w:keepLines/>
+              <w:widowControl w:val="0"/>
+            </w:pPr>
+            <w:r>
+              <w:t>MOTION/INSTR</w:t>
+            </w:r>
+            <w:r>
+              <w:t>_BUFFER</w:t>
+            </w:r>
+          </w:p>
+        </w:tc>
+        <w:tc>
+          <w:tcPr>
+            <w:tcW w:w="2560" w:type="dxa"/>
+          </w:tcPr>
+          <w:p>
+            <w:pPr>
+              <w:keepNext/>
+              <w:keepLines/>
+              <w:widowControl w:val="0"/>
+            </w:pPr>
+            <w:r>
+              <w:t>SetYVelocity</w:t>
+            </w:r>
+          </w:p>
+        </w:tc>
+        <w:tc>
+          <w:tcPr>
+            <w:tcW w:w="1130" w:type="dxa"/>
+          </w:tcPr>
+          <w:p>
+            <w:pPr>
+              <w:keepNext/>
+              <w:keepLines/>
+              <w:widowControl w:val="0"/>
+            </w:pPr>
+            <w:r>
+              <w:t>INT</w:t>
+            </w:r>
+          </w:p>
+        </w:tc>
+        <w:tc>
+          <w:tcPr>
+            <w:tcW w:w="1162" w:type="dxa"/>
+          </w:tcPr>
+          <w:p>
+            <w:pPr>
+              <w:keepNext/>
+              <w:keepLines/>
+              <w:widowControl w:val="0"/>
+            </w:pPr>
+            <w:r>
+              <w:t>Write</w:t>
+            </w:r>
+          </w:p>
+        </w:tc>
+        <w:tc>
+          <w:tcPr>
+            <w:tcW w:w="2044" w:type="dxa"/>
+          </w:tcPr>
+          <w:p>
+            <w:pPr>
+              <w:keepNext/>
+              <w:keepLines/>
+              <w:widowControl w:val="0"/>
+            </w:pPr>
+            <w:r>
+              <w:t>Target y velocity</w:t>
+            </w:r>
           </w:p>
         </w:tc>
       </w:tr>
@@ -8213,71 +7912,80 @@
         </w:trPr>
         <w:tc>
           <w:tcPr>
-            <w:tcW w:w="2256" w:type="dxa"/>
-          </w:tcPr>
-          <w:p>
-            <w:pPr>
-              <w:keepNext/>
-              <w:keepLines/>
-              <w:widowControl w:val="0"/>
-            </w:pPr>
-            <w:r>
-              <w:t>DAQ/DATA</w:t>
-            </w:r>
-          </w:p>
-        </w:tc>
-        <w:tc>
-          <w:tcPr>
-            <w:tcW w:w="2944" w:type="dxa"/>
-          </w:tcPr>
-          <w:p>
-            <w:pPr>
-              <w:keepNext/>
-              <w:keepLines/>
-              <w:widowControl w:val="0"/>
-            </w:pPr>
-            <w:r>
-              <w:t>KEYENCE_TEMP</w:t>
-            </w:r>
-          </w:p>
-        </w:tc>
-        <w:tc>
-          <w:tcPr>
-            <w:tcW w:w="2014" w:type="dxa"/>
-          </w:tcPr>
-          <w:p>
-            <w:pPr>
-              <w:keepNext/>
-              <w:keepLines/>
-              <w:widowControl w:val="0"/>
-            </w:pPr>
-          </w:p>
-        </w:tc>
-        <w:tc>
-          <w:tcPr>
-            <w:tcW w:w="2014" w:type="dxa"/>
-          </w:tcPr>
-          <w:p>
-            <w:pPr>
-              <w:keepNext/>
-              <w:keepLines/>
-              <w:widowControl w:val="0"/>
-            </w:pPr>
-            <w:r>
-              <w:t>Read</w:t>
-            </w:r>
-          </w:p>
-        </w:tc>
-        <w:tc>
-          <w:tcPr>
-            <w:tcW w:w="2137" w:type="dxa"/>
-          </w:tcPr>
-          <w:p>
-            <w:pPr>
-              <w:keepNext/>
-              <w:keepLines/>
-              <w:widowControl w:val="0"/>
-            </w:pPr>
+            <w:tcW w:w="2454" w:type="dxa"/>
+          </w:tcPr>
+          <w:p>
+            <w:pPr>
+              <w:keepNext/>
+              <w:keepLines/>
+              <w:widowControl w:val="0"/>
+            </w:pPr>
+            <w:r>
+              <w:t>MOTION/INSTR</w:t>
+            </w:r>
+            <w:r>
+              <w:t>_BUFFER</w:t>
+            </w:r>
+          </w:p>
+        </w:tc>
+        <w:tc>
+          <w:tcPr>
+            <w:tcW w:w="2560" w:type="dxa"/>
+          </w:tcPr>
+          <w:p>
+            <w:pPr>
+              <w:keepNext/>
+              <w:keepLines/>
+              <w:widowControl w:val="0"/>
+            </w:pPr>
+            <w:r>
+              <w:t>SetYAccel</w:t>
+            </w:r>
+          </w:p>
+        </w:tc>
+        <w:tc>
+          <w:tcPr>
+            <w:tcW w:w="1130" w:type="dxa"/>
+          </w:tcPr>
+          <w:p>
+            <w:pPr>
+              <w:keepNext/>
+              <w:keepLines/>
+              <w:widowControl w:val="0"/>
+            </w:pPr>
+            <w:r>
+              <w:t>INT</w:t>
+            </w:r>
+          </w:p>
+        </w:tc>
+        <w:tc>
+          <w:tcPr>
+            <w:tcW w:w="1162" w:type="dxa"/>
+          </w:tcPr>
+          <w:p>
+            <w:pPr>
+              <w:keepNext/>
+              <w:keepLines/>
+              <w:widowControl w:val="0"/>
+            </w:pPr>
+            <w:r>
+              <w:t>Write</w:t>
+            </w:r>
+          </w:p>
+        </w:tc>
+        <w:tc>
+          <w:tcPr>
+            <w:tcW w:w="2044" w:type="dxa"/>
+          </w:tcPr>
+          <w:p>
+            <w:pPr>
+              <w:keepNext/>
+              <w:keepLines/>
+              <w:widowControl w:val="0"/>
+            </w:pPr>
+            <w:r>
+              <w:t>Target y acceleration. Not implemented</w:t>
+            </w:r>
           </w:p>
         </w:tc>
       </w:tr>
@@ -8287,49 +7995,55 @@
         </w:trPr>
         <w:tc>
           <w:tcPr>
-            <w:tcW w:w="2256" w:type="dxa"/>
-          </w:tcPr>
-          <w:p>
-            <w:pPr>
-              <w:keepNext/>
-              <w:keepLines/>
-              <w:widowControl w:val="0"/>
-            </w:pPr>
-            <w:r>
-              <w:t>DAQ/CTR</w:t>
-            </w:r>
-          </w:p>
-        </w:tc>
-        <w:tc>
-          <w:tcPr>
-            <w:tcW w:w="2944" w:type="dxa"/>
-          </w:tcPr>
-          <w:p>
-            <w:pPr>
-              <w:keepNext/>
-              <w:keepLines/>
-              <w:widowControl w:val="0"/>
-            </w:pPr>
-            <w:r>
-              <w:t>CMDDATACLR</w:t>
-            </w:r>
-          </w:p>
-        </w:tc>
-        <w:tc>
-          <w:tcPr>
-            <w:tcW w:w="2014" w:type="dxa"/>
-          </w:tcPr>
-          <w:p>
-            <w:pPr>
-              <w:keepNext/>
-              <w:keepLines/>
-              <w:widowControl w:val="0"/>
-            </w:pPr>
-          </w:p>
-        </w:tc>
-        <w:tc>
-          <w:tcPr>
-            <w:tcW w:w="2014" w:type="dxa"/>
+            <w:tcW w:w="2454" w:type="dxa"/>
+          </w:tcPr>
+          <w:p>
+            <w:pPr>
+              <w:keepNext/>
+              <w:keepLines/>
+              <w:widowControl w:val="0"/>
+            </w:pPr>
+            <w:r>
+              <w:t>MOTION/INSTR</w:t>
+            </w:r>
+            <w:r>
+              <w:t>_BUFFER</w:t>
+            </w:r>
+          </w:p>
+        </w:tc>
+        <w:tc>
+          <w:tcPr>
+            <w:tcW w:w="2560" w:type="dxa"/>
+          </w:tcPr>
+          <w:p>
+            <w:pPr>
+              <w:keepNext/>
+              <w:keepLines/>
+              <w:widowControl w:val="0"/>
+            </w:pPr>
+            <w:r>
+              <w:t>SetZPosition</w:t>
+            </w:r>
+          </w:p>
+        </w:tc>
+        <w:tc>
+          <w:tcPr>
+            <w:tcW w:w="1130" w:type="dxa"/>
+          </w:tcPr>
+          <w:p>
+            <w:pPr>
+              <w:keepNext/>
+              <w:keepLines/>
+              <w:widowControl w:val="0"/>
+            </w:pPr>
+            <w:r>
+              <w:t>REAL</w:t>
+            </w:r>
+          </w:p>
+        </w:tc>
+        <w:tc>
+          <w:tcPr>
+            <w:tcW w:w="1162" w:type="dxa"/>
           </w:tcPr>
           <w:p>
             <w:pPr>
@@ -8344,14 +8058,17 @@
         </w:tc>
         <w:tc>
           <w:tcPr>
-            <w:tcW w:w="2137" w:type="dxa"/>
-          </w:tcPr>
-          <w:p>
-            <w:pPr>
-              <w:keepNext/>
-              <w:keepLines/>
-              <w:widowControl w:val="0"/>
-            </w:pPr>
+            <w:tcW w:w="2044" w:type="dxa"/>
+          </w:tcPr>
+          <w:p>
+            <w:pPr>
+              <w:keepNext/>
+              <w:keepLines/>
+              <w:widowControl w:val="0"/>
+            </w:pPr>
+            <w:r>
+              <w:t>Target z position. Setting lower than safe z will cause z to move to safe z</w:t>
+            </w:r>
           </w:p>
         </w:tc>
       </w:tr>
@@ -8361,49 +8078,55 @@
         </w:trPr>
         <w:tc>
           <w:tcPr>
-            <w:tcW w:w="2256" w:type="dxa"/>
-          </w:tcPr>
-          <w:p>
-            <w:pPr>
-              <w:keepNext/>
-              <w:keepLines/>
-              <w:widowControl w:val="0"/>
-            </w:pPr>
-            <w:r>
-              <w:t>DAQ/CTR</w:t>
-            </w:r>
-          </w:p>
-        </w:tc>
-        <w:tc>
-          <w:tcPr>
-            <w:tcW w:w="2944" w:type="dxa"/>
-          </w:tcPr>
-          <w:p>
-            <w:pPr>
-              <w:keepNext/>
-              <w:keepLines/>
-              <w:widowControl w:val="0"/>
-            </w:pPr>
-            <w:r>
-              <w:t>CMDDATAAPPEND</w:t>
-            </w:r>
-          </w:p>
-        </w:tc>
-        <w:tc>
-          <w:tcPr>
-            <w:tcW w:w="2014" w:type="dxa"/>
-          </w:tcPr>
-          <w:p>
-            <w:pPr>
-              <w:keepNext/>
-              <w:keepLines/>
-              <w:widowControl w:val="0"/>
-            </w:pPr>
-          </w:p>
-        </w:tc>
-        <w:tc>
-          <w:tcPr>
-            <w:tcW w:w="2014" w:type="dxa"/>
+            <w:tcW w:w="2454" w:type="dxa"/>
+          </w:tcPr>
+          <w:p>
+            <w:pPr>
+              <w:keepNext/>
+              <w:keepLines/>
+              <w:widowControl w:val="0"/>
+            </w:pPr>
+            <w:r>
+              <w:t>MOTION/INSTR</w:t>
+            </w:r>
+            <w:r>
+              <w:t>_BUFFER</w:t>
+            </w:r>
+          </w:p>
+        </w:tc>
+        <w:tc>
+          <w:tcPr>
+            <w:tcW w:w="2560" w:type="dxa"/>
+          </w:tcPr>
+          <w:p>
+            <w:pPr>
+              <w:keepNext/>
+              <w:keepLines/>
+              <w:widowControl w:val="0"/>
+            </w:pPr>
+            <w:r>
+              <w:t>SetZVelocity</w:t>
+            </w:r>
+          </w:p>
+        </w:tc>
+        <w:tc>
+          <w:tcPr>
+            <w:tcW w:w="1130" w:type="dxa"/>
+          </w:tcPr>
+          <w:p>
+            <w:pPr>
+              <w:keepNext/>
+              <w:keepLines/>
+              <w:widowControl w:val="0"/>
+            </w:pPr>
+            <w:r>
+              <w:t>INT</w:t>
+            </w:r>
+          </w:p>
+        </w:tc>
+        <w:tc>
+          <w:tcPr>
+            <w:tcW w:w="1162" w:type="dxa"/>
           </w:tcPr>
           <w:p>
             <w:pPr>
@@ -8418,14 +8141,17 @@
         </w:tc>
         <w:tc>
           <w:tcPr>
-            <w:tcW w:w="2137" w:type="dxa"/>
-          </w:tcPr>
-          <w:p>
-            <w:pPr>
-              <w:keepNext/>
-              <w:keepLines/>
-              <w:widowControl w:val="0"/>
-            </w:pPr>
+            <w:tcW w:w="2044" w:type="dxa"/>
+          </w:tcPr>
+          <w:p>
+            <w:pPr>
+              <w:keepNext/>
+              <w:keepLines/>
+              <w:widowControl w:val="0"/>
+            </w:pPr>
+            <w:r>
+              <w:t>Target  z velocity</w:t>
+            </w:r>
           </w:p>
         </w:tc>
       </w:tr>
@@ -8435,49 +8161,55 @@
         </w:trPr>
         <w:tc>
           <w:tcPr>
-            <w:tcW w:w="2256" w:type="dxa"/>
-          </w:tcPr>
-          <w:p>
-            <w:pPr>
-              <w:keepNext/>
-              <w:keepLines/>
-              <w:widowControl w:val="0"/>
-            </w:pPr>
-            <w:r>
-              <w:t>DAQ/CTR</w:t>
-            </w:r>
-          </w:p>
-        </w:tc>
-        <w:tc>
-          <w:tcPr>
-            <w:tcW w:w="2944" w:type="dxa"/>
-          </w:tcPr>
-          <w:p>
-            <w:pPr>
-              <w:keepNext/>
-              <w:keepLines/>
-              <w:widowControl w:val="0"/>
-            </w:pPr>
-            <w:r>
-              <w:t>CMDDATAWRITE</w:t>
-            </w:r>
-          </w:p>
-        </w:tc>
-        <w:tc>
-          <w:tcPr>
-            <w:tcW w:w="2014" w:type="dxa"/>
-          </w:tcPr>
-          <w:p>
-            <w:pPr>
-              <w:keepNext/>
-              <w:keepLines/>
-              <w:widowControl w:val="0"/>
-            </w:pPr>
-          </w:p>
-        </w:tc>
-        <w:tc>
-          <w:tcPr>
-            <w:tcW w:w="2014" w:type="dxa"/>
+            <w:tcW w:w="2454" w:type="dxa"/>
+          </w:tcPr>
+          <w:p>
+            <w:pPr>
+              <w:keepNext/>
+              <w:keepLines/>
+              <w:widowControl w:val="0"/>
+            </w:pPr>
+            <w:r>
+              <w:t>MOTION/INSTR</w:t>
+            </w:r>
+            <w:r>
+              <w:t>_BUFFER</w:t>
+            </w:r>
+          </w:p>
+        </w:tc>
+        <w:tc>
+          <w:tcPr>
+            <w:tcW w:w="2560" w:type="dxa"/>
+          </w:tcPr>
+          <w:p>
+            <w:pPr>
+              <w:keepNext/>
+              <w:keepLines/>
+              <w:widowControl w:val="0"/>
+            </w:pPr>
+            <w:r>
+              <w:t>PauseTime</w:t>
+            </w:r>
+          </w:p>
+        </w:tc>
+        <w:tc>
+          <w:tcPr>
+            <w:tcW w:w="1130" w:type="dxa"/>
+          </w:tcPr>
+          <w:p>
+            <w:pPr>
+              <w:keepNext/>
+              <w:keepLines/>
+              <w:widowControl w:val="0"/>
+            </w:pPr>
+            <w:r>
+              <w:t>INT</w:t>
+            </w:r>
+          </w:p>
+        </w:tc>
+        <w:tc>
+          <w:tcPr>
+            <w:tcW w:w="1162" w:type="dxa"/>
           </w:tcPr>
           <w:p>
             <w:pPr>
@@ -8492,14 +8224,17 @@
         </w:tc>
         <w:tc>
           <w:tcPr>
-            <w:tcW w:w="2137" w:type="dxa"/>
-          </w:tcPr>
-          <w:p>
-            <w:pPr>
-              <w:keepNext/>
-              <w:keepLines/>
-              <w:widowControl w:val="0"/>
-            </w:pPr>
+            <w:tcW w:w="2044" w:type="dxa"/>
+          </w:tcPr>
+          <w:p>
+            <w:pPr>
+              <w:keepNext/>
+              <w:keepLines/>
+              <w:widowControl w:val="0"/>
+            </w:pPr>
+            <w:r>
+              <w:t>Time to pause at the end of motion in milliseconds</w:t>
+            </w:r>
           </w:p>
         </w:tc>
       </w:tr>
@@ -8509,7 +8244,250 @@
         </w:trPr>
         <w:tc>
           <w:tcPr>
-            <w:tcW w:w="2256" w:type="dxa"/>
+            <w:tcW w:w="2454" w:type="dxa"/>
+          </w:tcPr>
+          <w:p>
+            <w:pPr>
+              <w:keepNext/>
+              <w:keepLines/>
+              <w:widowControl w:val="0"/>
+            </w:pPr>
+            <w:r>
+              <w:t>MOTION/INSTR</w:t>
+            </w:r>
+            <w:r>
+              <w:t>_BUFFER</w:t>
+            </w:r>
+          </w:p>
+        </w:tc>
+        <w:tc>
+          <w:tcPr>
+            <w:tcW w:w="2560" w:type="dxa"/>
+          </w:tcPr>
+          <w:p>
+            <w:pPr>
+              <w:keepNext/>
+              <w:keepLines/>
+              <w:widowControl w:val="0"/>
+            </w:pPr>
+            <w:r>
+              <w:t>Comment</w:t>
+            </w:r>
+          </w:p>
+        </w:tc>
+        <w:tc>
+          <w:tcPr>
+            <w:tcW w:w="1130" w:type="dxa"/>
+          </w:tcPr>
+          <w:p>
+            <w:pPr>
+              <w:keepNext/>
+              <w:keepLines/>
+              <w:widowControl w:val="0"/>
+            </w:pPr>
+            <w:r>
+              <w:t>STRING</w:t>
+            </w:r>
+          </w:p>
+        </w:tc>
+        <w:tc>
+          <w:tcPr>
+            <w:tcW w:w="1162" w:type="dxa"/>
+          </w:tcPr>
+          <w:p>
+            <w:pPr>
+              <w:keepNext/>
+              <w:keepLines/>
+              <w:widowControl w:val="0"/>
+            </w:pPr>
+            <w:r>
+              <w:t>Write</w:t>
+            </w:r>
+          </w:p>
+        </w:tc>
+        <w:tc>
+          <w:tcPr>
+            <w:tcW w:w="2044" w:type="dxa"/>
+          </w:tcPr>
+          <w:p>
+            <w:pPr>
+              <w:keepNext/>
+              <w:keepLines/>
+              <w:widowControl w:val="0"/>
+            </w:pPr>
+            <w:r>
+              <w:t>comment</w:t>
+            </w:r>
+          </w:p>
+        </w:tc>
+      </w:tr>
+      <w:tr>
+        <w:trPr>
+          <w:trHeight w:val="292"/>
+        </w:trPr>
+        <w:tc>
+          <w:tcPr>
+            <w:tcW w:w="2454" w:type="dxa"/>
+          </w:tcPr>
+          <w:p>
+            <w:pPr>
+              <w:keepNext/>
+              <w:keepLines/>
+              <w:widowControl w:val="0"/>
+            </w:pPr>
+            <w:r>
+              <w:t>DAQ/DATA</w:t>
+            </w:r>
+          </w:p>
+        </w:tc>
+        <w:tc>
+          <w:tcPr>
+            <w:tcW w:w="2560" w:type="dxa"/>
+          </w:tcPr>
+          <w:p>
+            <w:pPr>
+              <w:keepNext/>
+              <w:keepLines/>
+              <w:widowControl w:val="0"/>
+            </w:pPr>
+            <w:r>
+              <w:t>MASSA_TEMP</w:t>
+            </w:r>
+          </w:p>
+        </w:tc>
+        <w:tc>
+          <w:tcPr>
+            <w:tcW w:w="1130" w:type="dxa"/>
+          </w:tcPr>
+          <w:p>
+            <w:pPr>
+              <w:keepNext/>
+              <w:keepLines/>
+              <w:widowControl w:val="0"/>
+            </w:pPr>
+            <w:r>
+              <w:t>INT</w:t>
+            </w:r>
+          </w:p>
+        </w:tc>
+        <w:tc>
+          <w:tcPr>
+            <w:tcW w:w="1162" w:type="dxa"/>
+          </w:tcPr>
+          <w:p>
+            <w:pPr>
+              <w:keepNext/>
+              <w:keepLines/>
+              <w:widowControl w:val="0"/>
+            </w:pPr>
+            <w:r>
+              <w:t>Read</w:t>
+            </w:r>
+          </w:p>
+        </w:tc>
+        <w:tc>
+          <w:tcPr>
+            <w:tcW w:w="2044" w:type="dxa"/>
+          </w:tcPr>
+          <w:p>
+            <w:pPr>
+              <w:keepNext/>
+              <w:keepLines/>
+              <w:widowControl w:val="0"/>
+            </w:pPr>
+            <w:r>
+              <w:t>Real time massa measurement</w:t>
+            </w:r>
+          </w:p>
+        </w:tc>
+      </w:tr>
+      <w:tr>
+        <w:trPr>
+          <w:trHeight w:val="292"/>
+        </w:trPr>
+        <w:tc>
+          <w:tcPr>
+            <w:tcW w:w="2454" w:type="dxa"/>
+          </w:tcPr>
+          <w:p>
+            <w:pPr>
+              <w:keepNext/>
+              <w:keepLines/>
+              <w:widowControl w:val="0"/>
+            </w:pPr>
+            <w:r>
+              <w:t>DAQ/DATA</w:t>
+            </w:r>
+          </w:p>
+        </w:tc>
+        <w:tc>
+          <w:tcPr>
+            <w:tcW w:w="2560" w:type="dxa"/>
+          </w:tcPr>
+          <w:p>
+            <w:pPr>
+              <w:keepNext/>
+              <w:keepLines/>
+              <w:widowControl w:val="0"/>
+            </w:pPr>
+            <w:r>
+              <w:t>KEYENCE_TEMP</w:t>
+            </w:r>
+          </w:p>
+        </w:tc>
+        <w:tc>
+          <w:tcPr>
+            <w:tcW w:w="1130" w:type="dxa"/>
+          </w:tcPr>
+          <w:p>
+            <w:pPr>
+              <w:keepNext/>
+              <w:keepLines/>
+              <w:widowControl w:val="0"/>
+            </w:pPr>
+            <w:r>
+              <w:t>INT</w:t>
+            </w:r>
+          </w:p>
+        </w:tc>
+        <w:tc>
+          <w:tcPr>
+            <w:tcW w:w="1162" w:type="dxa"/>
+          </w:tcPr>
+          <w:p>
+            <w:pPr>
+              <w:keepNext/>
+              <w:keepLines/>
+              <w:widowControl w:val="0"/>
+            </w:pPr>
+            <w:r>
+              <w:t>Read</w:t>
+            </w:r>
+          </w:p>
+        </w:tc>
+        <w:tc>
+          <w:tcPr>
+            <w:tcW w:w="2044" w:type="dxa"/>
+          </w:tcPr>
+          <w:p>
+            <w:pPr>
+              <w:keepNext/>
+              <w:keepLines/>
+              <w:widowControl w:val="0"/>
+            </w:pPr>
+            <w:r>
+              <w:t>Real time keyence measurement</w:t>
+            </w:r>
+          </w:p>
+        </w:tc>
+      </w:tr>
+      <w:tr>
+        <w:trPr>
+          <w:trHeight w:val="292"/>
+        </w:trPr>
+        <w:tc>
+          <w:tcPr>
+            <w:tcW w:w="2454" w:type="dxa"/>
           </w:tcPr>
           <w:p>
             <w:pPr>
@@ -8524,34 +8502,37 @@
         </w:tc>
         <w:tc>
           <w:tcPr>
-            <w:tcW w:w="2944" w:type="dxa"/>
-          </w:tcPr>
-          <w:p>
-            <w:pPr>
-              <w:keepNext/>
-              <w:keepLines/>
-              <w:widowControl w:val="0"/>
-            </w:pPr>
-            <w:r>
-              <w:t>DAQACQRES</w:t>
-            </w:r>
-          </w:p>
-        </w:tc>
-        <w:tc>
-          <w:tcPr>
-            <w:tcW w:w="2014" w:type="dxa"/>
-          </w:tcPr>
-          <w:p>
-            <w:pPr>
-              <w:keepNext/>
-              <w:keepLines/>
-              <w:widowControl w:val="0"/>
-            </w:pPr>
-          </w:p>
-        </w:tc>
-        <w:tc>
-          <w:tcPr>
-            <w:tcW w:w="2014" w:type="dxa"/>
+            <w:tcW w:w="2560" w:type="dxa"/>
+          </w:tcPr>
+          <w:p>
+            <w:pPr>
+              <w:keepNext/>
+              <w:keepLines/>
+              <w:widowControl w:val="0"/>
+            </w:pPr>
+            <w:r>
+              <w:t>CMDDATACLR</w:t>
+            </w:r>
+          </w:p>
+        </w:tc>
+        <w:tc>
+          <w:tcPr>
+            <w:tcW w:w="1130" w:type="dxa"/>
+          </w:tcPr>
+          <w:p>
+            <w:pPr>
+              <w:keepNext/>
+              <w:keepLines/>
+              <w:widowControl w:val="0"/>
+            </w:pPr>
+            <w:r>
+              <w:t>BOOL</w:t>
+            </w:r>
+          </w:p>
+        </w:tc>
+        <w:tc>
+          <w:tcPr>
+            <w:tcW w:w="1162" w:type="dxa"/>
           </w:tcPr>
           <w:p>
             <w:pPr>
@@ -8566,14 +8547,257 @@
         </w:tc>
         <w:tc>
           <w:tcPr>
-            <w:tcW w:w="2137" w:type="dxa"/>
-          </w:tcPr>
-          <w:p>
-            <w:pPr>
-              <w:keepNext/>
-              <w:keepLines/>
-              <w:widowControl w:val="0"/>
-            </w:pPr>
+            <w:tcW w:w="2044" w:type="dxa"/>
+          </w:tcPr>
+          <w:p>
+            <w:pPr>
+              <w:keepNext/>
+              <w:keepLines/>
+              <w:widowControl w:val="0"/>
+            </w:pPr>
+            <w:r>
+              <w:t>Clear all data arrays and reset index</w:t>
+            </w:r>
+          </w:p>
+        </w:tc>
+      </w:tr>
+      <w:tr>
+        <w:trPr>
+          <w:trHeight w:val="292"/>
+        </w:trPr>
+        <w:tc>
+          <w:tcPr>
+            <w:tcW w:w="2454" w:type="dxa"/>
+          </w:tcPr>
+          <w:p>
+            <w:pPr>
+              <w:keepNext/>
+              <w:keepLines/>
+              <w:widowControl w:val="0"/>
+            </w:pPr>
+            <w:r>
+              <w:t>DAQ/CTR</w:t>
+            </w:r>
+          </w:p>
+        </w:tc>
+        <w:tc>
+          <w:tcPr>
+            <w:tcW w:w="2560" w:type="dxa"/>
+          </w:tcPr>
+          <w:p>
+            <w:pPr>
+              <w:keepNext/>
+              <w:keepLines/>
+              <w:widowControl w:val="0"/>
+            </w:pPr>
+            <w:r>
+              <w:t>CMDDATAAPPEND</w:t>
+            </w:r>
+          </w:p>
+        </w:tc>
+        <w:tc>
+          <w:tcPr>
+            <w:tcW w:w="1130" w:type="dxa"/>
+          </w:tcPr>
+          <w:p>
+            <w:pPr>
+              <w:keepNext/>
+              <w:keepLines/>
+              <w:widowControl w:val="0"/>
+            </w:pPr>
+            <w:r>
+              <w:t>BOOL</w:t>
+            </w:r>
+          </w:p>
+        </w:tc>
+        <w:tc>
+          <w:tcPr>
+            <w:tcW w:w="1162" w:type="dxa"/>
+          </w:tcPr>
+          <w:p>
+            <w:pPr>
+              <w:keepNext/>
+              <w:keepLines/>
+              <w:widowControl w:val="0"/>
+            </w:pPr>
+            <w:r>
+              <w:t>Write</w:t>
+            </w:r>
+          </w:p>
+        </w:tc>
+        <w:tc>
+          <w:tcPr>
+            <w:tcW w:w="2044" w:type="dxa"/>
+          </w:tcPr>
+          <w:p>
+            <w:pPr>
+              <w:keepNext/>
+              <w:keepLines/>
+              <w:widowControl w:val="0"/>
+            </w:pPr>
+            <w:r>
+              <w:t>Set high to save all sensor data to one file for a finite number of script runs</w:t>
+            </w:r>
+          </w:p>
+        </w:tc>
+      </w:tr>
+      <w:tr>
+        <w:trPr>
+          <w:trHeight w:val="292"/>
+        </w:trPr>
+        <w:tc>
+          <w:tcPr>
+            <w:tcW w:w="2454" w:type="dxa"/>
+          </w:tcPr>
+          <w:p>
+            <w:pPr>
+              <w:keepNext/>
+              <w:keepLines/>
+              <w:widowControl w:val="0"/>
+            </w:pPr>
+            <w:r>
+              <w:t>DAQ/CTR</w:t>
+            </w:r>
+          </w:p>
+        </w:tc>
+        <w:tc>
+          <w:tcPr>
+            <w:tcW w:w="2560" w:type="dxa"/>
+          </w:tcPr>
+          <w:p>
+            <w:pPr>
+              <w:keepNext/>
+              <w:keepLines/>
+              <w:widowControl w:val="0"/>
+            </w:pPr>
+            <w:r>
+              <w:t>CMDDATAWRITE</w:t>
+            </w:r>
+          </w:p>
+        </w:tc>
+        <w:tc>
+          <w:tcPr>
+            <w:tcW w:w="1130" w:type="dxa"/>
+          </w:tcPr>
+          <w:p>
+            <w:pPr>
+              <w:keepNext/>
+              <w:keepLines/>
+              <w:widowControl w:val="0"/>
+            </w:pPr>
+            <w:r>
+              <w:t>BOOL</w:t>
+            </w:r>
+          </w:p>
+        </w:tc>
+        <w:tc>
+          <w:tcPr>
+            <w:tcW w:w="1162" w:type="dxa"/>
+          </w:tcPr>
+          <w:p>
+            <w:pPr>
+              <w:keepNext/>
+              <w:keepLines/>
+              <w:widowControl w:val="0"/>
+            </w:pPr>
+            <w:r>
+              <w:t>Write</w:t>
+            </w:r>
+          </w:p>
+        </w:tc>
+        <w:tc>
+          <w:tcPr>
+            <w:tcW w:w="2044" w:type="dxa"/>
+          </w:tcPr>
+          <w:p>
+            <w:pPr>
+              <w:keepNext/>
+              <w:keepLines/>
+              <w:widowControl w:val="0"/>
+            </w:pPr>
+            <w:r>
+              <w:t>Test function to dump data to file. Script automates this process</w:t>
+            </w:r>
+          </w:p>
+        </w:tc>
+      </w:tr>
+      <w:tr>
+        <w:trPr>
+          <w:trHeight w:val="292"/>
+        </w:trPr>
+        <w:tc>
+          <w:tcPr>
+            <w:tcW w:w="2454" w:type="dxa"/>
+          </w:tcPr>
+          <w:p>
+            <w:pPr>
+              <w:keepNext/>
+              <w:keepLines/>
+              <w:widowControl w:val="0"/>
+            </w:pPr>
+            <w:r>
+              <w:t>DAQ/CTR</w:t>
+            </w:r>
+          </w:p>
+        </w:tc>
+        <w:tc>
+          <w:tcPr>
+            <w:tcW w:w="2560" w:type="dxa"/>
+          </w:tcPr>
+          <w:p>
+            <w:pPr>
+              <w:keepNext/>
+              <w:keepLines/>
+              <w:widowControl w:val="0"/>
+            </w:pPr>
+            <w:r>
+              <w:t>DAQRES</w:t>
+            </w:r>
+          </w:p>
+        </w:tc>
+        <w:tc>
+          <w:tcPr>
+            <w:tcW w:w="1130" w:type="dxa"/>
+          </w:tcPr>
+          <w:p>
+            <w:pPr>
+              <w:keepNext/>
+              <w:keepLines/>
+              <w:widowControl w:val="0"/>
+            </w:pPr>
+            <w:r>
+              <w:t>INT</w:t>
+            </w:r>
+          </w:p>
+        </w:tc>
+        <w:tc>
+          <w:tcPr>
+            <w:tcW w:w="1162" w:type="dxa"/>
+          </w:tcPr>
+          <w:p>
+            <w:pPr>
+              <w:keepNext/>
+              <w:keepLines/>
+              <w:widowControl w:val="0"/>
+            </w:pPr>
+            <w:r>
+              <w:t>Write</w:t>
+            </w:r>
+          </w:p>
+        </w:tc>
+        <w:tc>
+          <w:tcPr>
+            <w:tcW w:w="2044" w:type="dxa"/>
+          </w:tcPr>
+          <w:p>
+            <w:pPr>
+              <w:keepNext/>
+              <w:keepLines/>
+              <w:widowControl w:val="0"/>
+            </w:pPr>
+            <w:r>
+              <w:t>Resolution of data acquisition. Acquire every x mm/seconds. Default 1 is the highest resolution</w:t>
+            </w:r>
           </w:p>
         </w:tc>
       </w:tr>

--- a/Beckhoff PLC Commissioning document.docx
+++ b/Beckhoff PLC Commissioning document.docx
@@ -2148,8 +2148,14 @@
         <w:keepLines/>
         <w:widowControl w:val="0"/>
         <w:spacing w:line="240" w:lineRule="auto"/>
-      </w:pPr>
-      <w:r>
+        <w:rPr>
+          <w:strike/>
+        </w:rPr>
+      </w:pPr>
+      <w:r>
+        <w:rPr>
+          <w:strike/>
+        </w:rPr>
         <w:t xml:space="preserve">Documentation on all variables and read/write </w:t>
       </w:r>
     </w:p>
@@ -2167,8 +2173,14 @@
         <w:keepLines/>
         <w:widowControl w:val="0"/>
         <w:spacing w:line="240" w:lineRule="auto"/>
-      </w:pPr>
-      <w:r>
+        <w:rPr>
+          <w:strike/>
+        </w:rPr>
+      </w:pPr>
+      <w:r>
+        <w:rPr>
+          <w:strike/>
+        </w:rPr>
         <w:t>Homing routine – 2 switches, drive coupled. Detect which is hit first or if they are both hit.</w:t>
       </w:r>
     </w:p>
@@ -2178,8 +2190,14 @@
         <w:keepLines/>
         <w:widowControl w:val="0"/>
         <w:spacing w:line="240" w:lineRule="auto"/>
-      </w:pPr>
-      <w:r>
+        <w:rPr>
+          <w:strike/>
+        </w:rPr>
+      </w:pPr>
+      <w:r>
+        <w:rPr>
+          <w:strike/>
+        </w:rPr>
         <w:t xml:space="preserve">Then uncouple and drive the side not hit to its switch. Then home routine. This eliminates rack </w:t>
       </w:r>
     </w:p>
@@ -2199,7 +2217,45 @@
         <w:spacing w:line="240" w:lineRule="auto"/>
       </w:pPr>
       <w:r>
-        <w:t>Manually set offsets option for arbitrary sensor placement</w:t>
+        <w:t>Mqtt send data at each trigger</w:t>
+      </w:r>
+    </w:p>
+    <w:p>
+      <w:pPr>
+        <w:keepNext/>
+        <w:keepLines/>
+        <w:widowControl w:val="0"/>
+        <w:spacing w:line="240" w:lineRule="auto"/>
+      </w:pPr>
+      <w:r>
+        <w:t>Stream data over mqtt with error correction</w:t>
+      </w:r>
+    </w:p>
+    <w:p>
+      <w:pPr>
+        <w:keepNext/>
+        <w:keepLines/>
+        <w:widowControl w:val="0"/>
+        <w:spacing w:line="240" w:lineRule="auto"/>
+      </w:pPr>
+    </w:p>
+    <w:p>
+      <w:pPr>
+        <w:keepNext/>
+        <w:keepLines/>
+        <w:widowControl w:val="0"/>
+        <w:spacing w:line="240" w:lineRule="auto"/>
+      </w:pPr>
+    </w:p>
+    <w:p>
+      <w:pPr>
+        <w:keepNext/>
+        <w:keepLines/>
+        <w:widowControl w:val="0"/>
+        <w:spacing w:line="240" w:lineRule="auto"/>
+      </w:pPr>
+      <w:r>
+        <w:t>Choose to display coordinates in terms of sensor offsets</w:t>
       </w:r>
     </w:p>
     <w:p>

--- a/Beckhoff PLC Commissioning document.docx
+++ b/Beckhoff PLC Commissioning document.docx
@@ -608,6 +608,7 @@
         <w:spacing w:line="240" w:lineRule="auto"/>
       </w:pPr>
       <w:r>
+        <w:lastRenderedPageBreak/>
         <w:t>As2021-0d20 commissioning:</w:t>
       </w:r>
     </w:p>
@@ -808,110 +809,8 @@
         <w:spacing w:line="240" w:lineRule="auto"/>
       </w:pPr>
       <w:r>
-        <w:t>Function Block (FB): instantiated in program variables. Can instantiate multiple. Retains data</w:t>
-      </w:r>
-    </w:p>
-    <w:p>
-      <w:pPr>
-        <w:keepNext/>
-        <w:keepLines/>
-        <w:widowControl w:val="0"/>
-        <w:spacing w:line="240" w:lineRule="auto"/>
-      </w:pPr>
-      <w:r>
-        <w:t>Program(PRG): Called directly. Can assign task. Only one instance</w:t>
-      </w:r>
-    </w:p>
-    <w:p>
-      <w:pPr>
-        <w:keepNext/>
-        <w:keepLines/>
-        <w:widowControl w:val="0"/>
-        <w:spacing w:line="240" w:lineRule="auto"/>
-      </w:pPr>
-      <w:r>
-        <w:t>Function: does not retain data after call</w:t>
-      </w:r>
-    </w:p>
-    <w:p>
-      <w:pPr>
-        <w:keepNext/>
-        <w:keepLines/>
-        <w:widowControl w:val="0"/>
-        <w:spacing w:line="240" w:lineRule="auto"/>
-      </w:pPr>
-      <w:r>
-        <w:t>Method: subordinate to a FB or PRG, can access all data</w:t>
-      </w:r>
-    </w:p>
-    <w:p>
-      <w:pPr>
-        <w:keepNext/>
-        <w:keepLines/>
-        <w:widowControl w:val="0"/>
-        <w:spacing w:line="240" w:lineRule="auto"/>
-      </w:pPr>
-    </w:p>
-    <w:p>
-      <w:pPr>
-        <w:keepNext/>
-        <w:keepLines/>
-        <w:widowControl w:val="0"/>
-        <w:spacing w:line="240" w:lineRule="auto"/>
-      </w:pPr>
-      <w:r>
-        <w:t>Function Block Diagram (FBD): graphical arrangement of function blocks</w:t>
-      </w:r>
-    </w:p>
-    <w:p>
-      <w:pPr>
-        <w:keepNext/>
-        <w:keepLines/>
-        <w:widowControl w:val="0"/>
-        <w:spacing w:line="240" w:lineRule="auto"/>
-      </w:pPr>
-      <w:r>
-        <w:t>Other options – Ladder Diagram, Instruction List</w:t>
-      </w:r>
-    </w:p>
-    <w:p>
-      <w:pPr>
-        <w:keepNext/>
-        <w:keepLines/>
-        <w:widowControl w:val="0"/>
-        <w:spacing w:line="240" w:lineRule="auto"/>
-      </w:pPr>
-    </w:p>
-    <w:p>
-      <w:pPr>
-        <w:keepNext/>
-        <w:keepLines/>
-        <w:widowControl w:val="0"/>
-        <w:spacing w:line="240" w:lineRule="auto"/>
-      </w:pPr>
-      <w:r>
-        <w:t>String function</w:t>
-      </w:r>
-      <w:r>
-        <w:t>s</w:t>
-      </w:r>
-      <w:r>
-        <w:t xml:space="preserve"> FIND2, LEN2</w:t>
-      </w:r>
-      <w:r>
-        <w:t xml:space="preserve"> etc</w:t>
-      </w:r>
-      <w:r>
-        <w:t xml:space="preserve"> used for strings longer than 255 char</w:t>
-      </w:r>
-    </w:p>
-    <w:p>
-      <w:pPr>
-        <w:keepNext/>
-        <w:keepLines/>
-        <w:widowControl w:val="0"/>
-        <w:spacing w:line="240" w:lineRule="auto"/>
-      </w:pPr>
+        <w:t>increase pagefile size</w:t>
+      </w:r>
     </w:p>
     <w:p>
       <w:pPr>
@@ -924,80 +823,193 @@
           <w:bCs/>
         </w:rPr>
       </w:pPr>
-      <w:r>
+    </w:p>
+    <w:p>
+      <w:pPr>
+        <w:keepNext/>
+        <w:keepLines/>
+        <w:widowControl w:val="0"/>
+        <w:spacing w:line="240" w:lineRule="auto"/>
+      </w:pPr>
+      <w:r>
+        <w:t>Function Block (FB): instantiated in program variables. Can instantiate multiple. Retains data</w:t>
+      </w:r>
+    </w:p>
+    <w:p>
+      <w:pPr>
+        <w:keepNext/>
+        <w:keepLines/>
+        <w:widowControl w:val="0"/>
+        <w:spacing w:line="240" w:lineRule="auto"/>
+      </w:pPr>
+      <w:r>
+        <w:t>Program(PRG): Called directly. Can assign task. Only one instance</w:t>
+      </w:r>
+    </w:p>
+    <w:p>
+      <w:pPr>
+        <w:keepNext/>
+        <w:keepLines/>
+        <w:widowControl w:val="0"/>
+        <w:spacing w:line="240" w:lineRule="auto"/>
+      </w:pPr>
+      <w:r>
+        <w:t>Function: does not retain data after call</w:t>
+      </w:r>
+    </w:p>
+    <w:p>
+      <w:pPr>
+        <w:keepNext/>
+        <w:keepLines/>
+        <w:widowControl w:val="0"/>
+        <w:spacing w:line="240" w:lineRule="auto"/>
+      </w:pPr>
+      <w:r>
+        <w:t>Method: subordinate to a FB or PRG, can access all data</w:t>
+      </w:r>
+    </w:p>
+    <w:p>
+      <w:pPr>
+        <w:keepNext/>
+        <w:keepLines/>
+        <w:widowControl w:val="0"/>
+        <w:spacing w:line="240" w:lineRule="auto"/>
+      </w:pPr>
+    </w:p>
+    <w:p>
+      <w:pPr>
+        <w:keepNext/>
+        <w:keepLines/>
+        <w:widowControl w:val="0"/>
+        <w:spacing w:line="240" w:lineRule="auto"/>
+      </w:pPr>
+      <w:r>
+        <w:t>Function Block Diagram (FBD): graphical arrangement of function blocks</w:t>
+      </w:r>
+    </w:p>
+    <w:p>
+      <w:pPr>
+        <w:keepNext/>
+        <w:keepLines/>
+        <w:widowControl w:val="0"/>
+        <w:spacing w:line="240" w:lineRule="auto"/>
+      </w:pPr>
+      <w:r>
+        <w:t>Other options – Ladder Diagram, Instruction List</w:t>
+      </w:r>
+    </w:p>
+    <w:p>
+      <w:pPr>
+        <w:keepNext/>
+        <w:keepLines/>
+        <w:widowControl w:val="0"/>
+        <w:spacing w:line="240" w:lineRule="auto"/>
+      </w:pPr>
+    </w:p>
+    <w:p>
+      <w:pPr>
+        <w:keepNext/>
+        <w:keepLines/>
+        <w:widowControl w:val="0"/>
+        <w:spacing w:line="240" w:lineRule="auto"/>
+      </w:pPr>
+      <w:r>
+        <w:t>String function</w:t>
+      </w:r>
+      <w:r>
+        <w:t>s</w:t>
+      </w:r>
+      <w:r>
+        <w:t xml:space="preserve"> FIND2, LEN2</w:t>
+      </w:r>
+      <w:r>
+        <w:t xml:space="preserve"> etc</w:t>
+      </w:r>
+      <w:r>
+        <w:t xml:space="preserve"> used for strings longer than 255 char</w:t>
+      </w:r>
+    </w:p>
+    <w:p>
+      <w:pPr>
+        <w:keepNext/>
+        <w:keepLines/>
+        <w:widowControl w:val="0"/>
+        <w:spacing w:line="240" w:lineRule="auto"/>
+      </w:pPr>
+    </w:p>
+    <w:p>
+      <w:pPr>
+        <w:keepNext/>
+        <w:keepLines/>
+        <w:widowControl w:val="0"/>
+        <w:spacing w:line="240" w:lineRule="auto"/>
         <w:rPr>
           <w:b/>
           <w:bCs/>
         </w:rPr>
-        <w:t>MQTT/Libraries:</w:t>
-      </w:r>
-    </w:p>
-    <w:p>
-      <w:pPr>
-        <w:keepNext/>
-        <w:keepLines/>
-        <w:widowControl w:val="0"/>
-        <w:spacing w:line="240" w:lineRule="auto"/>
-      </w:pPr>
-      <w:r>
-        <w:t>MQTT QOS currently set to at most once message send</w:t>
-      </w:r>
-    </w:p>
-    <w:p>
-      <w:pPr>
-        <w:keepNext/>
-        <w:keepLines/>
-        <w:widowControl w:val="0"/>
-        <w:spacing w:line="240" w:lineRule="auto"/>
-      </w:pPr>
-      <w:r>
-        <w:t>Mqtt is in‘TC3_IotBase’</w:t>
-      </w:r>
-    </w:p>
-    <w:p>
-      <w:pPr>
-        <w:keepNext/>
-        <w:keepLines/>
-        <w:widowControl w:val="0"/>
-        <w:spacing w:line="240" w:lineRule="auto"/>
-      </w:pPr>
-      <w:r>
-        <w:t>LEN2() is in library ‘Tc2_Utilities’</w:t>
-      </w:r>
-    </w:p>
-    <w:p>
-      <w:pPr>
-        <w:keepNext/>
-        <w:keepLines/>
-        <w:widowControl w:val="0"/>
-        <w:spacing w:line="240" w:lineRule="auto"/>
-      </w:pPr>
-      <w:r>
-        <w:t>JSON functions in ‘TC3_JsonXML’</w:t>
-      </w:r>
-    </w:p>
-    <w:p>
-      <w:pPr>
-        <w:keepNext/>
-        <w:keepLines/>
-        <w:widowControl w:val="0"/>
-        <w:spacing w:line="240" w:lineRule="auto"/>
-      </w:pPr>
-      <w:r>
-        <w:t>FB_S_UPS_BAPI_0 (write persistent data on power loss) in library Tc2_SUPS (download in pkg manager)</w:t>
-      </w:r>
-    </w:p>
-    <w:p>
-      <w:pPr>
-        <w:keepNext/>
-        <w:keepLines/>
-        <w:widowControl w:val="0"/>
-        <w:spacing w:line="240" w:lineRule="auto"/>
+      </w:pPr>
+      <w:r>
         <w:rPr>
           <w:b/>
           <w:bCs/>
         </w:rPr>
-      </w:pPr>
+        <w:t>MQTT/Libraries:</w:t>
+      </w:r>
+    </w:p>
+    <w:p>
+      <w:pPr>
+        <w:keepNext/>
+        <w:keepLines/>
+        <w:widowControl w:val="0"/>
+        <w:spacing w:line="240" w:lineRule="auto"/>
+      </w:pPr>
+      <w:r>
+        <w:t>MQTT QOS currently set to at most once message send</w:t>
+      </w:r>
+    </w:p>
+    <w:p>
+      <w:pPr>
+        <w:keepNext/>
+        <w:keepLines/>
+        <w:widowControl w:val="0"/>
+        <w:spacing w:line="240" w:lineRule="auto"/>
+      </w:pPr>
+      <w:r>
+        <w:t>Mqtt is in‘TC3_IotBase’</w:t>
+      </w:r>
+    </w:p>
+    <w:p>
+      <w:pPr>
+        <w:keepNext/>
+        <w:keepLines/>
+        <w:widowControl w:val="0"/>
+        <w:spacing w:line="240" w:lineRule="auto"/>
+      </w:pPr>
+      <w:r>
+        <w:t>LEN2() is in library ‘Tc2_Utilities’</w:t>
+      </w:r>
+    </w:p>
+    <w:p>
+      <w:pPr>
+        <w:keepNext/>
+        <w:keepLines/>
+        <w:widowControl w:val="0"/>
+        <w:spacing w:line="240" w:lineRule="auto"/>
+      </w:pPr>
+      <w:r>
+        <w:t>JSON functions in ‘TC3_JsonXML’</w:t>
+      </w:r>
+    </w:p>
+    <w:p>
+      <w:pPr>
+        <w:keepNext/>
+        <w:keepLines/>
+        <w:widowControl w:val="0"/>
+        <w:spacing w:line="240" w:lineRule="auto"/>
+      </w:pPr>
+      <w:r>
+        <w:t>FB_S_UPS_BAPI_0 (write persistent data on power loss) in library Tc2_SUPS (download in pkg manager)</w:t>
+      </w:r>
     </w:p>
     <w:p>
       <w:pPr>
@@ -1010,11 +1022,23 @@
           <w:bCs/>
         </w:rPr>
       </w:pPr>
-      <w:r>
+    </w:p>
+    <w:p>
+      <w:pPr>
+        <w:keepNext/>
+        <w:keepLines/>
+        <w:widowControl w:val="0"/>
+        <w:spacing w:line="240" w:lineRule="auto"/>
         <w:rPr>
           <w:b/>
           <w:bCs/>
         </w:rPr>
+      </w:pPr>
+      <w:r>
+        <w:rPr>
+          <w:b/>
+          <w:bCs/>
+        </w:rPr>
         <w:t>Measure Timing Function:</w:t>
       </w:r>
     </w:p>
@@ -1133,6 +1157,7 @@
         <w:spacing w:line="240" w:lineRule="auto"/>
       </w:pPr>
       <w:r>
+        <w:lastRenderedPageBreak/>
         <w:t>Scaling Nc parameters invert both for coupled axis</w:t>
       </w:r>
     </w:p>
@@ -1852,6 +1877,7 @@
         <w:rPr>
           <w:b/>
         </w:rPr>
+        <w:lastRenderedPageBreak/>
         <w:t>T</w:t>
       </w:r>
       <w:r>
@@ -2530,6 +2556,7 @@
         <w:rPr>
           <w:b/>
         </w:rPr>
+        <w:lastRenderedPageBreak/>
         <w:t>Potential Features:</w:t>
       </w:r>
     </w:p>
@@ -2920,6 +2947,7 @@
               <w:widowControl w:val="0"/>
             </w:pPr>
             <w:r>
+              <w:lastRenderedPageBreak/>
               <w:t>Topic</w:t>
             </w:r>
           </w:p>
@@ -3726,6 +3754,7 @@
               <w:widowControl w:val="0"/>
             </w:pPr>
             <w:r>
+              <w:lastRenderedPageBreak/>
               <w:t>MOTION/STATUS</w:t>
             </w:r>
           </w:p>
@@ -4532,6 +4561,7 @@
               <w:widowControl w:val="0"/>
             </w:pPr>
             <w:r>
+              <w:lastRenderedPageBreak/>
               <w:t>MOTION/STATUS</w:t>
             </w:r>
           </w:p>
@@ -5658,6 +5688,7 @@
               <w:widowControl w:val="0"/>
             </w:pPr>
             <w:r>
+              <w:lastRenderedPageBreak/>
               <w:t>MOTION/CTR</w:t>
             </w:r>
           </w:p>
@@ -6941,6 +6972,7 @@
               <w:widowControl w:val="0"/>
             </w:pPr>
             <w:r>
+              <w:lastRenderedPageBreak/>
               <w:t>MOTION/INSTR</w:t>
             </w:r>
             <w:r>
@@ -7479,6 +7511,7 @@
               <w:widowControl w:val="0"/>
             </w:pPr>
             <w:r>
+              <w:lastRenderedPageBreak/>
               <w:t>MOTION/INSTR</w:t>
             </w:r>
             <w:r>
